--- a/ТРПО/ТРПО ПЗ/ТРПО Описание Игры/План разработки.docx
+++ b/ТРПО/ТРПО ПЗ/ТРПО Описание Игры/План разработки.docx
@@ -911,15 +911,26 @@
     <w:p>
       <w:pPr>
         <w:rPr>
-          <w:sz w:val="28"/>
-          <w:szCs w:val="28"/>
-        </w:rPr>
-      </w:pPr>
+          <w:b/>
+          <w:bCs/>
+          <w:sz w:val="28"/>
+          <w:szCs w:val="28"/>
+        </w:rPr>
+      </w:pPr>
+      <w:r>
+        <w:rPr>
+          <w:b/>
+          <w:bCs/>
+          <w:sz w:val="28"/>
+          <w:szCs w:val="28"/>
+        </w:rPr>
+        <w:lastRenderedPageBreak/>
+        <w:t>1 Анализ задачи</w:t>
+      </w:r>
     </w:p>
     <w:p>
       <w:pPr>
         <w:spacing w:line="360" w:lineRule="exact"/>
-        <w:jc w:val="center"/>
         <w:rPr>
           <w:b/>
           <w:bCs/>
@@ -933,6 +944,16 @@
           <w:bCs/>
           <w:sz w:val="28"/>
           <w:szCs w:val="28"/>
+          <w:lang w:val="en-US"/>
+        </w:rPr>
+        <w:t>1.1</w:t>
+      </w:r>
+      <w:r>
+        <w:rPr>
+          <w:b/>
+          <w:bCs/>
+          <w:sz w:val="28"/>
+          <w:szCs w:val="28"/>
         </w:rPr>
         <w:t>Постановка задачи</w:t>
       </w:r>
@@ -948,10 +969,56 @@
           <w:szCs w:val="28"/>
         </w:rPr>
       </w:pPr>
+      <w:r>
+        <w:rPr>
+          <w:b/>
+          <w:bCs/>
+          <w:sz w:val="28"/>
+          <w:szCs w:val="28"/>
+        </w:rPr>
+        <w:t>1:</w:t>
+      </w:r>
+      <w:r>
+        <w:rPr>
+          <w:b/>
+          <w:bCs/>
+          <w:sz w:val="28"/>
+          <w:szCs w:val="28"/>
+        </w:rPr>
+        <w:t xml:space="preserve"> </w:t>
+      </w:r>
+      <w:r>
+        <w:rPr>
+          <w:b/>
+          <w:bCs/>
+          <w:sz w:val="28"/>
+          <w:szCs w:val="28"/>
+        </w:rPr>
+        <w:t>Организационн</w:t>
+      </w:r>
+      <w:r>
+        <w:rPr>
+          <w:b/>
+          <w:bCs/>
+          <w:sz w:val="28"/>
+          <w:szCs w:val="28"/>
+        </w:rPr>
+        <w:t>ая</w:t>
+      </w:r>
+      <w:r>
+        <w:rPr>
+          <w:b/>
+          <w:bCs/>
+          <w:sz w:val="28"/>
+          <w:szCs w:val="28"/>
+        </w:rPr>
+        <w:t xml:space="preserve"> сущность задачи</w:t>
+      </w:r>
     </w:p>
     <w:p>
       <w:pPr>
         <w:spacing w:line="360" w:lineRule="exact"/>
+        <w:ind w:firstLine="851"/>
         <w:jc w:val="both"/>
         <w:rPr>
           <w:b/>
@@ -960,41 +1027,67 @@
           <w:szCs w:val="28"/>
         </w:rPr>
       </w:pPr>
-      <w:proofErr w:type="gramStart"/>
-      <w:r>
-        <w:rPr>
-          <w:b/>
-          <w:bCs/>
-          <w:sz w:val="28"/>
-          <w:szCs w:val="28"/>
-        </w:rPr>
-        <w:t>1:Организационная</w:t>
-      </w:r>
-      <w:proofErr w:type="gramEnd"/>
-      <w:r>
-        <w:rPr>
-          <w:b/>
-          <w:bCs/>
-          <w:sz w:val="28"/>
-          <w:szCs w:val="28"/>
-        </w:rPr>
-        <w:t xml:space="preserve"> сущность задачи</w:t>
-      </w:r>
     </w:p>
     <w:p>
       <w:pPr>
         <w:spacing w:line="360" w:lineRule="exact"/>
-        <w:rPr>
-          <w:b/>
-          <w:bCs/>
-          <w:sz w:val="28"/>
-          <w:szCs w:val="28"/>
-        </w:rPr>
-      </w:pPr>
+        <w:ind w:firstLine="851"/>
+        <w:jc w:val="both"/>
+        <w:rPr>
+          <w:sz w:val="28"/>
+          <w:szCs w:val="28"/>
+        </w:rPr>
+      </w:pPr>
+      <w:r>
+        <w:rPr>
+          <w:sz w:val="28"/>
+          <w:szCs w:val="28"/>
+        </w:rPr>
+        <w:t xml:space="preserve">Наименование задачи: </w:t>
+      </w:r>
+      <w:r>
+        <w:rPr>
+          <w:sz w:val="28"/>
+          <w:szCs w:val="28"/>
+          <w:lang w:val="en-US"/>
+        </w:rPr>
+        <w:t>Echo</w:t>
+      </w:r>
+      <w:r>
+        <w:rPr>
+          <w:sz w:val="28"/>
+          <w:szCs w:val="28"/>
+        </w:rPr>
+        <w:t xml:space="preserve"> </w:t>
+      </w:r>
+      <w:r>
+        <w:rPr>
+          <w:sz w:val="28"/>
+          <w:szCs w:val="28"/>
+          <w:lang w:val="en-US"/>
+        </w:rPr>
+        <w:t>of</w:t>
+      </w:r>
+      <w:r>
+        <w:rPr>
+          <w:sz w:val="28"/>
+          <w:szCs w:val="28"/>
+        </w:rPr>
+        <w:t xml:space="preserve"> </w:t>
+      </w:r>
+      <w:r>
+        <w:rPr>
+          <w:sz w:val="28"/>
+          <w:szCs w:val="28"/>
+          <w:lang w:val="en-US"/>
+        </w:rPr>
+        <w:t>rooms</w:t>
+      </w:r>
     </w:p>
     <w:p>
       <w:pPr>
         <w:spacing w:line="360" w:lineRule="exact"/>
+        <w:ind w:firstLine="851"/>
         <w:jc w:val="both"/>
         <w:rPr>
           <w:sz w:val="28"/>
@@ -1003,83 +1096,10 @@
       </w:pPr>
       <w:r>
         <w:rPr>
-          <w:b/>
-          <w:bCs/>
-          <w:sz w:val="28"/>
-          <w:szCs w:val="28"/>
-        </w:rPr>
-        <w:t>Наименование задачи</w:t>
-      </w:r>
-      <w:r>
-        <w:rPr>
-          <w:sz w:val="28"/>
-          <w:szCs w:val="28"/>
-        </w:rPr>
-        <w:t xml:space="preserve">: </w:t>
-      </w:r>
-      <w:r>
-        <w:rPr>
-          <w:sz w:val="28"/>
-          <w:szCs w:val="28"/>
-          <w:lang w:val="en-US"/>
-        </w:rPr>
-        <w:t>Echo</w:t>
-      </w:r>
-      <w:r>
-        <w:rPr>
-          <w:sz w:val="28"/>
-          <w:szCs w:val="28"/>
-        </w:rPr>
-        <w:t xml:space="preserve"> </w:t>
-      </w:r>
-      <w:r>
-        <w:rPr>
-          <w:sz w:val="28"/>
-          <w:szCs w:val="28"/>
-          <w:lang w:val="en-US"/>
-        </w:rPr>
-        <w:t>of</w:t>
-      </w:r>
-      <w:r>
-        <w:rPr>
-          <w:sz w:val="28"/>
-          <w:szCs w:val="28"/>
-        </w:rPr>
-        <w:t xml:space="preserve"> </w:t>
-      </w:r>
-      <w:r>
-        <w:rPr>
-          <w:sz w:val="28"/>
-          <w:szCs w:val="28"/>
-          <w:lang w:val="en-US"/>
-        </w:rPr>
-        <w:t>rooms</w:t>
-      </w:r>
-    </w:p>
-    <w:p>
-      <w:pPr>
-        <w:spacing w:line="360" w:lineRule="exact"/>
-        <w:jc w:val="both"/>
-        <w:rPr>
-          <w:sz w:val="28"/>
-          <w:szCs w:val="28"/>
-        </w:rPr>
-      </w:pPr>
-      <w:r>
-        <w:rPr>
-          <w:b/>
-          <w:bCs/>
-          <w:sz w:val="28"/>
-          <w:szCs w:val="28"/>
-        </w:rPr>
-        <w:t xml:space="preserve">Цель разработки: </w:t>
-      </w:r>
-      <w:r>
-        <w:rPr>
-          <w:sz w:val="28"/>
-          <w:szCs w:val="28"/>
-        </w:rPr>
-        <w:t xml:space="preserve">Создание онлайн соревновательной кооперативной игры для платформ </w:t>
+          <w:sz w:val="28"/>
+          <w:szCs w:val="28"/>
+        </w:rPr>
+        <w:t xml:space="preserve">Цель разработки: Создание онлайн соревновательной кооперативной игры для платформ </w:t>
       </w:r>
       <w:proofErr w:type="gramStart"/>
       <w:r>
@@ -1125,6 +1145,7 @@
     <w:p>
       <w:pPr>
         <w:spacing w:line="360" w:lineRule="exact"/>
+        <w:ind w:firstLine="851"/>
         <w:jc w:val="both"/>
         <w:rPr>
           <w:sz w:val="28"/>
@@ -1133,19 +1154,10 @@
       </w:pPr>
       <w:r>
         <w:rPr>
-          <w:b/>
-          <w:bCs/>
-          <w:sz w:val="28"/>
-          <w:szCs w:val="28"/>
-        </w:rPr>
-        <w:t xml:space="preserve">Назначение: </w:t>
-      </w:r>
-      <w:r>
-        <w:rPr>
-          <w:sz w:val="28"/>
-          <w:szCs w:val="28"/>
-        </w:rPr>
-        <w:t>Игра предназначена для</w:t>
+          <w:sz w:val="28"/>
+          <w:szCs w:val="28"/>
+        </w:rPr>
+        <w:t>Назначение: Игра предназначена для</w:t>
       </w:r>
       <w:r>
         <w:rPr>
@@ -1164,19 +1176,19 @@
     </w:p>
     <w:p>
       <w:pPr>
+        <w:tabs>
+          <w:tab w:val="left" w:pos="9639"/>
+        </w:tabs>
         <w:spacing w:line="360" w:lineRule="exact"/>
+        <w:ind w:firstLine="851"/>
         <w:jc w:val="both"/>
         <w:rPr>
-          <w:b/>
-          <w:bCs/>
-          <w:sz w:val="28"/>
-          <w:szCs w:val="28"/>
-        </w:rPr>
-      </w:pPr>
-      <w:r>
-        <w:rPr>
-          <w:b/>
-          <w:bCs/>
+          <w:sz w:val="28"/>
+          <w:szCs w:val="28"/>
+        </w:rPr>
+      </w:pPr>
+      <w:r>
+        <w:rPr>
           <w:sz w:val="28"/>
           <w:szCs w:val="28"/>
         </w:rPr>
@@ -1193,6 +1205,7 @@
     <w:p>
       <w:pPr>
         <w:spacing w:line="360" w:lineRule="exact"/>
+        <w:ind w:firstLine="851"/>
         <w:jc w:val="both"/>
         <w:rPr>
           <w:sz w:val="28"/>
@@ -1201,19 +1214,10 @@
       </w:pPr>
       <w:r>
         <w:rPr>
-          <w:b/>
-          <w:bCs/>
-          <w:sz w:val="28"/>
-          <w:szCs w:val="28"/>
-        </w:rPr>
-        <w:t xml:space="preserve">Источники и способы получения данных: </w:t>
-      </w:r>
-      <w:r>
-        <w:rPr>
-          <w:sz w:val="28"/>
-          <w:szCs w:val="28"/>
-        </w:rPr>
-        <w:t>Разработчик сам получает данные из своего опыта и интернет</w:t>
+          <w:sz w:val="28"/>
+          <w:szCs w:val="28"/>
+        </w:rPr>
+        <w:t>Источники и способы получения данных: Разработчик сам получает данные из своего опыта и интернет</w:t>
       </w:r>
       <w:r>
         <w:rPr>
@@ -1233,6 +1237,7 @@
     <w:p>
       <w:pPr>
         <w:spacing w:line="360" w:lineRule="exact"/>
+        <w:ind w:firstLine="851"/>
         <w:jc w:val="both"/>
         <w:rPr>
           <w:sz w:val="28"/>
@@ -1241,19 +1246,10 @@
       </w:pPr>
       <w:r>
         <w:rPr>
-          <w:b/>
-          <w:bCs/>
-          <w:sz w:val="28"/>
-          <w:szCs w:val="28"/>
-        </w:rPr>
-        <w:t xml:space="preserve">Информационная связь с другими задачами: </w:t>
-      </w:r>
-      <w:r>
-        <w:rPr>
-          <w:sz w:val="28"/>
-          <w:szCs w:val="28"/>
-        </w:rPr>
-        <w:t xml:space="preserve">Получение информации от других пользователей с их ПК </w:t>
+          <w:sz w:val="28"/>
+          <w:szCs w:val="28"/>
+        </w:rPr>
+        <w:t xml:space="preserve">Информационная связь с другими задачами: Получение информации от других пользователей с их ПК </w:t>
       </w:r>
       <w:r>
         <w:rPr>
@@ -1287,7 +1283,7 @@
     <w:p>
       <w:pPr>
         <w:spacing w:line="360" w:lineRule="exact"/>
-        <w:ind w:right="141"/>
+        <w:ind w:right="141" w:firstLine="851"/>
         <w:jc w:val="both"/>
         <w:rPr>
           <w:sz w:val="28"/>
@@ -1296,19 +1292,10 @@
       </w:pPr>
       <w:r>
         <w:rPr>
-          <w:b/>
-          <w:bCs/>
-          <w:sz w:val="28"/>
-          <w:szCs w:val="28"/>
-        </w:rPr>
-        <w:t xml:space="preserve">Обзор существующих аналогичных ПП: </w:t>
-      </w:r>
-      <w:r>
-        <w:rPr>
-          <w:sz w:val="28"/>
-          <w:szCs w:val="28"/>
-        </w:rPr>
-        <w:t xml:space="preserve">Игра ссылается на кооперативную инди игру </w:t>
+          <w:sz w:val="28"/>
+          <w:szCs w:val="28"/>
+        </w:rPr>
+        <w:t xml:space="preserve">Обзор существующих аналогичных ПП: Игра ссылается на кооперативную инди игру </w:t>
       </w:r>
       <w:hyperlink r:id="rId8" w:history="1">
         <w:r>
@@ -1386,6 +1373,7 @@
     <w:p>
       <w:pPr>
         <w:spacing w:line="360" w:lineRule="exact"/>
+        <w:ind w:firstLine="851"/>
         <w:jc w:val="both"/>
         <w:rPr>
           <w:sz w:val="28"/>
@@ -1396,6 +1384,7 @@
     <w:p>
       <w:pPr>
         <w:spacing w:line="360" w:lineRule="exact"/>
+        <w:ind w:firstLine="851"/>
         <w:jc w:val="both"/>
         <w:rPr>
           <w:b/>
@@ -1446,7 +1435,9 @@
     </w:p>
     <w:p>
       <w:pPr>
-        <w:spacing w:before="100" w:beforeAutospacing="1" w:after="100" w:afterAutospacing="1"/>
+        <w:spacing w:before="100" w:beforeAutospacing="1" w:after="100" w:afterAutospacing="1" w:line="360" w:lineRule="exact"/>
+        <w:ind w:firstLine="851"/>
+        <w:jc w:val="both"/>
         <w:outlineLvl w:val="2"/>
         <w:rPr>
           <w:b/>
@@ -1462,6 +1453,16 @@
           <w:bCs/>
           <w:sz w:val="28"/>
           <w:szCs w:val="28"/>
+          <w:lang w:val="en-US" w:eastAsia="ru-BY"/>
+        </w:rPr>
+        <w:t>2.1</w:t>
+      </w:r>
+      <w:r>
+        <w:rPr>
+          <w:b/>
+          <w:bCs/>
+          <w:sz w:val="28"/>
+          <w:szCs w:val="28"/>
           <w:lang w:val="ru-BY" w:eastAsia="ru-BY"/>
         </w:rPr>
         <w:t xml:space="preserve">Концепция </w:t>
@@ -1471,9 +1472,10 @@
       <w:pPr>
         <w:numPr>
           <w:ilvl w:val="0"/>
-          <w:numId w:val="47"/>
+          <w:numId w:val="3"/>
         </w:numPr>
-        <w:spacing w:before="100" w:beforeAutospacing="1" w:after="100" w:afterAutospacing="1"/>
+        <w:spacing w:before="100" w:beforeAutospacing="1" w:after="100" w:afterAutospacing="1" w:line="360" w:lineRule="exact"/>
+        <w:ind w:firstLine="851"/>
         <w:jc w:val="both"/>
         <w:rPr>
           <w:sz w:val="28"/>
@@ -1483,21 +1485,11 @@
       </w:pPr>
       <w:r>
         <w:rPr>
-          <w:b/>
-          <w:bCs/>
           <w:sz w:val="28"/>
           <w:szCs w:val="28"/>
           <w:lang w:val="ru-BY" w:eastAsia="ru-BY"/>
         </w:rPr>
-        <w:t>Жанр:</w:t>
-      </w:r>
-      <w:r>
-        <w:rPr>
-          <w:sz w:val="28"/>
-          <w:szCs w:val="28"/>
-          <w:lang w:val="ru-BY" w:eastAsia="ru-BY"/>
-        </w:rPr>
-        <w:t xml:space="preserve"> </w:t>
+        <w:t xml:space="preserve">Жанр: </w:t>
       </w:r>
       <w:r>
         <w:rPr>
@@ -1530,14 +1522,13 @@
       <w:pPr>
         <w:numPr>
           <w:ilvl w:val="0"/>
-          <w:numId w:val="47"/>
+          <w:numId w:val="3"/>
         </w:numPr>
-        <w:spacing w:before="100" w:beforeAutospacing="1" w:after="100" w:afterAutospacing="1"/>
+        <w:spacing w:before="100" w:beforeAutospacing="1" w:after="100" w:afterAutospacing="1" w:line="360" w:lineRule="exact"/>
+        <w:ind w:firstLine="851"/>
         <w:jc w:val="both"/>
         <w:outlineLvl w:val="2"/>
         <w:rPr>
-          <w:b/>
-          <w:bCs/>
           <w:sz w:val="28"/>
           <w:szCs w:val="28"/>
           <w:lang w:eastAsia="ru-BY"/>
@@ -1546,8 +1537,6 @@
       <w:proofErr w:type="spellStart"/>
       <w:r>
         <w:rPr>
-          <w:b/>
-          <w:bCs/>
           <w:sz w:val="28"/>
           <w:szCs w:val="28"/>
           <w:lang w:val="ru-BY" w:eastAsia="ru-BY"/>
@@ -1557,21 +1546,11 @@
       <w:proofErr w:type="spellEnd"/>
       <w:r>
         <w:rPr>
-          <w:b/>
-          <w:bCs/>
           <w:sz w:val="28"/>
           <w:szCs w:val="28"/>
           <w:lang w:val="ru-BY" w:eastAsia="ru-BY"/>
         </w:rPr>
-        <w:t xml:space="preserve"> цикл:</w:t>
-      </w:r>
-      <w:r>
-        <w:rPr>
-          <w:sz w:val="28"/>
-          <w:szCs w:val="28"/>
-          <w:lang w:val="ru-BY" w:eastAsia="ru-BY"/>
-        </w:rPr>
-        <w:t xml:space="preserve"> </w:t>
+        <w:t xml:space="preserve"> цикл: </w:t>
       </w:r>
       <w:r>
         <w:rPr>
@@ -1595,9 +1574,10 @@
         <w:pStyle w:val="ac"/>
         <w:numPr>
           <w:ilvl w:val="0"/>
-          <w:numId w:val="47"/>
+          <w:numId w:val="3"/>
         </w:numPr>
-        <w:spacing w:before="100" w:beforeAutospacing="1" w:after="100" w:afterAutospacing="1"/>
+        <w:spacing w:before="100" w:beforeAutospacing="1" w:after="100" w:afterAutospacing="1" w:line="360" w:lineRule="exact"/>
+        <w:ind w:firstLine="851"/>
         <w:jc w:val="both"/>
         <w:outlineLvl w:val="2"/>
         <w:rPr>
@@ -1610,8 +1590,6 @@
       <w:r>
         <w:rPr>
           <w:rFonts w:ascii="Times New Roman" w:hAnsi="Times New Roman"/>
-          <w:b/>
-          <w:bCs/>
           <w:sz w:val="28"/>
           <w:szCs w:val="28"/>
           <w:lang w:eastAsia="ru-BY"/>
@@ -1622,22 +1600,11 @@
       <w:r>
         <w:rPr>
           <w:rFonts w:ascii="Times New Roman" w:hAnsi="Times New Roman"/>
-          <w:b/>
-          <w:bCs/>
-          <w:sz w:val="28"/>
-          <w:szCs w:val="28"/>
-          <w:lang w:eastAsia="ru-BY"/>
-        </w:rPr>
-        <w:t>:</w:t>
-      </w:r>
-      <w:r>
-        <w:rPr>
-          <w:rFonts w:ascii="Times New Roman" w:hAnsi="Times New Roman"/>
-          <w:sz w:val="28"/>
-          <w:szCs w:val="28"/>
-          <w:lang w:eastAsia="ru-BY"/>
-        </w:rPr>
-        <w:t xml:space="preserve"> </w:t>
+          <w:sz w:val="28"/>
+          <w:szCs w:val="28"/>
+          <w:lang w:eastAsia="ru-BY"/>
+        </w:rPr>
+        <w:t xml:space="preserve">: </w:t>
       </w:r>
       <w:r>
         <w:rPr>
@@ -1763,9 +1730,10 @@
         <w:pStyle w:val="ac"/>
         <w:numPr>
           <w:ilvl w:val="0"/>
-          <w:numId w:val="47"/>
+          <w:numId w:val="3"/>
         </w:numPr>
-        <w:spacing w:before="100" w:beforeAutospacing="1" w:after="100" w:afterAutospacing="1"/>
+        <w:spacing w:before="100" w:beforeAutospacing="1" w:after="100" w:afterAutospacing="1" w:line="360" w:lineRule="exact"/>
+        <w:ind w:firstLine="851"/>
         <w:jc w:val="both"/>
         <w:outlineLvl w:val="2"/>
         <w:rPr>
@@ -1817,9 +1785,10 @@
         <w:pStyle w:val="ac"/>
         <w:numPr>
           <w:ilvl w:val="0"/>
-          <w:numId w:val="47"/>
+          <w:numId w:val="3"/>
         </w:numPr>
-        <w:spacing w:before="100" w:beforeAutospacing="1" w:after="100" w:afterAutospacing="1"/>
+        <w:spacing w:before="100" w:beforeAutospacing="1" w:after="100" w:afterAutospacing="1" w:line="360" w:lineRule="exact"/>
+        <w:ind w:firstLine="851"/>
         <w:jc w:val="both"/>
         <w:outlineLvl w:val="2"/>
         <w:rPr>
@@ -1882,7 +1851,12 @@
     <w:p>
       <w:pPr>
         <w:pStyle w:val="ac"/>
-        <w:spacing w:before="100" w:beforeAutospacing="1" w:after="100" w:afterAutospacing="1"/>
+        <w:numPr>
+          <w:ilvl w:val="0"/>
+          <w:numId w:val="3"/>
+        </w:numPr>
+        <w:spacing w:before="100" w:beforeAutospacing="1" w:after="100" w:afterAutospacing="1" w:line="360" w:lineRule="exact"/>
+        <w:ind w:firstLine="851"/>
         <w:jc w:val="both"/>
         <w:outlineLvl w:val="2"/>
         <w:rPr>
@@ -1899,7 +1873,12 @@
     <w:p>
       <w:pPr>
         <w:pStyle w:val="ac"/>
+        <w:numPr>
+          <w:ilvl w:val="0"/>
+          <w:numId w:val="3"/>
+        </w:numPr>
         <w:spacing w:before="100" w:beforeAutospacing="1" w:after="100" w:afterAutospacing="1"/>
+        <w:ind w:firstLine="851"/>
         <w:jc w:val="both"/>
         <w:outlineLvl w:val="2"/>
         <w:rPr>
@@ -1912,13 +1891,7 @@
           <w:lang w:eastAsia="ru-BY"/>
         </w:rPr>
       </w:pPr>
-    </w:p>
-    <w:p>
-      <w:pPr>
-        <w:pStyle w:val="ac"/>
-        <w:spacing w:before="100" w:beforeAutospacing="1" w:after="100" w:afterAutospacing="1"/>
-        <w:jc w:val="both"/>
-        <w:outlineLvl w:val="2"/>
+      <w:r>
         <w:rPr>
           <w:rStyle w:val="af0"/>
           <w:rFonts w:ascii="Times New Roman" w:hAnsi="Times New Roman"/>
@@ -1926,16 +1899,102 @@
           <w:bCs w:val="0"/>
           <w:sz w:val="28"/>
           <w:szCs w:val="28"/>
-          <w:lang w:eastAsia="ru-BY"/>
-        </w:rPr>
-      </w:pPr>
+        </w:rPr>
+        <w:t>Приложение «Чат»:</w:t>
+      </w:r>
     </w:p>
     <w:p>
       <w:pPr>
         <w:pStyle w:val="ac"/>
+        <w:numPr>
+          <w:ilvl w:val="0"/>
+          <w:numId w:val="3"/>
+        </w:numPr>
         <w:spacing w:before="100" w:beforeAutospacing="1" w:after="100" w:afterAutospacing="1"/>
+        <w:ind w:firstLine="851"/>
         <w:jc w:val="both"/>
         <w:outlineLvl w:val="2"/>
+        <w:rPr>
+          <w:rFonts w:ascii="Times New Roman" w:hAnsi="Times New Roman"/>
+          <w:sz w:val="28"/>
+          <w:szCs w:val="28"/>
+          <w:lang w:eastAsia="ru-BY"/>
+        </w:rPr>
+      </w:pPr>
+      <w:r>
+        <w:rPr>
+          <w:rFonts w:ascii="Times New Roman" w:hAnsi="Times New Roman"/>
+          <w:sz w:val="28"/>
+          <w:szCs w:val="28"/>
+        </w:rPr>
+        <w:lastRenderedPageBreak/>
+        <w:t>Общий чат (для всех 4 игроков) — основной интерфейс общения.</w:t>
+      </w:r>
+    </w:p>
+    <w:p>
+      <w:pPr>
+        <w:pStyle w:val="ac"/>
+        <w:numPr>
+          <w:ilvl w:val="0"/>
+          <w:numId w:val="3"/>
+        </w:numPr>
+        <w:spacing w:before="100" w:beforeAutospacing="1" w:after="100" w:afterAutospacing="1"/>
+        <w:ind w:firstLine="851"/>
+        <w:jc w:val="both"/>
+        <w:outlineLvl w:val="2"/>
+        <w:rPr>
+          <w:rFonts w:ascii="Times New Roman" w:hAnsi="Times New Roman"/>
+          <w:sz w:val="28"/>
+          <w:szCs w:val="28"/>
+          <w:lang w:eastAsia="ru-BY"/>
+        </w:rPr>
+      </w:pPr>
+      <w:r>
+        <w:rPr>
+          <w:rFonts w:ascii="Times New Roman" w:hAnsi="Times New Roman"/>
+          <w:sz w:val="28"/>
+          <w:szCs w:val="28"/>
+        </w:rPr>
+        <w:t>Приватные чаты — открываются автоматически только при активации специфических мини-игр (например, «</w:t>
+      </w:r>
+      <w:proofErr w:type="spellStart"/>
+      <w:r>
+        <w:rPr>
+          <w:rFonts w:ascii="Times New Roman" w:hAnsi="Times New Roman"/>
+          <w:sz w:val="28"/>
+          <w:szCs w:val="28"/>
+        </w:rPr>
+        <w:t>Дилема</w:t>
+      </w:r>
+      <w:proofErr w:type="spellEnd"/>
+      <w:r>
+        <w:rPr>
+          <w:rFonts w:ascii="Times New Roman" w:hAnsi="Times New Roman"/>
+          <w:sz w:val="28"/>
+          <w:szCs w:val="28"/>
+        </w:rPr>
+        <w:t xml:space="preserve"> вора»), имитируя «отдельное окно мессенджера».</w:t>
+      </w:r>
+    </w:p>
+    <w:p>
+      <w:pPr>
+        <w:pStyle w:val="ac"/>
+        <w:numPr>
+          <w:ilvl w:val="0"/>
+          <w:numId w:val="3"/>
+        </w:numPr>
+        <w:spacing w:before="100" w:beforeAutospacing="1" w:after="100" w:afterAutospacing="1"/>
+        <w:ind w:firstLine="851"/>
+        <w:jc w:val="both"/>
+        <w:outlineLvl w:val="2"/>
+        <w:rPr>
+          <w:rFonts w:ascii="Times New Roman" w:hAnsi="Times New Roman"/>
+          <w:sz w:val="28"/>
+          <w:szCs w:val="28"/>
+          <w:lang w:eastAsia="ru-BY"/>
+        </w:rPr>
+      </w:pPr>
+      <w:r>
         <w:rPr>
           <w:rStyle w:val="af0"/>
           <w:rFonts w:ascii="Times New Roman" w:hAnsi="Times New Roman"/>
@@ -1943,16 +2002,11 @@
           <w:bCs w:val="0"/>
           <w:sz w:val="28"/>
           <w:szCs w:val="28"/>
-          <w:lang w:eastAsia="ru-BY"/>
-        </w:rPr>
-      </w:pPr>
-    </w:p>
-    <w:p>
-      <w:pPr>
-        <w:pStyle w:val="ac"/>
-        <w:spacing w:before="100" w:beforeAutospacing="1" w:after="100" w:afterAutospacing="1"/>
-        <w:jc w:val="both"/>
-        <w:outlineLvl w:val="2"/>
+        </w:rPr>
+        <w:t>Уведомления</w:t>
+      </w:r>
+      <w:proofErr w:type="gramStart"/>
+      <w:r>
         <w:rPr>
           <w:rStyle w:val="af0"/>
           <w:rFonts w:ascii="Times New Roman" w:hAnsi="Times New Roman"/>
@@ -1960,38 +2014,876 @@
           <w:bCs w:val="0"/>
           <w:sz w:val="28"/>
           <w:szCs w:val="28"/>
-          <w:lang w:eastAsia="ru-BY"/>
-        </w:rPr>
-      </w:pPr>
+        </w:rPr>
+        <w:t>:</w:t>
+      </w:r>
+      <w:r>
+        <w:rPr>
+          <w:rFonts w:ascii="Times New Roman" w:hAnsi="Times New Roman"/>
+          <w:sz w:val="28"/>
+          <w:szCs w:val="28"/>
+        </w:rPr>
+        <w:t xml:space="preserve"> Для</w:t>
+      </w:r>
+      <w:proofErr w:type="gramEnd"/>
+      <w:r>
+        <w:rPr>
+          <w:rFonts w:ascii="Times New Roman" w:hAnsi="Times New Roman"/>
+          <w:sz w:val="28"/>
+          <w:szCs w:val="28"/>
+        </w:rPr>
+        <w:t xml:space="preserve"> погружения в атмосферу похищения, интерфейс должен имитировать старое ПО: пиксельная графика, задержка при вводе текста (эмуляция старого ПК), звуки механической клавиатуры и щелчки вентилятора.</w:t>
+      </w:r>
+    </w:p>
+    <w:p>
+      <w:pPr>
+        <w:spacing w:before="100" w:beforeAutospacing="1" w:after="100" w:afterAutospacing="1" w:line="360" w:lineRule="exact"/>
+        <w:ind w:firstLine="851"/>
+        <w:jc w:val="both"/>
+        <w:outlineLvl w:val="2"/>
+        <w:rPr>
+          <w:sz w:val="28"/>
+          <w:szCs w:val="28"/>
+          <w:lang w:eastAsia="ru-BY"/>
+        </w:rPr>
+      </w:pPr>
+      <w:r>
+        <w:rPr>
+          <w:b/>
+          <w:bCs/>
+          <w:sz w:val="28"/>
+          <w:szCs w:val="28"/>
+          <w:lang w:eastAsia="ru-BY"/>
+        </w:rPr>
+        <w:t>2.2</w:t>
+      </w:r>
+      <w:r>
+        <w:rPr>
+          <w:b/>
+          <w:bCs/>
+          <w:sz w:val="28"/>
+          <w:szCs w:val="28"/>
+          <w:lang w:eastAsia="ru-BY"/>
+        </w:rPr>
+        <w:t xml:space="preserve">Главное </w:t>
+      </w:r>
+      <w:proofErr w:type="gramStart"/>
+      <w:r>
+        <w:rPr>
+          <w:b/>
+          <w:bCs/>
+          <w:sz w:val="28"/>
+          <w:szCs w:val="28"/>
+          <w:lang w:eastAsia="ru-BY"/>
+        </w:rPr>
+        <w:t xml:space="preserve">меню </w:t>
+      </w:r>
+      <w:r>
+        <w:rPr>
+          <w:b/>
+          <w:bCs/>
+          <w:sz w:val="28"/>
+          <w:szCs w:val="28"/>
+          <w:lang w:eastAsia="ru-BY"/>
+        </w:rPr>
+        <w:t>:</w:t>
+      </w:r>
+      <w:r>
+        <w:rPr>
+          <w:sz w:val="28"/>
+          <w:szCs w:val="28"/>
+          <w:lang w:eastAsia="ru-BY"/>
+        </w:rPr>
+        <w:t>После</w:t>
+      </w:r>
+      <w:proofErr w:type="gramEnd"/>
+      <w:r>
+        <w:rPr>
+          <w:sz w:val="28"/>
+          <w:szCs w:val="28"/>
+          <w:lang w:eastAsia="ru-BY"/>
+        </w:rPr>
+        <w:t xml:space="preserve"> нажатия на кнопку настройки вас </w:t>
+      </w:r>
+      <w:proofErr w:type="spellStart"/>
+      <w:r>
+        <w:rPr>
+          <w:sz w:val="28"/>
+          <w:szCs w:val="28"/>
+          <w:lang w:eastAsia="ru-BY"/>
+        </w:rPr>
+        <w:t>перносит</w:t>
+      </w:r>
+      <w:proofErr w:type="spellEnd"/>
+      <w:r>
+        <w:rPr>
+          <w:sz w:val="28"/>
+          <w:szCs w:val="28"/>
+          <w:lang w:eastAsia="ru-BY"/>
+        </w:rPr>
+        <w:t xml:space="preserve"> на чёрный экран с параметрами игры-регулировкой звука самой игры громкость голоса игроков </w:t>
+      </w:r>
+      <w:r>
+        <w:rPr>
+          <w:sz w:val="28"/>
+          <w:szCs w:val="28"/>
+          <w:lang w:eastAsia="ru-BY"/>
+        </w:rPr>
+        <w:t>и музыки и слева сверху на экране будет кнопка с возвратом в меню</w:t>
+      </w:r>
+    </w:p>
+    <w:p>
+      <w:pPr>
+        <w:spacing w:before="100" w:beforeAutospacing="1" w:after="100" w:afterAutospacing="1" w:line="360" w:lineRule="exact"/>
+        <w:ind w:firstLine="851"/>
+        <w:jc w:val="both"/>
+        <w:outlineLvl w:val="2"/>
+        <w:rPr>
+          <w:sz w:val="28"/>
+          <w:szCs w:val="28"/>
+          <w:lang w:eastAsia="ru-BY"/>
+        </w:rPr>
+      </w:pPr>
+      <w:r>
+        <w:rPr>
+          <w:sz w:val="28"/>
+          <w:szCs w:val="28"/>
+          <w:lang w:eastAsia="ru-BY"/>
+        </w:rPr>
+        <w:t xml:space="preserve">При нажатии на кнопку справки вас переносит на чёрный экран со всей информацией о разработчики и </w:t>
+      </w:r>
+      <w:proofErr w:type="gramStart"/>
+      <w:r>
+        <w:rPr>
+          <w:sz w:val="28"/>
+          <w:szCs w:val="28"/>
+          <w:lang w:eastAsia="ru-BY"/>
+        </w:rPr>
+        <w:t>теми</w:t>
+      </w:r>
+      <w:proofErr w:type="gramEnd"/>
+      <w:r>
+        <w:rPr>
+          <w:sz w:val="28"/>
+          <w:szCs w:val="28"/>
+          <w:lang w:eastAsia="ru-BY"/>
+        </w:rPr>
+        <w:t xml:space="preserve"> кто поддерживал создание игры </w:t>
+      </w:r>
+      <w:proofErr w:type="spellStart"/>
+      <w:r>
+        <w:rPr>
+          <w:sz w:val="28"/>
+          <w:szCs w:val="28"/>
+          <w:lang w:eastAsia="ru-BY"/>
+        </w:rPr>
+        <w:t>пожервованиями</w:t>
+      </w:r>
+      <w:proofErr w:type="spellEnd"/>
+    </w:p>
+    <w:p>
+      <w:pPr>
+        <w:spacing w:before="100" w:beforeAutospacing="1" w:after="100" w:afterAutospacing="1" w:line="360" w:lineRule="exact"/>
+        <w:ind w:firstLine="851"/>
+        <w:jc w:val="both"/>
+        <w:outlineLvl w:val="2"/>
+        <w:rPr>
+          <w:sz w:val="28"/>
+          <w:szCs w:val="28"/>
+          <w:lang w:eastAsia="ru-BY"/>
+        </w:rPr>
+      </w:pPr>
+      <w:r>
+        <w:rPr>
+          <w:b/>
+          <w:bCs/>
+          <w:sz w:val="28"/>
+          <w:szCs w:val="28"/>
+          <w:lang w:eastAsia="ru-BY"/>
+        </w:rPr>
+        <w:t>2.3</w:t>
+      </w:r>
+      <w:r>
+        <w:rPr>
+          <w:b/>
+          <w:bCs/>
+          <w:sz w:val="28"/>
+          <w:szCs w:val="28"/>
+          <w:lang w:eastAsia="ru-BY"/>
+        </w:rPr>
+        <w:t>Игровой процесс</w:t>
+      </w:r>
+      <w:proofErr w:type="gramStart"/>
+      <w:r>
+        <w:rPr>
+          <w:b/>
+          <w:bCs/>
+          <w:sz w:val="28"/>
+          <w:szCs w:val="28"/>
+          <w:lang w:eastAsia="ru-BY"/>
+        </w:rPr>
+        <w:t xml:space="preserve">: </w:t>
+      </w:r>
+      <w:r>
+        <w:rPr>
+          <w:sz w:val="28"/>
+          <w:szCs w:val="28"/>
+          <w:lang w:eastAsia="ru-BY"/>
+        </w:rPr>
+        <w:t>На</w:t>
+      </w:r>
+      <w:proofErr w:type="gramEnd"/>
+      <w:r>
+        <w:rPr>
+          <w:sz w:val="28"/>
+          <w:szCs w:val="28"/>
+          <w:lang w:eastAsia="ru-BY"/>
+        </w:rPr>
+        <w:t xml:space="preserve"> компьютере с самого начала будет появляться приложения чата с помощью которого игроки общаются между собой в каждом раунде на компьютере может появиться приложение с</w:t>
+      </w:r>
+      <w:r>
+        <w:rPr>
+          <w:sz w:val="28"/>
+          <w:szCs w:val="28"/>
+          <w:lang w:eastAsia="ru-BY"/>
+        </w:rPr>
+        <w:t xml:space="preserve"> соответствующей </w:t>
+      </w:r>
+      <w:r>
+        <w:rPr>
+          <w:sz w:val="28"/>
+          <w:szCs w:val="28"/>
+          <w:lang w:eastAsia="ru-BY"/>
+        </w:rPr>
+        <w:t>мини игр</w:t>
+      </w:r>
+      <w:r>
+        <w:rPr>
+          <w:sz w:val="28"/>
+          <w:szCs w:val="28"/>
+          <w:lang w:eastAsia="ru-BY"/>
+        </w:rPr>
+        <w:t>о</w:t>
+      </w:r>
+      <w:r>
+        <w:rPr>
+          <w:sz w:val="28"/>
+          <w:szCs w:val="28"/>
+          <w:lang w:eastAsia="ru-BY"/>
+        </w:rPr>
+        <w:t xml:space="preserve">й </w:t>
+      </w:r>
+    </w:p>
+    <w:p>
+      <w:pPr>
+        <w:spacing w:before="100" w:beforeAutospacing="1" w:after="100" w:afterAutospacing="1" w:line="360" w:lineRule="exact"/>
+        <w:ind w:firstLine="851"/>
+        <w:jc w:val="both"/>
+        <w:outlineLvl w:val="2"/>
+        <w:rPr>
+          <w:b/>
+          <w:bCs/>
+          <w:sz w:val="28"/>
+          <w:szCs w:val="28"/>
+          <w:lang w:val="ru-BY" w:eastAsia="ru-BY"/>
+        </w:rPr>
+      </w:pPr>
+      <w:r>
+        <w:rPr>
+          <w:b/>
+          <w:bCs/>
+          <w:sz w:val="28"/>
+          <w:szCs w:val="28"/>
+          <w:lang w:eastAsia="ru-BY"/>
+        </w:rPr>
+        <w:t>2.4</w:t>
+      </w:r>
+      <w:proofErr w:type="gramStart"/>
+      <w:r>
+        <w:rPr>
+          <w:b/>
+          <w:bCs/>
+          <w:sz w:val="28"/>
+          <w:szCs w:val="28"/>
+          <w:lang w:val="ru-BY" w:eastAsia="ru-BY"/>
+        </w:rPr>
+        <w:t xml:space="preserve">Управление </w:t>
+      </w:r>
+      <w:r>
+        <w:rPr>
+          <w:b/>
+          <w:bCs/>
+          <w:sz w:val="28"/>
+          <w:szCs w:val="28"/>
+          <w:lang w:eastAsia="ru-BY"/>
+        </w:rPr>
+        <w:t>:</w:t>
+      </w:r>
+      <w:r>
+        <w:rPr>
+          <w:sz w:val="28"/>
+          <w:szCs w:val="28"/>
+          <w:lang w:eastAsia="ru-BY"/>
+        </w:rPr>
+        <w:t>На</w:t>
+      </w:r>
+      <w:proofErr w:type="gramEnd"/>
+      <w:r>
+        <w:rPr>
+          <w:sz w:val="28"/>
+          <w:szCs w:val="28"/>
+          <w:lang w:eastAsia="ru-BY"/>
+        </w:rPr>
+        <w:t xml:space="preserve"> компьютере нужно </w:t>
+      </w:r>
+      <w:proofErr w:type="spellStart"/>
+      <w:r>
+        <w:rPr>
+          <w:sz w:val="28"/>
+          <w:szCs w:val="28"/>
+          <w:lang w:eastAsia="ru-BY"/>
+        </w:rPr>
+        <w:t>нужно</w:t>
+      </w:r>
+      <w:proofErr w:type="spellEnd"/>
+      <w:r>
+        <w:rPr>
+          <w:sz w:val="28"/>
+          <w:szCs w:val="28"/>
+          <w:lang w:eastAsia="ru-BY"/>
+        </w:rPr>
+        <w:t xml:space="preserve"> нажимать на значки как на рабочем столе что бы открывать чат и приложения мини игр в чате сообщения вводить с клавиатуры </w:t>
+      </w:r>
+    </w:p>
+    <w:p>
+      <w:pPr>
+        <w:spacing w:before="100" w:beforeAutospacing="1" w:after="100" w:afterAutospacing="1" w:line="360" w:lineRule="exact"/>
+        <w:ind w:firstLine="851"/>
+        <w:jc w:val="both"/>
+        <w:outlineLvl w:val="2"/>
+        <w:rPr>
+          <w:b/>
+          <w:bCs/>
+          <w:sz w:val="28"/>
+          <w:szCs w:val="28"/>
+          <w:lang w:eastAsia="ru-BY"/>
+        </w:rPr>
+      </w:pPr>
+      <w:r>
+        <w:rPr>
+          <w:b/>
+          <w:bCs/>
+          <w:sz w:val="28"/>
+          <w:szCs w:val="28"/>
+          <w:lang w:eastAsia="ru-BY"/>
+        </w:rPr>
+        <w:t>2.5</w:t>
+      </w:r>
+      <w:r>
+        <w:rPr>
+          <w:b/>
+          <w:bCs/>
+          <w:sz w:val="28"/>
+          <w:szCs w:val="28"/>
+          <w:lang w:val="ru-BY" w:eastAsia="ru-BY"/>
+        </w:rPr>
+        <w:t>Механики</w:t>
+      </w:r>
+      <w:r>
+        <w:rPr>
+          <w:b/>
+          <w:bCs/>
+          <w:sz w:val="28"/>
+          <w:szCs w:val="28"/>
+          <w:lang w:eastAsia="ru-BY"/>
+        </w:rPr>
+        <w:t xml:space="preserve">: </w:t>
+      </w:r>
+      <w:r>
+        <w:rPr>
+          <w:sz w:val="28"/>
+          <w:szCs w:val="28"/>
+          <w:lang w:eastAsia="ru-BY"/>
+        </w:rPr>
+        <w:t xml:space="preserve">Уникальные мини игры </w:t>
+      </w:r>
+      <w:r>
+        <w:rPr>
+          <w:sz w:val="28"/>
+          <w:szCs w:val="28"/>
+          <w:lang w:eastAsia="ru-BY"/>
+        </w:rPr>
+        <w:t xml:space="preserve">отдельно в каждом раунде </w:t>
+      </w:r>
+      <w:r>
+        <w:rPr>
+          <w:sz w:val="28"/>
+          <w:szCs w:val="28"/>
+          <w:lang w:eastAsia="ru-BY"/>
+        </w:rPr>
+        <w:t>(выбираются из списка потом удаляются из него) Начисление очков за каждый раунд</w:t>
+      </w:r>
+    </w:p>
+    <w:p>
+      <w:pPr>
+        <w:spacing w:before="100" w:beforeAutospacing="1" w:after="100" w:afterAutospacing="1" w:line="360" w:lineRule="exact"/>
+        <w:ind w:firstLine="851"/>
+        <w:jc w:val="both"/>
+        <w:outlineLvl w:val="2"/>
+        <w:rPr>
+          <w:sz w:val="28"/>
+          <w:szCs w:val="28"/>
+          <w:lang w:eastAsia="ru-BY"/>
+        </w:rPr>
+      </w:pPr>
+      <w:r>
+        <w:rPr>
+          <w:b/>
+          <w:bCs/>
+          <w:sz w:val="28"/>
+          <w:szCs w:val="28"/>
+          <w:lang w:eastAsia="ru-BY"/>
+        </w:rPr>
+        <w:t>2.6</w:t>
+      </w:r>
+      <w:r>
+        <w:rPr>
+          <w:b/>
+          <w:bCs/>
+          <w:sz w:val="28"/>
+          <w:szCs w:val="28"/>
+          <w:lang w:eastAsia="ru-BY"/>
+        </w:rPr>
+        <w:t>Сюжет</w:t>
+      </w:r>
+      <w:r>
+        <w:rPr>
+          <w:b/>
+          <w:bCs/>
+          <w:sz w:val="28"/>
+          <w:szCs w:val="28"/>
+          <w:lang w:eastAsia="ru-BY"/>
+        </w:rPr>
+        <w:t>:</w:t>
+      </w:r>
+      <w:r>
+        <w:rPr>
+          <w:b/>
+          <w:bCs/>
+          <w:sz w:val="28"/>
+          <w:szCs w:val="28"/>
+          <w:lang w:eastAsia="ru-BY"/>
+        </w:rPr>
+        <w:t xml:space="preserve"> </w:t>
+      </w:r>
+      <w:r>
+        <w:rPr>
+          <w:sz w:val="28"/>
+          <w:szCs w:val="28"/>
+          <w:lang w:eastAsia="ru-BY"/>
+        </w:rPr>
+        <w:t xml:space="preserve">Компания знакомых друзей находит </w:t>
+      </w:r>
+      <w:proofErr w:type="spellStart"/>
+      <w:r>
+        <w:rPr>
+          <w:sz w:val="28"/>
+          <w:szCs w:val="28"/>
+          <w:lang w:eastAsia="ru-BY"/>
+        </w:rPr>
+        <w:t>обьявление</w:t>
+      </w:r>
+      <w:proofErr w:type="spellEnd"/>
+      <w:r>
+        <w:rPr>
+          <w:sz w:val="28"/>
+          <w:szCs w:val="28"/>
+          <w:lang w:eastAsia="ru-BY"/>
+        </w:rPr>
+        <w:t xml:space="preserve"> о быстром заработке в соц</w:t>
+      </w:r>
+      <w:r>
+        <w:rPr>
+          <w:sz w:val="28"/>
+          <w:szCs w:val="28"/>
+          <w:lang w:eastAsia="ru-BY"/>
+        </w:rPr>
+        <w:t>.</w:t>
+      </w:r>
+      <w:r>
+        <w:rPr>
+          <w:sz w:val="28"/>
+          <w:szCs w:val="28"/>
+          <w:lang w:eastAsia="ru-BY"/>
+        </w:rPr>
+        <w:t xml:space="preserve"> эксперименте на доверие после чего их помещают в разные комнаты с 1 старым </w:t>
+      </w:r>
+      <w:proofErr w:type="gramStart"/>
+      <w:r>
+        <w:rPr>
+          <w:sz w:val="28"/>
+          <w:szCs w:val="28"/>
+          <w:lang w:eastAsia="ru-BY"/>
+        </w:rPr>
+        <w:t>ПК</w:t>
+      </w:r>
+      <w:proofErr w:type="gramEnd"/>
+      <w:r>
+        <w:rPr>
+          <w:sz w:val="28"/>
+          <w:szCs w:val="28"/>
+          <w:lang w:eastAsia="ru-BY"/>
+        </w:rPr>
+        <w:t xml:space="preserve"> где кроме чата с </w:t>
+      </w:r>
+      <w:r>
+        <w:rPr>
+          <w:sz w:val="28"/>
+          <w:szCs w:val="28"/>
+          <w:lang w:val="en-US" w:eastAsia="ru-BY"/>
+        </w:rPr>
+        <w:t>n</w:t>
+      </w:r>
+      <w:r>
+        <w:rPr>
+          <w:sz w:val="28"/>
+          <w:szCs w:val="28"/>
+          <w:lang w:eastAsia="ru-BY"/>
+        </w:rPr>
+        <w:t xml:space="preserve"> учас</w:t>
+      </w:r>
+      <w:r>
+        <w:rPr>
+          <w:sz w:val="28"/>
+          <w:szCs w:val="28"/>
+          <w:lang w:eastAsia="ru-BY"/>
+        </w:rPr>
+        <w:t>т</w:t>
+      </w:r>
+      <w:r>
+        <w:rPr>
+          <w:sz w:val="28"/>
+          <w:szCs w:val="28"/>
+          <w:lang w:eastAsia="ru-BY"/>
+        </w:rPr>
+        <w:t xml:space="preserve">никами игры ничего нет </w:t>
+      </w:r>
+    </w:p>
+    <w:p>
+      <w:pPr>
+        <w:spacing w:before="100" w:beforeAutospacing="1" w:after="100" w:afterAutospacing="1" w:line="360" w:lineRule="exact"/>
+        <w:ind w:firstLine="851"/>
+        <w:jc w:val="both"/>
+        <w:outlineLvl w:val="2"/>
+        <w:rPr>
+          <w:b/>
+          <w:bCs/>
+          <w:sz w:val="28"/>
+          <w:szCs w:val="28"/>
+          <w:lang w:eastAsia="ru-BY"/>
+        </w:rPr>
+      </w:pPr>
+      <w:r>
+        <w:rPr>
+          <w:rStyle w:val="af0"/>
+          <w:sz w:val="28"/>
+          <w:szCs w:val="28"/>
+        </w:rPr>
+        <w:t>2.7</w:t>
+      </w:r>
+      <w:r>
+        <w:rPr>
+          <w:rStyle w:val="af0"/>
+          <w:sz w:val="28"/>
+          <w:szCs w:val="28"/>
+        </w:rPr>
+        <w:t>Анимация загрузки</w:t>
+      </w:r>
+      <w:proofErr w:type="gramStart"/>
+      <w:r>
+        <w:rPr>
+          <w:rStyle w:val="af0"/>
+          <w:sz w:val="28"/>
+          <w:szCs w:val="28"/>
+        </w:rPr>
+        <w:t>:</w:t>
+      </w:r>
+      <w:r>
+        <w:rPr>
+          <w:sz w:val="28"/>
+          <w:szCs w:val="28"/>
+        </w:rPr>
+        <w:t xml:space="preserve"> После</w:t>
+      </w:r>
+      <w:proofErr w:type="gramEnd"/>
+      <w:r>
+        <w:rPr>
+          <w:sz w:val="28"/>
+          <w:szCs w:val="28"/>
+        </w:rPr>
+        <w:t xml:space="preserve"> нажатия хоста «Запустить сервер» проигрывается короткая VHS-стилизованная заставка: «Вы подписали согласие на участие в социальном эксперименте. Ваше местоположение неизвестно. </w:t>
+      </w:r>
+      <w:r>
+        <w:rPr>
+          <w:sz w:val="28"/>
+          <w:szCs w:val="28"/>
+        </w:rPr>
+        <w:lastRenderedPageBreak/>
+        <w:t>Доверие — единственная валюта». Камера дергается (эффект тряски), затем плавно наезжает на экран старого монитора.</w:t>
+      </w:r>
+    </w:p>
+    <w:p>
+      <w:pPr>
+        <w:spacing w:before="100" w:beforeAutospacing="1" w:after="100" w:afterAutospacing="1" w:line="360" w:lineRule="exact"/>
+        <w:ind w:firstLine="851"/>
+        <w:rPr>
+          <w:sz w:val="28"/>
+          <w:szCs w:val="28"/>
+          <w:lang w:eastAsia="ru-BY"/>
+        </w:rPr>
+      </w:pPr>
+      <w:r>
+        <w:rPr>
+          <w:b/>
+          <w:bCs/>
+          <w:sz w:val="28"/>
+          <w:szCs w:val="28"/>
+          <w:lang w:eastAsia="ru-BY"/>
+        </w:rPr>
+        <w:t>2.8</w:t>
+      </w:r>
+      <w:r>
+        <w:rPr>
+          <w:b/>
+          <w:bCs/>
+          <w:sz w:val="28"/>
+          <w:szCs w:val="28"/>
+          <w:lang w:val="ru-BY" w:eastAsia="ru-BY"/>
+        </w:rPr>
+        <w:t>Цель:</w:t>
+      </w:r>
+      <w:r>
+        <w:rPr>
+          <w:sz w:val="28"/>
+          <w:szCs w:val="28"/>
+          <w:lang w:val="ru-BY" w:eastAsia="ru-BY"/>
+        </w:rPr>
+        <w:t xml:space="preserve"> </w:t>
+      </w:r>
+      <w:proofErr w:type="spellStart"/>
+      <w:proofErr w:type="gramStart"/>
+      <w:r>
+        <w:rPr>
+          <w:sz w:val="28"/>
+          <w:szCs w:val="28"/>
+          <w:lang w:eastAsia="ru-BY"/>
+        </w:rPr>
+        <w:t>Блефом,предательством</w:t>
+      </w:r>
+      <w:proofErr w:type="spellEnd"/>
+      <w:proofErr w:type="gramEnd"/>
+      <w:r>
+        <w:rPr>
+          <w:sz w:val="28"/>
+          <w:szCs w:val="28"/>
+          <w:lang w:eastAsia="ru-BY"/>
+        </w:rPr>
+        <w:t xml:space="preserve"> или </w:t>
+      </w:r>
+      <w:proofErr w:type="spellStart"/>
+      <w:r>
+        <w:rPr>
+          <w:sz w:val="28"/>
+          <w:szCs w:val="28"/>
+          <w:lang w:eastAsia="ru-BY"/>
+        </w:rPr>
+        <w:t>обьединением</w:t>
+      </w:r>
+      <w:proofErr w:type="spellEnd"/>
+      <w:r>
+        <w:rPr>
+          <w:sz w:val="28"/>
+          <w:szCs w:val="28"/>
+          <w:lang w:eastAsia="ru-BY"/>
+        </w:rPr>
+        <w:t xml:space="preserve"> в союзы заработать как можно больше очков за раунд и в конце останется 1 победитель который и по сюжету забирает выигрыш</w:t>
+      </w:r>
+    </w:p>
+    <w:p>
+      <w:pPr>
+        <w:spacing w:before="100" w:beforeAutospacing="1" w:after="100" w:afterAutospacing="1" w:line="360" w:lineRule="exact"/>
+        <w:ind w:firstLine="851"/>
+        <w:rPr>
+          <w:b/>
+          <w:bCs/>
+          <w:sz w:val="28"/>
+          <w:szCs w:val="28"/>
+          <w:lang w:eastAsia="ru-BY"/>
+        </w:rPr>
+      </w:pPr>
+      <w:r>
+        <w:rPr>
+          <w:b/>
+          <w:bCs/>
+          <w:sz w:val="28"/>
+          <w:szCs w:val="28"/>
+          <w:lang w:val="en-US" w:eastAsia="ru-BY"/>
+        </w:rPr>
+        <w:t>2.9</w:t>
+      </w:r>
+      <w:r>
+        <w:rPr>
+          <w:b/>
+          <w:bCs/>
+          <w:sz w:val="28"/>
+          <w:szCs w:val="28"/>
+          <w:lang w:eastAsia="ru-BY"/>
+        </w:rPr>
+        <w:t>Движок</w:t>
+      </w:r>
     </w:p>
     <w:p>
       <w:pPr>
         <w:pStyle w:val="ac"/>
         <w:numPr>
           <w:ilvl w:val="0"/>
-          <w:numId w:val="47"/>
+          <w:numId w:val="4"/>
         </w:numPr>
-        <w:spacing w:before="100" w:beforeAutospacing="1" w:after="100" w:afterAutospacing="1"/>
-        <w:jc w:val="both"/>
-        <w:outlineLvl w:val="2"/>
-        <w:rPr>
-          <w:rStyle w:val="af0"/>
+        <w:spacing w:line="360" w:lineRule="exact"/>
+        <w:ind w:firstLine="851"/>
+        <w:rPr>
           <w:rFonts w:ascii="Times New Roman" w:hAnsi="Times New Roman"/>
-          <w:b w:val="0"/>
-          <w:bCs w:val="0"/>
-          <w:sz w:val="28"/>
-          <w:szCs w:val="28"/>
-          <w:lang w:eastAsia="ru-BY"/>
-        </w:rPr>
-      </w:pPr>
-      <w:r>
-        <w:rPr>
-          <w:rStyle w:val="af0"/>
+          <w:sz w:val="28"/>
+          <w:szCs w:val="28"/>
+          <w:lang w:eastAsia="ru-BY"/>
+        </w:rPr>
+      </w:pPr>
+      <w:r>
+        <w:rPr>
           <w:rFonts w:ascii="Times New Roman" w:hAnsi="Times New Roman"/>
           <w:sz w:val="28"/>
           <w:szCs w:val="28"/>
-        </w:rPr>
-        <w:t>Приложение «Чат»:</w:t>
+          <w:lang w:val="ru-BY" w:eastAsia="ru-BY"/>
+        </w:rPr>
+        <w:t xml:space="preserve">На чём сделана (движок): </w:t>
+      </w:r>
+      <w:proofErr w:type="spellStart"/>
+      <w:r>
+        <w:rPr>
+          <w:rFonts w:ascii="Times New Roman" w:hAnsi="Times New Roman"/>
+          <w:sz w:val="28"/>
+          <w:szCs w:val="28"/>
+          <w:lang w:val="ru-BY" w:eastAsia="ru-BY"/>
+        </w:rPr>
+        <w:t>Unity</w:t>
+      </w:r>
+      <w:proofErr w:type="spellEnd"/>
+      <w:r>
+        <w:rPr>
+          <w:rFonts w:ascii="Times New Roman" w:hAnsi="Times New Roman"/>
+          <w:sz w:val="28"/>
+          <w:szCs w:val="28"/>
+          <w:lang w:val="ru-BY" w:eastAsia="ru-BY"/>
+        </w:rPr>
+        <w:t xml:space="preserve">. </w:t>
+      </w:r>
+      <w:proofErr w:type="spellStart"/>
+      <w:r>
+        <w:rPr>
+          <w:rFonts w:ascii="Times New Roman" w:hAnsi="Times New Roman"/>
+          <w:sz w:val="28"/>
+          <w:szCs w:val="28"/>
+          <w:lang w:val="ru-BY" w:eastAsia="ru-BY"/>
+        </w:rPr>
+        <w:t>Эт</w:t>
+      </w:r>
+      <w:proofErr w:type="spellEnd"/>
+      <w:r>
+        <w:rPr>
+          <w:rFonts w:ascii="Times New Roman" w:hAnsi="Times New Roman"/>
+          <w:sz w:val="28"/>
+          <w:szCs w:val="28"/>
+          <w:lang w:eastAsia="ru-BY"/>
+        </w:rPr>
+        <w:t>от</w:t>
+      </w:r>
+      <w:r>
+        <w:rPr>
+          <w:rFonts w:ascii="Times New Roman" w:hAnsi="Times New Roman"/>
+          <w:sz w:val="28"/>
+          <w:szCs w:val="28"/>
+          <w:lang w:val="ru-BY" w:eastAsia="ru-BY"/>
+        </w:rPr>
+        <w:t xml:space="preserve"> </w:t>
+      </w:r>
+      <w:proofErr w:type="spellStart"/>
+      <w:r>
+        <w:rPr>
+          <w:rFonts w:ascii="Times New Roman" w:hAnsi="Times New Roman"/>
+          <w:sz w:val="28"/>
+          <w:szCs w:val="28"/>
+          <w:lang w:val="ru-BY" w:eastAsia="ru-BY"/>
+        </w:rPr>
+        <w:t>движк</w:t>
+      </w:r>
+      <w:r>
+        <w:rPr>
+          <w:rFonts w:ascii="Times New Roman" w:hAnsi="Times New Roman"/>
+          <w:sz w:val="28"/>
+          <w:szCs w:val="28"/>
+          <w:lang w:eastAsia="ru-BY"/>
+        </w:rPr>
+        <w:t>ок</w:t>
+      </w:r>
+      <w:proofErr w:type="spellEnd"/>
+      <w:r>
+        <w:rPr>
+          <w:rFonts w:ascii="Times New Roman" w:hAnsi="Times New Roman"/>
+          <w:sz w:val="28"/>
+          <w:szCs w:val="28"/>
+          <w:lang w:val="ru-BY" w:eastAsia="ru-BY"/>
+        </w:rPr>
+        <w:t xml:space="preserve"> </w:t>
+      </w:r>
+      <w:proofErr w:type="spellStart"/>
+      <w:r>
+        <w:rPr>
+          <w:rFonts w:ascii="Times New Roman" w:hAnsi="Times New Roman"/>
+          <w:sz w:val="28"/>
+          <w:szCs w:val="28"/>
+          <w:lang w:val="ru-BY" w:eastAsia="ru-BY"/>
+        </w:rPr>
+        <w:t>явля</w:t>
+      </w:r>
+      <w:proofErr w:type="spellEnd"/>
+      <w:r>
+        <w:rPr>
+          <w:rFonts w:ascii="Times New Roman" w:hAnsi="Times New Roman"/>
+          <w:sz w:val="28"/>
+          <w:szCs w:val="28"/>
+          <w:lang w:eastAsia="ru-BY"/>
+        </w:rPr>
+        <w:t>е</w:t>
+      </w:r>
+      <w:proofErr w:type="spellStart"/>
+      <w:r>
+        <w:rPr>
+          <w:rFonts w:ascii="Times New Roman" w:hAnsi="Times New Roman"/>
+          <w:sz w:val="28"/>
+          <w:szCs w:val="28"/>
+          <w:lang w:val="ru-BY" w:eastAsia="ru-BY"/>
+        </w:rPr>
+        <w:t>тся</w:t>
+      </w:r>
+      <w:proofErr w:type="spellEnd"/>
+      <w:r>
+        <w:rPr>
+          <w:rFonts w:ascii="Times New Roman" w:hAnsi="Times New Roman"/>
+          <w:sz w:val="28"/>
+          <w:szCs w:val="28"/>
+          <w:lang w:val="ru-BY" w:eastAsia="ru-BY"/>
+        </w:rPr>
+        <w:t xml:space="preserve"> стандартом для инди-проектов такого типа, требующих быстрой разработки сетевого взаимодействия (мультиплеера).</w:t>
       </w:r>
     </w:p>
     <w:p>
@@ -1999,25 +2891,732 @@
         <w:pStyle w:val="ac"/>
         <w:numPr>
           <w:ilvl w:val="0"/>
-          <w:numId w:val="47"/>
+          <w:numId w:val="4"/>
         </w:numPr>
-        <w:spacing w:before="100" w:beforeAutospacing="1" w:after="100" w:afterAutospacing="1"/>
+        <w:spacing w:line="360" w:lineRule="exact"/>
+        <w:ind w:firstLine="851"/>
+        <w:rPr>
+          <w:rFonts w:ascii="Times New Roman" w:hAnsi="Times New Roman"/>
+          <w:sz w:val="28"/>
+          <w:szCs w:val="28"/>
+          <w:lang w:eastAsia="ru-BY"/>
+        </w:rPr>
+      </w:pPr>
+      <w:r>
+        <w:rPr>
+          <w:rFonts w:ascii="Times New Roman" w:hAnsi="Times New Roman"/>
+          <w:sz w:val="28"/>
+          <w:szCs w:val="28"/>
+          <w:lang w:val="ru-BY" w:eastAsia="ru-BY"/>
+        </w:rPr>
+        <w:t>Язык программирования (ЯП</w:t>
+      </w:r>
+      <w:proofErr w:type="gramStart"/>
+      <w:r>
+        <w:rPr>
+          <w:rFonts w:ascii="Times New Roman" w:hAnsi="Times New Roman"/>
+          <w:sz w:val="28"/>
+          <w:szCs w:val="28"/>
+          <w:lang w:val="ru-BY" w:eastAsia="ru-BY"/>
+        </w:rPr>
+        <w:t>):</w:t>
+      </w:r>
+      <w:r>
+        <w:rPr>
+          <w:rFonts w:ascii="Times New Roman" w:hAnsi="Times New Roman"/>
+          <w:sz w:val="28"/>
+          <w:szCs w:val="28"/>
+          <w:lang w:eastAsia="ru-BY"/>
+        </w:rPr>
+        <w:t>Язык</w:t>
+      </w:r>
+      <w:proofErr w:type="gramEnd"/>
+      <w:r>
+        <w:rPr>
+          <w:rFonts w:ascii="Times New Roman" w:hAnsi="Times New Roman"/>
+          <w:sz w:val="28"/>
+          <w:szCs w:val="28"/>
+          <w:lang w:eastAsia="ru-BY"/>
+        </w:rPr>
+        <w:t xml:space="preserve"> на базе </w:t>
+      </w:r>
+      <w:r>
+        <w:rPr>
+          <w:rFonts w:ascii="Times New Roman" w:hAnsi="Times New Roman"/>
+          <w:sz w:val="28"/>
+          <w:szCs w:val="28"/>
+          <w:lang w:val="en-US" w:eastAsia="ru-BY"/>
+        </w:rPr>
+        <w:t>C</w:t>
+      </w:r>
+      <w:r>
+        <w:rPr>
+          <w:rFonts w:ascii="Times New Roman" w:hAnsi="Times New Roman"/>
+          <w:sz w:val="28"/>
+          <w:szCs w:val="28"/>
+          <w:lang w:eastAsia="ru-BY"/>
+        </w:rPr>
+        <w:t xml:space="preserve"> </w:t>
+      </w:r>
+    </w:p>
+    <w:p>
+      <w:pPr>
+        <w:ind w:firstLine="851"/>
+        <w:rPr>
+          <w:b/>
+          <w:bCs/>
+          <w:sz w:val="28"/>
+          <w:szCs w:val="28"/>
+          <w:lang w:eastAsia="ru-BY"/>
+        </w:rPr>
+      </w:pPr>
+    </w:p>
+    <w:p>
+      <w:pPr>
+        <w:ind w:firstLine="851"/>
+        <w:rPr>
+          <w:b/>
+          <w:bCs/>
+          <w:sz w:val="28"/>
+          <w:szCs w:val="28"/>
+          <w:lang w:eastAsia="ru-BY"/>
+        </w:rPr>
+      </w:pPr>
+    </w:p>
+    <w:p>
+      <w:pPr>
+        <w:ind w:firstLine="851"/>
+        <w:rPr>
+          <w:b/>
+          <w:bCs/>
+          <w:sz w:val="28"/>
+          <w:szCs w:val="28"/>
+          <w:lang w:eastAsia="ru-BY"/>
+        </w:rPr>
+      </w:pPr>
+    </w:p>
+    <w:p>
+      <w:pPr>
+        <w:ind w:firstLine="851"/>
+        <w:rPr>
+          <w:b/>
+          <w:bCs/>
+          <w:sz w:val="28"/>
+          <w:szCs w:val="28"/>
+          <w:lang w:eastAsia="ru-BY"/>
+        </w:rPr>
+      </w:pPr>
+    </w:p>
+    <w:p>
+      <w:pPr>
+        <w:ind w:firstLine="851"/>
         <w:jc w:val="both"/>
-        <w:outlineLvl w:val="2"/>
-        <w:rPr>
-          <w:rFonts w:ascii="Times New Roman" w:hAnsi="Times New Roman"/>
-          <w:sz w:val="28"/>
-          <w:szCs w:val="28"/>
-          <w:lang w:eastAsia="ru-BY"/>
-        </w:rPr>
-      </w:pPr>
-      <w:r>
-        <w:rPr>
-          <w:rFonts w:ascii="Times New Roman" w:hAnsi="Times New Roman"/>
-          <w:sz w:val="28"/>
-          <w:szCs w:val="28"/>
-        </w:rPr>
-        <w:t>Общий чат (для всех 4 игроков) — основной интерфейс общения.</w:t>
+        <w:rPr>
+          <w:b/>
+          <w:bCs/>
+          <w:sz w:val="28"/>
+          <w:szCs w:val="28"/>
+          <w:lang w:eastAsia="ru-BY"/>
+        </w:rPr>
+      </w:pPr>
+    </w:p>
+    <w:p>
+      <w:pPr>
+        <w:ind w:firstLine="851"/>
+        <w:jc w:val="both"/>
+        <w:rPr>
+          <w:b/>
+          <w:bCs/>
+          <w:sz w:val="28"/>
+          <w:szCs w:val="28"/>
+          <w:lang w:eastAsia="ru-BY"/>
+        </w:rPr>
+      </w:pPr>
+      <w:r>
+        <w:rPr>
+          <w:b/>
+          <w:bCs/>
+          <w:sz w:val="28"/>
+          <w:szCs w:val="28"/>
+          <w:lang w:eastAsia="ru-BY"/>
+        </w:rPr>
+        <w:t>2</w:t>
+      </w:r>
+      <w:r>
+        <w:rPr>
+          <w:b/>
+          <w:bCs/>
+          <w:sz w:val="28"/>
+          <w:szCs w:val="28"/>
+          <w:lang w:val="en-US" w:eastAsia="ru-BY"/>
+        </w:rPr>
+        <w:t>.10</w:t>
+      </w:r>
+      <w:r>
+        <w:rPr>
+          <w:b/>
+          <w:bCs/>
+          <w:sz w:val="28"/>
+          <w:szCs w:val="28"/>
+          <w:lang w:eastAsia="ru-BY"/>
+        </w:rPr>
+        <w:t>Мини игры</w:t>
+      </w:r>
+    </w:p>
+    <w:p>
+      <w:pPr>
+        <w:ind w:firstLine="851"/>
+        <w:jc w:val="both"/>
+        <w:rPr>
+          <w:sz w:val="28"/>
+          <w:szCs w:val="28"/>
+          <w:lang w:eastAsia="ru-BY"/>
+        </w:rPr>
+      </w:pPr>
+    </w:p>
+    <w:p>
+      <w:pPr>
+        <w:ind w:firstLine="851"/>
+        <w:jc w:val="both"/>
+        <w:rPr>
+          <w:sz w:val="28"/>
+          <w:szCs w:val="28"/>
+          <w:lang w:eastAsia="ru-BY"/>
+        </w:rPr>
+      </w:pPr>
+      <w:r>
+        <w:rPr>
+          <w:sz w:val="28"/>
+          <w:szCs w:val="28"/>
+          <w:lang w:eastAsia="ru-BY"/>
+        </w:rPr>
+        <w:t xml:space="preserve">После каждого </w:t>
+      </w:r>
+      <w:proofErr w:type="spellStart"/>
+      <w:r>
+        <w:rPr>
+          <w:sz w:val="28"/>
+          <w:szCs w:val="28"/>
+          <w:lang w:eastAsia="ru-BY"/>
+        </w:rPr>
+        <w:t>рауна</w:t>
+      </w:r>
+      <w:proofErr w:type="spellEnd"/>
+      <w:r>
+        <w:rPr>
+          <w:sz w:val="28"/>
+          <w:szCs w:val="28"/>
+          <w:lang w:eastAsia="ru-BY"/>
+        </w:rPr>
+        <w:t xml:space="preserve"> появляется об</w:t>
+      </w:r>
+      <w:r>
+        <w:rPr>
+          <w:sz w:val="28"/>
+          <w:szCs w:val="28"/>
+          <w:lang w:eastAsia="ru-BY"/>
+        </w:rPr>
+        <w:t>ъ</w:t>
+      </w:r>
+      <w:r>
+        <w:rPr>
+          <w:sz w:val="28"/>
+          <w:szCs w:val="28"/>
+          <w:lang w:eastAsia="ru-BY"/>
+        </w:rPr>
+        <w:t xml:space="preserve">яснение игры на </w:t>
+      </w:r>
+      <w:r>
+        <w:rPr>
+          <w:sz w:val="28"/>
+          <w:szCs w:val="28"/>
+          <w:lang w:val="en-US" w:eastAsia="ru-BY"/>
+        </w:rPr>
+        <w:t>n</w:t>
+      </w:r>
+      <w:r>
+        <w:rPr>
+          <w:sz w:val="28"/>
+          <w:szCs w:val="28"/>
+          <w:lang w:eastAsia="ru-BY"/>
+        </w:rPr>
+        <w:t xml:space="preserve"> кол </w:t>
+      </w:r>
+      <w:proofErr w:type="gramStart"/>
+      <w:r>
+        <w:rPr>
+          <w:sz w:val="28"/>
+          <w:szCs w:val="28"/>
+          <w:lang w:eastAsia="ru-BY"/>
+        </w:rPr>
+        <w:t>во секунд</w:t>
+      </w:r>
+      <w:proofErr w:type="gramEnd"/>
+      <w:r>
+        <w:rPr>
+          <w:sz w:val="28"/>
+          <w:szCs w:val="28"/>
+          <w:lang w:eastAsia="ru-BY"/>
+        </w:rPr>
+        <w:t xml:space="preserve"> </w:t>
+      </w:r>
+    </w:p>
+    <w:p>
+      <w:pPr>
+        <w:ind w:firstLine="851"/>
+        <w:jc w:val="both"/>
+        <w:rPr>
+          <w:sz w:val="28"/>
+          <w:szCs w:val="28"/>
+          <w:lang w:eastAsia="ru-BY"/>
+        </w:rPr>
+      </w:pPr>
+    </w:p>
+    <w:p>
+      <w:pPr>
+        <w:ind w:firstLine="851"/>
+        <w:jc w:val="both"/>
+        <w:rPr>
+          <w:sz w:val="28"/>
+          <w:szCs w:val="28"/>
+          <w:lang w:eastAsia="ru-BY"/>
+        </w:rPr>
+      </w:pPr>
+      <w:r>
+        <w:rPr>
+          <w:sz w:val="28"/>
+          <w:szCs w:val="28"/>
+          <w:lang w:eastAsia="ru-BY"/>
+        </w:rPr>
+        <w:t>1я мини игра кнопки</w:t>
+      </w:r>
+    </w:p>
+    <w:p>
+      <w:pPr>
+        <w:ind w:firstLine="851"/>
+        <w:jc w:val="both"/>
+        <w:rPr>
+          <w:sz w:val="28"/>
+          <w:szCs w:val="28"/>
+          <w:lang w:eastAsia="ru-BY"/>
+        </w:rPr>
+      </w:pPr>
+      <w:r>
+        <w:rPr>
+          <w:sz w:val="28"/>
+          <w:szCs w:val="28"/>
+          <w:lang w:eastAsia="ru-BY"/>
+        </w:rPr>
+        <w:t xml:space="preserve"> </w:t>
+      </w:r>
+    </w:p>
+    <w:p>
+      <w:pPr>
+        <w:ind w:firstLine="851"/>
+        <w:jc w:val="both"/>
+        <w:rPr>
+          <w:sz w:val="28"/>
+          <w:szCs w:val="28"/>
+          <w:lang w:eastAsia="ru-BY"/>
+        </w:rPr>
+      </w:pPr>
+      <w:r>
+        <w:rPr>
+          <w:sz w:val="28"/>
+          <w:szCs w:val="28"/>
+          <w:lang w:eastAsia="ru-BY"/>
+        </w:rPr>
+        <w:t>У каждого на компе появляется приложение с кнопкой со своим узором игрокам высылается инструкция как нажимать кнопку(чужую) за правильное нажатие раунд пройден и начисляется балл</w:t>
+      </w:r>
+    </w:p>
+    <w:p>
+      <w:pPr>
+        <w:ind w:firstLine="851"/>
+        <w:jc w:val="both"/>
+        <w:rPr>
+          <w:sz w:val="28"/>
+          <w:szCs w:val="28"/>
+          <w:lang w:eastAsia="ru-BY"/>
+        </w:rPr>
+      </w:pPr>
+    </w:p>
+    <w:p>
+      <w:pPr>
+        <w:ind w:firstLine="851"/>
+        <w:jc w:val="both"/>
+        <w:rPr>
+          <w:sz w:val="28"/>
+          <w:szCs w:val="28"/>
+          <w:lang w:eastAsia="ru-BY"/>
+        </w:rPr>
+      </w:pPr>
+      <w:r>
+        <w:rPr>
+          <w:sz w:val="28"/>
+          <w:szCs w:val="28"/>
+          <w:lang w:eastAsia="ru-BY"/>
+        </w:rPr>
+        <w:t xml:space="preserve">2я </w:t>
+      </w:r>
+      <w:proofErr w:type="spellStart"/>
+      <w:r>
+        <w:rPr>
+          <w:sz w:val="28"/>
+          <w:szCs w:val="28"/>
+          <w:lang w:eastAsia="ru-BY"/>
+        </w:rPr>
+        <w:t>Дилема</w:t>
+      </w:r>
+      <w:proofErr w:type="spellEnd"/>
+      <w:r>
+        <w:rPr>
+          <w:sz w:val="28"/>
+          <w:szCs w:val="28"/>
+          <w:lang w:eastAsia="ru-BY"/>
+        </w:rPr>
+        <w:t xml:space="preserve"> вора</w:t>
+      </w:r>
+    </w:p>
+    <w:p>
+      <w:pPr>
+        <w:ind w:firstLine="851"/>
+        <w:jc w:val="both"/>
+        <w:rPr>
+          <w:sz w:val="28"/>
+          <w:szCs w:val="28"/>
+          <w:lang w:eastAsia="ru-BY"/>
+        </w:rPr>
+      </w:pPr>
+    </w:p>
+    <w:p>
+      <w:pPr>
+        <w:ind w:firstLine="851"/>
+        <w:jc w:val="both"/>
+        <w:rPr>
+          <w:sz w:val="28"/>
+          <w:szCs w:val="28"/>
+          <w:lang w:eastAsia="ru-BY"/>
+        </w:rPr>
+      </w:pPr>
+      <w:r>
+        <w:rPr>
+          <w:sz w:val="28"/>
+          <w:szCs w:val="28"/>
+          <w:lang w:eastAsia="ru-BY"/>
+        </w:rPr>
+        <w:t xml:space="preserve">2х игроков закидывает в приватный чат 1 в роли вора 2й в роли жертвы </w:t>
+      </w:r>
+    </w:p>
+    <w:p>
+      <w:pPr>
+        <w:ind w:firstLine="851"/>
+        <w:jc w:val="both"/>
+        <w:rPr>
+          <w:sz w:val="28"/>
+          <w:szCs w:val="28"/>
+          <w:lang w:eastAsia="ru-BY"/>
+        </w:rPr>
+      </w:pPr>
+      <w:r>
+        <w:rPr>
+          <w:sz w:val="28"/>
+          <w:szCs w:val="28"/>
+          <w:lang w:eastAsia="ru-BY"/>
+        </w:rPr>
+        <w:t xml:space="preserve">У жертвы есть </w:t>
+      </w:r>
+      <w:proofErr w:type="gramStart"/>
+      <w:r>
+        <w:rPr>
+          <w:sz w:val="28"/>
+          <w:szCs w:val="28"/>
+          <w:lang w:eastAsia="ru-BY"/>
+        </w:rPr>
+        <w:t>файл</w:t>
+      </w:r>
+      <w:proofErr w:type="gramEnd"/>
+      <w:r>
+        <w:rPr>
+          <w:sz w:val="28"/>
+          <w:szCs w:val="28"/>
+          <w:lang w:eastAsia="ru-BY"/>
+        </w:rPr>
+        <w:t xml:space="preserve"> где </w:t>
+      </w:r>
+      <w:proofErr w:type="spellStart"/>
+      <w:r>
+        <w:rPr>
+          <w:sz w:val="28"/>
+          <w:szCs w:val="28"/>
+          <w:lang w:eastAsia="ru-BY"/>
+        </w:rPr>
+        <w:t>прописанно</w:t>
+      </w:r>
+      <w:proofErr w:type="spellEnd"/>
+      <w:r>
+        <w:rPr>
+          <w:sz w:val="28"/>
+          <w:szCs w:val="28"/>
+          <w:lang w:eastAsia="ru-BY"/>
+        </w:rPr>
+        <w:t xml:space="preserve"> или пропуск или вирус </w:t>
+      </w:r>
+    </w:p>
+    <w:p>
+      <w:pPr>
+        <w:ind w:firstLine="851"/>
+        <w:jc w:val="both"/>
+        <w:rPr>
+          <w:sz w:val="28"/>
+          <w:szCs w:val="28"/>
+          <w:lang w:eastAsia="ru-BY"/>
+        </w:rPr>
+      </w:pPr>
+      <w:r>
+        <w:rPr>
+          <w:sz w:val="28"/>
+          <w:szCs w:val="28"/>
+          <w:lang w:eastAsia="ru-BY"/>
+        </w:rPr>
+        <w:t xml:space="preserve">У игрока 1 есть вариант своровать или оставить файл если он ворует и там вирус балл получает игрок 2, если в файле </w:t>
+      </w:r>
+      <w:proofErr w:type="gramStart"/>
+      <w:r>
+        <w:rPr>
+          <w:sz w:val="28"/>
+          <w:szCs w:val="28"/>
+          <w:lang w:eastAsia="ru-BY"/>
+        </w:rPr>
+        <w:t>вирус</w:t>
+      </w:r>
+      <w:proofErr w:type="gramEnd"/>
+      <w:r>
+        <w:rPr>
+          <w:sz w:val="28"/>
+          <w:szCs w:val="28"/>
+          <w:lang w:eastAsia="ru-BY"/>
+        </w:rPr>
+        <w:t xml:space="preserve"> то балл получает игрок 1</w:t>
+      </w:r>
+    </w:p>
+    <w:p>
+      <w:pPr>
+        <w:ind w:firstLine="851"/>
+        <w:jc w:val="both"/>
+        <w:rPr>
+          <w:sz w:val="28"/>
+          <w:szCs w:val="28"/>
+          <w:lang w:eastAsia="ru-BY"/>
+        </w:rPr>
+      </w:pPr>
+      <w:r>
+        <w:rPr>
+          <w:sz w:val="28"/>
+          <w:szCs w:val="28"/>
+          <w:lang w:eastAsia="ru-BY"/>
+        </w:rPr>
+        <w:t xml:space="preserve">При нечётном кол </w:t>
+      </w:r>
+      <w:proofErr w:type="spellStart"/>
+      <w:r>
+        <w:rPr>
+          <w:sz w:val="28"/>
+          <w:szCs w:val="28"/>
+          <w:lang w:eastAsia="ru-BY"/>
+        </w:rPr>
+        <w:t>ве</w:t>
+      </w:r>
+      <w:proofErr w:type="spellEnd"/>
+      <w:r>
+        <w:rPr>
+          <w:sz w:val="28"/>
+          <w:szCs w:val="28"/>
+          <w:lang w:eastAsia="ru-BY"/>
+        </w:rPr>
+        <w:t xml:space="preserve"> игроков игрока без пары закидывает в приватный чат с 1м проигравшим</w:t>
+      </w:r>
+    </w:p>
+    <w:p>
+      <w:pPr>
+        <w:ind w:firstLine="851"/>
+        <w:jc w:val="both"/>
+        <w:rPr>
+          <w:sz w:val="28"/>
+          <w:szCs w:val="28"/>
+          <w:lang w:eastAsia="ru-BY"/>
+        </w:rPr>
+      </w:pPr>
+    </w:p>
+    <w:p>
+      <w:pPr>
+        <w:ind w:firstLine="851"/>
+        <w:jc w:val="both"/>
+        <w:rPr>
+          <w:sz w:val="28"/>
+          <w:szCs w:val="28"/>
+          <w:lang w:eastAsia="ru-BY"/>
+        </w:rPr>
+      </w:pPr>
+      <w:r>
+        <w:rPr>
+          <w:sz w:val="28"/>
+          <w:szCs w:val="28"/>
+          <w:lang w:eastAsia="ru-BY"/>
+        </w:rPr>
+        <w:t>3я Провода</w:t>
+      </w:r>
+    </w:p>
+    <w:p>
+      <w:pPr>
+        <w:ind w:firstLine="851"/>
+        <w:jc w:val="both"/>
+        <w:rPr>
+          <w:sz w:val="28"/>
+          <w:szCs w:val="28"/>
+          <w:lang w:eastAsia="ru-BY"/>
+        </w:rPr>
+      </w:pPr>
+    </w:p>
+    <w:p>
+      <w:pPr>
+        <w:ind w:firstLine="851"/>
+        <w:jc w:val="both"/>
+        <w:rPr>
+          <w:sz w:val="28"/>
+          <w:szCs w:val="28"/>
+          <w:lang w:eastAsia="ru-BY"/>
+        </w:rPr>
+      </w:pPr>
+      <w:r>
+        <w:rPr>
+          <w:sz w:val="28"/>
+          <w:szCs w:val="28"/>
+          <w:lang w:eastAsia="ru-BY"/>
+        </w:rPr>
+        <w:t>На компьютере появляется приложение с сочетани</w:t>
+      </w:r>
+      <w:r>
+        <w:rPr>
+          <w:sz w:val="28"/>
+          <w:szCs w:val="28"/>
+          <w:lang w:eastAsia="ru-BY"/>
+        </w:rPr>
+        <w:t>ем</w:t>
+      </w:r>
+      <w:r>
+        <w:rPr>
+          <w:sz w:val="28"/>
+          <w:szCs w:val="28"/>
+          <w:lang w:eastAsia="ru-BY"/>
+        </w:rPr>
+        <w:t xml:space="preserve"> проводов </w:t>
+      </w:r>
+      <w:proofErr w:type="gramStart"/>
+      <w:r>
+        <w:rPr>
+          <w:sz w:val="28"/>
+          <w:szCs w:val="28"/>
+          <w:lang w:eastAsia="ru-BY"/>
+        </w:rPr>
+        <w:t>для каждого</w:t>
+      </w:r>
+      <w:r>
+        <w:rPr>
+          <w:sz w:val="28"/>
+          <w:szCs w:val="28"/>
+          <w:lang w:eastAsia="ru-BY"/>
+        </w:rPr>
+        <w:t xml:space="preserve"> игрока</w:t>
+      </w:r>
+      <w:proofErr w:type="gramEnd"/>
+      <w:r>
+        <w:rPr>
+          <w:sz w:val="28"/>
+          <w:szCs w:val="28"/>
+          <w:lang w:eastAsia="ru-BY"/>
+        </w:rPr>
+        <w:t xml:space="preserve"> </w:t>
+      </w:r>
+      <w:r>
+        <w:rPr>
+          <w:sz w:val="28"/>
+          <w:szCs w:val="28"/>
+          <w:lang w:eastAsia="ru-BY"/>
+        </w:rPr>
+        <w:t xml:space="preserve">и инструкция </w:t>
+      </w:r>
+      <w:r>
+        <w:rPr>
+          <w:sz w:val="28"/>
+          <w:szCs w:val="28"/>
+          <w:lang w:eastAsia="ru-BY"/>
+        </w:rPr>
+        <w:t xml:space="preserve">какой провод резать другому игроку </w:t>
+      </w:r>
+    </w:p>
+    <w:p>
+      <w:pPr>
+        <w:ind w:firstLine="851"/>
+        <w:jc w:val="both"/>
+        <w:rPr>
+          <w:sz w:val="28"/>
+          <w:szCs w:val="28"/>
+          <w:lang w:eastAsia="ru-BY"/>
+        </w:rPr>
+      </w:pPr>
+      <w:r>
+        <w:rPr>
+          <w:sz w:val="28"/>
+          <w:szCs w:val="28"/>
+          <w:lang w:eastAsia="ru-BY"/>
+        </w:rPr>
+        <w:lastRenderedPageBreak/>
+        <w:t>Цель</w:t>
+      </w:r>
+      <w:proofErr w:type="gramStart"/>
+      <w:r>
+        <w:rPr>
+          <w:sz w:val="28"/>
+          <w:szCs w:val="28"/>
+          <w:lang w:eastAsia="ru-BY"/>
+        </w:rPr>
+        <w:t>: Узнать</w:t>
+      </w:r>
+      <w:proofErr w:type="gramEnd"/>
+      <w:r>
+        <w:rPr>
+          <w:sz w:val="28"/>
+          <w:szCs w:val="28"/>
+          <w:lang w:eastAsia="ru-BY"/>
+        </w:rPr>
+        <w:t xml:space="preserve"> у кого инструкция к твоим проводам за правильный ответ даётся балл</w:t>
+      </w:r>
+    </w:p>
+    <w:p>
+      <w:pPr>
+        <w:ind w:firstLine="851"/>
+        <w:jc w:val="both"/>
+        <w:rPr>
+          <w:sz w:val="28"/>
+          <w:szCs w:val="28"/>
+          <w:lang w:eastAsia="ru-BY"/>
+        </w:rPr>
+      </w:pPr>
+      <w:r>
+        <w:rPr>
+          <w:sz w:val="28"/>
+          <w:szCs w:val="28"/>
+          <w:lang w:eastAsia="ru-BY"/>
+        </w:rPr>
+        <w:t xml:space="preserve">4я </w:t>
+      </w:r>
+      <w:r>
+        <w:rPr>
+          <w:sz w:val="28"/>
+          <w:szCs w:val="28"/>
+          <w:lang w:eastAsia="ru-BY"/>
+        </w:rPr>
+        <w:t xml:space="preserve">Ключ </w:t>
       </w:r>
     </w:p>
     <w:p>
@@ -2025,11 +3624,10 @@
         <w:pStyle w:val="ac"/>
         <w:numPr>
           <w:ilvl w:val="0"/>
-          <w:numId w:val="47"/>
+          <w:numId w:val="2"/>
         </w:numPr>
-        <w:spacing w:before="100" w:beforeAutospacing="1" w:after="100" w:afterAutospacing="1"/>
+        <w:ind w:firstLine="851"/>
         <w:jc w:val="both"/>
-        <w:outlineLvl w:val="2"/>
         <w:rPr>
           <w:rFonts w:ascii="Times New Roman" w:hAnsi="Times New Roman"/>
           <w:sz w:val="28"/>
@@ -2042,26 +3640,9 @@
           <w:rFonts w:ascii="Times New Roman" w:hAnsi="Times New Roman"/>
           <w:sz w:val="28"/>
           <w:szCs w:val="28"/>
-        </w:rPr>
-        <w:t>Приватные чаты — открываются автоматически только при активации специфических мини-игр (например, «</w:t>
-      </w:r>
-      <w:proofErr w:type="spellStart"/>
-      <w:r>
-        <w:rPr>
-          <w:rFonts w:ascii="Times New Roman" w:hAnsi="Times New Roman"/>
-          <w:sz w:val="28"/>
-          <w:szCs w:val="28"/>
-        </w:rPr>
-        <w:t>Дилема</w:t>
-      </w:r>
-      <w:proofErr w:type="spellEnd"/>
-      <w:r>
-        <w:rPr>
-          <w:rFonts w:ascii="Times New Roman" w:hAnsi="Times New Roman"/>
-          <w:sz w:val="28"/>
-          <w:szCs w:val="28"/>
-        </w:rPr>
-        <w:t xml:space="preserve"> вора»), имитируя «отдельное окно мессенджера».</w:t>
+          <w:lang w:eastAsia="ru-BY"/>
+        </w:rPr>
+        <w:t>1 Игрок получает право загадать слово ключ все остальные должны написать его в приложении</w:t>
       </w:r>
     </w:p>
     <w:p>
@@ -2069,11 +3650,10 @@
         <w:pStyle w:val="ac"/>
         <w:numPr>
           <w:ilvl w:val="0"/>
-          <w:numId w:val="47"/>
+          <w:numId w:val="2"/>
         </w:numPr>
-        <w:spacing w:before="100" w:beforeAutospacing="1" w:after="100" w:afterAutospacing="1"/>
+        <w:ind w:firstLine="851"/>
         <w:jc w:val="both"/>
-        <w:outlineLvl w:val="2"/>
         <w:rPr>
           <w:rFonts w:ascii="Times New Roman" w:hAnsi="Times New Roman"/>
           <w:sz w:val="28"/>
@@ -2083,1555 +3663,32 @@
       </w:pPr>
       <w:r>
         <w:rPr>
-          <w:rStyle w:val="af0"/>
           <w:rFonts w:ascii="Times New Roman" w:hAnsi="Times New Roman"/>
           <w:sz w:val="28"/>
           <w:szCs w:val="28"/>
-        </w:rPr>
-        <w:t>Уведомления</w:t>
+          <w:lang w:eastAsia="ru-BY"/>
+        </w:rPr>
+        <w:t xml:space="preserve">Если слово ключ написано только у 1 игрока и </w:t>
       </w:r>
       <w:proofErr w:type="gramStart"/>
       <w:r>
         <w:rPr>
-          <w:rStyle w:val="af0"/>
           <w:rFonts w:ascii="Times New Roman" w:hAnsi="Times New Roman"/>
           <w:sz w:val="28"/>
           <w:szCs w:val="28"/>
-        </w:rPr>
-        <w:t>:</w:t>
-      </w:r>
+          <w:lang w:eastAsia="ru-BY"/>
+        </w:rPr>
+        <w:t>тот</w:t>
+      </w:r>
+      <w:proofErr w:type="gramEnd"/>
       <w:r>
         <w:rPr>
           <w:rFonts w:ascii="Times New Roman" w:hAnsi="Times New Roman"/>
           <w:sz w:val="28"/>
           <w:szCs w:val="28"/>
-        </w:rPr>
-        <w:t xml:space="preserve"> Для</w:t>
-      </w:r>
-      <w:proofErr w:type="gramEnd"/>
-      <w:r>
-        <w:rPr>
-          <w:rFonts w:ascii="Times New Roman" w:hAnsi="Times New Roman"/>
-          <w:sz w:val="28"/>
-          <w:szCs w:val="28"/>
-        </w:rPr>
-        <w:t xml:space="preserve"> погружения в атмосферу похищения, интерфейс должен имитировать старое ПО: пиксельная графика, задержка при вводе текста (эмуляция старого ПК), звуки механической клавиатуры и щелчки вентилятора.</w:t>
-      </w:r>
-    </w:p>
-    <w:p>
-      <w:pPr>
-        <w:spacing w:before="100" w:beforeAutospacing="1" w:after="100" w:afterAutospacing="1"/>
-        <w:jc w:val="both"/>
-        <w:outlineLvl w:val="2"/>
-        <w:rPr>
-          <w:sz w:val="28"/>
-          <w:szCs w:val="28"/>
-          <w:lang w:val="en-US" w:eastAsia="ru-BY"/>
-        </w:rPr>
-      </w:pPr>
-      <w:r>
-        <w:rPr>
-          <w:b/>
-          <w:bCs/>
-          <w:sz w:val="28"/>
-          <w:szCs w:val="28"/>
-          <w:lang w:eastAsia="ru-BY"/>
-        </w:rPr>
-        <w:t xml:space="preserve">Главное </w:t>
-      </w:r>
-      <w:proofErr w:type="gramStart"/>
-      <w:r>
-        <w:rPr>
-          <w:b/>
-          <w:bCs/>
-          <w:sz w:val="28"/>
-          <w:szCs w:val="28"/>
-          <w:lang w:eastAsia="ru-BY"/>
-        </w:rPr>
-        <w:t xml:space="preserve">меню </w:t>
-      </w:r>
-      <w:r>
-        <w:rPr>
-          <w:b/>
-          <w:bCs/>
-          <w:sz w:val="28"/>
-          <w:szCs w:val="28"/>
-          <w:lang w:eastAsia="ru-BY"/>
-        </w:rPr>
-        <w:t>:</w:t>
-      </w:r>
-      <w:r>
-        <w:rPr>
-          <w:sz w:val="28"/>
-          <w:szCs w:val="28"/>
-          <w:lang w:eastAsia="ru-BY"/>
-        </w:rPr>
-        <w:t>После</w:t>
-      </w:r>
-      <w:proofErr w:type="gramEnd"/>
-      <w:r>
-        <w:rPr>
-          <w:sz w:val="28"/>
-          <w:szCs w:val="28"/>
-          <w:lang w:eastAsia="ru-BY"/>
-        </w:rPr>
-        <w:t xml:space="preserve"> нажатия на кнопку настройки вас </w:t>
-      </w:r>
-      <w:proofErr w:type="spellStart"/>
-      <w:r>
-        <w:rPr>
-          <w:sz w:val="28"/>
-          <w:szCs w:val="28"/>
-          <w:lang w:eastAsia="ru-BY"/>
-        </w:rPr>
-        <w:t>перносит</w:t>
-      </w:r>
-      <w:proofErr w:type="spellEnd"/>
-      <w:r>
-        <w:rPr>
-          <w:sz w:val="28"/>
-          <w:szCs w:val="28"/>
-          <w:lang w:eastAsia="ru-BY"/>
-        </w:rPr>
-        <w:t xml:space="preserve"> на чёрный экран с параметрами игры-регулировкой звука самой игры громкость голоса игроков </w:t>
-      </w:r>
-      <w:r>
-        <w:rPr>
-          <w:sz w:val="28"/>
-          <w:szCs w:val="28"/>
-          <w:lang w:eastAsia="ru-BY"/>
-        </w:rPr>
-        <w:t>и музыки и слева сверху на экране будет кнопка с возвратом в меню</w:t>
-      </w:r>
-    </w:p>
-    <w:p>
-      <w:pPr>
-        <w:spacing w:before="100" w:beforeAutospacing="1" w:after="100" w:afterAutospacing="1"/>
-        <w:jc w:val="both"/>
-        <w:outlineLvl w:val="2"/>
-        <w:rPr>
-          <w:sz w:val="28"/>
-          <w:szCs w:val="28"/>
-          <w:lang w:eastAsia="ru-BY"/>
-        </w:rPr>
-      </w:pPr>
-      <w:r>
-        <w:rPr>
-          <w:sz w:val="28"/>
-          <w:szCs w:val="28"/>
-          <w:lang w:eastAsia="ru-BY"/>
-        </w:rPr>
-        <w:t xml:space="preserve">При нажатии на кнопку справки вас переносит на чёрный экран со всей информацией о разработчики и </w:t>
-      </w:r>
-      <w:proofErr w:type="gramStart"/>
-      <w:r>
-        <w:rPr>
-          <w:sz w:val="28"/>
-          <w:szCs w:val="28"/>
-          <w:lang w:eastAsia="ru-BY"/>
-        </w:rPr>
-        <w:t>теми</w:t>
-      </w:r>
-      <w:proofErr w:type="gramEnd"/>
-      <w:r>
-        <w:rPr>
-          <w:sz w:val="28"/>
-          <w:szCs w:val="28"/>
-          <w:lang w:eastAsia="ru-BY"/>
-        </w:rPr>
-        <w:t xml:space="preserve"> кто поддерживал создание игры </w:t>
-      </w:r>
-      <w:proofErr w:type="spellStart"/>
-      <w:r>
-        <w:rPr>
-          <w:sz w:val="28"/>
-          <w:szCs w:val="28"/>
-          <w:lang w:eastAsia="ru-BY"/>
-        </w:rPr>
-        <w:t>пожервованиями</w:t>
-      </w:r>
-      <w:proofErr w:type="spellEnd"/>
-    </w:p>
-    <w:p>
-      <w:pPr>
-        <w:spacing w:before="100" w:beforeAutospacing="1" w:after="100" w:afterAutospacing="1"/>
-        <w:outlineLvl w:val="2"/>
-        <w:rPr>
-          <w:b/>
-          <w:bCs/>
-          <w:sz w:val="28"/>
-          <w:szCs w:val="28"/>
-          <w:lang w:val="ru-BY" w:eastAsia="ru-BY"/>
-        </w:rPr>
-      </w:pPr>
-    </w:p>
-    <w:p>
-      <w:pPr>
-        <w:spacing w:before="100" w:beforeAutospacing="1" w:after="100" w:afterAutospacing="1"/>
-        <w:jc w:val="both"/>
-        <w:outlineLvl w:val="2"/>
-        <w:rPr>
-          <w:sz w:val="28"/>
-          <w:szCs w:val="28"/>
-          <w:lang w:eastAsia="ru-BY"/>
-        </w:rPr>
-      </w:pPr>
-      <w:r>
-        <w:rPr>
-          <w:b/>
-          <w:bCs/>
-          <w:sz w:val="28"/>
-          <w:szCs w:val="28"/>
-          <w:lang w:eastAsia="ru-BY"/>
-        </w:rPr>
-        <w:t>Игровой процесс</w:t>
-      </w:r>
-      <w:proofErr w:type="gramStart"/>
-      <w:r>
-        <w:rPr>
-          <w:b/>
-          <w:bCs/>
-          <w:sz w:val="28"/>
-          <w:szCs w:val="28"/>
-          <w:lang w:eastAsia="ru-BY"/>
-        </w:rPr>
-        <w:t xml:space="preserve">: </w:t>
-      </w:r>
-      <w:r>
-        <w:rPr>
-          <w:sz w:val="28"/>
-          <w:szCs w:val="28"/>
-          <w:lang w:eastAsia="ru-BY"/>
-        </w:rPr>
-        <w:t>На</w:t>
-      </w:r>
-      <w:proofErr w:type="gramEnd"/>
-      <w:r>
-        <w:rPr>
-          <w:sz w:val="28"/>
-          <w:szCs w:val="28"/>
-          <w:lang w:eastAsia="ru-BY"/>
-        </w:rPr>
-        <w:t xml:space="preserve"> компьютере с самого начала будет появляться приложения чата с помощью которого игроки общаются между собой в каждом раунде на компьютере может появиться приложение с</w:t>
-      </w:r>
-      <w:r>
-        <w:rPr>
-          <w:sz w:val="28"/>
-          <w:szCs w:val="28"/>
-          <w:lang w:eastAsia="ru-BY"/>
-        </w:rPr>
-        <w:t xml:space="preserve"> соответствующей </w:t>
-      </w:r>
-      <w:r>
-        <w:rPr>
-          <w:sz w:val="28"/>
-          <w:szCs w:val="28"/>
-          <w:lang w:eastAsia="ru-BY"/>
-        </w:rPr>
-        <w:t>мини игр</w:t>
-      </w:r>
-      <w:r>
-        <w:rPr>
-          <w:sz w:val="28"/>
-          <w:szCs w:val="28"/>
-          <w:lang w:eastAsia="ru-BY"/>
-        </w:rPr>
-        <w:t>о</w:t>
-      </w:r>
-      <w:r>
-        <w:rPr>
-          <w:sz w:val="28"/>
-          <w:szCs w:val="28"/>
-          <w:lang w:eastAsia="ru-BY"/>
-        </w:rPr>
-        <w:t xml:space="preserve">й </w:t>
-      </w:r>
-    </w:p>
-    <w:p>
-      <w:pPr>
-        <w:spacing w:before="100" w:beforeAutospacing="1" w:after="100" w:afterAutospacing="1"/>
-        <w:jc w:val="both"/>
-        <w:outlineLvl w:val="2"/>
-        <w:rPr>
-          <w:b/>
-          <w:bCs/>
-          <w:sz w:val="28"/>
-          <w:szCs w:val="28"/>
-          <w:lang w:val="ru-BY" w:eastAsia="ru-BY"/>
-        </w:rPr>
-      </w:pPr>
-      <w:proofErr w:type="gramStart"/>
-      <w:r>
-        <w:rPr>
-          <w:b/>
-          <w:bCs/>
-          <w:sz w:val="28"/>
-          <w:szCs w:val="28"/>
-          <w:lang w:val="ru-BY" w:eastAsia="ru-BY"/>
-        </w:rPr>
-        <w:t xml:space="preserve">Управление </w:t>
-      </w:r>
-      <w:r>
-        <w:rPr>
-          <w:b/>
-          <w:bCs/>
-          <w:sz w:val="28"/>
-          <w:szCs w:val="28"/>
-          <w:lang w:eastAsia="ru-BY"/>
-        </w:rPr>
-        <w:t>:</w:t>
-      </w:r>
-      <w:r>
-        <w:rPr>
-          <w:sz w:val="28"/>
-          <w:szCs w:val="28"/>
-          <w:lang w:eastAsia="ru-BY"/>
-        </w:rPr>
-        <w:t>На</w:t>
-      </w:r>
-      <w:proofErr w:type="gramEnd"/>
-      <w:r>
-        <w:rPr>
-          <w:sz w:val="28"/>
-          <w:szCs w:val="28"/>
-          <w:lang w:eastAsia="ru-BY"/>
-        </w:rPr>
-        <w:t xml:space="preserve"> компьютере нужно </w:t>
-      </w:r>
-      <w:proofErr w:type="spellStart"/>
-      <w:r>
-        <w:rPr>
-          <w:sz w:val="28"/>
-          <w:szCs w:val="28"/>
-          <w:lang w:eastAsia="ru-BY"/>
-        </w:rPr>
-        <w:t>нужно</w:t>
-      </w:r>
-      <w:proofErr w:type="spellEnd"/>
-      <w:r>
-        <w:rPr>
-          <w:sz w:val="28"/>
-          <w:szCs w:val="28"/>
-          <w:lang w:eastAsia="ru-BY"/>
-        </w:rPr>
-        <w:t xml:space="preserve"> нажимать на значки как на рабочем столе что бы открывать чат и приложения мини игр в чате сообщения вводить с клавиатуры </w:t>
-      </w:r>
-    </w:p>
-    <w:p>
-      <w:pPr>
-        <w:spacing w:before="100" w:beforeAutospacing="1" w:after="100" w:afterAutospacing="1"/>
-        <w:outlineLvl w:val="2"/>
-        <w:rPr>
-          <w:b/>
-          <w:bCs/>
-          <w:sz w:val="28"/>
-          <w:szCs w:val="28"/>
-          <w:lang w:eastAsia="ru-BY"/>
-        </w:rPr>
-      </w:pPr>
-      <w:r>
-        <w:rPr>
-          <w:b/>
-          <w:bCs/>
-          <w:sz w:val="28"/>
-          <w:szCs w:val="28"/>
-          <w:lang w:val="ru-BY" w:eastAsia="ru-BY"/>
-        </w:rPr>
-        <w:t>Механики</w:t>
-      </w:r>
-      <w:r>
-        <w:rPr>
-          <w:b/>
-          <w:bCs/>
-          <w:sz w:val="28"/>
-          <w:szCs w:val="28"/>
-          <w:lang w:eastAsia="ru-BY"/>
-        </w:rPr>
-        <w:t xml:space="preserve">: </w:t>
-      </w:r>
-      <w:r>
-        <w:rPr>
-          <w:sz w:val="28"/>
-          <w:szCs w:val="28"/>
-          <w:lang w:eastAsia="ru-BY"/>
-        </w:rPr>
-        <w:t xml:space="preserve">Уникальные мини игры </w:t>
-      </w:r>
-      <w:r>
-        <w:rPr>
-          <w:sz w:val="28"/>
-          <w:szCs w:val="28"/>
-          <w:lang w:eastAsia="ru-BY"/>
-        </w:rPr>
-        <w:t xml:space="preserve">отдельно в каждом раунде </w:t>
-      </w:r>
-      <w:r>
-        <w:rPr>
-          <w:sz w:val="28"/>
-          <w:szCs w:val="28"/>
-          <w:lang w:eastAsia="ru-BY"/>
-        </w:rPr>
-        <w:t>(выбираются из списка потом удаляются из него) Начисление очков за каждый раунд</w:t>
-      </w:r>
-    </w:p>
-    <w:p>
-      <w:pPr>
-        <w:spacing w:before="100" w:beforeAutospacing="1" w:after="100" w:afterAutospacing="1"/>
-        <w:outlineLvl w:val="2"/>
-        <w:rPr>
-          <w:sz w:val="28"/>
-          <w:szCs w:val="28"/>
-          <w:lang w:eastAsia="ru-BY"/>
-        </w:rPr>
-      </w:pPr>
-      <w:r>
-        <w:rPr>
-          <w:b/>
-          <w:bCs/>
-          <w:sz w:val="28"/>
-          <w:szCs w:val="28"/>
-          <w:lang w:eastAsia="ru-BY"/>
-        </w:rPr>
-        <w:t>Сюжет</w:t>
-      </w:r>
-      <w:r>
-        <w:rPr>
-          <w:b/>
-          <w:bCs/>
-          <w:sz w:val="28"/>
-          <w:szCs w:val="28"/>
-          <w:lang w:eastAsia="ru-BY"/>
-        </w:rPr>
-        <w:t>:</w:t>
-      </w:r>
-      <w:r>
-        <w:rPr>
-          <w:b/>
-          <w:bCs/>
-          <w:sz w:val="28"/>
-          <w:szCs w:val="28"/>
-          <w:lang w:eastAsia="ru-BY"/>
-        </w:rPr>
-        <w:t xml:space="preserve"> </w:t>
-      </w:r>
-      <w:r>
-        <w:rPr>
-          <w:sz w:val="28"/>
-          <w:szCs w:val="28"/>
-          <w:lang w:eastAsia="ru-BY"/>
-        </w:rPr>
-        <w:t xml:space="preserve">Компания знакомых друзей находит </w:t>
-      </w:r>
-      <w:proofErr w:type="spellStart"/>
-      <w:r>
-        <w:rPr>
-          <w:sz w:val="28"/>
-          <w:szCs w:val="28"/>
-          <w:lang w:eastAsia="ru-BY"/>
-        </w:rPr>
-        <w:t>обьявление</w:t>
-      </w:r>
-      <w:proofErr w:type="spellEnd"/>
-      <w:r>
-        <w:rPr>
-          <w:sz w:val="28"/>
-          <w:szCs w:val="28"/>
-          <w:lang w:eastAsia="ru-BY"/>
-        </w:rPr>
-        <w:t xml:space="preserve"> о быстром заработке в соц</w:t>
-      </w:r>
-      <w:r>
-        <w:rPr>
-          <w:sz w:val="28"/>
-          <w:szCs w:val="28"/>
-          <w:lang w:eastAsia="ru-BY"/>
-        </w:rPr>
-        <w:t>.</w:t>
-      </w:r>
-      <w:r>
-        <w:rPr>
-          <w:sz w:val="28"/>
-          <w:szCs w:val="28"/>
-          <w:lang w:eastAsia="ru-BY"/>
-        </w:rPr>
-        <w:t xml:space="preserve"> эксперименте на доверие после чего их помещают в разные комнаты с 1 старым </w:t>
-      </w:r>
-      <w:proofErr w:type="gramStart"/>
-      <w:r>
-        <w:rPr>
-          <w:sz w:val="28"/>
-          <w:szCs w:val="28"/>
-          <w:lang w:eastAsia="ru-BY"/>
-        </w:rPr>
-        <w:t>ПК</w:t>
-      </w:r>
-      <w:proofErr w:type="gramEnd"/>
-      <w:r>
-        <w:rPr>
-          <w:sz w:val="28"/>
-          <w:szCs w:val="28"/>
-          <w:lang w:eastAsia="ru-BY"/>
-        </w:rPr>
-        <w:t xml:space="preserve"> где кроме чата с </w:t>
-      </w:r>
-      <w:r>
-        <w:rPr>
-          <w:sz w:val="28"/>
-          <w:szCs w:val="28"/>
-          <w:lang w:val="en-US" w:eastAsia="ru-BY"/>
-        </w:rPr>
-        <w:t>n</w:t>
-      </w:r>
-      <w:r>
-        <w:rPr>
-          <w:sz w:val="28"/>
-          <w:szCs w:val="28"/>
-          <w:lang w:eastAsia="ru-BY"/>
-        </w:rPr>
-        <w:t xml:space="preserve"> учас</w:t>
-      </w:r>
-      <w:r>
-        <w:rPr>
-          <w:sz w:val="28"/>
-          <w:szCs w:val="28"/>
-          <w:lang w:eastAsia="ru-BY"/>
-        </w:rPr>
-        <w:t>т</w:t>
-      </w:r>
-      <w:r>
-        <w:rPr>
-          <w:sz w:val="28"/>
-          <w:szCs w:val="28"/>
-          <w:lang w:eastAsia="ru-BY"/>
-        </w:rPr>
-        <w:t xml:space="preserve">никами игры ничего нет </w:t>
-      </w:r>
-    </w:p>
-    <w:p>
-      <w:pPr>
-        <w:spacing w:before="100" w:beforeAutospacing="1" w:after="100" w:afterAutospacing="1"/>
-        <w:outlineLvl w:val="2"/>
-        <w:rPr>
-          <w:b/>
-          <w:bCs/>
-          <w:sz w:val="28"/>
-          <w:szCs w:val="28"/>
-          <w:lang w:eastAsia="ru-BY"/>
-        </w:rPr>
-      </w:pPr>
-      <w:r>
-        <w:rPr>
-          <w:rStyle w:val="af0"/>
-          <w:sz w:val="28"/>
-          <w:szCs w:val="28"/>
-        </w:rPr>
-        <w:t>Анимация загрузки</w:t>
-      </w:r>
-      <w:proofErr w:type="gramStart"/>
-      <w:r>
-        <w:rPr>
-          <w:rStyle w:val="af0"/>
-          <w:sz w:val="28"/>
-          <w:szCs w:val="28"/>
-        </w:rPr>
-        <w:t>:</w:t>
-      </w:r>
-      <w:r>
-        <w:rPr>
-          <w:sz w:val="28"/>
-          <w:szCs w:val="28"/>
-        </w:rPr>
-        <w:t xml:space="preserve"> После</w:t>
-      </w:r>
-      <w:proofErr w:type="gramEnd"/>
-      <w:r>
-        <w:rPr>
-          <w:sz w:val="28"/>
-          <w:szCs w:val="28"/>
-        </w:rPr>
-        <w:t xml:space="preserve"> нажатия хоста «Запустить сервер» проигрывается короткая VHS-стилизованная заставка: «Вы подписали согласие на участие в социальном эксперименте. Ваше местоположение неизвестно. Доверие — единственная валюта». Камера дергается (эффект тряски), затем плавно наезжает на экран старого монитора.</w:t>
-      </w:r>
-    </w:p>
-    <w:p>
-      <w:pPr>
-        <w:spacing w:before="100" w:beforeAutospacing="1" w:after="100" w:afterAutospacing="1"/>
-        <w:rPr>
-          <w:sz w:val="28"/>
-          <w:szCs w:val="28"/>
-          <w:lang w:eastAsia="ru-BY"/>
-        </w:rPr>
-      </w:pPr>
-      <w:r>
-        <w:rPr>
-          <w:b/>
-          <w:bCs/>
-          <w:sz w:val="28"/>
-          <w:szCs w:val="28"/>
-          <w:lang w:val="ru-BY" w:eastAsia="ru-BY"/>
-        </w:rPr>
-        <w:lastRenderedPageBreak/>
-        <w:t>Цель:</w:t>
-      </w:r>
-      <w:r>
-        <w:rPr>
-          <w:sz w:val="28"/>
-          <w:szCs w:val="28"/>
-          <w:lang w:val="ru-BY" w:eastAsia="ru-BY"/>
-        </w:rPr>
-        <w:t xml:space="preserve"> </w:t>
-      </w:r>
-      <w:proofErr w:type="spellStart"/>
-      <w:proofErr w:type="gramStart"/>
-      <w:r>
-        <w:rPr>
-          <w:sz w:val="28"/>
-          <w:szCs w:val="28"/>
-          <w:lang w:eastAsia="ru-BY"/>
-        </w:rPr>
-        <w:t>Блефом,предательством</w:t>
-      </w:r>
-      <w:proofErr w:type="spellEnd"/>
-      <w:proofErr w:type="gramEnd"/>
-      <w:r>
-        <w:rPr>
-          <w:sz w:val="28"/>
-          <w:szCs w:val="28"/>
-          <w:lang w:eastAsia="ru-BY"/>
-        </w:rPr>
-        <w:t xml:space="preserve"> или </w:t>
-      </w:r>
-      <w:proofErr w:type="spellStart"/>
-      <w:r>
-        <w:rPr>
-          <w:sz w:val="28"/>
-          <w:szCs w:val="28"/>
-          <w:lang w:eastAsia="ru-BY"/>
-        </w:rPr>
-        <w:t>обьединением</w:t>
-      </w:r>
-      <w:proofErr w:type="spellEnd"/>
-      <w:r>
-        <w:rPr>
-          <w:sz w:val="28"/>
-          <w:szCs w:val="28"/>
-          <w:lang w:eastAsia="ru-BY"/>
-        </w:rPr>
-        <w:t xml:space="preserve"> в союзы заработать как можно больше очков за раунд и в конце останется 1 победитель который и по сюжету забирает выигрыш</w:t>
-      </w:r>
-    </w:p>
-    <w:p>
-      <w:pPr>
-        <w:spacing w:before="100" w:beforeAutospacing="1" w:after="100" w:afterAutospacing="1"/>
-        <w:rPr>
-          <w:b/>
-          <w:bCs/>
-          <w:sz w:val="28"/>
-          <w:szCs w:val="28"/>
-          <w:lang w:eastAsia="ru-BY"/>
-        </w:rPr>
-      </w:pPr>
-      <w:r>
-        <w:rPr>
-          <w:b/>
-          <w:bCs/>
-          <w:sz w:val="28"/>
-          <w:szCs w:val="28"/>
-          <w:lang w:eastAsia="ru-BY"/>
-        </w:rPr>
-        <w:t>Движок</w:t>
-      </w:r>
-    </w:p>
-    <w:p>
-      <w:pPr>
-        <w:rPr>
-          <w:sz w:val="28"/>
-          <w:szCs w:val="28"/>
-          <w:lang w:eastAsia="ru-BY"/>
-        </w:rPr>
-      </w:pPr>
-      <w:proofErr w:type="gramStart"/>
-      <w:r>
-        <w:rPr>
-          <w:rFonts w:hAnsi="Symbol"/>
-          <w:sz w:val="28"/>
-          <w:szCs w:val="28"/>
-          <w:lang w:val="ru-BY" w:eastAsia="ru-BY"/>
-        </w:rPr>
-        <w:t></w:t>
-      </w:r>
-      <w:r>
-        <w:rPr>
-          <w:sz w:val="28"/>
-          <w:szCs w:val="28"/>
-          <w:lang w:val="ru-BY" w:eastAsia="ru-BY"/>
-        </w:rPr>
-        <w:t xml:space="preserve">  </w:t>
-      </w:r>
-      <w:r>
-        <w:rPr>
-          <w:b/>
-          <w:bCs/>
-          <w:sz w:val="28"/>
-          <w:szCs w:val="28"/>
-          <w:lang w:val="ru-BY" w:eastAsia="ru-BY"/>
-        </w:rPr>
-        <w:t>На</w:t>
-      </w:r>
-      <w:proofErr w:type="gramEnd"/>
-      <w:r>
-        <w:rPr>
-          <w:b/>
-          <w:bCs/>
-          <w:sz w:val="28"/>
-          <w:szCs w:val="28"/>
-          <w:lang w:val="ru-BY" w:eastAsia="ru-BY"/>
-        </w:rPr>
-        <w:t xml:space="preserve"> чём сделана (движок):</w:t>
-      </w:r>
-      <w:r>
-        <w:rPr>
-          <w:sz w:val="28"/>
-          <w:szCs w:val="28"/>
-          <w:lang w:val="ru-BY" w:eastAsia="ru-BY"/>
-        </w:rPr>
-        <w:t xml:space="preserve"> </w:t>
-      </w:r>
-      <w:proofErr w:type="spellStart"/>
-      <w:r>
-        <w:rPr>
-          <w:b/>
-          <w:bCs/>
-          <w:sz w:val="28"/>
-          <w:szCs w:val="28"/>
-          <w:lang w:val="ru-BY" w:eastAsia="ru-BY"/>
-        </w:rPr>
-        <w:t>Unity</w:t>
-      </w:r>
-      <w:proofErr w:type="spellEnd"/>
-      <w:r>
-        <w:rPr>
-          <w:sz w:val="28"/>
-          <w:szCs w:val="28"/>
-          <w:lang w:val="ru-BY" w:eastAsia="ru-BY"/>
-        </w:rPr>
-        <w:t xml:space="preserve">. </w:t>
-      </w:r>
-      <w:proofErr w:type="spellStart"/>
-      <w:r>
-        <w:rPr>
-          <w:sz w:val="28"/>
-          <w:szCs w:val="28"/>
-          <w:lang w:val="ru-BY" w:eastAsia="ru-BY"/>
-        </w:rPr>
-        <w:t>Эт</w:t>
-      </w:r>
-      <w:proofErr w:type="spellEnd"/>
-      <w:r>
-        <w:rPr>
-          <w:sz w:val="28"/>
-          <w:szCs w:val="28"/>
-          <w:lang w:eastAsia="ru-BY"/>
-        </w:rPr>
-        <w:t>от</w:t>
-      </w:r>
-      <w:r>
-        <w:rPr>
-          <w:sz w:val="28"/>
-          <w:szCs w:val="28"/>
-          <w:lang w:val="ru-BY" w:eastAsia="ru-BY"/>
-        </w:rPr>
-        <w:t xml:space="preserve"> </w:t>
-      </w:r>
-      <w:proofErr w:type="spellStart"/>
-      <w:r>
-        <w:rPr>
-          <w:sz w:val="28"/>
-          <w:szCs w:val="28"/>
-          <w:lang w:val="ru-BY" w:eastAsia="ru-BY"/>
-        </w:rPr>
-        <w:t>движк</w:t>
-      </w:r>
-      <w:r>
-        <w:rPr>
-          <w:sz w:val="28"/>
-          <w:szCs w:val="28"/>
-          <w:lang w:eastAsia="ru-BY"/>
-        </w:rPr>
-        <w:t>ок</w:t>
-      </w:r>
-      <w:proofErr w:type="spellEnd"/>
-      <w:r>
-        <w:rPr>
-          <w:sz w:val="28"/>
-          <w:szCs w:val="28"/>
-          <w:lang w:val="ru-BY" w:eastAsia="ru-BY"/>
-        </w:rPr>
-        <w:t xml:space="preserve"> </w:t>
-      </w:r>
-      <w:proofErr w:type="spellStart"/>
-      <w:r>
-        <w:rPr>
-          <w:sz w:val="28"/>
-          <w:szCs w:val="28"/>
-          <w:lang w:val="ru-BY" w:eastAsia="ru-BY"/>
-        </w:rPr>
-        <w:t>явля</w:t>
-      </w:r>
-      <w:proofErr w:type="spellEnd"/>
-      <w:r>
-        <w:rPr>
-          <w:sz w:val="28"/>
-          <w:szCs w:val="28"/>
-          <w:lang w:eastAsia="ru-BY"/>
-        </w:rPr>
-        <w:t>е</w:t>
-      </w:r>
-      <w:proofErr w:type="spellStart"/>
-      <w:r>
-        <w:rPr>
-          <w:sz w:val="28"/>
-          <w:szCs w:val="28"/>
-          <w:lang w:val="ru-BY" w:eastAsia="ru-BY"/>
-        </w:rPr>
-        <w:t>тся</w:t>
-      </w:r>
-      <w:proofErr w:type="spellEnd"/>
-      <w:r>
-        <w:rPr>
-          <w:sz w:val="28"/>
-          <w:szCs w:val="28"/>
-          <w:lang w:val="ru-BY" w:eastAsia="ru-BY"/>
-        </w:rPr>
-        <w:t xml:space="preserve"> стандартом для инди-проектов такого типа, требующих быстрой разработки сетевого взаимодействия (мультиплеера).</w:t>
-      </w:r>
-    </w:p>
-    <w:p>
-      <w:pPr>
-        <w:rPr>
-          <w:sz w:val="28"/>
-          <w:szCs w:val="28"/>
-          <w:lang w:eastAsia="ru-BY"/>
-        </w:rPr>
-      </w:pPr>
-      <w:proofErr w:type="gramStart"/>
-      <w:r>
-        <w:rPr>
-          <w:rFonts w:hAnsi="Symbol"/>
-          <w:sz w:val="28"/>
-          <w:szCs w:val="28"/>
-          <w:lang w:val="ru-BY" w:eastAsia="ru-BY"/>
-        </w:rPr>
-        <w:t></w:t>
-      </w:r>
-      <w:r>
-        <w:rPr>
-          <w:sz w:val="28"/>
-          <w:szCs w:val="28"/>
-          <w:lang w:val="ru-BY" w:eastAsia="ru-BY"/>
-        </w:rPr>
-        <w:t xml:space="preserve">  </w:t>
-      </w:r>
-      <w:r>
-        <w:rPr>
-          <w:b/>
-          <w:bCs/>
-          <w:sz w:val="28"/>
-          <w:szCs w:val="28"/>
-          <w:lang w:val="ru-BY" w:eastAsia="ru-BY"/>
-        </w:rPr>
-        <w:t>Язык</w:t>
-      </w:r>
-      <w:proofErr w:type="gramEnd"/>
-      <w:r>
-        <w:rPr>
-          <w:b/>
-          <w:bCs/>
-          <w:sz w:val="28"/>
-          <w:szCs w:val="28"/>
-          <w:lang w:val="ru-BY" w:eastAsia="ru-BY"/>
-        </w:rPr>
-        <w:t xml:space="preserve"> программирования (ЯП):</w:t>
-      </w:r>
-      <w:r>
-        <w:rPr>
-          <w:sz w:val="28"/>
-          <w:szCs w:val="28"/>
-          <w:lang w:eastAsia="ru-BY"/>
-        </w:rPr>
-        <w:t xml:space="preserve">Язык на базе </w:t>
-      </w:r>
-      <w:r>
-        <w:rPr>
-          <w:sz w:val="28"/>
-          <w:szCs w:val="28"/>
-          <w:lang w:val="en-US" w:eastAsia="ru-BY"/>
-        </w:rPr>
-        <w:t>C</w:t>
-      </w:r>
-      <w:r>
-        <w:rPr>
-          <w:sz w:val="28"/>
-          <w:szCs w:val="28"/>
-          <w:lang w:eastAsia="ru-BY"/>
-        </w:rPr>
-        <w:t xml:space="preserve"> </w:t>
-      </w:r>
-    </w:p>
-    <w:p>
-      <w:pPr>
-        <w:rPr>
-          <w:b/>
-          <w:bCs/>
-          <w:sz w:val="28"/>
-          <w:szCs w:val="28"/>
-          <w:lang w:eastAsia="ru-BY"/>
-        </w:rPr>
-      </w:pPr>
-    </w:p>
-    <w:p>
-      <w:pPr>
-        <w:rPr>
-          <w:b/>
-          <w:bCs/>
-          <w:sz w:val="28"/>
-          <w:szCs w:val="28"/>
-          <w:lang w:eastAsia="ru-BY"/>
-        </w:rPr>
-      </w:pPr>
-    </w:p>
-    <w:p>
-      <w:pPr>
-        <w:rPr>
-          <w:b/>
-          <w:bCs/>
-          <w:sz w:val="28"/>
-          <w:szCs w:val="28"/>
-          <w:lang w:eastAsia="ru-BY"/>
-        </w:rPr>
-      </w:pPr>
-    </w:p>
-    <w:p>
-      <w:pPr>
-        <w:rPr>
-          <w:b/>
-          <w:bCs/>
-          <w:sz w:val="28"/>
-          <w:szCs w:val="28"/>
-          <w:lang w:eastAsia="ru-BY"/>
-        </w:rPr>
-      </w:pPr>
-    </w:p>
-    <w:p>
-      <w:pPr>
-        <w:jc w:val="center"/>
-        <w:rPr>
-          <w:b/>
-          <w:bCs/>
-          <w:sz w:val="28"/>
-          <w:szCs w:val="28"/>
-          <w:lang w:eastAsia="ru-BY"/>
-        </w:rPr>
-      </w:pPr>
-    </w:p>
-    <w:p>
-      <w:pPr>
-        <w:jc w:val="center"/>
-        <w:rPr>
-          <w:b/>
-          <w:bCs/>
-          <w:sz w:val="28"/>
-          <w:szCs w:val="28"/>
-          <w:lang w:eastAsia="ru-BY"/>
-        </w:rPr>
-      </w:pPr>
-      <w:r>
-        <w:rPr>
-          <w:b/>
-          <w:bCs/>
-          <w:sz w:val="28"/>
-          <w:szCs w:val="28"/>
-          <w:lang w:eastAsia="ru-BY"/>
-        </w:rPr>
-        <w:t>Мини игры</w:t>
-      </w:r>
-    </w:p>
-    <w:p>
-      <w:pPr>
-        <w:rPr>
-          <w:b/>
-          <w:bCs/>
-          <w:sz w:val="28"/>
-          <w:szCs w:val="28"/>
-          <w:lang w:eastAsia="ru-BY"/>
-        </w:rPr>
-      </w:pPr>
-    </w:p>
-    <w:p>
-      <w:pPr>
-        <w:rPr>
-          <w:sz w:val="28"/>
-          <w:szCs w:val="28"/>
-          <w:lang w:eastAsia="ru-BY"/>
-        </w:rPr>
-      </w:pPr>
-      <w:r>
-        <w:rPr>
-          <w:sz w:val="28"/>
-          <w:szCs w:val="28"/>
-          <w:lang w:eastAsia="ru-BY"/>
-        </w:rPr>
-        <w:t xml:space="preserve">После каждого </w:t>
-      </w:r>
-      <w:proofErr w:type="spellStart"/>
-      <w:r>
-        <w:rPr>
-          <w:sz w:val="28"/>
-          <w:szCs w:val="28"/>
-          <w:lang w:eastAsia="ru-BY"/>
-        </w:rPr>
-        <w:t>рауна</w:t>
-      </w:r>
-      <w:proofErr w:type="spellEnd"/>
-      <w:r>
-        <w:rPr>
-          <w:sz w:val="28"/>
-          <w:szCs w:val="28"/>
-          <w:lang w:eastAsia="ru-BY"/>
-        </w:rPr>
-        <w:t xml:space="preserve"> появляется об</w:t>
-      </w:r>
-      <w:r>
-        <w:rPr>
-          <w:sz w:val="28"/>
-          <w:szCs w:val="28"/>
-          <w:lang w:eastAsia="ru-BY"/>
-        </w:rPr>
-        <w:t>ъ</w:t>
-      </w:r>
-      <w:r>
-        <w:rPr>
-          <w:sz w:val="28"/>
-          <w:szCs w:val="28"/>
-          <w:lang w:eastAsia="ru-BY"/>
-        </w:rPr>
-        <w:t xml:space="preserve">яснение игры на </w:t>
-      </w:r>
-      <w:r>
-        <w:rPr>
-          <w:sz w:val="28"/>
-          <w:szCs w:val="28"/>
-          <w:lang w:val="en-US" w:eastAsia="ru-BY"/>
-        </w:rPr>
-        <w:t>n</w:t>
-      </w:r>
-      <w:r>
-        <w:rPr>
-          <w:sz w:val="28"/>
-          <w:szCs w:val="28"/>
-          <w:lang w:eastAsia="ru-BY"/>
-        </w:rPr>
-        <w:t xml:space="preserve"> кол </w:t>
-      </w:r>
-      <w:proofErr w:type="gramStart"/>
-      <w:r>
-        <w:rPr>
-          <w:sz w:val="28"/>
-          <w:szCs w:val="28"/>
-          <w:lang w:eastAsia="ru-BY"/>
-        </w:rPr>
-        <w:t>во секунд</w:t>
-      </w:r>
-      <w:proofErr w:type="gramEnd"/>
-      <w:r>
-        <w:rPr>
-          <w:sz w:val="28"/>
-          <w:szCs w:val="28"/>
-          <w:lang w:eastAsia="ru-BY"/>
-        </w:rPr>
-        <w:t xml:space="preserve"> </w:t>
-      </w:r>
-    </w:p>
-    <w:p>
-      <w:pPr>
-        <w:rPr>
-          <w:b/>
-          <w:bCs/>
-          <w:sz w:val="28"/>
-          <w:szCs w:val="28"/>
-          <w:lang w:eastAsia="ru-BY"/>
-        </w:rPr>
-      </w:pPr>
-    </w:p>
-    <w:p>
-      <w:pPr>
-        <w:jc w:val="center"/>
-        <w:rPr>
-          <w:b/>
-          <w:bCs/>
-          <w:sz w:val="28"/>
-          <w:szCs w:val="28"/>
-          <w:lang w:eastAsia="ru-BY"/>
-        </w:rPr>
-      </w:pPr>
-      <w:r>
-        <w:rPr>
-          <w:b/>
-          <w:bCs/>
-          <w:sz w:val="28"/>
-          <w:szCs w:val="28"/>
-          <w:lang w:eastAsia="ru-BY"/>
-        </w:rPr>
-        <w:t>1я мини игра кнопки</w:t>
-      </w:r>
-    </w:p>
-    <w:p>
-      <w:pPr>
-        <w:rPr>
-          <w:b/>
-          <w:bCs/>
-          <w:sz w:val="28"/>
-          <w:szCs w:val="28"/>
-          <w:lang w:eastAsia="ru-BY"/>
-        </w:rPr>
-      </w:pPr>
-      <w:r>
-        <w:rPr>
-          <w:b/>
-          <w:bCs/>
-          <w:sz w:val="28"/>
-          <w:szCs w:val="28"/>
-          <w:lang w:eastAsia="ru-BY"/>
-        </w:rPr>
-        <w:t xml:space="preserve"> </w:t>
-      </w:r>
-    </w:p>
-    <w:p>
-      <w:pPr>
-        <w:rPr>
-          <w:sz w:val="28"/>
-          <w:szCs w:val="28"/>
-          <w:lang w:eastAsia="ru-BY"/>
-        </w:rPr>
-      </w:pPr>
-      <w:r>
-        <w:rPr>
-          <w:sz w:val="28"/>
-          <w:szCs w:val="28"/>
-          <w:lang w:eastAsia="ru-BY"/>
-        </w:rPr>
-        <w:t>У каждого на компе появляется приложение с кнопкой со своим узором игрокам высылается инструкция как нажимать кнопку(чужую) за правильное нажатие раунд пройден и начисляется балл</w:t>
-      </w:r>
-    </w:p>
-    <w:p>
-      <w:pPr>
-        <w:rPr>
-          <w:b/>
-          <w:bCs/>
-          <w:sz w:val="28"/>
-          <w:szCs w:val="28"/>
-          <w:lang w:eastAsia="ru-BY"/>
-        </w:rPr>
-      </w:pPr>
-    </w:p>
-    <w:p>
-      <w:pPr>
-        <w:jc w:val="center"/>
-        <w:rPr>
-          <w:b/>
-          <w:bCs/>
-          <w:sz w:val="28"/>
-          <w:szCs w:val="28"/>
-          <w:lang w:eastAsia="ru-BY"/>
-        </w:rPr>
-      </w:pPr>
-      <w:r>
-        <w:rPr>
-          <w:b/>
-          <w:bCs/>
-          <w:sz w:val="28"/>
-          <w:szCs w:val="28"/>
-          <w:lang w:eastAsia="ru-BY"/>
-        </w:rPr>
-        <w:t xml:space="preserve">2я </w:t>
-      </w:r>
-      <w:proofErr w:type="spellStart"/>
-      <w:r>
-        <w:rPr>
-          <w:b/>
-          <w:bCs/>
-          <w:sz w:val="28"/>
-          <w:szCs w:val="28"/>
-          <w:lang w:eastAsia="ru-BY"/>
-        </w:rPr>
-        <w:t>Дилема</w:t>
-      </w:r>
-      <w:proofErr w:type="spellEnd"/>
-      <w:r>
-        <w:rPr>
-          <w:b/>
-          <w:bCs/>
-          <w:sz w:val="28"/>
-          <w:szCs w:val="28"/>
-          <w:lang w:eastAsia="ru-BY"/>
-        </w:rPr>
-        <w:t xml:space="preserve"> вора</w:t>
-      </w:r>
-    </w:p>
-    <w:p>
-      <w:pPr>
-        <w:rPr>
-          <w:b/>
-          <w:bCs/>
-          <w:sz w:val="28"/>
-          <w:szCs w:val="28"/>
-          <w:lang w:eastAsia="ru-BY"/>
-        </w:rPr>
-      </w:pPr>
-    </w:p>
-    <w:p>
-      <w:pPr>
-        <w:jc w:val="both"/>
-        <w:rPr>
-          <w:sz w:val="28"/>
-          <w:szCs w:val="28"/>
-          <w:lang w:eastAsia="ru-BY"/>
-        </w:rPr>
-      </w:pPr>
-      <w:r>
-        <w:rPr>
-          <w:sz w:val="28"/>
-          <w:szCs w:val="28"/>
-          <w:lang w:eastAsia="ru-BY"/>
-        </w:rPr>
-        <w:t xml:space="preserve">2х игроков закидывает в приватный чат 1 в роли вора 2й в роли жертвы </w:t>
-      </w:r>
-    </w:p>
-    <w:p>
-      <w:pPr>
-        <w:jc w:val="both"/>
-        <w:rPr>
-          <w:sz w:val="28"/>
-          <w:szCs w:val="28"/>
-          <w:lang w:eastAsia="ru-BY"/>
-        </w:rPr>
-      </w:pPr>
-      <w:r>
-        <w:rPr>
-          <w:sz w:val="28"/>
-          <w:szCs w:val="28"/>
-          <w:lang w:eastAsia="ru-BY"/>
-        </w:rPr>
-        <w:t xml:space="preserve">У жертвы есть </w:t>
-      </w:r>
-      <w:proofErr w:type="gramStart"/>
-      <w:r>
-        <w:rPr>
-          <w:sz w:val="28"/>
-          <w:szCs w:val="28"/>
-          <w:lang w:eastAsia="ru-BY"/>
-        </w:rPr>
-        <w:t>файл</w:t>
-      </w:r>
-      <w:proofErr w:type="gramEnd"/>
-      <w:r>
-        <w:rPr>
-          <w:sz w:val="28"/>
-          <w:szCs w:val="28"/>
-          <w:lang w:eastAsia="ru-BY"/>
-        </w:rPr>
-        <w:t xml:space="preserve"> где </w:t>
-      </w:r>
-      <w:proofErr w:type="spellStart"/>
-      <w:r>
-        <w:rPr>
-          <w:sz w:val="28"/>
-          <w:szCs w:val="28"/>
-          <w:lang w:eastAsia="ru-BY"/>
-        </w:rPr>
-        <w:t>прописанно</w:t>
-      </w:r>
-      <w:proofErr w:type="spellEnd"/>
-      <w:r>
-        <w:rPr>
-          <w:sz w:val="28"/>
-          <w:szCs w:val="28"/>
-          <w:lang w:eastAsia="ru-BY"/>
-        </w:rPr>
-        <w:t xml:space="preserve"> или пропуск или вирус </w:t>
-      </w:r>
-    </w:p>
-    <w:p>
-      <w:pPr>
-        <w:jc w:val="both"/>
-        <w:rPr>
-          <w:sz w:val="28"/>
-          <w:szCs w:val="28"/>
-          <w:lang w:eastAsia="ru-BY"/>
-        </w:rPr>
-      </w:pPr>
-      <w:r>
-        <w:rPr>
-          <w:sz w:val="28"/>
-          <w:szCs w:val="28"/>
-          <w:lang w:eastAsia="ru-BY"/>
-        </w:rPr>
-        <w:t xml:space="preserve">У игрока 1 есть вариант своровать или оставить файл если он ворует и там вирус балл получает игрок 2, если в файле </w:t>
-      </w:r>
-      <w:proofErr w:type="gramStart"/>
-      <w:r>
-        <w:rPr>
-          <w:sz w:val="28"/>
-          <w:szCs w:val="28"/>
-          <w:lang w:eastAsia="ru-BY"/>
-        </w:rPr>
-        <w:t>вирус</w:t>
-      </w:r>
-      <w:proofErr w:type="gramEnd"/>
-      <w:r>
-        <w:rPr>
-          <w:sz w:val="28"/>
-          <w:szCs w:val="28"/>
-          <w:lang w:eastAsia="ru-BY"/>
-        </w:rPr>
-        <w:t xml:space="preserve"> то балл получает игрок 1</w:t>
-      </w:r>
-    </w:p>
-    <w:p>
-      <w:pPr>
-        <w:jc w:val="both"/>
-        <w:rPr>
-          <w:sz w:val="28"/>
-          <w:szCs w:val="28"/>
-          <w:lang w:eastAsia="ru-BY"/>
-        </w:rPr>
-      </w:pPr>
-      <w:r>
-        <w:rPr>
-          <w:sz w:val="28"/>
-          <w:szCs w:val="28"/>
-          <w:lang w:eastAsia="ru-BY"/>
-        </w:rPr>
-        <w:t xml:space="preserve">При нечётном кол </w:t>
-      </w:r>
-      <w:proofErr w:type="spellStart"/>
-      <w:r>
-        <w:rPr>
-          <w:sz w:val="28"/>
-          <w:szCs w:val="28"/>
-          <w:lang w:eastAsia="ru-BY"/>
-        </w:rPr>
-        <w:t>ве</w:t>
-      </w:r>
-      <w:proofErr w:type="spellEnd"/>
-      <w:r>
-        <w:rPr>
-          <w:sz w:val="28"/>
-          <w:szCs w:val="28"/>
-          <w:lang w:eastAsia="ru-BY"/>
-        </w:rPr>
-        <w:t xml:space="preserve"> игроков игрока без пары закидывает в приватный чат с 1м проигравшим</w:t>
-      </w:r>
-    </w:p>
-    <w:p>
-      <w:pPr>
-        <w:rPr>
-          <w:b/>
-          <w:bCs/>
-          <w:sz w:val="28"/>
-          <w:szCs w:val="28"/>
-          <w:lang w:eastAsia="ru-BY"/>
-        </w:rPr>
-      </w:pPr>
-    </w:p>
-    <w:p>
-      <w:pPr>
-        <w:jc w:val="center"/>
-        <w:rPr>
-          <w:b/>
-          <w:bCs/>
-          <w:sz w:val="28"/>
-          <w:szCs w:val="28"/>
-          <w:lang w:eastAsia="ru-BY"/>
-        </w:rPr>
-      </w:pPr>
-      <w:r>
-        <w:rPr>
-          <w:b/>
-          <w:bCs/>
-          <w:sz w:val="28"/>
-          <w:szCs w:val="28"/>
-          <w:lang w:eastAsia="ru-BY"/>
-        </w:rPr>
-        <w:t>3я Провода</w:t>
-      </w:r>
-    </w:p>
-    <w:p>
-      <w:pPr>
-        <w:rPr>
-          <w:sz w:val="28"/>
-          <w:szCs w:val="28"/>
-          <w:lang w:eastAsia="ru-BY"/>
-        </w:rPr>
-      </w:pPr>
-    </w:p>
-    <w:p>
-      <w:pPr>
-        <w:rPr>
-          <w:sz w:val="28"/>
-          <w:szCs w:val="28"/>
-          <w:lang w:eastAsia="ru-BY"/>
-        </w:rPr>
-      </w:pPr>
-      <w:r>
-        <w:rPr>
-          <w:sz w:val="28"/>
-          <w:szCs w:val="28"/>
-          <w:lang w:eastAsia="ru-BY"/>
-        </w:rPr>
-        <w:t>На компьютере появляется приложение с сочетани</w:t>
-      </w:r>
-      <w:r>
-        <w:rPr>
-          <w:sz w:val="28"/>
-          <w:szCs w:val="28"/>
-          <w:lang w:eastAsia="ru-BY"/>
-        </w:rPr>
-        <w:t>ем</w:t>
-      </w:r>
-      <w:r>
-        <w:rPr>
-          <w:sz w:val="28"/>
-          <w:szCs w:val="28"/>
-          <w:lang w:eastAsia="ru-BY"/>
-        </w:rPr>
-        <w:t xml:space="preserve"> проводов </w:t>
-      </w:r>
-      <w:proofErr w:type="gramStart"/>
-      <w:r>
-        <w:rPr>
-          <w:sz w:val="28"/>
-          <w:szCs w:val="28"/>
-          <w:lang w:eastAsia="ru-BY"/>
-        </w:rPr>
-        <w:t>для каждого</w:t>
-      </w:r>
-      <w:r>
-        <w:rPr>
-          <w:sz w:val="28"/>
-          <w:szCs w:val="28"/>
-          <w:lang w:eastAsia="ru-BY"/>
-        </w:rPr>
-        <w:t xml:space="preserve"> игрока</w:t>
-      </w:r>
-      <w:proofErr w:type="gramEnd"/>
-      <w:r>
-        <w:rPr>
-          <w:sz w:val="28"/>
-          <w:szCs w:val="28"/>
-          <w:lang w:eastAsia="ru-BY"/>
-        </w:rPr>
-        <w:t xml:space="preserve"> </w:t>
-      </w:r>
-      <w:r>
-        <w:rPr>
-          <w:sz w:val="28"/>
-          <w:szCs w:val="28"/>
-          <w:lang w:eastAsia="ru-BY"/>
-        </w:rPr>
-        <w:t xml:space="preserve">и инструкция </w:t>
-      </w:r>
-      <w:r>
-        <w:rPr>
-          <w:sz w:val="28"/>
-          <w:szCs w:val="28"/>
-          <w:lang w:eastAsia="ru-BY"/>
-        </w:rPr>
-        <w:t xml:space="preserve">какой провод резать другому игроку </w:t>
-      </w:r>
-    </w:p>
-    <w:p>
-      <w:pPr>
-        <w:rPr>
-          <w:sz w:val="28"/>
-          <w:szCs w:val="28"/>
-          <w:lang w:eastAsia="ru-BY"/>
-        </w:rPr>
-      </w:pPr>
-      <w:r>
-        <w:rPr>
-          <w:sz w:val="28"/>
-          <w:szCs w:val="28"/>
-          <w:lang w:eastAsia="ru-BY"/>
-        </w:rPr>
-        <w:t>Цель</w:t>
-      </w:r>
-      <w:proofErr w:type="gramStart"/>
-      <w:r>
-        <w:rPr>
-          <w:sz w:val="28"/>
-          <w:szCs w:val="28"/>
-          <w:lang w:eastAsia="ru-BY"/>
-        </w:rPr>
-        <w:t xml:space="preserve">: </w:t>
-      </w:r>
-      <w:r>
-        <w:rPr>
-          <w:sz w:val="28"/>
-          <w:szCs w:val="28"/>
-          <w:lang w:eastAsia="ru-BY"/>
-        </w:rPr>
-        <w:t>Узнать</w:t>
-      </w:r>
-      <w:proofErr w:type="gramEnd"/>
-      <w:r>
-        <w:rPr>
-          <w:sz w:val="28"/>
-          <w:szCs w:val="28"/>
-          <w:lang w:eastAsia="ru-BY"/>
-        </w:rPr>
-        <w:t xml:space="preserve"> у кого инструкция к твоим проводам за правильный ответ даётся балл</w:t>
-      </w:r>
-    </w:p>
-    <w:p>
-      <w:pPr>
-        <w:jc w:val="center"/>
-        <w:rPr>
-          <w:b/>
-          <w:bCs/>
-          <w:sz w:val="28"/>
-          <w:szCs w:val="28"/>
-          <w:lang w:eastAsia="ru-BY"/>
-        </w:rPr>
-      </w:pPr>
-      <w:r>
-        <w:rPr>
-          <w:b/>
-          <w:bCs/>
-          <w:sz w:val="28"/>
-          <w:szCs w:val="28"/>
-          <w:lang w:eastAsia="ru-BY"/>
-        </w:rPr>
-        <w:t>4</w:t>
-      </w:r>
-      <w:r>
-        <w:rPr>
-          <w:b/>
-          <w:bCs/>
-          <w:sz w:val="28"/>
-          <w:szCs w:val="28"/>
-          <w:lang w:eastAsia="ru-BY"/>
-        </w:rPr>
-        <w:t xml:space="preserve">я </w:t>
-      </w:r>
-      <w:r>
-        <w:rPr>
-          <w:b/>
-          <w:bCs/>
-          <w:sz w:val="28"/>
-          <w:szCs w:val="28"/>
-          <w:lang w:eastAsia="ru-BY"/>
-        </w:rPr>
-        <w:t xml:space="preserve">Ключ </w:t>
+          <w:lang w:eastAsia="ru-BY"/>
+        </w:rPr>
+        <w:t xml:space="preserve"> кто загадал и тот кто написал получают балл </w:t>
       </w:r>
     </w:p>
     <w:p>
@@ -3639,8 +3696,9 @@
         <w:pStyle w:val="ac"/>
         <w:numPr>
           <w:ilvl w:val="0"/>
-          <w:numId w:val="50"/>
+          <w:numId w:val="2"/>
         </w:numPr>
+        <w:ind w:firstLine="851"/>
         <w:jc w:val="both"/>
         <w:rPr>
           <w:rFonts w:ascii="Times New Roman" w:hAnsi="Times New Roman"/>
@@ -3656,7 +3714,27 @@
           <w:szCs w:val="28"/>
           <w:lang w:eastAsia="ru-BY"/>
         </w:rPr>
-        <w:t>1 Игрок получает право загадать слово ключ все остальные должны написать его в приложении</w:t>
+        <w:t xml:space="preserve">Если слово ключ написано у всех игроков </w:t>
+      </w:r>
+      <w:proofErr w:type="gramStart"/>
+      <w:r>
+        <w:rPr>
+          <w:rFonts w:ascii="Times New Roman" w:hAnsi="Times New Roman"/>
+          <w:sz w:val="28"/>
+          <w:szCs w:val="28"/>
+          <w:lang w:eastAsia="ru-BY"/>
+        </w:rPr>
+        <w:t>тот</w:t>
+      </w:r>
+      <w:proofErr w:type="gramEnd"/>
+      <w:r>
+        <w:rPr>
+          <w:rFonts w:ascii="Times New Roman" w:hAnsi="Times New Roman"/>
+          <w:sz w:val="28"/>
+          <w:szCs w:val="28"/>
+          <w:lang w:eastAsia="ru-BY"/>
+        </w:rPr>
+        <w:t xml:space="preserve"> кто загадал получает -1 а все остальные +1</w:t>
       </w:r>
     </w:p>
     <w:p>
@@ -3664,99 +3742,40 @@
         <w:pStyle w:val="ac"/>
         <w:numPr>
           <w:ilvl w:val="0"/>
-          <w:numId w:val="50"/>
+          <w:numId w:val="2"/>
         </w:numPr>
+        <w:ind w:firstLine="851"/>
         <w:jc w:val="both"/>
         <w:rPr>
+          <w:sz w:val="28"/>
+          <w:szCs w:val="28"/>
+          <w:lang w:eastAsia="ru-BY"/>
+        </w:rPr>
+      </w:pPr>
+      <w:r>
+        <w:rPr>
           <w:rFonts w:ascii="Times New Roman" w:hAnsi="Times New Roman"/>
           <w:sz w:val="28"/>
           <w:szCs w:val="28"/>
           <w:lang w:eastAsia="ru-BY"/>
         </w:rPr>
-      </w:pPr>
-      <w:r>
-        <w:rPr>
-          <w:rFonts w:ascii="Times New Roman" w:hAnsi="Times New Roman"/>
-          <w:sz w:val="28"/>
-          <w:szCs w:val="28"/>
-          <w:lang w:eastAsia="ru-BY"/>
-        </w:rPr>
-        <w:lastRenderedPageBreak/>
-        <w:t xml:space="preserve">Если слово ключ написано только у 1 игрока и </w:t>
-      </w:r>
-      <w:proofErr w:type="gramStart"/>
-      <w:r>
-        <w:rPr>
-          <w:rFonts w:ascii="Times New Roman" w:hAnsi="Times New Roman"/>
-          <w:sz w:val="28"/>
-          <w:szCs w:val="28"/>
-          <w:lang w:eastAsia="ru-BY"/>
-        </w:rPr>
-        <w:t>тот</w:t>
-      </w:r>
-      <w:proofErr w:type="gramEnd"/>
-      <w:r>
-        <w:rPr>
-          <w:rFonts w:ascii="Times New Roman" w:hAnsi="Times New Roman"/>
-          <w:sz w:val="28"/>
-          <w:szCs w:val="28"/>
-          <w:lang w:eastAsia="ru-BY"/>
-        </w:rPr>
-        <w:t xml:space="preserve"> кто загадал и тот кто написал получают балл </w:t>
+        <w:t>Если никто не отгадал никто не получает балл</w:t>
       </w:r>
     </w:p>
     <w:p>
       <w:pPr>
-        <w:pStyle w:val="ac"/>
-        <w:numPr>
-          <w:ilvl w:val="0"/>
-          <w:numId w:val="50"/>
-        </w:numPr>
+        <w:ind w:firstLine="851"/>
         <w:jc w:val="both"/>
         <w:rPr>
-          <w:rFonts w:ascii="Times New Roman" w:hAnsi="Times New Roman"/>
-          <w:sz w:val="28"/>
-          <w:szCs w:val="28"/>
-          <w:lang w:eastAsia="ru-BY"/>
-        </w:rPr>
-      </w:pPr>
-      <w:r>
-        <w:rPr>
-          <w:rFonts w:ascii="Times New Roman" w:hAnsi="Times New Roman"/>
-          <w:sz w:val="28"/>
-          <w:szCs w:val="28"/>
-          <w:lang w:eastAsia="ru-BY"/>
-        </w:rPr>
-        <w:t xml:space="preserve">Если слово ключ написано у всех игроков </w:t>
-      </w:r>
-      <w:proofErr w:type="gramStart"/>
-      <w:r>
-        <w:rPr>
-          <w:rFonts w:ascii="Times New Roman" w:hAnsi="Times New Roman"/>
-          <w:sz w:val="28"/>
-          <w:szCs w:val="28"/>
-          <w:lang w:eastAsia="ru-BY"/>
-        </w:rPr>
-        <w:t>тот</w:t>
-      </w:r>
-      <w:proofErr w:type="gramEnd"/>
-      <w:r>
-        <w:rPr>
-          <w:rFonts w:ascii="Times New Roman" w:hAnsi="Times New Roman"/>
-          <w:sz w:val="28"/>
-          <w:szCs w:val="28"/>
-          <w:lang w:eastAsia="ru-BY"/>
-        </w:rPr>
-        <w:t xml:space="preserve"> кто загадал получает -1 а все остальные +1</w:t>
-      </w:r>
+          <w:sz w:val="28"/>
+          <w:szCs w:val="28"/>
+          <w:lang w:eastAsia="ru-BY"/>
+        </w:rPr>
+      </w:pPr>
     </w:p>
     <w:p>
       <w:pPr>
-        <w:pStyle w:val="ac"/>
-        <w:numPr>
-          <w:ilvl w:val="0"/>
-          <w:numId w:val="50"/>
-        </w:numPr>
+        <w:ind w:firstLine="851"/>
         <w:jc w:val="both"/>
         <w:rPr>
           <w:sz w:val="28"/>
@@ -3766,16 +3785,17 @@
       </w:pPr>
       <w:r>
         <w:rPr>
-          <w:rFonts w:ascii="Times New Roman" w:hAnsi="Times New Roman"/>
-          <w:sz w:val="28"/>
-          <w:szCs w:val="28"/>
-          <w:lang w:eastAsia="ru-BY"/>
-        </w:rPr>
-        <w:t>Если никто не отгадал никто не получает балл</w:t>
+          <w:sz w:val="28"/>
+          <w:szCs w:val="28"/>
+          <w:lang w:eastAsia="ru-BY"/>
+        </w:rPr>
+        <w:t>5я Месть</w:t>
       </w:r>
     </w:p>
     <w:p>
       <w:pPr>
+        <w:spacing w:line="360" w:lineRule="exact"/>
+        <w:ind w:firstLine="851"/>
         <w:jc w:val="both"/>
         <w:rPr>
           <w:sz w:val="28"/>
@@ -3783,104 +3803,77 @@
           <w:lang w:eastAsia="ru-BY"/>
         </w:rPr>
       </w:pPr>
+      <w:r>
+        <w:rPr>
+          <w:sz w:val="28"/>
+          <w:szCs w:val="28"/>
+          <w:lang w:eastAsia="ru-BY"/>
+        </w:rPr>
+        <w:t xml:space="preserve">1 игрок случайно получает портативный вирус и выбирает кому его отправить </w:t>
+      </w:r>
+      <w:proofErr w:type="gramStart"/>
+      <w:r>
+        <w:rPr>
+          <w:sz w:val="28"/>
+          <w:szCs w:val="28"/>
+          <w:lang w:eastAsia="ru-BY"/>
+        </w:rPr>
+        <w:t>тот</w:t>
+      </w:r>
+      <w:proofErr w:type="gramEnd"/>
+      <w:r>
+        <w:rPr>
+          <w:sz w:val="28"/>
+          <w:szCs w:val="28"/>
+          <w:lang w:eastAsia="ru-BY"/>
+        </w:rPr>
+        <w:t xml:space="preserve"> кому отправили получает -1 балл</w:t>
+      </w:r>
     </w:p>
     <w:p>
       <w:pPr>
-        <w:jc w:val="center"/>
+        <w:rPr>
+          <w:sz w:val="28"/>
+          <w:szCs w:val="28"/>
+        </w:rPr>
+      </w:pPr>
+    </w:p>
+    <w:p>
+      <w:pPr>
+        <w:spacing w:line="360" w:lineRule="exact"/>
         <w:rPr>
           <w:b/>
           <w:bCs/>
           <w:sz w:val="28"/>
           <w:szCs w:val="28"/>
-          <w:lang w:eastAsia="ru-BY"/>
-        </w:rPr>
-      </w:pPr>
-      <w:r>
+        </w:rPr>
+      </w:pPr>
+    </w:p>
+    <w:p>
+      <w:pPr>
+        <w:spacing w:line="360" w:lineRule="exact"/>
         <w:rPr>
           <w:b/>
           <w:bCs/>
           <w:sz w:val="28"/>
           <w:szCs w:val="28"/>
-          <w:lang w:eastAsia="ru-BY"/>
-        </w:rPr>
-        <w:t>5я Месть</w:t>
-      </w:r>
+        </w:rPr>
+      </w:pPr>
     </w:p>
     <w:p>
       <w:pPr>
-        <w:jc w:val="both"/>
-        <w:rPr>
-          <w:b/>
-          <w:bCs/>
-          <w:sz w:val="28"/>
-          <w:szCs w:val="28"/>
-          <w:lang w:eastAsia="ru-BY"/>
-        </w:rPr>
-      </w:pPr>
-      <w:r>
-        <w:rPr>
-          <w:sz w:val="28"/>
-          <w:szCs w:val="28"/>
-          <w:lang w:eastAsia="ru-BY"/>
-        </w:rPr>
-        <w:t xml:space="preserve">1 игрок случайно получает портативный вирус и выбирает кому его отправить </w:t>
-      </w:r>
-      <w:proofErr w:type="gramStart"/>
-      <w:r>
-        <w:rPr>
-          <w:sz w:val="28"/>
-          <w:szCs w:val="28"/>
-          <w:lang w:eastAsia="ru-BY"/>
-        </w:rPr>
-        <w:t>тот</w:t>
-      </w:r>
-      <w:proofErr w:type="gramEnd"/>
-      <w:r>
-        <w:rPr>
-          <w:sz w:val="28"/>
-          <w:szCs w:val="28"/>
-          <w:lang w:eastAsia="ru-BY"/>
-        </w:rPr>
-        <w:t xml:space="preserve"> кому отправили получает -1 балл</w:t>
-      </w:r>
-    </w:p>
-    <w:p>
-      <w:pPr>
-        <w:rPr>
-          <w:sz w:val="28"/>
-          <w:szCs w:val="28"/>
-        </w:rPr>
-      </w:pPr>
-    </w:p>
-    <w:p>
-      <w:pPr>
-        <w:spacing w:line="360" w:lineRule="exact"/>
-        <w:rPr>
-          <w:b/>
-          <w:bCs/>
-          <w:sz w:val="28"/>
-          <w:szCs w:val="28"/>
-        </w:rPr>
-      </w:pPr>
-    </w:p>
-    <w:p>
-      <w:pPr>
-        <w:spacing w:line="360" w:lineRule="exact"/>
-        <w:rPr>
-          <w:b/>
-          <w:bCs/>
-          <w:sz w:val="28"/>
-          <w:szCs w:val="28"/>
-        </w:rPr>
-      </w:pPr>
-    </w:p>
-    <w:p>
-      <w:pPr>
-        <w:rPr>
-          <w:sz w:val="28"/>
-          <w:szCs w:val="28"/>
-        </w:rPr>
-      </w:pPr>
+        <w:rPr>
+          <w:sz w:val="28"/>
+          <w:szCs w:val="28"/>
+        </w:rPr>
+      </w:pPr>
+      <w:r>
+        <w:rPr>
+          <w:sz w:val="28"/>
+          <w:szCs w:val="28"/>
+        </w:rPr>
+        <w:t xml:space="preserve"> </w:t>
+      </w:r>
     </w:p>
     <w:sectPr>
       <w:headerReference w:type="default" r:id="rId10"/>
@@ -3889,7 +3882,7 @@
       <w:headerReference w:type="first" r:id="rId13"/>
       <w:footerReference w:type="first" r:id="rId14"/>
       <w:pgSz w:w="11907" w:h="16839" w:code="9"/>
-      <w:pgMar w:top="851" w:right="425" w:bottom="1843" w:left="1701" w:header="284" w:footer="720" w:gutter="0"/>
+      <w:pgMar w:top="851" w:right="708" w:bottom="1843" w:left="1701" w:header="284" w:footer="720" w:gutter="0"/>
       <w:pgNumType w:start="2"/>
       <w:cols w:space="720"/>
       <w:titlePg/>
@@ -5547,7 +5540,7 @@
         <wp:inline distT="0" distB="0" distL="0" distR="0" wp14:anchorId="6656CA5E" wp14:editId="61E7638A">
           <wp:extent cx="352425" cy="161925"/>
           <wp:effectExtent l="0" t="0" r="0" b="9525"/>
-          <wp:docPr id="21" name="Рисунок 21"/>
+          <wp:docPr id="43" name="Рисунок 43"/>
           <wp:cNvGraphicFramePr>
             <a:graphicFrameLocks xmlns:a="http://schemas.openxmlformats.org/drawingml/2006/main" noChangeAspect="1"/>
           </wp:cNvGraphicFramePr>
@@ -6574,7 +6567,37 @@
                               <w:sz w:val="24"/>
                               <w:szCs w:val="24"/>
                             </w:rPr>
-                            <w:t>Разработка онлайн кооперативной игры</w:t>
+                            <w:t>Разработка онлайн кооперативн</w:t>
+                          </w:r>
+                          <w:r>
+                            <w:rPr>
+                              <w:rFonts w:ascii="ISOCPEUR" w:hAnsi="ISOCPEUR"/>
+                              <w:i/>
+                              <w:color w:val="FF0000"/>
+                              <w:sz w:val="24"/>
+                              <w:szCs w:val="24"/>
+                            </w:rPr>
+                            <w:t>ого</w:t>
+                          </w:r>
+                          <w:r>
+                            <w:rPr>
+                              <w:rFonts w:ascii="ISOCPEUR" w:hAnsi="ISOCPEUR"/>
+                              <w:i/>
+                              <w:color w:val="FF0000"/>
+                              <w:sz w:val="24"/>
+                              <w:szCs w:val="24"/>
+                            </w:rPr>
+                            <w:t xml:space="preserve"> иг</w:t>
+                          </w:r>
+                          <w:r>
+                            <w:rPr>
+                              <w:rFonts w:ascii="ISOCPEUR" w:hAnsi="ISOCPEUR"/>
+                              <w:i/>
+                              <w:color w:val="FF0000"/>
+                              <w:sz w:val="24"/>
+                              <w:szCs w:val="24"/>
+                            </w:rPr>
+                            <w:t>рового приложения</w:t>
                           </w:r>
                         </w:p>
                         <w:p>
@@ -6625,7 +6648,37 @@
                         <w:sz w:val="24"/>
                         <w:szCs w:val="24"/>
                       </w:rPr>
-                      <w:t>Разработка онлайн кооперативной игры</w:t>
+                      <w:t>Разработка онлайн кооперативн</w:t>
+                    </w:r>
+                    <w:r>
+                      <w:rPr>
+                        <w:rFonts w:ascii="ISOCPEUR" w:hAnsi="ISOCPEUR"/>
+                        <w:i/>
+                        <w:color w:val="FF0000"/>
+                        <w:sz w:val="24"/>
+                        <w:szCs w:val="24"/>
+                      </w:rPr>
+                      <w:t>ого</w:t>
+                    </w:r>
+                    <w:r>
+                      <w:rPr>
+                        <w:rFonts w:ascii="ISOCPEUR" w:hAnsi="ISOCPEUR"/>
+                        <w:i/>
+                        <w:color w:val="FF0000"/>
+                        <w:sz w:val="24"/>
+                        <w:szCs w:val="24"/>
+                      </w:rPr>
+                      <w:t xml:space="preserve"> иг</w:t>
+                    </w:r>
+                    <w:r>
+                      <w:rPr>
+                        <w:rFonts w:ascii="ISOCPEUR" w:hAnsi="ISOCPEUR"/>
+                        <w:i/>
+                        <w:color w:val="FF0000"/>
+                        <w:sz w:val="24"/>
+                        <w:szCs w:val="24"/>
+                      </w:rPr>
+                      <w:t>рового приложения</w:t>
                     </w:r>
                   </w:p>
                   <w:p>
@@ -11019,1436 +11072,13 @@
 <file path=word/numbering.xml><?xml version="1.0" encoding="utf-8"?>
 <w:numbering xmlns:wpc="http://schemas.microsoft.com/office/word/2010/wordprocessingCanvas" xmlns:cx="http://schemas.microsoft.com/office/drawing/2014/chartex" xmlns:cx1="http://schemas.microsoft.com/office/drawing/2015/9/8/chartex" xmlns:cx2="http://schemas.microsoft.com/office/drawing/2015/10/21/chartex" xmlns:cx3="http://schemas.microsoft.com/office/drawing/2016/5/9/chartex" xmlns:cx4="http://schemas.microsoft.com/office/drawing/2016/5/10/chartex" xmlns:cx5="http://schemas.microsoft.com/office/drawing/2016/5/11/chartex" xmlns:cx6="http://schemas.microsoft.com/office/drawing/2016/5/12/chartex" xmlns:cx7="http://schemas.microsoft.com/office/drawing/2016/5/13/chartex" xmlns:cx8="http://schemas.microsoft.com/office/drawing/2016/5/14/chartex" xmlns:mc="http://schemas.openxmlformats.org/markup-compatibility/2006" xmlns:aink="http://schemas.microsoft.com/office/drawing/2016/ink" xmlns:am3d="http://schemas.microsoft.com/office/drawing/2017/model3d" xmlns:o="urn:schemas-microsoft-com:office:office" xmlns:r="http://schemas.openxmlformats.org/officeDocument/2006/relationships" xmlns:m="http://schemas.openxmlformats.org/officeDocument/2006/math" xmlns:v="urn:schemas-microsoft-com:vml" xmlns:wp14="http://schemas.microsoft.com/office/word/2010/wordprocessingDrawing" xmlns:wp="http://schemas.openxmlformats.org/drawingml/2006/wordprocessingDrawing" xmlns:w10="urn:schemas-microsoft-com:office:word" xmlns:w="http://schemas.openxmlformats.org/wordprocessingml/2006/main" xmlns:w14="http://schemas.microsoft.com/office/word/2010/wordml" xmlns:w15="http://schemas.microsoft.com/office/word/2012/wordml" xmlns:w16cex="http://schemas.microsoft.com/office/word/2018/wordml/cex" xmlns:w16cid="http://schemas.microsoft.com/office/word/2016/wordml/cid" xmlns:w16="http://schemas.microsoft.com/office/word/2018/wordml" xmlns:w16sdtdh="http://schemas.microsoft.com/office/word/2020/wordml/sdtdatahash" xmlns:w16se="http://schemas.microsoft.com/office/word/2015/wordml/symex" xmlns:wpg="http://schemas.microsoft.com/office/word/2010/wordprocessingGroup" xmlns:wpi="http://schemas.microsoft.com/office/word/2010/wordprocessingInk" xmlns:wne="http://schemas.microsoft.com/office/word/2006/wordml" xmlns:wps="http://schemas.microsoft.com/office/word/2010/wordprocessingShape" mc:Ignorable="w14 w15 w16se w16cid w16 w16cex w16sdtdh wp14">
   <w:abstractNum w:abstractNumId="0" w15:restartNumberingAfterBreak="0">
-    <w:nsid w:val="FFFFFFFE"/>
-    <w:multiLevelType w:val="singleLevel"/>
-    <w:tmpl w:val="F78C6FF0"/>
-    <w:lvl w:ilvl="0">
-      <w:numFmt w:val="bullet"/>
-      <w:lvlText w:val="*"/>
-      <w:lvlJc w:val="left"/>
-    </w:lvl>
-  </w:abstractNum>
-  <w:abstractNum w:abstractNumId="1" w15:restartNumberingAfterBreak="0">
-    <w:nsid w:val="04FA19C6"/>
-    <w:multiLevelType w:val="multilevel"/>
-    <w:tmpl w:val="6E508D50"/>
-    <w:lvl w:ilvl="0">
-      <w:start w:val="1"/>
-      <w:numFmt w:val="decimal"/>
-      <w:lvlText w:val="%1."/>
-      <w:lvlJc w:val="left"/>
-      <w:pPr>
-        <w:ind w:left="1210" w:hanging="360"/>
-      </w:pPr>
-      <w:rPr>
-        <w:rFonts w:hint="default"/>
-      </w:rPr>
-    </w:lvl>
-    <w:lvl w:ilvl="1">
-      <w:start w:val="1"/>
-      <w:numFmt w:val="decimal"/>
-      <w:isLgl/>
-      <w:lvlText w:val="%1.%2"/>
-      <w:lvlJc w:val="left"/>
-      <w:pPr>
-        <w:ind w:left="1210" w:hanging="360"/>
-      </w:pPr>
-      <w:rPr>
-        <w:rFonts w:hint="default"/>
-      </w:rPr>
-    </w:lvl>
-    <w:lvl w:ilvl="2">
-      <w:start w:val="1"/>
-      <w:numFmt w:val="decimal"/>
-      <w:isLgl/>
-      <w:lvlText w:val="%1.%2.%3"/>
-      <w:lvlJc w:val="left"/>
-      <w:pPr>
-        <w:ind w:left="1570" w:hanging="720"/>
-      </w:pPr>
-      <w:rPr>
-        <w:rFonts w:hint="default"/>
-      </w:rPr>
-    </w:lvl>
-    <w:lvl w:ilvl="3">
-      <w:start w:val="1"/>
-      <w:numFmt w:val="decimal"/>
-      <w:isLgl/>
-      <w:lvlText w:val="%1.%2.%3.%4"/>
-      <w:lvlJc w:val="left"/>
-      <w:pPr>
-        <w:ind w:left="1570" w:hanging="720"/>
-      </w:pPr>
-      <w:rPr>
-        <w:rFonts w:hint="default"/>
-      </w:rPr>
-    </w:lvl>
-    <w:lvl w:ilvl="4">
-      <w:start w:val="1"/>
-      <w:numFmt w:val="decimal"/>
-      <w:isLgl/>
-      <w:lvlText w:val="%1.%2.%3.%4.%5"/>
-      <w:lvlJc w:val="left"/>
-      <w:pPr>
-        <w:ind w:left="1930" w:hanging="1080"/>
-      </w:pPr>
-      <w:rPr>
-        <w:rFonts w:hint="default"/>
-      </w:rPr>
-    </w:lvl>
-    <w:lvl w:ilvl="5">
-      <w:start w:val="1"/>
-      <w:numFmt w:val="decimal"/>
-      <w:isLgl/>
-      <w:lvlText w:val="%1.%2.%3.%4.%5.%6"/>
-      <w:lvlJc w:val="left"/>
-      <w:pPr>
-        <w:ind w:left="1930" w:hanging="1080"/>
-      </w:pPr>
-      <w:rPr>
-        <w:rFonts w:hint="default"/>
-      </w:rPr>
-    </w:lvl>
-    <w:lvl w:ilvl="6">
-      <w:start w:val="1"/>
-      <w:numFmt w:val="decimal"/>
-      <w:isLgl/>
-      <w:lvlText w:val="%1.%2.%3.%4.%5.%6.%7"/>
-      <w:lvlJc w:val="left"/>
-      <w:pPr>
-        <w:ind w:left="2290" w:hanging="1440"/>
-      </w:pPr>
-      <w:rPr>
-        <w:rFonts w:hint="default"/>
-      </w:rPr>
-    </w:lvl>
-    <w:lvl w:ilvl="7">
-      <w:start w:val="1"/>
-      <w:numFmt w:val="decimal"/>
-      <w:isLgl/>
-      <w:lvlText w:val="%1.%2.%3.%4.%5.%6.%7.%8"/>
-      <w:lvlJc w:val="left"/>
-      <w:pPr>
-        <w:ind w:left="2290" w:hanging="1440"/>
-      </w:pPr>
-      <w:rPr>
-        <w:rFonts w:hint="default"/>
-      </w:rPr>
-    </w:lvl>
-    <w:lvl w:ilvl="8">
-      <w:start w:val="1"/>
-      <w:numFmt w:val="decimal"/>
-      <w:isLgl/>
-      <w:lvlText w:val="%1.%2.%3.%4.%5.%6.%7.%8.%9"/>
-      <w:lvlJc w:val="left"/>
-      <w:pPr>
-        <w:ind w:left="2650" w:hanging="1800"/>
-      </w:pPr>
-      <w:rPr>
-        <w:rFonts w:hint="default"/>
-      </w:rPr>
-    </w:lvl>
-  </w:abstractNum>
-  <w:abstractNum w:abstractNumId="2" w15:restartNumberingAfterBreak="0">
-    <w:nsid w:val="05C5019E"/>
-    <w:multiLevelType w:val="multilevel"/>
-    <w:tmpl w:val="8B32A58A"/>
-    <w:lvl w:ilvl="0">
-      <w:start w:val="1"/>
-      <w:numFmt w:val="decimal"/>
-      <w:lvlText w:val="%1."/>
-      <w:lvlJc w:val="left"/>
-      <w:pPr>
-        <w:ind w:left="375" w:hanging="375"/>
-      </w:pPr>
-      <w:rPr>
-        <w:rFonts w:hint="default"/>
-      </w:rPr>
-    </w:lvl>
-    <w:lvl w:ilvl="1">
-      <w:start w:val="1"/>
-      <w:numFmt w:val="decimal"/>
-      <w:lvlText w:val="%1.%2."/>
-      <w:lvlJc w:val="left"/>
-      <w:pPr>
-        <w:ind w:left="516" w:hanging="375"/>
-      </w:pPr>
-      <w:rPr>
-        <w:rFonts w:hint="default"/>
-      </w:rPr>
-    </w:lvl>
-    <w:lvl w:ilvl="2">
-      <w:start w:val="1"/>
-      <w:numFmt w:val="decimal"/>
-      <w:lvlText w:val="%1.%2.%3."/>
-      <w:lvlJc w:val="left"/>
-      <w:pPr>
-        <w:ind w:left="720" w:hanging="720"/>
-      </w:pPr>
-      <w:rPr>
-        <w:rFonts w:hint="default"/>
-      </w:rPr>
-    </w:lvl>
-    <w:lvl w:ilvl="3">
-      <w:start w:val="1"/>
-      <w:numFmt w:val="decimal"/>
-      <w:lvlText w:val="%1.%2.%3.%4."/>
-      <w:lvlJc w:val="left"/>
-      <w:pPr>
-        <w:ind w:left="720" w:hanging="720"/>
-      </w:pPr>
-      <w:rPr>
-        <w:rFonts w:hint="default"/>
-      </w:rPr>
-    </w:lvl>
-    <w:lvl w:ilvl="4">
-      <w:start w:val="1"/>
-      <w:numFmt w:val="decimal"/>
-      <w:lvlText w:val="%1.%2.%3.%4.%5."/>
-      <w:lvlJc w:val="left"/>
-      <w:pPr>
-        <w:ind w:left="1080" w:hanging="1080"/>
-      </w:pPr>
-      <w:rPr>
-        <w:rFonts w:hint="default"/>
-      </w:rPr>
-    </w:lvl>
-    <w:lvl w:ilvl="5">
-      <w:start w:val="1"/>
-      <w:numFmt w:val="decimal"/>
-      <w:lvlText w:val="%1.%2.%3.%4.%5.%6."/>
-      <w:lvlJc w:val="left"/>
-      <w:pPr>
-        <w:ind w:left="1080" w:hanging="1080"/>
-      </w:pPr>
-      <w:rPr>
-        <w:rFonts w:hint="default"/>
-      </w:rPr>
-    </w:lvl>
-    <w:lvl w:ilvl="6">
-      <w:start w:val="1"/>
-      <w:numFmt w:val="decimal"/>
-      <w:lvlText w:val="%1.%2.%3.%4.%5.%6.%7."/>
-      <w:lvlJc w:val="left"/>
-      <w:pPr>
-        <w:ind w:left="1440" w:hanging="1440"/>
-      </w:pPr>
-      <w:rPr>
-        <w:rFonts w:hint="default"/>
-      </w:rPr>
-    </w:lvl>
-    <w:lvl w:ilvl="7">
-      <w:start w:val="1"/>
-      <w:numFmt w:val="decimal"/>
-      <w:lvlText w:val="%1.%2.%3.%4.%5.%6.%7.%8."/>
-      <w:lvlJc w:val="left"/>
-      <w:pPr>
-        <w:ind w:left="1440" w:hanging="1440"/>
-      </w:pPr>
-      <w:rPr>
-        <w:rFonts w:hint="default"/>
-      </w:rPr>
-    </w:lvl>
-    <w:lvl w:ilvl="8">
-      <w:start w:val="1"/>
-      <w:numFmt w:val="decimal"/>
-      <w:lvlText w:val="%1.%2.%3.%4.%5.%6.%7.%8.%9."/>
-      <w:lvlJc w:val="left"/>
-      <w:pPr>
-        <w:ind w:left="1800" w:hanging="1800"/>
-      </w:pPr>
-      <w:rPr>
-        <w:rFonts w:hint="default"/>
-      </w:rPr>
-    </w:lvl>
-  </w:abstractNum>
-  <w:abstractNum w:abstractNumId="3" w15:restartNumberingAfterBreak="0">
-    <w:nsid w:val="06423213"/>
-    <w:multiLevelType w:val="multilevel"/>
-    <w:tmpl w:val="B5C82C94"/>
-    <w:lvl w:ilvl="0">
-      <w:start w:val="1"/>
-      <w:numFmt w:val="decimal"/>
-      <w:lvlText w:val="%1."/>
-      <w:lvlJc w:val="left"/>
-      <w:pPr>
-        <w:ind w:left="1080" w:hanging="360"/>
-      </w:pPr>
-      <w:rPr>
-        <w:rFonts w:hint="default"/>
-      </w:rPr>
-    </w:lvl>
-    <w:lvl w:ilvl="1">
-      <w:start w:val="1"/>
-      <w:numFmt w:val="decimal"/>
-      <w:isLgl/>
-      <w:lvlText w:val="%1.%2."/>
-      <w:lvlJc w:val="left"/>
-      <w:pPr>
-        <w:ind w:left="1440" w:hanging="720"/>
-      </w:pPr>
-      <w:rPr>
-        <w:rFonts w:hint="default"/>
-      </w:rPr>
-    </w:lvl>
-    <w:lvl w:ilvl="2">
-      <w:start w:val="1"/>
-      <w:numFmt w:val="decimal"/>
-      <w:isLgl/>
-      <w:lvlText w:val="%1.%2.%3."/>
-      <w:lvlJc w:val="left"/>
-      <w:pPr>
-        <w:ind w:left="1440" w:hanging="720"/>
-      </w:pPr>
-      <w:rPr>
-        <w:rFonts w:hint="default"/>
-      </w:rPr>
-    </w:lvl>
-    <w:lvl w:ilvl="3">
-      <w:start w:val="1"/>
-      <w:numFmt w:val="decimal"/>
-      <w:isLgl/>
-      <w:lvlText w:val="%1.%2.%3.%4."/>
-      <w:lvlJc w:val="left"/>
-      <w:pPr>
-        <w:ind w:left="1800" w:hanging="1080"/>
-      </w:pPr>
-      <w:rPr>
-        <w:rFonts w:hint="default"/>
-      </w:rPr>
-    </w:lvl>
-    <w:lvl w:ilvl="4">
-      <w:start w:val="1"/>
-      <w:numFmt w:val="decimal"/>
-      <w:isLgl/>
-      <w:lvlText w:val="%1.%2.%3.%4.%5."/>
-      <w:lvlJc w:val="left"/>
-      <w:pPr>
-        <w:ind w:left="1800" w:hanging="1080"/>
-      </w:pPr>
-      <w:rPr>
-        <w:rFonts w:hint="default"/>
-      </w:rPr>
-    </w:lvl>
-    <w:lvl w:ilvl="5">
-      <w:start w:val="1"/>
-      <w:numFmt w:val="decimal"/>
-      <w:isLgl/>
-      <w:lvlText w:val="%1.%2.%3.%4.%5.%6."/>
-      <w:lvlJc w:val="left"/>
-      <w:pPr>
-        <w:ind w:left="2160" w:hanging="1440"/>
-      </w:pPr>
-      <w:rPr>
-        <w:rFonts w:hint="default"/>
-      </w:rPr>
-    </w:lvl>
-    <w:lvl w:ilvl="6">
-      <w:start w:val="1"/>
-      <w:numFmt w:val="decimal"/>
-      <w:isLgl/>
-      <w:lvlText w:val="%1.%2.%3.%4.%5.%6.%7."/>
-      <w:lvlJc w:val="left"/>
-      <w:pPr>
-        <w:ind w:left="2160" w:hanging="1440"/>
-      </w:pPr>
-      <w:rPr>
-        <w:rFonts w:hint="default"/>
-      </w:rPr>
-    </w:lvl>
-    <w:lvl w:ilvl="7">
-      <w:start w:val="1"/>
-      <w:numFmt w:val="decimal"/>
-      <w:isLgl/>
-      <w:lvlText w:val="%1.%2.%3.%4.%5.%6.%7.%8."/>
-      <w:lvlJc w:val="left"/>
-      <w:pPr>
-        <w:ind w:left="2520" w:hanging="1800"/>
-      </w:pPr>
-      <w:rPr>
-        <w:rFonts w:hint="default"/>
-      </w:rPr>
-    </w:lvl>
-    <w:lvl w:ilvl="8">
-      <w:start w:val="1"/>
-      <w:numFmt w:val="decimal"/>
-      <w:isLgl/>
-      <w:lvlText w:val="%1.%2.%3.%4.%5.%6.%7.%8.%9."/>
-      <w:lvlJc w:val="left"/>
-      <w:pPr>
-        <w:ind w:left="2880" w:hanging="2160"/>
-      </w:pPr>
-      <w:rPr>
-        <w:rFonts w:hint="default"/>
-      </w:rPr>
-    </w:lvl>
-  </w:abstractNum>
-  <w:abstractNum w:abstractNumId="4" w15:restartNumberingAfterBreak="0">
-    <w:nsid w:val="083F1B4D"/>
-    <w:multiLevelType w:val="multilevel"/>
-    <w:tmpl w:val="BCE8BDE4"/>
-    <w:lvl w:ilvl="0">
-      <w:start w:val="1"/>
-      <w:numFmt w:val="decimal"/>
-      <w:lvlText w:val="%1."/>
-      <w:lvlJc w:val="left"/>
-      <w:pPr>
-        <w:ind w:left="643" w:hanging="360"/>
-      </w:pPr>
-      <w:rPr>
-        <w:rFonts w:hint="default"/>
-      </w:rPr>
-    </w:lvl>
-    <w:lvl w:ilvl="1">
-      <w:start w:val="2"/>
-      <w:numFmt w:val="decimal"/>
-      <w:isLgl/>
-      <w:lvlText w:val="%1.%2"/>
-      <w:lvlJc w:val="left"/>
-      <w:pPr>
-        <w:ind w:left="643" w:hanging="360"/>
-      </w:pPr>
-      <w:rPr>
-        <w:rFonts w:hint="default"/>
-      </w:rPr>
-    </w:lvl>
-    <w:lvl w:ilvl="2">
-      <w:start w:val="1"/>
-      <w:numFmt w:val="decimal"/>
-      <w:isLgl/>
-      <w:lvlText w:val="%1.%2.%3"/>
-      <w:lvlJc w:val="left"/>
-      <w:pPr>
-        <w:ind w:left="1003" w:hanging="720"/>
-      </w:pPr>
-      <w:rPr>
-        <w:rFonts w:hint="default"/>
-      </w:rPr>
-    </w:lvl>
-    <w:lvl w:ilvl="3">
-      <w:start w:val="1"/>
-      <w:numFmt w:val="decimal"/>
-      <w:isLgl/>
-      <w:lvlText w:val="%1.%2.%3.%4"/>
-      <w:lvlJc w:val="left"/>
-      <w:pPr>
-        <w:ind w:left="1003" w:hanging="720"/>
-      </w:pPr>
-      <w:rPr>
-        <w:rFonts w:hint="default"/>
-      </w:rPr>
-    </w:lvl>
-    <w:lvl w:ilvl="4">
-      <w:start w:val="1"/>
-      <w:numFmt w:val="decimal"/>
-      <w:isLgl/>
-      <w:lvlText w:val="%1.%2.%3.%4.%5"/>
-      <w:lvlJc w:val="left"/>
-      <w:pPr>
-        <w:ind w:left="1363" w:hanging="1080"/>
-      </w:pPr>
-      <w:rPr>
-        <w:rFonts w:hint="default"/>
-      </w:rPr>
-    </w:lvl>
-    <w:lvl w:ilvl="5">
-      <w:start w:val="1"/>
-      <w:numFmt w:val="decimal"/>
-      <w:isLgl/>
-      <w:lvlText w:val="%1.%2.%3.%4.%5.%6"/>
-      <w:lvlJc w:val="left"/>
-      <w:pPr>
-        <w:ind w:left="1363" w:hanging="1080"/>
-      </w:pPr>
-      <w:rPr>
-        <w:rFonts w:hint="default"/>
-      </w:rPr>
-    </w:lvl>
-    <w:lvl w:ilvl="6">
-      <w:start w:val="1"/>
-      <w:numFmt w:val="decimal"/>
-      <w:isLgl/>
-      <w:lvlText w:val="%1.%2.%3.%4.%5.%6.%7"/>
-      <w:lvlJc w:val="left"/>
-      <w:pPr>
-        <w:ind w:left="1723" w:hanging="1440"/>
-      </w:pPr>
-      <w:rPr>
-        <w:rFonts w:hint="default"/>
-      </w:rPr>
-    </w:lvl>
-    <w:lvl w:ilvl="7">
-      <w:start w:val="1"/>
-      <w:numFmt w:val="decimal"/>
-      <w:isLgl/>
-      <w:lvlText w:val="%1.%2.%3.%4.%5.%6.%7.%8"/>
-      <w:lvlJc w:val="left"/>
-      <w:pPr>
-        <w:ind w:left="1723" w:hanging="1440"/>
-      </w:pPr>
-      <w:rPr>
-        <w:rFonts w:hint="default"/>
-      </w:rPr>
-    </w:lvl>
-    <w:lvl w:ilvl="8">
-      <w:start w:val="1"/>
-      <w:numFmt w:val="decimal"/>
-      <w:isLgl/>
-      <w:lvlText w:val="%1.%2.%3.%4.%5.%6.%7.%8.%9"/>
-      <w:lvlJc w:val="left"/>
-      <w:pPr>
-        <w:ind w:left="2083" w:hanging="1800"/>
-      </w:pPr>
-      <w:rPr>
-        <w:rFonts w:hint="default"/>
-      </w:rPr>
-    </w:lvl>
-  </w:abstractNum>
-  <w:abstractNum w:abstractNumId="5" w15:restartNumberingAfterBreak="0">
-    <w:nsid w:val="086F377C"/>
+    <w:nsid w:val="15EE0153"/>
     <w:multiLevelType w:val="hybridMultilevel"/>
-    <w:tmpl w:val="A7001740"/>
-    <w:lvl w:ilvl="0" w:tplc="E1922A6E">
-      <w:start w:val="1"/>
-      <w:numFmt w:val="decimal"/>
-      <w:lvlText w:val="%1."/>
-      <w:lvlJc w:val="left"/>
-      <w:pPr>
-        <w:tabs>
-          <w:tab w:val="num" w:pos="1070"/>
-        </w:tabs>
-        <w:ind w:left="1070" w:hanging="360"/>
-      </w:pPr>
-      <w:rPr>
-        <w:rFonts w:hint="default"/>
-      </w:rPr>
-    </w:lvl>
-    <w:lvl w:ilvl="1" w:tplc="04190019" w:tentative="1">
-      <w:start w:val="1"/>
-      <w:numFmt w:val="lowerLetter"/>
-      <w:lvlText w:val="%2."/>
-      <w:lvlJc w:val="left"/>
-      <w:pPr>
-        <w:tabs>
-          <w:tab w:val="num" w:pos="1560"/>
-        </w:tabs>
-        <w:ind w:left="1560" w:hanging="360"/>
-      </w:pPr>
-    </w:lvl>
-    <w:lvl w:ilvl="2" w:tplc="0419001B" w:tentative="1">
-      <w:start w:val="1"/>
-      <w:numFmt w:val="lowerRoman"/>
-      <w:lvlText w:val="%3."/>
-      <w:lvlJc w:val="right"/>
-      <w:pPr>
-        <w:tabs>
-          <w:tab w:val="num" w:pos="2280"/>
-        </w:tabs>
-        <w:ind w:left="2280" w:hanging="180"/>
-      </w:pPr>
-    </w:lvl>
-    <w:lvl w:ilvl="3" w:tplc="0419000F" w:tentative="1">
-      <w:start w:val="1"/>
-      <w:numFmt w:val="decimal"/>
-      <w:lvlText w:val="%4."/>
-      <w:lvlJc w:val="left"/>
-      <w:pPr>
-        <w:tabs>
-          <w:tab w:val="num" w:pos="3000"/>
-        </w:tabs>
-        <w:ind w:left="3000" w:hanging="360"/>
-      </w:pPr>
-    </w:lvl>
-    <w:lvl w:ilvl="4" w:tplc="04190019" w:tentative="1">
-      <w:start w:val="1"/>
-      <w:numFmt w:val="lowerLetter"/>
-      <w:lvlText w:val="%5."/>
-      <w:lvlJc w:val="left"/>
-      <w:pPr>
-        <w:tabs>
-          <w:tab w:val="num" w:pos="3720"/>
-        </w:tabs>
-        <w:ind w:left="3720" w:hanging="360"/>
-      </w:pPr>
-    </w:lvl>
-    <w:lvl w:ilvl="5" w:tplc="0419001B" w:tentative="1">
-      <w:start w:val="1"/>
-      <w:numFmt w:val="lowerRoman"/>
-      <w:lvlText w:val="%6."/>
-      <w:lvlJc w:val="right"/>
-      <w:pPr>
-        <w:tabs>
-          <w:tab w:val="num" w:pos="4440"/>
-        </w:tabs>
-        <w:ind w:left="4440" w:hanging="180"/>
-      </w:pPr>
-    </w:lvl>
-    <w:lvl w:ilvl="6" w:tplc="0419000F" w:tentative="1">
-      <w:start w:val="1"/>
-      <w:numFmt w:val="decimal"/>
-      <w:lvlText w:val="%7."/>
-      <w:lvlJc w:val="left"/>
-      <w:pPr>
-        <w:tabs>
-          <w:tab w:val="num" w:pos="5160"/>
-        </w:tabs>
-        <w:ind w:left="5160" w:hanging="360"/>
-      </w:pPr>
-    </w:lvl>
-    <w:lvl w:ilvl="7" w:tplc="04190019" w:tentative="1">
-      <w:start w:val="1"/>
-      <w:numFmt w:val="lowerLetter"/>
-      <w:lvlText w:val="%8."/>
-      <w:lvlJc w:val="left"/>
-      <w:pPr>
-        <w:tabs>
-          <w:tab w:val="num" w:pos="5880"/>
-        </w:tabs>
-        <w:ind w:left="5880" w:hanging="360"/>
-      </w:pPr>
-    </w:lvl>
-    <w:lvl w:ilvl="8" w:tplc="0419001B" w:tentative="1">
-      <w:start w:val="1"/>
-      <w:numFmt w:val="lowerRoman"/>
-      <w:lvlText w:val="%9."/>
-      <w:lvlJc w:val="right"/>
-      <w:pPr>
-        <w:tabs>
-          <w:tab w:val="num" w:pos="6600"/>
-        </w:tabs>
-        <w:ind w:left="6600" w:hanging="180"/>
-      </w:pPr>
-    </w:lvl>
-  </w:abstractNum>
-  <w:abstractNum w:abstractNumId="6" w15:restartNumberingAfterBreak="0">
-    <w:nsid w:val="0A95399D"/>
-    <w:multiLevelType w:val="multilevel"/>
-    <w:tmpl w:val="DD22DCCA"/>
-    <w:lvl w:ilvl="0">
-      <w:start w:val="5"/>
-      <w:numFmt w:val="decimal"/>
-      <w:lvlText w:val="%1"/>
-      <w:lvlJc w:val="left"/>
-      <w:pPr>
-        <w:tabs>
-          <w:tab w:val="num" w:pos="630"/>
-        </w:tabs>
-        <w:ind w:left="630" w:hanging="630"/>
-      </w:pPr>
-      <w:rPr>
-        <w:rFonts w:hint="default"/>
-      </w:rPr>
-    </w:lvl>
-    <w:lvl w:ilvl="1">
-      <w:start w:val="5"/>
-      <w:numFmt w:val="decimal"/>
-      <w:lvlText w:val="%1.%2"/>
-      <w:lvlJc w:val="left"/>
-      <w:pPr>
-        <w:tabs>
-          <w:tab w:val="num" w:pos="1260"/>
-        </w:tabs>
-        <w:ind w:left="1260" w:hanging="720"/>
-      </w:pPr>
-      <w:rPr>
-        <w:rFonts w:hint="default"/>
-      </w:rPr>
-    </w:lvl>
-    <w:lvl w:ilvl="2">
-      <w:start w:val="1"/>
-      <w:numFmt w:val="decimal"/>
-      <w:lvlText w:val="%1.%2.%3"/>
-      <w:lvlJc w:val="left"/>
-      <w:pPr>
-        <w:tabs>
-          <w:tab w:val="num" w:pos="1800"/>
-        </w:tabs>
-        <w:ind w:left="1800" w:hanging="720"/>
-      </w:pPr>
-      <w:rPr>
-        <w:rFonts w:hint="default"/>
-      </w:rPr>
-    </w:lvl>
-    <w:lvl w:ilvl="3">
-      <w:start w:val="1"/>
-      <w:numFmt w:val="decimal"/>
-      <w:lvlText w:val="%1.%2.%3.%4"/>
-      <w:lvlJc w:val="left"/>
-      <w:pPr>
-        <w:tabs>
-          <w:tab w:val="num" w:pos="2700"/>
-        </w:tabs>
-        <w:ind w:left="2700" w:hanging="1080"/>
-      </w:pPr>
-      <w:rPr>
-        <w:rFonts w:hint="default"/>
-      </w:rPr>
-    </w:lvl>
-    <w:lvl w:ilvl="4">
-      <w:start w:val="1"/>
-      <w:numFmt w:val="decimal"/>
-      <w:lvlText w:val="%1.%2.%3.%4.%5"/>
-      <w:lvlJc w:val="left"/>
-      <w:pPr>
-        <w:tabs>
-          <w:tab w:val="num" w:pos="3600"/>
-        </w:tabs>
-        <w:ind w:left="3600" w:hanging="1440"/>
-      </w:pPr>
-      <w:rPr>
-        <w:rFonts w:hint="default"/>
-      </w:rPr>
-    </w:lvl>
-    <w:lvl w:ilvl="5">
-      <w:start w:val="1"/>
-      <w:numFmt w:val="decimal"/>
-      <w:lvlText w:val="%1.%2.%3.%4.%5.%6"/>
-      <w:lvlJc w:val="left"/>
-      <w:pPr>
-        <w:tabs>
-          <w:tab w:val="num" w:pos="4500"/>
-        </w:tabs>
-        <w:ind w:left="4500" w:hanging="1800"/>
-      </w:pPr>
-      <w:rPr>
-        <w:rFonts w:hint="default"/>
-      </w:rPr>
-    </w:lvl>
-    <w:lvl w:ilvl="6">
-      <w:start w:val="1"/>
-      <w:numFmt w:val="decimal"/>
-      <w:lvlText w:val="%1.%2.%3.%4.%5.%6.%7"/>
-      <w:lvlJc w:val="left"/>
-      <w:pPr>
-        <w:tabs>
-          <w:tab w:val="num" w:pos="5040"/>
-        </w:tabs>
-        <w:ind w:left="5040" w:hanging="1800"/>
-      </w:pPr>
-      <w:rPr>
-        <w:rFonts w:hint="default"/>
-      </w:rPr>
-    </w:lvl>
-    <w:lvl w:ilvl="7">
-      <w:start w:val="1"/>
-      <w:numFmt w:val="decimal"/>
-      <w:lvlText w:val="%1.%2.%3.%4.%5.%6.%7.%8"/>
-      <w:lvlJc w:val="left"/>
-      <w:pPr>
-        <w:tabs>
-          <w:tab w:val="num" w:pos="5940"/>
-        </w:tabs>
-        <w:ind w:left="5940" w:hanging="2160"/>
-      </w:pPr>
-      <w:rPr>
-        <w:rFonts w:hint="default"/>
-      </w:rPr>
-    </w:lvl>
-    <w:lvl w:ilvl="8">
-      <w:start w:val="1"/>
-      <w:numFmt w:val="decimal"/>
-      <w:lvlText w:val="%1.%2.%3.%4.%5.%6.%7.%8.%9"/>
-      <w:lvlJc w:val="left"/>
-      <w:pPr>
-        <w:tabs>
-          <w:tab w:val="num" w:pos="6840"/>
-        </w:tabs>
-        <w:ind w:left="6840" w:hanging="2520"/>
-      </w:pPr>
-      <w:rPr>
-        <w:rFonts w:hint="default"/>
-      </w:rPr>
-    </w:lvl>
-  </w:abstractNum>
-  <w:abstractNum w:abstractNumId="7" w15:restartNumberingAfterBreak="0">
-    <w:nsid w:val="0D1C2E08"/>
-    <w:multiLevelType w:val="hybridMultilevel"/>
-    <w:tmpl w:val="1A0CA3B0"/>
-    <w:lvl w:ilvl="0" w:tplc="0419000F">
-      <w:start w:val="1"/>
-      <w:numFmt w:val="decimal"/>
-      <w:lvlText w:val="%1."/>
-      <w:lvlJc w:val="left"/>
-      <w:pPr>
-        <w:ind w:left="720" w:hanging="360"/>
-      </w:pPr>
-      <w:rPr>
-        <w:rFonts w:hint="default"/>
-      </w:rPr>
-    </w:lvl>
-    <w:lvl w:ilvl="1" w:tplc="04190019" w:tentative="1">
-      <w:start w:val="1"/>
-      <w:numFmt w:val="lowerLetter"/>
-      <w:lvlText w:val="%2."/>
-      <w:lvlJc w:val="left"/>
-      <w:pPr>
-        <w:ind w:left="1440" w:hanging="360"/>
-      </w:pPr>
-    </w:lvl>
-    <w:lvl w:ilvl="2" w:tplc="0419001B" w:tentative="1">
-      <w:start w:val="1"/>
-      <w:numFmt w:val="lowerRoman"/>
-      <w:lvlText w:val="%3."/>
-      <w:lvlJc w:val="right"/>
-      <w:pPr>
-        <w:ind w:left="2160" w:hanging="180"/>
-      </w:pPr>
-    </w:lvl>
-    <w:lvl w:ilvl="3" w:tplc="0419000F" w:tentative="1">
-      <w:start w:val="1"/>
-      <w:numFmt w:val="decimal"/>
-      <w:lvlText w:val="%4."/>
-      <w:lvlJc w:val="left"/>
-      <w:pPr>
-        <w:ind w:left="2880" w:hanging="360"/>
-      </w:pPr>
-    </w:lvl>
-    <w:lvl w:ilvl="4" w:tplc="04190019" w:tentative="1">
-      <w:start w:val="1"/>
-      <w:numFmt w:val="lowerLetter"/>
-      <w:lvlText w:val="%5."/>
-      <w:lvlJc w:val="left"/>
-      <w:pPr>
-        <w:ind w:left="3600" w:hanging="360"/>
-      </w:pPr>
-    </w:lvl>
-    <w:lvl w:ilvl="5" w:tplc="0419001B" w:tentative="1">
-      <w:start w:val="1"/>
-      <w:numFmt w:val="lowerRoman"/>
-      <w:lvlText w:val="%6."/>
-      <w:lvlJc w:val="right"/>
-      <w:pPr>
-        <w:ind w:left="4320" w:hanging="180"/>
-      </w:pPr>
-    </w:lvl>
-    <w:lvl w:ilvl="6" w:tplc="0419000F" w:tentative="1">
-      <w:start w:val="1"/>
-      <w:numFmt w:val="decimal"/>
-      <w:lvlText w:val="%7."/>
-      <w:lvlJc w:val="left"/>
-      <w:pPr>
-        <w:ind w:left="5040" w:hanging="360"/>
-      </w:pPr>
-    </w:lvl>
-    <w:lvl w:ilvl="7" w:tplc="04190019" w:tentative="1">
-      <w:start w:val="1"/>
-      <w:numFmt w:val="lowerLetter"/>
-      <w:lvlText w:val="%8."/>
-      <w:lvlJc w:val="left"/>
-      <w:pPr>
-        <w:ind w:left="5760" w:hanging="360"/>
-      </w:pPr>
-    </w:lvl>
-    <w:lvl w:ilvl="8" w:tplc="0419001B" w:tentative="1">
-      <w:start w:val="1"/>
-      <w:numFmt w:val="lowerRoman"/>
-      <w:lvlText w:val="%9."/>
-      <w:lvlJc w:val="right"/>
-      <w:pPr>
-        <w:ind w:left="6480" w:hanging="180"/>
-      </w:pPr>
-    </w:lvl>
-  </w:abstractNum>
-  <w:abstractNum w:abstractNumId="8" w15:restartNumberingAfterBreak="0">
-    <w:nsid w:val="0D1D4139"/>
-    <w:multiLevelType w:val="multilevel"/>
-    <w:tmpl w:val="C7B03C68"/>
-    <w:lvl w:ilvl="0">
-      <w:start w:val="2"/>
-      <w:numFmt w:val="decimal"/>
-      <w:lvlText w:val="%1"/>
-      <w:lvlJc w:val="left"/>
-      <w:pPr>
-        <w:tabs>
-          <w:tab w:val="num" w:pos="450"/>
-        </w:tabs>
-        <w:ind w:left="450" w:hanging="450"/>
-      </w:pPr>
-      <w:rPr>
-        <w:rFonts w:hint="default"/>
-      </w:rPr>
-    </w:lvl>
-    <w:lvl w:ilvl="1">
-      <w:start w:val="6"/>
-      <w:numFmt w:val="decimal"/>
-      <w:lvlText w:val="%1.%2"/>
-      <w:lvlJc w:val="left"/>
-      <w:pPr>
-        <w:tabs>
-          <w:tab w:val="num" w:pos="1170"/>
-        </w:tabs>
-        <w:ind w:left="1170" w:hanging="450"/>
-      </w:pPr>
-      <w:rPr>
-        <w:rFonts w:hint="default"/>
-      </w:rPr>
-    </w:lvl>
-    <w:lvl w:ilvl="2">
-      <w:start w:val="1"/>
-      <w:numFmt w:val="decimal"/>
-      <w:lvlText w:val="%1.%2.%3"/>
-      <w:lvlJc w:val="left"/>
-      <w:pPr>
-        <w:tabs>
-          <w:tab w:val="num" w:pos="2160"/>
-        </w:tabs>
-        <w:ind w:left="2160" w:hanging="720"/>
-      </w:pPr>
-      <w:rPr>
-        <w:rFonts w:hint="default"/>
-      </w:rPr>
-    </w:lvl>
-    <w:lvl w:ilvl="3">
-      <w:start w:val="1"/>
-      <w:numFmt w:val="decimal"/>
-      <w:lvlText w:val="%1.%2.%3.%4"/>
-      <w:lvlJc w:val="left"/>
-      <w:pPr>
-        <w:tabs>
-          <w:tab w:val="num" w:pos="3240"/>
-        </w:tabs>
-        <w:ind w:left="3240" w:hanging="1080"/>
-      </w:pPr>
-      <w:rPr>
-        <w:rFonts w:hint="default"/>
-      </w:rPr>
-    </w:lvl>
-    <w:lvl w:ilvl="4">
-      <w:start w:val="1"/>
-      <w:numFmt w:val="decimal"/>
-      <w:lvlText w:val="%1.%2.%3.%4.%5"/>
-      <w:lvlJc w:val="left"/>
-      <w:pPr>
-        <w:tabs>
-          <w:tab w:val="num" w:pos="3960"/>
-        </w:tabs>
-        <w:ind w:left="3960" w:hanging="1080"/>
-      </w:pPr>
-      <w:rPr>
-        <w:rFonts w:hint="default"/>
-      </w:rPr>
-    </w:lvl>
-    <w:lvl w:ilvl="5">
-      <w:start w:val="1"/>
-      <w:numFmt w:val="decimal"/>
-      <w:lvlText w:val="%1.%2.%3.%4.%5.%6"/>
-      <w:lvlJc w:val="left"/>
-      <w:pPr>
-        <w:tabs>
-          <w:tab w:val="num" w:pos="5040"/>
-        </w:tabs>
-        <w:ind w:left="5040" w:hanging="1440"/>
-      </w:pPr>
-      <w:rPr>
-        <w:rFonts w:hint="default"/>
-      </w:rPr>
-    </w:lvl>
-    <w:lvl w:ilvl="6">
-      <w:start w:val="1"/>
-      <w:numFmt w:val="decimal"/>
-      <w:lvlText w:val="%1.%2.%3.%4.%5.%6.%7"/>
-      <w:lvlJc w:val="left"/>
-      <w:pPr>
-        <w:tabs>
-          <w:tab w:val="num" w:pos="5760"/>
-        </w:tabs>
-        <w:ind w:left="5760" w:hanging="1440"/>
-      </w:pPr>
-      <w:rPr>
-        <w:rFonts w:hint="default"/>
-      </w:rPr>
-    </w:lvl>
-    <w:lvl w:ilvl="7">
-      <w:start w:val="1"/>
-      <w:numFmt w:val="decimal"/>
-      <w:lvlText w:val="%1.%2.%3.%4.%5.%6.%7.%8"/>
-      <w:lvlJc w:val="left"/>
-      <w:pPr>
-        <w:tabs>
-          <w:tab w:val="num" w:pos="6840"/>
-        </w:tabs>
-        <w:ind w:left="6840" w:hanging="1800"/>
-      </w:pPr>
-      <w:rPr>
-        <w:rFonts w:hint="default"/>
-      </w:rPr>
-    </w:lvl>
-    <w:lvl w:ilvl="8">
-      <w:start w:val="1"/>
-      <w:numFmt w:val="decimal"/>
-      <w:lvlText w:val="%1.%2.%3.%4.%5.%6.%7.%8.%9"/>
-      <w:lvlJc w:val="left"/>
-      <w:pPr>
-        <w:tabs>
-          <w:tab w:val="num" w:pos="7560"/>
-        </w:tabs>
-        <w:ind w:left="7560" w:hanging="1800"/>
-      </w:pPr>
-      <w:rPr>
-        <w:rFonts w:hint="default"/>
-      </w:rPr>
-    </w:lvl>
-  </w:abstractNum>
-  <w:abstractNum w:abstractNumId="9" w15:restartNumberingAfterBreak="0">
-    <w:nsid w:val="0DDA08DC"/>
-    <w:multiLevelType w:val="multilevel"/>
-    <w:tmpl w:val="2F6CAC26"/>
-    <w:lvl w:ilvl="0">
-      <w:start w:val="1"/>
-      <w:numFmt w:val="decimal"/>
-      <w:lvlText w:val="%1."/>
-      <w:legacy w:legacy="1" w:legacySpace="0" w:legacyIndent="186"/>
-      <w:lvlJc w:val="left"/>
-      <w:rPr>
-        <w:rFonts w:ascii="Times New Roman" w:hAnsi="Times New Roman" w:cs="Times New Roman" w:hint="default"/>
-      </w:rPr>
-    </w:lvl>
-    <w:lvl w:ilvl="1">
-      <w:start w:val="3"/>
-      <w:numFmt w:val="decimal"/>
-      <w:isLgl/>
-      <w:lvlText w:val="%1.%2"/>
-      <w:lvlJc w:val="left"/>
-      <w:pPr>
-        <w:ind w:left="1018" w:hanging="630"/>
-      </w:pPr>
-      <w:rPr>
-        <w:rFonts w:hint="default"/>
-      </w:rPr>
-    </w:lvl>
-    <w:lvl w:ilvl="2">
-      <w:start w:val="7"/>
-      <w:numFmt w:val="decimal"/>
-      <w:isLgl/>
-      <w:lvlText w:val="%1.%2.%3"/>
-      <w:lvlJc w:val="left"/>
-      <w:pPr>
-        <w:ind w:left="1004" w:hanging="720"/>
-      </w:pPr>
-      <w:rPr>
-        <w:rFonts w:hint="default"/>
-      </w:rPr>
-    </w:lvl>
-    <w:lvl w:ilvl="3">
-      <w:start w:val="1"/>
-      <w:numFmt w:val="decimal"/>
-      <w:isLgl/>
-      <w:lvlText w:val="%1.%2.%3.%4"/>
-      <w:lvlJc w:val="left"/>
-      <w:pPr>
-        <w:ind w:left="2244" w:hanging="1080"/>
-      </w:pPr>
-      <w:rPr>
-        <w:rFonts w:hint="default"/>
-      </w:rPr>
-    </w:lvl>
-    <w:lvl w:ilvl="4">
-      <w:start w:val="1"/>
-      <w:numFmt w:val="decimal"/>
-      <w:isLgl/>
-      <w:lvlText w:val="%1.%2.%3.%4.%5"/>
-      <w:lvlJc w:val="left"/>
-      <w:pPr>
-        <w:ind w:left="2632" w:hanging="1080"/>
-      </w:pPr>
-      <w:rPr>
-        <w:rFonts w:hint="default"/>
-      </w:rPr>
-    </w:lvl>
-    <w:lvl w:ilvl="5">
-      <w:start w:val="1"/>
-      <w:numFmt w:val="decimal"/>
-      <w:isLgl/>
-      <w:lvlText w:val="%1.%2.%3.%4.%5.%6"/>
-      <w:lvlJc w:val="left"/>
-      <w:pPr>
-        <w:ind w:left="3380" w:hanging="1440"/>
-      </w:pPr>
-      <w:rPr>
-        <w:rFonts w:hint="default"/>
-      </w:rPr>
-    </w:lvl>
-    <w:lvl w:ilvl="6">
-      <w:start w:val="1"/>
-      <w:numFmt w:val="decimal"/>
-      <w:isLgl/>
-      <w:lvlText w:val="%1.%2.%3.%4.%5.%6.%7"/>
-      <w:lvlJc w:val="left"/>
-      <w:pPr>
-        <w:ind w:left="3768" w:hanging="1440"/>
-      </w:pPr>
-      <w:rPr>
-        <w:rFonts w:hint="default"/>
-      </w:rPr>
-    </w:lvl>
-    <w:lvl w:ilvl="7">
-      <w:start w:val="1"/>
-      <w:numFmt w:val="decimal"/>
-      <w:isLgl/>
-      <w:lvlText w:val="%1.%2.%3.%4.%5.%6.%7.%8"/>
-      <w:lvlJc w:val="left"/>
-      <w:pPr>
-        <w:ind w:left="4516" w:hanging="1800"/>
-      </w:pPr>
-      <w:rPr>
-        <w:rFonts w:hint="default"/>
-      </w:rPr>
-    </w:lvl>
-    <w:lvl w:ilvl="8">
-      <w:start w:val="1"/>
-      <w:numFmt w:val="decimal"/>
-      <w:isLgl/>
-      <w:lvlText w:val="%1.%2.%3.%4.%5.%6.%7.%8.%9"/>
-      <w:lvlJc w:val="left"/>
-      <w:pPr>
-        <w:ind w:left="4904" w:hanging="1800"/>
-      </w:pPr>
-      <w:rPr>
-        <w:rFonts w:hint="default"/>
-      </w:rPr>
-    </w:lvl>
-  </w:abstractNum>
-  <w:abstractNum w:abstractNumId="10" w15:restartNumberingAfterBreak="0">
-    <w:nsid w:val="0FAB428C"/>
-    <w:multiLevelType w:val="hybridMultilevel"/>
-    <w:tmpl w:val="3DDEC456"/>
-    <w:lvl w:ilvl="0" w:tplc="FDFE973C">
-      <w:start w:val="1"/>
-      <w:numFmt w:val="decimal"/>
-      <w:lvlText w:val="%1."/>
-      <w:lvlJc w:val="left"/>
-      <w:pPr>
-        <w:ind w:left="360" w:hanging="360"/>
-      </w:pPr>
-      <w:rPr>
-        <w:rFonts w:hint="default"/>
-      </w:rPr>
-    </w:lvl>
-    <w:lvl w:ilvl="1" w:tplc="04190019" w:tentative="1">
-      <w:start w:val="1"/>
-      <w:numFmt w:val="lowerLetter"/>
-      <w:lvlText w:val="%2."/>
-      <w:lvlJc w:val="left"/>
-      <w:pPr>
-        <w:ind w:left="1080" w:hanging="360"/>
-      </w:pPr>
-    </w:lvl>
-    <w:lvl w:ilvl="2" w:tplc="0419001B" w:tentative="1">
-      <w:start w:val="1"/>
-      <w:numFmt w:val="lowerRoman"/>
-      <w:lvlText w:val="%3."/>
-      <w:lvlJc w:val="right"/>
-      <w:pPr>
-        <w:ind w:left="1800" w:hanging="180"/>
-      </w:pPr>
-    </w:lvl>
-    <w:lvl w:ilvl="3" w:tplc="0419000F" w:tentative="1">
-      <w:start w:val="1"/>
-      <w:numFmt w:val="decimal"/>
-      <w:lvlText w:val="%4."/>
-      <w:lvlJc w:val="left"/>
-      <w:pPr>
-        <w:ind w:left="2520" w:hanging="360"/>
-      </w:pPr>
-    </w:lvl>
-    <w:lvl w:ilvl="4" w:tplc="04190019" w:tentative="1">
-      <w:start w:val="1"/>
-      <w:numFmt w:val="lowerLetter"/>
-      <w:lvlText w:val="%5."/>
-      <w:lvlJc w:val="left"/>
-      <w:pPr>
-        <w:ind w:left="3240" w:hanging="360"/>
-      </w:pPr>
-    </w:lvl>
-    <w:lvl w:ilvl="5" w:tplc="0419001B" w:tentative="1">
-      <w:start w:val="1"/>
-      <w:numFmt w:val="lowerRoman"/>
-      <w:lvlText w:val="%6."/>
-      <w:lvlJc w:val="right"/>
-      <w:pPr>
-        <w:ind w:left="3960" w:hanging="180"/>
-      </w:pPr>
-    </w:lvl>
-    <w:lvl w:ilvl="6" w:tplc="0419000F" w:tentative="1">
-      <w:start w:val="1"/>
-      <w:numFmt w:val="decimal"/>
-      <w:lvlText w:val="%7."/>
-      <w:lvlJc w:val="left"/>
-      <w:pPr>
-        <w:ind w:left="4680" w:hanging="360"/>
-      </w:pPr>
-    </w:lvl>
-    <w:lvl w:ilvl="7" w:tplc="04190019" w:tentative="1">
-      <w:start w:val="1"/>
-      <w:numFmt w:val="lowerLetter"/>
-      <w:lvlText w:val="%8."/>
-      <w:lvlJc w:val="left"/>
-      <w:pPr>
-        <w:ind w:left="5400" w:hanging="360"/>
-      </w:pPr>
-    </w:lvl>
-    <w:lvl w:ilvl="8" w:tplc="0419001B" w:tentative="1">
-      <w:start w:val="1"/>
-      <w:numFmt w:val="lowerRoman"/>
-      <w:lvlText w:val="%9."/>
-      <w:lvlJc w:val="right"/>
-      <w:pPr>
-        <w:ind w:left="6120" w:hanging="180"/>
-      </w:pPr>
-    </w:lvl>
-  </w:abstractNum>
-  <w:abstractNum w:abstractNumId="11" w15:restartNumberingAfterBreak="0">
-    <w:nsid w:val="11692EF7"/>
-    <w:multiLevelType w:val="multilevel"/>
-    <w:tmpl w:val="E952720C"/>
-    <w:lvl w:ilvl="0">
-      <w:start w:val="1"/>
-      <w:numFmt w:val="decimal"/>
-      <w:lvlText w:val="%1"/>
-      <w:lvlJc w:val="left"/>
-      <w:pPr>
-        <w:ind w:left="360" w:hanging="360"/>
-      </w:pPr>
-      <w:rPr>
-        <w:rFonts w:ascii="Calibri" w:hAnsi="Calibri" w:hint="default"/>
-      </w:rPr>
-    </w:lvl>
-    <w:lvl w:ilvl="1">
-      <w:start w:val="1"/>
-      <w:numFmt w:val="decimal"/>
-      <w:lvlText w:val="%1.%2"/>
-      <w:lvlJc w:val="left"/>
-      <w:pPr>
-        <w:ind w:left="360" w:hanging="360"/>
-      </w:pPr>
-      <w:rPr>
-        <w:rFonts w:ascii="Calibri" w:hAnsi="Calibri" w:hint="default"/>
-      </w:rPr>
-    </w:lvl>
-    <w:lvl w:ilvl="2">
-      <w:start w:val="1"/>
-      <w:numFmt w:val="decimal"/>
-      <w:lvlText w:val="%1.%2.%3"/>
-      <w:lvlJc w:val="left"/>
-      <w:pPr>
-        <w:ind w:left="720" w:hanging="720"/>
-      </w:pPr>
-      <w:rPr>
-        <w:rFonts w:ascii="Calibri" w:hAnsi="Calibri" w:hint="default"/>
-      </w:rPr>
-    </w:lvl>
-    <w:lvl w:ilvl="3">
-      <w:start w:val="1"/>
-      <w:numFmt w:val="decimal"/>
-      <w:lvlText w:val="%1.%2.%3.%4"/>
-      <w:lvlJc w:val="left"/>
-      <w:pPr>
-        <w:ind w:left="720" w:hanging="720"/>
-      </w:pPr>
-      <w:rPr>
-        <w:rFonts w:ascii="Calibri" w:hAnsi="Calibri" w:hint="default"/>
-      </w:rPr>
-    </w:lvl>
-    <w:lvl w:ilvl="4">
-      <w:start w:val="1"/>
-      <w:numFmt w:val="decimal"/>
-      <w:lvlText w:val="%1.%2.%3.%4.%5"/>
-      <w:lvlJc w:val="left"/>
-      <w:pPr>
-        <w:ind w:left="1080" w:hanging="1080"/>
-      </w:pPr>
-      <w:rPr>
-        <w:rFonts w:ascii="Calibri" w:hAnsi="Calibri" w:hint="default"/>
-      </w:rPr>
-    </w:lvl>
-    <w:lvl w:ilvl="5">
-      <w:start w:val="1"/>
-      <w:numFmt w:val="decimal"/>
-      <w:lvlText w:val="%1.%2.%3.%4.%5.%6"/>
-      <w:lvlJc w:val="left"/>
-      <w:pPr>
-        <w:ind w:left="1080" w:hanging="1080"/>
-      </w:pPr>
-      <w:rPr>
-        <w:rFonts w:ascii="Calibri" w:hAnsi="Calibri" w:hint="default"/>
-      </w:rPr>
-    </w:lvl>
-    <w:lvl w:ilvl="6">
-      <w:start w:val="1"/>
-      <w:numFmt w:val="decimal"/>
-      <w:lvlText w:val="%1.%2.%3.%4.%5.%6.%7"/>
-      <w:lvlJc w:val="left"/>
-      <w:pPr>
-        <w:ind w:left="1440" w:hanging="1440"/>
-      </w:pPr>
-      <w:rPr>
-        <w:rFonts w:ascii="Calibri" w:hAnsi="Calibri" w:hint="default"/>
-      </w:rPr>
-    </w:lvl>
-    <w:lvl w:ilvl="7">
-      <w:start w:val="1"/>
-      <w:numFmt w:val="decimal"/>
-      <w:lvlText w:val="%1.%2.%3.%4.%5.%6.%7.%8"/>
-      <w:lvlJc w:val="left"/>
-      <w:pPr>
-        <w:ind w:left="1440" w:hanging="1440"/>
-      </w:pPr>
-      <w:rPr>
-        <w:rFonts w:ascii="Calibri" w:hAnsi="Calibri" w:hint="default"/>
-      </w:rPr>
-    </w:lvl>
-    <w:lvl w:ilvl="8">
-      <w:start w:val="1"/>
-      <w:numFmt w:val="decimal"/>
-      <w:lvlText w:val="%1.%2.%3.%4.%5.%6.%7.%8.%9"/>
-      <w:lvlJc w:val="left"/>
-      <w:pPr>
-        <w:ind w:left="1800" w:hanging="1800"/>
-      </w:pPr>
-      <w:rPr>
-        <w:rFonts w:ascii="Calibri" w:hAnsi="Calibri" w:hint="default"/>
-      </w:rPr>
-    </w:lvl>
-  </w:abstractNum>
-  <w:abstractNum w:abstractNumId="12" w15:restartNumberingAfterBreak="0">
-    <w:nsid w:val="146635E3"/>
-    <w:multiLevelType w:val="singleLevel"/>
-    <w:tmpl w:val="F1AE1FBA"/>
-    <w:lvl w:ilvl="0">
-      <w:start w:val="19"/>
-      <w:numFmt w:val="decimal"/>
-      <w:lvlText w:val="%1."/>
-      <w:legacy w:legacy="1" w:legacySpace="0" w:legacyIndent="314"/>
-      <w:lvlJc w:val="left"/>
-      <w:rPr>
-        <w:rFonts w:ascii="Times New Roman" w:hAnsi="Times New Roman" w:cs="Times New Roman" w:hint="default"/>
-      </w:rPr>
-    </w:lvl>
-  </w:abstractNum>
-  <w:abstractNum w:abstractNumId="13" w15:restartNumberingAfterBreak="0">
-    <w:nsid w:val="1B7042D1"/>
-    <w:multiLevelType w:val="multilevel"/>
-    <w:tmpl w:val="A7001740"/>
-    <w:lvl w:ilvl="0">
-      <w:start w:val="1"/>
-      <w:numFmt w:val="decimal"/>
-      <w:lvlText w:val="%1."/>
-      <w:lvlJc w:val="left"/>
-      <w:pPr>
-        <w:tabs>
-          <w:tab w:val="num" w:pos="1070"/>
-        </w:tabs>
-        <w:ind w:left="1070" w:hanging="360"/>
-      </w:pPr>
-      <w:rPr>
-        <w:rFonts w:hint="default"/>
-      </w:rPr>
-    </w:lvl>
-    <w:lvl w:ilvl="1">
-      <w:start w:val="1"/>
-      <w:numFmt w:val="lowerLetter"/>
-      <w:lvlText w:val="%2."/>
-      <w:lvlJc w:val="left"/>
-      <w:pPr>
-        <w:tabs>
-          <w:tab w:val="num" w:pos="1560"/>
-        </w:tabs>
-        <w:ind w:left="1560" w:hanging="360"/>
-      </w:pPr>
-    </w:lvl>
-    <w:lvl w:ilvl="2">
-      <w:start w:val="1"/>
-      <w:numFmt w:val="lowerRoman"/>
-      <w:lvlText w:val="%3."/>
-      <w:lvlJc w:val="right"/>
-      <w:pPr>
-        <w:tabs>
-          <w:tab w:val="num" w:pos="2280"/>
-        </w:tabs>
-        <w:ind w:left="2280" w:hanging="180"/>
-      </w:pPr>
-    </w:lvl>
-    <w:lvl w:ilvl="3">
-      <w:start w:val="1"/>
-      <w:numFmt w:val="decimal"/>
-      <w:lvlText w:val="%4."/>
-      <w:lvlJc w:val="left"/>
-      <w:pPr>
-        <w:tabs>
-          <w:tab w:val="num" w:pos="3000"/>
-        </w:tabs>
-        <w:ind w:left="3000" w:hanging="360"/>
-      </w:pPr>
-    </w:lvl>
-    <w:lvl w:ilvl="4">
-      <w:start w:val="1"/>
-      <w:numFmt w:val="lowerLetter"/>
-      <w:lvlText w:val="%5."/>
-      <w:lvlJc w:val="left"/>
-      <w:pPr>
-        <w:tabs>
-          <w:tab w:val="num" w:pos="3720"/>
-        </w:tabs>
-        <w:ind w:left="3720" w:hanging="360"/>
-      </w:pPr>
-    </w:lvl>
-    <w:lvl w:ilvl="5">
-      <w:start w:val="1"/>
-      <w:numFmt w:val="lowerRoman"/>
-      <w:lvlText w:val="%6."/>
-      <w:lvlJc w:val="right"/>
-      <w:pPr>
-        <w:tabs>
-          <w:tab w:val="num" w:pos="4440"/>
-        </w:tabs>
-        <w:ind w:left="4440" w:hanging="180"/>
-      </w:pPr>
-    </w:lvl>
-    <w:lvl w:ilvl="6">
-      <w:start w:val="1"/>
-      <w:numFmt w:val="decimal"/>
-      <w:lvlText w:val="%7."/>
-      <w:lvlJc w:val="left"/>
-      <w:pPr>
-        <w:tabs>
-          <w:tab w:val="num" w:pos="5160"/>
-        </w:tabs>
-        <w:ind w:left="5160" w:hanging="360"/>
-      </w:pPr>
-    </w:lvl>
-    <w:lvl w:ilvl="7">
-      <w:start w:val="1"/>
-      <w:numFmt w:val="lowerLetter"/>
-      <w:lvlText w:val="%8."/>
-      <w:lvlJc w:val="left"/>
-      <w:pPr>
-        <w:tabs>
-          <w:tab w:val="num" w:pos="5880"/>
-        </w:tabs>
-        <w:ind w:left="5880" w:hanging="360"/>
-      </w:pPr>
-    </w:lvl>
-    <w:lvl w:ilvl="8">
-      <w:start w:val="1"/>
-      <w:numFmt w:val="lowerRoman"/>
-      <w:lvlText w:val="%9."/>
-      <w:lvlJc w:val="right"/>
-      <w:pPr>
-        <w:tabs>
-          <w:tab w:val="num" w:pos="6600"/>
-        </w:tabs>
-        <w:ind w:left="6600" w:hanging="180"/>
-      </w:pPr>
-    </w:lvl>
-  </w:abstractNum>
-  <w:abstractNum w:abstractNumId="14" w15:restartNumberingAfterBreak="0">
-    <w:nsid w:val="1B7A3B0E"/>
-    <w:multiLevelType w:val="hybridMultilevel"/>
-    <w:tmpl w:val="96D27C0A"/>
-    <w:lvl w:ilvl="0" w:tplc="20000001">
+    <w:tmpl w:val="1B785294"/>
+    <w:lvl w:ilvl="0" w:tplc="25549254">
       <w:start w:val="1"/>
       <w:numFmt w:val="bullet"/>
-      <w:lvlText w:val=""/>
+      <w:lvlText w:val=""/>
       <w:lvlJc w:val="left"/>
       <w:pPr>
         <w:ind w:left="720" w:hanging="360"/>
@@ -12554,130 +11184,14 @@
       </w:rPr>
     </w:lvl>
   </w:abstractNum>
-  <w:abstractNum w:abstractNumId="15" w15:restartNumberingAfterBreak="0">
-    <w:nsid w:val="1BCC1D2B"/>
+  <w:abstractNum w:abstractNumId="1" w15:restartNumberingAfterBreak="0">
+    <w:nsid w:val="263F6CE2"/>
     <w:multiLevelType w:val="hybridMultilevel"/>
-    <w:tmpl w:val="ABBE2B20"/>
-    <w:lvl w:ilvl="0" w:tplc="F7A06860">
-      <w:start w:val="1"/>
-      <w:numFmt w:val="decimal"/>
-      <w:lvlText w:val="%1."/>
-      <w:lvlJc w:val="left"/>
-      <w:pPr>
-        <w:tabs>
-          <w:tab w:val="num" w:pos="674"/>
-        </w:tabs>
-        <w:ind w:left="674" w:hanging="390"/>
-      </w:pPr>
-      <w:rPr>
-        <w:rFonts w:hint="default"/>
-      </w:rPr>
-    </w:lvl>
-    <w:lvl w:ilvl="1" w:tplc="04190019" w:tentative="1">
-      <w:start w:val="1"/>
-      <w:numFmt w:val="lowerLetter"/>
-      <w:lvlText w:val="%2."/>
-      <w:lvlJc w:val="left"/>
-      <w:pPr>
-        <w:tabs>
-          <w:tab w:val="num" w:pos="1364"/>
-        </w:tabs>
-        <w:ind w:left="1364" w:hanging="360"/>
-      </w:pPr>
-    </w:lvl>
-    <w:lvl w:ilvl="2" w:tplc="0419001B" w:tentative="1">
-      <w:start w:val="1"/>
-      <w:numFmt w:val="lowerRoman"/>
-      <w:lvlText w:val="%3."/>
-      <w:lvlJc w:val="right"/>
-      <w:pPr>
-        <w:tabs>
-          <w:tab w:val="num" w:pos="2084"/>
-        </w:tabs>
-        <w:ind w:left="2084" w:hanging="180"/>
-      </w:pPr>
-    </w:lvl>
-    <w:lvl w:ilvl="3" w:tplc="0419000F" w:tentative="1">
-      <w:start w:val="1"/>
-      <w:numFmt w:val="decimal"/>
-      <w:lvlText w:val="%4."/>
-      <w:lvlJc w:val="left"/>
-      <w:pPr>
-        <w:tabs>
-          <w:tab w:val="num" w:pos="2804"/>
-        </w:tabs>
-        <w:ind w:left="2804" w:hanging="360"/>
-      </w:pPr>
-    </w:lvl>
-    <w:lvl w:ilvl="4" w:tplc="04190019" w:tentative="1">
-      <w:start w:val="1"/>
-      <w:numFmt w:val="lowerLetter"/>
-      <w:lvlText w:val="%5."/>
-      <w:lvlJc w:val="left"/>
-      <w:pPr>
-        <w:tabs>
-          <w:tab w:val="num" w:pos="3524"/>
-        </w:tabs>
-        <w:ind w:left="3524" w:hanging="360"/>
-      </w:pPr>
-    </w:lvl>
-    <w:lvl w:ilvl="5" w:tplc="0419001B" w:tentative="1">
-      <w:start w:val="1"/>
-      <w:numFmt w:val="lowerRoman"/>
-      <w:lvlText w:val="%6."/>
-      <w:lvlJc w:val="right"/>
-      <w:pPr>
-        <w:tabs>
-          <w:tab w:val="num" w:pos="4244"/>
-        </w:tabs>
-        <w:ind w:left="4244" w:hanging="180"/>
-      </w:pPr>
-    </w:lvl>
-    <w:lvl w:ilvl="6" w:tplc="0419000F" w:tentative="1">
-      <w:start w:val="1"/>
-      <w:numFmt w:val="decimal"/>
-      <w:lvlText w:val="%7."/>
-      <w:lvlJc w:val="left"/>
-      <w:pPr>
-        <w:tabs>
-          <w:tab w:val="num" w:pos="4964"/>
-        </w:tabs>
-        <w:ind w:left="4964" w:hanging="360"/>
-      </w:pPr>
-    </w:lvl>
-    <w:lvl w:ilvl="7" w:tplc="04190019" w:tentative="1">
-      <w:start w:val="1"/>
-      <w:numFmt w:val="lowerLetter"/>
-      <w:lvlText w:val="%8."/>
-      <w:lvlJc w:val="left"/>
-      <w:pPr>
-        <w:tabs>
-          <w:tab w:val="num" w:pos="5684"/>
-        </w:tabs>
-        <w:ind w:left="5684" w:hanging="360"/>
-      </w:pPr>
-    </w:lvl>
-    <w:lvl w:ilvl="8" w:tplc="0419001B" w:tentative="1">
-      <w:start w:val="1"/>
-      <w:numFmt w:val="lowerRoman"/>
-      <w:lvlText w:val="%9."/>
-      <w:lvlJc w:val="right"/>
-      <w:pPr>
-        <w:tabs>
-          <w:tab w:val="num" w:pos="6404"/>
-        </w:tabs>
-        <w:ind w:left="6404" w:hanging="180"/>
-      </w:pPr>
-    </w:lvl>
-  </w:abstractNum>
-  <w:abstractNum w:abstractNumId="16" w15:restartNumberingAfterBreak="0">
-    <w:nsid w:val="1BFF29B1"/>
-    <w:multiLevelType w:val="hybridMultilevel"/>
-    <w:tmpl w:val="642A0D10"/>
-    <w:lvl w:ilvl="0" w:tplc="20000001">
+    <w:tmpl w:val="BC3E14EA"/>
+    <w:lvl w:ilvl="0" w:tplc="25549254">
       <w:start w:val="1"/>
       <w:numFmt w:val="bullet"/>
-      <w:lvlText w:val=""/>
+      <w:lvlText w:val=""/>
       <w:lvlJc w:val="left"/>
       <w:pPr>
         <w:ind w:left="720" w:hanging="360"/>
@@ -12783,486 +11297,7 @@
       </w:rPr>
     </w:lvl>
   </w:abstractNum>
-  <w:abstractNum w:abstractNumId="17" w15:restartNumberingAfterBreak="0">
-    <w:nsid w:val="1D865541"/>
-    <w:multiLevelType w:val="hybridMultilevel"/>
-    <w:tmpl w:val="859051B6"/>
-    <w:lvl w:ilvl="0" w:tplc="22964892">
-      <w:start w:val="1"/>
-      <w:numFmt w:val="decimal"/>
-      <w:lvlText w:val="%1."/>
-      <w:lvlJc w:val="left"/>
-      <w:pPr>
-        <w:tabs>
-          <w:tab w:val="num" w:pos="1422"/>
-        </w:tabs>
-        <w:ind w:left="1422" w:hanging="855"/>
-      </w:pPr>
-      <w:rPr>
-        <w:rFonts w:hint="default"/>
-      </w:rPr>
-    </w:lvl>
-    <w:lvl w:ilvl="1" w:tplc="04190019" w:tentative="1">
-      <w:start w:val="1"/>
-      <w:numFmt w:val="lowerLetter"/>
-      <w:lvlText w:val="%2."/>
-      <w:lvlJc w:val="left"/>
-      <w:pPr>
-        <w:tabs>
-          <w:tab w:val="num" w:pos="1647"/>
-        </w:tabs>
-        <w:ind w:left="1647" w:hanging="360"/>
-      </w:pPr>
-    </w:lvl>
-    <w:lvl w:ilvl="2" w:tplc="0419001B" w:tentative="1">
-      <w:start w:val="1"/>
-      <w:numFmt w:val="lowerRoman"/>
-      <w:lvlText w:val="%3."/>
-      <w:lvlJc w:val="right"/>
-      <w:pPr>
-        <w:tabs>
-          <w:tab w:val="num" w:pos="2367"/>
-        </w:tabs>
-        <w:ind w:left="2367" w:hanging="180"/>
-      </w:pPr>
-    </w:lvl>
-    <w:lvl w:ilvl="3" w:tplc="0419000F" w:tentative="1">
-      <w:start w:val="1"/>
-      <w:numFmt w:val="decimal"/>
-      <w:lvlText w:val="%4."/>
-      <w:lvlJc w:val="left"/>
-      <w:pPr>
-        <w:tabs>
-          <w:tab w:val="num" w:pos="3087"/>
-        </w:tabs>
-        <w:ind w:left="3087" w:hanging="360"/>
-      </w:pPr>
-    </w:lvl>
-    <w:lvl w:ilvl="4" w:tplc="04190019" w:tentative="1">
-      <w:start w:val="1"/>
-      <w:numFmt w:val="lowerLetter"/>
-      <w:lvlText w:val="%5."/>
-      <w:lvlJc w:val="left"/>
-      <w:pPr>
-        <w:tabs>
-          <w:tab w:val="num" w:pos="3807"/>
-        </w:tabs>
-        <w:ind w:left="3807" w:hanging="360"/>
-      </w:pPr>
-    </w:lvl>
-    <w:lvl w:ilvl="5" w:tplc="0419001B" w:tentative="1">
-      <w:start w:val="1"/>
-      <w:numFmt w:val="lowerRoman"/>
-      <w:lvlText w:val="%6."/>
-      <w:lvlJc w:val="right"/>
-      <w:pPr>
-        <w:tabs>
-          <w:tab w:val="num" w:pos="4527"/>
-        </w:tabs>
-        <w:ind w:left="4527" w:hanging="180"/>
-      </w:pPr>
-    </w:lvl>
-    <w:lvl w:ilvl="6" w:tplc="0419000F" w:tentative="1">
-      <w:start w:val="1"/>
-      <w:numFmt w:val="decimal"/>
-      <w:lvlText w:val="%7."/>
-      <w:lvlJc w:val="left"/>
-      <w:pPr>
-        <w:tabs>
-          <w:tab w:val="num" w:pos="5247"/>
-        </w:tabs>
-        <w:ind w:left="5247" w:hanging="360"/>
-      </w:pPr>
-    </w:lvl>
-    <w:lvl w:ilvl="7" w:tplc="04190019" w:tentative="1">
-      <w:start w:val="1"/>
-      <w:numFmt w:val="lowerLetter"/>
-      <w:lvlText w:val="%8."/>
-      <w:lvlJc w:val="left"/>
-      <w:pPr>
-        <w:tabs>
-          <w:tab w:val="num" w:pos="5967"/>
-        </w:tabs>
-        <w:ind w:left="5967" w:hanging="360"/>
-      </w:pPr>
-    </w:lvl>
-    <w:lvl w:ilvl="8" w:tplc="0419001B" w:tentative="1">
-      <w:start w:val="1"/>
-      <w:numFmt w:val="lowerRoman"/>
-      <w:lvlText w:val="%9."/>
-      <w:lvlJc w:val="right"/>
-      <w:pPr>
-        <w:tabs>
-          <w:tab w:val="num" w:pos="6687"/>
-        </w:tabs>
-        <w:ind w:left="6687" w:hanging="180"/>
-      </w:pPr>
-    </w:lvl>
-  </w:abstractNum>
-  <w:abstractNum w:abstractNumId="18" w15:restartNumberingAfterBreak="0">
-    <w:nsid w:val="1DD772BE"/>
-    <w:multiLevelType w:val="hybridMultilevel"/>
-    <w:tmpl w:val="6F8E3D40"/>
-    <w:lvl w:ilvl="0" w:tplc="44FC0AE6">
-      <w:start w:val="1"/>
-      <w:numFmt w:val="decimal"/>
-      <w:lvlText w:val="%1."/>
-      <w:lvlJc w:val="left"/>
-      <w:pPr>
-        <w:tabs>
-          <w:tab w:val="num" w:pos="1125"/>
-        </w:tabs>
-        <w:ind w:left="1125" w:hanging="360"/>
-      </w:pPr>
-      <w:rPr>
-        <w:rFonts w:hint="default"/>
-      </w:rPr>
-    </w:lvl>
-    <w:lvl w:ilvl="1" w:tplc="04190019" w:tentative="1">
-      <w:start w:val="1"/>
-      <w:numFmt w:val="lowerLetter"/>
-      <w:lvlText w:val="%2."/>
-      <w:lvlJc w:val="left"/>
-      <w:pPr>
-        <w:tabs>
-          <w:tab w:val="num" w:pos="1845"/>
-        </w:tabs>
-        <w:ind w:left="1845" w:hanging="360"/>
-      </w:pPr>
-    </w:lvl>
-    <w:lvl w:ilvl="2" w:tplc="0419001B" w:tentative="1">
-      <w:start w:val="1"/>
-      <w:numFmt w:val="lowerRoman"/>
-      <w:lvlText w:val="%3."/>
-      <w:lvlJc w:val="right"/>
-      <w:pPr>
-        <w:tabs>
-          <w:tab w:val="num" w:pos="2565"/>
-        </w:tabs>
-        <w:ind w:left="2565" w:hanging="180"/>
-      </w:pPr>
-    </w:lvl>
-    <w:lvl w:ilvl="3" w:tplc="0419000F" w:tentative="1">
-      <w:start w:val="1"/>
-      <w:numFmt w:val="decimal"/>
-      <w:lvlText w:val="%4."/>
-      <w:lvlJc w:val="left"/>
-      <w:pPr>
-        <w:tabs>
-          <w:tab w:val="num" w:pos="3285"/>
-        </w:tabs>
-        <w:ind w:left="3285" w:hanging="360"/>
-      </w:pPr>
-    </w:lvl>
-    <w:lvl w:ilvl="4" w:tplc="04190019" w:tentative="1">
-      <w:start w:val="1"/>
-      <w:numFmt w:val="lowerLetter"/>
-      <w:lvlText w:val="%5."/>
-      <w:lvlJc w:val="left"/>
-      <w:pPr>
-        <w:tabs>
-          <w:tab w:val="num" w:pos="4005"/>
-        </w:tabs>
-        <w:ind w:left="4005" w:hanging="360"/>
-      </w:pPr>
-    </w:lvl>
-    <w:lvl w:ilvl="5" w:tplc="0419001B" w:tentative="1">
-      <w:start w:val="1"/>
-      <w:numFmt w:val="lowerRoman"/>
-      <w:lvlText w:val="%6."/>
-      <w:lvlJc w:val="right"/>
-      <w:pPr>
-        <w:tabs>
-          <w:tab w:val="num" w:pos="4725"/>
-        </w:tabs>
-        <w:ind w:left="4725" w:hanging="180"/>
-      </w:pPr>
-    </w:lvl>
-    <w:lvl w:ilvl="6" w:tplc="0419000F" w:tentative="1">
-      <w:start w:val="1"/>
-      <w:numFmt w:val="decimal"/>
-      <w:lvlText w:val="%7."/>
-      <w:lvlJc w:val="left"/>
-      <w:pPr>
-        <w:tabs>
-          <w:tab w:val="num" w:pos="5445"/>
-        </w:tabs>
-        <w:ind w:left="5445" w:hanging="360"/>
-      </w:pPr>
-    </w:lvl>
-    <w:lvl w:ilvl="7" w:tplc="04190019" w:tentative="1">
-      <w:start w:val="1"/>
-      <w:numFmt w:val="lowerLetter"/>
-      <w:lvlText w:val="%8."/>
-      <w:lvlJc w:val="left"/>
-      <w:pPr>
-        <w:tabs>
-          <w:tab w:val="num" w:pos="6165"/>
-        </w:tabs>
-        <w:ind w:left="6165" w:hanging="360"/>
-      </w:pPr>
-    </w:lvl>
-    <w:lvl w:ilvl="8" w:tplc="0419001B" w:tentative="1">
-      <w:start w:val="1"/>
-      <w:numFmt w:val="lowerRoman"/>
-      <w:lvlText w:val="%9."/>
-      <w:lvlJc w:val="right"/>
-      <w:pPr>
-        <w:tabs>
-          <w:tab w:val="num" w:pos="6885"/>
-        </w:tabs>
-        <w:ind w:left="6885" w:hanging="180"/>
-      </w:pPr>
-    </w:lvl>
-  </w:abstractNum>
-  <w:abstractNum w:abstractNumId="19" w15:restartNumberingAfterBreak="0">
-    <w:nsid w:val="2ABC2755"/>
-    <w:multiLevelType w:val="singleLevel"/>
-    <w:tmpl w:val="2422AAB2"/>
-    <w:lvl w:ilvl="0">
-      <w:start w:val="15"/>
-      <w:numFmt w:val="decimal"/>
-      <w:lvlText w:val="%1."/>
-      <w:legacy w:legacy="1" w:legacySpace="0" w:legacyIndent="322"/>
-      <w:lvlJc w:val="left"/>
-      <w:rPr>
-        <w:rFonts w:ascii="Times New Roman" w:hAnsi="Times New Roman" w:cs="Times New Roman" w:hint="default"/>
-      </w:rPr>
-    </w:lvl>
-  </w:abstractNum>
-  <w:abstractNum w:abstractNumId="20" w15:restartNumberingAfterBreak="0">
-    <w:nsid w:val="2DA96378"/>
-    <w:multiLevelType w:val="hybridMultilevel"/>
-    <w:tmpl w:val="9420FAA2"/>
-    <w:lvl w:ilvl="0" w:tplc="49E67CEA">
-      <w:start w:val="1"/>
-      <w:numFmt w:val="decimal"/>
-      <w:lvlText w:val="%1."/>
-      <w:lvlJc w:val="left"/>
-      <w:pPr>
-        <w:ind w:left="765" w:hanging="360"/>
-      </w:pPr>
-      <w:rPr>
-        <w:rFonts w:hint="default"/>
-      </w:rPr>
-    </w:lvl>
-    <w:lvl w:ilvl="1" w:tplc="04190019" w:tentative="1">
-      <w:start w:val="1"/>
-      <w:numFmt w:val="lowerLetter"/>
-      <w:lvlText w:val="%2."/>
-      <w:lvlJc w:val="left"/>
-      <w:pPr>
-        <w:ind w:left="1485" w:hanging="360"/>
-      </w:pPr>
-    </w:lvl>
-    <w:lvl w:ilvl="2" w:tplc="0419001B" w:tentative="1">
-      <w:start w:val="1"/>
-      <w:numFmt w:val="lowerRoman"/>
-      <w:lvlText w:val="%3."/>
-      <w:lvlJc w:val="right"/>
-      <w:pPr>
-        <w:ind w:left="2205" w:hanging="180"/>
-      </w:pPr>
-    </w:lvl>
-    <w:lvl w:ilvl="3" w:tplc="0419000F" w:tentative="1">
-      <w:start w:val="1"/>
-      <w:numFmt w:val="decimal"/>
-      <w:lvlText w:val="%4."/>
-      <w:lvlJc w:val="left"/>
-      <w:pPr>
-        <w:ind w:left="2925" w:hanging="360"/>
-      </w:pPr>
-    </w:lvl>
-    <w:lvl w:ilvl="4" w:tplc="04190019" w:tentative="1">
-      <w:start w:val="1"/>
-      <w:numFmt w:val="lowerLetter"/>
-      <w:lvlText w:val="%5."/>
-      <w:lvlJc w:val="left"/>
-      <w:pPr>
-        <w:ind w:left="3645" w:hanging="360"/>
-      </w:pPr>
-    </w:lvl>
-    <w:lvl w:ilvl="5" w:tplc="0419001B" w:tentative="1">
-      <w:start w:val="1"/>
-      <w:numFmt w:val="lowerRoman"/>
-      <w:lvlText w:val="%6."/>
-      <w:lvlJc w:val="right"/>
-      <w:pPr>
-        <w:ind w:left="4365" w:hanging="180"/>
-      </w:pPr>
-    </w:lvl>
-    <w:lvl w:ilvl="6" w:tplc="0419000F" w:tentative="1">
-      <w:start w:val="1"/>
-      <w:numFmt w:val="decimal"/>
-      <w:lvlText w:val="%7."/>
-      <w:lvlJc w:val="left"/>
-      <w:pPr>
-        <w:ind w:left="5085" w:hanging="360"/>
-      </w:pPr>
-    </w:lvl>
-    <w:lvl w:ilvl="7" w:tplc="04190019" w:tentative="1">
-      <w:start w:val="1"/>
-      <w:numFmt w:val="lowerLetter"/>
-      <w:lvlText w:val="%8."/>
-      <w:lvlJc w:val="left"/>
-      <w:pPr>
-        <w:ind w:left="5805" w:hanging="360"/>
-      </w:pPr>
-    </w:lvl>
-    <w:lvl w:ilvl="8" w:tplc="0419001B" w:tentative="1">
-      <w:start w:val="1"/>
-      <w:numFmt w:val="lowerRoman"/>
-      <w:lvlText w:val="%9."/>
-      <w:lvlJc w:val="right"/>
-      <w:pPr>
-        <w:ind w:left="6525" w:hanging="180"/>
-      </w:pPr>
-    </w:lvl>
-  </w:abstractNum>
-  <w:abstractNum w:abstractNumId="21" w15:restartNumberingAfterBreak="0">
-    <w:nsid w:val="2DD87D29"/>
-    <w:multiLevelType w:val="multilevel"/>
-    <w:tmpl w:val="E584B1A0"/>
-    <w:lvl w:ilvl="0">
-      <w:start w:val="2"/>
-      <w:numFmt w:val="decimal"/>
-      <w:lvlText w:val="%1"/>
-      <w:lvlJc w:val="left"/>
-      <w:pPr>
-        <w:ind w:left="360" w:hanging="360"/>
-      </w:pPr>
-      <w:rPr>
-        <w:rFonts w:hint="default"/>
-      </w:rPr>
-    </w:lvl>
-    <w:lvl w:ilvl="1">
-      <w:start w:val="5"/>
-      <w:numFmt w:val="decimal"/>
-      <w:lvlText w:val="%1.%2"/>
-      <w:lvlJc w:val="left"/>
-      <w:pPr>
-        <w:ind w:left="360" w:hanging="360"/>
-      </w:pPr>
-      <w:rPr>
-        <w:rFonts w:hint="default"/>
-      </w:rPr>
-    </w:lvl>
-    <w:lvl w:ilvl="2">
-      <w:start w:val="1"/>
-      <w:numFmt w:val="decimal"/>
-      <w:lvlText w:val="%1.%2.%3"/>
-      <w:lvlJc w:val="left"/>
-      <w:pPr>
-        <w:ind w:left="720" w:hanging="720"/>
-      </w:pPr>
-      <w:rPr>
-        <w:rFonts w:hint="default"/>
-      </w:rPr>
-    </w:lvl>
-    <w:lvl w:ilvl="3">
-      <w:start w:val="1"/>
-      <w:numFmt w:val="decimal"/>
-      <w:lvlText w:val="%1.%2.%3.%4"/>
-      <w:lvlJc w:val="left"/>
-      <w:pPr>
-        <w:ind w:left="1080" w:hanging="1080"/>
-      </w:pPr>
-      <w:rPr>
-        <w:rFonts w:hint="default"/>
-      </w:rPr>
-    </w:lvl>
-    <w:lvl w:ilvl="4">
-      <w:start w:val="1"/>
-      <w:numFmt w:val="decimal"/>
-      <w:lvlText w:val="%1.%2.%3.%4.%5"/>
-      <w:lvlJc w:val="left"/>
-      <w:pPr>
-        <w:ind w:left="1080" w:hanging="1080"/>
-      </w:pPr>
-      <w:rPr>
-        <w:rFonts w:hint="default"/>
-      </w:rPr>
-    </w:lvl>
-    <w:lvl w:ilvl="5">
-      <w:start w:val="1"/>
-      <w:numFmt w:val="decimal"/>
-      <w:lvlText w:val="%1.%2.%3.%4.%5.%6"/>
-      <w:lvlJc w:val="left"/>
-      <w:pPr>
-        <w:ind w:left="1440" w:hanging="1440"/>
-      </w:pPr>
-      <w:rPr>
-        <w:rFonts w:hint="default"/>
-      </w:rPr>
-    </w:lvl>
-    <w:lvl w:ilvl="6">
-      <w:start w:val="1"/>
-      <w:numFmt w:val="decimal"/>
-      <w:lvlText w:val="%1.%2.%3.%4.%5.%6.%7"/>
-      <w:lvlJc w:val="left"/>
-      <w:pPr>
-        <w:ind w:left="1440" w:hanging="1440"/>
-      </w:pPr>
-      <w:rPr>
-        <w:rFonts w:hint="default"/>
-      </w:rPr>
-    </w:lvl>
-    <w:lvl w:ilvl="7">
-      <w:start w:val="1"/>
-      <w:numFmt w:val="decimal"/>
-      <w:lvlText w:val="%1.%2.%3.%4.%5.%6.%7.%8"/>
-      <w:lvlJc w:val="left"/>
-      <w:pPr>
-        <w:ind w:left="1800" w:hanging="1800"/>
-      </w:pPr>
-      <w:rPr>
-        <w:rFonts w:hint="default"/>
-      </w:rPr>
-    </w:lvl>
-    <w:lvl w:ilvl="8">
-      <w:start w:val="1"/>
-      <w:numFmt w:val="decimal"/>
-      <w:lvlText w:val="%1.%2.%3.%4.%5.%6.%7.%8.%9"/>
-      <w:lvlJc w:val="left"/>
-      <w:pPr>
-        <w:ind w:left="1800" w:hanging="1800"/>
-      </w:pPr>
-      <w:rPr>
-        <w:rFonts w:hint="default"/>
-      </w:rPr>
-    </w:lvl>
-  </w:abstractNum>
-  <w:abstractNum w:abstractNumId="22" w15:restartNumberingAfterBreak="0">
-    <w:nsid w:val="2EE721FF"/>
-    <w:multiLevelType w:val="singleLevel"/>
-    <w:tmpl w:val="EA267698"/>
-    <w:lvl w:ilvl="0">
-      <w:start w:val="7"/>
-      <w:numFmt w:val="decimal"/>
-      <w:lvlText w:val="%1."/>
-      <w:legacy w:legacy="1" w:legacySpace="0" w:legacyIndent="196"/>
-      <w:lvlJc w:val="left"/>
-      <w:rPr>
-        <w:rFonts w:ascii="Times New Roman" w:hAnsi="Times New Roman" w:cs="Times New Roman" w:hint="default"/>
-      </w:rPr>
-    </w:lvl>
-  </w:abstractNum>
-  <w:abstractNum w:abstractNumId="23" w15:restartNumberingAfterBreak="0">
-    <w:nsid w:val="2F947267"/>
-    <w:multiLevelType w:val="singleLevel"/>
-    <w:tmpl w:val="75BABFC4"/>
-    <w:lvl w:ilvl="0">
-      <w:start w:val="10"/>
-      <w:numFmt w:val="decimal"/>
-      <w:lvlText w:val="%1."/>
-      <w:legacy w:legacy="1" w:legacySpace="0" w:legacyIndent="264"/>
-      <w:lvlJc w:val="left"/>
-      <w:rPr>
-        <w:rFonts w:ascii="Times New Roman" w:hAnsi="Times New Roman" w:cs="Times New Roman" w:hint="default"/>
-      </w:rPr>
-    </w:lvl>
-  </w:abstractNum>
-  <w:abstractNum w:abstractNumId="24" w15:restartNumberingAfterBreak="0">
+  <w:abstractNum w:abstractNumId="2" w15:restartNumberingAfterBreak="0">
     <w:nsid w:val="2FC972EC"/>
     <w:multiLevelType w:val="multilevel"/>
     <w:tmpl w:val="24B82FA0"/>
@@ -13411,1596 +11446,14 @@
       </w:rPr>
     </w:lvl>
   </w:abstractNum>
-  <w:abstractNum w:abstractNumId="25" w15:restartNumberingAfterBreak="0">
-    <w:nsid w:val="37324282"/>
-    <w:multiLevelType w:val="hybridMultilevel"/>
-    <w:tmpl w:val="B210C50C"/>
-    <w:lvl w:ilvl="0" w:tplc="E3EA3A1A">
-      <w:start w:val="1"/>
-      <w:numFmt w:val="decimal"/>
-      <w:lvlText w:val="%1."/>
-      <w:lvlJc w:val="left"/>
-      <w:pPr>
-        <w:tabs>
-          <w:tab w:val="num" w:pos="1080"/>
-        </w:tabs>
-        <w:ind w:left="1080" w:hanging="360"/>
-      </w:pPr>
-      <w:rPr>
-        <w:rFonts w:hint="default"/>
-        <w:sz w:val="28"/>
-        <w:szCs w:val="28"/>
-      </w:rPr>
-    </w:lvl>
-    <w:lvl w:ilvl="1" w:tplc="76E0E42A" w:tentative="1">
-      <w:start w:val="1"/>
-      <w:numFmt w:val="lowerLetter"/>
-      <w:lvlText w:val="%2."/>
-      <w:lvlJc w:val="left"/>
-      <w:pPr>
-        <w:tabs>
-          <w:tab w:val="num" w:pos="1800"/>
-        </w:tabs>
-        <w:ind w:left="1800" w:hanging="360"/>
-      </w:pPr>
-    </w:lvl>
-    <w:lvl w:ilvl="2" w:tplc="A2E2432A" w:tentative="1">
-      <w:start w:val="1"/>
-      <w:numFmt w:val="lowerRoman"/>
-      <w:lvlText w:val="%3."/>
-      <w:lvlJc w:val="right"/>
-      <w:pPr>
-        <w:tabs>
-          <w:tab w:val="num" w:pos="2520"/>
-        </w:tabs>
-        <w:ind w:left="2520" w:hanging="180"/>
-      </w:pPr>
-    </w:lvl>
-    <w:lvl w:ilvl="3" w:tplc="F712EE44" w:tentative="1">
-      <w:start w:val="1"/>
-      <w:numFmt w:val="decimal"/>
-      <w:lvlText w:val="%4."/>
-      <w:lvlJc w:val="left"/>
-      <w:pPr>
-        <w:tabs>
-          <w:tab w:val="num" w:pos="3240"/>
-        </w:tabs>
-        <w:ind w:left="3240" w:hanging="360"/>
-      </w:pPr>
-    </w:lvl>
-    <w:lvl w:ilvl="4" w:tplc="70362AF8" w:tentative="1">
-      <w:start w:val="1"/>
-      <w:numFmt w:val="lowerLetter"/>
-      <w:lvlText w:val="%5."/>
-      <w:lvlJc w:val="left"/>
-      <w:pPr>
-        <w:tabs>
-          <w:tab w:val="num" w:pos="3960"/>
-        </w:tabs>
-        <w:ind w:left="3960" w:hanging="360"/>
-      </w:pPr>
-    </w:lvl>
-    <w:lvl w:ilvl="5" w:tplc="F018903C" w:tentative="1">
-      <w:start w:val="1"/>
-      <w:numFmt w:val="lowerRoman"/>
-      <w:lvlText w:val="%6."/>
-      <w:lvlJc w:val="right"/>
-      <w:pPr>
-        <w:tabs>
-          <w:tab w:val="num" w:pos="4680"/>
-        </w:tabs>
-        <w:ind w:left="4680" w:hanging="180"/>
-      </w:pPr>
-    </w:lvl>
-    <w:lvl w:ilvl="6" w:tplc="D5C6BB80" w:tentative="1">
-      <w:start w:val="1"/>
-      <w:numFmt w:val="decimal"/>
-      <w:lvlText w:val="%7."/>
-      <w:lvlJc w:val="left"/>
-      <w:pPr>
-        <w:tabs>
-          <w:tab w:val="num" w:pos="5400"/>
-        </w:tabs>
-        <w:ind w:left="5400" w:hanging="360"/>
-      </w:pPr>
-    </w:lvl>
-    <w:lvl w:ilvl="7" w:tplc="D7B0310E" w:tentative="1">
-      <w:start w:val="1"/>
-      <w:numFmt w:val="lowerLetter"/>
-      <w:lvlText w:val="%8."/>
-      <w:lvlJc w:val="left"/>
-      <w:pPr>
-        <w:tabs>
-          <w:tab w:val="num" w:pos="6120"/>
-        </w:tabs>
-        <w:ind w:left="6120" w:hanging="360"/>
-      </w:pPr>
-    </w:lvl>
-    <w:lvl w:ilvl="8" w:tplc="3586B2D8" w:tentative="1">
-      <w:start w:val="1"/>
-      <w:numFmt w:val="lowerRoman"/>
-      <w:lvlText w:val="%9."/>
-      <w:lvlJc w:val="right"/>
-      <w:pPr>
-        <w:tabs>
-          <w:tab w:val="num" w:pos="6840"/>
-        </w:tabs>
-        <w:ind w:left="6840" w:hanging="180"/>
-      </w:pPr>
-    </w:lvl>
-  </w:abstractNum>
-  <w:abstractNum w:abstractNumId="26" w15:restartNumberingAfterBreak="0">
-    <w:nsid w:val="397747A1"/>
-    <w:multiLevelType w:val="hybridMultilevel"/>
-    <w:tmpl w:val="84AE6F4A"/>
-    <w:lvl w:ilvl="0" w:tplc="DA4E96D0">
-      <w:start w:val="1"/>
-      <w:numFmt w:val="decimal"/>
-      <w:lvlText w:val="%1."/>
-      <w:lvlJc w:val="left"/>
-      <w:pPr>
-        <w:tabs>
-          <w:tab w:val="num" w:pos="1513"/>
-        </w:tabs>
-        <w:ind w:left="1513" w:hanging="360"/>
-      </w:pPr>
-      <w:rPr>
-        <w:rFonts w:hint="default"/>
-      </w:rPr>
-    </w:lvl>
-    <w:lvl w:ilvl="1" w:tplc="04190019" w:tentative="1">
-      <w:start w:val="1"/>
-      <w:numFmt w:val="lowerLetter"/>
-      <w:lvlText w:val="%2."/>
-      <w:lvlJc w:val="left"/>
-      <w:pPr>
-        <w:tabs>
-          <w:tab w:val="num" w:pos="2233"/>
-        </w:tabs>
-        <w:ind w:left="2233" w:hanging="360"/>
-      </w:pPr>
-    </w:lvl>
-    <w:lvl w:ilvl="2" w:tplc="0419001B" w:tentative="1">
-      <w:start w:val="1"/>
-      <w:numFmt w:val="lowerRoman"/>
-      <w:lvlText w:val="%3."/>
-      <w:lvlJc w:val="right"/>
-      <w:pPr>
-        <w:tabs>
-          <w:tab w:val="num" w:pos="2953"/>
-        </w:tabs>
-        <w:ind w:left="2953" w:hanging="180"/>
-      </w:pPr>
-    </w:lvl>
-    <w:lvl w:ilvl="3" w:tplc="0419000F" w:tentative="1">
-      <w:start w:val="1"/>
-      <w:numFmt w:val="decimal"/>
-      <w:lvlText w:val="%4."/>
-      <w:lvlJc w:val="left"/>
-      <w:pPr>
-        <w:tabs>
-          <w:tab w:val="num" w:pos="3673"/>
-        </w:tabs>
-        <w:ind w:left="3673" w:hanging="360"/>
-      </w:pPr>
-    </w:lvl>
-    <w:lvl w:ilvl="4" w:tplc="04190019" w:tentative="1">
-      <w:start w:val="1"/>
-      <w:numFmt w:val="lowerLetter"/>
-      <w:lvlText w:val="%5."/>
-      <w:lvlJc w:val="left"/>
-      <w:pPr>
-        <w:tabs>
-          <w:tab w:val="num" w:pos="4393"/>
-        </w:tabs>
-        <w:ind w:left="4393" w:hanging="360"/>
-      </w:pPr>
-    </w:lvl>
-    <w:lvl w:ilvl="5" w:tplc="0419001B" w:tentative="1">
-      <w:start w:val="1"/>
-      <w:numFmt w:val="lowerRoman"/>
-      <w:lvlText w:val="%6."/>
-      <w:lvlJc w:val="right"/>
-      <w:pPr>
-        <w:tabs>
-          <w:tab w:val="num" w:pos="5113"/>
-        </w:tabs>
-        <w:ind w:left="5113" w:hanging="180"/>
-      </w:pPr>
-    </w:lvl>
-    <w:lvl w:ilvl="6" w:tplc="0419000F" w:tentative="1">
-      <w:start w:val="1"/>
-      <w:numFmt w:val="decimal"/>
-      <w:lvlText w:val="%7."/>
-      <w:lvlJc w:val="left"/>
-      <w:pPr>
-        <w:tabs>
-          <w:tab w:val="num" w:pos="5833"/>
-        </w:tabs>
-        <w:ind w:left="5833" w:hanging="360"/>
-      </w:pPr>
-    </w:lvl>
-    <w:lvl w:ilvl="7" w:tplc="04190019" w:tentative="1">
-      <w:start w:val="1"/>
-      <w:numFmt w:val="lowerLetter"/>
-      <w:lvlText w:val="%8."/>
-      <w:lvlJc w:val="left"/>
-      <w:pPr>
-        <w:tabs>
-          <w:tab w:val="num" w:pos="6553"/>
-        </w:tabs>
-        <w:ind w:left="6553" w:hanging="360"/>
-      </w:pPr>
-    </w:lvl>
-    <w:lvl w:ilvl="8" w:tplc="0419001B" w:tentative="1">
-      <w:start w:val="1"/>
-      <w:numFmt w:val="lowerRoman"/>
-      <w:lvlText w:val="%9."/>
-      <w:lvlJc w:val="right"/>
-      <w:pPr>
-        <w:tabs>
-          <w:tab w:val="num" w:pos="7273"/>
-        </w:tabs>
-        <w:ind w:left="7273" w:hanging="180"/>
-      </w:pPr>
-    </w:lvl>
-  </w:abstractNum>
-  <w:abstractNum w:abstractNumId="27" w15:restartNumberingAfterBreak="0">
-    <w:nsid w:val="3A3429C0"/>
+  <w:abstractNum w:abstractNumId="3" w15:restartNumberingAfterBreak="0">
+    <w:nsid w:val="615F4B3F"/>
     <w:multiLevelType w:val="multilevel"/>
-    <w:tmpl w:val="E8D28446"/>
-    <w:lvl w:ilvl="0">
-      <w:start w:val="5"/>
-      <w:numFmt w:val="decimal"/>
-      <w:lvlText w:val="%1"/>
-      <w:lvlJc w:val="left"/>
-      <w:pPr>
-        <w:tabs>
-          <w:tab w:val="num" w:pos="465"/>
-        </w:tabs>
-        <w:ind w:left="465" w:hanging="465"/>
-      </w:pPr>
-      <w:rPr>
-        <w:rFonts w:hint="default"/>
-      </w:rPr>
-    </w:lvl>
-    <w:lvl w:ilvl="1">
-      <w:start w:val="6"/>
-      <w:numFmt w:val="decimal"/>
-      <w:lvlText w:val="%1.%2"/>
-      <w:lvlJc w:val="left"/>
-      <w:pPr>
-        <w:tabs>
-          <w:tab w:val="num" w:pos="720"/>
-        </w:tabs>
-        <w:ind w:left="720" w:hanging="720"/>
-      </w:pPr>
-      <w:rPr>
-        <w:rFonts w:hint="default"/>
-      </w:rPr>
-    </w:lvl>
-    <w:lvl w:ilvl="2">
-      <w:start w:val="1"/>
-      <w:numFmt w:val="decimal"/>
-      <w:lvlText w:val="%1.%2.%3"/>
-      <w:lvlJc w:val="left"/>
-      <w:pPr>
-        <w:tabs>
-          <w:tab w:val="num" w:pos="1080"/>
-        </w:tabs>
-        <w:ind w:left="1080" w:hanging="1080"/>
-      </w:pPr>
-      <w:rPr>
-        <w:rFonts w:hint="default"/>
-      </w:rPr>
-    </w:lvl>
-    <w:lvl w:ilvl="3">
-      <w:start w:val="1"/>
-      <w:numFmt w:val="decimal"/>
-      <w:lvlText w:val="%1.%2.%3.%4"/>
-      <w:lvlJc w:val="left"/>
-      <w:pPr>
-        <w:tabs>
-          <w:tab w:val="num" w:pos="1440"/>
-        </w:tabs>
-        <w:ind w:left="1440" w:hanging="1440"/>
-      </w:pPr>
-      <w:rPr>
-        <w:rFonts w:hint="default"/>
-      </w:rPr>
-    </w:lvl>
-    <w:lvl w:ilvl="4">
-      <w:start w:val="1"/>
-      <w:numFmt w:val="decimal"/>
-      <w:lvlText w:val="%1.%2.%3.%4.%5"/>
-      <w:lvlJc w:val="left"/>
-      <w:pPr>
-        <w:tabs>
-          <w:tab w:val="num" w:pos="1800"/>
-        </w:tabs>
-        <w:ind w:left="1800" w:hanging="1800"/>
-      </w:pPr>
-      <w:rPr>
-        <w:rFonts w:hint="default"/>
-      </w:rPr>
-    </w:lvl>
-    <w:lvl w:ilvl="5">
-      <w:start w:val="1"/>
-      <w:numFmt w:val="decimal"/>
-      <w:lvlText w:val="%1.%2.%3.%4.%5.%6"/>
-      <w:lvlJc w:val="left"/>
-      <w:pPr>
-        <w:tabs>
-          <w:tab w:val="num" w:pos="2160"/>
-        </w:tabs>
-        <w:ind w:left="2160" w:hanging="2160"/>
-      </w:pPr>
-      <w:rPr>
-        <w:rFonts w:hint="default"/>
-      </w:rPr>
-    </w:lvl>
-    <w:lvl w:ilvl="6">
-      <w:start w:val="1"/>
-      <w:numFmt w:val="decimal"/>
-      <w:lvlText w:val="%1.%2.%3.%4.%5.%6.%7"/>
-      <w:lvlJc w:val="left"/>
-      <w:pPr>
-        <w:tabs>
-          <w:tab w:val="num" w:pos="2520"/>
-        </w:tabs>
-        <w:ind w:left="2520" w:hanging="2520"/>
-      </w:pPr>
-      <w:rPr>
-        <w:rFonts w:hint="default"/>
-      </w:rPr>
-    </w:lvl>
-    <w:lvl w:ilvl="7">
-      <w:start w:val="1"/>
-      <w:numFmt w:val="decimal"/>
-      <w:lvlText w:val="%1.%2.%3.%4.%5.%6.%7.%8"/>
-      <w:lvlJc w:val="left"/>
-      <w:pPr>
-        <w:tabs>
-          <w:tab w:val="num" w:pos="2880"/>
-        </w:tabs>
-        <w:ind w:left="2880" w:hanging="2880"/>
-      </w:pPr>
-      <w:rPr>
-        <w:rFonts w:hint="default"/>
-      </w:rPr>
-    </w:lvl>
-    <w:lvl w:ilvl="8">
-      <w:start w:val="1"/>
-      <w:numFmt w:val="decimal"/>
-      <w:lvlText w:val="%1.%2.%3.%4.%5.%6.%7.%8.%9"/>
-      <w:lvlJc w:val="left"/>
-      <w:pPr>
-        <w:tabs>
-          <w:tab w:val="num" w:pos="2880"/>
-        </w:tabs>
-        <w:ind w:left="2880" w:hanging="2880"/>
-      </w:pPr>
-      <w:rPr>
-        <w:rFonts w:hint="default"/>
-      </w:rPr>
-    </w:lvl>
-  </w:abstractNum>
-  <w:abstractNum w:abstractNumId="28" w15:restartNumberingAfterBreak="0">
-    <w:nsid w:val="3DAE6F0C"/>
-    <w:multiLevelType w:val="hybridMultilevel"/>
-    <w:tmpl w:val="70FE3454"/>
-    <w:lvl w:ilvl="0" w:tplc="BCF20796">
-      <w:start w:val="1"/>
-      <w:numFmt w:val="decimal"/>
-      <w:lvlText w:val="%1."/>
-      <w:lvlJc w:val="left"/>
-      <w:pPr>
-        <w:tabs>
-          <w:tab w:val="num" w:pos="1020"/>
-        </w:tabs>
-        <w:ind w:left="1020" w:hanging="450"/>
-      </w:pPr>
-      <w:rPr>
-        <w:rFonts w:hint="default"/>
-      </w:rPr>
-    </w:lvl>
-    <w:lvl w:ilvl="1" w:tplc="60702252">
-      <w:numFmt w:val="none"/>
-      <w:lvlText w:val=""/>
-      <w:lvlJc w:val="left"/>
-      <w:pPr>
-        <w:tabs>
-          <w:tab w:val="num" w:pos="360"/>
-        </w:tabs>
-      </w:pPr>
-    </w:lvl>
-    <w:lvl w:ilvl="2" w:tplc="173E1D28">
-      <w:numFmt w:val="none"/>
-      <w:lvlText w:val=""/>
-      <w:lvlJc w:val="left"/>
-      <w:pPr>
-        <w:tabs>
-          <w:tab w:val="num" w:pos="360"/>
-        </w:tabs>
-      </w:pPr>
-    </w:lvl>
-    <w:lvl w:ilvl="3" w:tplc="C8F04EDE">
-      <w:numFmt w:val="none"/>
-      <w:lvlText w:val=""/>
-      <w:lvlJc w:val="left"/>
-      <w:pPr>
-        <w:tabs>
-          <w:tab w:val="num" w:pos="360"/>
-        </w:tabs>
-      </w:pPr>
-    </w:lvl>
-    <w:lvl w:ilvl="4" w:tplc="EC9006C2">
-      <w:numFmt w:val="none"/>
-      <w:lvlText w:val=""/>
-      <w:lvlJc w:val="left"/>
-      <w:pPr>
-        <w:tabs>
-          <w:tab w:val="num" w:pos="360"/>
-        </w:tabs>
-      </w:pPr>
-    </w:lvl>
-    <w:lvl w:ilvl="5" w:tplc="BE185962">
-      <w:numFmt w:val="none"/>
-      <w:lvlText w:val=""/>
-      <w:lvlJc w:val="left"/>
-      <w:pPr>
-        <w:tabs>
-          <w:tab w:val="num" w:pos="360"/>
-        </w:tabs>
-      </w:pPr>
-    </w:lvl>
-    <w:lvl w:ilvl="6" w:tplc="57105678">
-      <w:numFmt w:val="none"/>
-      <w:lvlText w:val=""/>
-      <w:lvlJc w:val="left"/>
-      <w:pPr>
-        <w:tabs>
-          <w:tab w:val="num" w:pos="360"/>
-        </w:tabs>
-      </w:pPr>
-    </w:lvl>
-    <w:lvl w:ilvl="7" w:tplc="AC4C5558">
-      <w:numFmt w:val="none"/>
-      <w:lvlText w:val=""/>
-      <w:lvlJc w:val="left"/>
-      <w:pPr>
-        <w:tabs>
-          <w:tab w:val="num" w:pos="360"/>
-        </w:tabs>
-      </w:pPr>
-    </w:lvl>
-    <w:lvl w:ilvl="8" w:tplc="77D6C892">
-      <w:numFmt w:val="none"/>
-      <w:lvlText w:val=""/>
-      <w:lvlJc w:val="left"/>
-      <w:pPr>
-        <w:tabs>
-          <w:tab w:val="num" w:pos="360"/>
-        </w:tabs>
-      </w:pPr>
-    </w:lvl>
-  </w:abstractNum>
-  <w:abstractNum w:abstractNumId="29" w15:restartNumberingAfterBreak="0">
-    <w:nsid w:val="3E004F4D"/>
-    <w:multiLevelType w:val="hybridMultilevel"/>
-    <w:tmpl w:val="422A90F8"/>
-    <w:lvl w:ilvl="0" w:tplc="D25C9CD4">
-      <w:start w:val="1"/>
-      <w:numFmt w:val="decimal"/>
-      <w:lvlText w:val="%1."/>
-      <w:lvlJc w:val="left"/>
-      <w:pPr>
-        <w:tabs>
-          <w:tab w:val="num" w:pos="735"/>
-        </w:tabs>
-        <w:ind w:left="735" w:hanging="360"/>
-      </w:pPr>
-      <w:rPr>
-        <w:rFonts w:hint="default"/>
-      </w:rPr>
-    </w:lvl>
-    <w:lvl w:ilvl="1" w:tplc="DA22E456" w:tentative="1">
-      <w:start w:val="1"/>
-      <w:numFmt w:val="lowerLetter"/>
-      <w:lvlText w:val="%2."/>
-      <w:lvlJc w:val="left"/>
-      <w:pPr>
-        <w:tabs>
-          <w:tab w:val="num" w:pos="1455"/>
-        </w:tabs>
-        <w:ind w:left="1455" w:hanging="360"/>
-      </w:pPr>
-    </w:lvl>
-    <w:lvl w:ilvl="2" w:tplc="7C86C378" w:tentative="1">
-      <w:start w:val="1"/>
-      <w:numFmt w:val="lowerRoman"/>
-      <w:lvlText w:val="%3."/>
-      <w:lvlJc w:val="right"/>
-      <w:pPr>
-        <w:tabs>
-          <w:tab w:val="num" w:pos="2175"/>
-        </w:tabs>
-        <w:ind w:left="2175" w:hanging="180"/>
-      </w:pPr>
-    </w:lvl>
-    <w:lvl w:ilvl="3" w:tplc="4A0E5EE2" w:tentative="1">
-      <w:start w:val="1"/>
-      <w:numFmt w:val="decimal"/>
-      <w:lvlText w:val="%4."/>
-      <w:lvlJc w:val="left"/>
-      <w:pPr>
-        <w:tabs>
-          <w:tab w:val="num" w:pos="2895"/>
-        </w:tabs>
-        <w:ind w:left="2895" w:hanging="360"/>
-      </w:pPr>
-    </w:lvl>
-    <w:lvl w:ilvl="4" w:tplc="89749582" w:tentative="1">
-      <w:start w:val="1"/>
-      <w:numFmt w:val="lowerLetter"/>
-      <w:lvlText w:val="%5."/>
-      <w:lvlJc w:val="left"/>
-      <w:pPr>
-        <w:tabs>
-          <w:tab w:val="num" w:pos="3615"/>
-        </w:tabs>
-        <w:ind w:left="3615" w:hanging="360"/>
-      </w:pPr>
-    </w:lvl>
-    <w:lvl w:ilvl="5" w:tplc="09FEC452" w:tentative="1">
-      <w:start w:val="1"/>
-      <w:numFmt w:val="lowerRoman"/>
-      <w:lvlText w:val="%6."/>
-      <w:lvlJc w:val="right"/>
-      <w:pPr>
-        <w:tabs>
-          <w:tab w:val="num" w:pos="4335"/>
-        </w:tabs>
-        <w:ind w:left="4335" w:hanging="180"/>
-      </w:pPr>
-    </w:lvl>
-    <w:lvl w:ilvl="6" w:tplc="130871F8" w:tentative="1">
-      <w:start w:val="1"/>
-      <w:numFmt w:val="decimal"/>
-      <w:lvlText w:val="%7."/>
-      <w:lvlJc w:val="left"/>
-      <w:pPr>
-        <w:tabs>
-          <w:tab w:val="num" w:pos="5055"/>
-        </w:tabs>
-        <w:ind w:left="5055" w:hanging="360"/>
-      </w:pPr>
-    </w:lvl>
-    <w:lvl w:ilvl="7" w:tplc="BDF6276E" w:tentative="1">
-      <w:start w:val="1"/>
-      <w:numFmt w:val="lowerLetter"/>
-      <w:lvlText w:val="%8."/>
-      <w:lvlJc w:val="left"/>
-      <w:pPr>
-        <w:tabs>
-          <w:tab w:val="num" w:pos="5775"/>
-        </w:tabs>
-        <w:ind w:left="5775" w:hanging="360"/>
-      </w:pPr>
-    </w:lvl>
-    <w:lvl w:ilvl="8" w:tplc="292CDD30" w:tentative="1">
-      <w:start w:val="1"/>
-      <w:numFmt w:val="lowerRoman"/>
-      <w:lvlText w:val="%9."/>
-      <w:lvlJc w:val="right"/>
-      <w:pPr>
-        <w:tabs>
-          <w:tab w:val="num" w:pos="6495"/>
-        </w:tabs>
-        <w:ind w:left="6495" w:hanging="180"/>
-      </w:pPr>
-    </w:lvl>
-  </w:abstractNum>
-  <w:abstractNum w:abstractNumId="30" w15:restartNumberingAfterBreak="0">
-    <w:nsid w:val="427248DF"/>
-    <w:multiLevelType w:val="multilevel"/>
-    <w:tmpl w:val="9EA6BD22"/>
-    <w:lvl w:ilvl="0">
-      <w:start w:val="2"/>
-      <w:numFmt w:val="decimal"/>
-      <w:lvlText w:val="%1"/>
-      <w:lvlJc w:val="left"/>
-      <w:pPr>
-        <w:ind w:left="360" w:hanging="360"/>
-      </w:pPr>
-      <w:rPr>
-        <w:rFonts w:hint="default"/>
-      </w:rPr>
-    </w:lvl>
-    <w:lvl w:ilvl="1">
-      <w:start w:val="7"/>
-      <w:numFmt w:val="decimal"/>
-      <w:lvlText w:val="%1.%2"/>
-      <w:lvlJc w:val="left"/>
-      <w:pPr>
-        <w:ind w:left="360" w:hanging="360"/>
-      </w:pPr>
-      <w:rPr>
-        <w:rFonts w:hint="default"/>
-      </w:rPr>
-    </w:lvl>
-    <w:lvl w:ilvl="2">
-      <w:start w:val="1"/>
-      <w:numFmt w:val="decimal"/>
-      <w:lvlText w:val="%1.%2.%3"/>
-      <w:lvlJc w:val="left"/>
-      <w:pPr>
-        <w:ind w:left="720" w:hanging="720"/>
-      </w:pPr>
-      <w:rPr>
-        <w:rFonts w:hint="default"/>
-      </w:rPr>
-    </w:lvl>
-    <w:lvl w:ilvl="3">
-      <w:start w:val="1"/>
-      <w:numFmt w:val="decimal"/>
-      <w:lvlText w:val="%1.%2.%3.%4"/>
-      <w:lvlJc w:val="left"/>
-      <w:pPr>
-        <w:ind w:left="1080" w:hanging="1080"/>
-      </w:pPr>
-      <w:rPr>
-        <w:rFonts w:hint="default"/>
-      </w:rPr>
-    </w:lvl>
-    <w:lvl w:ilvl="4">
-      <w:start w:val="1"/>
-      <w:numFmt w:val="decimal"/>
-      <w:lvlText w:val="%1.%2.%3.%4.%5"/>
-      <w:lvlJc w:val="left"/>
-      <w:pPr>
-        <w:ind w:left="1080" w:hanging="1080"/>
-      </w:pPr>
-      <w:rPr>
-        <w:rFonts w:hint="default"/>
-      </w:rPr>
-    </w:lvl>
-    <w:lvl w:ilvl="5">
-      <w:start w:val="1"/>
-      <w:numFmt w:val="decimal"/>
-      <w:lvlText w:val="%1.%2.%3.%4.%5.%6"/>
-      <w:lvlJc w:val="left"/>
-      <w:pPr>
-        <w:ind w:left="1440" w:hanging="1440"/>
-      </w:pPr>
-      <w:rPr>
-        <w:rFonts w:hint="default"/>
-      </w:rPr>
-    </w:lvl>
-    <w:lvl w:ilvl="6">
-      <w:start w:val="1"/>
-      <w:numFmt w:val="decimal"/>
-      <w:lvlText w:val="%1.%2.%3.%4.%5.%6.%7"/>
-      <w:lvlJc w:val="left"/>
-      <w:pPr>
-        <w:ind w:left="1440" w:hanging="1440"/>
-      </w:pPr>
-      <w:rPr>
-        <w:rFonts w:hint="default"/>
-      </w:rPr>
-    </w:lvl>
-    <w:lvl w:ilvl="7">
-      <w:start w:val="1"/>
-      <w:numFmt w:val="decimal"/>
-      <w:lvlText w:val="%1.%2.%3.%4.%5.%6.%7.%8"/>
-      <w:lvlJc w:val="left"/>
-      <w:pPr>
-        <w:ind w:left="1800" w:hanging="1800"/>
-      </w:pPr>
-      <w:rPr>
-        <w:rFonts w:hint="default"/>
-      </w:rPr>
-    </w:lvl>
-    <w:lvl w:ilvl="8">
-      <w:start w:val="1"/>
-      <w:numFmt w:val="decimal"/>
-      <w:lvlText w:val="%1.%2.%3.%4.%5.%6.%7.%8.%9"/>
-      <w:lvlJc w:val="left"/>
-      <w:pPr>
-        <w:ind w:left="1800" w:hanging="1800"/>
-      </w:pPr>
-      <w:rPr>
-        <w:rFonts w:hint="default"/>
-      </w:rPr>
-    </w:lvl>
-  </w:abstractNum>
-  <w:abstractNum w:abstractNumId="31" w15:restartNumberingAfterBreak="0">
-    <w:nsid w:val="44954051"/>
-    <w:multiLevelType w:val="multilevel"/>
-    <w:tmpl w:val="4A08A584"/>
-    <w:lvl w:ilvl="0">
-      <w:start w:val="2"/>
-      <w:numFmt w:val="decimal"/>
-      <w:lvlText w:val="%1"/>
-      <w:lvlJc w:val="left"/>
-      <w:pPr>
-        <w:ind w:left="375" w:hanging="375"/>
-      </w:pPr>
-      <w:rPr>
-        <w:rFonts w:hint="default"/>
-      </w:rPr>
-    </w:lvl>
-    <w:lvl w:ilvl="1">
-      <w:start w:val="1"/>
-      <w:numFmt w:val="decimal"/>
-      <w:lvlText w:val="%1.%2"/>
-      <w:lvlJc w:val="left"/>
-      <w:pPr>
-        <w:ind w:left="1211" w:hanging="375"/>
-      </w:pPr>
-      <w:rPr>
-        <w:rFonts w:hint="default"/>
-      </w:rPr>
-    </w:lvl>
-    <w:lvl w:ilvl="2">
-      <w:start w:val="1"/>
-      <w:numFmt w:val="decimal"/>
-      <w:lvlText w:val="%1.%2.%3"/>
-      <w:lvlJc w:val="left"/>
-      <w:pPr>
-        <w:ind w:left="2392" w:hanging="720"/>
-      </w:pPr>
-      <w:rPr>
-        <w:rFonts w:hint="default"/>
-      </w:rPr>
-    </w:lvl>
-    <w:lvl w:ilvl="3">
-      <w:start w:val="1"/>
-      <w:numFmt w:val="decimal"/>
-      <w:lvlText w:val="%1.%2.%3.%4"/>
-      <w:lvlJc w:val="left"/>
-      <w:pPr>
-        <w:ind w:left="3588" w:hanging="1080"/>
-      </w:pPr>
-      <w:rPr>
-        <w:rFonts w:hint="default"/>
-      </w:rPr>
-    </w:lvl>
-    <w:lvl w:ilvl="4">
-      <w:start w:val="1"/>
-      <w:numFmt w:val="decimal"/>
-      <w:lvlText w:val="%1.%2.%3.%4.%5"/>
-      <w:lvlJc w:val="left"/>
-      <w:pPr>
-        <w:ind w:left="4424" w:hanging="1080"/>
-      </w:pPr>
-      <w:rPr>
-        <w:rFonts w:hint="default"/>
-      </w:rPr>
-    </w:lvl>
-    <w:lvl w:ilvl="5">
-      <w:start w:val="1"/>
-      <w:numFmt w:val="decimal"/>
-      <w:lvlText w:val="%1.%2.%3.%4.%5.%6"/>
-      <w:lvlJc w:val="left"/>
-      <w:pPr>
-        <w:ind w:left="5620" w:hanging="1440"/>
-      </w:pPr>
-      <w:rPr>
-        <w:rFonts w:hint="default"/>
-      </w:rPr>
-    </w:lvl>
-    <w:lvl w:ilvl="6">
-      <w:start w:val="1"/>
-      <w:numFmt w:val="decimal"/>
-      <w:lvlText w:val="%1.%2.%3.%4.%5.%6.%7"/>
-      <w:lvlJc w:val="left"/>
-      <w:pPr>
-        <w:ind w:left="6456" w:hanging="1440"/>
-      </w:pPr>
-      <w:rPr>
-        <w:rFonts w:hint="default"/>
-      </w:rPr>
-    </w:lvl>
-    <w:lvl w:ilvl="7">
-      <w:start w:val="1"/>
-      <w:numFmt w:val="decimal"/>
-      <w:lvlText w:val="%1.%2.%3.%4.%5.%6.%7.%8"/>
-      <w:lvlJc w:val="left"/>
-      <w:pPr>
-        <w:ind w:left="7652" w:hanging="1800"/>
-      </w:pPr>
-      <w:rPr>
-        <w:rFonts w:hint="default"/>
-      </w:rPr>
-    </w:lvl>
-    <w:lvl w:ilvl="8">
-      <w:start w:val="1"/>
-      <w:numFmt w:val="decimal"/>
-      <w:lvlText w:val="%1.%2.%3.%4.%5.%6.%7.%8.%9"/>
-      <w:lvlJc w:val="left"/>
-      <w:pPr>
-        <w:ind w:left="8848" w:hanging="2160"/>
-      </w:pPr>
-      <w:rPr>
-        <w:rFonts w:hint="default"/>
-      </w:rPr>
-    </w:lvl>
-  </w:abstractNum>
-  <w:abstractNum w:abstractNumId="32" w15:restartNumberingAfterBreak="0">
-    <w:nsid w:val="4E90202B"/>
-    <w:multiLevelType w:val="multilevel"/>
-    <w:tmpl w:val="77906778"/>
-    <w:lvl w:ilvl="0">
-      <w:start w:val="1"/>
-      <w:numFmt w:val="decimal"/>
-      <w:lvlText w:val="%1"/>
-      <w:lvlJc w:val="left"/>
-      <w:pPr>
-        <w:ind w:left="360" w:hanging="360"/>
-      </w:pPr>
-      <w:rPr>
-        <w:rFonts w:hint="default"/>
-      </w:rPr>
-    </w:lvl>
-    <w:lvl w:ilvl="1">
-      <w:start w:val="1"/>
-      <w:numFmt w:val="decimal"/>
-      <w:lvlText w:val="%1.%2"/>
-      <w:lvlJc w:val="left"/>
-      <w:pPr>
-        <w:ind w:left="77" w:hanging="360"/>
-      </w:pPr>
-      <w:rPr>
-        <w:rFonts w:hint="default"/>
-      </w:rPr>
-    </w:lvl>
-    <w:lvl w:ilvl="2">
-      <w:start w:val="1"/>
-      <w:numFmt w:val="decimal"/>
-      <w:lvlText w:val="%1.%2.%3"/>
-      <w:lvlJc w:val="left"/>
-      <w:pPr>
-        <w:ind w:left="154" w:hanging="720"/>
-      </w:pPr>
-      <w:rPr>
-        <w:rFonts w:hint="default"/>
-      </w:rPr>
-    </w:lvl>
-    <w:lvl w:ilvl="3">
-      <w:start w:val="1"/>
-      <w:numFmt w:val="decimal"/>
-      <w:lvlText w:val="%1.%2.%3.%4"/>
-      <w:lvlJc w:val="left"/>
-      <w:pPr>
-        <w:ind w:left="-129" w:hanging="720"/>
-      </w:pPr>
-      <w:rPr>
-        <w:rFonts w:hint="default"/>
-      </w:rPr>
-    </w:lvl>
-    <w:lvl w:ilvl="4">
-      <w:start w:val="1"/>
-      <w:numFmt w:val="decimal"/>
-      <w:lvlText w:val="%1.%2.%3.%4.%5"/>
-      <w:lvlJc w:val="left"/>
-      <w:pPr>
-        <w:ind w:left="-52" w:hanging="1080"/>
-      </w:pPr>
-      <w:rPr>
-        <w:rFonts w:hint="default"/>
-      </w:rPr>
-    </w:lvl>
-    <w:lvl w:ilvl="5">
-      <w:start w:val="1"/>
-      <w:numFmt w:val="decimal"/>
-      <w:lvlText w:val="%1.%2.%3.%4.%5.%6"/>
-      <w:lvlJc w:val="left"/>
-      <w:pPr>
-        <w:ind w:left="-335" w:hanging="1080"/>
-      </w:pPr>
-      <w:rPr>
-        <w:rFonts w:hint="default"/>
-      </w:rPr>
-    </w:lvl>
-    <w:lvl w:ilvl="6">
-      <w:start w:val="1"/>
-      <w:numFmt w:val="decimal"/>
-      <w:lvlText w:val="%1.%2.%3.%4.%5.%6.%7"/>
-      <w:lvlJc w:val="left"/>
-      <w:pPr>
-        <w:ind w:left="-258" w:hanging="1440"/>
-      </w:pPr>
-      <w:rPr>
-        <w:rFonts w:hint="default"/>
-      </w:rPr>
-    </w:lvl>
-    <w:lvl w:ilvl="7">
-      <w:start w:val="1"/>
-      <w:numFmt w:val="decimal"/>
-      <w:lvlText w:val="%1.%2.%3.%4.%5.%6.%7.%8"/>
-      <w:lvlJc w:val="left"/>
-      <w:pPr>
-        <w:ind w:left="-541" w:hanging="1440"/>
-      </w:pPr>
-      <w:rPr>
-        <w:rFonts w:hint="default"/>
-      </w:rPr>
-    </w:lvl>
-    <w:lvl w:ilvl="8">
-      <w:start w:val="1"/>
-      <w:numFmt w:val="decimal"/>
-      <w:lvlText w:val="%1.%2.%3.%4.%5.%6.%7.%8.%9"/>
-      <w:lvlJc w:val="left"/>
-      <w:pPr>
-        <w:ind w:left="-464" w:hanging="1800"/>
-      </w:pPr>
-      <w:rPr>
-        <w:rFonts w:hint="default"/>
-      </w:rPr>
-    </w:lvl>
-  </w:abstractNum>
-  <w:abstractNum w:abstractNumId="33" w15:restartNumberingAfterBreak="0">
-    <w:nsid w:val="558E60DC"/>
-    <w:multiLevelType w:val="hybridMultilevel"/>
-    <w:tmpl w:val="23F251C8"/>
-    <w:lvl w:ilvl="0" w:tplc="B7827D1C">
-      <w:start w:val="1"/>
-      <w:numFmt w:val="decimal"/>
-      <w:lvlText w:val="%1."/>
-      <w:lvlJc w:val="left"/>
-      <w:pPr>
-        <w:tabs>
-          <w:tab w:val="num" w:pos="720"/>
-        </w:tabs>
-        <w:ind w:left="720" w:hanging="360"/>
-      </w:pPr>
-      <w:rPr>
-        <w:rFonts w:hint="default"/>
-        <w:sz w:val="28"/>
-        <w:szCs w:val="28"/>
-      </w:rPr>
-    </w:lvl>
-    <w:lvl w:ilvl="1" w:tplc="04190019">
-      <w:numFmt w:val="none"/>
-      <w:lvlText w:val=""/>
-      <w:lvlJc w:val="left"/>
-      <w:pPr>
-        <w:tabs>
-          <w:tab w:val="num" w:pos="360"/>
-        </w:tabs>
-      </w:pPr>
-    </w:lvl>
-    <w:lvl w:ilvl="2" w:tplc="0419001B">
-      <w:numFmt w:val="none"/>
-      <w:lvlText w:val=""/>
-      <w:lvlJc w:val="left"/>
-      <w:pPr>
-        <w:tabs>
-          <w:tab w:val="num" w:pos="360"/>
-        </w:tabs>
-      </w:pPr>
-    </w:lvl>
-    <w:lvl w:ilvl="3" w:tplc="0419000F">
-      <w:numFmt w:val="none"/>
-      <w:lvlText w:val=""/>
-      <w:lvlJc w:val="left"/>
-      <w:pPr>
-        <w:tabs>
-          <w:tab w:val="num" w:pos="360"/>
-        </w:tabs>
-      </w:pPr>
-    </w:lvl>
-    <w:lvl w:ilvl="4" w:tplc="04190019">
-      <w:numFmt w:val="none"/>
-      <w:lvlText w:val=""/>
-      <w:lvlJc w:val="left"/>
-      <w:pPr>
-        <w:tabs>
-          <w:tab w:val="num" w:pos="360"/>
-        </w:tabs>
-      </w:pPr>
-    </w:lvl>
-    <w:lvl w:ilvl="5" w:tplc="0419001B">
-      <w:numFmt w:val="none"/>
-      <w:lvlText w:val=""/>
-      <w:lvlJc w:val="left"/>
-      <w:pPr>
-        <w:tabs>
-          <w:tab w:val="num" w:pos="360"/>
-        </w:tabs>
-      </w:pPr>
-    </w:lvl>
-    <w:lvl w:ilvl="6" w:tplc="0419000F">
-      <w:numFmt w:val="none"/>
-      <w:lvlText w:val=""/>
-      <w:lvlJc w:val="left"/>
-      <w:pPr>
-        <w:tabs>
-          <w:tab w:val="num" w:pos="360"/>
-        </w:tabs>
-      </w:pPr>
-    </w:lvl>
-    <w:lvl w:ilvl="7" w:tplc="04190019">
-      <w:numFmt w:val="none"/>
-      <w:lvlText w:val=""/>
-      <w:lvlJc w:val="left"/>
-      <w:pPr>
-        <w:tabs>
-          <w:tab w:val="num" w:pos="360"/>
-        </w:tabs>
-      </w:pPr>
-    </w:lvl>
-    <w:lvl w:ilvl="8" w:tplc="0419001B">
-      <w:numFmt w:val="none"/>
-      <w:lvlText w:val=""/>
-      <w:lvlJc w:val="left"/>
-      <w:pPr>
-        <w:tabs>
-          <w:tab w:val="num" w:pos="360"/>
-        </w:tabs>
-      </w:pPr>
-    </w:lvl>
-  </w:abstractNum>
-  <w:abstractNum w:abstractNumId="34" w15:restartNumberingAfterBreak="0">
-    <w:nsid w:val="56857C68"/>
-    <w:multiLevelType w:val="hybridMultilevel"/>
-    <w:tmpl w:val="45B6D60E"/>
-    <w:lvl w:ilvl="0" w:tplc="570CC2F2">
-      <w:start w:val="1"/>
-      <w:numFmt w:val="decimal"/>
-      <w:lvlText w:val="%1."/>
-      <w:lvlJc w:val="left"/>
-      <w:pPr>
-        <w:ind w:left="1003" w:hanging="360"/>
-      </w:pPr>
-      <w:rPr>
-        <w:rFonts w:hint="default"/>
-      </w:rPr>
-    </w:lvl>
-    <w:lvl w:ilvl="1" w:tplc="04190019" w:tentative="1">
-      <w:start w:val="1"/>
-      <w:numFmt w:val="lowerLetter"/>
-      <w:lvlText w:val="%2."/>
-      <w:lvlJc w:val="left"/>
-      <w:pPr>
-        <w:ind w:left="1723" w:hanging="360"/>
-      </w:pPr>
-    </w:lvl>
-    <w:lvl w:ilvl="2" w:tplc="0419001B" w:tentative="1">
-      <w:start w:val="1"/>
-      <w:numFmt w:val="lowerRoman"/>
-      <w:lvlText w:val="%3."/>
-      <w:lvlJc w:val="right"/>
-      <w:pPr>
-        <w:ind w:left="2443" w:hanging="180"/>
-      </w:pPr>
-    </w:lvl>
-    <w:lvl w:ilvl="3" w:tplc="0419000F" w:tentative="1">
-      <w:start w:val="1"/>
-      <w:numFmt w:val="decimal"/>
-      <w:lvlText w:val="%4."/>
-      <w:lvlJc w:val="left"/>
-      <w:pPr>
-        <w:ind w:left="3163" w:hanging="360"/>
-      </w:pPr>
-    </w:lvl>
-    <w:lvl w:ilvl="4" w:tplc="04190019" w:tentative="1">
-      <w:start w:val="1"/>
-      <w:numFmt w:val="lowerLetter"/>
-      <w:lvlText w:val="%5."/>
-      <w:lvlJc w:val="left"/>
-      <w:pPr>
-        <w:ind w:left="3883" w:hanging="360"/>
-      </w:pPr>
-    </w:lvl>
-    <w:lvl w:ilvl="5" w:tplc="0419001B" w:tentative="1">
-      <w:start w:val="1"/>
-      <w:numFmt w:val="lowerRoman"/>
-      <w:lvlText w:val="%6."/>
-      <w:lvlJc w:val="right"/>
-      <w:pPr>
-        <w:ind w:left="4603" w:hanging="180"/>
-      </w:pPr>
-    </w:lvl>
-    <w:lvl w:ilvl="6" w:tplc="0419000F" w:tentative="1">
-      <w:start w:val="1"/>
-      <w:numFmt w:val="decimal"/>
-      <w:lvlText w:val="%7."/>
-      <w:lvlJc w:val="left"/>
-      <w:pPr>
-        <w:ind w:left="5323" w:hanging="360"/>
-      </w:pPr>
-    </w:lvl>
-    <w:lvl w:ilvl="7" w:tplc="04190019" w:tentative="1">
-      <w:start w:val="1"/>
-      <w:numFmt w:val="lowerLetter"/>
-      <w:lvlText w:val="%8."/>
-      <w:lvlJc w:val="left"/>
-      <w:pPr>
-        <w:ind w:left="6043" w:hanging="360"/>
-      </w:pPr>
-    </w:lvl>
-    <w:lvl w:ilvl="8" w:tplc="0419001B" w:tentative="1">
-      <w:start w:val="1"/>
-      <w:numFmt w:val="lowerRoman"/>
-      <w:lvlText w:val="%9."/>
-      <w:lvlJc w:val="right"/>
-      <w:pPr>
-        <w:ind w:left="6763" w:hanging="180"/>
-      </w:pPr>
-    </w:lvl>
-  </w:abstractNum>
-  <w:abstractNum w:abstractNumId="35" w15:restartNumberingAfterBreak="0">
-    <w:nsid w:val="5B5E0031"/>
-    <w:multiLevelType w:val="multilevel"/>
-    <w:tmpl w:val="2FF63E68"/>
-    <w:lvl w:ilvl="0">
-      <w:start w:val="1"/>
-      <w:numFmt w:val="decimal"/>
-      <w:lvlText w:val="%1"/>
-      <w:lvlJc w:val="left"/>
-      <w:pPr>
-        <w:ind w:left="360" w:hanging="360"/>
-      </w:pPr>
-      <w:rPr>
-        <w:rFonts w:hint="default"/>
-      </w:rPr>
-    </w:lvl>
-    <w:lvl w:ilvl="1">
-      <w:start w:val="1"/>
-      <w:numFmt w:val="decimal"/>
-      <w:lvlText w:val="%1.%2"/>
-      <w:lvlJc w:val="left"/>
-      <w:pPr>
-        <w:ind w:left="1210" w:hanging="360"/>
-      </w:pPr>
-      <w:rPr>
-        <w:rFonts w:hint="default"/>
-      </w:rPr>
-    </w:lvl>
-    <w:lvl w:ilvl="2">
-      <w:start w:val="1"/>
-      <w:numFmt w:val="decimal"/>
-      <w:lvlText w:val="%1.%2.%3"/>
-      <w:lvlJc w:val="left"/>
-      <w:pPr>
-        <w:ind w:left="2420" w:hanging="720"/>
-      </w:pPr>
-      <w:rPr>
-        <w:rFonts w:hint="default"/>
-      </w:rPr>
-    </w:lvl>
-    <w:lvl w:ilvl="3">
-      <w:start w:val="1"/>
-      <w:numFmt w:val="decimal"/>
-      <w:lvlText w:val="%1.%2.%3.%4"/>
-      <w:lvlJc w:val="left"/>
-      <w:pPr>
-        <w:ind w:left="3270" w:hanging="720"/>
-      </w:pPr>
-      <w:rPr>
-        <w:rFonts w:hint="default"/>
-      </w:rPr>
-    </w:lvl>
-    <w:lvl w:ilvl="4">
-      <w:start w:val="1"/>
-      <w:numFmt w:val="decimal"/>
-      <w:lvlText w:val="%1.%2.%3.%4.%5"/>
-      <w:lvlJc w:val="left"/>
-      <w:pPr>
-        <w:ind w:left="4480" w:hanging="1080"/>
-      </w:pPr>
-      <w:rPr>
-        <w:rFonts w:hint="default"/>
-      </w:rPr>
-    </w:lvl>
-    <w:lvl w:ilvl="5">
-      <w:start w:val="1"/>
-      <w:numFmt w:val="decimal"/>
-      <w:lvlText w:val="%1.%2.%3.%4.%5.%6"/>
-      <w:lvlJc w:val="left"/>
-      <w:pPr>
-        <w:ind w:left="5330" w:hanging="1080"/>
-      </w:pPr>
-      <w:rPr>
-        <w:rFonts w:hint="default"/>
-      </w:rPr>
-    </w:lvl>
-    <w:lvl w:ilvl="6">
-      <w:start w:val="1"/>
-      <w:numFmt w:val="decimal"/>
-      <w:lvlText w:val="%1.%2.%3.%4.%5.%6.%7"/>
-      <w:lvlJc w:val="left"/>
-      <w:pPr>
-        <w:ind w:left="6540" w:hanging="1440"/>
-      </w:pPr>
-      <w:rPr>
-        <w:rFonts w:hint="default"/>
-      </w:rPr>
-    </w:lvl>
-    <w:lvl w:ilvl="7">
-      <w:start w:val="1"/>
-      <w:numFmt w:val="decimal"/>
-      <w:lvlText w:val="%1.%2.%3.%4.%5.%6.%7.%8"/>
-      <w:lvlJc w:val="left"/>
-      <w:pPr>
-        <w:ind w:left="7390" w:hanging="1440"/>
-      </w:pPr>
-      <w:rPr>
-        <w:rFonts w:hint="default"/>
-      </w:rPr>
-    </w:lvl>
-    <w:lvl w:ilvl="8">
-      <w:start w:val="1"/>
-      <w:numFmt w:val="decimal"/>
-      <w:lvlText w:val="%1.%2.%3.%4.%5.%6.%7.%8.%9"/>
-      <w:lvlJc w:val="left"/>
-      <w:pPr>
-        <w:ind w:left="8600" w:hanging="1800"/>
-      </w:pPr>
-      <w:rPr>
-        <w:rFonts w:hint="default"/>
-      </w:rPr>
-    </w:lvl>
-  </w:abstractNum>
-  <w:abstractNum w:abstractNumId="36" w15:restartNumberingAfterBreak="0">
-    <w:nsid w:val="5B6C0696"/>
-    <w:multiLevelType w:val="singleLevel"/>
-    <w:tmpl w:val="A7726150"/>
-    <w:lvl w:ilvl="0">
-      <w:start w:val="15"/>
-      <w:numFmt w:val="decimal"/>
-      <w:lvlText w:val="%1."/>
-      <w:legacy w:legacy="1" w:legacySpace="0" w:legacyIndent="264"/>
-      <w:lvlJc w:val="left"/>
-      <w:rPr>
-        <w:rFonts w:ascii="Times New Roman" w:hAnsi="Times New Roman" w:cs="Times New Roman" w:hint="default"/>
-      </w:rPr>
-    </w:lvl>
-  </w:abstractNum>
-  <w:abstractNum w:abstractNumId="37" w15:restartNumberingAfterBreak="0">
-    <w:nsid w:val="5C166EF1"/>
-    <w:multiLevelType w:val="multilevel"/>
-    <w:tmpl w:val="CBE0D6A8"/>
-    <w:lvl w:ilvl="0">
-      <w:start w:val="1"/>
-      <w:numFmt w:val="decimal"/>
-      <w:lvlText w:val="%1."/>
-      <w:lvlJc w:val="left"/>
-      <w:pPr>
-        <w:ind w:left="1080" w:hanging="360"/>
-      </w:pPr>
-      <w:rPr>
-        <w:rFonts w:hint="default"/>
-      </w:rPr>
-    </w:lvl>
-    <w:lvl w:ilvl="1">
-      <w:start w:val="1"/>
-      <w:numFmt w:val="decimal"/>
-      <w:isLgl/>
-      <w:lvlText w:val="%1.%2"/>
-      <w:lvlJc w:val="left"/>
-      <w:pPr>
-        <w:ind w:left="1230" w:hanging="510"/>
-      </w:pPr>
-      <w:rPr>
-        <w:rFonts w:hint="default"/>
-      </w:rPr>
-    </w:lvl>
-    <w:lvl w:ilvl="2">
-      <w:start w:val="1"/>
-      <w:numFmt w:val="decimal"/>
-      <w:isLgl/>
-      <w:lvlText w:val="%1.%2.%3"/>
-      <w:lvlJc w:val="left"/>
-      <w:pPr>
-        <w:ind w:left="1440" w:hanging="720"/>
-      </w:pPr>
-      <w:rPr>
-        <w:rFonts w:hint="default"/>
-      </w:rPr>
-    </w:lvl>
-    <w:lvl w:ilvl="3">
-      <w:start w:val="1"/>
-      <w:numFmt w:val="decimal"/>
-      <w:isLgl/>
-      <w:lvlText w:val="%1.%2.%3.%4"/>
-      <w:lvlJc w:val="left"/>
-      <w:pPr>
-        <w:ind w:left="1800" w:hanging="1080"/>
-      </w:pPr>
-      <w:rPr>
-        <w:rFonts w:hint="default"/>
-      </w:rPr>
-    </w:lvl>
-    <w:lvl w:ilvl="4">
-      <w:start w:val="1"/>
-      <w:numFmt w:val="decimal"/>
-      <w:isLgl/>
-      <w:lvlText w:val="%1.%2.%3.%4.%5"/>
-      <w:lvlJc w:val="left"/>
-      <w:pPr>
-        <w:ind w:left="1800" w:hanging="1080"/>
-      </w:pPr>
-      <w:rPr>
-        <w:rFonts w:hint="default"/>
-      </w:rPr>
-    </w:lvl>
-    <w:lvl w:ilvl="5">
-      <w:start w:val="1"/>
-      <w:numFmt w:val="decimal"/>
-      <w:isLgl/>
-      <w:lvlText w:val="%1.%2.%3.%4.%5.%6"/>
-      <w:lvlJc w:val="left"/>
-      <w:pPr>
-        <w:ind w:left="2160" w:hanging="1440"/>
-      </w:pPr>
-      <w:rPr>
-        <w:rFonts w:hint="default"/>
-      </w:rPr>
-    </w:lvl>
-    <w:lvl w:ilvl="6">
-      <w:start w:val="1"/>
-      <w:numFmt w:val="decimal"/>
-      <w:isLgl/>
-      <w:lvlText w:val="%1.%2.%3.%4.%5.%6.%7"/>
-      <w:lvlJc w:val="left"/>
-      <w:pPr>
-        <w:ind w:left="2160" w:hanging="1440"/>
-      </w:pPr>
-      <w:rPr>
-        <w:rFonts w:hint="default"/>
-      </w:rPr>
-    </w:lvl>
-    <w:lvl w:ilvl="7">
-      <w:start w:val="1"/>
-      <w:numFmt w:val="decimal"/>
-      <w:isLgl/>
-      <w:lvlText w:val="%1.%2.%3.%4.%5.%6.%7.%8"/>
-      <w:lvlJc w:val="left"/>
-      <w:pPr>
-        <w:ind w:left="2520" w:hanging="1800"/>
-      </w:pPr>
-      <w:rPr>
-        <w:rFonts w:hint="default"/>
-      </w:rPr>
-    </w:lvl>
-    <w:lvl w:ilvl="8">
-      <w:start w:val="1"/>
-      <w:numFmt w:val="decimal"/>
-      <w:isLgl/>
-      <w:lvlText w:val="%1.%2.%3.%4.%5.%6.%7.%8.%9"/>
-      <w:lvlJc w:val="left"/>
-      <w:pPr>
-        <w:ind w:left="2520" w:hanging="1800"/>
-      </w:pPr>
-      <w:rPr>
-        <w:rFonts w:hint="default"/>
-      </w:rPr>
-    </w:lvl>
-  </w:abstractNum>
-  <w:abstractNum w:abstractNumId="38" w15:restartNumberingAfterBreak="0">
-    <w:nsid w:val="615D7A6A"/>
-    <w:multiLevelType w:val="hybridMultilevel"/>
-    <w:tmpl w:val="1F88FA16"/>
-    <w:lvl w:ilvl="0" w:tplc="F78C6FF0">
-      <w:start w:val="65535"/>
-      <w:numFmt w:val="bullet"/>
-      <w:lvlText w:val="-"/>
-      <w:lvlJc w:val="left"/>
-      <w:pPr>
-        <w:ind w:left="1440" w:hanging="360"/>
-      </w:pPr>
-      <w:rPr>
-        <w:rFonts w:ascii="Times New Roman" w:hAnsi="Times New Roman" w:cs="Times New Roman" w:hint="default"/>
-      </w:rPr>
-    </w:lvl>
-    <w:lvl w:ilvl="1" w:tplc="04190003" w:tentative="1">
-      <w:start w:val="1"/>
-      <w:numFmt w:val="bullet"/>
-      <w:lvlText w:val="o"/>
-      <w:lvlJc w:val="left"/>
-      <w:pPr>
-        <w:ind w:left="2160" w:hanging="360"/>
-      </w:pPr>
-      <w:rPr>
-        <w:rFonts w:ascii="Courier New" w:hAnsi="Courier New" w:cs="Courier New" w:hint="default"/>
-      </w:rPr>
-    </w:lvl>
-    <w:lvl w:ilvl="2" w:tplc="04190005" w:tentative="1">
-      <w:start w:val="1"/>
-      <w:numFmt w:val="bullet"/>
-      <w:lvlText w:val=""/>
-      <w:lvlJc w:val="left"/>
-      <w:pPr>
-        <w:ind w:left="2880" w:hanging="360"/>
-      </w:pPr>
-      <w:rPr>
-        <w:rFonts w:ascii="Wingdings" w:hAnsi="Wingdings" w:hint="default"/>
-      </w:rPr>
-    </w:lvl>
-    <w:lvl w:ilvl="3" w:tplc="04190001" w:tentative="1">
-      <w:start w:val="1"/>
-      <w:numFmt w:val="bullet"/>
-      <w:lvlText w:val=""/>
-      <w:lvlJc w:val="left"/>
-      <w:pPr>
-        <w:ind w:left="3600" w:hanging="360"/>
-      </w:pPr>
-      <w:rPr>
-        <w:rFonts w:ascii="Symbol" w:hAnsi="Symbol" w:hint="default"/>
-      </w:rPr>
-    </w:lvl>
-    <w:lvl w:ilvl="4" w:tplc="04190003" w:tentative="1">
-      <w:start w:val="1"/>
-      <w:numFmt w:val="bullet"/>
-      <w:lvlText w:val="o"/>
-      <w:lvlJc w:val="left"/>
-      <w:pPr>
-        <w:ind w:left="4320" w:hanging="360"/>
-      </w:pPr>
-      <w:rPr>
-        <w:rFonts w:ascii="Courier New" w:hAnsi="Courier New" w:cs="Courier New" w:hint="default"/>
-      </w:rPr>
-    </w:lvl>
-    <w:lvl w:ilvl="5" w:tplc="04190005" w:tentative="1">
-      <w:start w:val="1"/>
-      <w:numFmt w:val="bullet"/>
-      <w:lvlText w:val=""/>
-      <w:lvlJc w:val="left"/>
-      <w:pPr>
-        <w:ind w:left="5040" w:hanging="360"/>
-      </w:pPr>
-      <w:rPr>
-        <w:rFonts w:ascii="Wingdings" w:hAnsi="Wingdings" w:hint="default"/>
-      </w:rPr>
-    </w:lvl>
-    <w:lvl w:ilvl="6" w:tplc="04190001" w:tentative="1">
-      <w:start w:val="1"/>
-      <w:numFmt w:val="bullet"/>
-      <w:lvlText w:val=""/>
-      <w:lvlJc w:val="left"/>
-      <w:pPr>
-        <w:ind w:left="5760" w:hanging="360"/>
-      </w:pPr>
-      <w:rPr>
-        <w:rFonts w:ascii="Symbol" w:hAnsi="Symbol" w:hint="default"/>
-      </w:rPr>
-    </w:lvl>
-    <w:lvl w:ilvl="7" w:tplc="04190003" w:tentative="1">
-      <w:start w:val="1"/>
-      <w:numFmt w:val="bullet"/>
-      <w:lvlText w:val="o"/>
-      <w:lvlJc w:val="left"/>
-      <w:pPr>
-        <w:ind w:left="6480" w:hanging="360"/>
-      </w:pPr>
-      <w:rPr>
-        <w:rFonts w:ascii="Courier New" w:hAnsi="Courier New" w:cs="Courier New" w:hint="default"/>
-      </w:rPr>
-    </w:lvl>
-    <w:lvl w:ilvl="8" w:tplc="04190005" w:tentative="1">
-      <w:start w:val="1"/>
-      <w:numFmt w:val="bullet"/>
-      <w:lvlText w:val=""/>
-      <w:lvlJc w:val="left"/>
-      <w:pPr>
-        <w:ind w:left="7200" w:hanging="360"/>
-      </w:pPr>
-      <w:rPr>
-        <w:rFonts w:ascii="Wingdings" w:hAnsi="Wingdings" w:hint="default"/>
-      </w:rPr>
-    </w:lvl>
-  </w:abstractNum>
-  <w:abstractNum w:abstractNumId="39" w15:restartNumberingAfterBreak="0">
-    <w:nsid w:val="628C7074"/>
-    <w:multiLevelType w:val="hybridMultilevel"/>
-    <w:tmpl w:val="0A64154A"/>
-    <w:lvl w:ilvl="0" w:tplc="D5AE25DC">
-      <w:start w:val="1"/>
-      <w:numFmt w:val="decimal"/>
-      <w:lvlText w:val="%1."/>
-      <w:lvlJc w:val="left"/>
-      <w:pPr>
-        <w:tabs>
-          <w:tab w:val="num" w:pos="720"/>
-        </w:tabs>
-        <w:ind w:left="720" w:hanging="360"/>
-      </w:pPr>
-      <w:rPr>
-        <w:rFonts w:hint="default"/>
-      </w:rPr>
-    </w:lvl>
-    <w:lvl w:ilvl="1" w:tplc="C98A6728">
-      <w:numFmt w:val="none"/>
-      <w:lvlText w:val=""/>
-      <w:lvlJc w:val="left"/>
-      <w:pPr>
-        <w:tabs>
-          <w:tab w:val="num" w:pos="360"/>
-        </w:tabs>
-      </w:pPr>
-    </w:lvl>
-    <w:lvl w:ilvl="2" w:tplc="E5B84BEE">
-      <w:numFmt w:val="none"/>
-      <w:lvlText w:val=""/>
-      <w:lvlJc w:val="left"/>
-      <w:pPr>
-        <w:tabs>
-          <w:tab w:val="num" w:pos="360"/>
-        </w:tabs>
-      </w:pPr>
-    </w:lvl>
-    <w:lvl w:ilvl="3" w:tplc="4EB6EBB6">
-      <w:numFmt w:val="none"/>
-      <w:lvlText w:val=""/>
-      <w:lvlJc w:val="left"/>
-      <w:pPr>
-        <w:tabs>
-          <w:tab w:val="num" w:pos="360"/>
-        </w:tabs>
-      </w:pPr>
-    </w:lvl>
-    <w:lvl w:ilvl="4" w:tplc="34063EFC">
-      <w:numFmt w:val="none"/>
-      <w:lvlText w:val=""/>
-      <w:lvlJc w:val="left"/>
-      <w:pPr>
-        <w:tabs>
-          <w:tab w:val="num" w:pos="360"/>
-        </w:tabs>
-      </w:pPr>
-    </w:lvl>
-    <w:lvl w:ilvl="5" w:tplc="D1403BE6">
-      <w:numFmt w:val="none"/>
-      <w:lvlText w:val=""/>
-      <w:lvlJc w:val="left"/>
-      <w:pPr>
-        <w:tabs>
-          <w:tab w:val="num" w:pos="360"/>
-        </w:tabs>
-      </w:pPr>
-    </w:lvl>
-    <w:lvl w:ilvl="6" w:tplc="6D6658C2">
-      <w:numFmt w:val="none"/>
-      <w:lvlText w:val=""/>
-      <w:lvlJc w:val="left"/>
-      <w:pPr>
-        <w:tabs>
-          <w:tab w:val="num" w:pos="360"/>
-        </w:tabs>
-      </w:pPr>
-    </w:lvl>
-    <w:lvl w:ilvl="7" w:tplc="96BAC70A">
-      <w:numFmt w:val="none"/>
-      <w:lvlText w:val=""/>
-      <w:lvlJc w:val="left"/>
-      <w:pPr>
-        <w:tabs>
-          <w:tab w:val="num" w:pos="360"/>
-        </w:tabs>
-      </w:pPr>
-    </w:lvl>
-    <w:lvl w:ilvl="8" w:tplc="3CB8D5B4">
-      <w:numFmt w:val="none"/>
-      <w:lvlText w:val=""/>
-      <w:lvlJc w:val="left"/>
-      <w:pPr>
-        <w:tabs>
-          <w:tab w:val="num" w:pos="360"/>
-        </w:tabs>
-      </w:pPr>
-    </w:lvl>
-  </w:abstractNum>
-  <w:abstractNum w:abstractNumId="40" w15:restartNumberingAfterBreak="0">
-    <w:nsid w:val="68817D2E"/>
-    <w:multiLevelType w:val="multilevel"/>
-    <w:tmpl w:val="24B82FA0"/>
+    <w:tmpl w:val="FA02C9F4"/>
     <w:lvl w:ilvl="0">
       <w:start w:val="1"/>
       <w:numFmt w:val="bullet"/>
-      <w:lvlText w:val=""/>
+      <w:lvlText w:val=""/>
       <w:lvlJc w:val="left"/>
       <w:pPr>
         <w:tabs>
@@ -15142,692 +11595,135 @@
       </w:rPr>
     </w:lvl>
   </w:abstractNum>
-  <w:abstractNum w:abstractNumId="41" w15:restartNumberingAfterBreak="0">
-    <w:nsid w:val="6D6C1108"/>
+  <w:abstractNum w:abstractNumId="4" w15:restartNumberingAfterBreak="0">
+    <w:nsid w:val="64CB7A72"/>
     <w:multiLevelType w:val="hybridMultilevel"/>
-    <w:tmpl w:val="D42C4898"/>
-    <w:lvl w:ilvl="0" w:tplc="1D42DD00">
-      <w:start w:val="1"/>
-      <w:numFmt w:val="decimal"/>
-      <w:lvlText w:val="%1."/>
+    <w:tmpl w:val="97FAE1B4"/>
+    <w:lvl w:ilvl="0" w:tplc="B570FBAC">
+      <w:start w:val="2"/>
+      <w:numFmt w:val="bullet"/>
+      <w:lvlText w:val=""/>
       <w:lvlJc w:val="left"/>
       <w:pPr>
-        <w:tabs>
-          <w:tab w:val="num" w:pos="2201"/>
-        </w:tabs>
-        <w:ind w:left="2201" w:hanging="1350"/>
+        <w:ind w:left="720" w:hanging="360"/>
       </w:pPr>
       <w:rPr>
-        <w:rFonts w:hint="default"/>
+        <w:rFonts w:ascii="Symbol" w:eastAsia="Times New Roman" w:hAnsi="Symbol" w:cs="Times New Roman" w:hint="default"/>
       </w:rPr>
     </w:lvl>
-    <w:lvl w:ilvl="1" w:tplc="04190019" w:tentative="1">
+    <w:lvl w:ilvl="1" w:tplc="20000003" w:tentative="1">
       <w:start w:val="1"/>
-      <w:numFmt w:val="lowerLetter"/>
-      <w:lvlText w:val="%2."/>
+      <w:numFmt w:val="bullet"/>
+      <w:lvlText w:val="o"/>
       <w:lvlJc w:val="left"/>
       <w:pPr>
-        <w:tabs>
-          <w:tab w:val="num" w:pos="1931"/>
-        </w:tabs>
-        <w:ind w:left="1931" w:hanging="360"/>
-      </w:pPr>
-    </w:lvl>
-    <w:lvl w:ilvl="2" w:tplc="0419001B" w:tentative="1">
-      <w:start w:val="1"/>
-      <w:numFmt w:val="lowerRoman"/>
-      <w:lvlText w:val="%3."/>
-      <w:lvlJc w:val="right"/>
-      <w:pPr>
-        <w:tabs>
-          <w:tab w:val="num" w:pos="2651"/>
-        </w:tabs>
-        <w:ind w:left="2651" w:hanging="180"/>
-      </w:pPr>
-    </w:lvl>
-    <w:lvl w:ilvl="3" w:tplc="0419000F" w:tentative="1">
-      <w:start w:val="1"/>
-      <w:numFmt w:val="decimal"/>
-      <w:lvlText w:val="%4."/>
-      <w:lvlJc w:val="left"/>
-      <w:pPr>
-        <w:tabs>
-          <w:tab w:val="num" w:pos="3371"/>
-        </w:tabs>
-        <w:ind w:left="3371" w:hanging="360"/>
-      </w:pPr>
-    </w:lvl>
-    <w:lvl w:ilvl="4" w:tplc="04190019" w:tentative="1">
-      <w:start w:val="1"/>
-      <w:numFmt w:val="lowerLetter"/>
-      <w:lvlText w:val="%5."/>
-      <w:lvlJc w:val="left"/>
-      <w:pPr>
-        <w:tabs>
-          <w:tab w:val="num" w:pos="4091"/>
-        </w:tabs>
-        <w:ind w:left="4091" w:hanging="360"/>
-      </w:pPr>
-    </w:lvl>
-    <w:lvl w:ilvl="5" w:tplc="0419001B" w:tentative="1">
-      <w:start w:val="1"/>
-      <w:numFmt w:val="lowerRoman"/>
-      <w:lvlText w:val="%6."/>
-      <w:lvlJc w:val="right"/>
-      <w:pPr>
-        <w:tabs>
-          <w:tab w:val="num" w:pos="4811"/>
-        </w:tabs>
-        <w:ind w:left="4811" w:hanging="180"/>
-      </w:pPr>
-    </w:lvl>
-    <w:lvl w:ilvl="6" w:tplc="0419000F" w:tentative="1">
-      <w:start w:val="1"/>
-      <w:numFmt w:val="decimal"/>
-      <w:lvlText w:val="%7."/>
-      <w:lvlJc w:val="left"/>
-      <w:pPr>
-        <w:tabs>
-          <w:tab w:val="num" w:pos="5531"/>
-        </w:tabs>
-        <w:ind w:left="5531" w:hanging="360"/>
-      </w:pPr>
-    </w:lvl>
-    <w:lvl w:ilvl="7" w:tplc="04190019" w:tentative="1">
-      <w:start w:val="1"/>
-      <w:numFmt w:val="lowerLetter"/>
-      <w:lvlText w:val="%8."/>
-      <w:lvlJc w:val="left"/>
-      <w:pPr>
-        <w:tabs>
-          <w:tab w:val="num" w:pos="6251"/>
-        </w:tabs>
-        <w:ind w:left="6251" w:hanging="360"/>
-      </w:pPr>
-    </w:lvl>
-    <w:lvl w:ilvl="8" w:tplc="0419001B" w:tentative="1">
-      <w:start w:val="1"/>
-      <w:numFmt w:val="lowerRoman"/>
-      <w:lvlText w:val="%9."/>
-      <w:lvlJc w:val="right"/>
-      <w:pPr>
-        <w:tabs>
-          <w:tab w:val="num" w:pos="6971"/>
-        </w:tabs>
-        <w:ind w:left="6971" w:hanging="180"/>
-      </w:pPr>
-    </w:lvl>
-  </w:abstractNum>
-  <w:abstractNum w:abstractNumId="42" w15:restartNumberingAfterBreak="0">
-    <w:nsid w:val="7B437E50"/>
-    <w:multiLevelType w:val="singleLevel"/>
-    <w:tmpl w:val="0B8402A8"/>
-    <w:lvl w:ilvl="0">
-      <w:start w:val="6"/>
-      <w:numFmt w:val="decimal"/>
-      <w:lvlText w:val="%1."/>
-      <w:legacy w:legacy="1" w:legacySpace="0" w:legacyIndent="264"/>
-      <w:lvlJc w:val="left"/>
+        <w:ind w:left="1440" w:hanging="360"/>
+      </w:pPr>
       <w:rPr>
-        <w:rFonts w:ascii="Times New Roman" w:hAnsi="Times New Roman" w:cs="Times New Roman" w:hint="default"/>
+        <w:rFonts w:ascii="Courier New" w:hAnsi="Courier New" w:cs="Courier New" w:hint="default"/>
       </w:rPr>
     </w:lvl>
-  </w:abstractNum>
-  <w:abstractNum w:abstractNumId="43" w15:restartNumberingAfterBreak="0">
-    <w:nsid w:val="7BE42910"/>
-    <w:multiLevelType w:val="multilevel"/>
-    <w:tmpl w:val="ED82197A"/>
-    <w:lvl w:ilvl="0">
-      <w:start w:val="2"/>
-      <w:numFmt w:val="decimal"/>
-      <w:lvlText w:val="%1"/>
+    <w:lvl w:ilvl="2" w:tplc="20000005" w:tentative="1">
+      <w:start w:val="1"/>
+      <w:numFmt w:val="bullet"/>
+      <w:lvlText w:val=""/>
       <w:lvlJc w:val="left"/>
       <w:pPr>
-        <w:ind w:left="360" w:hanging="360"/>
+        <w:ind w:left="2160" w:hanging="360"/>
       </w:pPr>
       <w:rPr>
-        <w:rFonts w:hint="default"/>
+        <w:rFonts w:ascii="Wingdings" w:hAnsi="Wingdings" w:hint="default"/>
       </w:rPr>
     </w:lvl>
-    <w:lvl w:ilvl="1">
-      <w:start w:val="4"/>
-      <w:numFmt w:val="decimal"/>
-      <w:lvlText w:val="%1.%2"/>
+    <w:lvl w:ilvl="3" w:tplc="20000001" w:tentative="1">
+      <w:start w:val="1"/>
+      <w:numFmt w:val="bullet"/>
+      <w:lvlText w:val=""/>
       <w:lvlJc w:val="left"/>
       <w:pPr>
-        <w:ind w:left="540" w:hanging="360"/>
+        <w:ind w:left="2880" w:hanging="360"/>
       </w:pPr>
       <w:rPr>
-        <w:rFonts w:hint="default"/>
+        <w:rFonts w:ascii="Symbol" w:hAnsi="Symbol" w:hint="default"/>
       </w:rPr>
     </w:lvl>
-    <w:lvl w:ilvl="2">
+    <w:lvl w:ilvl="4" w:tplc="20000003" w:tentative="1">
       <w:start w:val="1"/>
-      <w:numFmt w:val="decimal"/>
-      <w:lvlText w:val="%1.%2.%3"/>
+      <w:numFmt w:val="bullet"/>
+      <w:lvlText w:val="o"/>
       <w:lvlJc w:val="left"/>
       <w:pPr>
-        <w:ind w:left="1080" w:hanging="720"/>
+        <w:ind w:left="3600" w:hanging="360"/>
       </w:pPr>
       <w:rPr>
-        <w:rFonts w:hint="default"/>
+        <w:rFonts w:ascii="Courier New" w:hAnsi="Courier New" w:cs="Courier New" w:hint="default"/>
       </w:rPr>
     </w:lvl>
-    <w:lvl w:ilvl="3">
+    <w:lvl w:ilvl="5" w:tplc="20000005" w:tentative="1">
       <w:start w:val="1"/>
-      <w:numFmt w:val="decimal"/>
-      <w:lvlText w:val="%1.%2.%3.%4"/>
+      <w:numFmt w:val="bullet"/>
+      <w:lvlText w:val=""/>
       <w:lvlJc w:val="left"/>
       <w:pPr>
-        <w:ind w:left="1620" w:hanging="1080"/>
+        <w:ind w:left="4320" w:hanging="360"/>
       </w:pPr>
       <w:rPr>
-        <w:rFonts w:hint="default"/>
+        <w:rFonts w:ascii="Wingdings" w:hAnsi="Wingdings" w:hint="default"/>
       </w:rPr>
     </w:lvl>
-    <w:lvl w:ilvl="4">
+    <w:lvl w:ilvl="6" w:tplc="20000001" w:tentative="1">
       <w:start w:val="1"/>
-      <w:numFmt w:val="decimal"/>
-      <w:lvlText w:val="%1.%2.%3.%4.%5"/>
+      <w:numFmt w:val="bullet"/>
+      <w:lvlText w:val=""/>
       <w:lvlJc w:val="left"/>
       <w:pPr>
-        <w:ind w:left="1800" w:hanging="1080"/>
+        <w:ind w:left="5040" w:hanging="360"/>
       </w:pPr>
       <w:rPr>
-        <w:rFonts w:hint="default"/>
+        <w:rFonts w:ascii="Symbol" w:hAnsi="Symbol" w:hint="default"/>
       </w:rPr>
     </w:lvl>
-    <w:lvl w:ilvl="5">
+    <w:lvl w:ilvl="7" w:tplc="20000003" w:tentative="1">
       <w:start w:val="1"/>
-      <w:numFmt w:val="decimal"/>
-      <w:lvlText w:val="%1.%2.%3.%4.%5.%6"/>
+      <w:numFmt w:val="bullet"/>
+      <w:lvlText w:val="o"/>
       <w:lvlJc w:val="left"/>
       <w:pPr>
-        <w:ind w:left="2340" w:hanging="1440"/>
+        <w:ind w:left="5760" w:hanging="360"/>
       </w:pPr>
       <w:rPr>
-        <w:rFonts w:hint="default"/>
+        <w:rFonts w:ascii="Courier New" w:hAnsi="Courier New" w:cs="Courier New" w:hint="default"/>
       </w:rPr>
     </w:lvl>
-    <w:lvl w:ilvl="6">
+    <w:lvl w:ilvl="8" w:tplc="20000005" w:tentative="1">
       <w:start w:val="1"/>
-      <w:numFmt w:val="decimal"/>
-      <w:lvlText w:val="%1.%2.%3.%4.%5.%6.%7"/>
+      <w:numFmt w:val="bullet"/>
+      <w:lvlText w:val=""/>
       <w:lvlJc w:val="left"/>
       <w:pPr>
-        <w:ind w:left="2520" w:hanging="1440"/>
+        <w:ind w:left="6480" w:hanging="360"/>
       </w:pPr>
       <w:rPr>
-        <w:rFonts w:hint="default"/>
-      </w:rPr>
-    </w:lvl>
-    <w:lvl w:ilvl="7">
-      <w:start w:val="1"/>
-      <w:numFmt w:val="decimal"/>
-      <w:lvlText w:val="%1.%2.%3.%4.%5.%6.%7.%8"/>
-      <w:lvlJc w:val="left"/>
-      <w:pPr>
-        <w:ind w:left="3060" w:hanging="1800"/>
-      </w:pPr>
-      <w:rPr>
-        <w:rFonts w:hint="default"/>
-      </w:rPr>
-    </w:lvl>
-    <w:lvl w:ilvl="8">
-      <w:start w:val="1"/>
-      <w:numFmt w:val="decimal"/>
-      <w:lvlText w:val="%1.%2.%3.%4.%5.%6.%7.%8.%9"/>
-      <w:lvlJc w:val="left"/>
-      <w:pPr>
-        <w:ind w:left="3240" w:hanging="1800"/>
-      </w:pPr>
-      <w:rPr>
-        <w:rFonts w:hint="default"/>
-      </w:rPr>
-    </w:lvl>
-  </w:abstractNum>
-  <w:abstractNum w:abstractNumId="44" w15:restartNumberingAfterBreak="0">
-    <w:nsid w:val="7DC13862"/>
-    <w:multiLevelType w:val="singleLevel"/>
-    <w:tmpl w:val="7FCE9F2C"/>
-    <w:lvl w:ilvl="0">
-      <w:start w:val="2"/>
-      <w:numFmt w:val="decimal"/>
-      <w:lvlText w:val="%1."/>
-      <w:legacy w:legacy="1" w:legacySpace="0" w:legacyIndent="212"/>
-      <w:lvlJc w:val="left"/>
-      <w:rPr>
-        <w:rFonts w:ascii="Times New Roman" w:hAnsi="Times New Roman" w:cs="Times New Roman" w:hint="default"/>
-      </w:rPr>
-    </w:lvl>
-  </w:abstractNum>
-  <w:abstractNum w:abstractNumId="45" w15:restartNumberingAfterBreak="0">
-    <w:nsid w:val="7E251972"/>
-    <w:multiLevelType w:val="hybridMultilevel"/>
-    <w:tmpl w:val="C56AFE04"/>
-    <w:lvl w:ilvl="0" w:tplc="A4746DE0">
-      <w:start w:val="1"/>
-      <w:numFmt w:val="decimal"/>
-      <w:lvlText w:val="%1."/>
-      <w:lvlJc w:val="left"/>
-      <w:pPr>
-        <w:tabs>
-          <w:tab w:val="num" w:pos="1410"/>
-        </w:tabs>
-        <w:ind w:left="1410" w:hanging="705"/>
-      </w:pPr>
-      <w:rPr>
-        <w:rFonts w:hint="default"/>
-      </w:rPr>
-    </w:lvl>
-    <w:lvl w:ilvl="1" w:tplc="04190019" w:tentative="1">
-      <w:start w:val="1"/>
-      <w:numFmt w:val="lowerLetter"/>
-      <w:lvlText w:val="%2."/>
-      <w:lvlJc w:val="left"/>
-      <w:pPr>
-        <w:tabs>
-          <w:tab w:val="num" w:pos="1785"/>
-        </w:tabs>
-        <w:ind w:left="1785" w:hanging="360"/>
-      </w:pPr>
-    </w:lvl>
-    <w:lvl w:ilvl="2" w:tplc="0419001B" w:tentative="1">
-      <w:start w:val="1"/>
-      <w:numFmt w:val="lowerRoman"/>
-      <w:lvlText w:val="%3."/>
-      <w:lvlJc w:val="right"/>
-      <w:pPr>
-        <w:tabs>
-          <w:tab w:val="num" w:pos="2505"/>
-        </w:tabs>
-        <w:ind w:left="2505" w:hanging="180"/>
-      </w:pPr>
-    </w:lvl>
-    <w:lvl w:ilvl="3" w:tplc="0419000F" w:tentative="1">
-      <w:start w:val="1"/>
-      <w:numFmt w:val="decimal"/>
-      <w:lvlText w:val="%4."/>
-      <w:lvlJc w:val="left"/>
-      <w:pPr>
-        <w:tabs>
-          <w:tab w:val="num" w:pos="3225"/>
-        </w:tabs>
-        <w:ind w:left="3225" w:hanging="360"/>
-      </w:pPr>
-    </w:lvl>
-    <w:lvl w:ilvl="4" w:tplc="04190019" w:tentative="1">
-      <w:start w:val="1"/>
-      <w:numFmt w:val="lowerLetter"/>
-      <w:lvlText w:val="%5."/>
-      <w:lvlJc w:val="left"/>
-      <w:pPr>
-        <w:tabs>
-          <w:tab w:val="num" w:pos="3945"/>
-        </w:tabs>
-        <w:ind w:left="3945" w:hanging="360"/>
-      </w:pPr>
-    </w:lvl>
-    <w:lvl w:ilvl="5" w:tplc="0419001B" w:tentative="1">
-      <w:start w:val="1"/>
-      <w:numFmt w:val="lowerRoman"/>
-      <w:lvlText w:val="%6."/>
-      <w:lvlJc w:val="right"/>
-      <w:pPr>
-        <w:tabs>
-          <w:tab w:val="num" w:pos="4665"/>
-        </w:tabs>
-        <w:ind w:left="4665" w:hanging="180"/>
-      </w:pPr>
-    </w:lvl>
-    <w:lvl w:ilvl="6" w:tplc="0419000F" w:tentative="1">
-      <w:start w:val="1"/>
-      <w:numFmt w:val="decimal"/>
-      <w:lvlText w:val="%7."/>
-      <w:lvlJc w:val="left"/>
-      <w:pPr>
-        <w:tabs>
-          <w:tab w:val="num" w:pos="5385"/>
-        </w:tabs>
-        <w:ind w:left="5385" w:hanging="360"/>
-      </w:pPr>
-    </w:lvl>
-    <w:lvl w:ilvl="7" w:tplc="04190019" w:tentative="1">
-      <w:start w:val="1"/>
-      <w:numFmt w:val="lowerLetter"/>
-      <w:lvlText w:val="%8."/>
-      <w:lvlJc w:val="left"/>
-      <w:pPr>
-        <w:tabs>
-          <w:tab w:val="num" w:pos="6105"/>
-        </w:tabs>
-        <w:ind w:left="6105" w:hanging="360"/>
-      </w:pPr>
-    </w:lvl>
-    <w:lvl w:ilvl="8" w:tplc="0419001B" w:tentative="1">
-      <w:start w:val="1"/>
-      <w:numFmt w:val="lowerRoman"/>
-      <w:lvlText w:val="%9."/>
-      <w:lvlJc w:val="right"/>
-      <w:pPr>
-        <w:tabs>
-          <w:tab w:val="num" w:pos="6825"/>
-        </w:tabs>
-        <w:ind w:left="6825" w:hanging="180"/>
-      </w:pPr>
-    </w:lvl>
-  </w:abstractNum>
-  <w:abstractNum w:abstractNumId="46" w15:restartNumberingAfterBreak="0">
-    <w:nsid w:val="7FE133BF"/>
-    <w:multiLevelType w:val="multilevel"/>
-    <w:tmpl w:val="2DF0DC62"/>
-    <w:lvl w:ilvl="0">
-      <w:start w:val="2"/>
-      <w:numFmt w:val="decimal"/>
-      <w:lvlText w:val="%1"/>
-      <w:lvlJc w:val="left"/>
-      <w:pPr>
-        <w:ind w:left="360" w:hanging="360"/>
-      </w:pPr>
-      <w:rPr>
-        <w:rFonts w:hint="default"/>
-      </w:rPr>
-    </w:lvl>
-    <w:lvl w:ilvl="1">
-      <w:start w:val="4"/>
-      <w:numFmt w:val="decimal"/>
-      <w:lvlText w:val="%1.%2"/>
-      <w:lvlJc w:val="left"/>
-      <w:pPr>
-        <w:ind w:left="540" w:hanging="360"/>
-      </w:pPr>
-      <w:rPr>
-        <w:rFonts w:hint="default"/>
-      </w:rPr>
-    </w:lvl>
-    <w:lvl w:ilvl="2">
-      <w:start w:val="1"/>
-      <w:numFmt w:val="decimal"/>
-      <w:lvlText w:val="%1.%2.%3"/>
-      <w:lvlJc w:val="left"/>
-      <w:pPr>
-        <w:ind w:left="1080" w:hanging="720"/>
-      </w:pPr>
-      <w:rPr>
-        <w:rFonts w:hint="default"/>
-      </w:rPr>
-    </w:lvl>
-    <w:lvl w:ilvl="3">
-      <w:start w:val="1"/>
-      <w:numFmt w:val="decimal"/>
-      <w:lvlText w:val="%1.%2.%3.%4"/>
-      <w:lvlJc w:val="left"/>
-      <w:pPr>
-        <w:ind w:left="1620" w:hanging="1080"/>
-      </w:pPr>
-      <w:rPr>
-        <w:rFonts w:hint="default"/>
-      </w:rPr>
-    </w:lvl>
-    <w:lvl w:ilvl="4">
-      <w:start w:val="1"/>
-      <w:numFmt w:val="decimal"/>
-      <w:lvlText w:val="%1.%2.%3.%4.%5"/>
-      <w:lvlJc w:val="left"/>
-      <w:pPr>
-        <w:ind w:left="1800" w:hanging="1080"/>
-      </w:pPr>
-      <w:rPr>
-        <w:rFonts w:hint="default"/>
-      </w:rPr>
-    </w:lvl>
-    <w:lvl w:ilvl="5">
-      <w:start w:val="1"/>
-      <w:numFmt w:val="decimal"/>
-      <w:lvlText w:val="%1.%2.%3.%4.%5.%6"/>
-      <w:lvlJc w:val="left"/>
-      <w:pPr>
-        <w:ind w:left="2340" w:hanging="1440"/>
-      </w:pPr>
-      <w:rPr>
-        <w:rFonts w:hint="default"/>
-      </w:rPr>
-    </w:lvl>
-    <w:lvl w:ilvl="6">
-      <w:start w:val="1"/>
-      <w:numFmt w:val="decimal"/>
-      <w:lvlText w:val="%1.%2.%3.%4.%5.%6.%7"/>
-      <w:lvlJc w:val="left"/>
-      <w:pPr>
-        <w:ind w:left="2520" w:hanging="1440"/>
-      </w:pPr>
-      <w:rPr>
-        <w:rFonts w:hint="default"/>
-      </w:rPr>
-    </w:lvl>
-    <w:lvl w:ilvl="7">
-      <w:start w:val="1"/>
-      <w:numFmt w:val="decimal"/>
-      <w:lvlText w:val="%1.%2.%3.%4.%5.%6.%7.%8"/>
-      <w:lvlJc w:val="left"/>
-      <w:pPr>
-        <w:ind w:left="3060" w:hanging="1800"/>
-      </w:pPr>
-      <w:rPr>
-        <w:rFonts w:hint="default"/>
-      </w:rPr>
-    </w:lvl>
-    <w:lvl w:ilvl="8">
-      <w:start w:val="1"/>
-      <w:numFmt w:val="decimal"/>
-      <w:lvlText w:val="%1.%2.%3.%4.%5.%6.%7.%8.%9"/>
-      <w:lvlJc w:val="left"/>
-      <w:pPr>
-        <w:ind w:left="3240" w:hanging="1800"/>
-      </w:pPr>
-      <w:rPr>
-        <w:rFonts w:hint="default"/>
+        <w:rFonts w:ascii="Wingdings" w:hAnsi="Wingdings" w:hint="default"/>
       </w:rPr>
     </w:lvl>
   </w:abstractNum>
   <w:num w:numId="1">
-    <w:abstractNumId w:val="15"/>
+    <w:abstractNumId w:val="2"/>
   </w:num>
   <w:num w:numId="2">
-    <w:abstractNumId w:val="17"/>
+    <w:abstractNumId w:val="1"/>
   </w:num>
   <w:num w:numId="3">
-    <w:abstractNumId w:val="28"/>
+    <w:abstractNumId w:val="3"/>
   </w:num>
   <w:num w:numId="4">
-    <w:abstractNumId w:val="6"/>
+    <w:abstractNumId w:val="0"/>
   </w:num>
   <w:num w:numId="5">
-    <w:abstractNumId w:val="27"/>
-  </w:num>
-  <w:num w:numId="6">
-    <w:abstractNumId w:val="5"/>
-  </w:num>
-  <w:num w:numId="7">
-    <w:abstractNumId w:val="13"/>
-  </w:num>
-  <w:num w:numId="8">
-    <w:abstractNumId w:val="25"/>
-  </w:num>
-  <w:num w:numId="9">
-    <w:abstractNumId w:val="33"/>
-  </w:num>
-  <w:num w:numId="10">
-    <w:abstractNumId w:val="39"/>
-  </w:num>
-  <w:num w:numId="11">
-    <w:abstractNumId w:val="29"/>
-  </w:num>
-  <w:num w:numId="12">
-    <w:abstractNumId w:val="26"/>
-  </w:num>
-  <w:num w:numId="13">
-    <w:abstractNumId w:val="18"/>
-  </w:num>
-  <w:num w:numId="14">
-    <w:abstractNumId w:val="9"/>
-  </w:num>
-  <w:num w:numId="15">
-    <w:abstractNumId w:val="0"/>
-    <w:lvlOverride w:ilvl="0">
-      <w:lvl w:ilvl="0">
-        <w:start w:val="65535"/>
-        <w:numFmt w:val="bullet"/>
-        <w:lvlText w:val="-"/>
-        <w:legacy w:legacy="1" w:legacySpace="0" w:legacyIndent="144"/>
-        <w:lvlJc w:val="left"/>
-        <w:rPr>
-          <w:rFonts w:ascii="Times New Roman" w:hAnsi="Times New Roman" w:cs="Times New Roman" w:hint="default"/>
-        </w:rPr>
-      </w:lvl>
-    </w:lvlOverride>
-  </w:num>
-  <w:num w:numId="16">
-    <w:abstractNumId w:val="0"/>
-    <w:lvlOverride w:ilvl="0">
-      <w:lvl w:ilvl="0">
-        <w:start w:val="65535"/>
-        <w:numFmt w:val="bullet"/>
-        <w:lvlText w:val="-"/>
-        <w:legacy w:legacy="1" w:legacySpace="0" w:legacyIndent="153"/>
-        <w:lvlJc w:val="left"/>
-        <w:rPr>
-          <w:rFonts w:ascii="Times New Roman" w:hAnsi="Times New Roman" w:cs="Times New Roman" w:hint="default"/>
-        </w:rPr>
-      </w:lvl>
-    </w:lvlOverride>
-  </w:num>
-  <w:num w:numId="17">
-    <w:abstractNumId w:val="0"/>
-    <w:lvlOverride w:ilvl="0">
-      <w:lvl w:ilvl="0">
-        <w:start w:val="65535"/>
-        <w:numFmt w:val="bullet"/>
-        <w:lvlText w:val="-"/>
-        <w:legacy w:legacy="1" w:legacySpace="0" w:legacyIndent="149"/>
-        <w:lvlJc w:val="left"/>
-        <w:rPr>
-          <w:rFonts w:ascii="Times New Roman" w:hAnsi="Times New Roman" w:cs="Times New Roman" w:hint="default"/>
-        </w:rPr>
-      </w:lvl>
-    </w:lvlOverride>
-  </w:num>
-  <w:num w:numId="18">
-    <w:abstractNumId w:val="42"/>
-  </w:num>
-  <w:num w:numId="19">
-    <w:abstractNumId w:val="23"/>
-  </w:num>
-  <w:num w:numId="20">
-    <w:abstractNumId w:val="19"/>
-  </w:num>
-  <w:num w:numId="21">
-    <w:abstractNumId w:val="0"/>
-    <w:lvlOverride w:ilvl="0">
-      <w:lvl w:ilvl="0">
-        <w:start w:val="65535"/>
-        <w:numFmt w:val="bullet"/>
-        <w:lvlText w:val="-"/>
-        <w:legacy w:legacy="1" w:legacySpace="0" w:legacyIndent="124"/>
-        <w:lvlJc w:val="left"/>
-        <w:rPr>
-          <w:rFonts w:ascii="Times New Roman" w:hAnsi="Times New Roman" w:cs="Times New Roman" w:hint="default"/>
-        </w:rPr>
-      </w:lvl>
-    </w:lvlOverride>
-  </w:num>
-  <w:num w:numId="22">
-    <w:abstractNumId w:val="44"/>
-  </w:num>
-  <w:num w:numId="23">
-    <w:abstractNumId w:val="22"/>
-  </w:num>
-  <w:num w:numId="24">
-    <w:abstractNumId w:val="36"/>
-  </w:num>
-  <w:num w:numId="25">
-    <w:abstractNumId w:val="12"/>
-  </w:num>
-  <w:num w:numId="26">
-    <w:abstractNumId w:val="41"/>
-  </w:num>
-  <w:num w:numId="27">
-    <w:abstractNumId w:val="8"/>
-  </w:num>
-  <w:num w:numId="28">
-    <w:abstractNumId w:val="2"/>
-  </w:num>
-  <w:num w:numId="29">
-    <w:abstractNumId w:val="30"/>
-  </w:num>
-  <w:num w:numId="30">
-    <w:abstractNumId w:val="21"/>
-  </w:num>
-  <w:num w:numId="31">
-    <w:abstractNumId w:val="37"/>
-  </w:num>
-  <w:num w:numId="32">
-    <w:abstractNumId w:val="43"/>
-  </w:num>
-  <w:num w:numId="33">
-    <w:abstractNumId w:val="3"/>
-  </w:num>
-  <w:num w:numId="34">
-    <w:abstractNumId w:val="46"/>
-  </w:num>
-  <w:num w:numId="35">
-    <w:abstractNumId w:val="7"/>
-  </w:num>
-  <w:num w:numId="36">
-    <w:abstractNumId w:val="38"/>
-  </w:num>
-  <w:num w:numId="37">
-    <w:abstractNumId w:val="35"/>
-  </w:num>
-  <w:num w:numId="38">
-    <w:abstractNumId w:val="11"/>
-  </w:num>
-  <w:num w:numId="39">
-    <w:abstractNumId w:val="32"/>
-  </w:num>
-  <w:num w:numId="40">
     <w:abstractNumId w:val="4"/>
   </w:num>
-  <w:num w:numId="41">
-    <w:abstractNumId w:val="1"/>
-  </w:num>
-  <w:num w:numId="42">
-    <w:abstractNumId w:val="34"/>
-  </w:num>
-  <w:num w:numId="43">
-    <w:abstractNumId w:val="20"/>
-  </w:num>
-  <w:num w:numId="44">
-    <w:abstractNumId w:val="45"/>
-  </w:num>
-  <w:num w:numId="45">
-    <w:abstractNumId w:val="31"/>
-  </w:num>
-  <w:num w:numId="46">
-    <w:abstractNumId w:val="10"/>
-  </w:num>
-  <w:num w:numId="47">
-    <w:abstractNumId w:val="24"/>
-  </w:num>
-  <w:num w:numId="48">
-    <w:abstractNumId w:val="16"/>
-  </w:num>
-  <w:num w:numId="49">
-    <w:abstractNumId w:val="40"/>
-  </w:num>
-  <w:num w:numId="50">
-    <w:abstractNumId w:val="14"/>
-  </w:num>
+  <w:numIdMacAtCleanup w:val="2"/>
 </w:numbering>
 </file>
 

--- a/ТРПО/ТРПО ПЗ/ТРПО Описание Игры/План разработки.docx
+++ b/ТРПО/ТРПО ПЗ/ТРПО Описание Игры/План разработки.docx
@@ -911,576 +911,167 @@
     <w:p>
       <w:pPr>
         <w:rPr>
+          <w:sz w:val="28"/>
+          <w:szCs w:val="28"/>
+        </w:rPr>
+      </w:pPr>
+    </w:p>
+    <w:p>
+      <w:pPr>
+        <w:rPr>
+          <w:sz w:val="28"/>
+          <w:szCs w:val="28"/>
+          <w:lang w:val="ru-BY" w:eastAsia="ru-BY"/>
+        </w:rPr>
+      </w:pPr>
+      <w:r>
+        <w:rPr>
           <w:b/>
           <w:bCs/>
           <w:sz w:val="28"/>
           <w:szCs w:val="28"/>
-        </w:rPr>
-      </w:pPr>
-      <w:r>
-        <w:rPr>
-          <w:b/>
-          <w:bCs/>
-          <w:sz w:val="28"/>
-          <w:szCs w:val="28"/>
-        </w:rPr>
-        <w:lastRenderedPageBreak/>
+          <w:lang w:val="ru-BY" w:eastAsia="ru-BY"/>
+        </w:rPr>
         <w:t>1 Анализ задачи</w:t>
       </w:r>
     </w:p>
     <w:p>
       <w:pPr>
-        <w:spacing w:line="360" w:lineRule="exact"/>
+        <w:jc w:val="both"/>
+        <w:rPr>
+          <w:sz w:val="28"/>
+          <w:szCs w:val="28"/>
+          <w:lang w:val="ru-BY" w:eastAsia="ru-BY"/>
+        </w:rPr>
+      </w:pPr>
+      <w:r>
         <w:rPr>
           <w:b/>
           <w:bCs/>
           <w:sz w:val="28"/>
           <w:szCs w:val="28"/>
-        </w:rPr>
-      </w:pPr>
-      <w:r>
-        <w:rPr>
-          <w:b/>
-          <w:bCs/>
-          <w:sz w:val="28"/>
-          <w:szCs w:val="28"/>
-          <w:lang w:val="en-US"/>
-        </w:rPr>
-        <w:t>1.1</w:t>
-      </w:r>
-      <w:r>
-        <w:rPr>
-          <w:b/>
-          <w:bCs/>
-          <w:sz w:val="28"/>
-          <w:szCs w:val="28"/>
-        </w:rPr>
-        <w:t>Постановка задачи</w:t>
+          <w:lang w:val="ru-BY" w:eastAsia="ru-BY"/>
+        </w:rPr>
+        <w:t>1.1 Постановка задачи</w:t>
       </w:r>
     </w:p>
     <w:p>
       <w:pPr>
-        <w:spacing w:line="360" w:lineRule="exact"/>
         <w:jc w:val="both"/>
+        <w:rPr>
+          <w:sz w:val="28"/>
+          <w:szCs w:val="28"/>
+          <w:lang w:val="ru-BY" w:eastAsia="ru-BY"/>
+        </w:rPr>
+      </w:pPr>
+      <w:r>
         <w:rPr>
           <w:b/>
           <w:bCs/>
           <w:sz w:val="28"/>
           <w:szCs w:val="28"/>
-        </w:rPr>
-      </w:pPr>
-      <w:r>
-        <w:rPr>
-          <w:b/>
-          <w:bCs/>
-          <w:sz w:val="28"/>
-          <w:szCs w:val="28"/>
-        </w:rPr>
-        <w:t>1:</w:t>
-      </w:r>
-      <w:r>
-        <w:rPr>
-          <w:b/>
-          <w:bCs/>
-          <w:sz w:val="28"/>
-          <w:szCs w:val="28"/>
-        </w:rPr>
-        <w:t xml:space="preserve"> </w:t>
-      </w:r>
-      <w:r>
-        <w:rPr>
-          <w:b/>
-          <w:bCs/>
-          <w:sz w:val="28"/>
-          <w:szCs w:val="28"/>
-        </w:rPr>
-        <w:t>Организационн</w:t>
-      </w:r>
-      <w:r>
-        <w:rPr>
-          <w:b/>
-          <w:bCs/>
-          <w:sz w:val="28"/>
-          <w:szCs w:val="28"/>
-        </w:rPr>
-        <w:t>ая</w:t>
-      </w:r>
-      <w:r>
-        <w:rPr>
-          <w:b/>
-          <w:bCs/>
-          <w:sz w:val="28"/>
-          <w:szCs w:val="28"/>
-        </w:rPr>
-        <w:t xml:space="preserve"> сущность задачи</w:t>
+          <w:lang w:val="ru-BY" w:eastAsia="ru-BY"/>
+        </w:rPr>
+        <w:t>1.1.1 Организационно-экономическая сущность задачи</w:t>
       </w:r>
     </w:p>
     <w:p>
       <w:pPr>
-        <w:spacing w:line="360" w:lineRule="exact"/>
-        <w:ind w:firstLine="851"/>
         <w:jc w:val="both"/>
         <w:rPr>
-          <w:b/>
-          <w:bCs/>
-          <w:sz w:val="28"/>
-          <w:szCs w:val="28"/>
-        </w:rPr>
-      </w:pPr>
-    </w:p>
-    <w:p>
-      <w:pPr>
-        <w:spacing w:line="360" w:lineRule="exact"/>
-        <w:ind w:firstLine="851"/>
-        <w:jc w:val="both"/>
-        <w:rPr>
-          <w:sz w:val="28"/>
-          <w:szCs w:val="28"/>
+          <w:sz w:val="28"/>
+          <w:szCs w:val="28"/>
+          <w:lang w:val="ru-BY" w:eastAsia="ru-BY"/>
         </w:rPr>
       </w:pPr>
       <w:r>
         <w:rPr>
           <w:sz w:val="28"/>
           <w:szCs w:val="28"/>
-        </w:rPr>
-        <w:t xml:space="preserve">Наименование задачи: </w:t>
+          <w:lang w:val="ru-BY" w:eastAsia="ru-BY"/>
+        </w:rPr>
+        <w:t>Наименование разрабатываемого программного продукта: «</w:t>
       </w:r>
+      <w:proofErr w:type="spellStart"/>
       <w:r>
         <w:rPr>
           <w:sz w:val="28"/>
           <w:szCs w:val="28"/>
-          <w:lang w:val="en-US"/>
+          <w:lang w:val="ru-BY" w:eastAsia="ru-BY"/>
         </w:rPr>
         <w:t>Echo</w:t>
       </w:r>
+      <w:proofErr w:type="spellEnd"/>
       <w:r>
         <w:rPr>
           <w:sz w:val="28"/>
           <w:szCs w:val="28"/>
-        </w:rPr>
-        <w:t xml:space="preserve"> </w:t>
-      </w:r>
-      <w:r>
-        <w:rPr>
-          <w:sz w:val="28"/>
-          <w:szCs w:val="28"/>
-          <w:lang w:val="en-US"/>
-        </w:rPr>
-        <w:t>of</w:t>
-      </w:r>
-      <w:r>
-        <w:rPr>
-          <w:sz w:val="28"/>
-          <w:szCs w:val="28"/>
-        </w:rPr>
-        <w:t xml:space="preserve"> </w:t>
-      </w:r>
-      <w:r>
-        <w:rPr>
-          <w:sz w:val="28"/>
-          <w:szCs w:val="28"/>
-          <w:lang w:val="en-US"/>
-        </w:rPr>
-        <w:t>rooms</w:t>
-      </w:r>
-    </w:p>
-    <w:p>
-      <w:pPr>
-        <w:spacing w:line="360" w:lineRule="exact"/>
-        <w:ind w:firstLine="851"/>
-        <w:jc w:val="both"/>
-        <w:rPr>
-          <w:sz w:val="28"/>
-          <w:szCs w:val="28"/>
-        </w:rPr>
-      </w:pPr>
-      <w:r>
-        <w:rPr>
-          <w:sz w:val="28"/>
-          <w:szCs w:val="28"/>
-        </w:rPr>
-        <w:t xml:space="preserve">Цель разработки: Создание онлайн соревновательной кооперативной игры для платформ </w:t>
-      </w:r>
-      <w:proofErr w:type="gramStart"/>
-      <w:r>
-        <w:rPr>
-          <w:sz w:val="28"/>
-          <w:szCs w:val="28"/>
-          <w:lang w:val="en-US"/>
-        </w:rPr>
-        <w:t>itch</w:t>
-      </w:r>
-      <w:r>
-        <w:rPr>
-          <w:sz w:val="28"/>
-          <w:szCs w:val="28"/>
-        </w:rPr>
-        <w:t>.</w:t>
-      </w:r>
-      <w:r>
-        <w:rPr>
-          <w:sz w:val="28"/>
-          <w:szCs w:val="28"/>
-          <w:lang w:val="en-US"/>
-        </w:rPr>
-        <w:t>io</w:t>
-      </w:r>
-      <w:r>
-        <w:rPr>
-          <w:sz w:val="28"/>
-          <w:szCs w:val="28"/>
-        </w:rPr>
-        <w:t>,</w:t>
-      </w:r>
-      <w:r>
-        <w:rPr>
-          <w:sz w:val="28"/>
-          <w:szCs w:val="28"/>
-          <w:lang w:val="en-US"/>
-        </w:rPr>
-        <w:t>steam</w:t>
-      </w:r>
-      <w:proofErr w:type="gramEnd"/>
-    </w:p>
-    <w:p>
-      <w:pPr>
-        <w:spacing w:line="360" w:lineRule="exact"/>
-        <w:ind w:firstLine="851"/>
-        <w:jc w:val="both"/>
-        <w:rPr>
-          <w:sz w:val="28"/>
-          <w:szCs w:val="28"/>
-        </w:rPr>
-      </w:pPr>
-      <w:r>
-        <w:rPr>
-          <w:sz w:val="28"/>
-          <w:szCs w:val="28"/>
-        </w:rPr>
-        <w:t>Назначение: Игра предназначена для</w:t>
-      </w:r>
-      <w:r>
-        <w:rPr>
-          <w:sz w:val="28"/>
-          <w:szCs w:val="28"/>
-        </w:rPr>
-        <w:t xml:space="preserve"> людей </w:t>
-      </w:r>
-      <w:r>
-        <w:rPr>
-          <w:sz w:val="28"/>
-          <w:szCs w:val="28"/>
-        </w:rPr>
-        <w:t xml:space="preserve">возрастов от 12 до 80+ </w:t>
-      </w:r>
-    </w:p>
-    <w:p>
-      <w:pPr>
-        <w:tabs>
-          <w:tab w:val="left" w:pos="9639"/>
-        </w:tabs>
-        <w:spacing w:line="360" w:lineRule="exact"/>
-        <w:ind w:firstLine="851"/>
-        <w:jc w:val="both"/>
-        <w:rPr>
-          <w:sz w:val="28"/>
-          <w:szCs w:val="28"/>
-        </w:rPr>
-      </w:pPr>
-      <w:r>
-        <w:rPr>
-          <w:sz w:val="28"/>
-          <w:szCs w:val="28"/>
-        </w:rPr>
-        <w:t>Периодичность использования ПП:</w:t>
-      </w:r>
-      <w:r>
-        <w:rPr>
-          <w:sz w:val="28"/>
-          <w:szCs w:val="28"/>
-        </w:rPr>
-        <w:t xml:space="preserve"> она может использоваться в любое время для проведения досуга и времяпровождения с друзьями</w:t>
-      </w:r>
-    </w:p>
-    <w:p>
-      <w:pPr>
-        <w:spacing w:line="360" w:lineRule="exact"/>
-        <w:ind w:firstLine="851"/>
-        <w:jc w:val="both"/>
-        <w:rPr>
-          <w:sz w:val="28"/>
-          <w:szCs w:val="28"/>
-        </w:rPr>
-      </w:pPr>
-      <w:r>
-        <w:rPr>
-          <w:sz w:val="28"/>
-          <w:szCs w:val="28"/>
-        </w:rPr>
-        <w:t>Источники и способы получения данных: Разработчик сам получает данные из своего опыта и интернет</w:t>
-      </w:r>
-      <w:r>
-        <w:rPr>
-          <w:sz w:val="28"/>
-          <w:szCs w:val="28"/>
-        </w:rPr>
-        <w:t>-</w:t>
-      </w:r>
-      <w:r>
-        <w:rPr>
-          <w:sz w:val="28"/>
-          <w:szCs w:val="28"/>
-        </w:rPr>
-        <w:t>ресурсов</w:t>
-      </w:r>
-    </w:p>
-    <w:p>
-      <w:pPr>
-        <w:spacing w:line="360" w:lineRule="exact"/>
-        <w:ind w:firstLine="851"/>
-        <w:jc w:val="both"/>
-        <w:rPr>
-          <w:sz w:val="28"/>
-          <w:szCs w:val="28"/>
-        </w:rPr>
-      </w:pPr>
-      <w:r>
-        <w:rPr>
-          <w:sz w:val="28"/>
-          <w:szCs w:val="28"/>
-        </w:rPr>
-        <w:t xml:space="preserve">Информационная связь с другими задачами: Получение информации от других пользователей с их ПК </w:t>
-      </w:r>
-      <w:r>
-        <w:rPr>
-          <w:sz w:val="28"/>
-          <w:szCs w:val="28"/>
-        </w:rPr>
-        <w:t>Информация обрабатывается на сервере</w:t>
-      </w:r>
-      <w:r>
-        <w:rPr>
-          <w:sz w:val="28"/>
-          <w:szCs w:val="28"/>
-        </w:rPr>
-        <w:t>-</w:t>
-      </w:r>
-      <w:r>
-        <w:rPr>
-          <w:sz w:val="28"/>
-          <w:szCs w:val="28"/>
-        </w:rPr>
-        <w:t>например отправленные сообщения других пользователей их ответы в мини играх и информация о переменных в мини играх</w:t>
-      </w:r>
-      <w:r>
-        <w:rPr>
-          <w:sz w:val="28"/>
-          <w:szCs w:val="28"/>
-        </w:rPr>
-        <w:t xml:space="preserve"> </w:t>
-      </w:r>
-    </w:p>
-    <w:p>
-      <w:pPr>
-        <w:spacing w:line="360" w:lineRule="exact"/>
-        <w:ind w:right="141" w:firstLine="851"/>
-        <w:jc w:val="both"/>
-        <w:rPr>
-          <w:sz w:val="28"/>
-          <w:szCs w:val="28"/>
-        </w:rPr>
-      </w:pPr>
-      <w:r>
-        <w:rPr>
-          <w:sz w:val="28"/>
-          <w:szCs w:val="28"/>
-        </w:rPr>
-        <w:t xml:space="preserve">Обзор существующих аналогичных ПП: Игра ссылается на кооперативную инди игру </w:t>
-      </w:r>
-      <w:hyperlink r:id="rId8" w:history="1">
-        <w:r>
-          <w:rPr>
-            <w:rStyle w:val="ab"/>
-            <w:sz w:val="28"/>
-            <w:szCs w:val="28"/>
-            <w:lang w:val="en-US"/>
-          </w:rPr>
-          <w:t>Scam</w:t>
-        </w:r>
-        <w:r>
-          <w:rPr>
-            <w:rStyle w:val="ab"/>
-            <w:sz w:val="28"/>
-            <w:szCs w:val="28"/>
-          </w:rPr>
-          <w:t xml:space="preserve"> </w:t>
-        </w:r>
-        <w:r>
-          <w:rPr>
-            <w:rStyle w:val="ab"/>
-            <w:sz w:val="28"/>
-            <w:szCs w:val="28"/>
-            <w:lang w:val="en-US"/>
-          </w:rPr>
-          <w:t>line</w:t>
-        </w:r>
-      </w:hyperlink>
-      <w:r>
-        <w:rPr>
-          <w:sz w:val="28"/>
-          <w:szCs w:val="28"/>
-        </w:rPr>
-        <w:t xml:space="preserve"> и </w:t>
-      </w:r>
-      <w:hyperlink r:id="rId9" w:history="1">
-        <w:r>
-          <w:rPr>
-            <w:rStyle w:val="ab"/>
-            <w:sz w:val="28"/>
-            <w:szCs w:val="28"/>
-            <w:lang w:val="en-US"/>
-          </w:rPr>
-          <w:t>Buckshot</w:t>
-        </w:r>
-        <w:r>
-          <w:rPr>
-            <w:rStyle w:val="ab"/>
-            <w:sz w:val="28"/>
-            <w:szCs w:val="28"/>
-          </w:rPr>
-          <w:t xml:space="preserve"> </w:t>
-        </w:r>
-        <w:proofErr w:type="spellStart"/>
-        <w:r>
-          <w:rPr>
-            <w:rStyle w:val="ab"/>
-            <w:sz w:val="28"/>
-            <w:szCs w:val="28"/>
-            <w:lang w:val="en-US"/>
-          </w:rPr>
-          <w:t>roullete</w:t>
-        </w:r>
-        <w:proofErr w:type="spellEnd"/>
-      </w:hyperlink>
-      <w:r>
-        <w:rPr>
-          <w:sz w:val="28"/>
-          <w:szCs w:val="28"/>
-        </w:rPr>
-        <w:t xml:space="preserve"> </w:t>
-      </w:r>
-    </w:p>
-    <w:p>
-      <w:pPr>
-        <w:spacing w:line="360" w:lineRule="exact"/>
-        <w:ind w:firstLine="851"/>
-        <w:jc w:val="both"/>
-        <w:rPr>
-          <w:sz w:val="28"/>
-          <w:szCs w:val="28"/>
-        </w:rPr>
-      </w:pPr>
-    </w:p>
-    <w:p>
-      <w:pPr>
-        <w:spacing w:line="360" w:lineRule="exact"/>
-        <w:ind w:firstLine="851"/>
-        <w:jc w:val="both"/>
-        <w:rPr>
-          <w:b/>
-          <w:bCs/>
-          <w:sz w:val="28"/>
-          <w:szCs w:val="28"/>
-        </w:rPr>
-      </w:pPr>
-      <w:r>
-        <w:rPr>
-          <w:b/>
-          <w:bCs/>
-          <w:sz w:val="28"/>
-          <w:szCs w:val="28"/>
-        </w:rPr>
-        <w:t>2</w:t>
-      </w:r>
-      <w:r>
-        <w:rPr>
-          <w:b/>
-          <w:bCs/>
-          <w:sz w:val="28"/>
-          <w:szCs w:val="28"/>
-          <w:lang w:val="en-US"/>
-        </w:rPr>
-        <w:t>:</w:t>
-      </w:r>
-      <w:r>
-        <w:rPr>
-          <w:b/>
-          <w:bCs/>
-          <w:sz w:val="28"/>
-          <w:szCs w:val="28"/>
+          <w:lang w:val="ru-BY" w:eastAsia="ru-BY"/>
         </w:rPr>
         <w:t xml:space="preserve"> </w:t>
       </w:r>
       <w:proofErr w:type="spellStart"/>
       <w:r>
         <w:rPr>
-          <w:b/>
-          <w:bCs/>
-          <w:sz w:val="28"/>
-          <w:szCs w:val="28"/>
-        </w:rPr>
-        <w:t>Гемплей</w:t>
+          <w:sz w:val="28"/>
+          <w:szCs w:val="28"/>
+          <w:lang w:val="ru-BY" w:eastAsia="ru-BY"/>
+        </w:rPr>
+        <w:t>of</w:t>
       </w:r>
       <w:proofErr w:type="spellEnd"/>
-    </w:p>
-    <w:p>
-      <w:pPr>
-        <w:spacing w:before="100" w:beforeAutospacing="1" w:after="100" w:afterAutospacing="1" w:line="360" w:lineRule="exact"/>
-        <w:ind w:firstLine="851"/>
-        <w:jc w:val="both"/>
-        <w:outlineLvl w:val="2"/>
-        <w:rPr>
-          <w:b/>
-          <w:bCs/>
+      <w:r>
+        <w:rPr>
           <w:sz w:val="28"/>
           <w:szCs w:val="28"/>
           <w:lang w:val="ru-BY" w:eastAsia="ru-BY"/>
         </w:rPr>
-      </w:pPr>
+        <w:t xml:space="preserve"> </w:t>
+      </w:r>
+      <w:proofErr w:type="spellStart"/>
       <w:r>
         <w:rPr>
-          <w:b/>
-          <w:bCs/>
-          <w:sz w:val="28"/>
-          <w:szCs w:val="28"/>
-          <w:lang w:val="en-US" w:eastAsia="ru-BY"/>
-        </w:rPr>
-        <w:t>2.1</w:t>
+          <w:sz w:val="28"/>
+          <w:szCs w:val="28"/>
+          <w:lang w:val="ru-BY" w:eastAsia="ru-BY"/>
+        </w:rPr>
+        <w:t>rooms</w:t>
       </w:r>
+      <w:proofErr w:type="spellEnd"/>
       <w:r>
         <w:rPr>
-          <w:b/>
-          <w:bCs/>
           <w:sz w:val="28"/>
           <w:szCs w:val="28"/>
           <w:lang w:val="ru-BY" w:eastAsia="ru-BY"/>
         </w:rPr>
-        <w:t xml:space="preserve">Концепция </w:t>
+        <w:t xml:space="preserve">». Цель разработки: Создание онлайн-соревновательной кооперативной игры для платформ itch.io и </w:t>
+      </w:r>
+      <w:proofErr w:type="spellStart"/>
+      <w:r>
+        <w:rPr>
+          <w:sz w:val="28"/>
+          <w:szCs w:val="28"/>
+          <w:lang w:val="ru-BY" w:eastAsia="ru-BY"/>
+        </w:rPr>
+        <w:t>Steam</w:t>
+      </w:r>
+      <w:proofErr w:type="spellEnd"/>
+      <w:r>
+        <w:rPr>
+          <w:sz w:val="28"/>
+          <w:szCs w:val="28"/>
+          <w:lang w:val="ru-BY" w:eastAsia="ru-BY"/>
+        </w:rPr>
+        <w:t>. Назначение: Программный продукт предназначен для пользователей в возрасте от 12 до 80+ лет. Периодичность использования: Приложение будет использоваться в любое время для организации досуга и совместного времяпрепровождения с друзьями.</w:t>
       </w:r>
     </w:p>
     <w:p>
       <w:pPr>
-        <w:numPr>
-          <w:ilvl w:val="0"/>
-          <w:numId w:val="3"/>
-        </w:numPr>
-        <w:spacing w:before="100" w:beforeAutospacing="1" w:after="100" w:afterAutospacing="1" w:line="360" w:lineRule="exact"/>
-        <w:ind w:firstLine="851"/>
         <w:jc w:val="both"/>
         <w:rPr>
           <w:sz w:val="28"/>
           <w:szCs w:val="28"/>
-          <w:lang w:eastAsia="ru-BY"/>
+          <w:lang w:val="ru-BY" w:eastAsia="ru-BY"/>
         </w:rPr>
       </w:pPr>
       <w:r>
@@ -1489,51 +1080,118 @@
           <w:szCs w:val="28"/>
           <w:lang w:val="ru-BY" w:eastAsia="ru-BY"/>
         </w:rPr>
-        <w:t xml:space="preserve">Жанр: </w:t>
+        <w:t>Источники и способы получения данных: Данные для балансировки игры и дизайна будут получаться разработчиком на основе анализа собственного опыта и открытых интернет-ресурсов. В процессе работы приложения данные будут генерироваться действиями пользователей. Информационная связь с другими задачами: Будет осуществляться обмен данными между клиентскими машинами пользователей и центральным сервером. На сервере будет обрабатываться информация о сообщениях чата, результатах действий в мини-играх и состоянии игровых переменных.</w:t>
       </w:r>
+    </w:p>
+    <w:p>
+      <w:pPr>
+        <w:jc w:val="both"/>
+        <w:rPr>
+          <w:sz w:val="28"/>
+          <w:szCs w:val="28"/>
+          <w:lang w:val="ru-BY" w:eastAsia="ru-BY"/>
+        </w:rPr>
+      </w:pPr>
       <w:r>
         <w:rPr>
-          <w:sz w:val="28"/>
-          <w:szCs w:val="28"/>
-          <w:lang w:eastAsia="ru-BY"/>
-        </w:rPr>
-        <w:t xml:space="preserve">Инди/Для </w:t>
+          <w:b/>
+          <w:bCs/>
+          <w:sz w:val="28"/>
+          <w:szCs w:val="28"/>
+          <w:lang w:val="ru-BY" w:eastAsia="ru-BY"/>
+        </w:rPr>
+        <w:t>1.1.2 Обзор существующих аналогичных программных продуктов</w:t>
+      </w:r>
+    </w:p>
+    <w:p>
+      <w:pPr>
+        <w:jc w:val="both"/>
+        <w:rPr>
+          <w:sz w:val="28"/>
+          <w:szCs w:val="28"/>
+          <w:lang w:val="ru-BY" w:eastAsia="ru-BY"/>
+        </w:rPr>
+      </w:pPr>
+      <w:r>
+        <w:rPr>
+          <w:sz w:val="28"/>
+          <w:szCs w:val="28"/>
+          <w:lang w:val="ru-BY" w:eastAsia="ru-BY"/>
+        </w:rPr>
+        <w:t>В качестве основных аналогов рассматриваются игры «</w:t>
       </w:r>
       <w:proofErr w:type="spellStart"/>
       <w:r>
         <w:rPr>
           <w:sz w:val="28"/>
           <w:szCs w:val="28"/>
-          <w:lang w:eastAsia="ru-BY"/>
-        </w:rPr>
-        <w:t>несокольких</w:t>
+          <w:lang w:val="ru-BY" w:eastAsia="ru-BY"/>
+        </w:rPr>
+        <w:t>Scamline</w:t>
       </w:r>
       <w:proofErr w:type="spellEnd"/>
       <w:r>
         <w:rPr>
           <w:sz w:val="28"/>
           <w:szCs w:val="28"/>
-          <w:lang w:eastAsia="ru-BY"/>
-        </w:rPr>
-        <w:t xml:space="preserve"> игроков/кооператив</w:t>
+          <w:lang w:val="ru-BY" w:eastAsia="ru-BY"/>
+        </w:rPr>
+        <w:t>» и «</w:t>
+      </w:r>
+      <w:proofErr w:type="spellStart"/>
+      <w:r>
+        <w:rPr>
+          <w:sz w:val="28"/>
+          <w:szCs w:val="28"/>
+          <w:lang w:val="ru-BY" w:eastAsia="ru-BY"/>
+        </w:rPr>
+        <w:t>Buckshot</w:t>
+      </w:r>
+      <w:proofErr w:type="spellEnd"/>
+      <w:r>
+        <w:rPr>
+          <w:sz w:val="28"/>
+          <w:szCs w:val="28"/>
+          <w:lang w:val="ru-BY" w:eastAsia="ru-BY"/>
+        </w:rPr>
+        <w:t xml:space="preserve"> </w:t>
+      </w:r>
+      <w:proofErr w:type="spellStart"/>
+      <w:r>
+        <w:rPr>
+          <w:sz w:val="28"/>
+          <w:szCs w:val="28"/>
+          <w:lang w:val="ru-BY" w:eastAsia="ru-BY"/>
+        </w:rPr>
+        <w:t>Roulette</w:t>
+      </w:r>
+      <w:proofErr w:type="spellEnd"/>
+      <w:r>
+        <w:rPr>
+          <w:sz w:val="28"/>
+          <w:szCs w:val="28"/>
+          <w:lang w:val="ru-BY" w:eastAsia="ru-BY"/>
+        </w:rPr>
+        <w:t>».</w:t>
       </w:r>
     </w:p>
     <w:p>
       <w:pPr>
-        <w:numPr>
-          <w:ilvl w:val="0"/>
-          <w:numId w:val="3"/>
-        </w:numPr>
-        <w:spacing w:before="100" w:beforeAutospacing="1" w:after="100" w:afterAutospacing="1" w:line="360" w:lineRule="exact"/>
-        <w:ind w:firstLine="851"/>
         <w:jc w:val="both"/>
-        <w:outlineLvl w:val="2"/>
-        <w:rPr>
-          <w:sz w:val="28"/>
-          <w:szCs w:val="28"/>
-          <w:lang w:eastAsia="ru-BY"/>
-        </w:rPr>
-      </w:pPr>
+        <w:rPr>
+          <w:sz w:val="28"/>
+          <w:szCs w:val="28"/>
+          <w:lang w:val="ru-BY" w:eastAsia="ru-BY"/>
+        </w:rPr>
+      </w:pPr>
+      <w:r>
+        <w:rPr>
+          <w:sz w:val="28"/>
+          <w:szCs w:val="28"/>
+          <w:lang w:val="ru-BY" w:eastAsia="ru-BY"/>
+        </w:rPr>
+        <w:t>Анализ игры «</w:t>
+      </w:r>
       <w:proofErr w:type="spellStart"/>
       <w:r>
         <w:rPr>
@@ -1541,7 +1199,7 @@
           <w:szCs w:val="28"/>
           <w:lang w:val="ru-BY" w:eastAsia="ru-BY"/>
         </w:rPr>
-        <w:t>Гемплейный</w:t>
+        <w:t>Scamline</w:t>
       </w:r>
       <w:proofErr w:type="spellEnd"/>
       <w:r>
@@ -1550,1143 +1208,793 @@
           <w:szCs w:val="28"/>
           <w:lang w:val="ru-BY" w:eastAsia="ru-BY"/>
         </w:rPr>
-        <w:t xml:space="preserve"> цикл: </w:t>
-      </w:r>
-      <w:r>
-        <w:rPr>
-          <w:sz w:val="28"/>
-          <w:szCs w:val="28"/>
-          <w:lang w:eastAsia="ru-BY"/>
-        </w:rPr>
-        <w:t>Игроки запускают игру после запускается 1я мини игра случайно из списка (количество можно регулировать)</w:t>
-      </w:r>
-      <w:r>
-        <w:rPr>
-          <w:sz w:val="28"/>
-          <w:szCs w:val="28"/>
-          <w:lang w:eastAsia="ru-BY"/>
-        </w:rPr>
-        <w:t xml:space="preserve"> после выхода времени подсчитывается результат мини игры и начисляются баллы победителю после чего запускается 2я мини игра и так до конца кол-ва выбранных мини игр</w:t>
+        <w:t>»: Преимущества: Высокий уровень социального взаимодействия, уникальная механика обмана через интерфейс мессенджера, низкие системные требования. Недостатки: Ограниченное количество режимов игры, предсказуемость сценариев при многократном прохождении, отсутствие глубокой системы статистики игроков.</w:t>
       </w:r>
     </w:p>
     <w:p>
       <w:pPr>
-        <w:pStyle w:val="ac"/>
-        <w:numPr>
-          <w:ilvl w:val="0"/>
-          <w:numId w:val="3"/>
-        </w:numPr>
-        <w:spacing w:before="100" w:beforeAutospacing="1" w:after="100" w:afterAutospacing="1" w:line="360" w:lineRule="exact"/>
-        <w:ind w:firstLine="851"/>
         <w:jc w:val="both"/>
-        <w:outlineLvl w:val="2"/>
-        <w:rPr>
-          <w:rFonts w:ascii="Times New Roman" w:hAnsi="Times New Roman"/>
-          <w:sz w:val="28"/>
-          <w:szCs w:val="28"/>
-          <w:lang w:eastAsia="ru-BY"/>
+        <w:rPr>
+          <w:sz w:val="28"/>
+          <w:szCs w:val="28"/>
+          <w:lang w:val="ru-BY" w:eastAsia="ru-BY"/>
         </w:rPr>
       </w:pPr>
       <w:r>
         <w:rPr>
-          <w:rFonts w:ascii="Times New Roman" w:hAnsi="Times New Roman"/>
-          <w:sz w:val="28"/>
-          <w:szCs w:val="28"/>
-          <w:lang w:eastAsia="ru-BY"/>
-        </w:rPr>
-        <w:t>Интерфейс</w:t>
+          <w:sz w:val="28"/>
+          <w:szCs w:val="28"/>
+          <w:lang w:val="ru-BY" w:eastAsia="ru-BY"/>
+        </w:rPr>
+        <w:t>Анализ игры «</w:t>
       </w:r>
-      <w:proofErr w:type="gramStart"/>
+      <w:proofErr w:type="spellStart"/>
       <w:r>
         <w:rPr>
-          <w:rFonts w:ascii="Times New Roman" w:hAnsi="Times New Roman"/>
-          <w:sz w:val="28"/>
-          <w:szCs w:val="28"/>
-          <w:lang w:eastAsia="ru-BY"/>
-        </w:rPr>
-        <w:t xml:space="preserve">: </w:t>
+          <w:sz w:val="28"/>
+          <w:szCs w:val="28"/>
+          <w:lang w:val="ru-BY" w:eastAsia="ru-BY"/>
+        </w:rPr>
+        <w:t>Buckshot</w:t>
       </w:r>
+      <w:proofErr w:type="spellEnd"/>
       <w:r>
         <w:rPr>
-          <w:rFonts w:ascii="Times New Roman" w:hAnsi="Times New Roman"/>
-          <w:sz w:val="28"/>
-          <w:szCs w:val="28"/>
-          <w:lang w:eastAsia="ru-BY"/>
-        </w:rPr>
-        <w:t>После</w:t>
-      </w:r>
-      <w:proofErr w:type="gramEnd"/>
-      <w:r>
-        <w:rPr>
-          <w:rFonts w:ascii="Times New Roman" w:hAnsi="Times New Roman"/>
-          <w:sz w:val="28"/>
-          <w:szCs w:val="28"/>
-          <w:lang w:eastAsia="ru-BY"/>
-        </w:rPr>
-        <w:t xml:space="preserve"> захода в игру перед пользователем возникает главное меню с </w:t>
-      </w:r>
-      <w:r>
-        <w:rPr>
-          <w:rFonts w:ascii="Times New Roman" w:hAnsi="Times New Roman"/>
-          <w:sz w:val="28"/>
-          <w:szCs w:val="28"/>
-          <w:lang w:eastAsia="ru-BY"/>
-        </w:rPr>
-        <w:t>5ю</w:t>
-      </w:r>
-      <w:r>
-        <w:rPr>
-          <w:rFonts w:ascii="Times New Roman" w:hAnsi="Times New Roman"/>
-          <w:sz w:val="28"/>
-          <w:szCs w:val="28"/>
-          <w:lang w:eastAsia="ru-BY"/>
-        </w:rPr>
-        <w:t xml:space="preserve"> кнопками слева расположенных равно друг от друга вертикально ‘Создать Лобби’ ‘Присоед</w:t>
-      </w:r>
-      <w:r>
-        <w:rPr>
-          <w:rFonts w:ascii="Times New Roman" w:hAnsi="Times New Roman"/>
-          <w:sz w:val="28"/>
-          <w:szCs w:val="28"/>
-          <w:lang w:eastAsia="ru-BY"/>
-        </w:rPr>
-        <w:t>и</w:t>
-      </w:r>
-      <w:r>
-        <w:rPr>
-          <w:rFonts w:ascii="Times New Roman" w:hAnsi="Times New Roman"/>
-          <w:sz w:val="28"/>
-          <w:szCs w:val="28"/>
-          <w:lang w:eastAsia="ru-BY"/>
-        </w:rPr>
-        <w:t>ниться’</w:t>
-      </w:r>
-      <w:r>
-        <w:rPr>
-          <w:rFonts w:ascii="Times New Roman" w:hAnsi="Times New Roman"/>
-          <w:sz w:val="28"/>
-          <w:szCs w:val="28"/>
-          <w:lang w:eastAsia="ru-BY"/>
+          <w:sz w:val="28"/>
+          <w:szCs w:val="28"/>
+          <w:lang w:val="ru-BY" w:eastAsia="ru-BY"/>
         </w:rPr>
         <w:t xml:space="preserve"> </w:t>
       </w:r>
+      <w:proofErr w:type="spellStart"/>
       <w:r>
         <w:rPr>
-          <w:rFonts w:ascii="Times New Roman" w:hAnsi="Times New Roman"/>
-          <w:sz w:val="28"/>
-          <w:szCs w:val="28"/>
-          <w:lang w:eastAsia="ru-BY"/>
-        </w:rPr>
-        <w:t>’</w:t>
+          <w:sz w:val="28"/>
+          <w:szCs w:val="28"/>
+          <w:lang w:val="ru-BY" w:eastAsia="ru-BY"/>
+        </w:rPr>
+        <w:t>Roulette</w:t>
       </w:r>
+      <w:proofErr w:type="spellEnd"/>
       <w:r>
         <w:rPr>
-          <w:rFonts w:ascii="Times New Roman" w:hAnsi="Times New Roman"/>
-          <w:sz w:val="28"/>
-          <w:szCs w:val="28"/>
-          <w:lang w:eastAsia="ru-BY"/>
-        </w:rPr>
-        <w:t>Настройки’</w:t>
-      </w:r>
-      <w:r>
-        <w:rPr>
-          <w:rFonts w:ascii="Times New Roman" w:hAnsi="Times New Roman"/>
-          <w:sz w:val="28"/>
-          <w:szCs w:val="28"/>
-          <w:lang w:eastAsia="ru-BY"/>
-        </w:rPr>
-        <w:t xml:space="preserve"> </w:t>
-      </w:r>
-      <w:r>
-        <w:rPr>
-          <w:rFonts w:ascii="Times New Roman" w:hAnsi="Times New Roman"/>
-          <w:sz w:val="28"/>
-          <w:szCs w:val="28"/>
-          <w:lang w:eastAsia="ru-BY"/>
-        </w:rPr>
-        <w:t>’Выход’</w:t>
-      </w:r>
-      <w:r>
-        <w:rPr>
-          <w:rFonts w:ascii="Times New Roman" w:hAnsi="Times New Roman"/>
-          <w:sz w:val="28"/>
-          <w:szCs w:val="28"/>
-          <w:lang w:eastAsia="ru-BY"/>
-        </w:rPr>
-        <w:t xml:space="preserve"> </w:t>
-      </w:r>
-      <w:r>
-        <w:rPr>
-          <w:rFonts w:ascii="Times New Roman" w:hAnsi="Times New Roman"/>
-          <w:sz w:val="28"/>
-          <w:szCs w:val="28"/>
-          <w:lang w:eastAsia="ru-BY"/>
-        </w:rPr>
-        <w:t>’Справка’</w:t>
+          <w:sz w:val="28"/>
+          <w:szCs w:val="28"/>
+          <w:lang w:val="ru-BY" w:eastAsia="ru-BY"/>
+        </w:rPr>
+        <w:t>»: Преимущества: Атмосферная визуальная составляющая, напряженный геймплей, основанный на вероятностях и блефе. Недостатки: Отсутствие полноценного кооперативного режима (ориентация на дуэль или одиночную игру), линейность игрового процесса, малое разнообразие механик взаимодействия между игроками.</w:t>
       </w:r>
     </w:p>
     <w:p>
       <w:pPr>
-        <w:pStyle w:val="ac"/>
-        <w:numPr>
-          <w:ilvl w:val="0"/>
-          <w:numId w:val="3"/>
-        </w:numPr>
-        <w:spacing w:before="100" w:beforeAutospacing="1" w:after="100" w:afterAutospacing="1" w:line="360" w:lineRule="exact"/>
-        <w:ind w:firstLine="851"/>
         <w:jc w:val="both"/>
-        <w:outlineLvl w:val="2"/>
-        <w:rPr>
-          <w:rFonts w:ascii="Times New Roman" w:hAnsi="Times New Roman"/>
-          <w:sz w:val="28"/>
-          <w:szCs w:val="28"/>
-          <w:lang w:eastAsia="ru-BY"/>
+        <w:rPr>
+          <w:sz w:val="28"/>
+          <w:szCs w:val="28"/>
+          <w:lang w:val="ru-BY" w:eastAsia="ru-BY"/>
         </w:rPr>
       </w:pPr>
       <w:r>
         <w:rPr>
-          <w:rFonts w:ascii="Times New Roman" w:hAnsi="Times New Roman"/>
-          <w:sz w:val="28"/>
-          <w:szCs w:val="28"/>
-          <w:lang w:eastAsia="ru-BY"/>
-        </w:rPr>
-        <w:t>После запуска лобби</w:t>
+          <w:sz w:val="28"/>
+          <w:szCs w:val="28"/>
+          <w:lang w:val="ru-BY" w:eastAsia="ru-BY"/>
+        </w:rPr>
+        <w:t>Обоснование преимуществ разрабатываемого продукта: Программный продукт «</w:t>
       </w:r>
+      <w:proofErr w:type="spellStart"/>
       <w:r>
         <w:rPr>
-          <w:rFonts w:ascii="Times New Roman" w:hAnsi="Times New Roman"/>
-          <w:sz w:val="28"/>
-          <w:szCs w:val="28"/>
-          <w:lang w:eastAsia="ru-BY"/>
-        </w:rPr>
-        <w:t xml:space="preserve"> и присоед</w:t>
+          <w:sz w:val="28"/>
+          <w:szCs w:val="28"/>
+          <w:lang w:val="ru-BY" w:eastAsia="ru-BY"/>
+        </w:rPr>
+        <w:t>Echo</w:t>
       </w:r>
+      <w:proofErr w:type="spellEnd"/>
       <w:r>
         <w:rPr>
-          <w:rFonts w:ascii="Times New Roman" w:hAnsi="Times New Roman"/>
-          <w:sz w:val="28"/>
-          <w:szCs w:val="28"/>
-          <w:lang w:eastAsia="ru-BY"/>
-        </w:rPr>
-        <w:t>и</w:t>
+          <w:sz w:val="28"/>
+          <w:szCs w:val="28"/>
+          <w:lang w:val="ru-BY" w:eastAsia="ru-BY"/>
+        </w:rPr>
+        <w:t xml:space="preserve"> </w:t>
       </w:r>
+      <w:proofErr w:type="spellStart"/>
       <w:r>
         <w:rPr>
-          <w:rFonts w:ascii="Times New Roman" w:hAnsi="Times New Roman"/>
-          <w:sz w:val="28"/>
-          <w:szCs w:val="28"/>
-          <w:lang w:eastAsia="ru-BY"/>
-        </w:rPr>
-        <w:t>нения игроков хост запускает сервер</w:t>
+          <w:sz w:val="28"/>
+          <w:szCs w:val="28"/>
+          <w:lang w:val="ru-BY" w:eastAsia="ru-BY"/>
+        </w:rPr>
+        <w:t>of</w:t>
+      </w:r>
+      <w:proofErr w:type="spellEnd"/>
+      <w:r>
+        <w:rPr>
+          <w:sz w:val="28"/>
+          <w:szCs w:val="28"/>
+          <w:lang w:val="ru-BY" w:eastAsia="ru-BY"/>
+        </w:rPr>
+        <w:t xml:space="preserve"> </w:t>
+      </w:r>
+      <w:proofErr w:type="spellStart"/>
+      <w:r>
+        <w:rPr>
+          <w:sz w:val="28"/>
+          <w:szCs w:val="28"/>
+          <w:lang w:val="ru-BY" w:eastAsia="ru-BY"/>
+        </w:rPr>
+        <w:t>rooms</w:t>
+      </w:r>
+      <w:proofErr w:type="spellEnd"/>
+      <w:r>
+        <w:rPr>
+          <w:sz w:val="28"/>
+          <w:szCs w:val="28"/>
+          <w:lang w:val="ru-BY" w:eastAsia="ru-BY"/>
+        </w:rPr>
+        <w:t>» будет превосходить аналоги за счет комбинации кооперативного и соревновательного режимов в рамках одной сессии. В отличие от «</w:t>
+      </w:r>
+      <w:proofErr w:type="spellStart"/>
+      <w:r>
+        <w:rPr>
+          <w:sz w:val="28"/>
+          <w:szCs w:val="28"/>
+          <w:lang w:val="ru-BY" w:eastAsia="ru-BY"/>
+        </w:rPr>
+        <w:t>Scamline</w:t>
+      </w:r>
+      <w:proofErr w:type="spellEnd"/>
+      <w:r>
+        <w:rPr>
+          <w:sz w:val="28"/>
+          <w:szCs w:val="28"/>
+          <w:lang w:val="ru-BY" w:eastAsia="ru-BY"/>
+        </w:rPr>
+        <w:t xml:space="preserve">», в проекте будет реализована ротация различных мини-игр с разными механиками (логическими, психологическими, на реакцию), что обеспечит высокую </w:t>
+      </w:r>
+      <w:proofErr w:type="spellStart"/>
+      <w:r>
+        <w:rPr>
+          <w:sz w:val="28"/>
+          <w:szCs w:val="28"/>
+          <w:lang w:val="ru-BY" w:eastAsia="ru-BY"/>
+        </w:rPr>
+        <w:t>реиграбельность</w:t>
+      </w:r>
+      <w:proofErr w:type="spellEnd"/>
+      <w:r>
+        <w:rPr>
+          <w:sz w:val="28"/>
+          <w:szCs w:val="28"/>
+          <w:lang w:val="ru-BY" w:eastAsia="ru-BY"/>
+        </w:rPr>
+        <w:t>. По сравнению с «</w:t>
+      </w:r>
+      <w:proofErr w:type="spellStart"/>
+      <w:r>
+        <w:rPr>
+          <w:sz w:val="28"/>
+          <w:szCs w:val="28"/>
+          <w:lang w:val="ru-BY" w:eastAsia="ru-BY"/>
+        </w:rPr>
+        <w:t>Buckshot</w:t>
+      </w:r>
+      <w:proofErr w:type="spellEnd"/>
+      <w:r>
+        <w:rPr>
+          <w:sz w:val="28"/>
+          <w:szCs w:val="28"/>
+          <w:lang w:val="ru-BY" w:eastAsia="ru-BY"/>
+        </w:rPr>
+        <w:t xml:space="preserve"> </w:t>
+      </w:r>
+      <w:proofErr w:type="spellStart"/>
+      <w:r>
+        <w:rPr>
+          <w:sz w:val="28"/>
+          <w:szCs w:val="28"/>
+          <w:lang w:val="ru-BY" w:eastAsia="ru-BY"/>
+        </w:rPr>
+        <w:t>Roulette</w:t>
+      </w:r>
+      <w:proofErr w:type="spellEnd"/>
+      <w:r>
+        <w:rPr>
+          <w:sz w:val="28"/>
+          <w:szCs w:val="28"/>
+          <w:lang w:val="ru-BY" w:eastAsia="ru-BY"/>
+        </w:rPr>
+        <w:t>», проект предложит взаимодействие более чем двух игроков (до 4 человек) с использованием системы приватных и общих чатов, имитирующих реальную переписку. Ключевым преимуществом станет динамическая система начисления баллов, зависящая не только от удачи, но и от способности игроков договариваться и предавать союзников, а также наличие расширенной системы сбора статистики для анализа поведения пользователей.</w:t>
       </w:r>
     </w:p>
     <w:p>
       <w:pPr>
-        <w:pStyle w:val="ac"/>
-        <w:numPr>
-          <w:ilvl w:val="0"/>
-          <w:numId w:val="3"/>
-        </w:numPr>
-        <w:spacing w:before="100" w:beforeAutospacing="1" w:after="100" w:afterAutospacing="1" w:line="360" w:lineRule="exact"/>
-        <w:ind w:firstLine="851"/>
         <w:jc w:val="both"/>
-        <w:outlineLvl w:val="2"/>
-        <w:rPr>
-          <w:rFonts w:ascii="Times New Roman" w:hAnsi="Times New Roman"/>
-          <w:sz w:val="28"/>
-          <w:szCs w:val="28"/>
-          <w:lang w:eastAsia="ru-BY"/>
+        <w:rPr>
+          <w:sz w:val="28"/>
+          <w:szCs w:val="28"/>
+          <w:lang w:val="ru-BY" w:eastAsia="ru-BY"/>
         </w:rPr>
       </w:pPr>
       <w:r>
         <w:rPr>
-          <w:rFonts w:ascii="Times New Roman" w:hAnsi="Times New Roman"/>
-          <w:sz w:val="28"/>
-          <w:szCs w:val="28"/>
-          <w:lang w:eastAsia="ru-BY"/>
-        </w:rPr>
-        <w:t xml:space="preserve">проигрывается анимация после который камера переходит на </w:t>
+          <w:b/>
+          <w:bCs/>
+          <w:sz w:val="28"/>
+          <w:szCs w:val="28"/>
+          <w:lang w:val="ru-BY" w:eastAsia="ru-BY"/>
+        </w:rPr>
+        <w:lastRenderedPageBreak/>
+        <w:t>1.2 Функциональные требования</w:t>
       </w:r>
-      <w:proofErr w:type="gramStart"/>
+    </w:p>
+    <w:p>
+      <w:pPr>
+        <w:jc w:val="both"/>
+        <w:rPr>
+          <w:sz w:val="28"/>
+          <w:szCs w:val="28"/>
+          <w:lang w:val="ru-BY" w:eastAsia="ru-BY"/>
+        </w:rPr>
+      </w:pPr>
       <w:r>
         <w:rPr>
-          <w:rFonts w:ascii="Times New Roman" w:hAnsi="Times New Roman"/>
-          <w:sz w:val="28"/>
-          <w:szCs w:val="28"/>
-          <w:lang w:eastAsia="ru-BY"/>
-        </w:rPr>
-        <w:t>компьютер</w:t>
+          <w:b/>
+          <w:bCs/>
+          <w:sz w:val="28"/>
+          <w:szCs w:val="28"/>
+          <w:lang w:val="ru-BY" w:eastAsia="ru-BY"/>
+        </w:rPr>
+        <w:t>1.2.1 Геймплей и концепция</w:t>
       </w:r>
-      <w:proofErr w:type="gramEnd"/>
+    </w:p>
+    <w:p>
+      <w:pPr>
+        <w:jc w:val="both"/>
+        <w:rPr>
+          <w:sz w:val="28"/>
+          <w:szCs w:val="28"/>
+          <w:lang w:val="ru-BY" w:eastAsia="ru-BY"/>
+        </w:rPr>
+      </w:pPr>
       <w:r>
         <w:rPr>
-          <w:rFonts w:ascii="Times New Roman" w:hAnsi="Times New Roman"/>
-          <w:sz w:val="28"/>
-          <w:szCs w:val="28"/>
-          <w:lang w:eastAsia="ru-BY"/>
-        </w:rPr>
-        <w:t xml:space="preserve"> где и будет происходить весь </w:t>
+          <w:sz w:val="28"/>
+          <w:szCs w:val="28"/>
+          <w:lang w:val="ru-BY" w:eastAsia="ru-BY"/>
+        </w:rPr>
+        <w:t xml:space="preserve">Жанр программного продукта будет определен как инди-игра для нескольких игроков с элементами кооперации и социального </w:t>
       </w:r>
       <w:proofErr w:type="spellStart"/>
       <w:r>
         <w:rPr>
-          <w:rFonts w:ascii="Times New Roman" w:hAnsi="Times New Roman"/>
-          <w:sz w:val="28"/>
-          <w:szCs w:val="28"/>
-          <w:lang w:eastAsia="ru-BY"/>
-        </w:rPr>
-        <w:t>гемплей</w:t>
+          <w:sz w:val="28"/>
+          <w:szCs w:val="28"/>
+          <w:lang w:val="ru-BY" w:eastAsia="ru-BY"/>
+        </w:rPr>
+        <w:t>deduction</w:t>
       </w:r>
       <w:proofErr w:type="spellEnd"/>
       <w:r>
         <w:rPr>
-          <w:rFonts w:ascii="Times New Roman" w:hAnsi="Times New Roman"/>
-          <w:sz w:val="28"/>
-          <w:szCs w:val="28"/>
-          <w:lang w:eastAsia="ru-BY"/>
-        </w:rPr>
-        <w:t xml:space="preserve"> </w:t>
+          <w:sz w:val="28"/>
+          <w:szCs w:val="28"/>
+          <w:lang w:val="ru-BY" w:eastAsia="ru-BY"/>
+        </w:rPr>
+        <w:t>. Игровой цикл будет построен следующим образом: после запуска матча система случайным образом выберет первую мини-игру из доступного списка. Количество раундов будет регулироваться настройками лобби. По истечении времени раунда или выполнении условий победы результаты будут подсчитаны, баллы начислены участникам, после чего автоматически запустится следующий раунд с новой мини-игрой. Процесс будет повторяться до завершения всех запланированных раундов.</w:t>
       </w:r>
     </w:p>
     <w:p>
       <w:pPr>
-        <w:pStyle w:val="ac"/>
-        <w:numPr>
-          <w:ilvl w:val="0"/>
-          <w:numId w:val="3"/>
-        </w:numPr>
-        <w:spacing w:before="100" w:beforeAutospacing="1" w:after="100" w:afterAutospacing="1" w:line="360" w:lineRule="exact"/>
-        <w:ind w:firstLine="851"/>
         <w:jc w:val="both"/>
-        <w:outlineLvl w:val="2"/>
-        <w:rPr>
-          <w:rStyle w:val="af0"/>
-          <w:rFonts w:ascii="Times New Roman" w:hAnsi="Times New Roman"/>
-          <w:b w:val="0"/>
-          <w:bCs w:val="0"/>
-          <w:sz w:val="28"/>
-          <w:szCs w:val="28"/>
-          <w:lang w:eastAsia="ru-BY"/>
-        </w:rPr>
-      </w:pPr>
-    </w:p>
-    <w:p>
-      <w:pPr>
-        <w:pStyle w:val="ac"/>
-        <w:numPr>
-          <w:ilvl w:val="0"/>
-          <w:numId w:val="3"/>
-        </w:numPr>
-        <w:spacing w:before="100" w:beforeAutospacing="1" w:after="100" w:afterAutospacing="1"/>
-        <w:ind w:firstLine="851"/>
-        <w:jc w:val="both"/>
-        <w:outlineLvl w:val="2"/>
-        <w:rPr>
-          <w:rStyle w:val="af0"/>
-          <w:rFonts w:ascii="Times New Roman" w:hAnsi="Times New Roman"/>
-          <w:b w:val="0"/>
-          <w:bCs w:val="0"/>
-          <w:sz w:val="28"/>
-          <w:szCs w:val="28"/>
-          <w:lang w:eastAsia="ru-BY"/>
+        <w:rPr>
+          <w:sz w:val="28"/>
+          <w:szCs w:val="28"/>
+          <w:lang w:val="ru-BY" w:eastAsia="ru-BY"/>
         </w:rPr>
       </w:pPr>
       <w:r>
         <w:rPr>
-          <w:rStyle w:val="af0"/>
-          <w:rFonts w:ascii="Times New Roman" w:hAnsi="Times New Roman"/>
-          <w:b w:val="0"/>
-          <w:bCs w:val="0"/>
-          <w:sz w:val="28"/>
-          <w:szCs w:val="28"/>
-        </w:rPr>
-        <w:t>Приложение «Чат»:</w:t>
+          <w:sz w:val="28"/>
+          <w:szCs w:val="28"/>
+          <w:lang w:val="ru-BY" w:eastAsia="ru-BY"/>
+        </w:rPr>
+        <w:t>Интерфейс главного меню будет содержать пять кнопок, расположенных вертикально слева с равными отступами: «Создать лобби», «Присоединиться», «Настройки», «Выход», «Справка». При нажатии кнопки «Создать лобби» или «Присоединиться» пользователь будет взаимодействовать с сервером для синхронизации состояния комнаты. После подключения всех игроков хост инициирует запуск сервера игры. Перед началом игрового процесса будет проигрываться анимация загрузки в стиле VHS: на экране появится текст «Вы подписали согласие на участие в социальном эксперименте. Ваше местоположение неизвестно. Доверие — единственная валюта». Камера будет имитировать тряску, затем плавно наедет на экран старого монитора, который станет основным интерфейсом игры.</w:t>
       </w:r>
     </w:p>
     <w:p>
       <w:pPr>
-        <w:pStyle w:val="ac"/>
-        <w:numPr>
-          <w:ilvl w:val="0"/>
-          <w:numId w:val="3"/>
-        </w:numPr>
-        <w:spacing w:before="100" w:beforeAutospacing="1" w:after="100" w:afterAutospacing="1"/>
-        <w:ind w:firstLine="851"/>
         <w:jc w:val="both"/>
-        <w:outlineLvl w:val="2"/>
-        <w:rPr>
-          <w:rFonts w:ascii="Times New Roman" w:hAnsi="Times New Roman"/>
-          <w:sz w:val="28"/>
-          <w:szCs w:val="28"/>
-          <w:lang w:eastAsia="ru-BY"/>
+        <w:rPr>
+          <w:sz w:val="28"/>
+          <w:szCs w:val="28"/>
+          <w:lang w:val="ru-BY" w:eastAsia="ru-BY"/>
         </w:rPr>
       </w:pPr>
       <w:r>
         <w:rPr>
-          <w:rFonts w:ascii="Times New Roman" w:hAnsi="Times New Roman"/>
-          <w:sz w:val="28"/>
-          <w:szCs w:val="28"/>
-        </w:rPr>
-        <w:lastRenderedPageBreak/>
-        <w:t>Общий чат (для всех 4 игроков) — основной интерфейс общения.</w:t>
+          <w:sz w:val="28"/>
+          <w:szCs w:val="28"/>
+          <w:lang w:val="ru-BY" w:eastAsia="ru-BY"/>
+        </w:rPr>
+        <w:t>Визуальный стиль интерфейса будет имитировать старое программное обеспечение: будет использоваться пиксельная графика, искусственная задержка при вводе текста, звуковые эффекты механической клавиатуры и шум вентилятора системного блока.</w:t>
       </w:r>
     </w:p>
     <w:p>
       <w:pPr>
-        <w:pStyle w:val="ac"/>
+        <w:jc w:val="both"/>
+        <w:rPr>
+          <w:sz w:val="28"/>
+          <w:szCs w:val="28"/>
+          <w:lang w:val="ru-BY" w:eastAsia="ru-BY"/>
+        </w:rPr>
+      </w:pPr>
+      <w:r>
+        <w:rPr>
+          <w:b/>
+          <w:bCs/>
+          <w:sz w:val="28"/>
+          <w:szCs w:val="28"/>
+          <w:lang w:val="ru-BY" w:eastAsia="ru-BY"/>
+        </w:rPr>
+        <w:t>1.2.2 Правила игры и методика подсчета баллов</w:t>
+      </w:r>
+    </w:p>
+    <w:p>
+      <w:pPr>
+        <w:jc w:val="both"/>
+        <w:rPr>
+          <w:sz w:val="28"/>
+          <w:szCs w:val="28"/>
+          <w:lang w:val="ru-BY" w:eastAsia="ru-BY"/>
+        </w:rPr>
+      </w:pPr>
+      <w:r>
+        <w:rPr>
+          <w:sz w:val="28"/>
+          <w:szCs w:val="28"/>
+          <w:lang w:val="ru-BY" w:eastAsia="ru-BY"/>
+        </w:rPr>
+        <w:t>Основная цель игры: заработать максимальное количество очков путем блефа, предательства или создания временных союзов. Победителем будет признан игрок, набравший наибольшее количество баллов по итогам всех раундов.</w:t>
+      </w:r>
+    </w:p>
+    <w:p>
+      <w:pPr>
+        <w:jc w:val="both"/>
+        <w:rPr>
+          <w:sz w:val="28"/>
+          <w:szCs w:val="28"/>
+          <w:lang w:val="ru-BY" w:eastAsia="ru-BY"/>
+        </w:rPr>
+      </w:pPr>
+      <w:r>
+        <w:rPr>
+          <w:sz w:val="28"/>
+          <w:szCs w:val="28"/>
+          <w:lang w:val="ru-BY" w:eastAsia="ru-BY"/>
+        </w:rPr>
+        <w:t>Механика начисления баллов будет зависеть от типа мини-игры. Базовая единица измерения — 1 балл. Штрафные санкции предусматривают вычитание 1 балла.</w:t>
+      </w:r>
+    </w:p>
+    <w:p>
+      <w:pPr>
+        <w:jc w:val="both"/>
+        <w:rPr>
+          <w:sz w:val="28"/>
+          <w:szCs w:val="28"/>
+          <w:lang w:val="ru-BY" w:eastAsia="ru-BY"/>
+        </w:rPr>
+      </w:pPr>
+      <w:r>
+        <w:rPr>
+          <w:sz w:val="28"/>
+          <w:szCs w:val="28"/>
+          <w:lang w:val="ru-BY" w:eastAsia="ru-BY"/>
+        </w:rPr>
+        <w:t>Описание механик мини-игр и правил начисления очков:</w:t>
+      </w:r>
+    </w:p>
+    <w:p>
+      <w:pPr>
         <w:numPr>
           <w:ilvl w:val="0"/>
-          <w:numId w:val="3"/>
+          <w:numId w:val="6"/>
         </w:numPr>
         <w:spacing w:before="100" w:beforeAutospacing="1" w:after="100" w:afterAutospacing="1"/>
-        <w:ind w:firstLine="851"/>
         <w:jc w:val="both"/>
-        <w:outlineLvl w:val="2"/>
-        <w:rPr>
-          <w:rFonts w:ascii="Times New Roman" w:hAnsi="Times New Roman"/>
-          <w:sz w:val="28"/>
-          <w:szCs w:val="28"/>
-          <w:lang w:eastAsia="ru-BY"/>
+        <w:rPr>
+          <w:sz w:val="28"/>
+          <w:szCs w:val="28"/>
+          <w:lang w:val="ru-BY" w:eastAsia="ru-BY"/>
         </w:rPr>
       </w:pPr>
       <w:r>
         <w:rPr>
-          <w:rFonts w:ascii="Times New Roman" w:hAnsi="Times New Roman"/>
-          <w:sz w:val="28"/>
-          <w:szCs w:val="28"/>
-        </w:rPr>
-        <w:t>Приватные чаты — открываются автоматически только при активации специфических мини-игр (например, «</w:t>
+          <w:sz w:val="28"/>
+          <w:szCs w:val="28"/>
+          <w:lang w:val="ru-BY" w:eastAsia="ru-BY"/>
+        </w:rPr>
+        <w:t>Мини-игра «Кнопки»: На экранах всех игроков появится приложение с кнопкой, имеющей уникальный узор. Система выдаст инструкцию, требующую нажать кнопку другого игрока. За правильное выполнение действия игрок получит 1 балл. Ошибка приведет к отсутствию начислений.</w:t>
+      </w:r>
+    </w:p>
+    <w:p>
+      <w:pPr>
+        <w:numPr>
+          <w:ilvl w:val="0"/>
+          <w:numId w:val="6"/>
+        </w:numPr>
+        <w:spacing w:before="100" w:beforeAutospacing="1" w:after="100" w:afterAutospacing="1"/>
+        <w:jc w:val="both"/>
+        <w:rPr>
+          <w:sz w:val="28"/>
+          <w:szCs w:val="28"/>
+          <w:lang w:val="ru-BY" w:eastAsia="ru-BY"/>
+        </w:rPr>
+      </w:pPr>
+      <w:r>
+        <w:rPr>
+          <w:sz w:val="28"/>
+          <w:szCs w:val="28"/>
+          <w:lang w:val="ru-BY" w:eastAsia="ru-BY"/>
+        </w:rPr>
+        <w:t xml:space="preserve">Мини-игра «Дилемма вора»: Система случайным образом разделит игроков на пары. Если количество игроков нечетное, один игрок будет помещен в приватный чат с игроком, имеющим наименьший рейтинг на данный момент. В паре распределятся роли: «Вор» и «Жертва». «Жертве» </w:t>
+      </w:r>
+      <w:r>
+        <w:rPr>
+          <w:sz w:val="28"/>
+          <w:szCs w:val="28"/>
+          <w:lang w:val="ru-BY" w:eastAsia="ru-BY"/>
+        </w:rPr>
+        <w:lastRenderedPageBreak/>
+        <w:t>будет отправлен файл, содержащий либо «Пропуск» (безопасно), либо «Вирус» (опасно). Содержание файла известно только системе. «Вор» получит выбор: украсть файл или оставить его. Если «Вор» крадет файл и внутри находится «Вирус», 1 балл получит «Жертва» (так как Вор попался). Если «Вор» крадет файл и внутри находится «Пропуск», 1 балл получит «Вор». Если «Вор» оставляет файл, баллы не начисляются никому.</w:t>
+      </w:r>
+    </w:p>
+    <w:p>
+      <w:pPr>
+        <w:numPr>
+          <w:ilvl w:val="0"/>
+          <w:numId w:val="6"/>
+        </w:numPr>
+        <w:spacing w:before="100" w:beforeAutospacing="1" w:after="100" w:afterAutospacing="1"/>
+        <w:jc w:val="both"/>
+        <w:rPr>
+          <w:sz w:val="28"/>
+          <w:szCs w:val="28"/>
+          <w:lang w:val="ru-BY" w:eastAsia="ru-BY"/>
+        </w:rPr>
+      </w:pPr>
+      <w:r>
+        <w:rPr>
+          <w:sz w:val="28"/>
+          <w:szCs w:val="28"/>
+          <w:lang w:val="ru-BY" w:eastAsia="ru-BY"/>
+        </w:rPr>
+        <w:t>Мини-игра «Провода»: На экранах игроков появятся схемы с переплетенными проводами. Каждому игроку будет назначена инструкция, относящаяся к проводам другого игрока. Цель: выявить, у кого находится инструкция для твоих проводов, путем общения в чате. За правильный ответ и успешное «разминирование» игрок получит 1 балл. Ошибка приведет к штрафу -1 балл.</w:t>
+      </w:r>
+    </w:p>
+    <w:p>
+      <w:pPr>
+        <w:numPr>
+          <w:ilvl w:val="0"/>
+          <w:numId w:val="6"/>
+        </w:numPr>
+        <w:spacing w:before="100" w:beforeAutospacing="1" w:after="100" w:afterAutospacing="1"/>
+        <w:jc w:val="both"/>
+        <w:rPr>
+          <w:sz w:val="28"/>
+          <w:szCs w:val="28"/>
+          <w:lang w:val="ru-BY" w:eastAsia="ru-BY"/>
+        </w:rPr>
+      </w:pPr>
+      <w:r>
+        <w:rPr>
+          <w:sz w:val="28"/>
+          <w:szCs w:val="28"/>
+          <w:lang w:val="ru-BY" w:eastAsia="ru-BY"/>
+        </w:rPr>
+        <w:t>Мини-игра «Ключ»: Один игрок (выбирается случайно) получит право загадать слово-ключ. Остальные игроки должны будут написать это слово в специальном приложении. Варианты исхода: — Если слово угадал только один игрок: 1 балл получит загадавший и 1 балл угадавший. — Если слово угадали все игроки: загадавший получит штраф -1 балл, остальные игроки получат по +1 баллу. — Если никто не угадал: баллы не начисляются.</w:t>
+      </w:r>
+    </w:p>
+    <w:p>
+      <w:pPr>
+        <w:numPr>
+          <w:ilvl w:val="0"/>
+          <w:numId w:val="6"/>
+        </w:numPr>
+        <w:spacing w:before="100" w:beforeAutospacing="1" w:after="100" w:afterAutospacing="1"/>
+        <w:jc w:val="both"/>
+        <w:rPr>
+          <w:sz w:val="28"/>
+          <w:szCs w:val="28"/>
+          <w:lang w:val="ru-BY" w:eastAsia="ru-BY"/>
+        </w:rPr>
+      </w:pPr>
+      <w:r>
+        <w:rPr>
+          <w:sz w:val="28"/>
+          <w:szCs w:val="28"/>
+          <w:lang w:val="ru-BY" w:eastAsia="ru-BY"/>
+        </w:rPr>
+        <w:t>Мини-игра «Месть»: Один случайный игрок получит «портативный вирус». Он должен будет выбрать одного из оппонентов для отправки вируса. Игрок, получивший вирус, потеряет 1 балл. Отправитель баллов не теряет и не приобретает.</w:t>
+      </w:r>
+    </w:p>
+    <w:p>
+      <w:pPr>
+        <w:jc w:val="both"/>
+        <w:rPr>
+          <w:sz w:val="28"/>
+          <w:szCs w:val="28"/>
+          <w:lang w:val="ru-BY" w:eastAsia="ru-BY"/>
+        </w:rPr>
+      </w:pPr>
+      <w:r>
+        <w:rPr>
+          <w:b/>
+          <w:bCs/>
+          <w:sz w:val="28"/>
+          <w:szCs w:val="28"/>
+          <w:lang w:val="ru-BY" w:eastAsia="ru-BY"/>
+        </w:rPr>
+        <w:t>1.2.3 Сбор и обработка статистики</w:t>
+      </w:r>
+    </w:p>
+    <w:p>
+      <w:pPr>
+        <w:jc w:val="both"/>
+        <w:rPr>
+          <w:sz w:val="28"/>
+          <w:szCs w:val="28"/>
+          <w:lang w:val="ru-BY" w:eastAsia="ru-BY"/>
+        </w:rPr>
+      </w:pPr>
+      <w:r>
+        <w:rPr>
+          <w:sz w:val="28"/>
+          <w:szCs w:val="28"/>
+          <w:lang w:val="ru-BY" w:eastAsia="ru-BY"/>
+        </w:rPr>
+        <w:t>В ходе эксплуатации программы будет осуществляться сбор следующей статистики: — Общее количество сыгранных матчей каждым пользователем. — Процент побед (отношение первых мест к общему числу игр). — Среднее количество баллов за раунд. — Частота использования тех или иных стратегий (например, частота предательств в игре «Дилемма вора»). Статистические данные будут сохраняться на сервере и отображаться в профиле пользователя после каждого матча.</w:t>
+      </w:r>
+    </w:p>
+    <w:p>
+      <w:pPr>
+        <w:jc w:val="both"/>
+        <w:rPr>
+          <w:sz w:val="28"/>
+          <w:szCs w:val="28"/>
+          <w:lang w:val="ru-BY" w:eastAsia="ru-BY"/>
+        </w:rPr>
+      </w:pPr>
+      <w:r>
+        <w:rPr>
+          <w:b/>
+          <w:bCs/>
+          <w:sz w:val="28"/>
+          <w:szCs w:val="28"/>
+          <w:lang w:val="ru-BY" w:eastAsia="ru-BY"/>
+        </w:rPr>
+        <w:t>1.2.4 Управление и интерфейс</w:t>
+      </w:r>
+    </w:p>
+    <w:p>
+      <w:pPr>
+        <w:jc w:val="both"/>
+        <w:rPr>
+          <w:sz w:val="28"/>
+          <w:szCs w:val="28"/>
+          <w:lang w:val="ru-BY" w:eastAsia="ru-BY"/>
+        </w:rPr>
+      </w:pPr>
+      <w:r>
+        <w:rPr>
+          <w:sz w:val="28"/>
+          <w:szCs w:val="28"/>
+          <w:lang w:val="ru-BY" w:eastAsia="ru-BY"/>
+        </w:rPr>
+        <w:t>Управление в игре будет осуществляться посредством мыши и клавиатуры. Пользователь будет взаимодействовать с объектами на виртуальном рабочем столе, имитирующем старый ПК. Для открытия чата или приложений мини-игр необходимо будет нажимать на соответствующие значки. Ввод сообщений в чате будет производиться с физической клавиатуры. В разделе «Настройки» пользователь сможет регулировать громкость общих звуков, громкость голосового чата (если будет реализовано) и фоновой музыки. Кнопка возврата в главное меню будет расположена в левом верхнем углу экрана настроек. Раздел «Справка» будет содержать информацию о разработчике и списке лиц, поддержавших проект финансово.</w:t>
+      </w:r>
+    </w:p>
+    <w:p>
+      <w:pPr>
+        <w:jc w:val="both"/>
+        <w:rPr>
+          <w:sz w:val="28"/>
+          <w:szCs w:val="28"/>
+          <w:lang w:val="ru-BY" w:eastAsia="ru-BY"/>
+        </w:rPr>
+      </w:pPr>
+      <w:r>
+        <w:rPr>
+          <w:b/>
+          <w:bCs/>
+          <w:sz w:val="28"/>
+          <w:szCs w:val="28"/>
+          <w:lang w:val="ru-BY" w:eastAsia="ru-BY"/>
+        </w:rPr>
+        <w:lastRenderedPageBreak/>
+        <w:t>1.3 Информационное обеспечение задачи</w:t>
+      </w:r>
+    </w:p>
+    <w:p>
+      <w:pPr>
+        <w:jc w:val="both"/>
+        <w:rPr>
+          <w:sz w:val="28"/>
+          <w:szCs w:val="28"/>
+          <w:lang w:val="ru-BY" w:eastAsia="ru-BY"/>
+        </w:rPr>
+      </w:pPr>
+      <w:r>
+        <w:rPr>
+          <w:sz w:val="28"/>
+          <w:szCs w:val="28"/>
+          <w:lang w:val="ru-BY" w:eastAsia="ru-BY"/>
+        </w:rPr>
+        <w:t>Для функционирования программного продукта будет использоваться следующая информация:</w:t>
+      </w:r>
+    </w:p>
+    <w:p>
+      <w:pPr>
+        <w:jc w:val="both"/>
+        <w:rPr>
+          <w:sz w:val="28"/>
+          <w:szCs w:val="28"/>
+          <w:lang w:val="ru-BY" w:eastAsia="ru-BY"/>
+        </w:rPr>
+      </w:pPr>
+      <w:r>
+        <w:rPr>
+          <w:sz w:val="28"/>
+          <w:szCs w:val="28"/>
+          <w:lang w:val="ru-BY" w:eastAsia="ru-BY"/>
+        </w:rPr>
+        <w:t>Входная информация: — Данные аутентификации пользователей (логины, токены сессий). — Команды управления от пользователей (нажатия клавиш, клики мыши, ввод текста). — Параметры конфигурации матча (количество раундов, список доступных мини-игр), задаваемые хостом.</w:t>
+      </w:r>
+    </w:p>
+    <w:p>
+      <w:pPr>
+        <w:jc w:val="both"/>
+        <w:rPr>
+          <w:sz w:val="28"/>
+          <w:szCs w:val="28"/>
+          <w:lang w:val="ru-BY" w:eastAsia="ru-BY"/>
+        </w:rPr>
+      </w:pPr>
+      <w:r>
+        <w:rPr>
+          <w:sz w:val="28"/>
+          <w:szCs w:val="28"/>
+          <w:lang w:val="ru-BY" w:eastAsia="ru-BY"/>
+        </w:rPr>
+        <w:t>Выходная информация: — Визуальное отображение игрового процесса на клиентах (анимации, обновление интерфейса). — Текстовые сообщения в общем и приватных чатах. — Результаты раундов и итоговая таблица лидеров. — Обновленные значения рейтинга и статистики игроков.</w:t>
+      </w:r>
+    </w:p>
+    <w:p>
+      <w:pPr>
+        <w:jc w:val="both"/>
+        <w:rPr>
+          <w:sz w:val="28"/>
+          <w:szCs w:val="28"/>
+          <w:lang w:val="ru-BY" w:eastAsia="ru-BY"/>
+        </w:rPr>
+      </w:pPr>
+      <w:r>
+        <w:rPr>
+          <w:sz w:val="28"/>
+          <w:szCs w:val="28"/>
+          <w:lang w:val="ru-BY" w:eastAsia="ru-BY"/>
+        </w:rPr>
+        <w:t xml:space="preserve">Условно-постоянная информация: — Тексты инструкций для мини-игр. — Графические </w:t>
       </w:r>
       <w:proofErr w:type="spellStart"/>
       <w:r>
         <w:rPr>
-          <w:rFonts w:ascii="Times New Roman" w:hAnsi="Times New Roman"/>
-          <w:sz w:val="28"/>
-          <w:szCs w:val="28"/>
-        </w:rPr>
-        <w:t>Дилема</w:t>
+          <w:sz w:val="28"/>
+          <w:szCs w:val="28"/>
+          <w:lang w:val="ru-BY" w:eastAsia="ru-BY"/>
+        </w:rPr>
+        <w:t>ассеты</w:t>
       </w:r>
       <w:proofErr w:type="spellEnd"/>
       <w:r>
         <w:rPr>
-          <w:rFonts w:ascii="Times New Roman" w:hAnsi="Times New Roman"/>
-          <w:sz w:val="28"/>
-          <w:szCs w:val="28"/>
-        </w:rPr>
-        <w:t xml:space="preserve"> вора»), имитируя «отдельное окно мессенджера».</w:t>
+          <w:sz w:val="28"/>
+          <w:szCs w:val="28"/>
+          <w:lang w:val="ru-BY" w:eastAsia="ru-BY"/>
+        </w:rPr>
+        <w:t xml:space="preserve"> (спрайты, фоны, иконки). — Звуковые файлы (эффекты интерфейса, фоновая музыка). — Алгоритмы расчета баллов и логики работы мини-игр. — Списки запрещенных слов для модерации чата.</w:t>
       </w:r>
     </w:p>
     <w:p>
       <w:pPr>
-        <w:pStyle w:val="ac"/>
-        <w:numPr>
-          <w:ilvl w:val="0"/>
-          <w:numId w:val="3"/>
-        </w:numPr>
-        <w:spacing w:before="100" w:beforeAutospacing="1" w:after="100" w:afterAutospacing="1"/>
-        <w:ind w:firstLine="851"/>
         <w:jc w:val="both"/>
-        <w:outlineLvl w:val="2"/>
-        <w:rPr>
-          <w:rFonts w:ascii="Times New Roman" w:hAnsi="Times New Roman"/>
-          <w:sz w:val="28"/>
-          <w:szCs w:val="28"/>
-          <w:lang w:eastAsia="ru-BY"/>
+        <w:rPr>
+          <w:sz w:val="28"/>
+          <w:szCs w:val="28"/>
+          <w:lang w:val="ru-BY" w:eastAsia="ru-BY"/>
         </w:rPr>
       </w:pPr>
       <w:r>
         <w:rPr>
-          <w:rStyle w:val="af0"/>
-          <w:rFonts w:ascii="Times New Roman" w:hAnsi="Times New Roman"/>
-          <w:b w:val="0"/>
-          <w:bCs w:val="0"/>
-          <w:sz w:val="28"/>
-          <w:szCs w:val="28"/>
-        </w:rPr>
-        <w:t>Уведомления</w:t>
-      </w:r>
-      <w:proofErr w:type="gramStart"/>
-      <w:r>
-        <w:rPr>
-          <w:rStyle w:val="af0"/>
-          <w:rFonts w:ascii="Times New Roman" w:hAnsi="Times New Roman"/>
-          <w:b w:val="0"/>
-          <w:bCs w:val="0"/>
-          <w:sz w:val="28"/>
-          <w:szCs w:val="28"/>
-        </w:rPr>
-        <w:t>:</w:t>
-      </w:r>
-      <w:r>
-        <w:rPr>
-          <w:rFonts w:ascii="Times New Roman" w:hAnsi="Times New Roman"/>
-          <w:sz w:val="28"/>
-          <w:szCs w:val="28"/>
-        </w:rPr>
-        <w:t xml:space="preserve"> Для</w:t>
-      </w:r>
-      <w:proofErr w:type="gramEnd"/>
-      <w:r>
-        <w:rPr>
-          <w:rFonts w:ascii="Times New Roman" w:hAnsi="Times New Roman"/>
-          <w:sz w:val="28"/>
-          <w:szCs w:val="28"/>
-        </w:rPr>
-        <w:t xml:space="preserve"> погружения в атмосферу похищения, интерфейс должен имитировать старое ПО: пиксельная графика, задержка при вводе текста (эмуляция старого ПК), звуки механической клавиатуры и щелчки вентилятора.</w:t>
+          <w:b/>
+          <w:bCs/>
+          <w:sz w:val="28"/>
+          <w:szCs w:val="28"/>
+          <w:lang w:val="ru-BY" w:eastAsia="ru-BY"/>
+        </w:rPr>
+        <w:t>1.4 Эксплуатационные требования</w:t>
       </w:r>
     </w:p>
     <w:p>
       <w:pPr>
-        <w:spacing w:before="100" w:beforeAutospacing="1" w:after="100" w:afterAutospacing="1" w:line="360" w:lineRule="exact"/>
-        <w:ind w:firstLine="851"/>
         <w:jc w:val="both"/>
-        <w:outlineLvl w:val="2"/>
-        <w:rPr>
-          <w:sz w:val="28"/>
-          <w:szCs w:val="28"/>
-          <w:lang w:eastAsia="ru-BY"/>
+        <w:rPr>
+          <w:sz w:val="28"/>
+          <w:szCs w:val="28"/>
+          <w:lang w:val="ru-BY" w:eastAsia="ru-BY"/>
         </w:rPr>
       </w:pPr>
       <w:r>
         <w:rPr>
-          <w:b/>
-          <w:bCs/>
-          <w:sz w:val="28"/>
-          <w:szCs w:val="28"/>
-          <w:lang w:eastAsia="ru-BY"/>
-        </w:rPr>
-        <w:t>2.2</w:t>
+          <w:sz w:val="28"/>
+          <w:szCs w:val="28"/>
+          <w:lang w:val="ru-BY" w:eastAsia="ru-BY"/>
+        </w:rPr>
+        <w:t>Программный продукт будет функционировать в клиент-серверной архитектуре.</w:t>
       </w:r>
+    </w:p>
+    <w:p>
+      <w:pPr>
+        <w:jc w:val="both"/>
+        <w:rPr>
+          <w:sz w:val="28"/>
+          <w:szCs w:val="28"/>
+          <w:lang w:val="ru-BY" w:eastAsia="ru-BY"/>
+        </w:rPr>
+      </w:pPr>
       <w:r>
         <w:rPr>
-          <w:b/>
-          <w:bCs/>
-          <w:sz w:val="28"/>
-          <w:szCs w:val="28"/>
-          <w:lang w:eastAsia="ru-BY"/>
-        </w:rPr>
-        <w:t xml:space="preserve">Главное </w:t>
+          <w:sz w:val="28"/>
+          <w:szCs w:val="28"/>
+          <w:lang w:val="ru-BY" w:eastAsia="ru-BY"/>
+        </w:rPr>
+        <w:t>Требования к техническим средствам (клиентская часть): — Операционная система: Windows 10/11 (64-bit). — Процессор: Intel Core i3 или эквивалентный AMD. — Оперативная память: не менее 4 ГБ. — Видеокарта: интегрированная или дискретная с поддержкой DirectX 11. — Свободное место на диске: не менее 500 МБ. — Наличие стабильного интернет-соединения для обмена данными с сервером.</w:t>
       </w:r>
-      <w:proofErr w:type="gramStart"/>
+    </w:p>
+    <w:p>
+      <w:pPr>
+        <w:jc w:val="both"/>
+        <w:rPr>
+          <w:sz w:val="28"/>
+          <w:szCs w:val="28"/>
+          <w:lang w:val="ru-BY" w:eastAsia="ru-BY"/>
+        </w:rPr>
+      </w:pPr>
       <w:r>
         <w:rPr>
-          <w:b/>
-          <w:bCs/>
-          <w:sz w:val="28"/>
-          <w:szCs w:val="28"/>
-          <w:lang w:eastAsia="ru-BY"/>
-        </w:rPr>
-        <w:t xml:space="preserve">меню </w:t>
-      </w:r>
-      <w:r>
-        <w:rPr>
-          <w:b/>
-          <w:bCs/>
-          <w:sz w:val="28"/>
-          <w:szCs w:val="28"/>
-          <w:lang w:eastAsia="ru-BY"/>
-        </w:rPr>
-        <w:t>:</w:t>
-      </w:r>
-      <w:r>
-        <w:rPr>
-          <w:sz w:val="28"/>
-          <w:szCs w:val="28"/>
-          <w:lang w:eastAsia="ru-BY"/>
-        </w:rPr>
-        <w:t>После</w:t>
-      </w:r>
-      <w:proofErr w:type="gramEnd"/>
-      <w:r>
-        <w:rPr>
-          <w:sz w:val="28"/>
-          <w:szCs w:val="28"/>
-          <w:lang w:eastAsia="ru-BY"/>
-        </w:rPr>
-        <w:t xml:space="preserve"> нажатия на кнопку настройки вас </w:t>
+          <w:sz w:val="28"/>
+          <w:szCs w:val="28"/>
+          <w:lang w:val="ru-BY" w:eastAsia="ru-BY"/>
+        </w:rPr>
+        <w:t>Требования к программному обеспечению: — Наличие установленных драйверов видеокарты. — Клиент платформы распространения (</w:t>
       </w:r>
       <w:proofErr w:type="spellStart"/>
       <w:r>
         <w:rPr>
           <w:sz w:val="28"/>
           <w:szCs w:val="28"/>
-          <w:lang w:eastAsia="ru-BY"/>
-        </w:rPr>
-        <w:t>перносит</w:t>
+          <w:lang w:val="ru-BY" w:eastAsia="ru-BY"/>
+        </w:rPr>
+        <w:t>Steam</w:t>
       </w:r>
       <w:proofErr w:type="spellEnd"/>
       <w:r>
         <w:rPr>
           <w:sz w:val="28"/>
           <w:szCs w:val="28"/>
-          <w:lang w:eastAsia="ru-BY"/>
-        </w:rPr>
-        <w:t xml:space="preserve"> на чёрный экран с параметрами игры-регулировкой звука самой игры громкость голоса игроков </w:t>
-      </w:r>
-      <w:r>
-        <w:rPr>
-          <w:sz w:val="28"/>
-          <w:szCs w:val="28"/>
-          <w:lang w:eastAsia="ru-BY"/>
-        </w:rPr>
-        <w:t>и музыки и слева сверху на экране будет кнопка с возвратом в меню</w:t>
-      </w:r>
-    </w:p>
-    <w:p>
-      <w:pPr>
-        <w:spacing w:before="100" w:beforeAutospacing="1" w:after="100" w:afterAutospacing="1" w:line="360" w:lineRule="exact"/>
-        <w:ind w:firstLine="851"/>
-        <w:jc w:val="both"/>
-        <w:outlineLvl w:val="2"/>
-        <w:rPr>
-          <w:sz w:val="28"/>
-          <w:szCs w:val="28"/>
-          <w:lang w:eastAsia="ru-BY"/>
-        </w:rPr>
-      </w:pPr>
-      <w:r>
-        <w:rPr>
-          <w:sz w:val="28"/>
-          <w:szCs w:val="28"/>
-          <w:lang w:eastAsia="ru-BY"/>
-        </w:rPr>
-        <w:t xml:space="preserve">При нажатии на кнопку справки вас переносит на чёрный экран со всей информацией о разработчики и </w:t>
-      </w:r>
-      <w:proofErr w:type="gramStart"/>
-      <w:r>
-        <w:rPr>
-          <w:sz w:val="28"/>
-          <w:szCs w:val="28"/>
-          <w:lang w:eastAsia="ru-BY"/>
-        </w:rPr>
-        <w:t>теми</w:t>
-      </w:r>
-      <w:proofErr w:type="gramEnd"/>
-      <w:r>
-        <w:rPr>
-          <w:sz w:val="28"/>
-          <w:szCs w:val="28"/>
-          <w:lang w:eastAsia="ru-BY"/>
-        </w:rPr>
-        <w:t xml:space="preserve"> кто поддерживал создание игры </w:t>
-      </w:r>
-      <w:proofErr w:type="spellStart"/>
-      <w:r>
-        <w:rPr>
-          <w:sz w:val="28"/>
-          <w:szCs w:val="28"/>
-          <w:lang w:eastAsia="ru-BY"/>
-        </w:rPr>
-        <w:t>пожервованиями</w:t>
-      </w:r>
-      <w:proofErr w:type="spellEnd"/>
-    </w:p>
-    <w:p>
-      <w:pPr>
-        <w:spacing w:before="100" w:beforeAutospacing="1" w:after="100" w:afterAutospacing="1" w:line="360" w:lineRule="exact"/>
-        <w:ind w:firstLine="851"/>
-        <w:jc w:val="both"/>
-        <w:outlineLvl w:val="2"/>
-        <w:rPr>
-          <w:sz w:val="28"/>
-          <w:szCs w:val="28"/>
-          <w:lang w:eastAsia="ru-BY"/>
-        </w:rPr>
-      </w:pPr>
-      <w:r>
-        <w:rPr>
-          <w:b/>
-          <w:bCs/>
-          <w:sz w:val="28"/>
-          <w:szCs w:val="28"/>
-          <w:lang w:eastAsia="ru-BY"/>
-        </w:rPr>
-        <w:t>2.3</w:t>
-      </w:r>
-      <w:r>
-        <w:rPr>
-          <w:b/>
-          <w:bCs/>
-          <w:sz w:val="28"/>
-          <w:szCs w:val="28"/>
-          <w:lang w:eastAsia="ru-BY"/>
-        </w:rPr>
-        <w:t>Игровой процесс</w:t>
-      </w:r>
-      <w:proofErr w:type="gramStart"/>
-      <w:r>
-        <w:rPr>
-          <w:b/>
-          <w:bCs/>
-          <w:sz w:val="28"/>
-          <w:szCs w:val="28"/>
-          <w:lang w:eastAsia="ru-BY"/>
-        </w:rPr>
-        <w:t xml:space="preserve">: </w:t>
-      </w:r>
-      <w:r>
-        <w:rPr>
-          <w:sz w:val="28"/>
-          <w:szCs w:val="28"/>
-          <w:lang w:eastAsia="ru-BY"/>
-        </w:rPr>
-        <w:t>На</w:t>
-      </w:r>
-      <w:proofErr w:type="gramEnd"/>
-      <w:r>
-        <w:rPr>
-          <w:sz w:val="28"/>
-          <w:szCs w:val="28"/>
-          <w:lang w:eastAsia="ru-BY"/>
-        </w:rPr>
-        <w:t xml:space="preserve"> компьютере с самого начала будет появляться приложения чата с помощью которого игроки общаются между собой в каждом раунде на компьютере может появиться приложение с</w:t>
-      </w:r>
-      <w:r>
-        <w:rPr>
-          <w:sz w:val="28"/>
-          <w:szCs w:val="28"/>
-          <w:lang w:eastAsia="ru-BY"/>
-        </w:rPr>
-        <w:t xml:space="preserve"> соответствующей </w:t>
-      </w:r>
-      <w:r>
-        <w:rPr>
-          <w:sz w:val="28"/>
-          <w:szCs w:val="28"/>
-          <w:lang w:eastAsia="ru-BY"/>
-        </w:rPr>
-        <w:t>мини игр</w:t>
-      </w:r>
-      <w:r>
-        <w:rPr>
-          <w:sz w:val="28"/>
-          <w:szCs w:val="28"/>
-          <w:lang w:eastAsia="ru-BY"/>
-        </w:rPr>
-        <w:t>о</w:t>
-      </w:r>
-      <w:r>
-        <w:rPr>
-          <w:sz w:val="28"/>
-          <w:szCs w:val="28"/>
-          <w:lang w:eastAsia="ru-BY"/>
-        </w:rPr>
-        <w:t xml:space="preserve">й </w:t>
-      </w:r>
-    </w:p>
-    <w:p>
-      <w:pPr>
-        <w:spacing w:before="100" w:beforeAutospacing="1" w:after="100" w:afterAutospacing="1" w:line="360" w:lineRule="exact"/>
-        <w:ind w:firstLine="851"/>
-        <w:jc w:val="both"/>
-        <w:outlineLvl w:val="2"/>
-        <w:rPr>
-          <w:b/>
-          <w:bCs/>
-          <w:sz w:val="28"/>
-          <w:szCs w:val="28"/>
           <w:lang w:val="ru-BY" w:eastAsia="ru-BY"/>
-        </w:rPr>
-      </w:pPr>
-      <w:r>
-        <w:rPr>
-          <w:b/>
-          <w:bCs/>
-          <w:sz w:val="28"/>
-          <w:szCs w:val="28"/>
-          <w:lang w:eastAsia="ru-BY"/>
-        </w:rPr>
-        <w:t>2.4</w:t>
-      </w:r>
-      <w:proofErr w:type="gramStart"/>
-      <w:r>
-        <w:rPr>
-          <w:b/>
-          <w:bCs/>
-          <w:sz w:val="28"/>
-          <w:szCs w:val="28"/>
-          <w:lang w:val="ru-BY" w:eastAsia="ru-BY"/>
-        </w:rPr>
-        <w:t xml:space="preserve">Управление </w:t>
-      </w:r>
-      <w:r>
-        <w:rPr>
-          <w:b/>
-          <w:bCs/>
-          <w:sz w:val="28"/>
-          <w:szCs w:val="28"/>
-          <w:lang w:eastAsia="ru-BY"/>
-        </w:rPr>
-        <w:t>:</w:t>
-      </w:r>
-      <w:r>
-        <w:rPr>
-          <w:sz w:val="28"/>
-          <w:szCs w:val="28"/>
-          <w:lang w:eastAsia="ru-BY"/>
-        </w:rPr>
-        <w:t>На</w:t>
-      </w:r>
-      <w:proofErr w:type="gramEnd"/>
-      <w:r>
-        <w:rPr>
-          <w:sz w:val="28"/>
-          <w:szCs w:val="28"/>
-          <w:lang w:eastAsia="ru-BY"/>
-        </w:rPr>
-        <w:t xml:space="preserve"> компьютере нужно </w:t>
-      </w:r>
-      <w:proofErr w:type="spellStart"/>
-      <w:r>
-        <w:rPr>
-          <w:sz w:val="28"/>
-          <w:szCs w:val="28"/>
-          <w:lang w:eastAsia="ru-BY"/>
-        </w:rPr>
-        <w:t>нужно</w:t>
-      </w:r>
-      <w:proofErr w:type="spellEnd"/>
-      <w:r>
-        <w:rPr>
-          <w:sz w:val="28"/>
-          <w:szCs w:val="28"/>
-          <w:lang w:eastAsia="ru-BY"/>
-        </w:rPr>
-        <w:t xml:space="preserve"> нажимать на значки как на рабочем столе что бы открывать чат и приложения мини игр в чате сообщения вводить с клавиатуры </w:t>
-      </w:r>
-    </w:p>
-    <w:p>
-      <w:pPr>
-        <w:spacing w:before="100" w:beforeAutospacing="1" w:after="100" w:afterAutospacing="1" w:line="360" w:lineRule="exact"/>
-        <w:ind w:firstLine="851"/>
-        <w:jc w:val="both"/>
-        <w:outlineLvl w:val="2"/>
-        <w:rPr>
-          <w:b/>
-          <w:bCs/>
-          <w:sz w:val="28"/>
-          <w:szCs w:val="28"/>
-          <w:lang w:eastAsia="ru-BY"/>
-        </w:rPr>
-      </w:pPr>
-      <w:r>
-        <w:rPr>
-          <w:b/>
-          <w:bCs/>
-          <w:sz w:val="28"/>
-          <w:szCs w:val="28"/>
-          <w:lang w:eastAsia="ru-BY"/>
-        </w:rPr>
-        <w:t>2.5</w:t>
-      </w:r>
-      <w:r>
-        <w:rPr>
-          <w:b/>
-          <w:bCs/>
-          <w:sz w:val="28"/>
-          <w:szCs w:val="28"/>
-          <w:lang w:val="ru-BY" w:eastAsia="ru-BY"/>
-        </w:rPr>
-        <w:t>Механики</w:t>
-      </w:r>
-      <w:r>
-        <w:rPr>
-          <w:b/>
-          <w:bCs/>
-          <w:sz w:val="28"/>
-          <w:szCs w:val="28"/>
-          <w:lang w:eastAsia="ru-BY"/>
-        </w:rPr>
-        <w:t xml:space="preserve">: </w:t>
-      </w:r>
-      <w:r>
-        <w:rPr>
-          <w:sz w:val="28"/>
-          <w:szCs w:val="28"/>
-          <w:lang w:eastAsia="ru-BY"/>
-        </w:rPr>
-        <w:t xml:space="preserve">Уникальные мини игры </w:t>
-      </w:r>
-      <w:r>
-        <w:rPr>
-          <w:sz w:val="28"/>
-          <w:szCs w:val="28"/>
-          <w:lang w:eastAsia="ru-BY"/>
-        </w:rPr>
-        <w:t xml:space="preserve">отдельно в каждом раунде </w:t>
-      </w:r>
-      <w:r>
-        <w:rPr>
-          <w:sz w:val="28"/>
-          <w:szCs w:val="28"/>
-          <w:lang w:eastAsia="ru-BY"/>
-        </w:rPr>
-        <w:t>(выбираются из списка потом удаляются из него) Начисление очков за каждый раунд</w:t>
-      </w:r>
-    </w:p>
-    <w:p>
-      <w:pPr>
-        <w:spacing w:before="100" w:beforeAutospacing="1" w:after="100" w:afterAutospacing="1" w:line="360" w:lineRule="exact"/>
-        <w:ind w:firstLine="851"/>
-        <w:jc w:val="both"/>
-        <w:outlineLvl w:val="2"/>
-        <w:rPr>
-          <w:sz w:val="28"/>
-          <w:szCs w:val="28"/>
-          <w:lang w:eastAsia="ru-BY"/>
-        </w:rPr>
-      </w:pPr>
-      <w:r>
-        <w:rPr>
-          <w:b/>
-          <w:bCs/>
-          <w:sz w:val="28"/>
-          <w:szCs w:val="28"/>
-          <w:lang w:eastAsia="ru-BY"/>
-        </w:rPr>
-        <w:t>2.6</w:t>
-      </w:r>
-      <w:r>
-        <w:rPr>
-          <w:b/>
-          <w:bCs/>
-          <w:sz w:val="28"/>
-          <w:szCs w:val="28"/>
-          <w:lang w:eastAsia="ru-BY"/>
-        </w:rPr>
-        <w:t>Сюжет</w:t>
-      </w:r>
-      <w:r>
-        <w:rPr>
-          <w:b/>
-          <w:bCs/>
-          <w:sz w:val="28"/>
-          <w:szCs w:val="28"/>
-          <w:lang w:eastAsia="ru-BY"/>
-        </w:rPr>
-        <w:t>:</w:t>
-      </w:r>
-      <w:r>
-        <w:rPr>
-          <w:b/>
-          <w:bCs/>
-          <w:sz w:val="28"/>
-          <w:szCs w:val="28"/>
-          <w:lang w:eastAsia="ru-BY"/>
-        </w:rPr>
-        <w:t xml:space="preserve"> </w:t>
-      </w:r>
-      <w:r>
-        <w:rPr>
-          <w:sz w:val="28"/>
-          <w:szCs w:val="28"/>
-          <w:lang w:eastAsia="ru-BY"/>
-        </w:rPr>
-        <w:t xml:space="preserve">Компания знакомых друзей находит </w:t>
-      </w:r>
-      <w:proofErr w:type="spellStart"/>
-      <w:r>
-        <w:rPr>
-          <w:sz w:val="28"/>
-          <w:szCs w:val="28"/>
-          <w:lang w:eastAsia="ru-BY"/>
-        </w:rPr>
-        <w:t>обьявление</w:t>
-      </w:r>
-      <w:proofErr w:type="spellEnd"/>
-      <w:r>
-        <w:rPr>
-          <w:sz w:val="28"/>
-          <w:szCs w:val="28"/>
-          <w:lang w:eastAsia="ru-BY"/>
-        </w:rPr>
-        <w:t xml:space="preserve"> о быстром заработке в соц</w:t>
-      </w:r>
-      <w:r>
-        <w:rPr>
-          <w:sz w:val="28"/>
-          <w:szCs w:val="28"/>
-          <w:lang w:eastAsia="ru-BY"/>
-        </w:rPr>
-        <w:t>.</w:t>
-      </w:r>
-      <w:r>
-        <w:rPr>
-          <w:sz w:val="28"/>
-          <w:szCs w:val="28"/>
-          <w:lang w:eastAsia="ru-BY"/>
-        </w:rPr>
-        <w:t xml:space="preserve"> эксперименте на доверие после чего их помещают в разные комнаты с 1 старым </w:t>
-      </w:r>
-      <w:proofErr w:type="gramStart"/>
-      <w:r>
-        <w:rPr>
-          <w:sz w:val="28"/>
-          <w:szCs w:val="28"/>
-          <w:lang w:eastAsia="ru-BY"/>
-        </w:rPr>
-        <w:t>ПК</w:t>
-      </w:r>
-      <w:proofErr w:type="gramEnd"/>
-      <w:r>
-        <w:rPr>
-          <w:sz w:val="28"/>
-          <w:szCs w:val="28"/>
-          <w:lang w:eastAsia="ru-BY"/>
-        </w:rPr>
-        <w:t xml:space="preserve"> где кроме чата с </w:t>
-      </w:r>
-      <w:r>
-        <w:rPr>
-          <w:sz w:val="28"/>
-          <w:szCs w:val="28"/>
-          <w:lang w:val="en-US" w:eastAsia="ru-BY"/>
-        </w:rPr>
-        <w:t>n</w:t>
-      </w:r>
-      <w:r>
-        <w:rPr>
-          <w:sz w:val="28"/>
-          <w:szCs w:val="28"/>
-          <w:lang w:eastAsia="ru-BY"/>
-        </w:rPr>
-        <w:t xml:space="preserve"> учас</w:t>
-      </w:r>
-      <w:r>
-        <w:rPr>
-          <w:sz w:val="28"/>
-          <w:szCs w:val="28"/>
-          <w:lang w:eastAsia="ru-BY"/>
-        </w:rPr>
-        <w:t>т</w:t>
-      </w:r>
-      <w:r>
-        <w:rPr>
-          <w:sz w:val="28"/>
-          <w:szCs w:val="28"/>
-          <w:lang w:eastAsia="ru-BY"/>
-        </w:rPr>
-        <w:t xml:space="preserve">никами игры ничего нет </w:t>
-      </w:r>
-    </w:p>
-    <w:p>
-      <w:pPr>
-        <w:spacing w:before="100" w:beforeAutospacing="1" w:after="100" w:afterAutospacing="1" w:line="360" w:lineRule="exact"/>
-        <w:ind w:firstLine="851"/>
-        <w:jc w:val="both"/>
-        <w:outlineLvl w:val="2"/>
-        <w:rPr>
-          <w:b/>
-          <w:bCs/>
-          <w:sz w:val="28"/>
-          <w:szCs w:val="28"/>
-          <w:lang w:eastAsia="ru-BY"/>
-        </w:rPr>
-      </w:pPr>
-      <w:r>
-        <w:rPr>
-          <w:rStyle w:val="af0"/>
-          <w:sz w:val="28"/>
-          <w:szCs w:val="28"/>
-        </w:rPr>
-        <w:t>2.7</w:t>
-      </w:r>
-      <w:r>
-        <w:rPr>
-          <w:rStyle w:val="af0"/>
-          <w:sz w:val="28"/>
-          <w:szCs w:val="28"/>
-        </w:rPr>
-        <w:t>Анимация загрузки</w:t>
-      </w:r>
-      <w:proofErr w:type="gramStart"/>
-      <w:r>
-        <w:rPr>
-          <w:rStyle w:val="af0"/>
-          <w:sz w:val="28"/>
-          <w:szCs w:val="28"/>
-        </w:rPr>
-        <w:t>:</w:t>
-      </w:r>
-      <w:r>
-        <w:rPr>
-          <w:sz w:val="28"/>
-          <w:szCs w:val="28"/>
-        </w:rPr>
-        <w:t xml:space="preserve"> После</w:t>
-      </w:r>
-      <w:proofErr w:type="gramEnd"/>
-      <w:r>
-        <w:rPr>
-          <w:sz w:val="28"/>
-          <w:szCs w:val="28"/>
-        </w:rPr>
-        <w:t xml:space="preserve"> нажатия хоста «Запустить сервер» проигрывается короткая VHS-стилизованная заставка: «Вы подписали согласие на участие в социальном эксперименте. Ваше местоположение неизвестно. </w:t>
-      </w:r>
-      <w:r>
-        <w:rPr>
-          <w:sz w:val="28"/>
-          <w:szCs w:val="28"/>
-        </w:rPr>
-        <w:lastRenderedPageBreak/>
-        <w:t>Доверие — единственная валюта». Камера дергается (эффект тряски), затем плавно наезжает на экран старого монитора.</w:t>
-      </w:r>
-    </w:p>
-    <w:p>
-      <w:pPr>
-        <w:spacing w:before="100" w:beforeAutospacing="1" w:after="100" w:afterAutospacing="1" w:line="360" w:lineRule="exact"/>
-        <w:ind w:firstLine="851"/>
-        <w:rPr>
-          <w:sz w:val="28"/>
-          <w:szCs w:val="28"/>
-          <w:lang w:eastAsia="ru-BY"/>
-        </w:rPr>
-      </w:pPr>
-      <w:r>
-        <w:rPr>
-          <w:b/>
-          <w:bCs/>
-          <w:sz w:val="28"/>
-          <w:szCs w:val="28"/>
-          <w:lang w:eastAsia="ru-BY"/>
-        </w:rPr>
-        <w:t>2.8</w:t>
-      </w:r>
-      <w:r>
-        <w:rPr>
-          <w:b/>
-          <w:bCs/>
-          <w:sz w:val="28"/>
-          <w:szCs w:val="28"/>
-          <w:lang w:val="ru-BY" w:eastAsia="ru-BY"/>
-        </w:rPr>
-        <w:t>Цель:</w:t>
-      </w:r>
-      <w:r>
-        <w:rPr>
-          <w:sz w:val="28"/>
-          <w:szCs w:val="28"/>
-          <w:lang w:val="ru-BY" w:eastAsia="ru-BY"/>
-        </w:rPr>
-        <w:t xml:space="preserve"> </w:t>
-      </w:r>
-      <w:proofErr w:type="spellStart"/>
-      <w:proofErr w:type="gramStart"/>
-      <w:r>
-        <w:rPr>
-          <w:sz w:val="28"/>
-          <w:szCs w:val="28"/>
-          <w:lang w:eastAsia="ru-BY"/>
-        </w:rPr>
-        <w:t>Блефом,предательством</w:t>
-      </w:r>
-      <w:proofErr w:type="spellEnd"/>
-      <w:proofErr w:type="gramEnd"/>
-      <w:r>
-        <w:rPr>
-          <w:sz w:val="28"/>
-          <w:szCs w:val="28"/>
-          <w:lang w:eastAsia="ru-BY"/>
         </w:rPr>
         <w:t xml:space="preserve"> или </w:t>
       </w:r>
@@ -2695,1168 +2003,65 @@
         <w:rPr>
           <w:sz w:val="28"/>
           <w:szCs w:val="28"/>
-          <w:lang w:eastAsia="ru-BY"/>
-        </w:rPr>
-        <w:t>обьединением</w:t>
+          <w:lang w:val="ru-BY" w:eastAsia="ru-BY"/>
+        </w:rPr>
+        <w:t>standalone</w:t>
       </w:r>
       <w:proofErr w:type="spellEnd"/>
       <w:r>
         <w:rPr>
           <w:sz w:val="28"/>
           <w:szCs w:val="28"/>
-          <w:lang w:eastAsia="ru-BY"/>
-        </w:rPr>
-        <w:t xml:space="preserve"> в союзы заработать как можно больше очков за раунд и в конце останется 1 победитель который и по сюжету забирает выигрыш</w:t>
+          <w:lang w:val="ru-BY" w:eastAsia="ru-BY"/>
+        </w:rPr>
+        <w:t>-версия для itch.io).</w:t>
       </w:r>
     </w:p>
     <w:p>
       <w:pPr>
-        <w:spacing w:before="100" w:beforeAutospacing="1" w:after="100" w:afterAutospacing="1" w:line="360" w:lineRule="exact"/>
-        <w:ind w:firstLine="851"/>
-        <w:rPr>
-          <w:b/>
-          <w:bCs/>
-          <w:sz w:val="28"/>
-          <w:szCs w:val="28"/>
-          <w:lang w:eastAsia="ru-BY"/>
+        <w:jc w:val="both"/>
+        <w:rPr>
+          <w:sz w:val="28"/>
+          <w:szCs w:val="28"/>
+          <w:lang w:val="ru-BY" w:eastAsia="ru-BY"/>
         </w:rPr>
       </w:pPr>
       <w:r>
         <w:rPr>
-          <w:b/>
-          <w:bCs/>
-          <w:sz w:val="28"/>
-          <w:szCs w:val="28"/>
-          <w:lang w:val="en-US" w:eastAsia="ru-BY"/>
-        </w:rPr>
-        <w:t>2.9</w:t>
-      </w:r>
-      <w:r>
-        <w:rPr>
-          <w:b/>
-          <w:bCs/>
-          <w:sz w:val="28"/>
-          <w:szCs w:val="28"/>
-          <w:lang w:eastAsia="ru-BY"/>
-        </w:rPr>
-        <w:t>Движок</w:t>
+          <w:sz w:val="28"/>
+          <w:szCs w:val="28"/>
+          <w:lang w:val="ru-BY" w:eastAsia="ru-BY"/>
+        </w:rPr>
+        <w:t>Требования к персоналу: — Пользователи должны обладать базовыми навыками работы с ПК и интернет-мессенджерами. — Специальная подготовка операторов не требуется.</w:t>
       </w:r>
     </w:p>
     <w:p>
       <w:pPr>
-        <w:pStyle w:val="ac"/>
-        <w:numPr>
-          <w:ilvl w:val="0"/>
-          <w:numId w:val="4"/>
-        </w:numPr>
-        <w:spacing w:line="360" w:lineRule="exact"/>
-        <w:ind w:firstLine="851"/>
-        <w:rPr>
-          <w:rFonts w:ascii="Times New Roman" w:hAnsi="Times New Roman"/>
-          <w:sz w:val="28"/>
-          <w:szCs w:val="28"/>
-          <w:lang w:eastAsia="ru-BY"/>
+        <w:jc w:val="both"/>
+        <w:rPr>
+          <w:sz w:val="28"/>
+          <w:szCs w:val="28"/>
+          <w:lang w:val="ru-BY" w:eastAsia="ru-BY"/>
         </w:rPr>
       </w:pPr>
       <w:r>
         <w:rPr>
-          <w:rFonts w:ascii="Times New Roman" w:hAnsi="Times New Roman"/>
           <w:sz w:val="28"/>
           <w:szCs w:val="28"/>
           <w:lang w:val="ru-BY" w:eastAsia="ru-BY"/>
         </w:rPr>
-        <w:t xml:space="preserve">На чём сделана (движок): </w:t>
-      </w:r>
-      <w:proofErr w:type="spellStart"/>
-      <w:r>
-        <w:rPr>
-          <w:rFonts w:ascii="Times New Roman" w:hAnsi="Times New Roman"/>
-          <w:sz w:val="28"/>
-          <w:szCs w:val="28"/>
-          <w:lang w:val="ru-BY" w:eastAsia="ru-BY"/>
-        </w:rPr>
-        <w:t>Unity</w:t>
-      </w:r>
-      <w:proofErr w:type="spellEnd"/>
-      <w:r>
-        <w:rPr>
-          <w:rFonts w:ascii="Times New Roman" w:hAnsi="Times New Roman"/>
-          <w:sz w:val="28"/>
-          <w:szCs w:val="28"/>
-          <w:lang w:val="ru-BY" w:eastAsia="ru-BY"/>
-        </w:rPr>
-        <w:t xml:space="preserve">. </w:t>
-      </w:r>
-      <w:proofErr w:type="spellStart"/>
-      <w:r>
-        <w:rPr>
-          <w:rFonts w:ascii="Times New Roman" w:hAnsi="Times New Roman"/>
-          <w:sz w:val="28"/>
-          <w:szCs w:val="28"/>
-          <w:lang w:val="ru-BY" w:eastAsia="ru-BY"/>
-        </w:rPr>
-        <w:t>Эт</w:t>
-      </w:r>
-      <w:proofErr w:type="spellEnd"/>
-      <w:r>
-        <w:rPr>
-          <w:rFonts w:ascii="Times New Roman" w:hAnsi="Times New Roman"/>
-          <w:sz w:val="28"/>
-          <w:szCs w:val="28"/>
-          <w:lang w:eastAsia="ru-BY"/>
-        </w:rPr>
-        <w:t>от</w:t>
-      </w:r>
-      <w:r>
-        <w:rPr>
-          <w:rFonts w:ascii="Times New Roman" w:hAnsi="Times New Roman"/>
-          <w:sz w:val="28"/>
-          <w:szCs w:val="28"/>
-          <w:lang w:val="ru-BY" w:eastAsia="ru-BY"/>
-        </w:rPr>
-        <w:t xml:space="preserve"> </w:t>
-      </w:r>
-      <w:proofErr w:type="spellStart"/>
-      <w:r>
-        <w:rPr>
-          <w:rFonts w:ascii="Times New Roman" w:hAnsi="Times New Roman"/>
-          <w:sz w:val="28"/>
-          <w:szCs w:val="28"/>
-          <w:lang w:val="ru-BY" w:eastAsia="ru-BY"/>
-        </w:rPr>
-        <w:t>движк</w:t>
-      </w:r>
-      <w:r>
-        <w:rPr>
-          <w:rFonts w:ascii="Times New Roman" w:hAnsi="Times New Roman"/>
-          <w:sz w:val="28"/>
-          <w:szCs w:val="28"/>
-          <w:lang w:eastAsia="ru-BY"/>
-        </w:rPr>
-        <w:t>ок</w:t>
-      </w:r>
-      <w:proofErr w:type="spellEnd"/>
-      <w:r>
-        <w:rPr>
-          <w:rFonts w:ascii="Times New Roman" w:hAnsi="Times New Roman"/>
-          <w:sz w:val="28"/>
-          <w:szCs w:val="28"/>
-          <w:lang w:val="ru-BY" w:eastAsia="ru-BY"/>
-        </w:rPr>
-        <w:t xml:space="preserve"> </w:t>
-      </w:r>
-      <w:proofErr w:type="spellStart"/>
-      <w:r>
-        <w:rPr>
-          <w:rFonts w:ascii="Times New Roman" w:hAnsi="Times New Roman"/>
-          <w:sz w:val="28"/>
-          <w:szCs w:val="28"/>
-          <w:lang w:val="ru-BY" w:eastAsia="ru-BY"/>
-        </w:rPr>
-        <w:t>явля</w:t>
-      </w:r>
-      <w:proofErr w:type="spellEnd"/>
-      <w:r>
-        <w:rPr>
-          <w:rFonts w:ascii="Times New Roman" w:hAnsi="Times New Roman"/>
-          <w:sz w:val="28"/>
-          <w:szCs w:val="28"/>
-          <w:lang w:eastAsia="ru-BY"/>
-        </w:rPr>
-        <w:t>е</w:t>
-      </w:r>
-      <w:proofErr w:type="spellStart"/>
-      <w:r>
-        <w:rPr>
-          <w:rFonts w:ascii="Times New Roman" w:hAnsi="Times New Roman"/>
-          <w:sz w:val="28"/>
-          <w:szCs w:val="28"/>
-          <w:lang w:val="ru-BY" w:eastAsia="ru-BY"/>
-        </w:rPr>
-        <w:t>тся</w:t>
-      </w:r>
-      <w:proofErr w:type="spellEnd"/>
-      <w:r>
-        <w:rPr>
-          <w:rFonts w:ascii="Times New Roman" w:hAnsi="Times New Roman"/>
-          <w:sz w:val="28"/>
-          <w:szCs w:val="28"/>
-          <w:lang w:val="ru-BY" w:eastAsia="ru-BY"/>
-        </w:rPr>
-        <w:t xml:space="preserve"> стандартом для инди-проектов такого типа, требующих быстрой разработки сетевого взаимодействия (мультиплеера).</w:t>
+        <w:t>Требования к надежности и безопасности: — Серверная часть должна обеспечивать бесперебойную работу при одновременном подключении до 100 лобби. — Данные пользователей должны передаваться по защищенному протоколу. — Предусмотреть механизм восстановления соединения при кратковременных разрывах связи без прерывания матча.</w:t>
       </w:r>
     </w:p>
     <w:p>
       <w:pPr>
-        <w:pStyle w:val="ac"/>
-        <w:numPr>
-          <w:ilvl w:val="0"/>
-          <w:numId w:val="4"/>
-        </w:numPr>
         <w:spacing w:line="360" w:lineRule="exact"/>
-        <w:ind w:firstLine="851"/>
-        <w:rPr>
-          <w:rFonts w:ascii="Times New Roman" w:hAnsi="Times New Roman"/>
-          <w:sz w:val="28"/>
-          <w:szCs w:val="28"/>
-          <w:lang w:eastAsia="ru-BY"/>
-        </w:rPr>
-      </w:pPr>
-      <w:r>
-        <w:rPr>
-          <w:rFonts w:ascii="Times New Roman" w:hAnsi="Times New Roman"/>
-          <w:sz w:val="28"/>
-          <w:szCs w:val="28"/>
-          <w:lang w:val="ru-BY" w:eastAsia="ru-BY"/>
-        </w:rPr>
-        <w:t>Язык программирования (ЯП</w:t>
-      </w:r>
-      <w:proofErr w:type="gramStart"/>
-      <w:r>
-        <w:rPr>
-          <w:rFonts w:ascii="Times New Roman" w:hAnsi="Times New Roman"/>
-          <w:sz w:val="28"/>
-          <w:szCs w:val="28"/>
-          <w:lang w:val="ru-BY" w:eastAsia="ru-BY"/>
-        </w:rPr>
-        <w:t>):</w:t>
-      </w:r>
-      <w:r>
-        <w:rPr>
-          <w:rFonts w:ascii="Times New Roman" w:hAnsi="Times New Roman"/>
-          <w:sz w:val="28"/>
-          <w:szCs w:val="28"/>
-          <w:lang w:eastAsia="ru-BY"/>
-        </w:rPr>
-        <w:t>Язык</w:t>
-      </w:r>
-      <w:proofErr w:type="gramEnd"/>
-      <w:r>
-        <w:rPr>
-          <w:rFonts w:ascii="Times New Roman" w:hAnsi="Times New Roman"/>
-          <w:sz w:val="28"/>
-          <w:szCs w:val="28"/>
-          <w:lang w:eastAsia="ru-BY"/>
-        </w:rPr>
-        <w:t xml:space="preserve"> на базе </w:t>
-      </w:r>
-      <w:r>
-        <w:rPr>
-          <w:rFonts w:ascii="Times New Roman" w:hAnsi="Times New Roman"/>
-          <w:sz w:val="28"/>
-          <w:szCs w:val="28"/>
-          <w:lang w:val="en-US" w:eastAsia="ru-BY"/>
-        </w:rPr>
-        <w:t>C</w:t>
-      </w:r>
-      <w:r>
-        <w:rPr>
-          <w:rFonts w:ascii="Times New Roman" w:hAnsi="Times New Roman"/>
-          <w:sz w:val="28"/>
-          <w:szCs w:val="28"/>
-          <w:lang w:eastAsia="ru-BY"/>
-        </w:rPr>
-        <w:t xml:space="preserve"> </w:t>
-      </w:r>
-    </w:p>
-    <w:p>
-      <w:pPr>
-        <w:ind w:firstLine="851"/>
         <w:rPr>
           <w:b/>
           <w:bCs/>
           <w:sz w:val="28"/>
           <w:szCs w:val="28"/>
-          <w:lang w:eastAsia="ru-BY"/>
-        </w:rPr>
-      </w:pPr>
-    </w:p>
-    <w:p>
-      <w:pPr>
-        <w:ind w:firstLine="851"/>
-        <w:rPr>
-          <w:b/>
-          <w:bCs/>
-          <w:sz w:val="28"/>
-          <w:szCs w:val="28"/>
-          <w:lang w:eastAsia="ru-BY"/>
-        </w:rPr>
-      </w:pPr>
-    </w:p>
-    <w:p>
-      <w:pPr>
-        <w:ind w:firstLine="851"/>
-        <w:rPr>
-          <w:b/>
-          <w:bCs/>
-          <w:sz w:val="28"/>
-          <w:szCs w:val="28"/>
-          <w:lang w:eastAsia="ru-BY"/>
-        </w:rPr>
-      </w:pPr>
-    </w:p>
-    <w:p>
-      <w:pPr>
-        <w:ind w:firstLine="851"/>
-        <w:rPr>
-          <w:b/>
-          <w:bCs/>
-          <w:sz w:val="28"/>
-          <w:szCs w:val="28"/>
-          <w:lang w:eastAsia="ru-BY"/>
-        </w:rPr>
-      </w:pPr>
-    </w:p>
-    <w:p>
-      <w:pPr>
-        <w:ind w:firstLine="851"/>
-        <w:jc w:val="both"/>
-        <w:rPr>
-          <w:b/>
-          <w:bCs/>
-          <w:sz w:val="28"/>
-          <w:szCs w:val="28"/>
-          <w:lang w:eastAsia="ru-BY"/>
-        </w:rPr>
-      </w:pPr>
-    </w:p>
-    <w:p>
-      <w:pPr>
-        <w:ind w:firstLine="851"/>
-        <w:jc w:val="both"/>
-        <w:rPr>
-          <w:b/>
-          <w:bCs/>
-          <w:sz w:val="28"/>
-          <w:szCs w:val="28"/>
-          <w:lang w:eastAsia="ru-BY"/>
-        </w:rPr>
-      </w:pPr>
-      <w:r>
-        <w:rPr>
-          <w:b/>
-          <w:bCs/>
-          <w:sz w:val="28"/>
-          <w:szCs w:val="28"/>
-          <w:lang w:eastAsia="ru-BY"/>
-        </w:rPr>
-        <w:t>2</w:t>
-      </w:r>
-      <w:r>
-        <w:rPr>
-          <w:b/>
-          <w:bCs/>
-          <w:sz w:val="28"/>
-          <w:szCs w:val="28"/>
-          <w:lang w:val="en-US" w:eastAsia="ru-BY"/>
-        </w:rPr>
-        <w:t>.10</w:t>
-      </w:r>
-      <w:r>
-        <w:rPr>
-          <w:b/>
-          <w:bCs/>
-          <w:sz w:val="28"/>
-          <w:szCs w:val="28"/>
-          <w:lang w:eastAsia="ru-BY"/>
-        </w:rPr>
-        <w:t>Мини игры</w:t>
-      </w:r>
-    </w:p>
-    <w:p>
-      <w:pPr>
-        <w:ind w:firstLine="851"/>
-        <w:jc w:val="both"/>
-        <w:rPr>
-          <w:sz w:val="28"/>
-          <w:szCs w:val="28"/>
-          <w:lang w:eastAsia="ru-BY"/>
-        </w:rPr>
-      </w:pPr>
-    </w:p>
-    <w:p>
-      <w:pPr>
-        <w:ind w:firstLine="851"/>
-        <w:jc w:val="both"/>
-        <w:rPr>
-          <w:sz w:val="28"/>
-          <w:szCs w:val="28"/>
-          <w:lang w:eastAsia="ru-BY"/>
-        </w:rPr>
-      </w:pPr>
-      <w:r>
-        <w:rPr>
-          <w:sz w:val="28"/>
-          <w:szCs w:val="28"/>
-          <w:lang w:eastAsia="ru-BY"/>
-        </w:rPr>
-        <w:t xml:space="preserve">После каждого </w:t>
-      </w:r>
-      <w:proofErr w:type="spellStart"/>
-      <w:r>
-        <w:rPr>
-          <w:sz w:val="28"/>
-          <w:szCs w:val="28"/>
-          <w:lang w:eastAsia="ru-BY"/>
-        </w:rPr>
-        <w:t>рауна</w:t>
-      </w:r>
-      <w:proofErr w:type="spellEnd"/>
-      <w:r>
-        <w:rPr>
-          <w:sz w:val="28"/>
-          <w:szCs w:val="28"/>
-          <w:lang w:eastAsia="ru-BY"/>
-        </w:rPr>
-        <w:t xml:space="preserve"> появляется об</w:t>
-      </w:r>
-      <w:r>
-        <w:rPr>
-          <w:sz w:val="28"/>
-          <w:szCs w:val="28"/>
-          <w:lang w:eastAsia="ru-BY"/>
-        </w:rPr>
-        <w:t>ъ</w:t>
-      </w:r>
-      <w:r>
-        <w:rPr>
-          <w:sz w:val="28"/>
-          <w:szCs w:val="28"/>
-          <w:lang w:eastAsia="ru-BY"/>
-        </w:rPr>
-        <w:t xml:space="preserve">яснение игры на </w:t>
-      </w:r>
-      <w:r>
-        <w:rPr>
-          <w:sz w:val="28"/>
-          <w:szCs w:val="28"/>
-          <w:lang w:val="en-US" w:eastAsia="ru-BY"/>
-        </w:rPr>
-        <w:t>n</w:t>
-      </w:r>
-      <w:r>
-        <w:rPr>
-          <w:sz w:val="28"/>
-          <w:szCs w:val="28"/>
-          <w:lang w:eastAsia="ru-BY"/>
-        </w:rPr>
-        <w:t xml:space="preserve"> кол </w:t>
-      </w:r>
-      <w:proofErr w:type="gramStart"/>
-      <w:r>
-        <w:rPr>
-          <w:sz w:val="28"/>
-          <w:szCs w:val="28"/>
-          <w:lang w:eastAsia="ru-BY"/>
-        </w:rPr>
-        <w:t>во секунд</w:t>
-      </w:r>
-      <w:proofErr w:type="gramEnd"/>
-      <w:r>
-        <w:rPr>
-          <w:sz w:val="28"/>
-          <w:szCs w:val="28"/>
-          <w:lang w:eastAsia="ru-BY"/>
-        </w:rPr>
-        <w:t xml:space="preserve"> </w:t>
-      </w:r>
-    </w:p>
-    <w:p>
-      <w:pPr>
-        <w:ind w:firstLine="851"/>
-        <w:jc w:val="both"/>
-        <w:rPr>
-          <w:sz w:val="28"/>
-          <w:szCs w:val="28"/>
-          <w:lang w:eastAsia="ru-BY"/>
-        </w:rPr>
-      </w:pPr>
-    </w:p>
-    <w:p>
-      <w:pPr>
-        <w:ind w:firstLine="851"/>
-        <w:jc w:val="both"/>
-        <w:rPr>
-          <w:sz w:val="28"/>
-          <w:szCs w:val="28"/>
-          <w:lang w:eastAsia="ru-BY"/>
-        </w:rPr>
-      </w:pPr>
-      <w:r>
-        <w:rPr>
-          <w:sz w:val="28"/>
-          <w:szCs w:val="28"/>
-          <w:lang w:eastAsia="ru-BY"/>
-        </w:rPr>
-        <w:t>1я мини игра кнопки</w:t>
-      </w:r>
-    </w:p>
-    <w:p>
-      <w:pPr>
-        <w:ind w:firstLine="851"/>
-        <w:jc w:val="both"/>
-        <w:rPr>
-          <w:sz w:val="28"/>
-          <w:szCs w:val="28"/>
-          <w:lang w:eastAsia="ru-BY"/>
-        </w:rPr>
-      </w:pPr>
-      <w:r>
-        <w:rPr>
-          <w:sz w:val="28"/>
-          <w:szCs w:val="28"/>
-          <w:lang w:eastAsia="ru-BY"/>
-        </w:rPr>
-        <w:t xml:space="preserve"> </w:t>
-      </w:r>
-    </w:p>
-    <w:p>
-      <w:pPr>
-        <w:ind w:firstLine="851"/>
-        <w:jc w:val="both"/>
-        <w:rPr>
-          <w:sz w:val="28"/>
-          <w:szCs w:val="28"/>
-          <w:lang w:eastAsia="ru-BY"/>
-        </w:rPr>
-      </w:pPr>
-      <w:r>
-        <w:rPr>
-          <w:sz w:val="28"/>
-          <w:szCs w:val="28"/>
-          <w:lang w:eastAsia="ru-BY"/>
-        </w:rPr>
-        <w:t>У каждого на компе появляется приложение с кнопкой со своим узором игрокам высылается инструкция как нажимать кнопку(чужую) за правильное нажатие раунд пройден и начисляется балл</w:t>
-      </w:r>
-    </w:p>
-    <w:p>
-      <w:pPr>
-        <w:ind w:firstLine="851"/>
-        <w:jc w:val="both"/>
-        <w:rPr>
-          <w:sz w:val="28"/>
-          <w:szCs w:val="28"/>
-          <w:lang w:eastAsia="ru-BY"/>
-        </w:rPr>
-      </w:pPr>
-    </w:p>
-    <w:p>
-      <w:pPr>
-        <w:ind w:firstLine="851"/>
-        <w:jc w:val="both"/>
-        <w:rPr>
-          <w:sz w:val="28"/>
-          <w:szCs w:val="28"/>
-          <w:lang w:eastAsia="ru-BY"/>
-        </w:rPr>
-      </w:pPr>
-      <w:r>
-        <w:rPr>
-          <w:sz w:val="28"/>
-          <w:szCs w:val="28"/>
-          <w:lang w:eastAsia="ru-BY"/>
-        </w:rPr>
-        <w:t xml:space="preserve">2я </w:t>
-      </w:r>
-      <w:proofErr w:type="spellStart"/>
-      <w:r>
-        <w:rPr>
-          <w:sz w:val="28"/>
-          <w:szCs w:val="28"/>
-          <w:lang w:eastAsia="ru-BY"/>
-        </w:rPr>
-        <w:t>Дилема</w:t>
-      </w:r>
-      <w:proofErr w:type="spellEnd"/>
-      <w:r>
-        <w:rPr>
-          <w:sz w:val="28"/>
-          <w:szCs w:val="28"/>
-          <w:lang w:eastAsia="ru-BY"/>
-        </w:rPr>
-        <w:t xml:space="preserve"> вора</w:t>
-      </w:r>
-    </w:p>
-    <w:p>
-      <w:pPr>
-        <w:ind w:firstLine="851"/>
-        <w:jc w:val="both"/>
-        <w:rPr>
-          <w:sz w:val="28"/>
-          <w:szCs w:val="28"/>
-          <w:lang w:eastAsia="ru-BY"/>
-        </w:rPr>
-      </w:pPr>
-    </w:p>
-    <w:p>
-      <w:pPr>
-        <w:ind w:firstLine="851"/>
-        <w:jc w:val="both"/>
-        <w:rPr>
-          <w:sz w:val="28"/>
-          <w:szCs w:val="28"/>
-          <w:lang w:eastAsia="ru-BY"/>
-        </w:rPr>
-      </w:pPr>
-      <w:r>
-        <w:rPr>
-          <w:sz w:val="28"/>
-          <w:szCs w:val="28"/>
-          <w:lang w:eastAsia="ru-BY"/>
-        </w:rPr>
-        <w:t xml:space="preserve">2х игроков закидывает в приватный чат 1 в роли вора 2й в роли жертвы </w:t>
-      </w:r>
-    </w:p>
-    <w:p>
-      <w:pPr>
-        <w:ind w:firstLine="851"/>
-        <w:jc w:val="both"/>
-        <w:rPr>
-          <w:sz w:val="28"/>
-          <w:szCs w:val="28"/>
-          <w:lang w:eastAsia="ru-BY"/>
-        </w:rPr>
-      </w:pPr>
-      <w:r>
-        <w:rPr>
-          <w:sz w:val="28"/>
-          <w:szCs w:val="28"/>
-          <w:lang w:eastAsia="ru-BY"/>
-        </w:rPr>
-        <w:t xml:space="preserve">У жертвы есть </w:t>
-      </w:r>
-      <w:proofErr w:type="gramStart"/>
-      <w:r>
-        <w:rPr>
-          <w:sz w:val="28"/>
-          <w:szCs w:val="28"/>
-          <w:lang w:eastAsia="ru-BY"/>
-        </w:rPr>
-        <w:t>файл</w:t>
-      </w:r>
-      <w:proofErr w:type="gramEnd"/>
-      <w:r>
-        <w:rPr>
-          <w:sz w:val="28"/>
-          <w:szCs w:val="28"/>
-          <w:lang w:eastAsia="ru-BY"/>
-        </w:rPr>
-        <w:t xml:space="preserve"> где </w:t>
-      </w:r>
-      <w:proofErr w:type="spellStart"/>
-      <w:r>
-        <w:rPr>
-          <w:sz w:val="28"/>
-          <w:szCs w:val="28"/>
-          <w:lang w:eastAsia="ru-BY"/>
-        </w:rPr>
-        <w:t>прописанно</w:t>
-      </w:r>
-      <w:proofErr w:type="spellEnd"/>
-      <w:r>
-        <w:rPr>
-          <w:sz w:val="28"/>
-          <w:szCs w:val="28"/>
-          <w:lang w:eastAsia="ru-BY"/>
-        </w:rPr>
-        <w:t xml:space="preserve"> или пропуск или вирус </w:t>
-      </w:r>
-    </w:p>
-    <w:p>
-      <w:pPr>
-        <w:ind w:firstLine="851"/>
-        <w:jc w:val="both"/>
-        <w:rPr>
-          <w:sz w:val="28"/>
-          <w:szCs w:val="28"/>
-          <w:lang w:eastAsia="ru-BY"/>
-        </w:rPr>
-      </w:pPr>
-      <w:r>
-        <w:rPr>
-          <w:sz w:val="28"/>
-          <w:szCs w:val="28"/>
-          <w:lang w:eastAsia="ru-BY"/>
-        </w:rPr>
-        <w:t xml:space="preserve">У игрока 1 есть вариант своровать или оставить файл если он ворует и там вирус балл получает игрок 2, если в файле </w:t>
-      </w:r>
-      <w:proofErr w:type="gramStart"/>
-      <w:r>
-        <w:rPr>
-          <w:sz w:val="28"/>
-          <w:szCs w:val="28"/>
-          <w:lang w:eastAsia="ru-BY"/>
-        </w:rPr>
-        <w:t>вирус</w:t>
-      </w:r>
-      <w:proofErr w:type="gramEnd"/>
-      <w:r>
-        <w:rPr>
-          <w:sz w:val="28"/>
-          <w:szCs w:val="28"/>
-          <w:lang w:eastAsia="ru-BY"/>
-        </w:rPr>
-        <w:t xml:space="preserve"> то балл получает игрок 1</w:t>
-      </w:r>
-    </w:p>
-    <w:p>
-      <w:pPr>
-        <w:ind w:firstLine="851"/>
-        <w:jc w:val="both"/>
-        <w:rPr>
-          <w:sz w:val="28"/>
-          <w:szCs w:val="28"/>
-          <w:lang w:eastAsia="ru-BY"/>
-        </w:rPr>
-      </w:pPr>
-      <w:r>
-        <w:rPr>
-          <w:sz w:val="28"/>
-          <w:szCs w:val="28"/>
-          <w:lang w:eastAsia="ru-BY"/>
-        </w:rPr>
-        <w:t xml:space="preserve">При нечётном кол </w:t>
-      </w:r>
-      <w:proofErr w:type="spellStart"/>
-      <w:r>
-        <w:rPr>
-          <w:sz w:val="28"/>
-          <w:szCs w:val="28"/>
-          <w:lang w:eastAsia="ru-BY"/>
-        </w:rPr>
-        <w:t>ве</w:t>
-      </w:r>
-      <w:proofErr w:type="spellEnd"/>
-      <w:r>
-        <w:rPr>
-          <w:sz w:val="28"/>
-          <w:szCs w:val="28"/>
-          <w:lang w:eastAsia="ru-BY"/>
-        </w:rPr>
-        <w:t xml:space="preserve"> игроков игрока без пары закидывает в приватный чат с 1м проигравшим</w:t>
-      </w:r>
-    </w:p>
-    <w:p>
-      <w:pPr>
-        <w:ind w:firstLine="851"/>
-        <w:jc w:val="both"/>
-        <w:rPr>
-          <w:sz w:val="28"/>
-          <w:szCs w:val="28"/>
-          <w:lang w:eastAsia="ru-BY"/>
-        </w:rPr>
-      </w:pPr>
-    </w:p>
-    <w:p>
-      <w:pPr>
-        <w:ind w:firstLine="851"/>
-        <w:jc w:val="both"/>
-        <w:rPr>
-          <w:sz w:val="28"/>
-          <w:szCs w:val="28"/>
-          <w:lang w:eastAsia="ru-BY"/>
-        </w:rPr>
-      </w:pPr>
-      <w:r>
-        <w:rPr>
-          <w:sz w:val="28"/>
-          <w:szCs w:val="28"/>
-          <w:lang w:eastAsia="ru-BY"/>
-        </w:rPr>
-        <w:t>3я Провода</w:t>
-      </w:r>
-    </w:p>
-    <w:p>
-      <w:pPr>
-        <w:ind w:firstLine="851"/>
-        <w:jc w:val="both"/>
-        <w:rPr>
-          <w:sz w:val="28"/>
-          <w:szCs w:val="28"/>
-          <w:lang w:eastAsia="ru-BY"/>
-        </w:rPr>
-      </w:pPr>
-    </w:p>
-    <w:p>
-      <w:pPr>
-        <w:ind w:firstLine="851"/>
-        <w:jc w:val="both"/>
-        <w:rPr>
-          <w:sz w:val="28"/>
-          <w:szCs w:val="28"/>
-          <w:lang w:eastAsia="ru-BY"/>
-        </w:rPr>
-      </w:pPr>
-      <w:r>
-        <w:rPr>
-          <w:sz w:val="28"/>
-          <w:szCs w:val="28"/>
-          <w:lang w:eastAsia="ru-BY"/>
-        </w:rPr>
-        <w:t>На компьютере появляется приложение с сочетани</w:t>
-      </w:r>
-      <w:r>
-        <w:rPr>
-          <w:sz w:val="28"/>
-          <w:szCs w:val="28"/>
-          <w:lang w:eastAsia="ru-BY"/>
-        </w:rPr>
-        <w:t>ем</w:t>
-      </w:r>
-      <w:r>
-        <w:rPr>
-          <w:sz w:val="28"/>
-          <w:szCs w:val="28"/>
-          <w:lang w:eastAsia="ru-BY"/>
-        </w:rPr>
-        <w:t xml:space="preserve"> проводов </w:t>
-      </w:r>
-      <w:proofErr w:type="gramStart"/>
-      <w:r>
-        <w:rPr>
-          <w:sz w:val="28"/>
-          <w:szCs w:val="28"/>
-          <w:lang w:eastAsia="ru-BY"/>
-        </w:rPr>
-        <w:t>для каждого</w:t>
-      </w:r>
-      <w:r>
-        <w:rPr>
-          <w:sz w:val="28"/>
-          <w:szCs w:val="28"/>
-          <w:lang w:eastAsia="ru-BY"/>
-        </w:rPr>
-        <w:t xml:space="preserve"> игрока</w:t>
-      </w:r>
-      <w:proofErr w:type="gramEnd"/>
-      <w:r>
-        <w:rPr>
-          <w:sz w:val="28"/>
-          <w:szCs w:val="28"/>
-          <w:lang w:eastAsia="ru-BY"/>
-        </w:rPr>
-        <w:t xml:space="preserve"> </w:t>
-      </w:r>
-      <w:r>
-        <w:rPr>
-          <w:sz w:val="28"/>
-          <w:szCs w:val="28"/>
-          <w:lang w:eastAsia="ru-BY"/>
-        </w:rPr>
-        <w:t xml:space="preserve">и инструкция </w:t>
-      </w:r>
-      <w:r>
-        <w:rPr>
-          <w:sz w:val="28"/>
-          <w:szCs w:val="28"/>
-          <w:lang w:eastAsia="ru-BY"/>
-        </w:rPr>
-        <w:t xml:space="preserve">какой провод резать другому игроку </w:t>
-      </w:r>
-    </w:p>
-    <w:p>
-      <w:pPr>
-        <w:ind w:firstLine="851"/>
-        <w:jc w:val="both"/>
-        <w:rPr>
-          <w:sz w:val="28"/>
-          <w:szCs w:val="28"/>
-          <w:lang w:eastAsia="ru-BY"/>
-        </w:rPr>
-      </w:pPr>
-      <w:r>
-        <w:rPr>
-          <w:sz w:val="28"/>
-          <w:szCs w:val="28"/>
-          <w:lang w:eastAsia="ru-BY"/>
-        </w:rPr>
-        <w:lastRenderedPageBreak/>
-        <w:t>Цель</w:t>
-      </w:r>
-      <w:proofErr w:type="gramStart"/>
-      <w:r>
-        <w:rPr>
-          <w:sz w:val="28"/>
-          <w:szCs w:val="28"/>
-          <w:lang w:eastAsia="ru-BY"/>
-        </w:rPr>
-        <w:t>: Узнать</w:t>
-      </w:r>
-      <w:proofErr w:type="gramEnd"/>
-      <w:r>
-        <w:rPr>
-          <w:sz w:val="28"/>
-          <w:szCs w:val="28"/>
-          <w:lang w:eastAsia="ru-BY"/>
-        </w:rPr>
-        <w:t xml:space="preserve"> у кого инструкция к твоим проводам за правильный ответ даётся балл</w:t>
-      </w:r>
-    </w:p>
-    <w:p>
-      <w:pPr>
-        <w:ind w:firstLine="851"/>
-        <w:jc w:val="both"/>
-        <w:rPr>
-          <w:sz w:val="28"/>
-          <w:szCs w:val="28"/>
-          <w:lang w:eastAsia="ru-BY"/>
-        </w:rPr>
-      </w:pPr>
-      <w:r>
-        <w:rPr>
-          <w:sz w:val="28"/>
-          <w:szCs w:val="28"/>
-          <w:lang w:eastAsia="ru-BY"/>
-        </w:rPr>
-        <w:t xml:space="preserve">4я </w:t>
-      </w:r>
-      <w:r>
-        <w:rPr>
-          <w:sz w:val="28"/>
-          <w:szCs w:val="28"/>
-          <w:lang w:eastAsia="ru-BY"/>
-        </w:rPr>
-        <w:t xml:space="preserve">Ключ </w:t>
-      </w:r>
-    </w:p>
-    <w:p>
-      <w:pPr>
-        <w:pStyle w:val="ac"/>
-        <w:numPr>
-          <w:ilvl w:val="0"/>
-          <w:numId w:val="2"/>
-        </w:numPr>
-        <w:ind w:firstLine="851"/>
-        <w:jc w:val="both"/>
-        <w:rPr>
-          <w:rFonts w:ascii="Times New Roman" w:hAnsi="Times New Roman"/>
-          <w:sz w:val="28"/>
-          <w:szCs w:val="28"/>
-          <w:lang w:eastAsia="ru-BY"/>
-        </w:rPr>
-      </w:pPr>
-      <w:r>
-        <w:rPr>
-          <w:rFonts w:ascii="Times New Roman" w:hAnsi="Times New Roman"/>
-          <w:sz w:val="28"/>
-          <w:szCs w:val="28"/>
-          <w:lang w:eastAsia="ru-BY"/>
-        </w:rPr>
-        <w:t>1 Игрок получает право загадать слово ключ все остальные должны написать его в приложении</w:t>
-      </w:r>
-    </w:p>
-    <w:p>
-      <w:pPr>
-        <w:pStyle w:val="ac"/>
-        <w:numPr>
-          <w:ilvl w:val="0"/>
-          <w:numId w:val="2"/>
-        </w:numPr>
-        <w:ind w:firstLine="851"/>
-        <w:jc w:val="both"/>
-        <w:rPr>
-          <w:rFonts w:ascii="Times New Roman" w:hAnsi="Times New Roman"/>
-          <w:sz w:val="28"/>
-          <w:szCs w:val="28"/>
-          <w:lang w:eastAsia="ru-BY"/>
-        </w:rPr>
-      </w:pPr>
-      <w:r>
-        <w:rPr>
-          <w:rFonts w:ascii="Times New Roman" w:hAnsi="Times New Roman"/>
-          <w:sz w:val="28"/>
-          <w:szCs w:val="28"/>
-          <w:lang w:eastAsia="ru-BY"/>
-        </w:rPr>
-        <w:t xml:space="preserve">Если слово ключ написано только у 1 игрока и </w:t>
-      </w:r>
-      <w:proofErr w:type="gramStart"/>
-      <w:r>
-        <w:rPr>
-          <w:rFonts w:ascii="Times New Roman" w:hAnsi="Times New Roman"/>
-          <w:sz w:val="28"/>
-          <w:szCs w:val="28"/>
-          <w:lang w:eastAsia="ru-BY"/>
-        </w:rPr>
-        <w:t>тот</w:t>
-      </w:r>
-      <w:proofErr w:type="gramEnd"/>
-      <w:r>
-        <w:rPr>
-          <w:rFonts w:ascii="Times New Roman" w:hAnsi="Times New Roman"/>
-          <w:sz w:val="28"/>
-          <w:szCs w:val="28"/>
-          <w:lang w:eastAsia="ru-BY"/>
-        </w:rPr>
-        <w:t xml:space="preserve"> кто загадал и тот кто написал получают балл </w:t>
-      </w:r>
-    </w:p>
-    <w:p>
-      <w:pPr>
-        <w:pStyle w:val="ac"/>
-        <w:numPr>
-          <w:ilvl w:val="0"/>
-          <w:numId w:val="2"/>
-        </w:numPr>
-        <w:ind w:firstLine="851"/>
-        <w:jc w:val="both"/>
-        <w:rPr>
-          <w:rFonts w:ascii="Times New Roman" w:hAnsi="Times New Roman"/>
-          <w:sz w:val="28"/>
-          <w:szCs w:val="28"/>
-          <w:lang w:eastAsia="ru-BY"/>
-        </w:rPr>
-      </w:pPr>
-      <w:r>
-        <w:rPr>
-          <w:rFonts w:ascii="Times New Roman" w:hAnsi="Times New Roman"/>
-          <w:sz w:val="28"/>
-          <w:szCs w:val="28"/>
-          <w:lang w:eastAsia="ru-BY"/>
-        </w:rPr>
-        <w:t xml:space="preserve">Если слово ключ написано у всех игроков </w:t>
-      </w:r>
-      <w:proofErr w:type="gramStart"/>
-      <w:r>
-        <w:rPr>
-          <w:rFonts w:ascii="Times New Roman" w:hAnsi="Times New Roman"/>
-          <w:sz w:val="28"/>
-          <w:szCs w:val="28"/>
-          <w:lang w:eastAsia="ru-BY"/>
-        </w:rPr>
-        <w:t>тот</w:t>
-      </w:r>
-      <w:proofErr w:type="gramEnd"/>
-      <w:r>
-        <w:rPr>
-          <w:rFonts w:ascii="Times New Roman" w:hAnsi="Times New Roman"/>
-          <w:sz w:val="28"/>
-          <w:szCs w:val="28"/>
-          <w:lang w:eastAsia="ru-BY"/>
-        </w:rPr>
-        <w:t xml:space="preserve"> кто загадал получает -1 а все остальные +1</w:t>
-      </w:r>
-    </w:p>
-    <w:p>
-      <w:pPr>
-        <w:pStyle w:val="ac"/>
-        <w:numPr>
-          <w:ilvl w:val="0"/>
-          <w:numId w:val="2"/>
-        </w:numPr>
-        <w:ind w:firstLine="851"/>
-        <w:jc w:val="both"/>
-        <w:rPr>
-          <w:sz w:val="28"/>
-          <w:szCs w:val="28"/>
-          <w:lang w:eastAsia="ru-BY"/>
-        </w:rPr>
-      </w:pPr>
-      <w:r>
-        <w:rPr>
-          <w:rFonts w:ascii="Times New Roman" w:hAnsi="Times New Roman"/>
-          <w:sz w:val="28"/>
-          <w:szCs w:val="28"/>
-          <w:lang w:eastAsia="ru-BY"/>
-        </w:rPr>
-        <w:t>Если никто не отгадал никто не получает балл</w:t>
-      </w:r>
-    </w:p>
-    <w:p>
-      <w:pPr>
-        <w:ind w:firstLine="851"/>
-        <w:jc w:val="both"/>
-        <w:rPr>
-          <w:sz w:val="28"/>
-          <w:szCs w:val="28"/>
-          <w:lang w:eastAsia="ru-BY"/>
-        </w:rPr>
-      </w:pPr>
-    </w:p>
-    <w:p>
-      <w:pPr>
-        <w:ind w:firstLine="851"/>
-        <w:jc w:val="both"/>
-        <w:rPr>
-          <w:sz w:val="28"/>
-          <w:szCs w:val="28"/>
-          <w:lang w:eastAsia="ru-BY"/>
-        </w:rPr>
-      </w:pPr>
-      <w:r>
-        <w:rPr>
-          <w:sz w:val="28"/>
-          <w:szCs w:val="28"/>
-          <w:lang w:eastAsia="ru-BY"/>
-        </w:rPr>
-        <w:t>5я Месть</w:t>
-      </w:r>
-    </w:p>
-    <w:p>
-      <w:pPr>
-        <w:spacing w:line="360" w:lineRule="exact"/>
-        <w:ind w:firstLine="851"/>
-        <w:jc w:val="both"/>
-        <w:rPr>
-          <w:sz w:val="28"/>
-          <w:szCs w:val="28"/>
-          <w:lang w:eastAsia="ru-BY"/>
-        </w:rPr>
-      </w:pPr>
-      <w:r>
-        <w:rPr>
-          <w:sz w:val="28"/>
-          <w:szCs w:val="28"/>
-          <w:lang w:eastAsia="ru-BY"/>
-        </w:rPr>
-        <w:t xml:space="preserve">1 игрок случайно получает портативный вирус и выбирает кому его отправить </w:t>
-      </w:r>
-      <w:proofErr w:type="gramStart"/>
-      <w:r>
-        <w:rPr>
-          <w:sz w:val="28"/>
-          <w:szCs w:val="28"/>
-          <w:lang w:eastAsia="ru-BY"/>
-        </w:rPr>
-        <w:t>тот</w:t>
-      </w:r>
-      <w:proofErr w:type="gramEnd"/>
-      <w:r>
-        <w:rPr>
-          <w:sz w:val="28"/>
-          <w:szCs w:val="28"/>
-          <w:lang w:eastAsia="ru-BY"/>
-        </w:rPr>
-        <w:t xml:space="preserve"> кому отправили получает -1 балл</w:t>
-      </w:r>
-    </w:p>
-    <w:p>
-      <w:pPr>
-        <w:rPr>
-          <w:sz w:val="28"/>
-          <w:szCs w:val="28"/>
-        </w:rPr>
-      </w:pPr>
-    </w:p>
-    <w:p>
-      <w:pPr>
-        <w:spacing w:line="360" w:lineRule="exact"/>
-        <w:rPr>
-          <w:b/>
-          <w:bCs/>
-          <w:sz w:val="28"/>
-          <w:szCs w:val="28"/>
-        </w:rPr>
-      </w:pPr>
-    </w:p>
-    <w:p>
-      <w:pPr>
-        <w:spacing w:line="360" w:lineRule="exact"/>
-        <w:rPr>
-          <w:b/>
-          <w:bCs/>
-          <w:sz w:val="28"/>
-          <w:szCs w:val="28"/>
+          <w:lang w:val="ru-BY"/>
         </w:rPr>
       </w:pPr>
     </w:p>
@@ -3876,11 +2081,11 @@
       </w:r>
     </w:p>
     <w:sectPr>
-      <w:headerReference w:type="default" r:id="rId10"/>
-      <w:footerReference w:type="even" r:id="rId11"/>
-      <w:footerReference w:type="default" r:id="rId12"/>
-      <w:headerReference w:type="first" r:id="rId13"/>
-      <w:footerReference w:type="first" r:id="rId14"/>
+      <w:headerReference w:type="default" r:id="rId8"/>
+      <w:footerReference w:type="even" r:id="rId9"/>
+      <w:footerReference w:type="default" r:id="rId10"/>
+      <w:headerReference w:type="first" r:id="rId11"/>
+      <w:footerReference w:type="first" r:id="rId12"/>
       <w:pgSz w:w="11907" w:h="16839" w:code="9"/>
       <w:pgMar w:top="851" w:right="708" w:bottom="1843" w:left="1701" w:header="284" w:footer="720" w:gutter="0"/>
       <w:pgNumType w:start="2"/>
@@ -3963,7 +2168,7 @@
       <mc:AlternateContent>
         <mc:Choice Requires="wps">
           <w:drawing>
-            <wp:anchor distT="0" distB="0" distL="114300" distR="114300" simplePos="0" relativeHeight="251666944" behindDoc="0" locked="0" layoutInCell="1" allowOverlap="1" wp14:anchorId="069DFBAF" wp14:editId="332E2EC8">
+            <wp:anchor distT="0" distB="0" distL="114300" distR="114300" simplePos="0" relativeHeight="251666944" behindDoc="0" locked="0" layoutInCell="1" allowOverlap="1" wp14:anchorId="3981D653" wp14:editId="45080718">
               <wp:simplePos x="0" y="0"/>
               <wp:positionH relativeFrom="column">
                 <wp:posOffset>5894705</wp:posOffset>
@@ -4055,7 +2260,7 @@
         </mc:Choice>
         <mc:Fallback>
           <w:pict>
-            <v:shapetype w14:anchorId="069DFBAF" id="_x0000_t202" coordsize="21600,21600" o:spt="202" path="m,l,21600r21600,l21600,xe">
+            <v:shapetype w14:anchorId="3981D653" id="_x0000_t202" coordsize="21600,21600" o:spt="202" path="m,l,21600r21600,l21600,xe">
               <v:stroke joinstyle="miter"/>
               <v:path gradientshapeok="t" o:connecttype="rect"/>
             </v:shapetype>
@@ -4094,7 +2299,7 @@
       <mc:AlternateContent>
         <mc:Choice Requires="wps">
           <w:drawing>
-            <wp:anchor distT="0" distB="0" distL="114300" distR="114300" simplePos="0" relativeHeight="251670016" behindDoc="0" locked="0" layoutInCell="1" allowOverlap="1" wp14:anchorId="27B0B8E0" wp14:editId="48DCF910">
+            <wp:anchor distT="0" distB="0" distL="114300" distR="114300" simplePos="0" relativeHeight="251670016" behindDoc="0" locked="0" layoutInCell="1" allowOverlap="1" wp14:anchorId="6004EE7F" wp14:editId="383E629E">
               <wp:simplePos x="0" y="0"/>
               <wp:positionH relativeFrom="column">
                 <wp:posOffset>2103574</wp:posOffset>
@@ -4410,7 +2615,7 @@
         </mc:Choice>
         <mc:Fallback>
           <w:pict>
-            <v:shape w14:anchorId="27B0B8E0" id="Text Box 94" o:spid="_x0000_s1027" type="#_x0000_t202" style="position:absolute;margin-left:165.65pt;margin-top:-2.15pt;width:298.7pt;height:31.5pt;z-index:251670016;visibility:visible;mso-wrap-style:square;mso-width-percent:0;mso-height-percent:0;mso-wrap-distance-left:9pt;mso-wrap-distance-top:0;mso-wrap-distance-right:9pt;mso-wrap-distance-bottom:0;mso-position-horizontal:absolute;mso-position-horizontal-relative:text;mso-position-vertical:absolute;mso-position-vertical-relative:text;mso-width-percent:0;mso-height-percent:0;mso-width-relative:page;mso-height-relative:page;v-text-anchor:top" o:gfxdata="UEsDBBQABgAIAAAAIQC2gziS/gAAAOEBAAATAAAAW0NvbnRlbnRfVHlwZXNdLnhtbJSRQU7DMBBF&#10;90jcwfIWJU67QAgl6YK0S0CoHGBkTxKLZGx5TGhvj5O2G0SRWNoz/78nu9wcxkFMGNg6quQqL6RA&#10;0s5Y6ir5vt9lD1JwBDIwOMJKHpHlpr69KfdHjyxSmriSfYz+USnWPY7AufNIadK6MEJMx9ApD/oD&#10;OlTrorhX2lFEilmcO2RdNtjC5xDF9pCuTyYBB5bi6bQ4syoJ3g9WQ0ymaiLzg5KdCXlKLjvcW893&#10;SUOqXwnz5DrgnHtJTxOsQfEKIT7DmDSUCaxw7Rqn8787ZsmRM9e2VmPeBN4uqYvTtW7jvijg9N/y&#10;JsXecLq0q+WD6m8AAAD//wMAUEsDBBQABgAIAAAAIQA4/SH/1gAAAJQBAAALAAAAX3JlbHMvLnJl&#10;bHOkkMFqwzAMhu+DvYPRfXGawxijTi+j0GvpHsDYimMaW0Yy2fr2M4PBMnrbUb/Q94l/f/hMi1qR&#10;JVI2sOt6UJgd+ZiDgffL8ekFlFSbvV0oo4EbChzGx4f9GRdb25HMsYhqlCwG5lrLq9biZkxWOiqY&#10;22YiTra2kYMu1l1tQD30/bPm3wwYN0x18gb45AdQl1tp5j/sFB2T0FQ7R0nTNEV3j6o9feQzro1i&#10;OWA14Fm+Q8a1a8+Bvu/d/dMb2JY5uiPbhG/ktn4cqGU/er3pcvwCAAD//wMAUEsDBBQABgAIAAAA&#10;IQCf50ZL9QEAAM4DAAAOAAAAZHJzL2Uyb0RvYy54bWysU9tu2zAMfR+wfxD0vthJ02Yx4hRdiw4D&#10;ugvQ9gMYWY6F2aJGKbGzrx8lp1m2vg17EcSLDg8PqdX10LVir8kbtKWcTnIptFVYGbst5fPT/bv3&#10;UvgAtoIWrS7lQXt5vX77ZtW7Qs+wwbbSJBjE+qJ3pWxCcEWWedXoDvwEnbYcrJE6CGzSNqsIekbv&#10;2myW51dZj1Q5QqW9Z+/dGJTrhF/XWoWvde11EG0pmVtIJ6VzE89svYJiS+Aao4404B9YdGAsFz1B&#10;3UEAsSPzCqozitBjHSYKuwzr2iideuBupvlf3Tw24HTqhcXx7iST/3+w6sv+GwlT8eyksNDxiJ70&#10;EMQHHMRyHuXpnS8469FxXhjYH1Njq949oPruhcXbBuxW3xBh32iomN40vszOno44PoJs+s9YcR3Y&#10;BUxAQ01dBGQ1BKPzmA6n0UQuip0Xi+XF1YI5Ko7N8zy/TLPLoHh57ciHjxo7ES+lJB59Qof9gw+R&#10;DRQvKbGYxXvTtmn8rf3DwYnRk9hHwiP1MGyGo05HUTZYHbgdwnGp+BPwpUH6KUXPC1VK/2MHpKVo&#10;P1mWZDmdz+MGJmN+uZixQeeRzXkErGKoUgYpxuttGLd258hsG640DsHiDctYm9Rh1HtkdaTPS5Ma&#10;Py543MpzO2X9/obrXwAAAP//AwBQSwMEFAAGAAgAAAAhAEn8c7fdAAAACQEAAA8AAABkcnMvZG93&#10;bnJldi54bWxMj8FOwzAMhu9IvENkJG5bunVjW6k7IRBX0AZD4pY1XlvROFWTreXtMSc4/bL86ffn&#10;fDu6Vl2oD41nhNk0AUVcettwhfD+9jxZgwrRsDWtZ0L4pgDb4voqN5n1A+/oso+VkhIOmUGoY+wy&#10;rUNZkzNh6jti2Z1870yUsa+07c0g5a7V8yS50840LBdq09FjTeXX/uwQDi+nz49F8lo9uWU3+DHR&#10;7DYa8fZmfLgHFWmMfzD86os6FOJ09Ge2QbUIaTpLBUWYLCQF2MzXK1BHhKWkLnL9/4PiBwAA//8D&#10;AFBLAQItABQABgAIAAAAIQC2gziS/gAAAOEBAAATAAAAAAAAAAAAAAAAAAAAAABbQ29udGVudF9U&#10;eXBlc10ueG1sUEsBAi0AFAAGAAgAAAAhADj9If/WAAAAlAEAAAsAAAAAAAAAAAAAAAAALwEAAF9y&#10;ZWxzLy5yZWxzUEsBAi0AFAAGAAgAAAAhAJ/nRkv1AQAAzgMAAA4AAAAAAAAAAAAAAAAALgIAAGRy&#10;cy9lMm9Eb2MueG1sUEsBAi0AFAAGAAgAAAAhAEn8c7fdAAAACQEAAA8AAAAAAAAAAAAAAAAATwQA&#10;AGRycy9kb3ducmV2LnhtbFBLBQYAAAAABAAEAPMAAABZBQAAAAA=&#10;" filled="f" stroked="f">
+            <v:shape w14:anchorId="6004EE7F" id="Text Box 94" o:spid="_x0000_s1027" type="#_x0000_t202" style="position:absolute;margin-left:165.65pt;margin-top:-2.15pt;width:298.7pt;height:31.5pt;z-index:251670016;visibility:visible;mso-wrap-style:square;mso-width-percent:0;mso-height-percent:0;mso-wrap-distance-left:9pt;mso-wrap-distance-top:0;mso-wrap-distance-right:9pt;mso-wrap-distance-bottom:0;mso-position-horizontal:absolute;mso-position-horizontal-relative:text;mso-position-vertical:absolute;mso-position-vertical-relative:text;mso-width-percent:0;mso-height-percent:0;mso-width-relative:page;mso-height-relative:page;v-text-anchor:top" o:gfxdata="UEsDBBQABgAIAAAAIQC2gziS/gAAAOEBAAATAAAAW0NvbnRlbnRfVHlwZXNdLnhtbJSRQU7DMBBF&#10;90jcwfIWJU67QAgl6YK0S0CoHGBkTxKLZGx5TGhvj5O2G0SRWNoz/78nu9wcxkFMGNg6quQqL6RA&#10;0s5Y6ir5vt9lD1JwBDIwOMJKHpHlpr69KfdHjyxSmriSfYz+USnWPY7AufNIadK6MEJMx9ApD/oD&#10;OlTrorhX2lFEilmcO2RdNtjC5xDF9pCuTyYBB5bi6bQ4syoJ3g9WQ0ymaiLzg5KdCXlKLjvcW893&#10;SUOqXwnz5DrgnHtJTxOsQfEKIT7DmDSUCaxw7Rqn8787ZsmRM9e2VmPeBN4uqYvTtW7jvijg9N/y&#10;JsXecLq0q+WD6m8AAAD//wMAUEsDBBQABgAIAAAAIQA4/SH/1gAAAJQBAAALAAAAX3JlbHMvLnJl&#10;bHOkkMFqwzAMhu+DvYPRfXGawxijTi+j0GvpHsDYimMaW0Yy2fr2M4PBMnrbUb/Q94l/f/hMi1qR&#10;JVI2sOt6UJgd+ZiDgffL8ekFlFSbvV0oo4EbChzGx4f9GRdb25HMsYhqlCwG5lrLq9biZkxWOiqY&#10;22YiTra2kYMu1l1tQD30/bPm3wwYN0x18gb45AdQl1tp5j/sFB2T0FQ7R0nTNEV3j6o9feQzro1i&#10;OWA14Fm+Q8a1a8+Bvu/d/dMb2JY5uiPbhG/ktn4cqGU/er3pcvwCAAD//wMAUEsDBBQABgAIAAAA&#10;IQCf50ZL9QEAAM4DAAAOAAAAZHJzL2Uyb0RvYy54bWysU9tu2zAMfR+wfxD0vthJ02Yx4hRdiw4D&#10;ugvQ9gMYWY6F2aJGKbGzrx8lp1m2vg17EcSLDg8PqdX10LVir8kbtKWcTnIptFVYGbst5fPT/bv3&#10;UvgAtoIWrS7lQXt5vX77ZtW7Qs+wwbbSJBjE+qJ3pWxCcEWWedXoDvwEnbYcrJE6CGzSNqsIekbv&#10;2myW51dZj1Q5QqW9Z+/dGJTrhF/XWoWvde11EG0pmVtIJ6VzE89svYJiS+Aao4404B9YdGAsFz1B&#10;3UEAsSPzCqozitBjHSYKuwzr2iideuBupvlf3Tw24HTqhcXx7iST/3+w6sv+GwlT8eyksNDxiJ70&#10;EMQHHMRyHuXpnS8469FxXhjYH1Njq949oPruhcXbBuxW3xBh32iomN40vszOno44PoJs+s9YcR3Y&#10;BUxAQ01dBGQ1BKPzmA6n0UQuip0Xi+XF1YI5Ko7N8zy/TLPLoHh57ciHjxo7ES+lJB59Qof9gw+R&#10;DRQvKbGYxXvTtmn8rf3DwYnRk9hHwiP1MGyGo05HUTZYHbgdwnGp+BPwpUH6KUXPC1VK/2MHpKVo&#10;P1mWZDmdz+MGJmN+uZixQeeRzXkErGKoUgYpxuttGLd258hsG640DsHiDctYm9Rh1HtkdaTPS5Ma&#10;Py543MpzO2X9/obrXwAAAP//AwBQSwMEFAAGAAgAAAAhAEn8c7fdAAAACQEAAA8AAABkcnMvZG93&#10;bnJldi54bWxMj8FOwzAMhu9IvENkJG5bunVjW6k7IRBX0AZD4pY1XlvROFWTreXtMSc4/bL86ffn&#10;fDu6Vl2oD41nhNk0AUVcettwhfD+9jxZgwrRsDWtZ0L4pgDb4voqN5n1A+/oso+VkhIOmUGoY+wy&#10;rUNZkzNh6jti2Z1870yUsa+07c0g5a7V8yS50840LBdq09FjTeXX/uwQDi+nz49F8lo9uWU3+DHR&#10;7DYa8fZmfLgHFWmMfzD86os6FOJ09Ge2QbUIaTpLBUWYLCQF2MzXK1BHhKWkLnL9/4PiBwAA//8D&#10;AFBLAQItABQABgAIAAAAIQC2gziS/gAAAOEBAAATAAAAAAAAAAAAAAAAAAAAAABbQ29udGVudF9U&#10;eXBlc10ueG1sUEsBAi0AFAAGAAgAAAAhADj9If/WAAAAlAEAAAsAAAAAAAAAAAAAAAAALwEAAF9y&#10;ZWxzLy5yZWxzUEsBAi0AFAAGAAgAAAAhAJ/nRkv1AQAAzgMAAA4AAAAAAAAAAAAAAAAALgIAAGRy&#10;cy9lMm9Eb2MueG1sUEsBAi0AFAAGAAgAAAAhAEn8c7fdAAAACQEAAA8AAAAAAAAAAAAAAAAATwQA&#10;AGRycy9kb3ducmV2LnhtbFBLBQYAAAAABAAEAPMAAABZBQAAAAA=&#10;" filled="f" stroked="f">
               <v:textbox>
                 <w:txbxContent>
                   <w:p>
@@ -4669,7 +2874,7 @@
       <mc:AlternateContent>
         <mc:Choice Requires="wps">
           <w:drawing>
-            <wp:anchor distT="0" distB="0" distL="114300" distR="114300" simplePos="0" relativeHeight="251665920" behindDoc="0" locked="0" layoutInCell="1" allowOverlap="1" wp14:anchorId="5946CA0E" wp14:editId="3B2E8D2D">
+            <wp:anchor distT="0" distB="0" distL="114300" distR="114300" simplePos="0" relativeHeight="251665920" behindDoc="0" locked="0" layoutInCell="1" allowOverlap="1" wp14:anchorId="4C5A1121" wp14:editId="364FEEA3">
               <wp:simplePos x="0" y="0"/>
               <wp:positionH relativeFrom="column">
                 <wp:posOffset>1628775</wp:posOffset>
@@ -4760,7 +2965,7 @@
         </mc:Choice>
         <mc:Fallback>
           <w:pict>
-            <v:shape w14:anchorId="5946CA0E" id="Text Box 73" o:spid="_x0000_s1028" type="#_x0000_t202" style="position:absolute;margin-left:128.25pt;margin-top:19.15pt;width:27.7pt;height:13.4pt;z-index:251665920;visibility:visible;mso-wrap-style:square;mso-width-percent:0;mso-height-percent:0;mso-wrap-distance-left:9pt;mso-wrap-distance-top:0;mso-wrap-distance-right:9pt;mso-wrap-distance-bottom:0;mso-position-horizontal:absolute;mso-position-horizontal-relative:text;mso-position-vertical:absolute;mso-position-vertical-relative:text;mso-width-percent:0;mso-height-percent:0;mso-width-relative:page;mso-height-relative:page;v-text-anchor:top" o:gfxdata="UEsDBBQABgAIAAAAIQC2gziS/gAAAOEBAAATAAAAW0NvbnRlbnRfVHlwZXNdLnhtbJSRQU7DMBBF&#10;90jcwfIWJU67QAgl6YK0S0CoHGBkTxKLZGx5TGhvj5O2G0SRWNoz/78nu9wcxkFMGNg6quQqL6RA&#10;0s5Y6ir5vt9lD1JwBDIwOMJKHpHlpr69KfdHjyxSmriSfYz+USnWPY7AufNIadK6MEJMx9ApD/oD&#10;OlTrorhX2lFEilmcO2RdNtjC5xDF9pCuTyYBB5bi6bQ4syoJ3g9WQ0ymaiLzg5KdCXlKLjvcW893&#10;SUOqXwnz5DrgnHtJTxOsQfEKIT7DmDSUCaxw7Rqn8787ZsmRM9e2VmPeBN4uqYvTtW7jvijg9N/y&#10;JsXecLq0q+WD6m8AAAD//wMAUEsDBBQABgAIAAAAIQA4/SH/1gAAAJQBAAALAAAAX3JlbHMvLnJl&#10;bHOkkMFqwzAMhu+DvYPRfXGawxijTi+j0GvpHsDYimMaW0Yy2fr2M4PBMnrbUb/Q94l/f/hMi1qR&#10;JVI2sOt6UJgd+ZiDgffL8ekFlFSbvV0oo4EbChzGx4f9GRdb25HMsYhqlCwG5lrLq9biZkxWOiqY&#10;22YiTra2kYMu1l1tQD30/bPm3wwYN0x18gb45AdQl1tp5j/sFB2T0FQ7R0nTNEV3j6o9feQzro1i&#10;OWA14Fm+Q8a1a8+Bvu/d/dMb2JY5uiPbhG/ktn4cqGU/er3pcvwCAAD//wMAUEsDBBQABgAIAAAA&#10;IQAeKeK77AEAAL4DAAAOAAAAZHJzL2Uyb0RvYy54bWysU21v0zAQ/o7Ef7D8nabpxDqiptPYNIQ0&#10;GNLGD7g4TmOR+MzZbVJ+PWenKQO+Ib5Y53t5/Nxz58312HfioMkbtKXMF0sptFVYG7sr5dfn+zdX&#10;UvgAtoYOrS7lUXt5vX39ajO4Qq+wxa7WJBjE+mJwpWxDcEWWedXqHvwCnbYcbJB6CHylXVYTDIze&#10;d9lqubzMBqTaESrtPXvvpqDcJvym0So8No3XQXSlZG4hnZTOKp7ZdgPFjsC1Rp1owD+w6MFYfvQM&#10;dQcBxJ7MX1C9UYQem7BQ2GfYNEbp1AN3ky//6OapBadTLyyOd2eZ/P+DVZ8PX0iYupSXLI+Fnmf0&#10;rMcg3uMo1hdRn8H5gtOeHCeGkf0859Srdw+ovnlh8bYFu9M3RDi0Gmrml8fK7EXphOMjSDV8wprf&#10;gX3ABDQ21EfxWA7B6EzkeJ5N5KLYefE2X7/jiOJQvl7mV2l2GRRzsSMfPmjsRTRKSTz6BA6HBx8i&#10;GSjmlPiWxXvTdWn8nf3NwYnRk8hHvhPzMFZj0mk1a1JhfeRuCKel4k/ARov0Q4qBF6qU/vseSEvR&#10;fbSsSNy+2aDZqGYDrOLSUgYpJvM2TFu6d2R2LSNPmlu8YdUakzqK8k4sTnR5SVKjp4WOW/jynrJ+&#10;fbvtTwAAAP//AwBQSwMEFAAGAAgAAAAhAMyXTTnfAAAACQEAAA8AAABkcnMvZG93bnJldi54bWxM&#10;j0FPg0AQhe8m/ofNmHizCyWQFhmaxujJxEjx4HFhp0DKziK7bfHfu570OHlf3vum2C1mFBea3WAZ&#10;IV5FIIhbqwfuED7ql4cNCOcVazVaJoRvcrArb28KlWt75YouB9+JUMIuVwi991MupWt7Msqt7EQc&#10;sqOdjfLhnDupZ3UN5WaU6yjKpFEDh4VeTfTUU3s6nA3C/pOr5+HrrXmvjtVQ19uIX7MT4v3dsn8E&#10;4WnxfzD86gd1KINTY8+snRgR1mmWBhQh2SQgApDE8RZEg5ClMciykP8/KH8AAAD//wMAUEsBAi0A&#10;FAAGAAgAAAAhALaDOJL+AAAA4QEAABMAAAAAAAAAAAAAAAAAAAAAAFtDb250ZW50X1R5cGVzXS54&#10;bWxQSwECLQAUAAYACAAAACEAOP0h/9YAAACUAQAACwAAAAAAAAAAAAAAAAAvAQAAX3JlbHMvLnJl&#10;bHNQSwECLQAUAAYACAAAACEAHiniu+wBAAC+AwAADgAAAAAAAAAAAAAAAAAuAgAAZHJzL2Uyb0Rv&#10;Yy54bWxQSwECLQAUAAYACAAAACEAzJdNOd8AAAAJAQAADwAAAAAAAAAAAAAAAABGBAAAZHJzL2Rv&#10;d25yZXYueG1sUEsFBgAAAAAEAAQA8wAAAFIFAAAAAA==&#10;" filled="f" stroked="f">
+            <v:shape w14:anchorId="4C5A1121" id="Text Box 73" o:spid="_x0000_s1028" type="#_x0000_t202" style="position:absolute;margin-left:128.25pt;margin-top:19.15pt;width:27.7pt;height:13.4pt;z-index:251665920;visibility:visible;mso-wrap-style:square;mso-width-percent:0;mso-height-percent:0;mso-wrap-distance-left:9pt;mso-wrap-distance-top:0;mso-wrap-distance-right:9pt;mso-wrap-distance-bottom:0;mso-position-horizontal:absolute;mso-position-horizontal-relative:text;mso-position-vertical:absolute;mso-position-vertical-relative:text;mso-width-percent:0;mso-height-percent:0;mso-width-relative:page;mso-height-relative:page;v-text-anchor:top" o:gfxdata="UEsDBBQABgAIAAAAIQC2gziS/gAAAOEBAAATAAAAW0NvbnRlbnRfVHlwZXNdLnhtbJSRQU7DMBBF&#10;90jcwfIWJU67QAgl6YK0S0CoHGBkTxKLZGx5TGhvj5O2G0SRWNoz/78nu9wcxkFMGNg6quQqL6RA&#10;0s5Y6ir5vt9lD1JwBDIwOMJKHpHlpr69KfdHjyxSmriSfYz+USnWPY7AufNIadK6MEJMx9ApD/oD&#10;OlTrorhX2lFEilmcO2RdNtjC5xDF9pCuTyYBB5bi6bQ4syoJ3g9WQ0ymaiLzg5KdCXlKLjvcW893&#10;SUOqXwnz5DrgnHtJTxOsQfEKIT7DmDSUCaxw7Rqn8787ZsmRM9e2VmPeBN4uqYvTtW7jvijg9N/y&#10;JsXecLq0q+WD6m8AAAD//wMAUEsDBBQABgAIAAAAIQA4/SH/1gAAAJQBAAALAAAAX3JlbHMvLnJl&#10;bHOkkMFqwzAMhu+DvYPRfXGawxijTi+j0GvpHsDYimMaW0Yy2fr2M4PBMnrbUb/Q94l/f/hMi1qR&#10;JVI2sOt6UJgd+ZiDgffL8ekFlFSbvV0oo4EbChzGx4f9GRdb25HMsYhqlCwG5lrLq9biZkxWOiqY&#10;22YiTra2kYMu1l1tQD30/bPm3wwYN0x18gb45AdQl1tp5j/sFB2T0FQ7R0nTNEV3j6o9feQzro1i&#10;OWA14Fm+Q8a1a8+Bvu/d/dMb2JY5uiPbhG/ktn4cqGU/er3pcvwCAAD//wMAUEsDBBQABgAIAAAA&#10;IQAeKeK77AEAAL4DAAAOAAAAZHJzL2Uyb0RvYy54bWysU21v0zAQ/o7Ef7D8nabpxDqiptPYNIQ0&#10;GNLGD7g4TmOR+MzZbVJ+PWenKQO+Ib5Y53t5/Nxz58312HfioMkbtKXMF0sptFVYG7sr5dfn+zdX&#10;UvgAtoYOrS7lUXt5vX39ajO4Qq+wxa7WJBjE+mJwpWxDcEWWedXqHvwCnbYcbJB6CHylXVYTDIze&#10;d9lqubzMBqTaESrtPXvvpqDcJvym0So8No3XQXSlZG4hnZTOKp7ZdgPFjsC1Rp1owD+w6MFYfvQM&#10;dQcBxJ7MX1C9UYQem7BQ2GfYNEbp1AN3ky//6OapBadTLyyOd2eZ/P+DVZ8PX0iYupSXLI+Fnmf0&#10;rMcg3uMo1hdRn8H5gtOeHCeGkf0859Srdw+ovnlh8bYFu9M3RDi0Gmrml8fK7EXphOMjSDV8wprf&#10;gX3ABDQ21EfxWA7B6EzkeJ5N5KLYefE2X7/jiOJQvl7mV2l2GRRzsSMfPmjsRTRKSTz6BA6HBx8i&#10;GSjmlPiWxXvTdWn8nf3NwYnRk8hHvhPzMFZj0mk1a1JhfeRuCKel4k/ARov0Q4qBF6qU/vseSEvR&#10;fbSsSNy+2aDZqGYDrOLSUgYpJvM2TFu6d2R2LSNPmlu8YdUakzqK8k4sTnR5SVKjp4WOW/jynrJ+&#10;fbvtTwAAAP//AwBQSwMEFAAGAAgAAAAhAMyXTTnfAAAACQEAAA8AAABkcnMvZG93bnJldi54bWxM&#10;j0FPg0AQhe8m/ofNmHizCyWQFhmaxujJxEjx4HFhp0DKziK7bfHfu570OHlf3vum2C1mFBea3WAZ&#10;IV5FIIhbqwfuED7ql4cNCOcVazVaJoRvcrArb28KlWt75YouB9+JUMIuVwi991MupWt7Msqt7EQc&#10;sqOdjfLhnDupZ3UN5WaU6yjKpFEDh4VeTfTUU3s6nA3C/pOr5+HrrXmvjtVQ19uIX7MT4v3dsn8E&#10;4WnxfzD86gd1KINTY8+snRgR1mmWBhQh2SQgApDE8RZEg5ClMciykP8/KH8AAAD//wMAUEsBAi0A&#10;FAAGAAgAAAAhALaDOJL+AAAA4QEAABMAAAAAAAAAAAAAAAAAAAAAAFtDb250ZW50X1R5cGVzXS54&#10;bWxQSwECLQAUAAYACAAAACEAOP0h/9YAAACUAQAACwAAAAAAAAAAAAAAAAAvAQAAX3JlbHMvLnJl&#10;bHNQSwECLQAUAAYACAAAACEAHiniu+wBAAC+AwAADgAAAAAAAAAAAAAAAAAuAgAAZHJzL2Uyb0Rv&#10;Yy54bWxQSwECLQAUAAYACAAAACEAzJdNOd8AAAAJAQAADwAAAAAAAAAAAAAAAABGBAAAZHJzL2Rv&#10;d25yZXYueG1sUEsFBgAAAAAEAAQA8wAAAFIFAAAAAA==&#10;" filled="f" stroked="f">
               <v:textbox inset="0,0,0,0">
                 <w:txbxContent>
                   <w:p>
@@ -4794,7 +2999,7 @@
       <mc:AlternateContent>
         <mc:Choice Requires="wps">
           <w:drawing>
-            <wp:anchor distT="0" distB="0" distL="114300" distR="114300" simplePos="0" relativeHeight="251663872" behindDoc="0" locked="0" layoutInCell="1" allowOverlap="1" wp14:anchorId="3D6E29A9" wp14:editId="03EADDEE">
+            <wp:anchor distT="0" distB="0" distL="114300" distR="114300" simplePos="0" relativeHeight="251663872" behindDoc="0" locked="0" layoutInCell="1" allowOverlap="1" wp14:anchorId="3382C047" wp14:editId="3A172E33">
               <wp:simplePos x="0" y="0"/>
               <wp:positionH relativeFrom="column">
                 <wp:posOffset>1072515</wp:posOffset>
@@ -4885,7 +3090,7 @@
         </mc:Choice>
         <mc:Fallback>
           <w:pict>
-            <v:shape w14:anchorId="3D6E29A9" id="Text Box 72" o:spid="_x0000_s1029" type="#_x0000_t202" style="position:absolute;margin-left:84.45pt;margin-top:19.55pt;width:42.4pt;height:13.1pt;z-index:251663872;visibility:visible;mso-wrap-style:square;mso-width-percent:0;mso-height-percent:0;mso-wrap-distance-left:9pt;mso-wrap-distance-top:0;mso-wrap-distance-right:9pt;mso-wrap-distance-bottom:0;mso-position-horizontal:absolute;mso-position-horizontal-relative:text;mso-position-vertical:absolute;mso-position-vertical-relative:text;mso-width-percent:0;mso-height-percent:0;mso-width-relative:page;mso-height-relative:page;v-text-anchor:top" o:gfxdata="UEsDBBQABgAIAAAAIQC2gziS/gAAAOEBAAATAAAAW0NvbnRlbnRfVHlwZXNdLnhtbJSRQU7DMBBF&#10;90jcwfIWJU67QAgl6YK0S0CoHGBkTxKLZGx5TGhvj5O2G0SRWNoz/78nu9wcxkFMGNg6quQqL6RA&#10;0s5Y6ir5vt9lD1JwBDIwOMJKHpHlpr69KfdHjyxSmriSfYz+USnWPY7AufNIadK6MEJMx9ApD/oD&#10;OlTrorhX2lFEilmcO2RdNtjC5xDF9pCuTyYBB5bi6bQ4syoJ3g9WQ0ymaiLzg5KdCXlKLjvcW893&#10;SUOqXwnz5DrgnHtJTxOsQfEKIT7DmDSUCaxw7Rqn8787ZsmRM9e2VmPeBN4uqYvTtW7jvijg9N/y&#10;JsXecLq0q+WD6m8AAAD//wMAUEsDBBQABgAIAAAAIQA4/SH/1gAAAJQBAAALAAAAX3JlbHMvLnJl&#10;bHOkkMFqwzAMhu+DvYPRfXGawxijTi+j0GvpHsDYimMaW0Yy2fr2M4PBMnrbUb/Q94l/f/hMi1qR&#10;JVI2sOt6UJgd+ZiDgffL8ekFlFSbvV0oo4EbChzGx4f9GRdb25HMsYhqlCwG5lrLq9biZkxWOiqY&#10;22YiTra2kYMu1l1tQD30/bPm3wwYN0x18gb45AdQl1tp5j/sFB2T0FQ7R0nTNEV3j6o9feQzro1i&#10;OWA14Fm+Q8a1a8+Bvu/d/dMb2JY5uiPbhG/ktn4cqGU/er3pcvwCAAD//wMAUEsDBBQABgAIAAAA&#10;IQAJ6G1Z7QEAAL4DAAAOAAAAZHJzL2Uyb0RvYy54bWysU9tu2zAMfR+wfxD0vjiXNc2MOEXXosOA&#10;rhvQ7gMYWY6F2aJGKbGzrx8lx1m7vg17EShejg4PqfVV3zbioMkbtIWcTaZSaKuwNHZXyO9Pd+9W&#10;UvgAtoQGrS7kUXt5tXn7Zt25XM+xxqbUJBjE+rxzhaxDcHmWeVXrFvwEnbYcrJBaCHylXVYSdIze&#10;Ntl8Ol1mHVLpCJX2nr23Q1BuEn5VaRW+VpXXQTSFZG4hnZTObTyzzRryHYGrjTrRgH9g0YKx/OgZ&#10;6hYCiD2ZV1CtUYQeqzBR2GZYVUbp1AN3M5v+1c1jDU6nXlgc784y+f8Hqx4O30iYspAXH6Sw0PKM&#10;nnQfxEfsxeU86tM5n3Pao+PE0LOf55x69e4e1Q8vLN7UYHf6mgi7WkPJ/GaxMntWOuD4CLLtvmDJ&#10;78A+YALqK2qjeCyHYHSe0/E8m8hFsfNisXq/4oji0Gy5XFym2WWQj8WOfPiksRXRKCTx6BM4HO59&#10;iGQgH1PiWxbvTNOk8Tf2hYMToyeRj3wH5qHf9kmnxajJFssjd0M4LBV/AjZqpF9SdLxQhfQ/90Ba&#10;iuazZUXi9o0GjcZ2NMAqLi1kkGIwb8KwpXtHZlcz8qC5xWtWrTKpoyjvwOJEl5ckNXpa6LiFz+8p&#10;68+32/wGAAD//wMAUEsDBBQABgAIAAAAIQCp4BZQ3wAAAAkBAAAPAAAAZHJzL2Rvd25yZXYueG1s&#10;TI9BT4NAEIXvJv6HzZh4s0tLigVZmsboycRI8eBxgSlsys4iu23x3zue7PFlvrz3Tb6d7SDOOHnj&#10;SMFyEYFAalxrqFPwWb0+bED4oKnVgyNU8IMetsXtTa6z1l2oxPM+dIJLyGdaQR/CmEnpmx6t9gs3&#10;IvHt4CarA8epk+2kL1xuB7mKokRabYgXej3ic4/NcX+yCnZfVL6Y7/f6ozyUpqrSiN6So1L3d/Pu&#10;CUTAOfzD8KfP6lCwU+1O1HoxcE42KaMK4nQJgoHVOn4EUStI1jHIIpfXHxS/AAAA//8DAFBLAQIt&#10;ABQABgAIAAAAIQC2gziS/gAAAOEBAAATAAAAAAAAAAAAAAAAAAAAAABbQ29udGVudF9UeXBlc10u&#10;eG1sUEsBAi0AFAAGAAgAAAAhADj9If/WAAAAlAEAAAsAAAAAAAAAAAAAAAAALwEAAF9yZWxzLy5y&#10;ZWxzUEsBAi0AFAAGAAgAAAAhAAnobVntAQAAvgMAAA4AAAAAAAAAAAAAAAAALgIAAGRycy9lMm9E&#10;b2MueG1sUEsBAi0AFAAGAAgAAAAhAKngFlDfAAAACQEAAA8AAAAAAAAAAAAAAAAARwQAAGRycy9k&#10;b3ducmV2LnhtbFBLBQYAAAAABAAEAPMAAABTBQAAAAA=&#10;" filled="f" stroked="f">
+            <v:shape w14:anchorId="3382C047" id="Text Box 72" o:spid="_x0000_s1029" type="#_x0000_t202" style="position:absolute;margin-left:84.45pt;margin-top:19.55pt;width:42.4pt;height:13.1pt;z-index:251663872;visibility:visible;mso-wrap-style:square;mso-width-percent:0;mso-height-percent:0;mso-wrap-distance-left:9pt;mso-wrap-distance-top:0;mso-wrap-distance-right:9pt;mso-wrap-distance-bottom:0;mso-position-horizontal:absolute;mso-position-horizontal-relative:text;mso-position-vertical:absolute;mso-position-vertical-relative:text;mso-width-percent:0;mso-height-percent:0;mso-width-relative:page;mso-height-relative:page;v-text-anchor:top" o:gfxdata="UEsDBBQABgAIAAAAIQC2gziS/gAAAOEBAAATAAAAW0NvbnRlbnRfVHlwZXNdLnhtbJSRQU7DMBBF&#10;90jcwfIWJU67QAgl6YK0S0CoHGBkTxKLZGx5TGhvj5O2G0SRWNoz/78nu9wcxkFMGNg6quQqL6RA&#10;0s5Y6ir5vt9lD1JwBDIwOMJKHpHlpr69KfdHjyxSmriSfYz+USnWPY7AufNIadK6MEJMx9ApD/oD&#10;OlTrorhX2lFEilmcO2RdNtjC5xDF9pCuTyYBB5bi6bQ4syoJ3g9WQ0ymaiLzg5KdCXlKLjvcW893&#10;SUOqXwnz5DrgnHtJTxOsQfEKIT7DmDSUCaxw7Rqn8787ZsmRM9e2VmPeBN4uqYvTtW7jvijg9N/y&#10;JsXecLq0q+WD6m8AAAD//wMAUEsDBBQABgAIAAAAIQA4/SH/1gAAAJQBAAALAAAAX3JlbHMvLnJl&#10;bHOkkMFqwzAMhu+DvYPRfXGawxijTi+j0GvpHsDYimMaW0Yy2fr2M4PBMnrbUb/Q94l/f/hMi1qR&#10;JVI2sOt6UJgd+ZiDgffL8ekFlFSbvV0oo4EbChzGx4f9GRdb25HMsYhqlCwG5lrLq9biZkxWOiqY&#10;22YiTra2kYMu1l1tQD30/bPm3wwYN0x18gb45AdQl1tp5j/sFB2T0FQ7R0nTNEV3j6o9feQzro1i&#10;OWA14Fm+Q8a1a8+Bvu/d/dMb2JY5uiPbhG/ktn4cqGU/er3pcvwCAAD//wMAUEsDBBQABgAIAAAA&#10;IQAJ6G1Z7QEAAL4DAAAOAAAAZHJzL2Uyb0RvYy54bWysU9tu2zAMfR+wfxD0vjiXNc2MOEXXosOA&#10;rhvQ7gMYWY6F2aJGKbGzrx8lx1m7vg17EShejg4PqfVV3zbioMkbtIWcTaZSaKuwNHZXyO9Pd+9W&#10;UvgAtoQGrS7kUXt5tXn7Zt25XM+xxqbUJBjE+rxzhaxDcHmWeVXrFvwEnbYcrJBaCHylXVYSdIze&#10;Ntl8Ol1mHVLpCJX2nr23Q1BuEn5VaRW+VpXXQTSFZG4hnZTObTyzzRryHYGrjTrRgH9g0YKx/OgZ&#10;6hYCiD2ZV1CtUYQeqzBR2GZYVUbp1AN3M5v+1c1jDU6nXlgc784y+f8Hqx4O30iYspAXH6Sw0PKM&#10;nnQfxEfsxeU86tM5n3Pao+PE0LOf55x69e4e1Q8vLN7UYHf6mgi7WkPJ/GaxMntWOuD4CLLtvmDJ&#10;78A+YALqK2qjeCyHYHSe0/E8m8hFsfNisXq/4oji0Gy5XFym2WWQj8WOfPiksRXRKCTx6BM4HO59&#10;iGQgH1PiWxbvTNOk8Tf2hYMToyeRj3wH5qHf9kmnxajJFssjd0M4LBV/AjZqpF9SdLxQhfQ/90Ba&#10;iuazZUXi9o0GjcZ2NMAqLi1kkGIwb8KwpXtHZlcz8qC5xWtWrTKpoyjvwOJEl5ckNXpa6LiFz+8p&#10;68+32/wGAAD//wMAUEsDBBQABgAIAAAAIQCp4BZQ3wAAAAkBAAAPAAAAZHJzL2Rvd25yZXYueG1s&#10;TI9BT4NAEIXvJv6HzZh4s0tLigVZmsboycRI8eBxgSlsys4iu23x3zue7PFlvrz3Tb6d7SDOOHnj&#10;SMFyEYFAalxrqFPwWb0+bED4oKnVgyNU8IMetsXtTa6z1l2oxPM+dIJLyGdaQR/CmEnpmx6t9gs3&#10;IvHt4CarA8epk+2kL1xuB7mKokRabYgXej3ic4/NcX+yCnZfVL6Y7/f6ozyUpqrSiN6So1L3d/Pu&#10;CUTAOfzD8KfP6lCwU+1O1HoxcE42KaMK4nQJgoHVOn4EUStI1jHIIpfXHxS/AAAA//8DAFBLAQIt&#10;ABQABgAIAAAAIQC2gziS/gAAAOEBAAATAAAAAAAAAAAAAAAAAAAAAABbQ29udGVudF9UeXBlc10u&#10;eG1sUEsBAi0AFAAGAAgAAAAhADj9If/WAAAAlAEAAAsAAAAAAAAAAAAAAAAALwEAAF9yZWxzLy5y&#10;ZWxzUEsBAi0AFAAGAAgAAAAhAAnobVntAQAAvgMAAA4AAAAAAAAAAAAAAAAALgIAAGRycy9lMm9E&#10;b2MueG1sUEsBAi0AFAAGAAgAAAAhAKngFlDfAAAACQEAAA8AAAAAAAAAAAAAAAAARwQAAGRycy9k&#10;b3ducmV2LnhtbFBLBQYAAAAABAAEAPMAAABTBQAAAAA=&#10;" filled="f" stroked="f">
               <v:textbox inset="0,0,0,0">
                 <w:txbxContent>
                   <w:p>
@@ -4919,7 +3124,7 @@
       <mc:AlternateContent>
         <mc:Choice Requires="wps">
           <w:drawing>
-            <wp:anchor distT="0" distB="0" distL="114300" distR="114300" simplePos="0" relativeHeight="251662848" behindDoc="0" locked="0" layoutInCell="1" allowOverlap="1" wp14:anchorId="498D97A8" wp14:editId="64509A1F">
+            <wp:anchor distT="0" distB="0" distL="114300" distR="114300" simplePos="0" relativeHeight="251662848" behindDoc="0" locked="0" layoutInCell="1" allowOverlap="1" wp14:anchorId="26541C2B" wp14:editId="03C95599">
               <wp:simplePos x="0" y="0"/>
               <wp:positionH relativeFrom="column">
                 <wp:posOffset>367664</wp:posOffset>
@@ -5019,7 +3224,7 @@
         </mc:Choice>
         <mc:Fallback>
           <w:pict>
-            <v:shape w14:anchorId="498D97A8" id="Text Box 71" o:spid="_x0000_s1030" type="#_x0000_t202" style="position:absolute;margin-left:28.95pt;margin-top:19.15pt;width:54.75pt;height:12.9pt;z-index:251662848;visibility:visible;mso-wrap-style:square;mso-width-percent:0;mso-height-percent:0;mso-wrap-distance-left:9pt;mso-wrap-distance-top:0;mso-wrap-distance-right:9pt;mso-wrap-distance-bottom:0;mso-position-horizontal:absolute;mso-position-horizontal-relative:text;mso-position-vertical:absolute;mso-position-vertical-relative:text;mso-width-percent:0;mso-height-percent:0;mso-width-relative:page;mso-height-relative:page;v-text-anchor:top" o:gfxdata="UEsDBBQABgAIAAAAIQC2gziS/gAAAOEBAAATAAAAW0NvbnRlbnRfVHlwZXNdLnhtbJSRQU7DMBBF&#10;90jcwfIWJU67QAgl6YK0S0CoHGBkTxKLZGx5TGhvj5O2G0SRWNoz/78nu9wcxkFMGNg6quQqL6RA&#10;0s5Y6ir5vt9lD1JwBDIwOMJKHpHlpr69KfdHjyxSmriSfYz+USnWPY7AufNIadK6MEJMx9ApD/oD&#10;OlTrorhX2lFEilmcO2RdNtjC5xDF9pCuTyYBB5bi6bQ4syoJ3g9WQ0ymaiLzg5KdCXlKLjvcW893&#10;SUOqXwnz5DrgnHtJTxOsQfEKIT7DmDSUCaxw7Rqn8787ZsmRM9e2VmPeBN4uqYvTtW7jvijg9N/y&#10;JsXecLq0q+WD6m8AAAD//wMAUEsDBBQABgAIAAAAIQA4/SH/1gAAAJQBAAALAAAAX3JlbHMvLnJl&#10;bHOkkMFqwzAMhu+DvYPRfXGawxijTi+j0GvpHsDYimMaW0Yy2fr2M4PBMnrbUb/Q94l/f/hMi1qR&#10;JVI2sOt6UJgd+ZiDgffL8ekFlFSbvV0oo4EbChzGx4f9GRdb25HMsYhqlCwG5lrLq9biZkxWOiqY&#10;22YiTra2kYMu1l1tQD30/bPm3wwYN0x18gb45AdQl1tp5j/sFB2T0FQ7R0nTNEV3j6o9feQzro1i&#10;OWA14Fm+Q8a1a8+Bvu/d/dMb2JY5uiPbhG/ktn4cqGU/er3pcvwCAAD//wMAUEsDBBQABgAIAAAA&#10;IQD6mOHh7AEAAL4DAAAOAAAAZHJzL2Uyb0RvYy54bWysU9tu2zAMfR+wfxD0vjjOknQz4hRdiw4D&#10;ugvQ7gNkWbaFWaJGKbGzrx8lx1m3vQ17ESiKPDw8pHbXo+nZUaHXYEueL5acKSuh1rYt+den+1dv&#10;OPNB2Fr0YFXJT8rz6/3LF7vBFWoFHfS1QkYg1heDK3kXgiuyzMtOGeEX4JSlxwbQiEBXbLMaxUDo&#10;ps9Wy+U2GwBrhyCV9+S9mx75PuE3jZLhc9N4FVhfcuIW0onprOKZ7XeiaFG4TsszDfEPLIzQlope&#10;oO5EEOyA+i8ooyWChyYsJJgMmkZLlXqgbvLlH908dsKp1AuJ491FJv//YOWn4xdkui75hiZlhaEZ&#10;PakxsHcwsqs86jM4X1DYo6PAMJKf5px69e4B5DfPLNx2wrbqBhGGToma+KXM7FnqhOMjSDV8hJrq&#10;iEOABDQ2aKJ4JAcjdJrT6TKbyEWSc/t283q14UzSU75d5+uryC0TxZzs0If3CgyLRsmRRp/AxfHB&#10;hyl0Dom1LNzrvk/j7+1vDsKMnkQ+8p2Yh7Eak07rWZMK6hN1gzAtFX0CMjrAH5wNtFAl998PAhVn&#10;/QdLisTtmw2cjWo2hJWUWvLA2WTehmlLDw512xHypLmFG1Kt0amjKO/E4kyXliRpcl7ouIXP7ynq&#10;17fb/wQAAP//AwBQSwMEFAAGAAgAAAAhAHYrwcjfAAAACAEAAA8AAABkcnMvZG93bnJldi54bWxM&#10;j0FPwkAUhO8m/ofNI/EmWwQLlL4SYvRkYiz14HHbPtoN3be1u0D99y4nPE5mMvNNuh1NJ840OG0Z&#10;YTaNQBBXttbcIHwVb48rEM4rrlVnmRB+ycE2u79LVVLbC+d03vtGhBJ2iUJove8TKV3VklFuanvi&#10;4B3sYJQPcmhkPahLKDedfIqiWBqlOSy0qqeXlqrj/mQQdt+cv+qfj/IzP+S6KNYRv8dHxIfJuNuA&#10;8DT6Wxiu+AEdssBU2hPXTnQIz8t1SCLMV3MQVz9eLkCUCPFiBjJL5f8D2R8AAAD//wMAUEsBAi0A&#10;FAAGAAgAAAAhALaDOJL+AAAA4QEAABMAAAAAAAAAAAAAAAAAAAAAAFtDb250ZW50X1R5cGVzXS54&#10;bWxQSwECLQAUAAYACAAAACEAOP0h/9YAAACUAQAACwAAAAAAAAAAAAAAAAAvAQAAX3JlbHMvLnJl&#10;bHNQSwECLQAUAAYACAAAACEA+pjh4ewBAAC+AwAADgAAAAAAAAAAAAAAAAAuAgAAZHJzL2Uyb0Rv&#10;Yy54bWxQSwECLQAUAAYACAAAACEAdivByN8AAAAIAQAADwAAAAAAAAAAAAAAAABGBAAAZHJzL2Rv&#10;d25yZXYueG1sUEsFBgAAAAAEAAQA8wAAAFIFAAAAAA==&#10;" filled="f" stroked="f">
+            <v:shape w14:anchorId="26541C2B" id="Text Box 71" o:spid="_x0000_s1030" type="#_x0000_t202" style="position:absolute;margin-left:28.95pt;margin-top:19.15pt;width:54.75pt;height:12.9pt;z-index:251662848;visibility:visible;mso-wrap-style:square;mso-width-percent:0;mso-height-percent:0;mso-wrap-distance-left:9pt;mso-wrap-distance-top:0;mso-wrap-distance-right:9pt;mso-wrap-distance-bottom:0;mso-position-horizontal:absolute;mso-position-horizontal-relative:text;mso-position-vertical:absolute;mso-position-vertical-relative:text;mso-width-percent:0;mso-height-percent:0;mso-width-relative:page;mso-height-relative:page;v-text-anchor:top" o:gfxdata="UEsDBBQABgAIAAAAIQC2gziS/gAAAOEBAAATAAAAW0NvbnRlbnRfVHlwZXNdLnhtbJSRQU7DMBBF&#10;90jcwfIWJU67QAgl6YK0S0CoHGBkTxKLZGx5TGhvj5O2G0SRWNoz/78nu9wcxkFMGNg6quQqL6RA&#10;0s5Y6ir5vt9lD1JwBDIwOMJKHpHlpr69KfdHjyxSmriSfYz+USnWPY7AufNIadK6MEJMx9ApD/oD&#10;OlTrorhX2lFEilmcO2RdNtjC5xDF9pCuTyYBB5bi6bQ4syoJ3g9WQ0ymaiLzg5KdCXlKLjvcW893&#10;SUOqXwnz5DrgnHtJTxOsQfEKIT7DmDSUCaxw7Rqn8787ZsmRM9e2VmPeBN4uqYvTtW7jvijg9N/y&#10;JsXecLq0q+WD6m8AAAD//wMAUEsDBBQABgAIAAAAIQA4/SH/1gAAAJQBAAALAAAAX3JlbHMvLnJl&#10;bHOkkMFqwzAMhu+DvYPRfXGawxijTi+j0GvpHsDYimMaW0Yy2fr2M4PBMnrbUb/Q94l/f/hMi1qR&#10;JVI2sOt6UJgd+ZiDgffL8ekFlFSbvV0oo4EbChzGx4f9GRdb25HMsYhqlCwG5lrLq9biZkxWOiqY&#10;22YiTra2kYMu1l1tQD30/bPm3wwYN0x18gb45AdQl1tp5j/sFB2T0FQ7R0nTNEV3j6o9feQzro1i&#10;OWA14Fm+Q8a1a8+Bvu/d/dMb2JY5uiPbhG/ktn4cqGU/er3pcvwCAAD//wMAUEsDBBQABgAIAAAA&#10;IQD6mOHh7AEAAL4DAAAOAAAAZHJzL2Uyb0RvYy54bWysU9tu2zAMfR+wfxD0vjjOknQz4hRdiw4D&#10;ugvQ7gNkWbaFWaJGKbGzrx8lx1m3vQ17ESiKPDw8pHbXo+nZUaHXYEueL5acKSuh1rYt+den+1dv&#10;OPNB2Fr0YFXJT8rz6/3LF7vBFWoFHfS1QkYg1heDK3kXgiuyzMtOGeEX4JSlxwbQiEBXbLMaxUDo&#10;ps9Wy+U2GwBrhyCV9+S9mx75PuE3jZLhc9N4FVhfcuIW0onprOKZ7XeiaFG4TsszDfEPLIzQlope&#10;oO5EEOyA+i8ooyWChyYsJJgMmkZLlXqgbvLlH908dsKp1AuJ491FJv//YOWn4xdkui75hiZlhaEZ&#10;PakxsHcwsqs86jM4X1DYo6PAMJKf5px69e4B5DfPLNx2wrbqBhGGToma+KXM7FnqhOMjSDV8hJrq&#10;iEOABDQ2aKJ4JAcjdJrT6TKbyEWSc/t283q14UzSU75d5+uryC0TxZzs0If3CgyLRsmRRp/AxfHB&#10;hyl0Dom1LNzrvk/j7+1vDsKMnkQ+8p2Yh7Eak07rWZMK6hN1gzAtFX0CMjrAH5wNtFAl998PAhVn&#10;/QdLisTtmw2cjWo2hJWUWvLA2WTehmlLDw512xHypLmFG1Kt0amjKO/E4kyXliRpcl7ouIXP7ynq&#10;17fb/wQAAP//AwBQSwMEFAAGAAgAAAAhAHYrwcjfAAAACAEAAA8AAABkcnMvZG93bnJldi54bWxM&#10;j0FPwkAUhO8m/ofNI/EmWwQLlL4SYvRkYiz14HHbPtoN3be1u0D99y4nPE5mMvNNuh1NJ840OG0Z&#10;YTaNQBBXttbcIHwVb48rEM4rrlVnmRB+ycE2u79LVVLbC+d03vtGhBJ2iUJove8TKV3VklFuanvi&#10;4B3sYJQPcmhkPahLKDedfIqiWBqlOSy0qqeXlqrj/mQQdt+cv+qfj/IzP+S6KNYRv8dHxIfJuNuA&#10;8DT6Wxiu+AEdssBU2hPXTnQIz8t1SCLMV3MQVz9eLkCUCPFiBjJL5f8D2R8AAAD//wMAUEsBAi0A&#10;FAAGAAgAAAAhALaDOJL+AAAA4QEAABMAAAAAAAAAAAAAAAAAAAAAAFtDb250ZW50X1R5cGVzXS54&#10;bWxQSwECLQAUAAYACAAAACEAOP0h/9YAAACUAQAACwAAAAAAAAAAAAAAAAAvAQAAX3JlbHMvLnJl&#10;bHNQSwECLQAUAAYACAAAACEA+pjh4ewBAAC+AwAADgAAAAAAAAAAAAAAAAAuAgAAZHJzL2Uyb0Rv&#10;Yy54bWxQSwECLQAUAAYACAAAACEAdivByN8AAAAIAQAADwAAAAAAAAAAAAAAAABGBAAAZHJzL2Rv&#10;d25yZXYueG1sUEsFBgAAAAAEAAQA8wAAAFIFAAAAAA==&#10;" filled="f" stroked="f">
               <v:textbox inset="0,0,0,0">
                 <w:txbxContent>
                   <w:p>
@@ -5062,7 +3267,7 @@
       <mc:AlternateContent>
         <mc:Choice Requires="wps">
           <w:drawing>
-            <wp:anchor distT="0" distB="0" distL="114300" distR="114300" simplePos="0" relativeHeight="251659776" behindDoc="0" locked="0" layoutInCell="1" allowOverlap="1" wp14:anchorId="1151D99D" wp14:editId="03358CFA">
+            <wp:anchor distT="0" distB="0" distL="114300" distR="114300" simplePos="0" relativeHeight="251659776" behindDoc="0" locked="0" layoutInCell="1" allowOverlap="1" wp14:anchorId="5DE575FE" wp14:editId="46EC7FF1">
               <wp:simplePos x="0" y="0"/>
               <wp:positionH relativeFrom="margin">
                 <wp:align>left</wp:align>
@@ -5152,7 +3357,7 @@
         </mc:Choice>
         <mc:Fallback>
           <w:pict>
-            <v:shape w14:anchorId="1151D99D" id="Text Box 70" o:spid="_x0000_s1031" type="#_x0000_t202" style="position:absolute;margin-left:0;margin-top:19.45pt;width:28.4pt;height:12.55pt;z-index:251659776;visibility:visible;mso-wrap-style:square;mso-width-percent:0;mso-height-percent:0;mso-wrap-distance-left:9pt;mso-wrap-distance-top:0;mso-wrap-distance-right:9pt;mso-wrap-distance-bottom:0;mso-position-horizontal:left;mso-position-horizontal-relative:margin;mso-position-vertical:absolute;mso-position-vertical-relative:text;mso-width-percent:0;mso-height-percent:0;mso-width-relative:page;mso-height-relative:page;v-text-anchor:top" o:gfxdata="UEsDBBQABgAIAAAAIQC2gziS/gAAAOEBAAATAAAAW0NvbnRlbnRfVHlwZXNdLnhtbJSRQU7DMBBF&#10;90jcwfIWJU67QAgl6YK0S0CoHGBkTxKLZGx5TGhvj5O2G0SRWNoz/78nu9wcxkFMGNg6quQqL6RA&#10;0s5Y6ir5vt9lD1JwBDIwOMJKHpHlpr69KfdHjyxSmriSfYz+USnWPY7AufNIadK6MEJMx9ApD/oD&#10;OlTrorhX2lFEilmcO2RdNtjC5xDF9pCuTyYBB5bi6bQ4syoJ3g9WQ0ymaiLzg5KdCXlKLjvcW893&#10;SUOqXwnz5DrgnHtJTxOsQfEKIT7DmDSUCaxw7Rqn8787ZsmRM9e2VmPeBN4uqYvTtW7jvijg9N/y&#10;JsXecLq0q+WD6m8AAAD//wMAUEsDBBQABgAIAAAAIQA4/SH/1gAAAJQBAAALAAAAX3JlbHMvLnJl&#10;bHOkkMFqwzAMhu+DvYPRfXGawxijTi+j0GvpHsDYimMaW0Yy2fr2M4PBMnrbUb/Q94l/f/hMi1qR&#10;JVI2sOt6UJgd+ZiDgffL8ekFlFSbvV0oo4EbChzGx4f9GRdb25HMsYhqlCwG5lrLq9biZkxWOiqY&#10;22YiTra2kYMu1l1tQD30/bPm3wwYN0x18gb45AdQl1tp5j/sFB2T0FQ7R0nTNEV3j6o9feQzro1i&#10;OWA14Fm+Q8a1a8+Bvu/d/dMb2JY5uiPbhG/ktn4cqGU/er3pcvwCAAD//wMAUEsDBBQABgAIAAAA&#10;IQBG36Sk7QEAAL4DAAAOAAAAZHJzL2Uyb0RvYy54bWysU9tu2zAMfR+wfxD0vjhu0Swz4hRdiw4D&#10;ugvQ7gMYWbaF2aJGKbGzrx8lx2m3vQ17EWiKOjznkN5cj30nDpq8QVvKfLGUQluFlbFNKb893b9Z&#10;S+ED2Ao6tLqUR+3l9fb1q83gCn2BLXaVJsEg1heDK2UbgiuyzKtW9+AX6LTlyxqph8Cf1GQVwcDo&#10;fZddLJerbECqHKHS3nP2brqU24Rf11qFL3XtdRBdKZlbSCelcxfPbLuBoiFwrVEnGvAPLHowlpue&#10;oe4ggNiT+QuqN4rQYx0WCvsM69oonTSwmnz5h5rHFpxOWtgc7842+f8Hqz4fvpIwVSlXuRQWep7R&#10;kx6DeI+jeJv8GZwvuOzRcWEYOc9zTlq9e0D13QuLty3YRt8Q4dBqqJhfHp3NXjyNE/GFjyC74RNW&#10;3Af2ARPQWFMfzWM7BKPznI7n2UQuipOXq+VqzTeKr/Krd5frq9QBivmxIx8+aOxFDEpJPPoEDocH&#10;HyIZKOaS2Mvivem6NP7O/pbgwphJ5CPfiXkYd2PyKfWNWnZYHVkN4bRU/BNw0CL9lGLghSql/7EH&#10;0lJ0Hy07ErdvDmgOdnMAVvHTUgYppvA2TFu6d2SalpEnzy3esGu1SYqeWZzo8pIkoaeFjlv48jtV&#10;Pf92218AAAD//wMAUEsDBBQABgAIAAAAIQDuUOEP2wAAAAUBAAAPAAAAZHJzL2Rvd25yZXYueG1s&#10;TI/NTsMwEITvSLyDtUjcqM1f1IZsqgrBCQmRhgNHJ3YTq/E6xG4b3p7lVI6jGc18U6xnP4ijnaIL&#10;hHC7UCAstcE46hA+69ebJYiYNBk9BLIIPzbCury8KHRuwokqe9ymTnAJxVwj9CmNuZSx7a3XcRFG&#10;S+ztwuR1Yjl10kz6xOV+kHdKZdJrR7zQ69E+97bdbw8eYfNF1Yv7fm8+ql3l6nql6C3bI15fzZsn&#10;EMnO6RyGP3xGh5KZmnAgE8WAwEcSwv1yBYLdx4x/NAjZgwJZFvI/ffkLAAD//wMAUEsBAi0AFAAG&#10;AAgAAAAhALaDOJL+AAAA4QEAABMAAAAAAAAAAAAAAAAAAAAAAFtDb250ZW50X1R5cGVzXS54bWxQ&#10;SwECLQAUAAYACAAAACEAOP0h/9YAAACUAQAACwAAAAAAAAAAAAAAAAAvAQAAX3JlbHMvLnJlbHNQ&#10;SwECLQAUAAYACAAAACEARt+kpO0BAAC+AwAADgAAAAAAAAAAAAAAAAAuAgAAZHJzL2Uyb0RvYy54&#10;bWxQSwECLQAUAAYACAAAACEA7lDhD9sAAAAFAQAADwAAAAAAAAAAAAAAAABHBAAAZHJzL2Rvd25y&#10;ZXYueG1sUEsFBgAAAAAEAAQA8wAAAE8FAAAAAA==&#10;" filled="f" stroked="f">
+            <v:shape w14:anchorId="5DE575FE" id="Text Box 70" o:spid="_x0000_s1031" type="#_x0000_t202" style="position:absolute;margin-left:0;margin-top:19.45pt;width:28.4pt;height:12.55pt;z-index:251659776;visibility:visible;mso-wrap-style:square;mso-width-percent:0;mso-height-percent:0;mso-wrap-distance-left:9pt;mso-wrap-distance-top:0;mso-wrap-distance-right:9pt;mso-wrap-distance-bottom:0;mso-position-horizontal:left;mso-position-horizontal-relative:margin;mso-position-vertical:absolute;mso-position-vertical-relative:text;mso-width-percent:0;mso-height-percent:0;mso-width-relative:page;mso-height-relative:page;v-text-anchor:top" o:gfxdata="UEsDBBQABgAIAAAAIQC2gziS/gAAAOEBAAATAAAAW0NvbnRlbnRfVHlwZXNdLnhtbJSRQU7DMBBF&#10;90jcwfIWJU67QAgl6YK0S0CoHGBkTxKLZGx5TGhvj5O2G0SRWNoz/78nu9wcxkFMGNg6quQqL6RA&#10;0s5Y6ir5vt9lD1JwBDIwOMJKHpHlpr69KfdHjyxSmriSfYz+USnWPY7AufNIadK6MEJMx9ApD/oD&#10;OlTrorhX2lFEilmcO2RdNtjC5xDF9pCuTyYBB5bi6bQ4syoJ3g9WQ0ymaiLzg5KdCXlKLjvcW893&#10;SUOqXwnz5DrgnHtJTxOsQfEKIT7DmDSUCaxw7Rqn8787ZsmRM9e2VmPeBN4uqYvTtW7jvijg9N/y&#10;JsXecLq0q+WD6m8AAAD//wMAUEsDBBQABgAIAAAAIQA4/SH/1gAAAJQBAAALAAAAX3JlbHMvLnJl&#10;bHOkkMFqwzAMhu+DvYPRfXGawxijTi+j0GvpHsDYimMaW0Yy2fr2M4PBMnrbUb/Q94l/f/hMi1qR&#10;JVI2sOt6UJgd+ZiDgffL8ekFlFSbvV0oo4EbChzGx4f9GRdb25HMsYhqlCwG5lrLq9biZkxWOiqY&#10;22YiTra2kYMu1l1tQD30/bPm3wwYN0x18gb45AdQl1tp5j/sFB2T0FQ7R0nTNEV3j6o9feQzro1i&#10;OWA14Fm+Q8a1a8+Bvu/d/dMb2JY5uiPbhG/ktn4cqGU/er3pcvwCAAD//wMAUEsDBBQABgAIAAAA&#10;IQBG36Sk7QEAAL4DAAAOAAAAZHJzL2Uyb0RvYy54bWysU9tu2zAMfR+wfxD0vjhu0Swz4hRdiw4D&#10;ugvQ7gMYWbaF2aJGKbGzrx8lx2m3vQ17EWiKOjznkN5cj30nDpq8QVvKfLGUQluFlbFNKb893b9Z&#10;S+ED2Ao6tLqUR+3l9fb1q83gCn2BLXaVJsEg1heDK2UbgiuyzKtW9+AX6LTlyxqph8Cf1GQVwcDo&#10;fZddLJerbECqHKHS3nP2brqU24Rf11qFL3XtdRBdKZlbSCelcxfPbLuBoiFwrVEnGvAPLHowlpue&#10;oe4ggNiT+QuqN4rQYx0WCvsM69oonTSwmnz5h5rHFpxOWtgc7842+f8Hqz4fvpIwVSlXuRQWep7R&#10;kx6DeI+jeJv8GZwvuOzRcWEYOc9zTlq9e0D13QuLty3YRt8Q4dBqqJhfHp3NXjyNE/GFjyC74RNW&#10;3Af2ARPQWFMfzWM7BKPznI7n2UQuipOXq+VqzTeKr/Krd5frq9QBivmxIx8+aOxFDEpJPPoEDocH&#10;HyIZKOaS2Mvivem6NP7O/pbgwphJ5CPfiXkYd2PyKfWNWnZYHVkN4bRU/BNw0CL9lGLghSql/7EH&#10;0lJ0Hy07ErdvDmgOdnMAVvHTUgYppvA2TFu6d2SalpEnzy3esGu1SYqeWZzo8pIkoaeFjlv48jtV&#10;Pf92218AAAD//wMAUEsDBBQABgAIAAAAIQDuUOEP2wAAAAUBAAAPAAAAZHJzL2Rvd25yZXYueG1s&#10;TI/NTsMwEITvSLyDtUjcqM1f1IZsqgrBCQmRhgNHJ3YTq/E6xG4b3p7lVI6jGc18U6xnP4ijnaIL&#10;hHC7UCAstcE46hA+69ebJYiYNBk9BLIIPzbCury8KHRuwokqe9ymTnAJxVwj9CmNuZSx7a3XcRFG&#10;S+ztwuR1Yjl10kz6xOV+kHdKZdJrR7zQ69E+97bdbw8eYfNF1Yv7fm8+ql3l6nql6C3bI15fzZsn&#10;EMnO6RyGP3xGh5KZmnAgE8WAwEcSwv1yBYLdx4x/NAjZgwJZFvI/ffkLAAD//wMAUEsBAi0AFAAG&#10;AAgAAAAhALaDOJL+AAAA4QEAABMAAAAAAAAAAAAAAAAAAAAAAFtDb250ZW50X1R5cGVzXS54bWxQ&#10;SwECLQAUAAYACAAAACEAOP0h/9YAAACUAQAACwAAAAAAAAAAAAAAAAAvAQAAX3JlbHMvLnJlbHNQ&#10;SwECLQAUAAYACAAAACEARt+kpO0BAAC+AwAADgAAAAAAAAAAAAAAAAAuAgAAZHJzL2Uyb0RvYy54&#10;bWxQSwECLQAUAAYACAAAACEA7lDhD9sAAAAFAQAADwAAAAAAAAAAAAAAAABHBAAAZHJzL2Rvd25y&#10;ZXYueG1sUEsFBgAAAAAEAAQA8wAAAE8FAAAAAA==&#10;" filled="f" stroked="f">
               <v:textbox inset="0,0,0,0">
                 <w:txbxContent>
                   <w:p>
@@ -5186,7 +3391,7 @@
       <mc:AlternateContent>
         <mc:Choice Requires="wps">
           <w:drawing>
-            <wp:anchor distT="0" distB="0" distL="114300" distR="114300" simplePos="0" relativeHeight="251658752" behindDoc="0" locked="0" layoutInCell="1" allowOverlap="1" wp14:anchorId="475D8F3E" wp14:editId="386E1402">
+            <wp:anchor distT="0" distB="0" distL="114300" distR="114300" simplePos="0" relativeHeight="251658752" behindDoc="0" locked="0" layoutInCell="1" allowOverlap="1" wp14:anchorId="79F52540" wp14:editId="4CA30D3F">
               <wp:simplePos x="0" y="0"/>
               <wp:positionH relativeFrom="leftMargin">
                 <wp:align>right</wp:align>
@@ -5287,7 +3492,7 @@
         </mc:Choice>
         <mc:Fallback>
           <w:pict>
-            <v:shape w14:anchorId="475D8F3E" id="Text Box 69" o:spid="_x0000_s1032" type="#_x0000_t202" style="position:absolute;margin-left:-22.85pt;margin-top:19.15pt;width:28.35pt;height:13.6pt;z-index:251658752;visibility:visible;mso-wrap-style:square;mso-width-percent:0;mso-height-percent:0;mso-wrap-distance-left:9pt;mso-wrap-distance-top:0;mso-wrap-distance-right:9pt;mso-wrap-distance-bottom:0;mso-position-horizontal:right;mso-position-horizontal-relative:left-margin-area;mso-position-vertical:absolute;mso-position-vertical-relative:text;mso-width-percent:0;mso-height-percent:0;mso-width-relative:page;mso-height-relative:page;v-text-anchor:top" o:gfxdata="UEsDBBQABgAIAAAAIQC2gziS/gAAAOEBAAATAAAAW0NvbnRlbnRfVHlwZXNdLnhtbJSRQU7DMBBF&#10;90jcwfIWJU67QAgl6YK0S0CoHGBkTxKLZGx5TGhvj5O2G0SRWNoz/78nu9wcxkFMGNg6quQqL6RA&#10;0s5Y6ir5vt9lD1JwBDIwOMJKHpHlpr69KfdHjyxSmriSfYz+USnWPY7AufNIadK6MEJMx9ApD/oD&#10;OlTrorhX2lFEilmcO2RdNtjC5xDF9pCuTyYBB5bi6bQ4syoJ3g9WQ0ymaiLzg5KdCXlKLjvcW893&#10;SUOqXwnz5DrgnHtJTxOsQfEKIT7DmDSUCaxw7Rqn8787ZsmRM9e2VmPeBN4uqYvTtW7jvijg9N/y&#10;JsXecLq0q+WD6m8AAAD//wMAUEsDBBQABgAIAAAAIQA4/SH/1gAAAJQBAAALAAAAX3JlbHMvLnJl&#10;bHOkkMFqwzAMhu+DvYPRfXGawxijTi+j0GvpHsDYimMaW0Yy2fr2M4PBMnrbUb/Q94l/f/hMi1qR&#10;JVI2sOt6UJgd+ZiDgffL8ekFlFSbvV0oo4EbChzGx4f9GRdb25HMsYhqlCwG5lrLq9biZkxWOiqY&#10;22YiTra2kYMu1l1tQD30/bPm3wwYN0x18gb45AdQl1tp5j/sFB2T0FQ7R0nTNEV3j6o9feQzro1i&#10;OWA14Fm+Q8a1a8+Bvu/d/dMb2JY5uiPbhG/ktn4cqGU/er3pcvwCAAD//wMAUEsDBBQABgAIAAAA&#10;IQAQv26H7QEAAL4DAAAOAAAAZHJzL2Uyb0RvYy54bWysU1Fv0zAQfkfiP1h+p0kLa1nUdBqbhpDG&#10;QNr4AVfHaSwSnzm7Tcqv5+w0ZYM3xIt1Pp8/f9935/XV0LXioMkbtKWcz3IptFVYGbsr5benuzfv&#10;pfABbAUtWl3Ko/byavP61bp3hV5gg22lSTCI9UXvStmE4Ios86rRHfgZOm35sEbqIPCWdllF0DN6&#10;12aLPF9mPVLlCJX2nrO346HcJPy61ip8qWuvg2hLydxCWimt27hmmzUUOwLXGHWiAf/AogNj+dEz&#10;1C0EEHsyf0F1RhF6rMNMYZdhXRulkwZWM8//UPPYgNNJC5vj3dkm//9g1cPhKwlTlfJiJYWFjnv0&#10;pIcgPuAglpfRn975gsseHReGgfPc56TVu3tU372weNOA3elrIuwbDRXzm8eb2bOrI46PINv+M1b8&#10;DuwDJqChpi6ax3YIRuc+Hc+9iVwUJ98u8/zdhRSKj+arxWqRepdBMV125MNHjZ2IQSmJW5/A4XDv&#10;QyQDxVQS37J4Z9o2tb+1LxJcGDOJfOQ7Mg/Ddkg+LSdPtlgdWQ3hOFT8CThokH5K0fNAldL/2ANp&#10;KdpPlh2J0zcFNAXbKQCr+GopgxRjeBPGKd07MruGkUfPLV6za7VJiqK9I4sTXR6SJPQ00HEKn+9T&#10;1e9vt/kFAAD//wMAUEsDBBQABgAIAAAAIQDK/lPK3AAAAAUBAAAPAAAAZHJzL2Rvd25yZXYueG1s&#10;TI/BTsMwEETvSPyDtUjcqANVQgnZVBWCExIiDQeOTrxNrMbrELtt+vc1JziOZjTzpljPdhBHmrxx&#10;jHC/SEAQt04b7hC+6re7FQgfFGs1OCaEM3lYl9dXhcq1O3FFx23oRCxhnyuEPoQxl9K3PVnlF24k&#10;jt7OTVaFKKdO6kmdYrkd5EOSZNIqw3GhVyO99NTutweLsPnm6tX8fDSf1a4ydf2U8Hu2R7y9mTfP&#10;IALN4S8Mv/gRHcrI1LgDay8GhHgkICxXSxDRTbNHEA1ClqYgy0L+py8vAAAA//8DAFBLAQItABQA&#10;BgAIAAAAIQC2gziS/gAAAOEBAAATAAAAAAAAAAAAAAAAAAAAAABbQ29udGVudF9UeXBlc10ueG1s&#10;UEsBAi0AFAAGAAgAAAAhADj9If/WAAAAlAEAAAsAAAAAAAAAAAAAAAAALwEAAF9yZWxzLy5yZWxz&#10;UEsBAi0AFAAGAAgAAAAhABC/boftAQAAvgMAAA4AAAAAAAAAAAAAAAAALgIAAGRycy9lMm9Eb2Mu&#10;eG1sUEsBAi0AFAAGAAgAAAAhAMr+U8rcAAAABQEAAA8AAAAAAAAAAAAAAAAARwQAAGRycy9kb3du&#10;cmV2LnhtbFBLBQYAAAAABAAEAPMAAABQBQAAAAA=&#10;" filled="f" stroked="f">
+            <v:shape w14:anchorId="79F52540" id="Text Box 69" o:spid="_x0000_s1032" type="#_x0000_t202" style="position:absolute;margin-left:-22.85pt;margin-top:19.15pt;width:28.35pt;height:13.6pt;z-index:251658752;visibility:visible;mso-wrap-style:square;mso-width-percent:0;mso-height-percent:0;mso-wrap-distance-left:9pt;mso-wrap-distance-top:0;mso-wrap-distance-right:9pt;mso-wrap-distance-bottom:0;mso-position-horizontal:right;mso-position-horizontal-relative:left-margin-area;mso-position-vertical:absolute;mso-position-vertical-relative:text;mso-width-percent:0;mso-height-percent:0;mso-width-relative:page;mso-height-relative:page;v-text-anchor:top" o:gfxdata="UEsDBBQABgAIAAAAIQC2gziS/gAAAOEBAAATAAAAW0NvbnRlbnRfVHlwZXNdLnhtbJSRQU7DMBBF&#10;90jcwfIWJU67QAgl6YK0S0CoHGBkTxKLZGx5TGhvj5O2G0SRWNoz/78nu9wcxkFMGNg6quQqL6RA&#10;0s5Y6ir5vt9lD1JwBDIwOMJKHpHlpr69KfdHjyxSmriSfYz+USnWPY7AufNIadK6MEJMx9ApD/oD&#10;OlTrorhX2lFEilmcO2RdNtjC5xDF9pCuTyYBB5bi6bQ4syoJ3g9WQ0ymaiLzg5KdCXlKLjvcW893&#10;SUOqXwnz5DrgnHtJTxOsQfEKIT7DmDSUCaxw7Rqn8787ZsmRM9e2VmPeBN4uqYvTtW7jvijg9N/y&#10;JsXecLq0q+WD6m8AAAD//wMAUEsDBBQABgAIAAAAIQA4/SH/1gAAAJQBAAALAAAAX3JlbHMvLnJl&#10;bHOkkMFqwzAMhu+DvYPRfXGawxijTi+j0GvpHsDYimMaW0Yy2fr2M4PBMnrbUb/Q94l/f/hMi1qR&#10;JVI2sOt6UJgd+ZiDgffL8ekFlFSbvV0oo4EbChzGx4f9GRdb25HMsYhqlCwG5lrLq9biZkxWOiqY&#10;22YiTra2kYMu1l1tQD30/bPm3wwYN0x18gb45AdQl1tp5j/sFB2T0FQ7R0nTNEV3j6o9feQzro1i&#10;OWA14Fm+Q8a1a8+Bvu/d/dMb2JY5uiPbhG/ktn4cqGU/er3pcvwCAAD//wMAUEsDBBQABgAIAAAA&#10;IQAQv26H7QEAAL4DAAAOAAAAZHJzL2Uyb0RvYy54bWysU1Fv0zAQfkfiP1h+p0kLa1nUdBqbhpDG&#10;QNr4AVfHaSwSnzm7Tcqv5+w0ZYM3xIt1Pp8/f9935/XV0LXioMkbtKWcz3IptFVYGbsr5benuzfv&#10;pfABbAUtWl3Ko/byavP61bp3hV5gg22lSTCI9UXvStmE4Ios86rRHfgZOm35sEbqIPCWdllF0DN6&#10;12aLPF9mPVLlCJX2nrO346HcJPy61ip8qWuvg2hLydxCWimt27hmmzUUOwLXGHWiAf/AogNj+dEz&#10;1C0EEHsyf0F1RhF6rMNMYZdhXRulkwZWM8//UPPYgNNJC5vj3dkm//9g1cPhKwlTlfJiJYWFjnv0&#10;pIcgPuAglpfRn975gsseHReGgfPc56TVu3tU372weNOA3elrIuwbDRXzm8eb2bOrI46PINv+M1b8&#10;DuwDJqChpi6ax3YIRuc+Hc+9iVwUJ98u8/zdhRSKj+arxWqRepdBMV125MNHjZ2IQSmJW5/A4XDv&#10;QyQDxVQS37J4Z9o2tb+1LxJcGDOJfOQ7Mg/Ddkg+LSdPtlgdWQ3hOFT8CThokH5K0fNAldL/2ANp&#10;KdpPlh2J0zcFNAXbKQCr+GopgxRjeBPGKd07MruGkUfPLV6za7VJiqK9I4sTXR6SJPQ00HEKn+9T&#10;1e9vt/kFAAD//wMAUEsDBBQABgAIAAAAIQDK/lPK3AAAAAUBAAAPAAAAZHJzL2Rvd25yZXYueG1s&#10;TI/BTsMwEETvSPyDtUjcqANVQgnZVBWCExIiDQeOTrxNrMbrELtt+vc1JziOZjTzpljPdhBHmrxx&#10;jHC/SEAQt04b7hC+6re7FQgfFGs1OCaEM3lYl9dXhcq1O3FFx23oRCxhnyuEPoQxl9K3PVnlF24k&#10;jt7OTVaFKKdO6kmdYrkd5EOSZNIqw3GhVyO99NTutweLsPnm6tX8fDSf1a4ydf2U8Hu2R7y9mTfP&#10;IALN4S8Mv/gRHcrI1LgDay8GhHgkICxXSxDRTbNHEA1ClqYgy0L+py8vAAAA//8DAFBLAQItABQA&#10;BgAIAAAAIQC2gziS/gAAAOEBAAATAAAAAAAAAAAAAAAAAAAAAABbQ29udGVudF9UeXBlc10ueG1s&#10;UEsBAi0AFAAGAAgAAAAhADj9If/WAAAAlAEAAAsAAAAAAAAAAAAAAAAALwEAAF9yZWxzLy5yZWxz&#10;UEsBAi0AFAAGAAgAAAAhABC/boftAQAAvgMAAA4AAAAAAAAAAAAAAAAALgIAAGRycy9lMm9Eb2Mu&#10;eG1sUEsBAi0AFAAGAAgAAAAhAMr+U8rcAAAABQEAAA8AAAAAAAAAAAAAAAAARwQAAGRycy9kb3du&#10;cmV2LnhtbFBLBQYAAAAABAAEAPMAAABQBQAAAAA=&#10;" filled="f" stroked="f">
               <v:textbox inset="0,0,0,0">
                 <w:txbxContent>
                   <w:p>
@@ -5332,7 +3537,7 @@
       <mc:AlternateContent>
         <mc:Choice Requires="wps">
           <w:drawing>
-            <wp:anchor distT="0" distB="0" distL="114300" distR="114300" simplePos="0" relativeHeight="251667968" behindDoc="0" locked="0" layoutInCell="1" allowOverlap="1" wp14:anchorId="06C2A541" wp14:editId="72026B9D">
+            <wp:anchor distT="0" distB="0" distL="114300" distR="114300" simplePos="0" relativeHeight="251667968" behindDoc="0" locked="0" layoutInCell="1" allowOverlap="1" wp14:anchorId="2640139D" wp14:editId="033D2CD4">
               <wp:simplePos x="0" y="0"/>
               <wp:positionH relativeFrom="column">
                 <wp:posOffset>5941060</wp:posOffset>
@@ -5462,7 +3667,7 @@
         </mc:Choice>
         <mc:Fallback>
           <w:pict>
-            <v:shape w14:anchorId="06C2A541" id="Text Box 67" o:spid="_x0000_s1033" type="#_x0000_t202" style="position:absolute;margin-left:467.8pt;margin-top:8.2pt;width:24.5pt;height:20.3pt;z-index:251667968;visibility:visible;mso-wrap-style:square;mso-width-percent:0;mso-height-percent:0;mso-wrap-distance-left:9pt;mso-wrap-distance-top:0;mso-wrap-distance-right:9pt;mso-wrap-distance-bottom:0;mso-position-horizontal:absolute;mso-position-horizontal-relative:text;mso-position-vertical:absolute;mso-position-vertical-relative:text;mso-width-percent:0;mso-height-percent:0;mso-width-relative:margin;mso-height-relative:margin;v-text-anchor:top" o:gfxdata="UEsDBBQABgAIAAAAIQC2gziS/gAAAOEBAAATAAAAW0NvbnRlbnRfVHlwZXNdLnhtbJSRQU7DMBBF&#10;90jcwfIWJU67QAgl6YK0S0CoHGBkTxKLZGx5TGhvj5O2G0SRWNoz/78nu9wcxkFMGNg6quQqL6RA&#10;0s5Y6ir5vt9lD1JwBDIwOMJKHpHlpr69KfdHjyxSmriSfYz+USnWPY7AufNIadK6MEJMx9ApD/oD&#10;OlTrorhX2lFEilmcO2RdNtjC5xDF9pCuTyYBB5bi6bQ4syoJ3g9WQ0ymaiLzg5KdCXlKLjvcW893&#10;SUOqXwnz5DrgnHtJTxOsQfEKIT7DmDSUCaxw7Rqn8787ZsmRM9e2VmPeBN4uqYvTtW7jvijg9N/y&#10;JsXecLq0q+WD6m8AAAD//wMAUEsDBBQABgAIAAAAIQA4/SH/1gAAAJQBAAALAAAAX3JlbHMvLnJl&#10;bHOkkMFqwzAMhu+DvYPRfXGawxijTi+j0GvpHsDYimMaW0Yy2fr2M4PBMnrbUb/Q94l/f/hMi1qR&#10;JVI2sOt6UJgd+ZiDgffL8ekFlFSbvV0oo4EbChzGx4f9GRdb25HMsYhqlCwG5lrLq9biZkxWOiqY&#10;22YiTra2kYMu1l1tQD30/bPm3wwYN0x18gb45AdQl1tp5j/sFB2T0FQ7R0nTNEV3j6o9feQzro1i&#10;OWA14Fm+Q8a1a8+Bvu/d/dMb2JY5uiPbhG/ktn4cqGU/er3pcvwCAAD//wMAUEsDBBQABgAIAAAA&#10;IQDd4X9s9QEAAM4DAAAOAAAAZHJzL2Uyb0RvYy54bWysU9uO0zAQfUfiHyy/0zSllyVqulp2tQhp&#10;WZB2+YCp4zQWiceM3Sbl6xk73VLgDfFieS4+c+bMeH09dK04aPIGbSnzyVQKbRVWxu5K+fX5/s2V&#10;FD6AraBFq0t51F5eb16/Wveu0DNssK00CQaxvuhdKZsQXJFlXjW6Az9Bpy0Ha6QOApu0yyqCntG7&#10;NptNp8usR6ocodLes/duDMpNwq9rrcLnuvY6iLaUzC2kk9K5jWe2WUOxI3CNUSca8A8sOjCWi56h&#10;7iCA2JP5C6ozitBjHSYKuwzr2iideuBu8ukf3Tw14HTqhcXx7iyT/3+w6vHwhYSpSrlcSGGh4xk9&#10;6yGI9ziI5Srq0ztfcNqT48QwsJ/nnHr17gHVNy8s3jZgd/qGCPtGQ8X88vgyu3g64vgIsu0/YcV1&#10;YB8wAQ01dVE8lkMwOs/peJ5N5KLY+TbP8wVHFIdmi9VVnmaXQfHy2JEPHzR2Il5KSTz6BA6HBx8i&#10;GSheUmIti/embdP4W/ubgxOjJ5GPfEfmYdgOSaezJlusjtwN4bhU/An40iD9kKLnhSql/74H0lK0&#10;Hy0r8i6fz+MGJmO+WM3YoMvI9jICVjFUKYMU4/U2jFu7d2R2DVcaZ2DxhlWsTeowyj2yOtHnpUmN&#10;nxY8buWlnbJ+fcPNTwAAAP//AwBQSwMEFAAGAAgAAAAhAMu7LB3dAAAACQEAAA8AAABkcnMvZG93&#10;bnJldi54bWxMj01PwzAMhu9I+w+RJ3FjCaMta2k6IRBXEOND4pY1XlutcaomW8u/x5zgaL+PXj8u&#10;t7PrxRnH0HnScL1SIJBqbztqNLy/PV1tQIRoyJreE2r4xgDbanFRmsL6iV7xvIuN4BIKhdHQxjgU&#10;Uoa6RWfCyg9InB386EzkcWykHc3E5a6Xa6Uy6UxHfKE1Az60WB93J6fh4/nw9Zmol+bRpcPkZyXJ&#10;5VLry+V8fwci4hz/YPjVZ3Wo2GnvT2SD6DXkN2nGKAdZAoKBfJPwYq8hvVUgq1L+/6D6AQAA//8D&#10;AFBLAQItABQABgAIAAAAIQC2gziS/gAAAOEBAAATAAAAAAAAAAAAAAAAAAAAAABbQ29udGVudF9U&#10;eXBlc10ueG1sUEsBAi0AFAAGAAgAAAAhADj9If/WAAAAlAEAAAsAAAAAAAAAAAAAAAAALwEAAF9y&#10;ZWxzLy5yZWxzUEsBAi0AFAAGAAgAAAAhAN3hf2z1AQAAzgMAAA4AAAAAAAAAAAAAAAAALgIAAGRy&#10;cy9lMm9Eb2MueG1sUEsBAi0AFAAGAAgAAAAhAMu7LB3dAAAACQEAAA8AAAAAAAAAAAAAAAAATwQA&#10;AGRycy9kb3ducmV2LnhtbFBLBQYAAAAABAAEAPMAAABZBQAAAAA=&#10;" filled="f" stroked="f">
+            <v:shape w14:anchorId="2640139D" id="Text Box 67" o:spid="_x0000_s1033" type="#_x0000_t202" style="position:absolute;margin-left:467.8pt;margin-top:8.2pt;width:24.5pt;height:20.3pt;z-index:251667968;visibility:visible;mso-wrap-style:square;mso-width-percent:0;mso-height-percent:0;mso-wrap-distance-left:9pt;mso-wrap-distance-top:0;mso-wrap-distance-right:9pt;mso-wrap-distance-bottom:0;mso-position-horizontal:absolute;mso-position-horizontal-relative:text;mso-position-vertical:absolute;mso-position-vertical-relative:text;mso-width-percent:0;mso-height-percent:0;mso-width-relative:margin;mso-height-relative:margin;v-text-anchor:top" o:gfxdata="UEsDBBQABgAIAAAAIQC2gziS/gAAAOEBAAATAAAAW0NvbnRlbnRfVHlwZXNdLnhtbJSRQU7DMBBF&#10;90jcwfIWJU67QAgl6YK0S0CoHGBkTxKLZGx5TGhvj5O2G0SRWNoz/78nu9wcxkFMGNg6quQqL6RA&#10;0s5Y6ir5vt9lD1JwBDIwOMJKHpHlpr69KfdHjyxSmriSfYz+USnWPY7AufNIadK6MEJMx9ApD/oD&#10;OlTrorhX2lFEilmcO2RdNtjC5xDF9pCuTyYBB5bi6bQ4syoJ3g9WQ0ymaiLzg5KdCXlKLjvcW893&#10;SUOqXwnz5DrgnHtJTxOsQfEKIT7DmDSUCaxw7Rqn8787ZsmRM9e2VmPeBN4uqYvTtW7jvijg9N/y&#10;JsXecLq0q+WD6m8AAAD//wMAUEsDBBQABgAIAAAAIQA4/SH/1gAAAJQBAAALAAAAX3JlbHMvLnJl&#10;bHOkkMFqwzAMhu+DvYPRfXGawxijTi+j0GvpHsDYimMaW0Yy2fr2M4PBMnrbUb/Q94l/f/hMi1qR&#10;JVI2sOt6UJgd+ZiDgffL8ekFlFSbvV0oo4EbChzGx4f9GRdb25HMsYhqlCwG5lrLq9biZkxWOiqY&#10;22YiTra2kYMu1l1tQD30/bPm3wwYN0x18gb45AdQl1tp5j/sFB2T0FQ7R0nTNEV3j6o9feQzro1i&#10;OWA14Fm+Q8a1a8+Bvu/d/dMb2JY5uiPbhG/ktn4cqGU/er3pcvwCAAD//wMAUEsDBBQABgAIAAAA&#10;IQDd4X9s9QEAAM4DAAAOAAAAZHJzL2Uyb0RvYy54bWysU9uO0zAQfUfiHyy/0zSllyVqulp2tQhp&#10;WZB2+YCp4zQWiceM3Sbl6xk73VLgDfFieS4+c+bMeH09dK04aPIGbSnzyVQKbRVWxu5K+fX5/s2V&#10;FD6AraBFq0t51F5eb16/Wveu0DNssK00CQaxvuhdKZsQXJFlXjW6Az9Bpy0Ha6QOApu0yyqCntG7&#10;NptNp8usR6ocodLes/duDMpNwq9rrcLnuvY6iLaUzC2kk9K5jWe2WUOxI3CNUSca8A8sOjCWi56h&#10;7iCA2JP5C6ozitBjHSYKuwzr2iideuBu8ukf3Tw14HTqhcXx7iyT/3+w6vHwhYSpSrlcSGGh4xk9&#10;6yGI9ziI5Srq0ztfcNqT48QwsJ/nnHr17gHVNy8s3jZgd/qGCPtGQ8X88vgyu3g64vgIsu0/YcV1&#10;YB8wAQ01dVE8lkMwOs/peJ5N5KLY+TbP8wVHFIdmi9VVnmaXQfHy2JEPHzR2Il5KSTz6BA6HBx8i&#10;GSheUmIti/embdP4W/ubgxOjJ5GPfEfmYdgOSaezJlusjtwN4bhU/An40iD9kKLnhSql/74H0lK0&#10;Hy0r8i6fz+MGJmO+WM3YoMvI9jICVjFUKYMU4/U2jFu7d2R2DVcaZ2DxhlWsTeowyj2yOtHnpUmN&#10;nxY8buWlnbJ+fcPNTwAAAP//AwBQSwMEFAAGAAgAAAAhAMu7LB3dAAAACQEAAA8AAABkcnMvZG93&#10;bnJldi54bWxMj01PwzAMhu9I+w+RJ3FjCaMta2k6IRBXEOND4pY1XlutcaomW8u/x5zgaL+PXj8u&#10;t7PrxRnH0HnScL1SIJBqbztqNLy/PV1tQIRoyJreE2r4xgDbanFRmsL6iV7xvIuN4BIKhdHQxjgU&#10;Uoa6RWfCyg9InB386EzkcWykHc3E5a6Xa6Uy6UxHfKE1Az60WB93J6fh4/nw9Zmol+bRpcPkZyXJ&#10;5VLry+V8fwci4hz/YPjVZ3Wo2GnvT2SD6DXkN2nGKAdZAoKBfJPwYq8hvVUgq1L+/6D6AQAA//8D&#10;AFBLAQItABQABgAIAAAAIQC2gziS/gAAAOEBAAATAAAAAAAAAAAAAAAAAAAAAABbQ29udGVudF9U&#10;eXBlc10ueG1sUEsBAi0AFAAGAAgAAAAhADj9If/WAAAAlAEAAAsAAAAAAAAAAAAAAAAALwEAAF9y&#10;ZWxzLy5yZWxzUEsBAi0AFAAGAAgAAAAhAN3hf2z1AQAAzgMAAA4AAAAAAAAAAAAAAAAALgIAAGRy&#10;cy9lMm9Eb2MueG1sUEsBAi0AFAAGAAgAAAAhAMu7LB3dAAAACQEAAA8AAAAAAAAAAAAAAAAATwQA&#10;AGRycy9kb3ducmV2LnhtbFBLBQYAAAAABAAEAPMAAABZBQAAAAA=&#10;" filled="f" stroked="f">
               <v:textbox>
                 <w:txbxContent>
                   <w:p>
@@ -5537,7 +3742,7 @@
         <w:szCs w:val="24"/>
       </w:rPr>
       <w:drawing>
-        <wp:inline distT="0" distB="0" distL="0" distR="0" wp14:anchorId="6656CA5E" wp14:editId="61E7638A">
+        <wp:inline distT="0" distB="0" distL="0" distR="0" wp14:anchorId="5CED7CBB" wp14:editId="1DD70939">
           <wp:extent cx="352425" cy="161925"/>
           <wp:effectExtent l="0" t="0" r="0" b="9525"/>
           <wp:docPr id="43" name="Рисунок 43"/>
@@ -5592,7 +3797,7 @@
       <mc:AlternateContent>
         <mc:Choice Requires="wps">
           <w:drawing>
-            <wp:anchor distT="4294967295" distB="4294967295" distL="114300" distR="114300" simplePos="0" relativeHeight="251647488" behindDoc="0" locked="0" layoutInCell="1" allowOverlap="1" wp14:anchorId="1A8D7C9D" wp14:editId="04E28891">
+            <wp:anchor distT="4294967295" distB="4294967295" distL="114300" distR="114300" simplePos="0" relativeHeight="251647488" behindDoc="0" locked="0" layoutInCell="1" allowOverlap="1" wp14:anchorId="5D89A0C7" wp14:editId="03E9E0AB">
               <wp:simplePos x="0" y="0"/>
               <wp:positionH relativeFrom="page">
                 <wp:posOffset>7021195</wp:posOffset>
@@ -5653,7 +3858,7 @@
         </mc:Choice>
         <mc:Fallback>
           <w:pict>
-            <v:line w14:anchorId="049906C2" id="Line 61" o:spid="_x0000_s1026" style="position:absolute;z-index:251647488;visibility:visible;mso-wrap-style:square;mso-width-percent:0;mso-height-percent:0;mso-wrap-distance-left:9pt;mso-wrap-distance-top:-3e-5mm;mso-wrap-distance-right:9pt;mso-wrap-distance-bottom:-3e-5mm;mso-position-horizontal:absolute;mso-position-horizontal-relative:page;mso-position-vertical:absolute;mso-position-vertical-relative:page;mso-width-percent:0;mso-height-percent:0;mso-width-relative:page;mso-height-relative:page" from="552.85pt,801.75pt" to="577.35pt,801.75pt" o:gfxdata="UEsDBBQABgAIAAAAIQC2gziS/gAAAOEBAAATAAAAW0NvbnRlbnRfVHlwZXNdLnhtbJSRQU7DMBBF&#10;90jcwfIWJU67QAgl6YK0S0CoHGBkTxKLZGx5TGhvj5O2G0SRWNoz/78nu9wcxkFMGNg6quQqL6RA&#10;0s5Y6ir5vt9lD1JwBDIwOMJKHpHlpr69KfdHjyxSmriSfYz+USnWPY7AufNIadK6MEJMx9ApD/oD&#10;OlTrorhX2lFEilmcO2RdNtjC5xDF9pCuTyYBB5bi6bQ4syoJ3g9WQ0ymaiLzg5KdCXlKLjvcW893&#10;SUOqXwnz5DrgnHtJTxOsQfEKIT7DmDSUCaxw7Rqn8787ZsmRM9e2VmPeBN4uqYvTtW7jvijg9N/y&#10;JsXecLq0q+WD6m8AAAD//wMAUEsDBBQABgAIAAAAIQA4/SH/1gAAAJQBAAALAAAAX3JlbHMvLnJl&#10;bHOkkMFqwzAMhu+DvYPRfXGawxijTi+j0GvpHsDYimMaW0Yy2fr2M4PBMnrbUb/Q94l/f/hMi1qR&#10;JVI2sOt6UJgd+ZiDgffL8ekFlFSbvV0oo4EbChzGx4f9GRdb25HMsYhqlCwG5lrLq9biZkxWOiqY&#10;22YiTra2kYMu1l1tQD30/bPm3wwYN0x18gb45AdQl1tp5j/sFB2T0FQ7R0nTNEV3j6o9feQzro1i&#10;OWA14Fm+Q8a1a8+Bvu/d/dMb2JY5uiPbhG/ktn4cqGU/er3pcvwCAAD//wMAUEsDBBQABgAIAAAA&#10;IQBMRhpDvwEAAGsDAAAOAAAAZHJzL2Uyb0RvYy54bWysU02P0zAQvSPxHyzfaZIFKoia7qHLcilQ&#10;aZcfMLWdxML2WLbbpP+esfsBCzdEDpbH8+b5zRtndT9bw44qRI2u482i5kw5gVK7oePfnx/ffOAs&#10;JnASDDrV8ZOK/H79+tVq8q26wxGNVIERiYvt5Ds+puTbqopiVBbiAr1ylOwxWEgUhqGSASZit6a6&#10;q+tlNWGQPqBQMdLpwznJ14W/75VI3/o+qsRMx0lbKmso6z6v1XoF7RDAj1pcZMA/qLCgHV16o3qA&#10;BOwQ9F9UVouAEfu0EGgr7HstVOmBumnqP7p5GsGr0guZE/3Npvj/aMXX4y4wLTu+fMeZA0sz2mqn&#10;2LLJ3kw+tgTZuF3I3YnZPfktih+ROdyM4AZVND6fPNWViupFSQ6ipxv20xeUhIFDwmLU3AebKckC&#10;Npd5nG7zUHNigg7fNk3znqYmrqkK2mudDzF9VmhZ3nTckObCC8dtTKScoFdIvsbhozamTNs4NpHY&#10;jzVR51REo2XOliAM+40J7Aj5wZQv+0BsL2ABD04WtlGB/HTZJ9DmvCe8cVR27f/s5B7laRcyXT6n&#10;iRbiy+vLT+b3uKB+/SPrnwAAAP//AwBQSwMEFAAGAAgAAAAhAFrfqlXeAAAADwEAAA8AAABkcnMv&#10;ZG93bnJldi54bWxMj8FOwzAQRO9I/IO1SNyoHWhKGuJUUIlLb4QKenRjk0TY6yh20+Tv2R4Q3HZm&#10;R7Nvi83kLBvNEDqPEpKFAGaw9rrDRsL+/fUuAxaiQq2sRyNhNgE25fVVoXLtz/hmxio2jEow5EpC&#10;G2Ofcx7q1jgVFr43SLsvPzgVSQ4N14M6U7mz/F6IFXeqQ7rQqt5sW1N/VydHLeln9rJT2X6ebXVY&#10;L7cfuxGdlLc30/MTsGim+BeGCz6hQ0lMR39CHZglnYj0kbI0rcRDCuySSdIlecdfj5cF//9H+QMA&#10;AP//AwBQSwECLQAUAAYACAAAACEAtoM4kv4AAADhAQAAEwAAAAAAAAAAAAAAAAAAAAAAW0NvbnRl&#10;bnRfVHlwZXNdLnhtbFBLAQItABQABgAIAAAAIQA4/SH/1gAAAJQBAAALAAAAAAAAAAAAAAAAAC8B&#10;AABfcmVscy8ucmVsc1BLAQItABQABgAIAAAAIQBMRhpDvwEAAGsDAAAOAAAAAAAAAAAAAAAAAC4C&#10;AABkcnMvZTJvRG9jLnhtbFBLAQItABQABgAIAAAAIQBa36pV3gAAAA8BAAAPAAAAAAAAAAAAAAAA&#10;ABkEAABkcnMvZG93bnJldi54bWxQSwUGAAAAAAQABADzAAAAJAUAAAAA&#10;" strokeweight="1.5pt">
+            <v:line w14:anchorId="264354BC" id="Line 61" o:spid="_x0000_s1026" style="position:absolute;z-index:251647488;visibility:visible;mso-wrap-style:square;mso-width-percent:0;mso-height-percent:0;mso-wrap-distance-left:9pt;mso-wrap-distance-top:-3e-5mm;mso-wrap-distance-right:9pt;mso-wrap-distance-bottom:-3e-5mm;mso-position-horizontal:absolute;mso-position-horizontal-relative:page;mso-position-vertical:absolute;mso-position-vertical-relative:page;mso-width-percent:0;mso-height-percent:0;mso-width-relative:page;mso-height-relative:page" from="552.85pt,801.75pt" to="577.35pt,801.75pt" o:gfxdata="UEsDBBQABgAIAAAAIQC2gziS/gAAAOEBAAATAAAAW0NvbnRlbnRfVHlwZXNdLnhtbJSRQU7DMBBF&#10;90jcwfIWJU67QAgl6YK0S0CoHGBkTxKLZGx5TGhvj5O2G0SRWNoz/78nu9wcxkFMGNg6quQqL6RA&#10;0s5Y6ir5vt9lD1JwBDIwOMJKHpHlpr69KfdHjyxSmriSfYz+USnWPY7AufNIadK6MEJMx9ApD/oD&#10;OlTrorhX2lFEilmcO2RdNtjC5xDF9pCuTyYBB5bi6bQ4syoJ3g9WQ0ymaiLzg5KdCXlKLjvcW893&#10;SUOqXwnz5DrgnHtJTxOsQfEKIT7DmDSUCaxw7Rqn8787ZsmRM9e2VmPeBN4uqYvTtW7jvijg9N/y&#10;JsXecLq0q+WD6m8AAAD//wMAUEsDBBQABgAIAAAAIQA4/SH/1gAAAJQBAAALAAAAX3JlbHMvLnJl&#10;bHOkkMFqwzAMhu+DvYPRfXGawxijTi+j0GvpHsDYimMaW0Yy2fr2M4PBMnrbUb/Q94l/f/hMi1qR&#10;JVI2sOt6UJgd+ZiDgffL8ekFlFSbvV0oo4EbChzGx4f9GRdb25HMsYhqlCwG5lrLq9biZkxWOiqY&#10;22YiTra2kYMu1l1tQD30/bPm3wwYN0x18gb45AdQl1tp5j/sFB2T0FQ7R0nTNEV3j6o9feQzro1i&#10;OWA14Fm+Q8a1a8+Bvu/d/dMb2JY5uiPbhG/ktn4cqGU/er3pcvwCAAD//wMAUEsDBBQABgAIAAAA&#10;IQBMRhpDvwEAAGsDAAAOAAAAZHJzL2Uyb0RvYy54bWysU02P0zAQvSPxHyzfaZIFKoia7qHLcilQ&#10;aZcfMLWdxML2WLbbpP+esfsBCzdEDpbH8+b5zRtndT9bw44qRI2u482i5kw5gVK7oePfnx/ffOAs&#10;JnASDDrV8ZOK/H79+tVq8q26wxGNVIERiYvt5Ds+puTbqopiVBbiAr1ylOwxWEgUhqGSASZit6a6&#10;q+tlNWGQPqBQMdLpwznJ14W/75VI3/o+qsRMx0lbKmso6z6v1XoF7RDAj1pcZMA/qLCgHV16o3qA&#10;BOwQ9F9UVouAEfu0EGgr7HstVOmBumnqP7p5GsGr0guZE/3Npvj/aMXX4y4wLTu+fMeZA0sz2mqn&#10;2LLJ3kw+tgTZuF3I3YnZPfktih+ROdyM4AZVND6fPNWViupFSQ6ipxv20xeUhIFDwmLU3AebKckC&#10;Npd5nG7zUHNigg7fNk3znqYmrqkK2mudDzF9VmhZ3nTckObCC8dtTKScoFdIvsbhozamTNs4NpHY&#10;jzVR51REo2XOliAM+40J7Aj5wZQv+0BsL2ABD04WtlGB/HTZJ9DmvCe8cVR27f/s5B7laRcyXT6n&#10;iRbiy+vLT+b3uKB+/SPrnwAAAP//AwBQSwMEFAAGAAgAAAAhAFrfqlXeAAAADwEAAA8AAABkcnMv&#10;ZG93bnJldi54bWxMj8FOwzAQRO9I/IO1SNyoHWhKGuJUUIlLb4QKenRjk0TY6yh20+Tv2R4Q3HZm&#10;R7Nvi83kLBvNEDqPEpKFAGaw9rrDRsL+/fUuAxaiQq2sRyNhNgE25fVVoXLtz/hmxio2jEow5EpC&#10;G2Ofcx7q1jgVFr43SLsvPzgVSQ4N14M6U7mz/F6IFXeqQ7rQqt5sW1N/VydHLeln9rJT2X6ebXVY&#10;L7cfuxGdlLc30/MTsGim+BeGCz6hQ0lMR39CHZglnYj0kbI0rcRDCuySSdIlecdfj5cF//9H+QMA&#10;AP//AwBQSwECLQAUAAYACAAAACEAtoM4kv4AAADhAQAAEwAAAAAAAAAAAAAAAAAAAAAAW0NvbnRl&#10;bnRfVHlwZXNdLnhtbFBLAQItABQABgAIAAAAIQA4/SH/1gAAAJQBAAALAAAAAAAAAAAAAAAAAC8B&#10;AABfcmVscy8ucmVsc1BLAQItABQABgAIAAAAIQBMRhpDvwEAAGsDAAAOAAAAAAAAAAAAAAAAAC4C&#10;AABkcnMvZTJvRG9jLnhtbFBLAQItABQABgAIAAAAIQBa36pV3gAAAA8BAAAPAAAAAAAAAAAAAAAA&#10;ABkEAABkcnMvZG93bnJldi54bWxQSwUGAAAAAAQABADzAAAAJAUAAAAA&#10;" strokeweight="1.5pt">
               <w10:wrap anchorx="page" anchory="page"/>
             </v:line>
           </w:pict>
@@ -5667,7 +3872,7 @@
       <mc:AlternateContent>
         <mc:Choice Requires="wps">
           <w:drawing>
-            <wp:anchor distT="4294967295" distB="4294967295" distL="114300" distR="114300" simplePos="0" relativeHeight="251636224" behindDoc="0" locked="0" layoutInCell="1" allowOverlap="1" wp14:anchorId="2C34027C" wp14:editId="019DD794">
+            <wp:anchor distT="4294967295" distB="4294967295" distL="114300" distR="114300" simplePos="0" relativeHeight="251636224" behindDoc="0" locked="0" layoutInCell="1" allowOverlap="1" wp14:anchorId="3E5CA297" wp14:editId="02D6439D">
               <wp:simplePos x="0" y="0"/>
               <wp:positionH relativeFrom="page">
                 <wp:posOffset>720090</wp:posOffset>
@@ -5728,7 +3933,7 @@
         </mc:Choice>
         <mc:Fallback>
           <w:pict>
-            <v:line w14:anchorId="5D2E91FD" id="Line 56" o:spid="_x0000_s1026" style="position:absolute;z-index:251636224;visibility:visible;mso-wrap-style:square;mso-width-percent:0;mso-height-percent:0;mso-wrap-distance-left:9pt;mso-wrap-distance-top:-3e-5mm;mso-wrap-distance-right:9pt;mso-wrap-distance-bottom:-3e-5mm;mso-position-horizontal:absolute;mso-position-horizontal-relative:page;mso-position-vertical:absolute;mso-position-vertical-relative:page;mso-width-percent:0;mso-height-percent:0;mso-width-relative:page;mso-height-relative:page" from="56.7pt,781.9pt" to="577.35pt,781.9pt" o:gfxdata="UEsDBBQABgAIAAAAIQC2gziS/gAAAOEBAAATAAAAW0NvbnRlbnRfVHlwZXNdLnhtbJSRQU7DMBBF&#10;90jcwfIWJU67QAgl6YK0S0CoHGBkTxKLZGx5TGhvj5O2G0SRWNoz/78nu9wcxkFMGNg6quQqL6RA&#10;0s5Y6ir5vt9lD1JwBDIwOMJKHpHlpr69KfdHjyxSmriSfYz+USnWPY7AufNIadK6MEJMx9ApD/oD&#10;OlTrorhX2lFEilmcO2RdNtjC5xDF9pCuTyYBB5bi6bQ4syoJ3g9WQ0ymaiLzg5KdCXlKLjvcW893&#10;SUOqXwnz5DrgnHtJTxOsQfEKIT7DmDSUCaxw7Rqn8787ZsmRM9e2VmPeBN4uqYvTtW7jvijg9N/y&#10;JsXecLq0q+WD6m8AAAD//wMAUEsDBBQABgAIAAAAIQA4/SH/1gAAAJQBAAALAAAAX3JlbHMvLnJl&#10;bHOkkMFqwzAMhu+DvYPRfXGawxijTi+j0GvpHsDYimMaW0Yy2fr2M4PBMnrbUb/Q94l/f/hMi1qR&#10;JVI2sOt6UJgd+ZiDgffL8ekFlFSbvV0oo4EbChzGx4f9GRdb25HMsYhqlCwG5lrLq9biZkxWOiqY&#10;22YiTra2kYMu1l1tQD30/bPm3wwYN0x18gb45AdQl1tp5j/sFB2T0FQ7R0nTNEV3j6o9feQzro1i&#10;OWA14Fm+Q8a1a8+Bvu/d/dMb2JY5uiPbhG/ktn4cqGU/er3pcvwCAAD//wMAUEsDBBQABgAIAAAA&#10;IQALXjeCwAEAAGwDAAAOAAAAZHJzL2Uyb0RvYy54bWysU8uO2zAMvBfoPwi6N3YCJGiNOHvIdntJ&#10;2wC7+wGMJNtCJVGQlNj5+1LKo9v2VtQHgRLJ4XBIrx8ma9hJhajRtXw+qzlTTqDUrm/568vTh4+c&#10;xQROgkGnWn5WkT9s3r9bj75RCxzQSBUYgbjYjL7lQ0q+qaooBmUhztArR84Og4VE19BXMsBI6NZU&#10;i7peVSMG6QMKFSO9Pl6cfFPwu06J9L3rokrMtJy4pXKGch7yWW3W0PQB/KDFlQb8AwsL2lHRO9Qj&#10;JGDHoP+CsloEjNilmUBbYddpoUoP1M28/qOb5wG8Kr2QONHfZYr/D1Z8O+0D07LlyyVnDizNaKed&#10;YstV1mb0saGQrduH3J2Y3LPfofgRmcPtAK5XhePL2VPePGdUv6XkS/RU4TB+RUkxcExYhJq6YDMk&#10;ScCmMo/zfR5qSkzQ42o1XywyL3HzVdDcEn2I6YtCy7LRckOkCzCcdjFlItDcQnIdh0/amDJu49hI&#10;bD/Vy7pkRDRaZm+Oi6E/bE1gJ8gbU77SFnnehgU8OlnQBgXy89VOoM3FpurGXdXIAlykPKA878NN&#10;JRppoXldv7wzb+8l+9dPsvkJAAD//wMAUEsDBBQABgAIAAAAIQDcLS/i3gAAAA4BAAAPAAAAZHJz&#10;L2Rvd25yZXYueG1sTI/BTsMwEETvSPyDtUjcqBOalBDiVFCJS2+EivboxiaJsNdR7KbJ37M9oHLb&#10;2R3NvinWkzVs1IPvHAqIFxEwjbVTHTYCdp/vDxkwHyQqaRxqAbP2sC5vbwqZK3fGDz1WoWEUgj6X&#10;AtoQ+pxzX7faSr9wvUa6fbvBykByaLga5JnCreGPUbTiVnZIH1rZ602r65/qZCkl3WdvW5nt5tlU&#10;h+dk87Ud0Qpxfze9vgALegpXM1zwCR1KYjq6EyrPDOl4mZCVhnS1pBIXS5wmT8COfzteFvx/jfIX&#10;AAD//wMAUEsBAi0AFAAGAAgAAAAhALaDOJL+AAAA4QEAABMAAAAAAAAAAAAAAAAAAAAAAFtDb250&#10;ZW50X1R5cGVzXS54bWxQSwECLQAUAAYACAAAACEAOP0h/9YAAACUAQAACwAAAAAAAAAAAAAAAAAv&#10;AQAAX3JlbHMvLnJlbHNQSwECLQAUAAYACAAAACEAC143gsABAABsAwAADgAAAAAAAAAAAAAAAAAu&#10;AgAAZHJzL2Uyb0RvYy54bWxQSwECLQAUAAYACAAAACEA3C0v4t4AAAAOAQAADwAAAAAAAAAAAAAA&#10;AAAaBAAAZHJzL2Rvd25yZXYueG1sUEsFBgAAAAAEAAQA8wAAACUFAAAAAA==&#10;" strokeweight="1.5pt">
+            <v:line w14:anchorId="0F0264CF" id="Line 56" o:spid="_x0000_s1026" style="position:absolute;z-index:251636224;visibility:visible;mso-wrap-style:square;mso-width-percent:0;mso-height-percent:0;mso-wrap-distance-left:9pt;mso-wrap-distance-top:-3e-5mm;mso-wrap-distance-right:9pt;mso-wrap-distance-bottom:-3e-5mm;mso-position-horizontal:absolute;mso-position-horizontal-relative:page;mso-position-vertical:absolute;mso-position-vertical-relative:page;mso-width-percent:0;mso-height-percent:0;mso-width-relative:page;mso-height-relative:page" from="56.7pt,781.9pt" to="577.35pt,781.9pt" o:gfxdata="UEsDBBQABgAIAAAAIQC2gziS/gAAAOEBAAATAAAAW0NvbnRlbnRfVHlwZXNdLnhtbJSRQU7DMBBF&#10;90jcwfIWJU67QAgl6YK0S0CoHGBkTxKLZGx5TGhvj5O2G0SRWNoz/78nu9wcxkFMGNg6quQqL6RA&#10;0s5Y6ir5vt9lD1JwBDIwOMJKHpHlpr69KfdHjyxSmriSfYz+USnWPY7AufNIadK6MEJMx9ApD/oD&#10;OlTrorhX2lFEilmcO2RdNtjC5xDF9pCuTyYBB5bi6bQ4syoJ3g9WQ0ymaiLzg5KdCXlKLjvcW893&#10;SUOqXwnz5DrgnHtJTxOsQfEKIT7DmDSUCaxw7Rqn8787ZsmRM9e2VmPeBN4uqYvTtW7jvijg9N/y&#10;JsXecLq0q+WD6m8AAAD//wMAUEsDBBQABgAIAAAAIQA4/SH/1gAAAJQBAAALAAAAX3JlbHMvLnJl&#10;bHOkkMFqwzAMhu+DvYPRfXGawxijTi+j0GvpHsDYimMaW0Yy2fr2M4PBMnrbUb/Q94l/f/hMi1qR&#10;JVI2sOt6UJgd+ZiDgffL8ekFlFSbvV0oo4EbChzGx4f9GRdb25HMsYhqlCwG5lrLq9biZkxWOiqY&#10;22YiTra2kYMu1l1tQD30/bPm3wwYN0x18gb45AdQl1tp5j/sFB2T0FQ7R0nTNEV3j6o9feQzro1i&#10;OWA14Fm+Q8a1a8+Bvu/d/dMb2JY5uiPbhG/ktn4cqGU/er3pcvwCAAD//wMAUEsDBBQABgAIAAAA&#10;IQALXjeCwAEAAGwDAAAOAAAAZHJzL2Uyb0RvYy54bWysU8uO2zAMvBfoPwi6N3YCJGiNOHvIdntJ&#10;2wC7+wGMJNtCJVGQlNj5+1LKo9v2VtQHgRLJ4XBIrx8ma9hJhajRtXw+qzlTTqDUrm/568vTh4+c&#10;xQROgkGnWn5WkT9s3r9bj75RCxzQSBUYgbjYjL7lQ0q+qaooBmUhztArR84Og4VE19BXMsBI6NZU&#10;i7peVSMG6QMKFSO9Pl6cfFPwu06J9L3rokrMtJy4pXKGch7yWW3W0PQB/KDFlQb8AwsL2lHRO9Qj&#10;JGDHoP+CsloEjNilmUBbYddpoUoP1M28/qOb5wG8Kr2QONHfZYr/D1Z8O+0D07LlyyVnDizNaKed&#10;YstV1mb0saGQrduH3J2Y3LPfofgRmcPtAK5XhePL2VPePGdUv6XkS/RU4TB+RUkxcExYhJq6YDMk&#10;ScCmMo/zfR5qSkzQ42o1XywyL3HzVdDcEn2I6YtCy7LRckOkCzCcdjFlItDcQnIdh0/amDJu49hI&#10;bD/Vy7pkRDRaZm+Oi6E/bE1gJ8gbU77SFnnehgU8OlnQBgXy89VOoM3FpurGXdXIAlykPKA878NN&#10;JRppoXldv7wzb+8l+9dPsvkJAAD//wMAUEsDBBQABgAIAAAAIQDcLS/i3gAAAA4BAAAPAAAAZHJz&#10;L2Rvd25yZXYueG1sTI/BTsMwEETvSPyDtUjcqBOalBDiVFCJS2+EivboxiaJsNdR7KbJ37M9oHLb&#10;2R3NvinWkzVs1IPvHAqIFxEwjbVTHTYCdp/vDxkwHyQqaRxqAbP2sC5vbwqZK3fGDz1WoWEUgj6X&#10;AtoQ+pxzX7faSr9wvUa6fbvBykByaLga5JnCreGPUbTiVnZIH1rZ602r65/qZCkl3WdvW5nt5tlU&#10;h+dk87Ud0Qpxfze9vgALegpXM1zwCR1KYjq6EyrPDOl4mZCVhnS1pBIXS5wmT8COfzteFvx/jfIX&#10;AAD//wMAUEsBAi0AFAAGAAgAAAAhALaDOJL+AAAA4QEAABMAAAAAAAAAAAAAAAAAAAAAAFtDb250&#10;ZW50X1R5cGVzXS54bWxQSwECLQAUAAYACAAAACEAOP0h/9YAAACUAQAACwAAAAAAAAAAAAAAAAAv&#10;AQAAX3JlbHMvLnJlbHNQSwECLQAUAAYACAAAACEAC143gsABAABsAwAADgAAAAAAAAAAAAAAAAAu&#10;AgAAZHJzL2Uyb0RvYy54bWxQSwECLQAUAAYACAAAACEA3C0v4t4AAAAOAQAADwAAAAAAAAAAAAAA&#10;AAAaBAAAZHJzL2Rvd25yZXYueG1sUEsFBgAAAAAEAAQA8wAAACUFAAAAAA==&#10;" strokeweight="1.5pt">
               <w10:wrap anchorx="page" anchory="page"/>
             </v:line>
           </w:pict>
@@ -5742,7 +3947,7 @@
       <mc:AlternateContent>
         <mc:Choice Requires="wps">
           <w:drawing>
-            <wp:anchor distT="0" distB="0" distL="114300" distR="114300" simplePos="0" relativeHeight="251640320" behindDoc="0" locked="0" layoutInCell="1" allowOverlap="1" wp14:anchorId="34EA846B" wp14:editId="1F640563">
+            <wp:anchor distT="0" distB="0" distL="114300" distR="114300" simplePos="0" relativeHeight="251640320" behindDoc="0" locked="0" layoutInCell="1" allowOverlap="1" wp14:anchorId="70EC9FD2" wp14:editId="40BC2790">
               <wp:simplePos x="0" y="0"/>
               <wp:positionH relativeFrom="page">
                 <wp:posOffset>3060065</wp:posOffset>
@@ -5803,7 +4008,7 @@
         </mc:Choice>
         <mc:Fallback>
           <w:pict>
-            <v:line w14:anchorId="1F5D9CA4" id="Line 58" o:spid="_x0000_s1026" style="position:absolute;flip:x;z-index:251640320;visibility:visible;mso-wrap-style:square;mso-width-percent:0;mso-height-percent:0;mso-wrap-distance-left:9pt;mso-wrap-distance-top:0;mso-wrap-distance-right:9pt;mso-wrap-distance-bottom:0;mso-position-horizontal:absolute;mso-position-horizontal-relative:page;mso-position-vertical:absolute;mso-position-vertical-relative:page;mso-width-percent:0;mso-height-percent:0;mso-width-relative:page;mso-height-relative:page" from="240.95pt,781.9pt" to="241pt,822.95pt" o:gfxdata="UEsDBBQABgAIAAAAIQC2gziS/gAAAOEBAAATAAAAW0NvbnRlbnRfVHlwZXNdLnhtbJSRQU7DMBBF&#10;90jcwfIWJU67QAgl6YK0S0CoHGBkTxKLZGx5TGhvj5O2G0SRWNoz/78nu9wcxkFMGNg6quQqL6RA&#10;0s5Y6ir5vt9lD1JwBDIwOMJKHpHlpr69KfdHjyxSmriSfYz+USnWPY7AufNIadK6MEJMx9ApD/oD&#10;OlTrorhX2lFEilmcO2RdNtjC5xDF9pCuTyYBB5bi6bQ4syoJ3g9WQ0ymaiLzg5KdCXlKLjvcW893&#10;SUOqXwnz5DrgnHtJTxOsQfEKIT7DmDSUCaxw7Rqn8787ZsmRM9e2VmPeBN4uqYvTtW7jvijg9N/y&#10;JsXecLq0q+WD6m8AAAD//wMAUEsDBBQABgAIAAAAIQA4/SH/1gAAAJQBAAALAAAAX3JlbHMvLnJl&#10;bHOkkMFqwzAMhu+DvYPRfXGawxijTi+j0GvpHsDYimMaW0Yy2fr2M4PBMnrbUb/Q94l/f/hMi1qR&#10;JVI2sOt6UJgd+ZiDgffL8ekFlFSbvV0oo4EbChzGx4f9GRdb25HMsYhqlCwG5lrLq9biZkxWOiqY&#10;22YiTra2kYMu1l1tQD30/bPm3wwYN0x18gb45AdQl1tp5j/sFB2T0FQ7R0nTNEV3j6o9feQzro1i&#10;OWA14Fm+Q8a1a8+Bvu/d/dMb2JY5uiPbhG/ktn4cqGU/er3pcvwCAAD//wMAUEsDBBQABgAIAAAA&#10;IQD4gCNdzAEAAHcDAAAOAAAAZHJzL2Uyb0RvYy54bWysU02P0zAQvSPxHyzfadIuXZao6R66LBwK&#10;VNrlB0z9kVg4Hst2m/bfM3ZDYeGGyMEaz8ebN2+c1f1psOyoQjToWj6f1ZwpJ1Aa17X82/PjmzvO&#10;YgInwaJTLT+ryO/Xr1+tRt+oBfZopQqMQFxsRt/yPiXfVFUUvRogztArR0GNYYBE19BVMsBI6IOt&#10;FnV9W40YpA8oVIzkfbgE+brga61E+qp1VInZlhO3VM5Qzn0+q/UKmi6A742YaMA/sBjAOGp6hXqA&#10;BOwQzF9QgxEBI+o0EzhUqLURqsxA08zrP6Z56sGrMguJE/1Vpvj/YMWX4y4wI1v+9h1nDgba0dY4&#10;xZZ3WZvRx4ZSNm4X8nTi5J78FsX3yBxuenCdKhyfz57q5rmielGSL9FTh/34GSXlwCFhEeqkw8C0&#10;Nf5TLszgJAY7lc2cr5tRp8QEOW9vlpwJ8i8X8xuycyNoMkau9CGmjwoHlo2WW+JfEOG4jemS+jMl&#10;pzt8NNaSHxrr2Ej939fLulREtEbmaA7G0O03NrAj5MdTvqnxi7SABycLWq9AfpjsBMZebCJq3SRM&#10;1uKi6h7leRcyuawRbbdMNL3E/Hx+v5esX//L+gcAAAD//wMAUEsDBBQABgAIAAAAIQCQXKdh4AAA&#10;AA0BAAAPAAAAZHJzL2Rvd25yZXYueG1sTI/PasJAEMbvhb7DMoVepG7UGGLMRkpBoWAPah9gzY5J&#10;bHY2ZFeNb+/01B5nvh/fn3w12FZcsfeNIwWTcQQCqXSmoUrB92H9loLwQZPRrSNUcEcPq+L5KdeZ&#10;cTfa4XUfKsEm5DOtoA6hy6T0ZY1W+7HrkFg7ud7qwGdfSdPrG5vbVk6jKJFWN8QJte7wo8byZ3+x&#10;CvyItl+7LYceEE/RedRtNvZTqdeX4X0JIuAQ/mD4rc/VoeBOR3ch40WrIE4nC0ZZmCczHsFInE55&#10;3pFfSTxfgCxy+X9F8QAAAP//AwBQSwECLQAUAAYACAAAACEAtoM4kv4AAADhAQAAEwAAAAAAAAAA&#10;AAAAAAAAAAAAW0NvbnRlbnRfVHlwZXNdLnhtbFBLAQItABQABgAIAAAAIQA4/SH/1gAAAJQBAAAL&#10;AAAAAAAAAAAAAAAAAC8BAABfcmVscy8ucmVsc1BLAQItABQABgAIAAAAIQD4gCNdzAEAAHcDAAAO&#10;AAAAAAAAAAAAAAAAAC4CAABkcnMvZTJvRG9jLnhtbFBLAQItABQABgAIAAAAIQCQXKdh4AAAAA0B&#10;AAAPAAAAAAAAAAAAAAAAACYEAABkcnMvZG93bnJldi54bWxQSwUGAAAAAAQABADzAAAAMwUAAAAA&#10;" strokeweight="1.5pt">
+            <v:line w14:anchorId="4B100AE1" id="Line 58" o:spid="_x0000_s1026" style="position:absolute;flip:x;z-index:251640320;visibility:visible;mso-wrap-style:square;mso-width-percent:0;mso-height-percent:0;mso-wrap-distance-left:9pt;mso-wrap-distance-top:0;mso-wrap-distance-right:9pt;mso-wrap-distance-bottom:0;mso-position-horizontal:absolute;mso-position-horizontal-relative:page;mso-position-vertical:absolute;mso-position-vertical-relative:page;mso-width-percent:0;mso-height-percent:0;mso-width-relative:page;mso-height-relative:page" from="240.95pt,781.9pt" to="241pt,822.95pt" o:gfxdata="UEsDBBQABgAIAAAAIQC2gziS/gAAAOEBAAATAAAAW0NvbnRlbnRfVHlwZXNdLnhtbJSRQU7DMBBF&#10;90jcwfIWJU67QAgl6YK0S0CoHGBkTxKLZGx5TGhvj5O2G0SRWNoz/78nu9wcxkFMGNg6quQqL6RA&#10;0s5Y6ir5vt9lD1JwBDIwOMJKHpHlpr69KfdHjyxSmriSfYz+USnWPY7AufNIadK6MEJMx9ApD/oD&#10;OlTrorhX2lFEilmcO2RdNtjC5xDF9pCuTyYBB5bi6bQ4syoJ3g9WQ0ymaiLzg5KdCXlKLjvcW893&#10;SUOqXwnz5DrgnHtJTxOsQfEKIT7DmDSUCaxw7Rqn8787ZsmRM9e2VmPeBN4uqYvTtW7jvijg9N/y&#10;JsXecLq0q+WD6m8AAAD//wMAUEsDBBQABgAIAAAAIQA4/SH/1gAAAJQBAAALAAAAX3JlbHMvLnJl&#10;bHOkkMFqwzAMhu+DvYPRfXGawxijTi+j0GvpHsDYimMaW0Yy2fr2M4PBMnrbUb/Q94l/f/hMi1qR&#10;JVI2sOt6UJgd+ZiDgffL8ekFlFSbvV0oo4EbChzGx4f9GRdb25HMsYhqlCwG5lrLq9biZkxWOiqY&#10;22YiTra2kYMu1l1tQD30/bPm3wwYN0x18gb45AdQl1tp5j/sFB2T0FQ7R0nTNEV3j6o9feQzro1i&#10;OWA14Fm+Q8a1a8+Bvu/d/dMb2JY5uiPbhG/ktn4cqGU/er3pcvwCAAD//wMAUEsDBBQABgAIAAAA&#10;IQD4gCNdzAEAAHcDAAAOAAAAZHJzL2Uyb0RvYy54bWysU02P0zAQvSPxHyzfadIuXZao6R66LBwK&#10;VNrlB0z9kVg4Hst2m/bfM3ZDYeGGyMEaz8ebN2+c1f1psOyoQjToWj6f1ZwpJ1Aa17X82/PjmzvO&#10;YgInwaJTLT+ryO/Xr1+tRt+oBfZopQqMQFxsRt/yPiXfVFUUvRogztArR0GNYYBE19BVMsBI6IOt&#10;FnV9W40YpA8oVIzkfbgE+brga61E+qp1VInZlhO3VM5Qzn0+q/UKmi6A742YaMA/sBjAOGp6hXqA&#10;BOwQzF9QgxEBI+o0EzhUqLURqsxA08zrP6Z56sGrMguJE/1Vpvj/YMWX4y4wI1v+9h1nDgba0dY4&#10;xZZ3WZvRx4ZSNm4X8nTi5J78FsX3yBxuenCdKhyfz57q5rmielGSL9FTh/34GSXlwCFhEeqkw8C0&#10;Nf5TLszgJAY7lc2cr5tRp8QEOW9vlpwJ8i8X8xuycyNoMkau9CGmjwoHlo2WW+JfEOG4jemS+jMl&#10;pzt8NNaSHxrr2Ej939fLulREtEbmaA7G0O03NrAj5MdTvqnxi7SABycLWq9AfpjsBMZebCJq3SRM&#10;1uKi6h7leRcyuawRbbdMNL3E/Hx+v5esX//L+gcAAAD//wMAUEsDBBQABgAIAAAAIQCQXKdh4AAA&#10;AA0BAAAPAAAAZHJzL2Rvd25yZXYueG1sTI/PasJAEMbvhb7DMoVepG7UGGLMRkpBoWAPah9gzY5J&#10;bHY2ZFeNb+/01B5nvh/fn3w12FZcsfeNIwWTcQQCqXSmoUrB92H9loLwQZPRrSNUcEcPq+L5KdeZ&#10;cTfa4XUfKsEm5DOtoA6hy6T0ZY1W+7HrkFg7ud7qwGdfSdPrG5vbVk6jKJFWN8QJte7wo8byZ3+x&#10;CvyItl+7LYceEE/RedRtNvZTqdeX4X0JIuAQ/mD4rc/VoeBOR3ch40WrIE4nC0ZZmCczHsFInE55&#10;3pFfSTxfgCxy+X9F8QAAAP//AwBQSwECLQAUAAYACAAAACEAtoM4kv4AAADhAQAAEwAAAAAAAAAA&#10;AAAAAAAAAAAAW0NvbnRlbnRfVHlwZXNdLnhtbFBLAQItABQABgAIAAAAIQA4/SH/1gAAAJQBAAAL&#10;AAAAAAAAAAAAAAAAAC8BAABfcmVscy8ucmVsc1BLAQItABQABgAIAAAAIQD4gCNdzAEAAHcDAAAO&#10;AAAAAAAAAAAAAAAAAC4CAABkcnMvZTJvRG9jLnhtbFBLAQItABQABgAIAAAAIQCQXKdh4AAAAA0B&#10;AAAPAAAAAAAAAAAAAAAAACYEAABkcnMvZG93bnJldi54bWxQSwUGAAAAAAQABADzAAAAMwUAAAAA&#10;" strokeweight="1.5pt">
               <w10:wrap anchorx="page" anchory="page"/>
             </v:line>
           </w:pict>
@@ -5817,7 +4022,7 @@
       <mc:AlternateContent>
         <mc:Choice Requires="wps">
           <w:drawing>
-            <wp:anchor distT="0" distB="0" distL="114299" distR="114299" simplePos="0" relativeHeight="251656704" behindDoc="0" locked="0" layoutInCell="1" allowOverlap="1" wp14:anchorId="688BA403" wp14:editId="5B2F586B">
+            <wp:anchor distT="0" distB="0" distL="114299" distR="114299" simplePos="0" relativeHeight="251656704" behindDoc="0" locked="0" layoutInCell="1" allowOverlap="1" wp14:anchorId="0D469BDA" wp14:editId="68D5BA2F">
               <wp:simplePos x="0" y="0"/>
               <wp:positionH relativeFrom="page">
                 <wp:posOffset>2700654</wp:posOffset>
@@ -5878,7 +4083,7 @@
         </mc:Choice>
         <mc:Fallback>
           <w:pict>
-            <v:line w14:anchorId="2724CA93" id="Line 65" o:spid="_x0000_s1026" style="position:absolute;z-index:251656704;visibility:visible;mso-wrap-style:square;mso-width-percent:0;mso-height-percent:0;mso-wrap-distance-left:3.17497mm;mso-wrap-distance-top:0;mso-wrap-distance-right:3.17497mm;mso-wrap-distance-bottom:0;mso-position-horizontal:absolute;mso-position-horizontal-relative:page;mso-position-vertical:absolute;mso-position-vertical-relative:page;mso-width-percent:0;mso-height-percent:0;mso-width-relative:page;mso-height-relative:page" from="212.65pt,781.9pt" to="212.65pt,822.95pt" o:gfxdata="UEsDBBQABgAIAAAAIQC2gziS/gAAAOEBAAATAAAAW0NvbnRlbnRfVHlwZXNdLnhtbJSRQU7DMBBF&#10;90jcwfIWJU67QAgl6YK0S0CoHGBkTxKLZGx5TGhvj5O2G0SRWNoz/78nu9wcxkFMGNg6quQqL6RA&#10;0s5Y6ir5vt9lD1JwBDIwOMJKHpHlpr69KfdHjyxSmriSfYz+USnWPY7AufNIadK6MEJMx9ApD/oD&#10;OlTrorhX2lFEilmcO2RdNtjC5xDF9pCuTyYBB5bi6bQ4syoJ3g9WQ0ymaiLzg5KdCXlKLjvcW893&#10;SUOqXwnz5DrgnHtJTxOsQfEKIT7DmDSUCaxw7Rqn8787ZsmRM9e2VmPeBN4uqYvTtW7jvijg9N/y&#10;JsXecLq0q+WD6m8AAAD//wMAUEsDBBQABgAIAAAAIQA4/SH/1gAAAJQBAAALAAAAX3JlbHMvLnJl&#10;bHOkkMFqwzAMhu+DvYPRfXGawxijTi+j0GvpHsDYimMaW0Yy2fr2M4PBMnrbUb/Q94l/f/hMi1qR&#10;JVI2sOt6UJgd+ZiDgffL8ekFlFSbvV0oo4EbChzGx4f9GRdb25HMsYhqlCwG5lrLq9biZkxWOiqY&#10;22YiTra2kYMu1l1tQD30/bPm3wwYN0x18gb45AdQl1tp5j/sFB2T0FQ7R0nTNEV3j6o9feQzro1i&#10;OWA14Fm+Q8a1a8+Bvu/d/dMb2JY5uiPbhG/ktn4cqGU/er3pcvwCAAD//wMAUEsDBBQABgAIAAAA&#10;IQBbALalwQEAAGsDAAAOAAAAZHJzL2Uyb0RvYy54bWysU02P2yAQvVfqf0DcG9tZZdVacfaQ7faS&#10;tpF2+wMmgGNUYBCQ2Pn3HcjHbttbVR8QMDNv3nuDlw+TNeyoQtToOt7Mas6UEyi123f8x8vTh4+c&#10;xQROgkGnOn5SkT+s3r9bjr5VcxzQSBUYgbjYjr7jQ0q+raooBmUhztArR8Eeg4VEx7CvZICR0K2p&#10;5nV9X40YpA8oVIx0+3gO8lXB73sl0ve+jyox03HilsoayrrLa7VaQrsP4ActLjTgH1hY0I6a3qAe&#10;IQE7BP0XlNUiYMQ+zQTaCvteC1U0kJqm/kPN8wBeFS1kTvQ3m+L/gxXfjtvAtOz4ouHMgaUZbbRT&#10;7H6RvRl9bCll7bYhqxOTe/YbFD8jc7gewO1V4fhy8lTX5Irqt5J8iJ467MavKCkHDgmLUVMfbIYk&#10;C9hU5nG6zUNNiYnzpaDbxby5uyt0KmivdT7E9EWhZXnTcUOcCy4cNzFlHtBeU3Ibh0/amDJt49hI&#10;ZD/Vi7pURDRa5mjOi2G/W5vAjpAfTPmKKoq8TQt4cLKgDQrk58s+gTbnPXU37mJG1n92cofytA1X&#10;k2iihebl9eUn8/Zcql//kdUvAAAA//8DAFBLAwQUAAYACAAAACEAtfgN/d4AAAANAQAADwAAAGRy&#10;cy9kb3ducmV2LnhtbEyPQU+DQBCF7yb+h82YeLOLLRCKLI028dKb2KjHKbsCkZ0l7JbCv3eMBz3O&#10;ey9vvlfsZtuLyYy+c6TgfhWBMFQ73VGj4Pj6fJeB8AFJY+/IKFiMh115fVVgrt2FXsxUhUZwCfkc&#10;FbQhDLmUvm6NRb9ygyH2Pt1oMfA5NlKPeOFy28t1FKXSYkf8ocXB7FtTf1Vnyy3Je/Z0wOy4LH31&#10;sY33b4eJrFK3N/PjA4hg5vAXhh98RoeSmU7uTNqLXkG8TjYcZSNJNzyCI7/SiaU0TrYgy0L+X1F+&#10;AwAA//8DAFBLAQItABQABgAIAAAAIQC2gziS/gAAAOEBAAATAAAAAAAAAAAAAAAAAAAAAABbQ29u&#10;dGVudF9UeXBlc10ueG1sUEsBAi0AFAAGAAgAAAAhADj9If/WAAAAlAEAAAsAAAAAAAAAAAAAAAAA&#10;LwEAAF9yZWxzLy5yZWxzUEsBAi0AFAAGAAgAAAAhAFsAtqXBAQAAawMAAA4AAAAAAAAAAAAAAAAA&#10;LgIAAGRycy9lMm9Eb2MueG1sUEsBAi0AFAAGAAgAAAAhALX4Df3eAAAADQEAAA8AAAAAAAAAAAAA&#10;AAAAGwQAAGRycy9kb3ducmV2LnhtbFBLBQYAAAAABAAEAPMAAAAmBQAAAAA=&#10;" strokeweight="1.5pt">
+            <v:line w14:anchorId="52C04F5A" id="Line 65" o:spid="_x0000_s1026" style="position:absolute;z-index:251656704;visibility:visible;mso-wrap-style:square;mso-width-percent:0;mso-height-percent:0;mso-wrap-distance-left:3.17497mm;mso-wrap-distance-top:0;mso-wrap-distance-right:3.17497mm;mso-wrap-distance-bottom:0;mso-position-horizontal:absolute;mso-position-horizontal-relative:page;mso-position-vertical:absolute;mso-position-vertical-relative:page;mso-width-percent:0;mso-height-percent:0;mso-width-relative:page;mso-height-relative:page" from="212.65pt,781.9pt" to="212.65pt,822.95pt" o:gfxdata="UEsDBBQABgAIAAAAIQC2gziS/gAAAOEBAAATAAAAW0NvbnRlbnRfVHlwZXNdLnhtbJSRQU7DMBBF&#10;90jcwfIWJU67QAgl6YK0S0CoHGBkTxKLZGx5TGhvj5O2G0SRWNoz/78nu9wcxkFMGNg6quQqL6RA&#10;0s5Y6ir5vt9lD1JwBDIwOMJKHpHlpr69KfdHjyxSmriSfYz+USnWPY7AufNIadK6MEJMx9ApD/oD&#10;OlTrorhX2lFEilmcO2RdNtjC5xDF9pCuTyYBB5bi6bQ4syoJ3g9WQ0ymaiLzg5KdCXlKLjvcW893&#10;SUOqXwnz5DrgnHtJTxOsQfEKIT7DmDSUCaxw7Rqn8787ZsmRM9e2VmPeBN4uqYvTtW7jvijg9N/y&#10;JsXecLq0q+WD6m8AAAD//wMAUEsDBBQABgAIAAAAIQA4/SH/1gAAAJQBAAALAAAAX3JlbHMvLnJl&#10;bHOkkMFqwzAMhu+DvYPRfXGawxijTi+j0GvpHsDYimMaW0Yy2fr2M4PBMnrbUb/Q94l/f/hMi1qR&#10;JVI2sOt6UJgd+ZiDgffL8ekFlFSbvV0oo4EbChzGx4f9GRdb25HMsYhqlCwG5lrLq9biZkxWOiqY&#10;22YiTra2kYMu1l1tQD30/bPm3wwYN0x18gb45AdQl1tp5j/sFB2T0FQ7R0nTNEV3j6o9feQzro1i&#10;OWA14Fm+Q8a1a8+Bvu/d/dMb2JY5uiPbhG/ktn4cqGU/er3pcvwCAAD//wMAUEsDBBQABgAIAAAA&#10;IQBbALalwQEAAGsDAAAOAAAAZHJzL2Uyb0RvYy54bWysU02P2yAQvVfqf0DcG9tZZdVacfaQ7faS&#10;tpF2+wMmgGNUYBCQ2Pn3HcjHbttbVR8QMDNv3nuDlw+TNeyoQtToOt7Mas6UEyi123f8x8vTh4+c&#10;xQROgkGnOn5SkT+s3r9bjr5VcxzQSBUYgbjYjr7jQ0q+raooBmUhztArR8Eeg4VEx7CvZICR0K2p&#10;5nV9X40YpA8oVIx0+3gO8lXB73sl0ve+jyox03HilsoayrrLa7VaQrsP4ActLjTgH1hY0I6a3qAe&#10;IQE7BP0XlNUiYMQ+zQTaCvteC1U0kJqm/kPN8wBeFS1kTvQ3m+L/gxXfjtvAtOz4ouHMgaUZbbRT&#10;7H6RvRl9bCll7bYhqxOTe/YbFD8jc7gewO1V4fhy8lTX5Irqt5J8iJ467MavKCkHDgmLUVMfbIYk&#10;C9hU5nG6zUNNiYnzpaDbxby5uyt0KmivdT7E9EWhZXnTcUOcCy4cNzFlHtBeU3Ibh0/amDJt49hI&#10;ZD/Vi7pURDRa5mjOi2G/W5vAjpAfTPmKKoq8TQt4cLKgDQrk58s+gTbnPXU37mJG1n92cofytA1X&#10;k2iihebl9eUn8/Zcql//kdUvAAAA//8DAFBLAwQUAAYACAAAACEAtfgN/d4AAAANAQAADwAAAGRy&#10;cy9kb3ducmV2LnhtbEyPQU+DQBCF7yb+h82YeLOLLRCKLI028dKb2KjHKbsCkZ0l7JbCv3eMBz3O&#10;ey9vvlfsZtuLyYy+c6TgfhWBMFQ73VGj4Pj6fJeB8AFJY+/IKFiMh115fVVgrt2FXsxUhUZwCfkc&#10;FbQhDLmUvm6NRb9ygyH2Pt1oMfA5NlKPeOFy28t1FKXSYkf8ocXB7FtTf1Vnyy3Je/Z0wOy4LH31&#10;sY33b4eJrFK3N/PjA4hg5vAXhh98RoeSmU7uTNqLXkG8TjYcZSNJNzyCI7/SiaU0TrYgy0L+X1F+&#10;AwAA//8DAFBLAQItABQABgAIAAAAIQC2gziS/gAAAOEBAAATAAAAAAAAAAAAAAAAAAAAAABbQ29u&#10;dGVudF9UeXBlc10ueG1sUEsBAi0AFAAGAAgAAAAhADj9If/WAAAAlAEAAAsAAAAAAAAAAAAAAAAA&#10;LwEAAF9yZWxzLy5yZWxzUEsBAi0AFAAGAAgAAAAhAFsAtqXBAQAAawMAAA4AAAAAAAAAAAAAAAAA&#10;LgIAAGRycy9lMm9Eb2MueG1sUEsBAi0AFAAGAAgAAAAhALX4Df3eAAAADQEAAA8AAAAAAAAAAAAA&#10;AAAAGwQAAGRycy9kb3ducmV2LnhtbFBLBQYAAAAABAAEAPMAAAAmBQAAAAA=&#10;" strokeweight="1.5pt">
               <w10:wrap anchorx="page" anchory="page"/>
             </v:line>
           </w:pict>
@@ -5892,7 +4097,7 @@
       <mc:AlternateContent>
         <mc:Choice Requires="wps">
           <w:drawing>
-            <wp:anchor distT="0" distB="0" distL="114299" distR="114299" simplePos="0" relativeHeight="251654656" behindDoc="0" locked="0" layoutInCell="1" allowOverlap="1" wp14:anchorId="76A526D9" wp14:editId="425FE1B7">
+            <wp:anchor distT="0" distB="0" distL="114299" distR="114299" simplePos="0" relativeHeight="251654656" behindDoc="0" locked="0" layoutInCell="1" allowOverlap="1" wp14:anchorId="6A547B8E" wp14:editId="4614F8A9">
               <wp:simplePos x="0" y="0"/>
               <wp:positionH relativeFrom="page">
                 <wp:posOffset>2160269</wp:posOffset>
@@ -5953,7 +4158,7 @@
         </mc:Choice>
         <mc:Fallback>
           <w:pict>
-            <v:line w14:anchorId="4716C423" id="Line 64" o:spid="_x0000_s1026" style="position:absolute;z-index:251654656;visibility:visible;mso-wrap-style:square;mso-width-percent:0;mso-height-percent:0;mso-wrap-distance-left:3.17497mm;mso-wrap-distance-top:0;mso-wrap-distance-right:3.17497mm;mso-wrap-distance-bottom:0;mso-position-horizontal:absolute;mso-position-horizontal-relative:page;mso-position-vertical:absolute;mso-position-vertical-relative:page;mso-width-percent:0;mso-height-percent:0;mso-width-relative:page;mso-height-relative:page" from="170.1pt,781.9pt" to="170.1pt,822.95pt" o:gfxdata="UEsDBBQABgAIAAAAIQC2gziS/gAAAOEBAAATAAAAW0NvbnRlbnRfVHlwZXNdLnhtbJSRQU7DMBBF&#10;90jcwfIWJU67QAgl6YK0S0CoHGBkTxKLZGx5TGhvj5O2G0SRWNoz/78nu9wcxkFMGNg6quQqL6RA&#10;0s5Y6ir5vt9lD1JwBDIwOMJKHpHlpr69KfdHjyxSmriSfYz+USnWPY7AufNIadK6MEJMx9ApD/oD&#10;OlTrorhX2lFEilmcO2RdNtjC5xDF9pCuTyYBB5bi6bQ4syoJ3g9WQ0ymaiLzg5KdCXlKLjvcW893&#10;SUOqXwnz5DrgnHtJTxOsQfEKIT7DmDSUCaxw7Rqn8787ZsmRM9e2VmPeBN4uqYvTtW7jvijg9N/y&#10;JsXecLq0q+WD6m8AAAD//wMAUEsDBBQABgAIAAAAIQA4/SH/1gAAAJQBAAALAAAAX3JlbHMvLnJl&#10;bHOkkMFqwzAMhu+DvYPRfXGawxijTi+j0GvpHsDYimMaW0Yy2fr2M4PBMnrbUb/Q94l/f/hMi1qR&#10;JVI2sOt6UJgd+ZiDgffL8ekFlFSbvV0oo4EbChzGx4f9GRdb25HMsYhqlCwG5lrLq9biZkxWOiqY&#10;22YiTra2kYMu1l1tQD30/bPm3wwYN0x18gb45AdQl1tp5j/sFB2T0FQ7R0nTNEV3j6o9feQzro1i&#10;OWA14Fm+Q8a1a8+Bvu/d/dMb2JY5uiPbhG/ktn4cqGU/er3pcvwCAAD//wMAUEsDBBQABgAIAAAA&#10;IQA7aeVavwEAAGsDAAAOAAAAZHJzL2Uyb0RvYy54bWysU02P0zAQvSPxHyzfadIuXUHUdA9dlkuB&#10;Srv8gKntJBa2x7LdJv33jN0PWLghchh5PDNv3rxxVg+TNeyoQtToWj6f1ZwpJ1Bq17f8+8vTuw+c&#10;xQROgkGnWn5SkT+s375Zjb5RCxzQSBUYgbjYjL7lQ0q+qaooBmUhztArR8EOg4VEbugrGWAkdGuq&#10;RV3fVyMG6QMKFSPdPp6DfF3wu06J9K3rokrMtJy4pWJDsftsq/UKmj6AH7S40IB/YGFBO2p6g3qE&#10;BOwQ9F9QVouAEbs0E2gr7DotVJmBppnXf0zzPIBXZRYSJ/qbTPH/wYqvx11gWrZ8SfI4sLSjrXaK&#10;3b/P2ow+NpSycbuQpxOTe/ZbFD8ic7gZwPWqcHw5eaqb54rqVUl2oqcO+/ELSsqBQ8Ii1NQFmyFJ&#10;AjaVfZxu+1BTYuJ8Keh2uZjf3S0LODTXOh9i+qzQsnxouSHOBReO25gyD2iuKbmNwydtTNm2cWwk&#10;sh9rmjiHIhotc7Q4od9vTGBHyA+mfJfGr9ICHpwsaIMC+elyTqDN+UzdjbuIkec/K7lHedqFq0i0&#10;0ULz8vryk/ndL9W//pH1TwAAAP//AwBQSwMEFAAGAAgAAAAhABTTWZreAAAADQEAAA8AAABkcnMv&#10;ZG93bnJldi54bWxMj0FPg0AQhe8m/ofNmHiziy0QiiyNNvHSm9ioxy07ApGdJeyWwr93jAc9znsv&#10;b75X7GbbiwlH3zlScL+KQCDVznTUKDi+Pt9lIHzQZHTvCBUs6GFXXl8VOjfuQi84VaERXEI+1wra&#10;EIZcSl+3aLVfuQGJvU83Wh34HBtpRn3hctvLdRSl0uqO+EOrB9y3WH9VZ8styXv2dNDZcVn66mMb&#10;798OE1mlbm/mxwcQAefwF4YffEaHkplO7kzGi17BJo7WHGUjSTc8giO/0omlNE62IMtC/l9RfgMA&#10;AP//AwBQSwECLQAUAAYACAAAACEAtoM4kv4AAADhAQAAEwAAAAAAAAAAAAAAAAAAAAAAW0NvbnRl&#10;bnRfVHlwZXNdLnhtbFBLAQItABQABgAIAAAAIQA4/SH/1gAAAJQBAAALAAAAAAAAAAAAAAAAAC8B&#10;AABfcmVscy8ucmVsc1BLAQItABQABgAIAAAAIQA7aeVavwEAAGsDAAAOAAAAAAAAAAAAAAAAAC4C&#10;AABkcnMvZTJvRG9jLnhtbFBLAQItABQABgAIAAAAIQAU01ma3gAAAA0BAAAPAAAAAAAAAAAAAAAA&#10;ABkEAABkcnMvZG93bnJldi54bWxQSwUGAAAAAAQABADzAAAAJAUAAAAA&#10;" strokeweight="1.5pt">
+            <v:line w14:anchorId="765A0CEA" id="Line 64" o:spid="_x0000_s1026" style="position:absolute;z-index:251654656;visibility:visible;mso-wrap-style:square;mso-width-percent:0;mso-height-percent:0;mso-wrap-distance-left:3.17497mm;mso-wrap-distance-top:0;mso-wrap-distance-right:3.17497mm;mso-wrap-distance-bottom:0;mso-position-horizontal:absolute;mso-position-horizontal-relative:page;mso-position-vertical:absolute;mso-position-vertical-relative:page;mso-width-percent:0;mso-height-percent:0;mso-width-relative:page;mso-height-relative:page" from="170.1pt,781.9pt" to="170.1pt,822.95pt" o:gfxdata="UEsDBBQABgAIAAAAIQC2gziS/gAAAOEBAAATAAAAW0NvbnRlbnRfVHlwZXNdLnhtbJSRQU7DMBBF&#10;90jcwfIWJU67QAgl6YK0S0CoHGBkTxKLZGx5TGhvj5O2G0SRWNoz/78nu9wcxkFMGNg6quQqL6RA&#10;0s5Y6ir5vt9lD1JwBDIwOMJKHpHlpr69KfdHjyxSmriSfYz+USnWPY7AufNIadK6MEJMx9ApD/oD&#10;OlTrorhX2lFEilmcO2RdNtjC5xDF9pCuTyYBB5bi6bQ4syoJ3g9WQ0ymaiLzg5KdCXlKLjvcW893&#10;SUOqXwnz5DrgnHtJTxOsQfEKIT7DmDSUCaxw7Rqn8787ZsmRM9e2VmPeBN4uqYvTtW7jvijg9N/y&#10;JsXecLq0q+WD6m8AAAD//wMAUEsDBBQABgAIAAAAIQA4/SH/1gAAAJQBAAALAAAAX3JlbHMvLnJl&#10;bHOkkMFqwzAMhu+DvYPRfXGawxijTi+j0GvpHsDYimMaW0Yy2fr2M4PBMnrbUb/Q94l/f/hMi1qR&#10;JVI2sOt6UJgd+ZiDgffL8ekFlFSbvV0oo4EbChzGx4f9GRdb25HMsYhqlCwG5lrLq9biZkxWOiqY&#10;22YiTra2kYMu1l1tQD30/bPm3wwYN0x18gb45AdQl1tp5j/sFB2T0FQ7R0nTNEV3j6o9feQzro1i&#10;OWA14Fm+Q8a1a8+Bvu/d/dMb2JY5uiPbhG/ktn4cqGU/er3pcvwCAAD//wMAUEsDBBQABgAIAAAA&#10;IQA7aeVavwEAAGsDAAAOAAAAZHJzL2Uyb0RvYy54bWysU02P0zAQvSPxHyzfadIuXUHUdA9dlkuB&#10;Srv8gKntJBa2x7LdJv33jN0PWLghchh5PDNv3rxxVg+TNeyoQtToWj6f1ZwpJ1Bq17f8+8vTuw+c&#10;xQROgkGnWn5SkT+s375Zjb5RCxzQSBUYgbjYjL7lQ0q+qaooBmUhztArR8EOg4VEbugrGWAkdGuq&#10;RV3fVyMG6QMKFSPdPp6DfF3wu06J9K3rokrMtJy4pWJDsftsq/UKmj6AH7S40IB/YGFBO2p6g3qE&#10;BOwQ9F9QVouAEbs0E2gr7DotVJmBppnXf0zzPIBXZRYSJ/qbTPH/wYqvx11gWrZ8SfI4sLSjrXaK&#10;3b/P2ow+NpSycbuQpxOTe/ZbFD8ic7gZwPWqcHw5eaqb54rqVUl2oqcO+/ELSsqBQ8Ii1NQFmyFJ&#10;AjaVfZxu+1BTYuJ8Keh2uZjf3S0LODTXOh9i+qzQsnxouSHOBReO25gyD2iuKbmNwydtTNm2cWwk&#10;sh9rmjiHIhotc7Q4od9vTGBHyA+mfJfGr9ICHpwsaIMC+elyTqDN+UzdjbuIkec/K7lHedqFq0i0&#10;0ULz8vryk/ndL9W//pH1TwAAAP//AwBQSwMEFAAGAAgAAAAhABTTWZreAAAADQEAAA8AAABkcnMv&#10;ZG93bnJldi54bWxMj0FPg0AQhe8m/ofNmHiziy0QiiyNNvHSm9ioxy07ApGdJeyWwr93jAc9znsv&#10;b75X7GbbiwlH3zlScL+KQCDVznTUKDi+Pt9lIHzQZHTvCBUs6GFXXl8VOjfuQi84VaERXEI+1wra&#10;EIZcSl+3aLVfuQGJvU83Wh34HBtpRn3hctvLdRSl0uqO+EOrB9y3WH9VZ8styXv2dNDZcVn66mMb&#10;798OE1mlbm/mxwcQAefwF4YffEaHkplO7kzGi17BJo7WHGUjSTc8giO/0omlNE62IMtC/l9RfgMA&#10;AP//AwBQSwECLQAUAAYACAAAACEAtoM4kv4AAADhAQAAEwAAAAAAAAAAAAAAAAAAAAAAW0NvbnRl&#10;bnRfVHlwZXNdLnhtbFBLAQItABQABgAIAAAAIQA4/SH/1gAAAJQBAAALAAAAAAAAAAAAAAAAAC8B&#10;AABfcmVscy8ucmVsc1BLAQItABQABgAIAAAAIQA7aeVavwEAAGsDAAAOAAAAAAAAAAAAAAAAAC4C&#10;AABkcnMvZTJvRG9jLnhtbFBLAQItABQABgAIAAAAIQAU01ma3gAAAA0BAAAPAAAAAAAAAAAAAAAA&#10;ABkEAABkcnMvZG93bnJldi54bWxQSwUGAAAAAAQABADzAAAAJAUAAAAA&#10;" strokeweight="1.5pt">
               <w10:wrap anchorx="page" anchory="page"/>
             </v:line>
           </w:pict>
@@ -5967,7 +4172,7 @@
       <mc:AlternateContent>
         <mc:Choice Requires="wps">
           <w:drawing>
-            <wp:anchor distT="0" distB="0" distL="114299" distR="114299" simplePos="0" relativeHeight="251649536" behindDoc="0" locked="0" layoutInCell="1" allowOverlap="1" wp14:anchorId="2981A3DD" wp14:editId="73630DBB">
+            <wp:anchor distT="0" distB="0" distL="114299" distR="114299" simplePos="0" relativeHeight="251649536" behindDoc="0" locked="0" layoutInCell="1" allowOverlap="1" wp14:anchorId="2D9451D3" wp14:editId="2E13CABE">
               <wp:simplePos x="0" y="0"/>
               <wp:positionH relativeFrom="page">
                 <wp:posOffset>1080134</wp:posOffset>
@@ -6028,7 +4233,7 @@
         </mc:Choice>
         <mc:Fallback>
           <w:pict>
-            <v:line w14:anchorId="0B0CD15A" id="Line 62" o:spid="_x0000_s1026" style="position:absolute;z-index:251649536;visibility:visible;mso-wrap-style:square;mso-width-percent:0;mso-height-percent:0;mso-wrap-distance-left:3.17497mm;mso-wrap-distance-top:0;mso-wrap-distance-right:3.17497mm;mso-wrap-distance-bottom:0;mso-position-horizontal:absolute;mso-position-horizontal-relative:page;mso-position-vertical:absolute;mso-position-vertical-relative:page;mso-width-percent:0;mso-height-percent:0;mso-width-relative:page;mso-height-relative:page" from="85.05pt,781.9pt" to="85.05pt,822.95pt" o:gfxdata="UEsDBBQABgAIAAAAIQC2gziS/gAAAOEBAAATAAAAW0NvbnRlbnRfVHlwZXNdLnhtbJSRQU7DMBBF&#10;90jcwfIWJU67QAgl6YK0S0CoHGBkTxKLZGx5TGhvj5O2G0SRWNoz/78nu9wcxkFMGNg6quQqL6RA&#10;0s5Y6ir5vt9lD1JwBDIwOMJKHpHlpr69KfdHjyxSmriSfYz+USnWPY7AufNIadK6MEJMx9ApD/oD&#10;OlTrorhX2lFEilmcO2RdNtjC5xDF9pCuTyYBB5bi6bQ4syoJ3g9WQ0ymaiLzg5KdCXlKLjvcW893&#10;SUOqXwnz5DrgnHtJTxOsQfEKIT7DmDSUCaxw7Rqn8787ZsmRM9e2VmPeBN4uqYvTtW7jvijg9N/y&#10;JsXecLq0q+WD6m8AAAD//wMAUEsDBBQABgAIAAAAIQA4/SH/1gAAAJQBAAALAAAAX3JlbHMvLnJl&#10;bHOkkMFqwzAMhu+DvYPRfXGawxijTi+j0GvpHsDYimMaW0Yy2fr2M4PBMnrbUb/Q94l/f/hMi1qR&#10;JVI2sOt6UJgd+ZiDgffL8ekFlFSbvV0oo4EbChzGx4f9GRdb25HMsYhqlCwG5lrLq9biZkxWOiqY&#10;22YiTra2kYMu1l1tQD30/bPm3wwYN0x18gb45AdQl1tp5j/sFB2T0FQ7R0nTNEV3j6o9feQzro1i&#10;OWA14Fm+Q8a1a8+Bvu/d/dMb2JY5uiPbhG/ktn4cqGU/er3pcvwCAAD//wMAUEsDBBQABgAIAAAA&#10;IQBtrpc8vwEAAGsDAAAOAAAAZHJzL2Uyb0RvYy54bWysU8Fu2zAMvQ/YPwi6L3ZcpNiMOD2k6y7Z&#10;FqDdBzCSbAuTRUFSYufvRylOum63YT4Iokg+Pj7S64dpMOykfNBoG75clJwpK1Bq2zX8x8vTh4+c&#10;hQhWgkGrGn5WgT9s3r9bj65WFfZopPKMQGyoR9fwPkZXF0UQvRogLNApS84W/QCRTN8V0sNI6IMp&#10;qrK8L0b00nkUKgR6fbw4+Sbjt60S8XvbBhWZaThxi/n0+Tyks9isoe48uF6LmQb8A4sBtKWiN6hH&#10;iMCOXv8FNWjhMWAbFwKHAttWC5V7oG6W5R/dPPfgVO6FxAnuJlP4f7Di22nvmZYNX1WcWRhoRjtt&#10;FbuvkjajCzWFbO3ep+7EZJ/dDsXPwCxue7Cdyhxfzo7ylimjeJOSjOCowmH8ipJi4BgxCzW1fkiQ&#10;JAGb8jzOt3moKTJxeRT0uqqWd3erDA71Nc/5EL8oHFi6NNwQ54wLp12IiQfU15BUxuKTNiZP21g2&#10;EtlP5arMGQGNlsmb4oLvDlvj2QnSwuRvLvwmzOPRyozWK5Cf53sEbS53qm7sLEbq/6LkAeV5768i&#10;0UQzzXn70sr8bufs139k8wsAAP//AwBQSwMEFAAGAAgAAAAhAE90QErdAAAADQEAAA8AAABkcnMv&#10;ZG93bnJldi54bWxMT8FOg0AUvJv4D5tn4s0u1YIUWRpt4qU3sVGPW/YJRPYtYbcU/t5XL/U282Yy&#10;bybfTLYTIw6+daRguYhAIFXOtFQr2L+/3qUgfNBkdOcIFczoYVNcX+U6M+5EbziWoRYcQj7TCpoQ&#10;+kxKXzVotV+4Hom1bzdYHZgOtTSDPnG47eR9FCXS6pb4Q6N73DZY/ZRHyynxZ/qy0+l+nrvya73a&#10;fuxGskrd3kzPTyACTuFihnN9rg4Fdzq4IxkvOuaP0ZKtDOLkgUecLX+nA4NkFa9BFrn8v6L4BQAA&#10;//8DAFBLAQItABQABgAIAAAAIQC2gziS/gAAAOEBAAATAAAAAAAAAAAAAAAAAAAAAABbQ29udGVu&#10;dF9UeXBlc10ueG1sUEsBAi0AFAAGAAgAAAAhADj9If/WAAAAlAEAAAsAAAAAAAAAAAAAAAAALwEA&#10;AF9yZWxzLy5yZWxzUEsBAi0AFAAGAAgAAAAhAG2ulzy/AQAAawMAAA4AAAAAAAAAAAAAAAAALgIA&#10;AGRycy9lMm9Eb2MueG1sUEsBAi0AFAAGAAgAAAAhAE90QErdAAAADQEAAA8AAAAAAAAAAAAAAAAA&#10;GQQAAGRycy9kb3ducmV2LnhtbFBLBQYAAAAABAAEAPMAAAAjBQAAAAA=&#10;" strokeweight="1.5pt">
+            <v:line w14:anchorId="6E9AC957" id="Line 62" o:spid="_x0000_s1026" style="position:absolute;z-index:251649536;visibility:visible;mso-wrap-style:square;mso-width-percent:0;mso-height-percent:0;mso-wrap-distance-left:3.17497mm;mso-wrap-distance-top:0;mso-wrap-distance-right:3.17497mm;mso-wrap-distance-bottom:0;mso-position-horizontal:absolute;mso-position-horizontal-relative:page;mso-position-vertical:absolute;mso-position-vertical-relative:page;mso-width-percent:0;mso-height-percent:0;mso-width-relative:page;mso-height-relative:page" from="85.05pt,781.9pt" to="85.05pt,822.95pt" o:gfxdata="UEsDBBQABgAIAAAAIQC2gziS/gAAAOEBAAATAAAAW0NvbnRlbnRfVHlwZXNdLnhtbJSRQU7DMBBF&#10;90jcwfIWJU67QAgl6YK0S0CoHGBkTxKLZGx5TGhvj5O2G0SRWNoz/78nu9wcxkFMGNg6quQqL6RA&#10;0s5Y6ir5vt9lD1JwBDIwOMJKHpHlpr69KfdHjyxSmriSfYz+USnWPY7AufNIadK6MEJMx9ApD/oD&#10;OlTrorhX2lFEilmcO2RdNtjC5xDF9pCuTyYBB5bi6bQ4syoJ3g9WQ0ymaiLzg5KdCXlKLjvcW893&#10;SUOqXwnz5DrgnHtJTxOsQfEKIT7DmDSUCaxw7Rqn8787ZsmRM9e2VmPeBN4uqYvTtW7jvijg9N/y&#10;JsXecLq0q+WD6m8AAAD//wMAUEsDBBQABgAIAAAAIQA4/SH/1gAAAJQBAAALAAAAX3JlbHMvLnJl&#10;bHOkkMFqwzAMhu+DvYPRfXGawxijTi+j0GvpHsDYimMaW0Yy2fr2M4PBMnrbUb/Q94l/f/hMi1qR&#10;JVI2sOt6UJgd+ZiDgffL8ekFlFSbvV0oo4EbChzGx4f9GRdb25HMsYhqlCwG5lrLq9biZkxWOiqY&#10;22YiTra2kYMu1l1tQD30/bPm3wwYN0x18gb45AdQl1tp5j/sFB2T0FQ7R0nTNEV3j6o9feQzro1i&#10;OWA14Fm+Q8a1a8+Bvu/d/dMb2JY5uiPbhG/ktn4cqGU/er3pcvwCAAD//wMAUEsDBBQABgAIAAAA&#10;IQBtrpc8vwEAAGsDAAAOAAAAZHJzL2Uyb0RvYy54bWysU8Fu2zAMvQ/YPwi6L3ZcpNiMOD2k6y7Z&#10;FqDdBzCSbAuTRUFSYufvRylOum63YT4Iokg+Pj7S64dpMOykfNBoG75clJwpK1Bq2zX8x8vTh4+c&#10;hQhWgkGrGn5WgT9s3r9bj65WFfZopPKMQGyoR9fwPkZXF0UQvRogLNApS84W/QCRTN8V0sNI6IMp&#10;qrK8L0b00nkUKgR6fbw4+Sbjt60S8XvbBhWZaThxi/n0+Tyks9isoe48uF6LmQb8A4sBtKWiN6hH&#10;iMCOXv8FNWjhMWAbFwKHAttWC5V7oG6W5R/dPPfgVO6FxAnuJlP4f7Di22nvmZYNX1WcWRhoRjtt&#10;FbuvkjajCzWFbO3ep+7EZJ/dDsXPwCxue7Cdyhxfzo7ylimjeJOSjOCowmH8ipJi4BgxCzW1fkiQ&#10;JAGb8jzOt3moKTJxeRT0uqqWd3erDA71Nc/5EL8oHFi6NNwQ54wLp12IiQfU15BUxuKTNiZP21g2&#10;EtlP5arMGQGNlsmb4oLvDlvj2QnSwuRvLvwmzOPRyozWK5Cf53sEbS53qm7sLEbq/6LkAeV5768i&#10;0UQzzXn70sr8bufs139k8wsAAP//AwBQSwMEFAAGAAgAAAAhAE90QErdAAAADQEAAA8AAABkcnMv&#10;ZG93bnJldi54bWxMT8FOg0AUvJv4D5tn4s0u1YIUWRpt4qU3sVGPW/YJRPYtYbcU/t5XL/U282Yy&#10;bybfTLYTIw6+daRguYhAIFXOtFQr2L+/3qUgfNBkdOcIFczoYVNcX+U6M+5EbziWoRYcQj7TCpoQ&#10;+kxKXzVotV+4Hom1bzdYHZgOtTSDPnG47eR9FCXS6pb4Q6N73DZY/ZRHyynxZ/qy0+l+nrvya73a&#10;fuxGskrd3kzPTyACTuFihnN9rg4Fdzq4IxkvOuaP0ZKtDOLkgUecLX+nA4NkFa9BFrn8v6L4BQAA&#10;//8DAFBLAQItABQABgAIAAAAIQC2gziS/gAAAOEBAAATAAAAAAAAAAAAAAAAAAAAAABbQ29udGVu&#10;dF9UeXBlc10ueG1sUEsBAi0AFAAGAAgAAAAhADj9If/WAAAAlAEAAAsAAAAAAAAAAAAAAAAALwEA&#10;AF9yZWxzLy5yZWxzUEsBAi0AFAAGAAgAAAAhAG2ulzy/AQAAawMAAA4AAAAAAAAAAAAAAAAALgIA&#10;AGRycy9lMm9Eb2MueG1sUEsBAi0AFAAGAAgAAAAhAE90QErdAAAADQEAAA8AAAAAAAAAAAAAAAAA&#10;GQQAAGRycy9kb3ducmV2LnhtbFBLBQYAAAAABAAEAPMAAAAjBQAAAAA=&#10;" strokeweight="1.5pt">
               <w10:wrap anchorx="page" anchory="page"/>
             </v:line>
           </w:pict>
@@ -6042,7 +4247,7 @@
       <mc:AlternateContent>
         <mc:Choice Requires="wps">
           <w:drawing>
-            <wp:anchor distT="0" distB="0" distL="114299" distR="114299" simplePos="0" relativeHeight="251645440" behindDoc="0" locked="0" layoutInCell="1" allowOverlap="1" wp14:anchorId="36AC10B0" wp14:editId="3A12C07C">
+            <wp:anchor distT="0" distB="0" distL="114299" distR="114299" simplePos="0" relativeHeight="251645440" behindDoc="0" locked="0" layoutInCell="1" allowOverlap="1" wp14:anchorId="4855B29D" wp14:editId="1AB217D7">
               <wp:simplePos x="0" y="0"/>
               <wp:positionH relativeFrom="page">
                 <wp:posOffset>7021194</wp:posOffset>
@@ -6103,7 +4308,7 @@
         </mc:Choice>
         <mc:Fallback>
           <w:pict>
-            <v:line w14:anchorId="3A36A73F" id="Line 60" o:spid="_x0000_s1026" style="position:absolute;z-index:251645440;visibility:visible;mso-wrap-style:square;mso-width-percent:0;mso-height-percent:0;mso-wrap-distance-left:3.17497mm;mso-wrap-distance-top:0;mso-wrap-distance-right:3.17497mm;mso-wrap-distance-bottom:0;mso-position-horizontal:absolute;mso-position-horizontal-relative:page;mso-position-vertical:absolute;mso-position-vertical-relative:page;mso-width-percent:0;mso-height-percent:0;mso-width-relative:page;mso-height-relative:page" from="552.85pt,781.9pt" to="552.85pt,823.8pt" o:gfxdata="UEsDBBQABgAIAAAAIQC2gziS/gAAAOEBAAATAAAAW0NvbnRlbnRfVHlwZXNdLnhtbJSRQU7DMBBF&#10;90jcwfIWJU67QAgl6YK0S0CoHGBkTxKLZGx5TGhvj5O2G0SRWNoz/78nu9wcxkFMGNg6quQqL6RA&#10;0s5Y6ir5vt9lD1JwBDIwOMJKHpHlpr69KfdHjyxSmriSfYz+USnWPY7AufNIadK6MEJMx9ApD/oD&#10;OlTrorhX2lFEilmcO2RdNtjC5xDF9pCuTyYBB5bi6bQ4syoJ3g9WQ0ymaiLzg5KdCXlKLjvcW893&#10;SUOqXwnz5DrgnHtJTxOsQfEKIT7DmDSUCaxw7Rqn8787ZsmRM9e2VmPeBN4uqYvTtW7jvijg9N/y&#10;JsXecLq0q+WD6m8AAAD//wMAUEsDBBQABgAIAAAAIQA4/SH/1gAAAJQBAAALAAAAX3JlbHMvLnJl&#10;bHOkkMFqwzAMhu+DvYPRfXGawxijTi+j0GvpHsDYimMaW0Yy2fr2M4PBMnrbUb/Q94l/f/hMi1qR&#10;JVI2sOt6UJgd+ZiDgffL8ekFlFSbvV0oo4EbChzGx4f9GRdb25HMsYhqlCwG5lrLq9biZkxWOiqY&#10;22YiTra2kYMu1l1tQD30/bPm3wwYN0x18gb45AdQl1tp5j/sFB2T0FQ7R0nTNEV3j6o9feQzro1i&#10;OWA14Fm+Q8a1a8+Bvu/d/dMb2JY5uiPbhG/ktn4cqGU/er3pcvwCAAD//wMAUEsDBBQABgAIAAAA&#10;IQApXzSYwgEAAGsDAAAOAAAAZHJzL2Uyb0RvYy54bWysU01v2zAMvQ/YfxB0X+yka7EacXpI112y&#10;LUC7H8BIsi1MEgVJiZ1/P0r5aLfdhvkgiCL5+PhILx8ma9hBhajRtXw+qzlTTqDUrm/5j5enD584&#10;iwmcBINOtfyoIn9YvX+3HH2jFjigkSowAnGxGX3Lh5R8U1VRDMpCnKFXjpwdBguJzNBXMsBI6NZU&#10;i7q+q0YM0gcUKkZ6fTw5+argd50S6XvXRZWYaTlxS+UM5dzls1otoekD+EGLMw34BxYWtKOiV6hH&#10;SMD2Qf8FZbUIGLFLM4G2wq7TQpUeqJt5/Uc3zwN4VXohcaK/yhT/H6z4dtgGpmXLP95z5sDSjDba&#10;KXZXtBl9bChk7bYhdycm9+w3KH5G5nA9gOtV4fhy9JQ3z2pWv6VkI3qqsBu/oqQY2CcsQk1dsBmS&#10;JGBTmcfxOg81JSZOj4Jeb28W85tCp4LmkudDTF8UWpYvLTfEueDCYRNT5gHNJSSXcfikjSnTNo6N&#10;RPa+vq1LRkSjZfbmuBj63doEdoC8MOUrXZHnbVjAvZMFbVAgP5/vCbQ53am6cWcxcv95H2OzQ3nc&#10;hotINNFC87x9eWXe2iX79R9Z/QIAAP//AwBQSwMEFAAGAAgAAAAhAD2ILjDeAAAADwEAAA8AAABk&#10;cnMvZG93bnJldi54bWxMT8FOg0AUvJv4D5tn4s0u1UIRWRpt4qU3sVGPr+wKRPYtYbcU/t7XeKi3&#10;mTeTeTP5ZrKdGM3gW0cKlosIhKHK6ZZqBfv317sUhA9IGjtHRsFsPGyK66scM+1O9GbGMtSCQ8hn&#10;qKAJoc+k9FVjLPqF6w2x9u0Gi4HpUEs94InDbSfvoyiRFlviDw32ZtuY6qc8Wk6JP9OXHab7ee7K&#10;r8fV9mM3klXq9mZ6fgIRzBQuZjjX5+pQcKeDO5L2omO+jOI1exnFyQOvOHv+bgdGyWqdgCxy+X9H&#10;8QsAAP//AwBQSwECLQAUAAYACAAAACEAtoM4kv4AAADhAQAAEwAAAAAAAAAAAAAAAAAAAAAAW0Nv&#10;bnRlbnRfVHlwZXNdLnhtbFBLAQItABQABgAIAAAAIQA4/SH/1gAAAJQBAAALAAAAAAAAAAAAAAAA&#10;AC8BAABfcmVscy8ucmVsc1BLAQItABQABgAIAAAAIQApXzSYwgEAAGsDAAAOAAAAAAAAAAAAAAAA&#10;AC4CAABkcnMvZTJvRG9jLnhtbFBLAQItABQABgAIAAAAIQA9iC4w3gAAAA8BAAAPAAAAAAAAAAAA&#10;AAAAABwEAABkcnMvZG93bnJldi54bWxQSwUGAAAAAAQABADzAAAAJwUAAAAA&#10;" strokeweight="1.5pt">
+            <v:line w14:anchorId="55EB066D" id="Line 60" o:spid="_x0000_s1026" style="position:absolute;z-index:251645440;visibility:visible;mso-wrap-style:square;mso-width-percent:0;mso-height-percent:0;mso-wrap-distance-left:3.17497mm;mso-wrap-distance-top:0;mso-wrap-distance-right:3.17497mm;mso-wrap-distance-bottom:0;mso-position-horizontal:absolute;mso-position-horizontal-relative:page;mso-position-vertical:absolute;mso-position-vertical-relative:page;mso-width-percent:0;mso-height-percent:0;mso-width-relative:page;mso-height-relative:page" from="552.85pt,781.9pt" to="552.85pt,823.8pt" o:gfxdata="UEsDBBQABgAIAAAAIQC2gziS/gAAAOEBAAATAAAAW0NvbnRlbnRfVHlwZXNdLnhtbJSRQU7DMBBF&#10;90jcwfIWJU67QAgl6YK0S0CoHGBkTxKLZGx5TGhvj5O2G0SRWNoz/78nu9wcxkFMGNg6quQqL6RA&#10;0s5Y6ir5vt9lD1JwBDIwOMJKHpHlpr69KfdHjyxSmriSfYz+USnWPY7AufNIadK6MEJMx9ApD/oD&#10;OlTrorhX2lFEilmcO2RdNtjC5xDF9pCuTyYBB5bi6bQ4syoJ3g9WQ0ymaiLzg5KdCXlKLjvcW893&#10;SUOqXwnz5DrgnHtJTxOsQfEKIT7DmDSUCaxw7Rqn8787ZsmRM9e2VmPeBN4uqYvTtW7jvijg9N/y&#10;JsXecLq0q+WD6m8AAAD//wMAUEsDBBQABgAIAAAAIQA4/SH/1gAAAJQBAAALAAAAX3JlbHMvLnJl&#10;bHOkkMFqwzAMhu+DvYPRfXGawxijTi+j0GvpHsDYimMaW0Yy2fr2M4PBMnrbUb/Q94l/f/hMi1qR&#10;JVI2sOt6UJgd+ZiDgffL8ekFlFSbvV0oo4EbChzGx4f9GRdb25HMsYhqlCwG5lrLq9biZkxWOiqY&#10;22YiTra2kYMu1l1tQD30/bPm3wwYN0x18gb45AdQl1tp5j/sFB2T0FQ7R0nTNEV3j6o9feQzro1i&#10;OWA14Fm+Q8a1a8+Bvu/d/dMb2JY5uiPbhG/ktn4cqGU/er3pcvwCAAD//wMAUEsDBBQABgAIAAAA&#10;IQApXzSYwgEAAGsDAAAOAAAAZHJzL2Uyb0RvYy54bWysU01v2zAMvQ/YfxB0X+yka7EacXpI112y&#10;LUC7H8BIsi1MEgVJiZ1/P0r5aLfdhvkgiCL5+PhILx8ma9hBhajRtXw+qzlTTqDUrm/5j5enD584&#10;iwmcBINOtfyoIn9YvX+3HH2jFjigkSowAnGxGX3Lh5R8U1VRDMpCnKFXjpwdBguJzNBXMsBI6NZU&#10;i7q+q0YM0gcUKkZ6fTw5+argd50S6XvXRZWYaTlxS+UM5dzls1otoekD+EGLMw34BxYWtKOiV6hH&#10;SMD2Qf8FZbUIGLFLM4G2wq7TQpUeqJt5/Uc3zwN4VXohcaK/yhT/H6z4dtgGpmXLP95z5sDSjDba&#10;KXZXtBl9bChk7bYhdycm9+w3KH5G5nA9gOtV4fhy9JQ3z2pWv6VkI3qqsBu/oqQY2CcsQk1dsBmS&#10;JGBTmcfxOg81JSZOj4Jeb28W85tCp4LmkudDTF8UWpYvLTfEueDCYRNT5gHNJSSXcfikjSnTNo6N&#10;RPa+vq1LRkSjZfbmuBj63doEdoC8MOUrXZHnbVjAvZMFbVAgP5/vCbQ53am6cWcxcv95H2OzQ3nc&#10;hotINNFC87x9eWXe2iX79R9Z/QIAAP//AwBQSwMEFAAGAAgAAAAhAD2ILjDeAAAADwEAAA8AAABk&#10;cnMvZG93bnJldi54bWxMT8FOg0AUvJv4D5tn4s0u1UIRWRpt4qU3sVGPr+wKRPYtYbcU/t7XeKi3&#10;mTeTeTP5ZrKdGM3gW0cKlosIhKHK6ZZqBfv317sUhA9IGjtHRsFsPGyK66scM+1O9GbGMtSCQ8hn&#10;qKAJoc+k9FVjLPqF6w2x9u0Gi4HpUEs94InDbSfvoyiRFlviDw32ZtuY6qc8Wk6JP9OXHab7ee7K&#10;r8fV9mM3klXq9mZ6fgIRzBQuZjjX5+pQcKeDO5L2omO+jOI1exnFyQOvOHv+bgdGyWqdgCxy+X9H&#10;8QsAAP//AwBQSwECLQAUAAYACAAAACEAtoM4kv4AAADhAQAAEwAAAAAAAAAAAAAAAAAAAAAAW0Nv&#10;bnRlbnRfVHlwZXNdLnhtbFBLAQItABQABgAIAAAAIQA4/SH/1gAAAJQBAAALAAAAAAAAAAAAAAAA&#10;AC8BAABfcmVscy8ucmVsc1BLAQItABQABgAIAAAAIQApXzSYwgEAAGsDAAAOAAAAAAAAAAAAAAAA&#10;AC4CAABkcnMvZTJvRG9jLnhtbFBLAQItABQABgAIAAAAIQA9iC4w3gAAAA8BAAAPAAAAAAAAAAAA&#10;AAAAABwEAABkcnMvZG93bnJldi54bWxQSwUGAAAAAAQABADzAAAAJwUAAAAA&#10;" strokeweight="1.5pt">
               <w10:wrap anchorx="page" anchory="page"/>
             </v:line>
           </w:pict>
@@ -6117,7 +4322,7 @@
       <mc:AlternateContent>
         <mc:Choice Requires="wps">
           <w:drawing>
-            <wp:anchor distT="0" distB="0" distL="114299" distR="114299" simplePos="0" relativeHeight="251651584" behindDoc="0" locked="0" layoutInCell="1" allowOverlap="1" wp14:anchorId="4A14B41E" wp14:editId="7C6F3121">
+            <wp:anchor distT="0" distB="0" distL="114299" distR="114299" simplePos="0" relativeHeight="251651584" behindDoc="0" locked="0" layoutInCell="1" allowOverlap="1" wp14:anchorId="3D494EAD" wp14:editId="405C05D5">
               <wp:simplePos x="0" y="0"/>
               <wp:positionH relativeFrom="page">
                 <wp:posOffset>1440814</wp:posOffset>
@@ -6178,7 +4383,7 @@
         </mc:Choice>
         <mc:Fallback>
           <w:pict>
-            <v:line w14:anchorId="62EAEFB1" id="Line 63" o:spid="_x0000_s1026" style="position:absolute;z-index:251651584;visibility:visible;mso-wrap-style:square;mso-width-percent:0;mso-height-percent:0;mso-wrap-distance-left:3.17497mm;mso-wrap-distance-top:0;mso-wrap-distance-right:3.17497mm;mso-wrap-distance-bottom:0;mso-position-horizontal:absolute;mso-position-horizontal-relative:page;mso-position-vertical:absolute;mso-position-vertical-relative:page;mso-width-percent:0;mso-height-percent:0;mso-width-relative:page;mso-height-relative:page" from="113.45pt,780.85pt" to="113.45pt,823.35pt" o:gfxdata="UEsDBBQABgAIAAAAIQC2gziS/gAAAOEBAAATAAAAW0NvbnRlbnRfVHlwZXNdLnhtbJSRQU7DMBBF&#10;90jcwfIWJU67QAgl6YK0S0CoHGBkTxKLZGx5TGhvj5O2G0SRWNoz/78nu9wcxkFMGNg6quQqL6RA&#10;0s5Y6ir5vt9lD1JwBDIwOMJKHpHlpr69KfdHjyxSmriSfYz+USnWPY7AufNIadK6MEJMx9ApD/oD&#10;OlTrorhX2lFEilmcO2RdNtjC5xDF9pCuTyYBB5bi6bQ4syoJ3g9WQ0ymaiLzg5KdCXlKLjvcW893&#10;SUOqXwnz5DrgnHtJTxOsQfEKIT7DmDSUCaxw7Rqn8787ZsmRM9e2VmPeBN4uqYvTtW7jvijg9N/y&#10;JsXecLq0q+WD6m8AAAD//wMAUEsDBBQABgAIAAAAIQA4/SH/1gAAAJQBAAALAAAAX3JlbHMvLnJl&#10;bHOkkMFqwzAMhu+DvYPRfXGawxijTi+j0GvpHsDYimMaW0Yy2fr2M4PBMnrbUb/Q94l/f/hMi1qR&#10;JVI2sOt6UJgd+ZiDgffL8ekFlFSbvV0oo4EbChzGx4f9GRdb25HMsYhqlCwG5lrLq9biZkxWOiqY&#10;22YiTra2kYMu1l1tQD30/bPm3wwYN0x18gb45AdQl1tp5j/sFB2T0FQ7R0nTNEV3j6o9feQzro1i&#10;OWA14Fm+Q8a1a8+Bvu/d/dMb2JY5uiPbhG/ktn4cqGU/er3pcvwCAAD//wMAUEsDBBQABgAIAAAA&#10;IQCQt/nivwEAAGsDAAAOAAAAZHJzL2Uyb0RvYy54bWysU01v2zAMvQ/YfxB0X+w0SLcacXpI112y&#10;LUC7H8BIcixUEgVJiZ1/P0r56NbdhvpAiCL5+PgoL+5Ha9hBhajRtXw6qTlTTqDUbtfyX8+Pn75w&#10;FhM4CQadavlRRX6//PhhMfhG3WCPRqrACMTFZvAt71PyTVVF0SsLcYJeOQp2GCwkcsOukgEGQrem&#10;uqnr22rAIH1AoWKk24dTkC8LftcpkX52XVSJmZYTt1RsKHabbbVcQLML4HstzjTgP1hY0I6aXqEe&#10;IAHbB/0PlNUiYMQuTQTaCrtOC1VmoGmm9ZtpnnrwqsxC4kR/lSm+H6z4cdgEpmXL5zPOHFja0Vo7&#10;xW5nWZvBx4ZSVm4T8nRidE9+jeIlMoerHtxOFY7PR09101xR/VWSneipw3b4jpJyYJ+wCDV2wWZI&#10;koCNZR/H6z7UmJg4XQq6nc/uPs/LqipoLnU+xPRNoWX50HJDnAsuHNYxZR7QXFJyG4eP2piybePY&#10;QGTvasLMoYhGyxwtTthtVyawA+QHU74y1Zu0gHsnC1qvQH49nxNoczpTd+POYuT5T0puUR434SIS&#10;bbTQPL++/GT+9Ev16z+y/A0AAP//AwBQSwMEFAAGAAgAAAAhAAgb3knfAAAADQEAAA8AAABkcnMv&#10;ZG93bnJldi54bWxMj8FOwzAQRO9I/IO1SNyo06h10xCngkpceiNUwNGNTRJhr6PYTZO/ZxEHetyZ&#10;p9mZYjc5y0YzhM6jhOUiAWaw9rrDRsLx7eUhAxaiQq2sRyNhNgF25e1NoXLtL/hqxio2jEIw5EpC&#10;G2Ofcx7q1jgVFr43SN6XH5yKdA4N14O6ULizPE0SwZ3qkD60qjf71tTf1dlRyvojez6o7DjPtvrc&#10;rvbvhxGdlPd309MjsGim+A/Db32qDiV1Ovkz6sCshDQVW0LJWIvlBhghf9KJJLESG+Blwa9XlD8A&#10;AAD//wMAUEsBAi0AFAAGAAgAAAAhALaDOJL+AAAA4QEAABMAAAAAAAAAAAAAAAAAAAAAAFtDb250&#10;ZW50X1R5cGVzXS54bWxQSwECLQAUAAYACAAAACEAOP0h/9YAAACUAQAACwAAAAAAAAAAAAAAAAAv&#10;AQAAX3JlbHMvLnJlbHNQSwECLQAUAAYACAAAACEAkLf54r8BAABrAwAADgAAAAAAAAAAAAAAAAAu&#10;AgAAZHJzL2Uyb0RvYy54bWxQSwECLQAUAAYACAAAACEACBveSd8AAAANAQAADwAAAAAAAAAAAAAA&#10;AAAZBAAAZHJzL2Rvd25yZXYueG1sUEsFBgAAAAAEAAQA8wAAACUFAAAAAA==&#10;" strokeweight="1.5pt">
+            <v:line w14:anchorId="5540A948" id="Line 63" o:spid="_x0000_s1026" style="position:absolute;z-index:251651584;visibility:visible;mso-wrap-style:square;mso-width-percent:0;mso-height-percent:0;mso-wrap-distance-left:3.17497mm;mso-wrap-distance-top:0;mso-wrap-distance-right:3.17497mm;mso-wrap-distance-bottom:0;mso-position-horizontal:absolute;mso-position-horizontal-relative:page;mso-position-vertical:absolute;mso-position-vertical-relative:page;mso-width-percent:0;mso-height-percent:0;mso-width-relative:page;mso-height-relative:page" from="113.45pt,780.85pt" to="113.45pt,823.35pt" o:gfxdata="UEsDBBQABgAIAAAAIQC2gziS/gAAAOEBAAATAAAAW0NvbnRlbnRfVHlwZXNdLnhtbJSRQU7DMBBF&#10;90jcwfIWJU67QAgl6YK0S0CoHGBkTxKLZGx5TGhvj5O2G0SRWNoz/78nu9wcxkFMGNg6quQqL6RA&#10;0s5Y6ir5vt9lD1JwBDIwOMJKHpHlpr69KfdHjyxSmriSfYz+USnWPY7AufNIadK6MEJMx9ApD/oD&#10;OlTrorhX2lFEilmcO2RdNtjC5xDF9pCuTyYBB5bi6bQ4syoJ3g9WQ0ymaiLzg5KdCXlKLjvcW893&#10;SUOqXwnz5DrgnHtJTxOsQfEKIT7DmDSUCaxw7Rqn8787ZsmRM9e2VmPeBN4uqYvTtW7jvijg9N/y&#10;JsXecLq0q+WD6m8AAAD//wMAUEsDBBQABgAIAAAAIQA4/SH/1gAAAJQBAAALAAAAX3JlbHMvLnJl&#10;bHOkkMFqwzAMhu+DvYPRfXGawxijTi+j0GvpHsDYimMaW0Yy2fr2M4PBMnrbUb/Q94l/f/hMi1qR&#10;JVI2sOt6UJgd+ZiDgffL8ekFlFSbvV0oo4EbChzGx4f9GRdb25HMsYhqlCwG5lrLq9biZkxWOiqY&#10;22YiTra2kYMu1l1tQD30/bPm3wwYN0x18gb45AdQl1tp5j/sFB2T0FQ7R0nTNEV3j6o9feQzro1i&#10;OWA14Fm+Q8a1a8+Bvu/d/dMb2JY5uiPbhG/ktn4cqGU/er3pcvwCAAD//wMAUEsDBBQABgAIAAAA&#10;IQCQt/nivwEAAGsDAAAOAAAAZHJzL2Uyb0RvYy54bWysU01v2zAMvQ/YfxB0X+w0SLcacXpI112y&#10;LUC7H8BIcixUEgVJiZ1/P0r56NbdhvpAiCL5+PgoL+5Ha9hBhajRtXw6qTlTTqDUbtfyX8+Pn75w&#10;FhM4CQadavlRRX6//PhhMfhG3WCPRqrACMTFZvAt71PyTVVF0SsLcYJeOQp2GCwkcsOukgEGQrem&#10;uqnr22rAIH1AoWKk24dTkC8LftcpkX52XVSJmZYTt1RsKHabbbVcQLML4HstzjTgP1hY0I6aXqEe&#10;IAHbB/0PlNUiYMQuTQTaCrtOC1VmoGmm9ZtpnnrwqsxC4kR/lSm+H6z4cdgEpmXL5zPOHFja0Vo7&#10;xW5nWZvBx4ZSVm4T8nRidE9+jeIlMoerHtxOFY7PR09101xR/VWSneipw3b4jpJyYJ+wCDV2wWZI&#10;koCNZR/H6z7UmJg4XQq6nc/uPs/LqipoLnU+xPRNoWX50HJDnAsuHNYxZR7QXFJyG4eP2piybePY&#10;QGTvasLMoYhGyxwtTthtVyawA+QHU74y1Zu0gHsnC1qvQH49nxNoczpTd+POYuT5T0puUR434SIS&#10;bbTQPL++/GT+9Ev16z+y/A0AAP//AwBQSwMEFAAGAAgAAAAhAAgb3knfAAAADQEAAA8AAABkcnMv&#10;ZG93bnJldi54bWxMj8FOwzAQRO9I/IO1SNyo06h10xCngkpceiNUwNGNTRJhr6PYTZO/ZxEHetyZ&#10;p9mZYjc5y0YzhM6jhOUiAWaw9rrDRsLx7eUhAxaiQq2sRyNhNgF25e1NoXLtL/hqxio2jEIw5EpC&#10;G2Ofcx7q1jgVFr43SN6XH5yKdA4N14O6ULizPE0SwZ3qkD60qjf71tTf1dlRyvojez6o7DjPtvrc&#10;rvbvhxGdlPd309MjsGim+A/Db32qDiV1Ovkz6sCshDQVW0LJWIvlBhghf9KJJLESG+Blwa9XlD8A&#10;AAD//wMAUEsBAi0AFAAGAAgAAAAhALaDOJL+AAAA4QEAABMAAAAAAAAAAAAAAAAAAAAAAFtDb250&#10;ZW50X1R5cGVzXS54bWxQSwECLQAUAAYACAAAACEAOP0h/9YAAACUAQAACwAAAAAAAAAAAAAAAAAv&#10;AQAAX3JlbHMvLnJlbHNQSwECLQAUAAYACAAAACEAkLf54r8BAABrAwAADgAAAAAAAAAAAAAAAAAu&#10;AgAAZHJzL2Uyb0RvYy54bWxQSwECLQAUAAYACAAAACEACBveSd8AAAANAQAADwAAAAAAAAAAAAAA&#10;AAAZBAAAZHJzL2Rvd25yZXYueG1sUEsFBgAAAAAEAAQA8wAAACUFAAAAAA==&#10;" strokeweight="1.5pt">
               <w10:wrap anchorx="page" anchory="page"/>
             </v:line>
           </w:pict>
@@ -6192,7 +4397,7 @@
       <mc:AlternateContent>
         <mc:Choice Requires="wps">
           <w:drawing>
-            <wp:anchor distT="4294967295" distB="4294967295" distL="114300" distR="114300" simplePos="0" relativeHeight="251642368" behindDoc="0" locked="0" layoutInCell="1" allowOverlap="1" wp14:anchorId="40FF239A" wp14:editId="50BCC842">
+            <wp:anchor distT="4294967295" distB="4294967295" distL="114300" distR="114300" simplePos="0" relativeHeight="251642368" behindDoc="0" locked="0" layoutInCell="1" allowOverlap="1" wp14:anchorId="2558A50E" wp14:editId="54C0DA68">
               <wp:simplePos x="0" y="0"/>
               <wp:positionH relativeFrom="page">
                 <wp:posOffset>720090</wp:posOffset>
@@ -6253,7 +4458,7 @@
         </mc:Choice>
         <mc:Fallback>
           <w:pict>
-            <v:line w14:anchorId="56983946" id="Line 59" o:spid="_x0000_s1026" style="position:absolute;z-index:251642368;visibility:visible;mso-wrap-style:square;mso-width-percent:0;mso-height-percent:0;mso-wrap-distance-left:9pt;mso-wrap-distance-top:-3e-5mm;mso-wrap-distance-right:9pt;mso-wrap-distance-bottom:-3e-5mm;mso-position-horizontal:absolute;mso-position-horizontal-relative:page;mso-position-vertical:absolute;mso-position-vertical-relative:page;mso-width-percent:0;mso-height-percent:0;mso-width-relative:page;mso-height-relative:page" from="56.7pt,810.25pt" to="240.95pt,810.25pt" o:gfxdata="UEsDBBQABgAIAAAAIQC2gziS/gAAAOEBAAATAAAAW0NvbnRlbnRfVHlwZXNdLnhtbJSRQU7DMBBF&#10;90jcwfIWJU67QAgl6YK0S0CoHGBkTxKLZGx5TGhvj5O2G0SRWNoz/78nu9wcxkFMGNg6quQqL6RA&#10;0s5Y6ir5vt9lD1JwBDIwOMJKHpHlpr69KfdHjyxSmriSfYz+USnWPY7AufNIadK6MEJMx9ApD/oD&#10;OlTrorhX2lFEilmcO2RdNtjC5xDF9pCuTyYBB5bi6bQ4syoJ3g9WQ0ymaiLzg5KdCXlKLjvcW893&#10;SUOqXwnz5DrgnHtJTxOsQfEKIT7DmDSUCaxw7Rqn8787ZsmRM9e2VmPeBN4uqYvTtW7jvijg9N/y&#10;JsXecLq0q+WD6m8AAAD//wMAUEsDBBQABgAIAAAAIQA4/SH/1gAAAJQBAAALAAAAX3JlbHMvLnJl&#10;bHOkkMFqwzAMhu+DvYPRfXGawxijTi+j0GvpHsDYimMaW0Yy2fr2M4PBMnrbUb/Q94l/f/hMi1qR&#10;JVI2sOt6UJgd+ZiDgffL8ekFlFSbvV0oo4EbChzGx4f9GRdb25HMsYhqlCwG5lrLq9biZkxWOiqY&#10;22YiTra2kYMu1l1tQD30/bPm3wwYN0x18gb45AdQl1tp5j/sFB2T0FQ7R0nTNEV3j6o9feQzro1i&#10;OWA14Fm+Q8a1a8+Bvu/d/dMb2JY5uiPbhG/ktn4cqGU/er3pcvwCAAD//wMAUEsDBBQABgAIAAAA&#10;IQAnw7DRwgEAAGwDAAAOAAAAZHJzL2Uyb0RvYy54bWysU02T0zAMvTPDf/D4TpN2KdBM0z10WS4F&#10;OrPLD1BtJ/FgWx7bbdp/j+x+7AI3hhw8siU9PT0py/ujNeygQtToWj6d1JwpJ1Bq17f8x/Pju0+c&#10;xQROgkGnWn5Skd+v3r5Zjr5RMxzQSBUYgbjYjL7lQ0q+qaooBmUhTtArR84Og4VE19BXMsBI6NZU&#10;s7r+UI0YpA8oVIz0+nB28lXB7zol0veuiyox03LilsoZyrnLZ7VaQtMH8IMWFxrwDywsaEdFb1AP&#10;kIDtg/4LymoRMGKXJgJthV2nhSo9UDfT+o9ungbwqvRC4kR/kyn+P1jx7bANTMuWv6dJObA0o412&#10;is0XWZvRx4ZC1m4bcnfi6J78BsXPyByuB3C9KhyfT57ypjmj+i0lX6KnCrvxK0qKgX3CItSxCzZD&#10;kgTsWOZxus1DHRMT9Di7u1ssPs45E1dfBc010YeYvii0LBstN0S6AMNhE1MmAs01JNdx+KiNKeM2&#10;jo3EdlHP65IR0WiZvTkuhn63NoEdIG9M+Upb5HkdFnDvZEEbFMjPFzuBNmebqht3USMLcJZyh/K0&#10;DVeVaKSF5mX98s68vpfsl59k9QsAAP//AwBQSwMEFAAGAAgAAAAhAKE2+5TeAAAADQEAAA8AAABk&#10;cnMvZG93bnJldi54bWxMj0FPg0AQhe8m/ofNmHizC5U2lLI02sRLb2KjPU7ZFYjsLGG3FP6948Ho&#10;bd7My5vv5bvJdmI0g28dKYgXEQhDldMt1QqOby8PKQgfkDR2joyC2XjYFbc3OWbaXenVjGWoBYeQ&#10;z1BBE0KfSemrxlj0C9cb4tunGywGlkMt9YBXDredXEbRWlpsiT802Jt9Y6qv8mI5ZfWRPh8wPc5z&#10;V542yf79MJJV6v5uetqCCGYKf2b4wWd0KJjp7C6kvehYx48JW3lYL6MVCLYkabwBcf5dySKX/1sU&#10;3wAAAP//AwBQSwECLQAUAAYACAAAACEAtoM4kv4AAADhAQAAEwAAAAAAAAAAAAAAAAAAAAAAW0Nv&#10;bnRlbnRfVHlwZXNdLnhtbFBLAQItABQABgAIAAAAIQA4/SH/1gAAAJQBAAALAAAAAAAAAAAAAAAA&#10;AC8BAABfcmVscy8ucmVsc1BLAQItABQABgAIAAAAIQAnw7DRwgEAAGwDAAAOAAAAAAAAAAAAAAAA&#10;AC4CAABkcnMvZTJvRG9jLnhtbFBLAQItABQABgAIAAAAIQChNvuU3gAAAA0BAAAPAAAAAAAAAAAA&#10;AAAAABwEAABkcnMvZG93bnJldi54bWxQSwUGAAAAAAQABADzAAAAJwUAAAAA&#10;" strokeweight="1.5pt">
+            <v:line w14:anchorId="59932F8D" id="Line 59" o:spid="_x0000_s1026" style="position:absolute;z-index:251642368;visibility:visible;mso-wrap-style:square;mso-width-percent:0;mso-height-percent:0;mso-wrap-distance-left:9pt;mso-wrap-distance-top:-3e-5mm;mso-wrap-distance-right:9pt;mso-wrap-distance-bottom:-3e-5mm;mso-position-horizontal:absolute;mso-position-horizontal-relative:page;mso-position-vertical:absolute;mso-position-vertical-relative:page;mso-width-percent:0;mso-height-percent:0;mso-width-relative:page;mso-height-relative:page" from="56.7pt,810.25pt" to="240.95pt,810.25pt" o:gfxdata="UEsDBBQABgAIAAAAIQC2gziS/gAAAOEBAAATAAAAW0NvbnRlbnRfVHlwZXNdLnhtbJSRQU7DMBBF&#10;90jcwfIWJU67QAgl6YK0S0CoHGBkTxKLZGx5TGhvj5O2G0SRWNoz/78nu9wcxkFMGNg6quQqL6RA&#10;0s5Y6ir5vt9lD1JwBDIwOMJKHpHlpr69KfdHjyxSmriSfYz+USnWPY7AufNIadK6MEJMx9ApD/oD&#10;OlTrorhX2lFEilmcO2RdNtjC5xDF9pCuTyYBB5bi6bQ4syoJ3g9WQ0ymaiLzg5KdCXlKLjvcW893&#10;SUOqXwnz5DrgnHtJTxOsQfEKIT7DmDSUCaxw7Rqn8787ZsmRM9e2VmPeBN4uqYvTtW7jvijg9N/y&#10;JsXecLq0q+WD6m8AAAD//wMAUEsDBBQABgAIAAAAIQA4/SH/1gAAAJQBAAALAAAAX3JlbHMvLnJl&#10;bHOkkMFqwzAMhu+DvYPRfXGawxijTi+j0GvpHsDYimMaW0Yy2fr2M4PBMnrbUb/Q94l/f/hMi1qR&#10;JVI2sOt6UJgd+ZiDgffL8ekFlFSbvV0oo4EbChzGx4f9GRdb25HMsYhqlCwG5lrLq9biZkxWOiqY&#10;22YiTra2kYMu1l1tQD30/bPm3wwYN0x18gb45AdQl1tp5j/sFB2T0FQ7R0nTNEV3j6o9feQzro1i&#10;OWA14Fm+Q8a1a8+Bvu/d/dMb2JY5uiPbhG/ktn4cqGU/er3pcvwCAAD//wMAUEsDBBQABgAIAAAA&#10;IQAnw7DRwgEAAGwDAAAOAAAAZHJzL2Uyb0RvYy54bWysU02T0zAMvTPDf/D4TpN2KdBM0z10WS4F&#10;OrPLD1BtJ/FgWx7bbdp/j+x+7AI3hhw8siU9PT0py/ujNeygQtToWj6d1JwpJ1Bq17f8x/Pju0+c&#10;xQROgkGnWn5Skd+v3r5Zjr5RMxzQSBUYgbjYjL7lQ0q+qaooBmUhTtArR84Og4VE19BXMsBI6NZU&#10;s7r+UI0YpA8oVIz0+nB28lXB7zol0veuiyox03LilsoZyrnLZ7VaQtMH8IMWFxrwDywsaEdFb1AP&#10;kIDtg/4LymoRMGKXJgJthV2nhSo9UDfT+o9ungbwqvRC4kR/kyn+P1jx7bANTMuWv6dJObA0o412&#10;is0XWZvRx4ZC1m4bcnfi6J78BsXPyByuB3C9KhyfT57ypjmj+i0lX6KnCrvxK0qKgX3CItSxCzZD&#10;kgTsWOZxus1DHRMT9Di7u1ssPs45E1dfBc010YeYvii0LBstN0S6AMNhE1MmAs01JNdx+KiNKeM2&#10;jo3EdlHP65IR0WiZvTkuhn63NoEdIG9M+Upb5HkdFnDvZEEbFMjPFzuBNmebqht3USMLcJZyh/K0&#10;DVeVaKSF5mX98s68vpfsl59k9QsAAP//AwBQSwMEFAAGAAgAAAAhAKE2+5TeAAAADQEAAA8AAABk&#10;cnMvZG93bnJldi54bWxMj0FPg0AQhe8m/ofNmHizC5U2lLI02sRLb2KjPU7ZFYjsLGG3FP6948Ho&#10;bd7My5vv5bvJdmI0g28dKYgXEQhDldMt1QqOby8PKQgfkDR2joyC2XjYFbc3OWbaXenVjGWoBYeQ&#10;z1BBE0KfSemrxlj0C9cb4tunGywGlkMt9YBXDredXEbRWlpsiT802Jt9Y6qv8mI5ZfWRPh8wPc5z&#10;V542yf79MJJV6v5uetqCCGYKf2b4wWd0KJjp7C6kvehYx48JW3lYL6MVCLYkabwBcf5dySKX/1sU&#10;3wAAAP//AwBQSwECLQAUAAYACAAAACEAtoM4kv4AAADhAQAAEwAAAAAAAAAAAAAAAAAAAAAAW0Nv&#10;bnRlbnRfVHlwZXNdLnhtbFBLAQItABQABgAIAAAAIQA4/SH/1gAAAJQBAAALAAAAAAAAAAAAAAAA&#10;AC8BAABfcmVscy8ucmVsc1BLAQItABQABgAIAAAAIQAnw7DRwgEAAGwDAAAOAAAAAAAAAAAAAAAA&#10;AC4CAABkcnMvZTJvRG9jLnhtbFBLAQItABQABgAIAAAAIQChNvuU3gAAAA0BAAAPAAAAAAAAAAAA&#10;AAAAABwEAABkcnMvZG93bnJldi54bWxQSwUGAAAAAAQABADzAAAAJwUAAAAA&#10;" strokeweight="1.5pt">
               <w10:wrap anchorx="page" anchory="page"/>
             </v:line>
           </w:pict>
@@ -6267,7 +4472,7 @@
       <mc:AlternateContent>
         <mc:Choice Requires="wps">
           <w:drawing>
-            <wp:anchor distT="4294967295" distB="4294967295" distL="114300" distR="114300" simplePos="0" relativeHeight="251638272" behindDoc="0" locked="0" layoutInCell="1" allowOverlap="1" wp14:anchorId="4E86E514" wp14:editId="755B5CD2">
+            <wp:anchor distT="4294967295" distB="4294967295" distL="114300" distR="114300" simplePos="0" relativeHeight="251638272" behindDoc="0" locked="0" layoutInCell="1" allowOverlap="1" wp14:anchorId="0587BD33" wp14:editId="4371F2D7">
               <wp:simplePos x="0" y="0"/>
               <wp:positionH relativeFrom="page">
                 <wp:posOffset>720090</wp:posOffset>
@@ -6328,7 +4533,7 @@
         </mc:Choice>
         <mc:Fallback>
           <w:pict>
-            <v:line w14:anchorId="23C60037" id="Line 57" o:spid="_x0000_s1026" style="position:absolute;z-index:251638272;visibility:visible;mso-wrap-style:square;mso-width-percent:0;mso-height-percent:0;mso-wrap-distance-left:9pt;mso-wrap-distance-top:-3e-5mm;mso-wrap-distance-right:9pt;mso-wrap-distance-bottom:-3e-5mm;mso-position-horizontal:absolute;mso-position-horizontal-relative:page;mso-position-vertical:absolute;mso-position-vertical-relative:page;mso-width-percent:0;mso-height-percent:0;mso-width-relative:page;mso-height-relative:page" from="56.7pt,796.05pt" to="240.95pt,796.05pt" o:gfxdata="UEsDBBQABgAIAAAAIQC2gziS/gAAAOEBAAATAAAAW0NvbnRlbnRfVHlwZXNdLnhtbJSRQU7DMBBF&#10;90jcwfIWJU67QAgl6YK0S0CoHGBkTxKLZGx5TGhvj5O2G0SRWNoz/78nu9wcxkFMGNg6quQqL6RA&#10;0s5Y6ir5vt9lD1JwBDIwOMJKHpHlpr69KfdHjyxSmriSfYz+USnWPY7AufNIadK6MEJMx9ApD/oD&#10;OlTrorhX2lFEilmcO2RdNtjC5xDF9pCuTyYBB5bi6bQ4syoJ3g9WQ0ymaiLzg5KdCXlKLjvcW893&#10;SUOqXwnz5DrgnHtJTxOsQfEKIT7DmDSUCaxw7Rqn8787ZsmRM9e2VmPeBN4uqYvTtW7jvijg9N/y&#10;JsXecLq0q+WD6m8AAAD//wMAUEsDBBQABgAIAAAAIQA4/SH/1gAAAJQBAAALAAAAX3JlbHMvLnJl&#10;bHOkkMFqwzAMhu+DvYPRfXGawxijTi+j0GvpHsDYimMaW0Yy2fr2M4PBMnrbUb/Q94l/f/hMi1qR&#10;JVI2sOt6UJgd+ZiDgffL8ekFlFSbvV0oo4EbChzGx4f9GRdb25HMsYhqlCwG5lrLq9biZkxWOiqY&#10;22YiTra2kYMu1l1tQD30/bPm3wwYN0x18gb45AdQl1tp5j/sFB2T0FQ7R0nTNEV3j6o9feQzro1i&#10;OWA14Fm+Q8a1a8+Bvu/d/dMb2JY5uiPbhG/ktn4cqGU/er3pcvwCAAD//wMAUEsDBBQABgAIAAAA&#10;IQDUAm3pwwEAAGsDAAAOAAAAZHJzL2Uyb0RvYy54bWysU01vGyEQvVfqf0Dc67WdOqlXXufgNL24&#10;raUkP2AMrBcVGATYu/73HfBH0vYWdQ8ImJk3771hF/eDNeygQtToGj4ZjTlTTqDUbtfwl+fHT184&#10;iwmcBINONfyoIr9ffvyw6H2tptihkSowAnGx7n3Du5R8XVVRdMpCHKFXjoItBguJjmFXyQA9oVtT&#10;Tcfj26rHIH1AoWKk24dTkC8LftsqkX62bVSJmYYTt1TWUNZtXqvlAupdAN9pcaYB72BhQTtqeoV6&#10;gARsH/Q/UFaLgBHbNBJoK2xbLVTRQGom47/UPHXgVdFC5kR/tSn+P1jx47AJTMuGf77lzIGlGa21&#10;U2x2l73pfawpZeU2IasTg3vyaxS/InO46sDtVOH4fPRUN8kV1R8l+RA9ddj231FSDuwTFqOGNtgM&#10;SRawoczjeJ2HGhITdDm9uZnP72aciUusgvpS6ENM3xRaljcNN0S6AMNhHVMmAvUlJfdx+KiNKeM2&#10;jvUNn8+ms1IQ0WiZgzktht12ZQI7QH4w5SuqKPI2LeDeyQLWKZBfz/sE2pz21Ny4sxlZ/8nJLcrj&#10;JlxMookWlufXl5/M23Opfv1Hlr8BAAD//wMAUEsDBBQABgAIAAAAIQBu9xkL3wAAAA0BAAAPAAAA&#10;ZHJzL2Rvd25yZXYueG1sTI/BTsNADETvSPzDykhcqnaTtFRtyKZCQG5cWkBc3cQkEVlvmt22ga/H&#10;HBDcPPZo/CbbjLZTJxp869hAPItAEZeuark28PJcTFegfECusHNMBj7Jwya/vMgwrdyZt3TahVpJ&#10;CPsUDTQh9KnWvmzIop+5nlhu726wGEQOta4GPEu47XQSRUttsWX50GBP9w2VH7ujNeCLVzoUX5Ny&#10;Er3Na0fJ4eHpEY25vhrvbkEFGsOfGX7wBR1yYdq7I1dedaLj+UKsMtyskxiUWBareA1q/7vSeab/&#10;t8i/AQAA//8DAFBLAQItABQABgAIAAAAIQC2gziS/gAAAOEBAAATAAAAAAAAAAAAAAAAAAAAAABb&#10;Q29udGVudF9UeXBlc10ueG1sUEsBAi0AFAAGAAgAAAAhADj9If/WAAAAlAEAAAsAAAAAAAAAAAAA&#10;AAAALwEAAF9yZWxzLy5yZWxzUEsBAi0AFAAGAAgAAAAhANQCbenDAQAAawMAAA4AAAAAAAAAAAAA&#10;AAAALgIAAGRycy9lMm9Eb2MueG1sUEsBAi0AFAAGAAgAAAAhAG73GQvfAAAADQEAAA8AAAAAAAAA&#10;AAAAAAAAHQQAAGRycy9kb3ducmV2LnhtbFBLBQYAAAAABAAEAPMAAAApBQAAAAA=&#10;">
+            <v:line w14:anchorId="4DE2A9FA" id="Line 57" o:spid="_x0000_s1026" style="position:absolute;z-index:251638272;visibility:visible;mso-wrap-style:square;mso-width-percent:0;mso-height-percent:0;mso-wrap-distance-left:9pt;mso-wrap-distance-top:-3e-5mm;mso-wrap-distance-right:9pt;mso-wrap-distance-bottom:-3e-5mm;mso-position-horizontal:absolute;mso-position-horizontal-relative:page;mso-position-vertical:absolute;mso-position-vertical-relative:page;mso-width-percent:0;mso-height-percent:0;mso-width-relative:page;mso-height-relative:page" from="56.7pt,796.05pt" to="240.95pt,796.05pt" o:gfxdata="UEsDBBQABgAIAAAAIQC2gziS/gAAAOEBAAATAAAAW0NvbnRlbnRfVHlwZXNdLnhtbJSRQU7DMBBF&#10;90jcwfIWJU67QAgl6YK0S0CoHGBkTxKLZGx5TGhvj5O2G0SRWNoz/78nu9wcxkFMGNg6quQqL6RA&#10;0s5Y6ir5vt9lD1JwBDIwOMJKHpHlpr69KfdHjyxSmriSfYz+USnWPY7AufNIadK6MEJMx9ApD/oD&#10;OlTrorhX2lFEilmcO2RdNtjC5xDF9pCuTyYBB5bi6bQ4syoJ3g9WQ0ymaiLzg5KdCXlKLjvcW893&#10;SUOqXwnz5DrgnHtJTxOsQfEKIT7DmDSUCaxw7Rqn8787ZsmRM9e2VmPeBN4uqYvTtW7jvijg9N/y&#10;JsXecLq0q+WD6m8AAAD//wMAUEsDBBQABgAIAAAAIQA4/SH/1gAAAJQBAAALAAAAX3JlbHMvLnJl&#10;bHOkkMFqwzAMhu+DvYPRfXGawxijTi+j0GvpHsDYimMaW0Yy2fr2M4PBMnrbUb/Q94l/f/hMi1qR&#10;JVI2sOt6UJgd+ZiDgffL8ekFlFSbvV0oo4EbChzGx4f9GRdb25HMsYhqlCwG5lrLq9biZkxWOiqY&#10;22YiTra2kYMu1l1tQD30/bPm3wwYN0x18gb45AdQl1tp5j/sFB2T0FQ7R0nTNEV3j6o9feQzro1i&#10;OWA14Fm+Q8a1a8+Bvu/d/dMb2JY5uiPbhG/ktn4cqGU/er3pcvwCAAD//wMAUEsDBBQABgAIAAAA&#10;IQDUAm3pwwEAAGsDAAAOAAAAZHJzL2Uyb0RvYy54bWysU01vGyEQvVfqf0Dc67WdOqlXXufgNL24&#10;raUkP2AMrBcVGATYu/73HfBH0vYWdQ8ImJk3771hF/eDNeygQtToGj4ZjTlTTqDUbtfwl+fHT184&#10;iwmcBINONfyoIr9ffvyw6H2tptihkSowAnGx7n3Du5R8XVVRdMpCHKFXjoItBguJjmFXyQA9oVtT&#10;Tcfj26rHIH1AoWKk24dTkC8LftsqkX62bVSJmYYTt1TWUNZtXqvlAupdAN9pcaYB72BhQTtqeoV6&#10;gARsH/Q/UFaLgBHbNBJoK2xbLVTRQGom47/UPHXgVdFC5kR/tSn+P1jx47AJTMuGf77lzIGlGa21&#10;U2x2l73pfawpZeU2IasTg3vyaxS/InO46sDtVOH4fPRUN8kV1R8l+RA9ddj231FSDuwTFqOGNtgM&#10;SRawoczjeJ2HGhITdDm9uZnP72aciUusgvpS6ENM3xRaljcNN0S6AMNhHVMmAvUlJfdx+KiNKeM2&#10;jvUNn8+ms1IQ0WiZgzktht12ZQI7QH4w5SuqKPI2LeDeyQLWKZBfz/sE2pz21Ny4sxlZ/8nJLcrj&#10;JlxMookWlufXl5/M23Opfv1Hlr8BAAD//wMAUEsDBBQABgAIAAAAIQBu9xkL3wAAAA0BAAAPAAAA&#10;ZHJzL2Rvd25yZXYueG1sTI/BTsNADETvSPzDykhcqnaTtFRtyKZCQG5cWkBc3cQkEVlvmt22ga/H&#10;HBDcPPZo/CbbjLZTJxp869hAPItAEZeuark28PJcTFegfECusHNMBj7Jwya/vMgwrdyZt3TahVpJ&#10;CPsUDTQh9KnWvmzIop+5nlhu726wGEQOta4GPEu47XQSRUttsWX50GBP9w2VH7ujNeCLVzoUX5Ny&#10;Er3Na0fJ4eHpEY25vhrvbkEFGsOfGX7wBR1yYdq7I1dedaLj+UKsMtyskxiUWBareA1q/7vSeab/&#10;t8i/AQAA//8DAFBLAQItABQABgAIAAAAIQC2gziS/gAAAOEBAAATAAAAAAAAAAAAAAAAAAAAAABb&#10;Q29udGVudF9UeXBlc10ueG1sUEsBAi0AFAAGAAgAAAAhADj9If/WAAAAlAEAAAsAAAAAAAAAAAAA&#10;AAAALwEAAF9yZWxzLy5yZWxzUEsBAi0AFAAGAAgAAAAhANQCbenDAQAAawMAAA4AAAAAAAAAAAAA&#10;AAAALgIAAGRycy9lMm9Eb2MueG1sUEsBAi0AFAAGAAgAAAAhAG73GQvfAAAADQEAAA8AAAAAAAAA&#10;AAAAAAAAHQQAAGRycy9kb3ducmV2LnhtbFBLBQYAAAAABAAEAPMAAAApBQAAAAA=&#10;">
               <w10:wrap anchorx="page" anchory="page"/>
             </v:line>
           </w:pict>
@@ -6356,7 +4561,7 @@
       <mc:AlternateContent>
         <mc:Choice Requires="wps">
           <w:drawing>
-            <wp:anchor distT="0" distB="0" distL="114300" distR="114300" simplePos="0" relativeHeight="251672064" behindDoc="0" locked="0" layoutInCell="1" allowOverlap="1" wp14:anchorId="267B3BA0" wp14:editId="1CFA4F78">
+            <wp:anchor distT="0" distB="0" distL="114300" distR="114300" simplePos="0" relativeHeight="251672064" behindDoc="0" locked="0" layoutInCell="1" allowOverlap="1" wp14:anchorId="28ABD24C" wp14:editId="62AF86C6">
               <wp:simplePos x="0" y="0"/>
               <wp:positionH relativeFrom="column">
                 <wp:posOffset>381635</wp:posOffset>
@@ -6451,7 +4656,7 @@
         </mc:Choice>
         <mc:Fallback>
           <w:pict>
-            <v:shapetype w14:anchorId="267B3BA0" id="_x0000_t202" coordsize="21600,21600" o:spt="202" path="m,l,21600r21600,l21600,xe">
+            <v:shapetype w14:anchorId="28ABD24C" id="_x0000_t202" coordsize="21600,21600" o:spt="202" path="m,l,21600r21600,l21600,xe">
               <v:stroke joinstyle="miter"/>
               <v:path gradientshapeok="t" o:connecttype="rect"/>
             </v:shapetype>
@@ -6493,7 +4698,7 @@
       <mc:AlternateContent>
         <mc:Choice Requires="wps">
           <w:drawing>
-            <wp:anchor distT="0" distB="0" distL="114300" distR="114300" simplePos="0" relativeHeight="251677184" behindDoc="0" locked="0" layoutInCell="1" allowOverlap="1" wp14:anchorId="08A8DE79" wp14:editId="3C8C7D09">
+            <wp:anchor distT="0" distB="0" distL="114300" distR="114300" simplePos="0" relativeHeight="251677184" behindDoc="0" locked="0" layoutInCell="1" allowOverlap="1" wp14:anchorId="02D2399E" wp14:editId="55F91426">
               <wp:simplePos x="0" y="0"/>
               <wp:positionH relativeFrom="column">
                 <wp:posOffset>2008505</wp:posOffset>
@@ -6626,7 +4831,7 @@
         </mc:Choice>
         <mc:Fallback>
           <w:pict>
-            <v:shape w14:anchorId="08A8DE79" id="Text Box 91" o:spid="_x0000_s1035" type="#_x0000_t202" style="position:absolute;margin-left:158.15pt;margin-top:-21.65pt;width:196.25pt;height:119pt;z-index:251677184;visibility:visible;mso-wrap-style:square;mso-width-percent:0;mso-height-percent:0;mso-wrap-distance-left:9pt;mso-wrap-distance-top:0;mso-wrap-distance-right:9pt;mso-wrap-distance-bottom:0;mso-position-horizontal:absolute;mso-position-horizontal-relative:text;mso-position-vertical:absolute;mso-position-vertical-relative:text;mso-width-percent:0;mso-height-percent:0;mso-width-relative:page;mso-height-relative:page;v-text-anchor:top" o:gfxdata="UEsDBBQABgAIAAAAIQC2gziS/gAAAOEBAAATAAAAW0NvbnRlbnRfVHlwZXNdLnhtbJSRQU7DMBBF&#10;90jcwfIWJU67QAgl6YK0S0CoHGBkTxKLZGx5TGhvj5O2G0SRWNoz/78nu9wcxkFMGNg6quQqL6RA&#10;0s5Y6ir5vt9lD1JwBDIwOMJKHpHlpr69KfdHjyxSmriSfYz+USnWPY7AufNIadK6MEJMx9ApD/oD&#10;OlTrorhX2lFEilmcO2RdNtjC5xDF9pCuTyYBB5bi6bQ4syoJ3g9WQ0ymaiLzg5KdCXlKLjvcW893&#10;SUOqXwnz5DrgnHtJTxOsQfEKIT7DmDSUCaxw7Rqn8787ZsmRM9e2VmPeBN4uqYvTtW7jvijg9N/y&#10;JsXecLq0q+WD6m8AAAD//wMAUEsDBBQABgAIAAAAIQA4/SH/1gAAAJQBAAALAAAAX3JlbHMvLnJl&#10;bHOkkMFqwzAMhu+DvYPRfXGawxijTi+j0GvpHsDYimMaW0Yy2fr2M4PBMnrbUb/Q94l/f/hMi1qR&#10;JVI2sOt6UJgd+ZiDgffL8ekFlFSbvV0oo4EbChzGx4f9GRdb25HMsYhqlCwG5lrLq9biZkxWOiqY&#10;22YiTra2kYMu1l1tQD30/bPm3wwYN0x18gb45AdQl1tp5j/sFB2T0FQ7R0nTNEV3j6o9feQzro1i&#10;OWA14Fm+Q8a1a8+Bvu/d/dMb2JY5uiPbhG/ktn4cqGU/er3pcvwCAAD//wMAUEsDBBQABgAIAAAA&#10;IQCF4fku7QEAAL8DAAAOAAAAZHJzL2Uyb0RvYy54bWysU8Fu1DAQvSPxD5bvbDaBVt1os1VpVYRU&#10;KFLLBziOk1jEHjP2brJ8PWNnsxS4IS7WeDx+fu/NeHs9mYEdFHoNtuL5as2ZshIabbuKf32+f3PF&#10;mQ/CNmIAqyp+VJ5f716/2o6uVAX0MDQKGYFYX46u4n0IrswyL3tlhF+BU5YOW0AjAm2xyxoUI6Gb&#10;ISvW68tsBGwcglTeU/ZuPuS7hN+2SobHtvUqsKHixC2kFdNaxzXbbUXZoXC9lica4h9YGKEtPXqG&#10;uhNBsD3qv6CMlgge2rCSYDJoWy1V0kBq8vUfap564VTSQuZ4d7bJ/z9Y+fnwBZluKl5wZoWhFj2r&#10;KbD3MLFNHu0ZnS+p6slRXZgoT21OUr17APnNMwu3vbCdukGEsVeiIXrpZvbi6ozjI0g9foKG3hH7&#10;AAloatFE78gNRujUpuO5NZGLpGTxblNcXF1yJuksv8jzt+vUvEyUy3WHPnxQYFgMKo7U+wQvDg8+&#10;kBAqXUriaxbu9TCk/g/2twQVxkyiHxnP3MNUT8mozeJKDc2R9CDMU0W/gIIe8AdnI01Uxf33vUDF&#10;2fDRkidx/JYAl6BeAmElXa144GwOb8M8pnuHuusJeXbdwg351uqkKBo8szjRpSlJQk8THcfw5T5V&#10;/fp3u58AAAD//wMAUEsDBBQABgAIAAAAIQBSh0+h4QAAAAsBAAAPAAAAZHJzL2Rvd25yZXYueG1s&#10;TI/BTsMwDIbvSLxD5EnctmR06rau6TQhOCEhunLgmDZZG61xSpNt5e0xJ7jZ8qff35/vJ9ezqxmD&#10;9ShhuRDADDZeW2wlfFQv8w2wEBVq1Xs0Er5NgH1xf5erTPsbluZ6jC2jEAyZktDFOGSch6YzToWF&#10;HwzS7eRHpyKtY8v1qG4U7nr+KETKnbJIHzo1mKfONOfjxUk4fGL5bL/e6vfyVNqq2gp8Tc9SPsym&#10;ww5YNFP8g+FXn9ShIKfaX1AH1ktIlmlCqIT5KqGBiLXYUJma0O1qDbzI+f8OxQ8AAAD//wMAUEsB&#10;Ai0AFAAGAAgAAAAhALaDOJL+AAAA4QEAABMAAAAAAAAAAAAAAAAAAAAAAFtDb250ZW50X1R5cGVz&#10;XS54bWxQSwECLQAUAAYACAAAACEAOP0h/9YAAACUAQAACwAAAAAAAAAAAAAAAAAvAQAAX3JlbHMv&#10;LnJlbHNQSwECLQAUAAYACAAAACEAheH5Lu0BAAC/AwAADgAAAAAAAAAAAAAAAAAuAgAAZHJzL2Uy&#10;b0RvYy54bWxQSwECLQAUAAYACAAAACEAUodPoeEAAAALAQAADwAAAAAAAAAAAAAAAABHBAAAZHJz&#10;L2Rvd25yZXYueG1sUEsFBgAAAAAEAAQA8wAAAFUFAAAAAA==&#10;" filled="f" stroked="f">
+            <v:shape w14:anchorId="02D2399E" id="Text Box 91" o:spid="_x0000_s1035" type="#_x0000_t202" style="position:absolute;margin-left:158.15pt;margin-top:-21.65pt;width:196.25pt;height:119pt;z-index:251677184;visibility:visible;mso-wrap-style:square;mso-width-percent:0;mso-height-percent:0;mso-wrap-distance-left:9pt;mso-wrap-distance-top:0;mso-wrap-distance-right:9pt;mso-wrap-distance-bottom:0;mso-position-horizontal:absolute;mso-position-horizontal-relative:text;mso-position-vertical:absolute;mso-position-vertical-relative:text;mso-width-percent:0;mso-height-percent:0;mso-width-relative:page;mso-height-relative:page;v-text-anchor:top" o:gfxdata="UEsDBBQABgAIAAAAIQC2gziS/gAAAOEBAAATAAAAW0NvbnRlbnRfVHlwZXNdLnhtbJSRQU7DMBBF&#10;90jcwfIWJU67QAgl6YK0S0CoHGBkTxKLZGx5TGhvj5O2G0SRWNoz/78nu9wcxkFMGNg6quQqL6RA&#10;0s5Y6ir5vt9lD1JwBDIwOMJKHpHlpr69KfdHjyxSmriSfYz+USnWPY7AufNIadK6MEJMx9ApD/oD&#10;OlTrorhX2lFEilmcO2RdNtjC5xDF9pCuTyYBB5bi6bQ4syoJ3g9WQ0ymaiLzg5KdCXlKLjvcW893&#10;SUOqXwnz5DrgnHtJTxOsQfEKIT7DmDSUCaxw7Rqn8787ZsmRM9e2VmPeBN4uqYvTtW7jvijg9N/y&#10;JsXecLq0q+WD6m8AAAD//wMAUEsDBBQABgAIAAAAIQA4/SH/1gAAAJQBAAALAAAAX3JlbHMvLnJl&#10;bHOkkMFqwzAMhu+DvYPRfXGawxijTi+j0GvpHsDYimMaW0Yy2fr2M4PBMnrbUb/Q94l/f/hMi1qR&#10;JVI2sOt6UJgd+ZiDgffL8ekFlFSbvV0oo4EbChzGx4f9GRdb25HMsYhqlCwG5lrLq9biZkxWOiqY&#10;22YiTra2kYMu1l1tQD30/bPm3wwYN0x18gb45AdQl1tp5j/sFB2T0FQ7R0nTNEV3j6o9feQzro1i&#10;OWA14Fm+Q8a1a8+Bvu/d/dMb2JY5uiPbhG/ktn4cqGU/er3pcvwCAAD//wMAUEsDBBQABgAIAAAA&#10;IQCF4fku7QEAAL8DAAAOAAAAZHJzL2Uyb0RvYy54bWysU8Fu1DAQvSPxD5bvbDaBVt1os1VpVYRU&#10;KFLLBziOk1jEHjP2brJ8PWNnsxS4IS7WeDx+fu/NeHs9mYEdFHoNtuL5as2ZshIabbuKf32+f3PF&#10;mQ/CNmIAqyp+VJ5f716/2o6uVAX0MDQKGYFYX46u4n0IrswyL3tlhF+BU5YOW0AjAm2xyxoUI6Gb&#10;ISvW68tsBGwcglTeU/ZuPuS7hN+2SobHtvUqsKHixC2kFdNaxzXbbUXZoXC9lica4h9YGKEtPXqG&#10;uhNBsD3qv6CMlgge2rCSYDJoWy1V0kBq8vUfap564VTSQuZ4d7bJ/z9Y+fnwBZluKl5wZoWhFj2r&#10;KbD3MLFNHu0ZnS+p6slRXZgoT21OUr17APnNMwu3vbCdukGEsVeiIXrpZvbi6ozjI0g9foKG3hH7&#10;AAloatFE78gNRujUpuO5NZGLpGTxblNcXF1yJuksv8jzt+vUvEyUy3WHPnxQYFgMKo7U+wQvDg8+&#10;kBAqXUriaxbu9TCk/g/2twQVxkyiHxnP3MNUT8mozeJKDc2R9CDMU0W/gIIe8AdnI01Uxf33vUDF&#10;2fDRkidx/JYAl6BeAmElXa144GwOb8M8pnuHuusJeXbdwg351uqkKBo8szjRpSlJQk8THcfw5T5V&#10;/fp3u58AAAD//wMAUEsDBBQABgAIAAAAIQBSh0+h4QAAAAsBAAAPAAAAZHJzL2Rvd25yZXYueG1s&#10;TI/BTsMwDIbvSLxD5EnctmR06rau6TQhOCEhunLgmDZZG61xSpNt5e0xJ7jZ8qff35/vJ9ezqxmD&#10;9ShhuRDADDZeW2wlfFQv8w2wEBVq1Xs0Er5NgH1xf5erTPsbluZ6jC2jEAyZktDFOGSch6YzToWF&#10;HwzS7eRHpyKtY8v1qG4U7nr+KETKnbJIHzo1mKfONOfjxUk4fGL5bL/e6vfyVNqq2gp8Tc9SPsym&#10;ww5YNFP8g+FXn9ShIKfaX1AH1ktIlmlCqIT5KqGBiLXYUJma0O1qDbzI+f8OxQ8AAAD//wMAUEsB&#10;Ai0AFAAGAAgAAAAhALaDOJL+AAAA4QEAABMAAAAAAAAAAAAAAAAAAAAAAFtDb250ZW50X1R5cGVz&#10;XS54bWxQSwECLQAUAAYACAAAACEAOP0h/9YAAACUAQAACwAAAAAAAAAAAAAAAAAvAQAAX3JlbHMv&#10;LnJlbHNQSwECLQAUAAYACAAAACEAheH5Lu0BAAC/AwAADgAAAAAAAAAAAAAAAAAuAgAAZHJzL2Uy&#10;b0RvYy54bWxQSwECLQAUAAYACAAAACEAUodPoeEAAAALAQAADwAAAAAAAAAAAAAAAABHBAAAZHJz&#10;L2Rvd25yZXYueG1sUEsFBgAAAAAEAAQA8wAAAFUFAAAAAA==&#10;" filled="f" stroked="f">
               <v:textbox inset="0,0,0,0">
                 <w:txbxContent>
                   <w:p>
@@ -6702,7 +4907,7 @@
       <mc:AlternateContent>
         <mc:Choice Requires="wps">
           <w:drawing>
-            <wp:anchor distT="0" distB="0" distL="114300" distR="114300" simplePos="0" relativeHeight="251688448" behindDoc="0" locked="0" layoutInCell="1" allowOverlap="1" wp14:anchorId="35318AE4" wp14:editId="36233916">
+            <wp:anchor distT="0" distB="0" distL="114300" distR="114300" simplePos="0" relativeHeight="251688448" behindDoc="0" locked="0" layoutInCell="1" allowOverlap="1" wp14:anchorId="4F86E706" wp14:editId="0559AD45">
               <wp:simplePos x="0" y="0"/>
               <wp:positionH relativeFrom="column">
                 <wp:posOffset>371475</wp:posOffset>
@@ -6784,7 +4989,7 @@
         </mc:Choice>
         <mc:Fallback>
           <w:pict>
-            <v:shape w14:anchorId="35318AE4" id="_x0000_s1036" type="#_x0000_t202" style="position:absolute;margin-left:29.25pt;margin-top:15.85pt;width:56.5pt;height:14.25pt;z-index:251688448;visibility:visible;mso-wrap-style:square;mso-width-percent:0;mso-height-percent:0;mso-wrap-distance-left:9pt;mso-wrap-distance-top:0;mso-wrap-distance-right:9pt;mso-wrap-distance-bottom:0;mso-position-horizontal:absolute;mso-position-horizontal-relative:text;mso-position-vertical:absolute;mso-position-vertical-relative:text;mso-width-percent:0;mso-height-percent:0;mso-width-relative:page;mso-height-relative:page;v-text-anchor:top" o:gfxdata="UEsDBBQABgAIAAAAIQC2gziS/gAAAOEBAAATAAAAW0NvbnRlbnRfVHlwZXNdLnhtbJSRQU7DMBBF&#10;90jcwfIWJU67QAgl6YK0S0CoHGBkTxKLZGx5TGhvj5O2G0SRWNoz/78nu9wcxkFMGNg6quQqL6RA&#10;0s5Y6ir5vt9lD1JwBDIwOMJKHpHlpr69KfdHjyxSmriSfYz+USnWPY7AufNIadK6MEJMx9ApD/oD&#10;OlTrorhX2lFEilmcO2RdNtjC5xDF9pCuTyYBB5bi6bQ4syoJ3g9WQ0ymaiLzg5KdCXlKLjvcW893&#10;SUOqXwnz5DrgnHtJTxOsQfEKIT7DmDSUCaxw7Rqn8787ZsmRM9e2VmPeBN4uqYvTtW7jvijg9N/y&#10;JsXecLq0q+WD6m8AAAD//wMAUEsDBBQABgAIAAAAIQA4/SH/1gAAAJQBAAALAAAAX3JlbHMvLnJl&#10;bHOkkMFqwzAMhu+DvYPRfXGawxijTi+j0GvpHsDYimMaW0Yy2fr2M4PBMnrbUb/Q94l/f/hMi1qR&#10;JVI2sOt6UJgd+ZiDgffL8ekFlFSbvV0oo4EbChzGx4f9GRdb25HMsYhqlCwG5lrLq9biZkxWOiqY&#10;22YiTra2kYMu1l1tQD30/bPm3wwYN0x18gb45AdQl1tp5j/sFB2T0FQ7R0nTNEV3j6o9feQzro1i&#10;OWA14Fm+Q8a1a8+Bvu/d/dMb2JY5uiPbhG/ktn4cqGU/er3pcvwCAAD//wMAUEsDBBQABgAIAAAA&#10;IQDeN+aS7QEAAL8DAAAOAAAAZHJzL2Uyb0RvYy54bWysU8Fu2zAMvQ/YPwi6L7YzZOmMOEXXosOA&#10;bh3Q7gMYWY6F2aJGKbGzrx8lJ2m33YpeBIqint57pFaXY9+JvSZv0FaymOVSaKuwNnZbyR+Pt+8u&#10;pPABbA0dWl3Jg/bycv32zWpwpZ5ji12tSTCI9eXgKtmG4Mos86rVPfgZOm35sEHqIfCWtllNMDB6&#10;32XzPP+QDUi1I1Tae87eTIdynfCbRqtw3zReB9FVkrmFtFJaN3HN1isotwSuNepIA17Aogdj+dEz&#10;1A0EEDsy/0H1RhF6bMJMYZ9h0xilkwZWU+T/qHlowemkhc3x7myTfz1Y9W3/nYSpK/l+LoWFnnv0&#10;qMcgPuEoFvPoz+B8yWUPjgvDyHnuc9Lq3R2qn15YvG7BbvUVEQ6thpr5FfFm9uzqhOMjyGb4ijW/&#10;A7uACWhsqI/msR2C0blPh3NvIhfFyWWxXCz4RPFRcZF/XC7SC1CeLjvy4bPGXsSgksStT+Cwv/Mh&#10;koHyVBLfsnhrui61v7N/JbgwZhL5yHdiHsbNmHwq0tBEZRusDyyHcJoq/gUctEi/pRh4oirpf+2A&#10;tBTdF8uWxPE7BXQKNqcArOKrlQxSTOF1mMZ058hsW0aeTLd4xbY1Jkl6YnHky1OSlB4nOo7h832q&#10;evp36z8AAAD//wMAUEsDBBQABgAIAAAAIQBDyD2r3gAAAAgBAAAPAAAAZHJzL2Rvd25yZXYueG1s&#10;TI/BTsMwEETvSPyDtZW4UTtFTUsap6oQnJAQaThwdOJtYjVeh9htw9/jnspxdkYzb/PtZHt2xtEb&#10;RxKSuQCG1DhtqJXwVb09roH5oEir3hFK+EUP2+L+LleZdhcq8bwPLYsl5DMloQthyDj3TYdW+bkb&#10;kKJ3cKNVIcqx5XpUl1hue74QIuVWGYoLnRrwpcPmuD9ZCbtvKl/Nz0f9WR5KU1XPgt7To5QPs2m3&#10;ARZwCrcwXPEjOhSRqXYn0p71EpbrZUxKeEpWwK7+KomHWkIqFsCLnP9/oPgDAAD//wMAUEsBAi0A&#10;FAAGAAgAAAAhALaDOJL+AAAA4QEAABMAAAAAAAAAAAAAAAAAAAAAAFtDb250ZW50X1R5cGVzXS54&#10;bWxQSwECLQAUAAYACAAAACEAOP0h/9YAAACUAQAACwAAAAAAAAAAAAAAAAAvAQAAX3JlbHMvLnJl&#10;bHNQSwECLQAUAAYACAAAACEA3jfmku0BAAC/AwAADgAAAAAAAAAAAAAAAAAuAgAAZHJzL2Uyb0Rv&#10;Yy54bWxQSwECLQAUAAYACAAAACEAQ8g9q94AAAAIAQAADwAAAAAAAAAAAAAAAABHBAAAZHJzL2Rv&#10;d25yZXYueG1sUEsFBgAAAAAEAAQA8wAAAFIFAAAAAA==&#10;" filled="f" stroked="f">
+            <v:shape w14:anchorId="4F86E706" id="_x0000_s1036" type="#_x0000_t202" style="position:absolute;margin-left:29.25pt;margin-top:15.85pt;width:56.5pt;height:14.25pt;z-index:251688448;visibility:visible;mso-wrap-style:square;mso-width-percent:0;mso-height-percent:0;mso-wrap-distance-left:9pt;mso-wrap-distance-top:0;mso-wrap-distance-right:9pt;mso-wrap-distance-bottom:0;mso-position-horizontal:absolute;mso-position-horizontal-relative:text;mso-position-vertical:absolute;mso-position-vertical-relative:text;mso-width-percent:0;mso-height-percent:0;mso-width-relative:page;mso-height-relative:page;v-text-anchor:top" o:gfxdata="UEsDBBQABgAIAAAAIQC2gziS/gAAAOEBAAATAAAAW0NvbnRlbnRfVHlwZXNdLnhtbJSRQU7DMBBF&#10;90jcwfIWJU67QAgl6YK0S0CoHGBkTxKLZGx5TGhvj5O2G0SRWNoz/78nu9wcxkFMGNg6quQqL6RA&#10;0s5Y6ir5vt9lD1JwBDIwOMJKHpHlpr69KfdHjyxSmriSfYz+USnWPY7AufNIadK6MEJMx9ApD/oD&#10;OlTrorhX2lFEilmcO2RdNtjC5xDF9pCuTyYBB5bi6bQ4syoJ3g9WQ0ymaiLzg5KdCXlKLjvcW893&#10;SUOqXwnz5DrgnHtJTxOsQfEKIT7DmDSUCaxw7Rqn8787ZsmRM9e2VmPeBN4uqYvTtW7jvijg9N/y&#10;JsXecLq0q+WD6m8AAAD//wMAUEsDBBQABgAIAAAAIQA4/SH/1gAAAJQBAAALAAAAX3JlbHMvLnJl&#10;bHOkkMFqwzAMhu+DvYPRfXGawxijTi+j0GvpHsDYimMaW0Yy2fr2M4PBMnrbUb/Q94l/f/hMi1qR&#10;JVI2sOt6UJgd+ZiDgffL8ekFlFSbvV0oo4EbChzGx4f9GRdb25HMsYhqlCwG5lrLq9biZkxWOiqY&#10;22YiTra2kYMu1l1tQD30/bPm3wwYN0x18gb45AdQl1tp5j/sFB2T0FQ7R0nTNEV3j6o9feQzro1i&#10;OWA14Fm+Q8a1a8+Bvu/d/dMb2JY5uiPbhG/ktn4cqGU/er3pcvwCAAD//wMAUEsDBBQABgAIAAAA&#10;IQDeN+aS7QEAAL8DAAAOAAAAZHJzL2Uyb0RvYy54bWysU8Fu2zAMvQ/YPwi6L7YzZOmMOEXXosOA&#10;bh3Q7gMYWY6F2aJGKbGzrx8lJ2m33YpeBIqint57pFaXY9+JvSZv0FaymOVSaKuwNnZbyR+Pt+8u&#10;pPABbA0dWl3Jg/bycv32zWpwpZ5ji12tSTCI9eXgKtmG4Mos86rVPfgZOm35sEHqIfCWtllNMDB6&#10;32XzPP+QDUi1I1Tae87eTIdynfCbRqtw3zReB9FVkrmFtFJaN3HN1isotwSuNepIA17Aogdj+dEz&#10;1A0EEDsy/0H1RhF6bMJMYZ9h0xilkwZWU+T/qHlowemkhc3x7myTfz1Y9W3/nYSpK/l+LoWFnnv0&#10;qMcgPuEoFvPoz+B8yWUPjgvDyHnuc9Lq3R2qn15YvG7BbvUVEQ6thpr5FfFm9uzqhOMjyGb4ijW/&#10;A7uACWhsqI/msR2C0blPh3NvIhfFyWWxXCz4RPFRcZF/XC7SC1CeLjvy4bPGXsSgksStT+Cwv/Mh&#10;koHyVBLfsnhrui61v7N/JbgwZhL5yHdiHsbNmHwq0tBEZRusDyyHcJoq/gUctEi/pRh4oirpf+2A&#10;tBTdF8uWxPE7BXQKNqcArOKrlQxSTOF1mMZ058hsW0aeTLd4xbY1Jkl6YnHky1OSlB4nOo7h832q&#10;evp36z8AAAD//wMAUEsDBBQABgAIAAAAIQBDyD2r3gAAAAgBAAAPAAAAZHJzL2Rvd25yZXYueG1s&#10;TI/BTsMwEETvSPyDtZW4UTtFTUsap6oQnJAQaThwdOJtYjVeh9htw9/jnspxdkYzb/PtZHt2xtEb&#10;RxKSuQCG1DhtqJXwVb09roH5oEir3hFK+EUP2+L+LleZdhcq8bwPLYsl5DMloQthyDj3TYdW+bkb&#10;kKJ3cKNVIcqx5XpUl1hue74QIuVWGYoLnRrwpcPmuD9ZCbtvKl/Nz0f9WR5KU1XPgt7To5QPs2m3&#10;ARZwCrcwXPEjOhSRqXYn0p71EpbrZUxKeEpWwK7+KomHWkIqFsCLnP9/oPgDAAD//wMAUEsBAi0A&#10;FAAGAAgAAAAhALaDOJL+AAAA4QEAABMAAAAAAAAAAAAAAAAAAAAAAFtDb250ZW50X1R5cGVzXS54&#10;bWxQSwECLQAUAAYACAAAACEAOP0h/9YAAACUAQAACwAAAAAAAAAAAAAAAAAvAQAAX3JlbHMvLnJl&#10;bHNQSwECLQAUAAYACAAAACEA3jfmku0BAAC/AwAADgAAAAAAAAAAAAAAAAAuAgAAZHJzL2Uyb0Rv&#10;Yy54bWxQSwECLQAUAAYACAAAACEAQ8g9q94AAAAIAQAADwAAAAAAAAAAAAAAAABHBAAAZHJzL2Rv&#10;d25yZXYueG1sUEsFBgAAAAAEAAQA8wAAAFIFAAAAAA==&#10;" filled="f" stroked="f">
               <v:textbox inset="0,0,0,0">
                 <w:txbxContent>
                   <w:p>
@@ -6809,7 +5014,7 @@
       <mc:AlternateContent>
         <mc:Choice Requires="wps">
           <w:drawing>
-            <wp:anchor distT="0" distB="0" distL="114300" distR="114300" simplePos="0" relativeHeight="251687424" behindDoc="0" locked="0" layoutInCell="1" allowOverlap="1" wp14:anchorId="39EBF197" wp14:editId="31B164D4">
+            <wp:anchor distT="0" distB="0" distL="114300" distR="114300" simplePos="0" relativeHeight="251687424" behindDoc="0" locked="0" layoutInCell="1" allowOverlap="1" wp14:anchorId="5C58EC9B" wp14:editId="5A79ED85">
               <wp:simplePos x="0" y="0"/>
               <wp:positionH relativeFrom="column">
                 <wp:posOffset>371475</wp:posOffset>
@@ -6892,7 +5097,7 @@
         </mc:Choice>
         <mc:Fallback>
           <w:pict>
-            <v:shape w14:anchorId="39EBF197" id="_x0000_s1037" type="#_x0000_t202" style="position:absolute;margin-left:29.25pt;margin-top:2.35pt;width:56.5pt;height:14.25pt;z-index:251687424;visibility:visible;mso-wrap-style:square;mso-width-percent:0;mso-height-percent:0;mso-wrap-distance-left:9pt;mso-wrap-distance-top:0;mso-wrap-distance-right:9pt;mso-wrap-distance-bottom:0;mso-position-horizontal:absolute;mso-position-horizontal-relative:text;mso-position-vertical:absolute;mso-position-vertical-relative:text;mso-width-percent:0;mso-height-percent:0;mso-width-relative:page;mso-height-relative:page;v-text-anchor:top" o:gfxdata="UEsDBBQABgAIAAAAIQC2gziS/gAAAOEBAAATAAAAW0NvbnRlbnRfVHlwZXNdLnhtbJSRQU7DMBBF&#10;90jcwfIWJU67QAgl6YK0S0CoHGBkTxKLZGx5TGhvj5O2G0SRWNoz/78nu9wcxkFMGNg6quQqL6RA&#10;0s5Y6ir5vt9lD1JwBDIwOMJKHpHlpr69KfdHjyxSmriSfYz+USnWPY7AufNIadK6MEJMx9ApD/oD&#10;OlTrorhX2lFEilmcO2RdNtjC5xDF9pCuTyYBB5bi6bQ4syoJ3g9WQ0ymaiLzg5KdCXlKLjvcW893&#10;SUOqXwnz5DrgnHtJTxOsQfEKIT7DmDSUCaxw7Rqn8787ZsmRM9e2VmPeBN4uqYvTtW7jvijg9N/y&#10;JsXecLq0q+WD6m8AAAD//wMAUEsDBBQABgAIAAAAIQA4/SH/1gAAAJQBAAALAAAAX3JlbHMvLnJl&#10;bHOkkMFqwzAMhu+DvYPRfXGawxijTi+j0GvpHsDYimMaW0Yy2fr2M4PBMnrbUb/Q94l/f/hMi1qR&#10;JVI2sOt6UJgd+ZiDgffL8ekFlFSbvV0oo4EbChzGx4f9GRdb25HMsYhqlCwG5lrLq9biZkxWOiqY&#10;22YiTra2kYMu1l1tQD30/bPm3wwYN0x18gb45AdQl1tp5j/sFB2T0FQ7R0nTNEV3j6o9feQzro1i&#10;OWA14Fm+Q8a1a8+Bvu/d/dMb2JY5uiPbhG/ktn4cqGU/er3pcvwCAAD//wMAUEsDBBQABgAIAAAA&#10;IQC1nrwr6wEAAL8DAAAOAAAAZHJzL2Uyb0RvYy54bWysU9tu2zAMfR+wfxD0vtgJ4KUz4hRdiw4D&#10;ugvQ7gMYWY6F2aJGKbGzrx8lx2m3vQ17ESiKOjrnkNpcj30njpq8QVvJ5SKXQluFtbH7Sn57un9z&#10;JYUPYGvo0OpKnrSX19vXrzaDK/UKW+xqTYJBrC8HV8k2BFdmmVet7sEv0GnLhw1SD4G3tM9qgoHR&#10;+y5b5fnbbECqHaHS3nP2bjqU24TfNFqFL03jdRBdJZlbSCuldRfXbLuBck/gWqPONOAfWPRgLD96&#10;gbqDAOJA5i+o3ihCj01YKOwzbBqjdNLAapb5H2oeW3A6aWFzvLvY5P8frPp8/ErC1Ny7QgoLPffo&#10;SY9BvMdRFKvoz+B8yWWPjgvDyHmuTVq9e0D13QuLty3Yvb4hwqHVUDO/ZbyZvbg64fgIshs+Yc3v&#10;wCFgAhob6qN5bIdgdO7T6dKbyEVxcr1cFwWfKD5aXuXv1kV6Acr5siMfPmjsRQwqSdz6BA7HBx8i&#10;GSjnkviWxXvTdan9nf0twYUxk8hHvhPzMO7GyackLSrbYX1iOYTTVPEv4KBF+inFwBNVSf/jAKSl&#10;6D5atiSO3xzQHOzmAKziq5UMUkzhbZjG9ODI7FtGnky3eMO2NSZJemZx5stTkpSeJzqO4ct9qnr+&#10;d9tfAAAA//8DAFBLAwQUAAYACAAAACEAmZl6F90AAAAHAQAADwAAAGRycy9kb3ducmV2LnhtbEyO&#10;TU/DMBBE70j8B2uRuFGnLf0gZFNVCE5IiDQcODrxNrEar0PstuHf457KcTSjNy/bjLYTJxq8cYww&#10;nSQgiGunDTcIX+XbwxqED4q16hwTwi952OS3N5lKtTtzQaddaESEsE8VQhtCn0rp65as8hPXE8du&#10;7warQoxDI/WgzhFuOzlLkqW0ynB8aFVPLy3Vh93RImy/uXg1Px/VZ7EvTFk+Jfy+PCDe343bZxCB&#10;xnAdw0U/qkMenSp3ZO1Fh7BYL+IS4XEF4lKvpjFXCPP5DGSeyf/++R8AAAD//wMAUEsBAi0AFAAG&#10;AAgAAAAhALaDOJL+AAAA4QEAABMAAAAAAAAAAAAAAAAAAAAAAFtDb250ZW50X1R5cGVzXS54bWxQ&#10;SwECLQAUAAYACAAAACEAOP0h/9YAAACUAQAACwAAAAAAAAAAAAAAAAAvAQAAX3JlbHMvLnJlbHNQ&#10;SwECLQAUAAYACAAAACEAtZ68K+sBAAC/AwAADgAAAAAAAAAAAAAAAAAuAgAAZHJzL2Uyb0RvYy54&#10;bWxQSwECLQAUAAYACAAAACEAmZl6F90AAAAHAQAADwAAAAAAAAAAAAAAAABFBAAAZHJzL2Rvd25y&#10;ZXYueG1sUEsFBgAAAAAEAAQA8wAAAE8FAAAAAA==&#10;" filled="f" stroked="f">
+            <v:shape w14:anchorId="5C58EC9B" id="_x0000_s1037" type="#_x0000_t202" style="position:absolute;margin-left:29.25pt;margin-top:2.35pt;width:56.5pt;height:14.25pt;z-index:251687424;visibility:visible;mso-wrap-style:square;mso-width-percent:0;mso-height-percent:0;mso-wrap-distance-left:9pt;mso-wrap-distance-top:0;mso-wrap-distance-right:9pt;mso-wrap-distance-bottom:0;mso-position-horizontal:absolute;mso-position-horizontal-relative:text;mso-position-vertical:absolute;mso-position-vertical-relative:text;mso-width-percent:0;mso-height-percent:0;mso-width-relative:page;mso-height-relative:page;v-text-anchor:top" o:gfxdata="UEsDBBQABgAIAAAAIQC2gziS/gAAAOEBAAATAAAAW0NvbnRlbnRfVHlwZXNdLnhtbJSRQU7DMBBF&#10;90jcwfIWJU67QAgl6YK0S0CoHGBkTxKLZGx5TGhvj5O2G0SRWNoz/78nu9wcxkFMGNg6quQqL6RA&#10;0s5Y6ir5vt9lD1JwBDIwOMJKHpHlpr69KfdHjyxSmriSfYz+USnWPY7AufNIadK6MEJMx9ApD/oD&#10;OlTrorhX2lFEilmcO2RdNtjC5xDF9pCuTyYBB5bi6bQ4syoJ3g9WQ0ymaiLzg5KdCXlKLjvcW893&#10;SUOqXwnz5DrgnHtJTxOsQfEKIT7DmDSUCaxw7Rqn8787ZsmRM9e2VmPeBN4uqYvTtW7jvijg9N/y&#10;JsXecLq0q+WD6m8AAAD//wMAUEsDBBQABgAIAAAAIQA4/SH/1gAAAJQBAAALAAAAX3JlbHMvLnJl&#10;bHOkkMFqwzAMhu+DvYPRfXGawxijTi+j0GvpHsDYimMaW0Yy2fr2M4PBMnrbUb/Q94l/f/hMi1qR&#10;JVI2sOt6UJgd+ZiDgffL8ekFlFSbvV0oo4EbChzGx4f9GRdb25HMsYhqlCwG5lrLq9biZkxWOiqY&#10;22YiTra2kYMu1l1tQD30/bPm3wwYN0x18gb45AdQl1tp5j/sFB2T0FQ7R0nTNEV3j6o9feQzro1i&#10;OWA14Fm+Q8a1a8+Bvu/d/dMb2JY5uiPbhG/ktn4cqGU/er3pcvwCAAD//wMAUEsDBBQABgAIAAAA&#10;IQC1nrwr6wEAAL8DAAAOAAAAZHJzL2Uyb0RvYy54bWysU9tu2zAMfR+wfxD0vtgJ4KUz4hRdiw4D&#10;ugvQ7gMYWY6F2aJGKbGzrx8lx2m3vQ17ESiKOjrnkNpcj30njpq8QVvJ5SKXQluFtbH7Sn57un9z&#10;JYUPYGvo0OpKnrSX19vXrzaDK/UKW+xqTYJBrC8HV8k2BFdmmVet7sEv0GnLhw1SD4G3tM9qgoHR&#10;+y5b5fnbbECqHaHS3nP2bjqU24TfNFqFL03jdRBdJZlbSCuldRfXbLuBck/gWqPONOAfWPRgLD96&#10;gbqDAOJA5i+o3ihCj01YKOwzbBqjdNLAapb5H2oeW3A6aWFzvLvY5P8frPp8/ErC1Ny7QgoLPffo&#10;SY9BvMdRFKvoz+B8yWWPjgvDyHmuTVq9e0D13QuLty3Yvb4hwqHVUDO/ZbyZvbg64fgIshs+Yc3v&#10;wCFgAhob6qN5bIdgdO7T6dKbyEVxcr1cFwWfKD5aXuXv1kV6Acr5siMfPmjsRQwqSdz6BA7HBx8i&#10;GSjnkviWxXvTdan9nf0twYUxk8hHvhPzMO7GyackLSrbYX1iOYTTVPEv4KBF+inFwBNVSf/jAKSl&#10;6D5atiSO3xzQHOzmAKziq5UMUkzhbZjG9ODI7FtGnky3eMO2NSZJemZx5stTkpSeJzqO4ct9qnr+&#10;d9tfAAAA//8DAFBLAwQUAAYACAAAACEAmZl6F90AAAAHAQAADwAAAGRycy9kb3ducmV2LnhtbEyO&#10;TU/DMBBE70j8B2uRuFGnLf0gZFNVCE5IiDQcODrxNrEar0PstuHf457KcTSjNy/bjLYTJxq8cYww&#10;nSQgiGunDTcIX+XbwxqED4q16hwTwi952OS3N5lKtTtzQaddaESEsE8VQhtCn0rp65as8hPXE8du&#10;7warQoxDI/WgzhFuOzlLkqW0ynB8aFVPLy3Vh93RImy/uXg1Px/VZ7EvTFk+Jfy+PCDe343bZxCB&#10;xnAdw0U/qkMenSp3ZO1Fh7BYL+IS4XEF4lKvpjFXCPP5DGSeyf/++R8AAAD//wMAUEsBAi0AFAAG&#10;AAgAAAAhALaDOJL+AAAA4QEAABMAAAAAAAAAAAAAAAAAAAAAAFtDb250ZW50X1R5cGVzXS54bWxQ&#10;SwECLQAUAAYACAAAACEAOP0h/9YAAACUAQAACwAAAAAAAAAAAAAAAAAvAQAAX3JlbHMvLnJlbHNQ&#10;SwECLQAUAAYACAAAACEAtZ68K+sBAAC/AwAADgAAAAAAAAAAAAAAAAAuAgAAZHJzL2Uyb0RvYy54&#10;bWxQSwECLQAUAAYACAAAACEAmZl6F90AAAAHAQAADwAAAAAAAAAAAAAAAABFBAAAZHJzL2Rvd25y&#10;ZXYueG1sUEsFBgAAAAAEAAQA8wAAAE8FAAAAAA==&#10;" filled="f" stroked="f">
               <v:textbox inset="0,0,0,0">
                 <w:txbxContent>
                   <w:p>
@@ -6918,7 +5123,7 @@
       <mc:AlternateContent>
         <mc:Choice Requires="wps">
           <w:drawing>
-            <wp:anchor distT="0" distB="0" distL="114300" distR="114300" simplePos="0" relativeHeight="251686400" behindDoc="0" locked="0" layoutInCell="1" allowOverlap="1" wp14:anchorId="3E72AFA5" wp14:editId="7D75F71F">
+            <wp:anchor distT="0" distB="0" distL="114300" distR="114300" simplePos="0" relativeHeight="251686400" behindDoc="0" locked="0" layoutInCell="1" allowOverlap="1" wp14:anchorId="1299E0C9" wp14:editId="34512DDA">
               <wp:simplePos x="0" y="0"/>
               <wp:positionH relativeFrom="column">
                 <wp:posOffset>-344170</wp:posOffset>
@@ -7007,7 +5212,7 @@
         </mc:Choice>
         <mc:Fallback>
           <w:pict>
-            <v:shape w14:anchorId="3E72AFA5" id="Text Box 50" o:spid="_x0000_s1038" type="#_x0000_t202" style="position:absolute;margin-left:-27.1pt;margin-top:15.75pt;width:56.8pt;height:14.7pt;z-index:251686400;visibility:visible;mso-wrap-style:square;mso-width-percent:0;mso-height-percent:0;mso-wrap-distance-left:9pt;mso-wrap-distance-top:0;mso-wrap-distance-right:9pt;mso-wrap-distance-bottom:0;mso-position-horizontal:absolute;mso-position-horizontal-relative:text;mso-position-vertical:absolute;mso-position-vertical-relative:text;mso-width-percent:0;mso-height-percent:0;mso-width-relative:page;mso-height-relative:page;v-text-anchor:top" o:gfxdata="UEsDBBQABgAIAAAAIQC2gziS/gAAAOEBAAATAAAAW0NvbnRlbnRfVHlwZXNdLnhtbJSRQU7DMBBF&#10;90jcwfIWJU67QAgl6YK0S0CoHGBkTxKLZGx5TGhvj5O2G0SRWNoz/78nu9wcxkFMGNg6quQqL6RA&#10;0s5Y6ir5vt9lD1JwBDIwOMJKHpHlpr69KfdHjyxSmriSfYz+USnWPY7AufNIadK6MEJMx9ApD/oD&#10;OlTrorhX2lFEilmcO2RdNtjC5xDF9pCuTyYBB5bi6bQ4syoJ3g9WQ0ymaiLzg5KdCXlKLjvcW893&#10;SUOqXwnz5DrgnHtJTxOsQfEKIT7DmDSUCaxw7Rqn8787ZsmRM9e2VmPeBN4uqYvTtW7jvijg9N/y&#10;JsXecLq0q+WD6m8AAAD//wMAUEsDBBQABgAIAAAAIQA4/SH/1gAAAJQBAAALAAAAX3JlbHMvLnJl&#10;bHOkkMFqwzAMhu+DvYPRfXGawxijTi+j0GvpHsDYimMaW0Yy2fr2M4PBMnrbUb/Q94l/f/hMi1qR&#10;JVI2sOt6UJgd+ZiDgffL8ekFlFSbvV0oo4EbChzGx4f9GRdb25HMsYhqlCwG5lrLq9biZkxWOiqY&#10;22YiTra2kYMu1l1tQD30/bPm3wwYN0x18gb45AdQl1tp5j/sFB2T0FQ7R0nTNEV3j6o9feQzro1i&#10;OWA14Fm+Q8a1a8+Bvu/d/dMb2JY5uiPbhG/ktn4cqGU/er3pcvwCAAD//wMAUEsDBBQABgAIAAAA&#10;IQB5Tzi07AEAAL8DAAAOAAAAZHJzL2Uyb0RvYy54bWysU9tu2zAMfR+wfxD0vjjOsKwz4hRdiw4D&#10;ugvQ7gNoWY6F2aJGKbGzrx8lx2m3vhV7ESiKOjrnkNpcjn0nDpq8QVvKfLGUQluFtbG7Uv54uH1z&#10;IYUPYGvo0OpSHrWXl9vXrzaDK/QKW+xqTYJBrC8GV8o2BFdkmVet7sEv0GnLhw1SD4G3tMtqgoHR&#10;+y5bLZfrbECqHaHS3nP2ZjqU24TfNFqFb03jdRBdKZlbSCultYprtt1AsSNwrVEnGvACFj0Yy4+e&#10;oW4ggNiTeQbVG0XosQkLhX2GTWOUThpYTb78R819C04nLWyOd2eb/P+DVV8P30mYmnu3ksJCzz16&#10;0GMQH3EU75I/g/MFl907Lgwj57k2afXuDtVPLyxet2B3+ooIh1ZDzfzy6Gz25GrsiC98BKmGL1jz&#10;O7APmIDGhvpoHtshGJ37dDz3JnJRnHy/yt+u+UTxUX6xXn9I3DIo5suOfPiksRcxKCVx6xM4HO58&#10;iGSgmEviWxZvTdel9nf2rwQXxkwiH/lOzMNYjbNPfCuKqbA+shzCaar4F3DQIv2WYuCJKqX/tQfS&#10;UnSfLVsSx28OaA6qOQCr+GopgxRTeB2mMd07MruWkSfTLV6xbY1Jkh5ZnPjylCSlp4mOY/h0n6oe&#10;/932DwAAAP//AwBQSwMEFAAGAAgAAAAhAFEe7IzfAAAACAEAAA8AAABkcnMvZG93bnJldi54bWxM&#10;j8FOwzAQRO9I/IO1SNxau6WJSMimqhCckBBpOHB0YjexGq9D7Lbh7zGnclzN08zbYjvbgZ315I0j&#10;hNVSANPUOmWoQ/isXxePwHyQpOTgSCP8aA/b8vamkLlyF6r0eR86FkvI5xKhD2HMOfdtr630Szdq&#10;itnBTVaGeE4dV5O8xHI78LUQKbfSUFzo5aife90e9yeLsPui6sV8vzcf1aEydZ0JekuPiPd38+4J&#10;WNBzuMLwpx/VoYxOjTuR8mxAWCSbdUQRHlYJsAgk2QZYg5CKDHhZ8P8PlL8AAAD//wMAUEsBAi0A&#10;FAAGAAgAAAAhALaDOJL+AAAA4QEAABMAAAAAAAAAAAAAAAAAAAAAAFtDb250ZW50X1R5cGVzXS54&#10;bWxQSwECLQAUAAYACAAAACEAOP0h/9YAAACUAQAACwAAAAAAAAAAAAAAAAAvAQAAX3JlbHMvLnJl&#10;bHNQSwECLQAUAAYACAAAACEAeU84tOwBAAC/AwAADgAAAAAAAAAAAAAAAAAuAgAAZHJzL2Uyb0Rv&#10;Yy54bWxQSwECLQAUAAYACAAAACEAUR7sjN8AAAAIAQAADwAAAAAAAAAAAAAAAABGBAAAZHJzL2Rv&#10;d25yZXYueG1sUEsFBgAAAAAEAAQA8wAAAFIFAAAAAA==&#10;" filled="f" stroked="f">
+            <v:shape w14:anchorId="1299E0C9" id="Text Box 50" o:spid="_x0000_s1038" type="#_x0000_t202" style="position:absolute;margin-left:-27.1pt;margin-top:15.75pt;width:56.8pt;height:14.7pt;z-index:251686400;visibility:visible;mso-wrap-style:square;mso-width-percent:0;mso-height-percent:0;mso-wrap-distance-left:9pt;mso-wrap-distance-top:0;mso-wrap-distance-right:9pt;mso-wrap-distance-bottom:0;mso-position-horizontal:absolute;mso-position-horizontal-relative:text;mso-position-vertical:absolute;mso-position-vertical-relative:text;mso-width-percent:0;mso-height-percent:0;mso-width-relative:page;mso-height-relative:page;v-text-anchor:top" o:gfxdata="UEsDBBQABgAIAAAAIQC2gziS/gAAAOEBAAATAAAAW0NvbnRlbnRfVHlwZXNdLnhtbJSRQU7DMBBF&#10;90jcwfIWJU67QAgl6YK0S0CoHGBkTxKLZGx5TGhvj5O2G0SRWNoz/78nu9wcxkFMGNg6quQqL6RA&#10;0s5Y6ir5vt9lD1JwBDIwOMJKHpHlpr69KfdHjyxSmriSfYz+USnWPY7AufNIadK6MEJMx9ApD/oD&#10;OlTrorhX2lFEilmcO2RdNtjC5xDF9pCuTyYBB5bi6bQ4syoJ3g9WQ0ymaiLzg5KdCXlKLjvcW893&#10;SUOqXwnz5DrgnHtJTxOsQfEKIT7DmDSUCaxw7Rqn8787ZsmRM9e2VmPeBN4uqYvTtW7jvijg9N/y&#10;JsXecLq0q+WD6m8AAAD//wMAUEsDBBQABgAIAAAAIQA4/SH/1gAAAJQBAAALAAAAX3JlbHMvLnJl&#10;bHOkkMFqwzAMhu+DvYPRfXGawxijTi+j0GvpHsDYimMaW0Yy2fr2M4PBMnrbUb/Q94l/f/hMi1qR&#10;JVI2sOt6UJgd+ZiDgffL8ekFlFSbvV0oo4EbChzGx4f9GRdb25HMsYhqlCwG5lrLq9biZkxWOiqY&#10;22YiTra2kYMu1l1tQD30/bPm3wwYN0x18gb45AdQl1tp5j/sFB2T0FQ7R0nTNEV3j6o9feQzro1i&#10;OWA14Fm+Q8a1a8+Bvu/d/dMb2JY5uiPbhG/ktn4cqGU/er3pcvwCAAD//wMAUEsDBBQABgAIAAAA&#10;IQB5Tzi07AEAAL8DAAAOAAAAZHJzL2Uyb0RvYy54bWysU9tu2zAMfR+wfxD0vjjOsKwz4hRdiw4D&#10;ugvQ7gNoWY6F2aJGKbGzrx8lx2m3vhV7ESiKOjrnkNpcjn0nDpq8QVvKfLGUQluFtbG7Uv54uH1z&#10;IYUPYGvo0OpSHrWXl9vXrzaDK/QKW+xqTYJBrC8GV8o2BFdkmVet7sEv0GnLhw1SD4G3tMtqgoHR&#10;+y5bLZfrbECqHaHS3nP2ZjqU24TfNFqFb03jdRBdKZlbSCultYprtt1AsSNwrVEnGvACFj0Yy4+e&#10;oW4ggNiTeQbVG0XosQkLhX2GTWOUThpYTb78R819C04nLWyOd2eb/P+DVV8P30mYmnu3ksJCzz16&#10;0GMQH3EU75I/g/MFl907Lgwj57k2afXuDtVPLyxet2B3+ooIh1ZDzfzy6Gz25GrsiC98BKmGL1jz&#10;O7APmIDGhvpoHtshGJ37dDz3JnJRnHy/yt+u+UTxUX6xXn9I3DIo5suOfPiksRcxKCVx6xM4HO58&#10;iGSgmEviWxZvTdel9nf2rwQXxkwiH/lOzMNYjbNPfCuKqbA+shzCaar4F3DQIv2WYuCJKqX/tQfS&#10;UnSfLVsSx28OaA6qOQCr+GopgxRTeB2mMd07MruWkSfTLV6xbY1Jkh5ZnPjylCSlp4mOY/h0n6oe&#10;/932DwAAAP//AwBQSwMEFAAGAAgAAAAhAFEe7IzfAAAACAEAAA8AAABkcnMvZG93bnJldi54bWxM&#10;j8FOwzAQRO9I/IO1SNxau6WJSMimqhCckBBpOHB0YjexGq9D7Lbh7zGnclzN08zbYjvbgZ315I0j&#10;hNVSANPUOmWoQ/isXxePwHyQpOTgSCP8aA/b8vamkLlyF6r0eR86FkvI5xKhD2HMOfdtr630Szdq&#10;itnBTVaGeE4dV5O8xHI78LUQKbfSUFzo5aife90e9yeLsPui6sV8vzcf1aEydZ0JekuPiPd38+4J&#10;WNBzuMLwpx/VoYxOjTuR8mxAWCSbdUQRHlYJsAgk2QZYg5CKDHhZ8P8PlL8AAAD//wMAUEsBAi0A&#10;FAAGAAgAAAAhALaDOJL+AAAA4QEAABMAAAAAAAAAAAAAAAAAAAAAAFtDb250ZW50X1R5cGVzXS54&#10;bWxQSwECLQAUAAYACAAAACEAOP0h/9YAAACUAQAACwAAAAAAAAAAAAAAAAAvAQAAX3JlbHMvLnJl&#10;bHNQSwECLQAUAAYACAAAACEAeU84tOwBAAC/AwAADgAAAAAAAAAAAAAAAAAuAgAAZHJzL2Uyb0Rv&#10;Yy54bWxQSwECLQAUAAYACAAAACEAUR7sjN8AAAAIAQAADwAAAAAAAAAAAAAAAABGBAAAZHJzL2Rv&#10;d25yZXYueG1sUEsFBgAAAAAEAAQA8wAAAFIFAAAAAA==&#10;" filled="f" stroked="f">
               <v:textbox inset="0,0,0,0">
                 <w:txbxContent>
                   <w:p>
@@ -7039,7 +5244,7 @@
       <mc:AlternateContent>
         <mc:Choice Requires="wps">
           <w:drawing>
-            <wp:anchor distT="0" distB="0" distL="114300" distR="114300" simplePos="0" relativeHeight="251671040" behindDoc="0" locked="0" layoutInCell="1" allowOverlap="1" wp14:anchorId="4E5AA9EA" wp14:editId="319665DC">
+            <wp:anchor distT="0" distB="0" distL="114300" distR="114300" simplePos="0" relativeHeight="251671040" behindDoc="0" locked="0" layoutInCell="1" allowOverlap="1" wp14:anchorId="2958CBD4" wp14:editId="4E90505E">
               <wp:simplePos x="0" y="0"/>
               <wp:positionH relativeFrom="column">
                 <wp:posOffset>-344170</wp:posOffset>
@@ -7128,7 +5333,7 @@
         </mc:Choice>
         <mc:Fallback>
           <w:pict>
-            <v:shape w14:anchorId="4E5AA9EA" id="Text Box 51" o:spid="_x0000_s1039" type="#_x0000_t202" style="position:absolute;margin-left:-27.1pt;margin-top:1.6pt;width:56.8pt;height:14.2pt;z-index:251671040;visibility:visible;mso-wrap-style:square;mso-width-percent:0;mso-height-percent:0;mso-wrap-distance-left:9pt;mso-wrap-distance-top:0;mso-wrap-distance-right:9pt;mso-wrap-distance-bottom:0;mso-position-horizontal:absolute;mso-position-horizontal-relative:text;mso-position-vertical:absolute;mso-position-vertical-relative:text;mso-width-percent:0;mso-height-percent:0;mso-width-relative:page;mso-height-relative:page;v-text-anchor:top" o:gfxdata="UEsDBBQABgAIAAAAIQC2gziS/gAAAOEBAAATAAAAW0NvbnRlbnRfVHlwZXNdLnhtbJSRQU7DMBBF&#10;90jcwfIWJU67QAgl6YK0S0CoHGBkTxKLZGx5TGhvj5O2G0SRWNoz/78nu9wcxkFMGNg6quQqL6RA&#10;0s5Y6ir5vt9lD1JwBDIwOMJKHpHlpr69KfdHjyxSmriSfYz+USnWPY7AufNIadK6MEJMx9ApD/oD&#10;OlTrorhX2lFEilmcO2RdNtjC5xDF9pCuTyYBB5bi6bQ4syoJ3g9WQ0ymaiLzg5KdCXlKLjvcW893&#10;SUOqXwnz5DrgnHtJTxOsQfEKIT7DmDSUCaxw7Rqn8787ZsmRM9e2VmPeBN4uqYvTtW7jvijg9N/y&#10;JsXecLq0q+WD6m8AAAD//wMAUEsDBBQABgAIAAAAIQA4/SH/1gAAAJQBAAALAAAAX3JlbHMvLnJl&#10;bHOkkMFqwzAMhu+DvYPRfXGawxijTi+j0GvpHsDYimMaW0Yy2fr2M4PBMnrbUb/Q94l/f/hMi1qR&#10;JVI2sOt6UJgd+ZiDgffL8ekFlFSbvV0oo4EbChzGx4f9GRdb25HMsYhqlCwG5lrLq9biZkxWOiqY&#10;22YiTra2kYMu1l1tQD30/bPm3wwYN0x18gb45AdQl1tp5j/sFB2T0FQ7R0nTNEV3j6o9feQzro1i&#10;OWA14Fm+Q8a1a8+Bvu/d/dMb2JY5uiPbhG/ktn4cqGU/er3pcvwCAAD//wMAUEsDBBQABgAIAAAA&#10;IQDsGG6A7QEAAL8DAAAOAAAAZHJzL2Uyb0RvYy54bWysU9tu3CAQfa/Uf0C8d23vtmlkrTdKE6Wq&#10;lF6kpB+AMdioNkMHdu3t13fA623avEV9QcMwHM45M2yvpqFnB4XegK14sco5U1ZCY2xb8e+Pd28u&#10;OfNB2Eb0YFXFj8rzq93rV9vRlWoNHfSNQkYg1pejq3gXgiuzzMtODcKvwClLhxpwEIG22GYNipHQ&#10;hz5b5/lFNgI2DkEq7yl7Ox/yXcLXWsnwVWuvAusrTtxCWjGtdVyz3VaULQrXGXmiIV7AYhDG0qNn&#10;qFsRBNujeQY1GIngQYeVhCEDrY1USQOpKfJ/1Dx0wqmkhczx7myT/3+w8svhGzLTVHxTcGbFQD16&#10;VFNgH2Bi74roz+h8SWUPjgrDRHnqc9Lq3T3IH55ZuOmEbdU1IoydEg3xSzezJ1dnHB9B6vEzNPSO&#10;2AdIQJPGIZpHdjBCpz4dz72JXCQl36+LzQWdSDoqLvPN29S7TJTLZYc+fFQwsBhUHKn1CVwc7n0g&#10;GVS6lMS3LNyZvk/t7+1fCSqMmUQ+8p2Zh6mekk/FZjGlhuZIchDmqaJfQEEH+IuzkSaq4v7nXqDi&#10;rP9kyZI4fkuAS1AvgbCSrlY8cDaHN2Ee071D03aEPJtu4Zps0yZJiv7OLE58aUqS0tNExzF8uk9V&#10;f/7d7jcAAAD//wMAUEsDBBQABgAIAAAAIQAny+0J3QAAAAcBAAAPAAAAZHJzL2Rvd25yZXYueG1s&#10;TI7BTsMwEETvSPyDtUjcWqeljWiIU1UITkiINBw4OvE2sRqvQ+y24e9ZTuU0Gs1o5uXbyfXijGOw&#10;nhQs5gkIpMYbS62Cz+p19ggiRE1G955QwQ8G2Ba3N7nOjL9Qied9bAWPUMi0gi7GIZMyNB06HeZ+&#10;QOLs4EenI9uxlWbUFx53vVwmSSqdtsQPnR7wucPmuD85BbsvKl/s93v9UR5KW1WbhN7So1L3d9Pu&#10;CUTEKV7L8IfP6FAwU+1PZILoFczWqyVXFTywcL7erEDUbBcpyCKX//mLXwAAAP//AwBQSwECLQAU&#10;AAYACAAAACEAtoM4kv4AAADhAQAAEwAAAAAAAAAAAAAAAAAAAAAAW0NvbnRlbnRfVHlwZXNdLnht&#10;bFBLAQItABQABgAIAAAAIQA4/SH/1gAAAJQBAAALAAAAAAAAAAAAAAAAAC8BAABfcmVscy8ucmVs&#10;c1BLAQItABQABgAIAAAAIQDsGG6A7QEAAL8DAAAOAAAAAAAAAAAAAAAAAC4CAABkcnMvZTJvRG9j&#10;LnhtbFBLAQItABQABgAIAAAAIQAny+0J3QAAAAcBAAAPAAAAAAAAAAAAAAAAAEcEAABkcnMvZG93&#10;bnJldi54bWxQSwUGAAAAAAQABADzAAAAUQUAAAAA&#10;" filled="f" stroked="f">
+            <v:shape w14:anchorId="2958CBD4" id="Text Box 51" o:spid="_x0000_s1039" type="#_x0000_t202" style="position:absolute;margin-left:-27.1pt;margin-top:1.6pt;width:56.8pt;height:14.2pt;z-index:251671040;visibility:visible;mso-wrap-style:square;mso-width-percent:0;mso-height-percent:0;mso-wrap-distance-left:9pt;mso-wrap-distance-top:0;mso-wrap-distance-right:9pt;mso-wrap-distance-bottom:0;mso-position-horizontal:absolute;mso-position-horizontal-relative:text;mso-position-vertical:absolute;mso-position-vertical-relative:text;mso-width-percent:0;mso-height-percent:0;mso-width-relative:page;mso-height-relative:page;v-text-anchor:top" o:gfxdata="UEsDBBQABgAIAAAAIQC2gziS/gAAAOEBAAATAAAAW0NvbnRlbnRfVHlwZXNdLnhtbJSRQU7DMBBF&#10;90jcwfIWJU67QAgl6YK0S0CoHGBkTxKLZGx5TGhvj5O2G0SRWNoz/78nu9wcxkFMGNg6quQqL6RA&#10;0s5Y6ir5vt9lD1JwBDIwOMJKHpHlpr69KfdHjyxSmriSfYz+USnWPY7AufNIadK6MEJMx9ApD/oD&#10;OlTrorhX2lFEilmcO2RdNtjC5xDF9pCuTyYBB5bi6bQ4syoJ3g9WQ0ymaiLzg5KdCXlKLjvcW893&#10;SUOqXwnz5DrgnHtJTxOsQfEKIT7DmDSUCaxw7Rqn8787ZsmRM9e2VmPeBN4uqYvTtW7jvijg9N/y&#10;JsXecLq0q+WD6m8AAAD//wMAUEsDBBQABgAIAAAAIQA4/SH/1gAAAJQBAAALAAAAX3JlbHMvLnJl&#10;bHOkkMFqwzAMhu+DvYPRfXGawxijTi+j0GvpHsDYimMaW0Yy2fr2M4PBMnrbUb/Q94l/f/hMi1qR&#10;JVI2sOt6UJgd+ZiDgffL8ekFlFSbvV0oo4EbChzGx4f9GRdb25HMsYhqlCwG5lrLq9biZkxWOiqY&#10;22YiTra2kYMu1l1tQD30/bPm3wwYN0x18gb45AdQl1tp5j/sFB2T0FQ7R0nTNEV3j6o9feQzro1i&#10;OWA14Fm+Q8a1a8+Bvu/d/dMb2JY5uiPbhG/ktn4cqGU/er3pcvwCAAD//wMAUEsDBBQABgAIAAAA&#10;IQDsGG6A7QEAAL8DAAAOAAAAZHJzL2Uyb0RvYy54bWysU9tu3CAQfa/Uf0C8d23vtmlkrTdKE6Wq&#10;lF6kpB+AMdioNkMHdu3t13fA623avEV9QcMwHM45M2yvpqFnB4XegK14sco5U1ZCY2xb8e+Pd28u&#10;OfNB2Eb0YFXFj8rzq93rV9vRlWoNHfSNQkYg1pejq3gXgiuzzMtODcKvwClLhxpwEIG22GYNipHQ&#10;hz5b5/lFNgI2DkEq7yl7Ox/yXcLXWsnwVWuvAusrTtxCWjGtdVyz3VaULQrXGXmiIV7AYhDG0qNn&#10;qFsRBNujeQY1GIngQYeVhCEDrY1USQOpKfJ/1Dx0wqmkhczx7myT/3+w8svhGzLTVHxTcGbFQD16&#10;VFNgH2Bi74roz+h8SWUPjgrDRHnqc9Lq3T3IH55ZuOmEbdU1IoydEg3xSzezJ1dnHB9B6vEzNPSO&#10;2AdIQJPGIZpHdjBCpz4dz72JXCQl36+LzQWdSDoqLvPN29S7TJTLZYc+fFQwsBhUHKn1CVwc7n0g&#10;GVS6lMS3LNyZvk/t7+1fCSqMmUQ+8p2Zh6mekk/FZjGlhuZIchDmqaJfQEEH+IuzkSaq4v7nXqDi&#10;rP9kyZI4fkuAS1AvgbCSrlY8cDaHN2Ee071D03aEPJtu4Zps0yZJiv7OLE58aUqS0tNExzF8uk9V&#10;f/7d7jcAAAD//wMAUEsDBBQABgAIAAAAIQAny+0J3QAAAAcBAAAPAAAAZHJzL2Rvd25yZXYueG1s&#10;TI7BTsMwEETvSPyDtUjcWqeljWiIU1UITkiINBw4OvE2sRqvQ+y24e9ZTuU0Gs1o5uXbyfXijGOw&#10;nhQs5gkIpMYbS62Cz+p19ggiRE1G955QwQ8G2Ba3N7nOjL9Qied9bAWPUMi0gi7GIZMyNB06HeZ+&#10;QOLs4EenI9uxlWbUFx53vVwmSSqdtsQPnR7wucPmuD85BbsvKl/s93v9UR5KW1WbhN7So1L3d9Pu&#10;CUTEKV7L8IfP6FAwU+1PZILoFczWqyVXFTywcL7erEDUbBcpyCKX//mLXwAAAP//AwBQSwECLQAU&#10;AAYACAAAACEAtoM4kv4AAADhAQAAEwAAAAAAAAAAAAAAAAAAAAAAW0NvbnRlbnRfVHlwZXNdLnht&#10;bFBLAQItABQABgAIAAAAIQA4/SH/1gAAAJQBAAALAAAAAAAAAAAAAAAAAC8BAABfcmVscy8ucmVs&#10;c1BLAQItABQABgAIAAAAIQDsGG6A7QEAAL8DAAAOAAAAAAAAAAAAAAAAAC4CAABkcnMvZTJvRG9j&#10;LnhtbFBLAQItABQABgAIAAAAIQAny+0J3QAAAAcBAAAPAAAAAAAAAAAAAAAAAEcEAABkcnMvZG93&#10;bnJldi54bWxQSwUGAAAAAAQABADzAAAAUQUAAAAA&#10;" filled="f" stroked="f">
               <v:textbox inset="0,0,0,0">
                 <w:txbxContent>
                   <w:p>
@@ -7160,7 +5365,7 @@
       <mc:AlternateContent>
         <mc:Choice Requires="wps">
           <w:drawing>
-            <wp:anchor distT="0" distB="0" distL="114300" distR="114300" simplePos="0" relativeHeight="251685376" behindDoc="0" locked="0" layoutInCell="1" allowOverlap="1" wp14:anchorId="48EC986A" wp14:editId="7A5E96BB">
+            <wp:anchor distT="0" distB="0" distL="114300" distR="114300" simplePos="0" relativeHeight="251685376" behindDoc="0" locked="0" layoutInCell="1" allowOverlap="1" wp14:anchorId="11680383" wp14:editId="5E5B7881">
               <wp:simplePos x="0" y="0"/>
               <wp:positionH relativeFrom="column">
                 <wp:posOffset>-346710</wp:posOffset>
@@ -7249,7 +5454,7 @@
         </mc:Choice>
         <mc:Fallback>
           <w:pict>
-            <v:shape w14:anchorId="48EC986A" id="_x0000_s1040" type="#_x0000_t202" style="position:absolute;margin-left:-27.3pt;margin-top:-26.8pt;width:57.15pt;height:14.3pt;z-index:251685376;visibility:visible;mso-wrap-style:square;mso-width-percent:0;mso-height-percent:0;mso-wrap-distance-left:9pt;mso-wrap-distance-top:0;mso-wrap-distance-right:9pt;mso-wrap-distance-bottom:0;mso-position-horizontal:absolute;mso-position-horizontal-relative:text;mso-position-vertical:absolute;mso-position-vertical-relative:text;mso-width-percent:0;mso-height-percent:0;mso-width-relative:page;mso-height-relative:page;v-text-anchor:top" o:gfxdata="UEsDBBQABgAIAAAAIQC2gziS/gAAAOEBAAATAAAAW0NvbnRlbnRfVHlwZXNdLnhtbJSRQU7DMBBF&#10;90jcwfIWJU67QAgl6YK0S0CoHGBkTxKLZGx5TGhvj5O2G0SRWNoz/78nu9wcxkFMGNg6quQqL6RA&#10;0s5Y6ir5vt9lD1JwBDIwOMJKHpHlpr69KfdHjyxSmriSfYz+USnWPY7AufNIadK6MEJMx9ApD/oD&#10;OlTrorhX2lFEilmcO2RdNtjC5xDF9pCuTyYBB5bi6bQ4syoJ3g9WQ0ymaiLzg5KdCXlKLjvcW893&#10;SUOqXwnz5DrgnHtJTxOsQfEKIT7DmDSUCaxw7Rqn8787ZsmRM9e2VmPeBN4uqYvTtW7jvijg9N/y&#10;JsXecLq0q+WD6m8AAAD//wMAUEsDBBQABgAIAAAAIQA4/SH/1gAAAJQBAAALAAAAX3JlbHMvLnJl&#10;bHOkkMFqwzAMhu+DvYPRfXGawxijTi+j0GvpHsDYimMaW0Yy2fr2M4PBMnrbUb/Q94l/f/hMi1qR&#10;JVI2sOt6UJgd+ZiDgffL8ekFlFSbvV0oo4EbChzGx4f9GRdb25HMsYhqlCwG5lrLq9biZkxWOiqY&#10;22YiTra2kYMu1l1tQD30/bPm3wwYN0x18gb45AdQl1tp5j/sFB2T0FQ7R0nTNEV3j6o9feQzro1i&#10;OWA14Fm+Q8a1a8+Bvu/d/dMb2JY5uiPbhG/ktn4cqGU/er3pcvwCAAD//wMAUEsDBBQABgAIAAAA&#10;IQD9odNB7gEAAL4DAAAOAAAAZHJzL2Uyb0RvYy54bWysU8Fu2zAMvQ/YPwi6L7azpQuMOEXXosOA&#10;bh3Q7gMYWY6F2aJGKbGzrx8lJ2m33opdBIqint57pFaXY9+JvSZv0FaymOVSaKuwNnZbyR+Pt++W&#10;UvgAtoYOra7kQXt5uX77ZjW4Us+xxa7WJBjE+nJwlWxDcGWWedXqHvwMnbZ82CD1EHhL26wmGBi9&#10;77J5nl9kA1LtCJX2nrM306FcJ/ym0SrcN43XQXSVZG4hrZTWTVyz9QrKLYFrjTrSgFew6MFYfvQM&#10;dQMBxI7MC6jeKEKPTZgp7DNsGqN00sBqivwfNQ8tOJ20sDnenW3y/w9Wfdt/J2HqSr6XwkLPLXrU&#10;YxCfcBSLZM/gfMlVD47rwsh5bnOS6t0dqp9eWLxuwW71FREOrYaa6RXR2OzZ1dgQX/oIshm+Ys3v&#10;wC5gAhob6qN37IZgdG7T4dyayEVx8uN8scwXUig+KpbFRZG4ZVCeLjvy4bPGXsSgksSdT+Cwv/Mh&#10;koHyVBLfsnhrui51v7N/JbgwZhL5yHdiHsbNmGwqPkRpUcwG6wPLIZyGij8BBy3SbykGHqhK+l87&#10;IC1F98WyJXH6TgGdgs0pAKv4aiWDFFN4HaYp3Tky25aRJ9MtXrFtjUmSnlgc+fKQJKXHgY5T+Hyf&#10;qp6+3foPAAAA//8DAFBLAwQUAAYACAAAACEAAfODM98AAAAKAQAADwAAAGRycy9kb3ducmV2Lnht&#10;bEyPwU7DMBBE70j8g7VI3FqbQkKbxqkqBCck1DQcODqxm1iN1yF22/D3bE9wm90Zzb7NN5Pr2dmM&#10;wXqU8DAXwAw2XltsJXxWb7MlsBAVatV7NBJ+TIBNcXuTq0z7C5bmvI8toxIMmZLQxThknIemM06F&#10;uR8Mknfwo1ORxrHlelQXKnc9XwiRcqcs0oVODealM81xf3IStl9Yvtrvj3pXHkpbVSuB7+lRyvu7&#10;absGFs0U/8JwxSd0KIip9ifUgfUSZslTStGreCRBiWT1DKymxSIRwIuc/3+h+AUAAP//AwBQSwEC&#10;LQAUAAYACAAAACEAtoM4kv4AAADhAQAAEwAAAAAAAAAAAAAAAAAAAAAAW0NvbnRlbnRfVHlwZXNd&#10;LnhtbFBLAQItABQABgAIAAAAIQA4/SH/1gAAAJQBAAALAAAAAAAAAAAAAAAAAC8BAABfcmVscy8u&#10;cmVsc1BLAQItABQABgAIAAAAIQD9odNB7gEAAL4DAAAOAAAAAAAAAAAAAAAAAC4CAABkcnMvZTJv&#10;RG9jLnhtbFBLAQItABQABgAIAAAAIQAB84Mz3wAAAAoBAAAPAAAAAAAAAAAAAAAAAEgEAABkcnMv&#10;ZG93bnJldi54bWxQSwUGAAAAAAQABADzAAAAVAUAAAAA&#10;" filled="f" stroked="f">
+            <v:shape w14:anchorId="11680383" id="_x0000_s1040" type="#_x0000_t202" style="position:absolute;margin-left:-27.3pt;margin-top:-26.8pt;width:57.15pt;height:14.3pt;z-index:251685376;visibility:visible;mso-wrap-style:square;mso-width-percent:0;mso-height-percent:0;mso-wrap-distance-left:9pt;mso-wrap-distance-top:0;mso-wrap-distance-right:9pt;mso-wrap-distance-bottom:0;mso-position-horizontal:absolute;mso-position-horizontal-relative:text;mso-position-vertical:absolute;mso-position-vertical-relative:text;mso-width-percent:0;mso-height-percent:0;mso-width-relative:page;mso-height-relative:page;v-text-anchor:top" o:gfxdata="UEsDBBQABgAIAAAAIQC2gziS/gAAAOEBAAATAAAAW0NvbnRlbnRfVHlwZXNdLnhtbJSRQU7DMBBF&#10;90jcwfIWJU67QAgl6YK0S0CoHGBkTxKLZGx5TGhvj5O2G0SRWNoz/78nu9wcxkFMGNg6quQqL6RA&#10;0s5Y6ir5vt9lD1JwBDIwOMJKHpHlpr69KfdHjyxSmriSfYz+USnWPY7AufNIadK6MEJMx9ApD/oD&#10;OlTrorhX2lFEilmcO2RdNtjC5xDF9pCuTyYBB5bi6bQ4syoJ3g9WQ0ymaiLzg5KdCXlKLjvcW893&#10;SUOqXwnz5DrgnHtJTxOsQfEKIT7DmDSUCaxw7Rqn8787ZsmRM9e2VmPeBN4uqYvTtW7jvijg9N/y&#10;JsXecLq0q+WD6m8AAAD//wMAUEsDBBQABgAIAAAAIQA4/SH/1gAAAJQBAAALAAAAX3JlbHMvLnJl&#10;bHOkkMFqwzAMhu+DvYPRfXGawxijTi+j0GvpHsDYimMaW0Yy2fr2M4PBMnrbUb/Q94l/f/hMi1qR&#10;JVI2sOt6UJgd+ZiDgffL8ekFlFSbvV0oo4EbChzGx4f9GRdb25HMsYhqlCwG5lrLq9biZkxWOiqY&#10;22YiTra2kYMu1l1tQD30/bPm3wwYN0x18gb45AdQl1tp5j/sFB2T0FQ7R0nTNEV3j6o9feQzro1i&#10;OWA14Fm+Q8a1a8+Bvu/d/dMb2JY5uiPbhG/ktn4cqGU/er3pcvwCAAD//wMAUEsDBBQABgAIAAAA&#10;IQD9odNB7gEAAL4DAAAOAAAAZHJzL2Uyb0RvYy54bWysU8Fu2zAMvQ/YPwi6L7azpQuMOEXXosOA&#10;bh3Q7gMYWY6F2aJGKbGzrx8lJ2m33opdBIqint57pFaXY9+JvSZv0FaymOVSaKuwNnZbyR+Pt++W&#10;UvgAtoYOra7kQXt5uX77ZjW4Us+xxa7WJBjE+nJwlWxDcGWWedXqHvwMnbZ82CD1EHhL26wmGBi9&#10;77J5nl9kA1LtCJX2nrM306FcJ/ym0SrcN43XQXSVZG4hrZTWTVyz9QrKLYFrjTrSgFew6MFYfvQM&#10;dQMBxI7MC6jeKEKPTZgp7DNsGqN00sBqivwfNQ8tOJ20sDnenW3y/w9Wfdt/J2HqSr6XwkLPLXrU&#10;YxCfcBSLZM/gfMlVD47rwsh5bnOS6t0dqp9eWLxuwW71FREOrYaa6RXR2OzZ1dgQX/oIshm+Ys3v&#10;wC5gAhob6qN37IZgdG7T4dyayEVx8uN8scwXUig+KpbFRZG4ZVCeLjvy4bPGXsSgksSdT+Cwv/Mh&#10;koHyVBLfsnhrui51v7N/JbgwZhL5yHdiHsbNmGwqPkRpUcwG6wPLIZyGij8BBy3SbykGHqhK+l87&#10;IC1F98WyJXH6TgGdgs0pAKv4aiWDFFN4HaYp3Tky25aRJ9MtXrFtjUmSnlgc+fKQJKXHgY5T+Hyf&#10;qp6+3foPAAAA//8DAFBLAwQUAAYACAAAACEAAfODM98AAAAKAQAADwAAAGRycy9kb3ducmV2Lnht&#10;bEyPwU7DMBBE70j8g7VI3FqbQkKbxqkqBCck1DQcODqxm1iN1yF22/D3bE9wm90Zzb7NN5Pr2dmM&#10;wXqU8DAXwAw2XltsJXxWb7MlsBAVatV7NBJ+TIBNcXuTq0z7C5bmvI8toxIMmZLQxThknIemM06F&#10;uR8Mknfwo1ORxrHlelQXKnc9XwiRcqcs0oVODealM81xf3IStl9Yvtrvj3pXHkpbVSuB7+lRyvu7&#10;absGFs0U/8JwxSd0KIip9ifUgfUSZslTStGreCRBiWT1DKymxSIRwIuc/3+h+AUAAP//AwBQSwEC&#10;LQAUAAYACAAAACEAtoM4kv4AAADhAQAAEwAAAAAAAAAAAAAAAAAAAAAAW0NvbnRlbnRfVHlwZXNd&#10;LnhtbFBLAQItABQABgAIAAAAIQA4/SH/1gAAAJQBAAALAAAAAAAAAAAAAAAAAC8BAABfcmVscy8u&#10;cmVsc1BLAQItABQABgAIAAAAIQD9odNB7gEAAL4DAAAOAAAAAAAAAAAAAAAAAC4CAABkcnMvZTJv&#10;RG9jLnhtbFBLAQItABQABgAIAAAAIQAB84Mz3wAAAAoBAAAPAAAAAAAAAAAAAAAAAEgEAABkcnMv&#10;ZG93bnJldi54bWxQSwUGAAAAAAQABADzAAAAVAUAAAAA&#10;" filled="f" stroked="f">
               <v:textbox inset="0,0,0,0">
                 <w:txbxContent>
                   <w:p>
@@ -7281,7 +5486,7 @@
       <mc:AlternateContent>
         <mc:Choice Requires="wps">
           <w:drawing>
-            <wp:anchor distT="0" distB="0" distL="114300" distR="114300" simplePos="0" relativeHeight="251673088" behindDoc="0" locked="0" layoutInCell="1" allowOverlap="1" wp14:anchorId="1136ABEF" wp14:editId="3B4C0E91">
+            <wp:anchor distT="0" distB="0" distL="114300" distR="114300" simplePos="0" relativeHeight="251673088" behindDoc="0" locked="0" layoutInCell="1" allowOverlap="1" wp14:anchorId="762AC460" wp14:editId="61BC9D12">
               <wp:simplePos x="0" y="0"/>
               <wp:positionH relativeFrom="column">
                 <wp:posOffset>381635</wp:posOffset>
@@ -7379,7 +5584,7 @@
         </mc:Choice>
         <mc:Fallback>
           <w:pict>
-            <v:shape w14:anchorId="1136ABEF" id="Text Box 53" o:spid="_x0000_s1041" type="#_x0000_t202" style="position:absolute;margin-left:30.05pt;margin-top:-26.75pt;width:56.6pt;height:14.1pt;z-index:251673088;visibility:visible;mso-wrap-style:square;mso-width-percent:0;mso-height-percent:0;mso-wrap-distance-left:9pt;mso-wrap-distance-top:0;mso-wrap-distance-right:9pt;mso-wrap-distance-bottom:0;mso-position-horizontal:absolute;mso-position-horizontal-relative:text;mso-position-vertical:absolute;mso-position-vertical-relative:text;mso-width-percent:0;mso-height-percent:0;mso-width-relative:page;mso-height-relative:page;v-text-anchor:top" o:gfxdata="UEsDBBQABgAIAAAAIQC2gziS/gAAAOEBAAATAAAAW0NvbnRlbnRfVHlwZXNdLnhtbJSRQU7DMBBF&#10;90jcwfIWJU67QAgl6YK0S0CoHGBkTxKLZGx5TGhvj5O2G0SRWNoz/78nu9wcxkFMGNg6quQqL6RA&#10;0s5Y6ir5vt9lD1JwBDIwOMJKHpHlpr69KfdHjyxSmriSfYz+USnWPY7AufNIadK6MEJMx9ApD/oD&#10;OlTrorhX2lFEilmcO2RdNtjC5xDF9pCuTyYBB5bi6bQ4syoJ3g9WQ0ymaiLzg5KdCXlKLjvcW893&#10;SUOqXwnz5DrgnHtJTxOsQfEKIT7DmDSUCaxw7Rqn8787ZsmRM9e2VmPeBN4uqYvTtW7jvijg9N/y&#10;JsXecLq0q+WD6m8AAAD//wMAUEsDBBQABgAIAAAAIQA4/SH/1gAAAJQBAAALAAAAX3JlbHMvLnJl&#10;bHOkkMFqwzAMhu+DvYPRfXGawxijTi+j0GvpHsDYimMaW0Yy2fr2M4PBMnrbUb/Q94l/f/hMi1qR&#10;JVI2sOt6UJgd+ZiDgffL8ekFlFSbvV0oo4EbChzGx4f9GRdb25HMsYhqlCwG5lrLq9biZkxWOiqY&#10;22YiTra2kYMu1l1tQD30/bPm3wwYN0x18gb45AdQl1tp5j/sFB2T0FQ7R0nTNEV3j6o9feQzro1i&#10;OWA14Fm+Q8a1a8+Bvu/d/dMb2JY5uiPbhG/ktn4cqGU/er3pcvwCAAD//wMAUEsDBBQABgAIAAAA&#10;IQDwlIwi7gEAAL8DAAAOAAAAZHJzL2Uyb0RvYy54bWysU9tu2zAMfR+wfxD0vjhO1yU14hRdiw4D&#10;ugvQ7gMYWY6F2aJGKbGzrx8lx1m7vQ17EShejg4PqfX10LXioMkbtKXMZ3MptFVYGbsr5ben+zcr&#10;KXwAW0GLVpfyqL283rx+te5doRfYYFtpEgxifdG7UjYhuCLLvGp0B36GTlsO1kgdBL7SLqsIekbv&#10;2mwxn7/LeqTKESrtPXvvxqDcJPy61ip8qWuvg2hLydxCOimd23hmmzUUOwLXGHWiAf/AogNj+dEz&#10;1B0EEHsyf0F1RhF6rMNMYZdhXRulUw/cTT7/o5vHBpxOvbA43p1l8v8PVn0+fCVhqlJevJXCQscz&#10;etJDEO9xEJcXUZ/e+YLTHh0nhoH9POfUq3cPqL57YfG2AbvTN0TYNxoq5pfHyuxZ6YjjI8i2/4QV&#10;vwP7gAloqKmL4rEcgtF5TsfzbCIXxc5lvlotOKI4lC+v5ss0uwyKqdiRDx80diIapSQefQKHw4MP&#10;kQwUU0p8y+K9ads0/ta+cHBi9CTyke/IPAzbIemUX06ibLE6cjuE41bxL2CjQfopRc8bVUr/Yw+k&#10;pWg/WpYkrt9k0GRsJwOs4tJSBilG8zaMa7p3ZHYNI4+iW7xh2WqTWor6jixOfHlLUqenjY5r+Pye&#10;sn7/u80vAAAA//8DAFBLAwQUAAYACAAAACEARLVM898AAAAKAQAADwAAAGRycy9kb3ducmV2Lnht&#10;bEyPwU7DMAyG70i8Q2QkbluyVS1Qmk4TghMSoisHjmnjtdEapzTZVt6e7MSOtj/9/v5iM9uBnXDy&#10;xpGE1VIAQ2qdNtRJ+KrfFo/AfFCk1eAIJfyih015e1OoXLszVXjahY7FEPK5ktCHMOac+7ZHq/zS&#10;jUjxtneTVSGOU8f1pM4x3A58LUTGrTIUP/RqxJce28PuaCVsv6l6NT8fzWe1r0xdPwl6zw5S3t/N&#10;22dgAefwD8NFP6pDGZ0adyTt2SAhE6tISlikSQrsAjwkCbAmbtZpArws+HWF8g8AAP//AwBQSwEC&#10;LQAUAAYACAAAACEAtoM4kv4AAADhAQAAEwAAAAAAAAAAAAAAAAAAAAAAW0NvbnRlbnRfVHlwZXNd&#10;LnhtbFBLAQItABQABgAIAAAAIQA4/SH/1gAAAJQBAAALAAAAAAAAAAAAAAAAAC8BAABfcmVscy8u&#10;cmVsc1BLAQItABQABgAIAAAAIQDwlIwi7gEAAL8DAAAOAAAAAAAAAAAAAAAAAC4CAABkcnMvZTJv&#10;RG9jLnhtbFBLAQItABQABgAIAAAAIQBEtUzz3wAAAAoBAAAPAAAAAAAAAAAAAAAAAEgEAABkcnMv&#10;ZG93bnJldi54bWxQSwUGAAAAAAQABADzAAAAVAUAAAAA&#10;" filled="f" stroked="f">
+            <v:shape w14:anchorId="762AC460" id="Text Box 53" o:spid="_x0000_s1041" type="#_x0000_t202" style="position:absolute;margin-left:30.05pt;margin-top:-26.75pt;width:56.6pt;height:14.1pt;z-index:251673088;visibility:visible;mso-wrap-style:square;mso-width-percent:0;mso-height-percent:0;mso-wrap-distance-left:9pt;mso-wrap-distance-top:0;mso-wrap-distance-right:9pt;mso-wrap-distance-bottom:0;mso-position-horizontal:absolute;mso-position-horizontal-relative:text;mso-position-vertical:absolute;mso-position-vertical-relative:text;mso-width-percent:0;mso-height-percent:0;mso-width-relative:page;mso-height-relative:page;v-text-anchor:top" o:gfxdata="UEsDBBQABgAIAAAAIQC2gziS/gAAAOEBAAATAAAAW0NvbnRlbnRfVHlwZXNdLnhtbJSRQU7DMBBF&#10;90jcwfIWJU67QAgl6YK0S0CoHGBkTxKLZGx5TGhvj5O2G0SRWNoz/78nu9wcxkFMGNg6quQqL6RA&#10;0s5Y6ir5vt9lD1JwBDIwOMJKHpHlpr69KfdHjyxSmriSfYz+USnWPY7AufNIadK6MEJMx9ApD/oD&#10;OlTrorhX2lFEilmcO2RdNtjC5xDF9pCuTyYBB5bi6bQ4syoJ3g9WQ0ymaiLzg5KdCXlKLjvcW893&#10;SUOqXwnz5DrgnHtJTxOsQfEKIT7DmDSUCaxw7Rqn8787ZsmRM9e2VmPeBN4uqYvTtW7jvijg9N/y&#10;JsXecLq0q+WD6m8AAAD//wMAUEsDBBQABgAIAAAAIQA4/SH/1gAAAJQBAAALAAAAX3JlbHMvLnJl&#10;bHOkkMFqwzAMhu+DvYPRfXGawxijTi+j0GvpHsDYimMaW0Yy2fr2M4PBMnrbUb/Q94l/f/hMi1qR&#10;JVI2sOt6UJgd+ZiDgffL8ekFlFSbvV0oo4EbChzGx4f9GRdb25HMsYhqlCwG5lrLq9biZkxWOiqY&#10;22YiTra2kYMu1l1tQD30/bPm3wwYN0x18gb45AdQl1tp5j/sFB2T0FQ7R0nTNEV3j6o9feQzro1i&#10;OWA14Fm+Q8a1a8+Bvu/d/dMb2JY5uiPbhG/ktn4cqGU/er3pcvwCAAD//wMAUEsDBBQABgAIAAAA&#10;IQDwlIwi7gEAAL8DAAAOAAAAZHJzL2Uyb0RvYy54bWysU9tu2zAMfR+wfxD0vjhO1yU14hRdiw4D&#10;ugvQ7gMYWY6F2aJGKbGzrx8lx1m7vQ17EShejg4PqfX10LXioMkbtKXMZ3MptFVYGbsr5ben+zcr&#10;KXwAW0GLVpfyqL283rx+te5doRfYYFtpEgxifdG7UjYhuCLLvGp0B36GTlsO1kgdBL7SLqsIekbv&#10;2mwxn7/LeqTKESrtPXvvxqDcJPy61ip8qWuvg2hLydxCOimd23hmmzUUOwLXGHWiAf/AogNj+dEz&#10;1B0EEHsyf0F1RhF6rMNMYZdhXRulUw/cTT7/o5vHBpxOvbA43p1l8v8PVn0+fCVhqlJevJXCQscz&#10;etJDEO9xEJcXUZ/e+YLTHh0nhoH9POfUq3cPqL57YfG2AbvTN0TYNxoq5pfHyuxZ6YjjI8i2/4QV&#10;vwP7gAloqKmL4rEcgtF5TsfzbCIXxc5lvlotOKI4lC+v5ss0uwyKqdiRDx80diIapSQefQKHw4MP&#10;kQwUU0p8y+K9ads0/ta+cHBi9CTyke/IPAzbIemUX06ibLE6cjuE41bxL2CjQfopRc8bVUr/Yw+k&#10;pWg/WpYkrt9k0GRsJwOs4tJSBilG8zaMa7p3ZHYNI4+iW7xh2WqTWor6jixOfHlLUqenjY5r+Pye&#10;sn7/u80vAAAA//8DAFBLAwQUAAYACAAAACEARLVM898AAAAKAQAADwAAAGRycy9kb3ducmV2Lnht&#10;bEyPwU7DMAyG70i8Q2QkbluyVS1Qmk4TghMSoisHjmnjtdEapzTZVt6e7MSOtj/9/v5iM9uBnXDy&#10;xpGE1VIAQ2qdNtRJ+KrfFo/AfFCk1eAIJfyih015e1OoXLszVXjahY7FEPK5ktCHMOac+7ZHq/zS&#10;jUjxtneTVSGOU8f1pM4x3A58LUTGrTIUP/RqxJce28PuaCVsv6l6NT8fzWe1r0xdPwl6zw5S3t/N&#10;22dgAefwD8NFP6pDGZ0adyTt2SAhE6tISlikSQrsAjwkCbAmbtZpArws+HWF8g8AAP//AwBQSwEC&#10;LQAUAAYACAAAACEAtoM4kv4AAADhAQAAEwAAAAAAAAAAAAAAAAAAAAAAW0NvbnRlbnRfVHlwZXNd&#10;LnhtbFBLAQItABQABgAIAAAAIQA4/SH/1gAAAJQBAAALAAAAAAAAAAAAAAAAAC8BAABfcmVscy8u&#10;cmVsc1BLAQItABQABgAIAAAAIQDwlIwi7gEAAL8DAAAOAAAAAAAAAAAAAAAAAC4CAABkcnMvZTJv&#10;RG9jLnhtbFBLAQItABQABgAIAAAAIQBEtUzz3wAAAAoBAAAPAAAAAAAAAAAAAAAAAEgEAABkcnMv&#10;ZG93bnJldi54bWxQSwUGAAAAAAQABADzAAAAVAUAAAAA&#10;" filled="f" stroked="f">
               <v:textbox inset="0,0,0,0">
                 <w:txbxContent>
                   <w:p>
@@ -7420,7 +5625,7 @@
       <mc:AlternateContent>
         <mc:Choice Requires="wps">
           <w:drawing>
-            <wp:anchor distT="0" distB="0" distL="114300" distR="114300" simplePos="0" relativeHeight="251660800" behindDoc="0" locked="0" layoutInCell="1" allowOverlap="1" wp14:anchorId="0304565F" wp14:editId="6FD7935C">
+            <wp:anchor distT="0" distB="0" distL="114300" distR="114300" simplePos="0" relativeHeight="251660800" behindDoc="0" locked="0" layoutInCell="1" allowOverlap="1" wp14:anchorId="1BE2A1AB" wp14:editId="6060E6B3">
               <wp:simplePos x="0" y="0"/>
               <wp:positionH relativeFrom="column">
                 <wp:posOffset>5040313</wp:posOffset>
@@ -7510,7 +5715,7 @@
         </mc:Choice>
         <mc:Fallback>
           <w:pict>
-            <v:shape w14:anchorId="0304565F" id="Text Box 40" o:spid="_x0000_s1042" type="#_x0000_t202" style="position:absolute;margin-left:396.9pt;margin-top:-40.3pt;width:42.3pt;height:13.35pt;z-index:251660800;visibility:visible;mso-wrap-style:square;mso-width-percent:0;mso-height-percent:0;mso-wrap-distance-left:9pt;mso-wrap-distance-top:0;mso-wrap-distance-right:9pt;mso-wrap-distance-bottom:0;mso-position-horizontal:absolute;mso-position-horizontal-relative:text;mso-position-vertical:absolute;mso-position-vertical-relative:text;mso-width-percent:0;mso-height-percent:0;mso-width-relative:page;mso-height-relative:page;v-text-anchor:top" o:gfxdata="UEsDBBQABgAIAAAAIQC2gziS/gAAAOEBAAATAAAAW0NvbnRlbnRfVHlwZXNdLnhtbJSRQU7DMBBF&#10;90jcwfIWJU67QAgl6YK0S0CoHGBkTxKLZGx5TGhvj5O2G0SRWNoz/78nu9wcxkFMGNg6quQqL6RA&#10;0s5Y6ir5vt9lD1JwBDIwOMJKHpHlpr69KfdHjyxSmriSfYz+USnWPY7AufNIadK6MEJMx9ApD/oD&#10;OlTrorhX2lFEilmcO2RdNtjC5xDF9pCuTyYBB5bi6bQ4syoJ3g9WQ0ymaiLzg5KdCXlKLjvcW893&#10;SUOqXwnz5DrgnHtJTxOsQfEKIT7DmDSUCaxw7Rqn8787ZsmRM9e2VmPeBN4uqYvTtW7jvijg9N/y&#10;JsXecLq0q+WD6m8AAAD//wMAUEsDBBQABgAIAAAAIQA4/SH/1gAAAJQBAAALAAAAX3JlbHMvLnJl&#10;bHOkkMFqwzAMhu+DvYPRfXGawxijTi+j0GvpHsDYimMaW0Yy2fr2M4PBMnrbUb/Q94l/f/hMi1qR&#10;JVI2sOt6UJgd+ZiDgffL8ekFlFSbvV0oo4EbChzGx4f9GRdb25HMsYhqlCwG5lrLq9biZkxWOiqY&#10;22YiTra2kYMu1l1tQD30/bPm3wwYN0x18gb45AdQl1tp5j/sFB2T0FQ7R0nTNEV3j6o9feQzro1i&#10;OWA14Fm+Q8a1a8+Bvu/d/dMb2JY5uiPbhG/ktn4cqGU/er3pcvwCAAD//wMAUEsDBBQABgAIAAAA&#10;IQAo1H417wEAAL8DAAAOAAAAZHJzL2Uyb0RvYy54bWysU1Fv0zAQfkfiP1h+p2m6tUDUdBqbhpDG&#10;QNr4AVfHaSwSnzm7Tcqv5+w03YA3xIt1OZ+/+77vLuuroWvFQZM3aEuZz+ZSaKuwMnZXym9Pd2/e&#10;SeED2ApatLqUR+3l1eb1q3XvCr3ABttKk2AQ64velbIJwRVZ5lWjO/AzdNryZY3UQeBP2mUVQc/o&#10;XZst5vNV1iNVjlBp7zl7O17KTcKva63Cl7r2Ooi2lMwtpJPSuY1ntllDsSNwjVEnGvAPLDowlpue&#10;oW4hgNiT+QuqM4rQYx1mCrsM69oonTSwmnz+h5rHBpxOWtgc7842+f8Hqx4OX0mYqpQXSyksdDyj&#10;Jz0E8QEHcZn86Z0vuOzRcWEYOM9zTlq9u0f13QuLNw3Ynb4mwr7RUDG/PDqbvXgaJ+ILH0G2/Wes&#10;uA/sAyagoaYumsd2CEbnOR3Ps4lcFCeXF28XOd8ovspX75eXy9QBiumxIx8+auxEDEpJPPoEDod7&#10;HyIZKKaS2MvinWnbNP7W/pbgwphJ5CPfkXkYtkPyKV/FxlHMFqsjyyEct4r/Ag4apJ9S9LxRpfQ/&#10;9kBaivaTZUvi+k0BTcF2CsAqflrKIMUY3oRxTfeOzK5h5NF0i9dsW22SpGcWJ768JUnpaaPjGr78&#10;TlXP/93mFwAAAP//AwBQSwMEFAAGAAgAAAAhAFgYaqzhAAAACwEAAA8AAABkcnMvZG93bnJldi54&#10;bWxMj8FOwzAQRO9I/IO1SNxaGwppEuJUFYITEiINB45OvE2sxusQu234e8ypHHd2NPOm2Mx2YCec&#10;vHEk4W4pgCG1ThvqJHzWr4sUmA+KtBocoYQf9LApr68KlWt3pgpPu9CxGEI+VxL6EMacc9/2aJVf&#10;uhEp/vZusirEc+q4ntQ5htuB3wuRcKsMxYZejfjcY3vYHa2E7RdVL+b7vfmo9pWp60zQW3KQ8vZm&#10;3j4BCziHixn+8CM6lJGpcUfSng0S1tkqogcJi1QkwKIjXacPwJqoPK4y4GXB/28ofwEAAP//AwBQ&#10;SwECLQAUAAYACAAAACEAtoM4kv4AAADhAQAAEwAAAAAAAAAAAAAAAAAAAAAAW0NvbnRlbnRfVHlw&#10;ZXNdLnhtbFBLAQItABQABgAIAAAAIQA4/SH/1gAAAJQBAAALAAAAAAAAAAAAAAAAAC8BAABfcmVs&#10;cy8ucmVsc1BLAQItABQABgAIAAAAIQAo1H417wEAAL8DAAAOAAAAAAAAAAAAAAAAAC4CAABkcnMv&#10;ZTJvRG9jLnhtbFBLAQItABQABgAIAAAAIQBYGGqs4QAAAAsBAAAPAAAAAAAAAAAAAAAAAEkEAABk&#10;cnMvZG93bnJldi54bWxQSwUGAAAAAAQABADzAAAAVwUAAAAA&#10;" filled="f" stroked="f">
+            <v:shape w14:anchorId="1BE2A1AB" id="Text Box 40" o:spid="_x0000_s1042" type="#_x0000_t202" style="position:absolute;margin-left:396.9pt;margin-top:-40.3pt;width:42.3pt;height:13.35pt;z-index:251660800;visibility:visible;mso-wrap-style:square;mso-width-percent:0;mso-height-percent:0;mso-wrap-distance-left:9pt;mso-wrap-distance-top:0;mso-wrap-distance-right:9pt;mso-wrap-distance-bottom:0;mso-position-horizontal:absolute;mso-position-horizontal-relative:text;mso-position-vertical:absolute;mso-position-vertical-relative:text;mso-width-percent:0;mso-height-percent:0;mso-width-relative:page;mso-height-relative:page;v-text-anchor:top" o:gfxdata="UEsDBBQABgAIAAAAIQC2gziS/gAAAOEBAAATAAAAW0NvbnRlbnRfVHlwZXNdLnhtbJSRQU7DMBBF&#10;90jcwfIWJU67QAgl6YK0S0CoHGBkTxKLZGx5TGhvj5O2G0SRWNoz/78nu9wcxkFMGNg6quQqL6RA&#10;0s5Y6ir5vt9lD1JwBDIwOMJKHpHlpr69KfdHjyxSmriSfYz+USnWPY7AufNIadK6MEJMx9ApD/oD&#10;OlTrorhX2lFEilmcO2RdNtjC5xDF9pCuTyYBB5bi6bQ4syoJ3g9WQ0ymaiLzg5KdCXlKLjvcW893&#10;SUOqXwnz5DrgnHtJTxOsQfEKIT7DmDSUCaxw7Rqn8787ZsmRM9e2VmPeBN4uqYvTtW7jvijg9N/y&#10;JsXecLq0q+WD6m8AAAD//wMAUEsDBBQABgAIAAAAIQA4/SH/1gAAAJQBAAALAAAAX3JlbHMvLnJl&#10;bHOkkMFqwzAMhu+DvYPRfXGawxijTi+j0GvpHsDYimMaW0Yy2fr2M4PBMnrbUb/Q94l/f/hMi1qR&#10;JVI2sOt6UJgd+ZiDgffL8ekFlFSbvV0oo4EbChzGx4f9GRdb25HMsYhqlCwG5lrLq9biZkxWOiqY&#10;22YiTra2kYMu1l1tQD30/bPm3wwYN0x18gb45AdQl1tp5j/sFB2T0FQ7R0nTNEV3j6o9feQzro1i&#10;OWA14Fm+Q8a1a8+Bvu/d/dMb2JY5uiPbhG/ktn4cqGU/er3pcvwCAAD//wMAUEsDBBQABgAIAAAA&#10;IQAo1H417wEAAL8DAAAOAAAAZHJzL2Uyb0RvYy54bWysU1Fv0zAQfkfiP1h+p2m6tUDUdBqbhpDG&#10;QNr4AVfHaSwSnzm7Tcqv5+w03YA3xIt1OZ+/+77vLuuroWvFQZM3aEuZz+ZSaKuwMnZXym9Pd2/e&#10;SeED2ApatLqUR+3l1eb1q3XvCr3ABttKk2AQ64velbIJwRVZ5lWjO/AzdNryZY3UQeBP2mUVQc/o&#10;XZst5vNV1iNVjlBp7zl7O17KTcKva63Cl7r2Ooi2lMwtpJPSuY1ntllDsSNwjVEnGvAPLDowlpue&#10;oW4hgNiT+QuqM4rQYx1mCrsM69oonTSwmnz+h5rHBpxOWtgc7842+f8Hqx4OX0mYqpQXSyksdDyj&#10;Jz0E8QEHcZn86Z0vuOzRcWEYOM9zTlq9u0f13QuLNw3Ynb4mwr7RUDG/PDqbvXgaJ+ILH0G2/Wes&#10;uA/sAyagoaYumsd2CEbnOR3Ps4lcFCeXF28XOd8ovspX75eXy9QBiumxIx8+auxEDEpJPPoEDod7&#10;HyIZKKaS2MvinWnbNP7W/pbgwphJ5CPfkXkYtkPyKV/FxlHMFqsjyyEct4r/Ag4apJ9S9LxRpfQ/&#10;9kBaivaTZUvi+k0BTcF2CsAqflrKIMUY3oRxTfeOzK5h5NF0i9dsW22SpGcWJ768JUnpaaPjGr78&#10;TlXP/93mFwAAAP//AwBQSwMEFAAGAAgAAAAhAFgYaqzhAAAACwEAAA8AAABkcnMvZG93bnJldi54&#10;bWxMj8FOwzAQRO9I/IO1SNxaGwppEuJUFYITEiINB45OvE2sxusQu234e8ypHHd2NPOm2Mx2YCec&#10;vHEk4W4pgCG1ThvqJHzWr4sUmA+KtBocoYQf9LApr68KlWt3pgpPu9CxGEI+VxL6EMacc9/2aJVf&#10;uhEp/vZusirEc+q4ntQ5htuB3wuRcKsMxYZejfjcY3vYHa2E7RdVL+b7vfmo9pWp60zQW3KQ8vZm&#10;3j4BCziHixn+8CM6lJGpcUfSng0S1tkqogcJi1QkwKIjXacPwJqoPK4y4GXB/28ofwEAAP//AwBQ&#10;SwECLQAUAAYACAAAACEAtoM4kv4AAADhAQAAEwAAAAAAAAAAAAAAAAAAAAAAW0NvbnRlbnRfVHlw&#10;ZXNdLnhtbFBLAQItABQABgAIAAAAIQA4/SH/1gAAAJQBAAALAAAAAAAAAAAAAAAAAC8BAABfcmVs&#10;cy8ucmVsc1BLAQItABQABgAIAAAAIQAo1H417wEAAL8DAAAOAAAAAAAAAAAAAAAAAC4CAABkcnMv&#10;ZTJvRG9jLnhtbFBLAQItABQABgAIAAAAIQBYGGqs4QAAAAsBAAAPAAAAAAAAAAAAAAAAAEkEAABk&#10;cnMvZG93bnJldi54bWxQSwUGAAAAAAQABADzAAAAVwUAAAAA&#10;" filled="f" stroked="f">
               <v:textbox inset="0,0,0,0">
                 <w:txbxContent>
                   <w:p>
@@ -7543,7 +5748,7 @@
       <mc:AlternateContent>
         <mc:Choice Requires="wps">
           <w:drawing>
-            <wp:anchor distT="0" distB="0" distL="114300" distR="114300" simplePos="0" relativeHeight="251661824" behindDoc="0" locked="0" layoutInCell="1" allowOverlap="1" wp14:anchorId="2F949200" wp14:editId="3C3D2396">
+            <wp:anchor distT="0" distB="0" distL="114300" distR="114300" simplePos="0" relativeHeight="251661824" behindDoc="0" locked="0" layoutInCell="1" allowOverlap="1" wp14:anchorId="007F491B" wp14:editId="2E244FC0">
               <wp:simplePos x="0" y="0"/>
               <wp:positionH relativeFrom="column">
                 <wp:posOffset>5587365</wp:posOffset>
@@ -7633,7 +5838,7 @@
         </mc:Choice>
         <mc:Fallback>
           <w:pict>
-            <v:shape w14:anchorId="2F949200" id="Text Box 41" o:spid="_x0000_s1043" type="#_x0000_t202" style="position:absolute;margin-left:439.95pt;margin-top:-40.35pt;width:49.15pt;height:13.1pt;z-index:251661824;visibility:visible;mso-wrap-style:square;mso-width-percent:0;mso-height-percent:0;mso-wrap-distance-left:9pt;mso-wrap-distance-top:0;mso-wrap-distance-right:9pt;mso-wrap-distance-bottom:0;mso-position-horizontal:absolute;mso-position-horizontal-relative:text;mso-position-vertical:absolute;mso-position-vertical-relative:text;mso-width-percent:0;mso-height-percent:0;mso-width-relative:page;mso-height-relative:page;v-text-anchor:top" o:gfxdata="UEsDBBQABgAIAAAAIQC2gziS/gAAAOEBAAATAAAAW0NvbnRlbnRfVHlwZXNdLnhtbJSRQU7DMBBF&#10;90jcwfIWJU67QAgl6YK0S0CoHGBkTxKLZGx5TGhvj5O2G0SRWNoz/78nu9wcxkFMGNg6quQqL6RA&#10;0s5Y6ir5vt9lD1JwBDIwOMJKHpHlpr69KfdHjyxSmriSfYz+USnWPY7AufNIadK6MEJMx9ApD/oD&#10;OlTrorhX2lFEilmcO2RdNtjC5xDF9pCuTyYBB5bi6bQ4syoJ3g9WQ0ymaiLzg5KdCXlKLjvcW893&#10;SUOqXwnz5DrgnHtJTxOsQfEKIT7DmDSUCaxw7Rqn8787ZsmRM9e2VmPeBN4uqYvTtW7jvijg9N/y&#10;JsXecLq0q+WD6m8AAAD//wMAUEsDBBQABgAIAAAAIQA4/SH/1gAAAJQBAAALAAAAX3JlbHMvLnJl&#10;bHOkkMFqwzAMhu+DvYPRfXGawxijTi+j0GvpHsDYimMaW0Yy2fr2M4PBMnrbUb/Q94l/f/hMi1qR&#10;JVI2sOt6UJgd+ZiDgffL8ekFlFSbvV0oo4EbChzGx4f9GRdb25HMsYhqlCwG5lrLq9biZkxWOiqY&#10;22YiTra2kYMu1l1tQD30/bPm3wwYN0x18gb45AdQl1tp5j/sFB2T0FQ7R0nTNEV3j6o9feQzro1i&#10;OWA14Fm+Q8a1a8+Bvu/d/dMb2JY5uiPbhG/ktn4cqGU/er3pcvwCAAD//wMAUEsDBBQABgAIAAAA&#10;IQAwNfQw6wEAAL8DAAAOAAAAZHJzL2Uyb0RvYy54bWysU9tu2zAMfR+wfxD0vjhOBy8w4hRdiw4D&#10;ugvQ7gNkWbKF2aJGKbGzrx8lx2m3vQ17ESiKPDw8pHbX09Czo0JvwFY8X605U1ZCY2xb8W9P92+2&#10;nPkgbCN6sKriJ+X59f71q93oSrWBDvpGISMQ68vRVbwLwZVZ5mWnBuFX4JSlRw04iEBXbLMGxUjo&#10;Q59t1usiGwEbhyCV9+S9mx/5PuFrrWT4orVXgfUVJ24hnZjOOp7ZfifKFoXrjDzTEP/AYhDGUtEL&#10;1J0Igh3Q/AU1GIngQYeVhCEDrY1UqQfqJl//0c1jJ5xKvZA43l1k8v8PVn4+fkVmmopfFZxZMdCM&#10;ntQU2HuY2Ns86jM6X1LYo6PAMJGf5px69e4B5HfPLNx2wrbqBhHGTomG+KXM7EXqjOMjSD1+gobq&#10;iEOABDRpHKJ4JAcjdJrT6TKbyEWSs9hcbbe0TJKe8qIotu8it0yUS7JDHz4oGFg0Ko40+gQujg8+&#10;zKFLSKxl4d70fRp/b39zEGb0JPKR78w8TPWUdMpT4dhZDc2J2kGYt4p+ARkd4E/ORtqoivsfB4GK&#10;s/6jJUni+i0GLka9GMJKSq144Gw2b8O8pgeHpu0IeRbdwg3Jpk1q6ZnFmS9tSRLlvNFxDV/eU9Tz&#10;v9v/AgAA//8DAFBLAwQUAAYACAAAACEAUyOKduEAAAALAQAADwAAAGRycy9kb3ducmV2LnhtbEyP&#10;y07DMBBF90j8gzVI7FqbijYP4lQVghUSIg0Llk7sJlbjcYjdNvw9w6osZ+bozrnFdnYDO5spWI8S&#10;HpYCmMHWa4udhM/6dZECC1GhVoNHI+HHBNiWtzeFyrW/YGXO+9gxCsGQKwl9jGPOeWh741RY+tEg&#10;3Q5+cirSOHVcT+pC4W7gKyE23CmL9KFXo3nuTXvcn5yE3RdWL/b7vfmoDpWt60zg2+Yo5f3dvHsC&#10;Fs0crzD86ZM6lOTU+BPqwAYJaZJlhEpYpCIBRkSWpCtgDW3Wj2vgZcH/dyh/AQAA//8DAFBLAQIt&#10;ABQABgAIAAAAIQC2gziS/gAAAOEBAAATAAAAAAAAAAAAAAAAAAAAAABbQ29udGVudF9UeXBlc10u&#10;eG1sUEsBAi0AFAAGAAgAAAAhADj9If/WAAAAlAEAAAsAAAAAAAAAAAAAAAAALwEAAF9yZWxzLy5y&#10;ZWxzUEsBAi0AFAAGAAgAAAAhADA19DDrAQAAvwMAAA4AAAAAAAAAAAAAAAAALgIAAGRycy9lMm9E&#10;b2MueG1sUEsBAi0AFAAGAAgAAAAhAFMjinbhAAAACwEAAA8AAAAAAAAAAAAAAAAARQQAAGRycy9k&#10;b3ducmV2LnhtbFBLBQYAAAAABAAEAPMAAABTBQAAAAA=&#10;" filled="f" stroked="f">
+            <v:shape w14:anchorId="007F491B" id="Text Box 41" o:spid="_x0000_s1043" type="#_x0000_t202" style="position:absolute;margin-left:439.95pt;margin-top:-40.35pt;width:49.15pt;height:13.1pt;z-index:251661824;visibility:visible;mso-wrap-style:square;mso-width-percent:0;mso-height-percent:0;mso-wrap-distance-left:9pt;mso-wrap-distance-top:0;mso-wrap-distance-right:9pt;mso-wrap-distance-bottom:0;mso-position-horizontal:absolute;mso-position-horizontal-relative:text;mso-position-vertical:absolute;mso-position-vertical-relative:text;mso-width-percent:0;mso-height-percent:0;mso-width-relative:page;mso-height-relative:page;v-text-anchor:top" o:gfxdata="UEsDBBQABgAIAAAAIQC2gziS/gAAAOEBAAATAAAAW0NvbnRlbnRfVHlwZXNdLnhtbJSRQU7DMBBF&#10;90jcwfIWJU67QAgl6YK0S0CoHGBkTxKLZGx5TGhvj5O2G0SRWNoz/78nu9wcxkFMGNg6quQqL6RA&#10;0s5Y6ir5vt9lD1JwBDIwOMJKHpHlpr69KfdHjyxSmriSfYz+USnWPY7AufNIadK6MEJMx9ApD/oD&#10;OlTrorhX2lFEilmcO2RdNtjC5xDF9pCuTyYBB5bi6bQ4syoJ3g9WQ0ymaiLzg5KdCXlKLjvcW893&#10;SUOqXwnz5DrgnHtJTxOsQfEKIT7DmDSUCaxw7Rqn8787ZsmRM9e2VmPeBN4uqYvTtW7jvijg9N/y&#10;JsXecLq0q+WD6m8AAAD//wMAUEsDBBQABgAIAAAAIQA4/SH/1gAAAJQBAAALAAAAX3JlbHMvLnJl&#10;bHOkkMFqwzAMhu+DvYPRfXGawxijTi+j0GvpHsDYimMaW0Yy2fr2M4PBMnrbUb/Q94l/f/hMi1qR&#10;JVI2sOt6UJgd+ZiDgffL8ekFlFSbvV0oo4EbChzGx4f9GRdb25HMsYhqlCwG5lrLq9biZkxWOiqY&#10;22YiTra2kYMu1l1tQD30/bPm3wwYN0x18gb45AdQl1tp5j/sFB2T0FQ7R0nTNEV3j6o9feQzro1i&#10;OWA14Fm+Q8a1a8+Bvu/d/dMb2JY5uiPbhG/ktn4cqGU/er3pcvwCAAD//wMAUEsDBBQABgAIAAAA&#10;IQAwNfQw6wEAAL8DAAAOAAAAZHJzL2Uyb0RvYy54bWysU9tu2zAMfR+wfxD0vjhOBy8w4hRdiw4D&#10;ugvQ7gNkWbKF2aJGKbGzrx8lx2m3vQ17ESiKPDw8pHbX09Czo0JvwFY8X605U1ZCY2xb8W9P92+2&#10;nPkgbCN6sKriJ+X59f71q93oSrWBDvpGISMQ68vRVbwLwZVZ5mWnBuFX4JSlRw04iEBXbLMGxUjo&#10;Q59t1usiGwEbhyCV9+S9mx/5PuFrrWT4orVXgfUVJ24hnZjOOp7ZfifKFoXrjDzTEP/AYhDGUtEL&#10;1J0Igh3Q/AU1GIngQYeVhCEDrY1UqQfqJl//0c1jJ5xKvZA43l1k8v8PVn4+fkVmmopfFZxZMdCM&#10;ntQU2HuY2Ns86jM6X1LYo6PAMJGf5px69e4B5HfPLNx2wrbqBhHGTomG+KXM7EXqjOMjSD1+gobq&#10;iEOABDRpHKJ4JAcjdJrT6TKbyEWSs9hcbbe0TJKe8qIotu8it0yUS7JDHz4oGFg0Ko40+gQujg8+&#10;zKFLSKxl4d70fRp/b39zEGb0JPKR78w8TPWUdMpT4dhZDc2J2kGYt4p+ARkd4E/ORtqoivsfB4GK&#10;s/6jJUni+i0GLka9GMJKSq144Gw2b8O8pgeHpu0IeRbdwg3Jpk1q6ZnFmS9tSRLlvNFxDV/eU9Tz&#10;v9v/AgAA//8DAFBLAwQUAAYACAAAACEAUyOKduEAAAALAQAADwAAAGRycy9kb3ducmV2LnhtbEyP&#10;y07DMBBF90j8gzVI7FqbijYP4lQVghUSIg0Llk7sJlbjcYjdNvw9w6osZ+bozrnFdnYDO5spWI8S&#10;HpYCmMHWa4udhM/6dZECC1GhVoNHI+HHBNiWtzeFyrW/YGXO+9gxCsGQKwl9jGPOeWh741RY+tEg&#10;3Q5+cirSOHVcT+pC4W7gKyE23CmL9KFXo3nuTXvcn5yE3RdWL/b7vfmoDpWt60zg2+Yo5f3dvHsC&#10;Fs0crzD86ZM6lOTU+BPqwAYJaZJlhEpYpCIBRkSWpCtgDW3Wj2vgZcH/dyh/AQAA//8DAFBLAQIt&#10;ABQABgAIAAAAIQC2gziS/gAAAOEBAAATAAAAAAAAAAAAAAAAAAAAAABbQ29udGVudF9UeXBlc10u&#10;eG1sUEsBAi0AFAAGAAgAAAAhADj9If/WAAAAlAEAAAsAAAAAAAAAAAAAAAAALwEAAF9yZWxzLy5y&#10;ZWxzUEsBAi0AFAAGAAgAAAAhADA19DDrAQAAvwMAAA4AAAAAAAAAAAAAAAAALgIAAGRycy9lMm9E&#10;b2MueG1sUEsBAi0AFAAGAAgAAAAhAFMjinbhAAAACwEAAA8AAAAAAAAAAAAAAAAARQQAAGRycy9k&#10;b3ducmV2LnhtbFBLBQYAAAAABAAEAPMAAABTBQAAAAA=&#10;" filled="f" stroked="f">
               <v:textbox inset="0,0,0,0">
                 <w:txbxContent>
                   <w:p>
@@ -7666,7 +5871,7 @@
       <mc:AlternateContent>
         <mc:Choice Requires="wps">
           <w:drawing>
-            <wp:anchor distT="0" distB="0" distL="114300" distR="114300" simplePos="0" relativeHeight="251683328" behindDoc="0" locked="0" layoutInCell="1" allowOverlap="1" wp14:anchorId="4D4585E5" wp14:editId="108B1261">
+            <wp:anchor distT="0" distB="0" distL="114300" distR="114300" simplePos="0" relativeHeight="251683328" behindDoc="0" locked="0" layoutInCell="1" allowOverlap="1" wp14:anchorId="42144268" wp14:editId="1E4463F7">
               <wp:simplePos x="0" y="0"/>
               <wp:positionH relativeFrom="column">
                 <wp:posOffset>1072515</wp:posOffset>
@@ -7757,7 +5962,7 @@
         </mc:Choice>
         <mc:Fallback>
           <w:pict>
-            <v:shape w14:anchorId="4D4585E5" id="Text Box 46" o:spid="_x0000_s1044" type="#_x0000_t202" style="position:absolute;margin-left:84.45pt;margin-top:-55.3pt;width:42.75pt;height:13.15pt;z-index:251683328;visibility:visible;mso-wrap-style:square;mso-width-percent:0;mso-height-percent:0;mso-wrap-distance-left:9pt;mso-wrap-distance-top:0;mso-wrap-distance-right:9pt;mso-wrap-distance-bottom:0;mso-position-horizontal:absolute;mso-position-horizontal-relative:text;mso-position-vertical:absolute;mso-position-vertical-relative:text;mso-width-percent:0;mso-height-percent:0;mso-width-relative:page;mso-height-relative:page;v-text-anchor:top" o:gfxdata="UEsDBBQABgAIAAAAIQC2gziS/gAAAOEBAAATAAAAW0NvbnRlbnRfVHlwZXNdLnhtbJSRQU7DMBBF&#10;90jcwfIWJU67QAgl6YK0S0CoHGBkTxKLZGx5TGhvj5O2G0SRWNoz/78nu9wcxkFMGNg6quQqL6RA&#10;0s5Y6ir5vt9lD1JwBDIwOMJKHpHlpr69KfdHjyxSmriSfYz+USnWPY7AufNIadK6MEJMx9ApD/oD&#10;OlTrorhX2lFEilmcO2RdNtjC5xDF9pCuTyYBB5bi6bQ4syoJ3g9WQ0ymaiLzg5KdCXlKLjvcW893&#10;SUOqXwnz5DrgnHtJTxOsQfEKIT7DmDSUCaxw7Rqn8787ZsmRM9e2VmPeBN4uqYvTtW7jvijg9N/y&#10;JsXecLq0q+WD6m8AAAD//wMAUEsDBBQABgAIAAAAIQA4/SH/1gAAAJQBAAALAAAAX3JlbHMvLnJl&#10;bHOkkMFqwzAMhu+DvYPRfXGawxijTi+j0GvpHsDYimMaW0Yy2fr2M4PBMnrbUb/Q94l/f/hMi1qR&#10;JVI2sOt6UJgd+ZiDgffL8ekFlFSbvV0oo4EbChzGx4f9GRdb25HMsYhqlCwG5lrLq9biZkxWOiqY&#10;22YiTra2kYMu1l1tQD30/bPm3wwYN0x18gb45AdQl1tp5j/sFB2T0FQ7R0nTNEV3j6o9feQzro1i&#10;OWA14Fm+Q8a1a8+Bvu/d/dMb2JY5uiPbhG/ktn4cqGU/er3pcvwCAAD//wMAUEsDBBQABgAIAAAA&#10;IQANBC747QEAAL8DAAAOAAAAZHJzL2Uyb0RvYy54bWysU9tu2zAMfR+wfxD0vjj22qwz4hRdiw4D&#10;ugvQ7gMYWY6F2aJGKbGzrx8lx1m3vQ17ESiKPDw8pNbXY9+JgyZv0FYyXyyl0FZhbeyukl+f7l9d&#10;SeED2Bo6tLqSR+3l9ebli/XgSl1gi12tSTCI9eXgKtmG4Mos86rVPfgFOm35sUHqIfCVdllNMDB6&#10;32XFcrnKBqTaESrtPXvvpke5SfhNo1X43DReB9FVkrmFdFI6t/HMNmsodwSuNepEA/6BRQ/GctEz&#10;1B0EEHsyf0H1RhF6bMJCYZ9h0xilUw/cTb78o5vHFpxOvbA43p1l8v8PVn06fCFh6koWl1JY6HlG&#10;T3oM4h2O4mIV9RmcLzns0XFgGNnPc069eveA6psXFm9bsDt9Q4RDq6FmfnnMzJ6lTjg+gmyHj1hz&#10;HdgHTEBjQ30Uj+UQjM5zOp5nE7kodl5eFG8jRcVP+erN66JIFaCckx358F5jL6JRSeLRJ3A4PPgQ&#10;yUA5h8RaFu9N16Xxd/Y3BwdGTyIf+U7Mw7gdk0751SzKFusjt0M4bRX/AjZapB9SDLxRlfTf90Ba&#10;iu6DZUni+s0GzcZ2NsAqTq1kkGIyb8O0pntHZtcy8iS6xRuWrTGppajvxOLEl7ckdXra6LiGz+8p&#10;6te/2/wEAAD//wMAUEsDBBQABgAIAAAAIQDRsehk4QAAAAwBAAAPAAAAZHJzL2Rvd25yZXYueG1s&#10;TI/BTsMwDIbvSHuHyJO4bWlHqbrSdJoQnJAQXTlwTJusjdY4pcm28vaY0zj+9qffn4vdbAd20ZM3&#10;DgXE6wiYxtYpg52Az/p1lQHzQaKSg0Mt4Ed72JWLu0Lmyl2x0pdD6BiVoM+lgD6EMefct7220q/d&#10;qJF2RzdZGShOHVeTvFK5HfgmilJupUG60MtRP/e6PR3OVsD+C6sX8/3efFTHytT1NsK39CTE/XLe&#10;PwELeg43GP70SR1KcmrcGZVnA+U02xIqYBXHUQqMkM1jkgBraJQlD8DLgv9/ovwFAAD//wMAUEsB&#10;Ai0AFAAGAAgAAAAhALaDOJL+AAAA4QEAABMAAAAAAAAAAAAAAAAAAAAAAFtDb250ZW50X1R5cGVz&#10;XS54bWxQSwECLQAUAAYACAAAACEAOP0h/9YAAACUAQAACwAAAAAAAAAAAAAAAAAvAQAAX3JlbHMv&#10;LnJlbHNQSwECLQAUAAYACAAAACEADQQu+O0BAAC/AwAADgAAAAAAAAAAAAAAAAAuAgAAZHJzL2Uy&#10;b0RvYy54bWxQSwECLQAUAAYACAAAACEA0bHoZOEAAAAMAQAADwAAAAAAAAAAAAAAAABHBAAAZHJz&#10;L2Rvd25yZXYueG1sUEsFBgAAAAAEAAQA8wAAAFUFAAAAAA==&#10;" filled="f" stroked="f">
+            <v:shape w14:anchorId="42144268" id="Text Box 46" o:spid="_x0000_s1044" type="#_x0000_t202" style="position:absolute;margin-left:84.45pt;margin-top:-55.3pt;width:42.75pt;height:13.15pt;z-index:251683328;visibility:visible;mso-wrap-style:square;mso-width-percent:0;mso-height-percent:0;mso-wrap-distance-left:9pt;mso-wrap-distance-top:0;mso-wrap-distance-right:9pt;mso-wrap-distance-bottom:0;mso-position-horizontal:absolute;mso-position-horizontal-relative:text;mso-position-vertical:absolute;mso-position-vertical-relative:text;mso-width-percent:0;mso-height-percent:0;mso-width-relative:page;mso-height-relative:page;v-text-anchor:top" o:gfxdata="UEsDBBQABgAIAAAAIQC2gziS/gAAAOEBAAATAAAAW0NvbnRlbnRfVHlwZXNdLnhtbJSRQU7DMBBF&#10;90jcwfIWJU67QAgl6YK0S0CoHGBkTxKLZGx5TGhvj5O2G0SRWNoz/78nu9wcxkFMGNg6quQqL6RA&#10;0s5Y6ir5vt9lD1JwBDIwOMJKHpHlpr69KfdHjyxSmriSfYz+USnWPY7AufNIadK6MEJMx9ApD/oD&#10;OlTrorhX2lFEilmcO2RdNtjC5xDF9pCuTyYBB5bi6bQ4syoJ3g9WQ0ymaiLzg5KdCXlKLjvcW893&#10;SUOqXwnz5DrgnHtJTxOsQfEKIT7DmDSUCaxw7Rqn8787ZsmRM9e2VmPeBN4uqYvTtW7jvijg9N/y&#10;JsXecLq0q+WD6m8AAAD//wMAUEsDBBQABgAIAAAAIQA4/SH/1gAAAJQBAAALAAAAX3JlbHMvLnJl&#10;bHOkkMFqwzAMhu+DvYPRfXGawxijTi+j0GvpHsDYimMaW0Yy2fr2M4PBMnrbUb/Q94l/f/hMi1qR&#10;JVI2sOt6UJgd+ZiDgffL8ekFlFSbvV0oo4EbChzGx4f9GRdb25HMsYhqlCwG5lrLq9biZkxWOiqY&#10;22YiTra2kYMu1l1tQD30/bPm3wwYN0x18gb45AdQl1tp5j/sFB2T0FQ7R0nTNEV3j6o9feQzro1i&#10;OWA14Fm+Q8a1a8+Bvu/d/dMb2JY5uiPbhG/ktn4cqGU/er3pcvwCAAD//wMAUEsDBBQABgAIAAAA&#10;IQANBC747QEAAL8DAAAOAAAAZHJzL2Uyb0RvYy54bWysU9tu2zAMfR+wfxD0vjj22qwz4hRdiw4D&#10;ugvQ7gMYWY6F2aJGKbGzrx8lx1m3vQ17ESiKPDw8pNbXY9+JgyZv0FYyXyyl0FZhbeyukl+f7l9d&#10;SeED2Bo6tLqSR+3l9ebli/XgSl1gi12tSTCI9eXgKtmG4Mos86rVPfgFOm35sUHqIfCVdllNMDB6&#10;32XFcrnKBqTaESrtPXvvpke5SfhNo1X43DReB9FVkrmFdFI6t/HMNmsodwSuNepEA/6BRQ/GctEz&#10;1B0EEHsyf0H1RhF6bMJCYZ9h0xilUw/cTb78o5vHFpxOvbA43p1l8v8PVn06fCFh6koWl1JY6HlG&#10;T3oM4h2O4mIV9RmcLzns0XFgGNnPc069eveA6psXFm9bsDt9Q4RDq6FmfnnMzJ6lTjg+gmyHj1hz&#10;HdgHTEBjQ30Uj+UQjM5zOp5nE7kodl5eFG8jRcVP+erN66JIFaCckx358F5jL6JRSeLRJ3A4PPgQ&#10;yUA5h8RaFu9N16Xxd/Y3BwdGTyIf+U7Mw7gdk0751SzKFusjt0M4bRX/AjZapB9SDLxRlfTf90Ba&#10;iu6DZUni+s0GzcZ2NsAqTq1kkGIyb8O0pntHZtcy8iS6xRuWrTGppajvxOLEl7ckdXra6LiGz+8p&#10;6te/2/wEAAD//wMAUEsDBBQABgAIAAAAIQDRsehk4QAAAAwBAAAPAAAAZHJzL2Rvd25yZXYueG1s&#10;TI/BTsMwDIbvSHuHyJO4bWlHqbrSdJoQnJAQXTlwTJusjdY4pcm28vaY0zj+9qffn4vdbAd20ZM3&#10;DgXE6wiYxtYpg52Az/p1lQHzQaKSg0Mt4Ed72JWLu0Lmyl2x0pdD6BiVoM+lgD6EMefct7220q/d&#10;qJF2RzdZGShOHVeTvFK5HfgmilJupUG60MtRP/e6PR3OVsD+C6sX8/3efFTHytT1NsK39CTE/XLe&#10;PwELeg43GP70SR1KcmrcGZVnA+U02xIqYBXHUQqMkM1jkgBraJQlD8DLgv9/ovwFAAD//wMAUEsB&#10;Ai0AFAAGAAgAAAAhALaDOJL+AAAA4QEAABMAAAAAAAAAAAAAAAAAAAAAAFtDb250ZW50X1R5cGVz&#10;XS54bWxQSwECLQAUAAYACAAAACEAOP0h/9YAAACUAQAACwAAAAAAAAAAAAAAAAAvAQAAX3JlbHMv&#10;LnJlbHNQSwECLQAUAAYACAAAACEADQQu+O0BAAC/AwAADgAAAAAAAAAAAAAAAAAuAgAAZHJzL2Uy&#10;b0RvYy54bWxQSwECLQAUAAYACAAAACEA0bHoZOEAAAAMAQAADwAAAAAAAAAAAAAAAABHBAAAZHJz&#10;L2Rvd25yZXYueG1sUEsFBgAAAAAEAAQA8wAAAFUFAAAAAA==&#10;" filled="f" stroked="f">
               <v:textbox inset="0,0,0,0">
                 <w:txbxContent>
                   <w:p>
@@ -7791,7 +5996,7 @@
       <mc:AlternateContent>
         <mc:Choice Requires="wps">
           <w:drawing>
-            <wp:anchor distT="0" distB="0" distL="114300" distR="114300" simplePos="0" relativeHeight="251684352" behindDoc="0" locked="0" layoutInCell="1" allowOverlap="1" wp14:anchorId="34509C7A" wp14:editId="424CC165">
+            <wp:anchor distT="0" distB="0" distL="114300" distR="114300" simplePos="0" relativeHeight="251684352" behindDoc="0" locked="0" layoutInCell="1" allowOverlap="1" wp14:anchorId="40BBC429" wp14:editId="7E613308">
               <wp:simplePos x="0" y="0"/>
               <wp:positionH relativeFrom="column">
                 <wp:posOffset>1624965</wp:posOffset>
@@ -7882,7 +6087,7 @@
         </mc:Choice>
         <mc:Fallback>
           <w:pict>
-            <v:shape w14:anchorId="34509C7A" id="_x0000_s1045" type="#_x0000_t202" style="position:absolute;margin-left:127.95pt;margin-top:-54.95pt;width:28.5pt;height:13.2pt;z-index:251684352;visibility:visible;mso-wrap-style:square;mso-width-percent:0;mso-height-percent:0;mso-wrap-distance-left:9pt;mso-wrap-distance-top:0;mso-wrap-distance-right:9pt;mso-wrap-distance-bottom:0;mso-position-horizontal:absolute;mso-position-horizontal-relative:text;mso-position-vertical:absolute;mso-position-vertical-relative:text;mso-width-percent:0;mso-height-percent:0;mso-width-relative:page;mso-height-relative:page;v-text-anchor:top" o:gfxdata="UEsDBBQABgAIAAAAIQC2gziS/gAAAOEBAAATAAAAW0NvbnRlbnRfVHlwZXNdLnhtbJSRQU7DMBBF&#10;90jcwfIWJU67QAgl6YK0S0CoHGBkTxKLZGx5TGhvj5O2G0SRWNoz/78nu9wcxkFMGNg6quQqL6RA&#10;0s5Y6ir5vt9lD1JwBDIwOMJKHpHlpr69KfdHjyxSmriSfYz+USnWPY7AufNIadK6MEJMx9ApD/oD&#10;OlTrorhX2lFEilmcO2RdNtjC5xDF9pCuTyYBB5bi6bQ4syoJ3g9WQ0ymaiLzg5KdCXlKLjvcW893&#10;SUOqXwnz5DrgnHtJTxOsQfEKIT7DmDSUCaxw7Rqn8787ZsmRM9e2VmPeBN4uqYvTtW7jvijg9N/y&#10;JsXecLq0q+WD6m8AAAD//wMAUEsDBBQABgAIAAAAIQA4/SH/1gAAAJQBAAALAAAAX3JlbHMvLnJl&#10;bHOkkMFqwzAMhu+DvYPRfXGawxijTi+j0GvpHsDYimMaW0Yy2fr2M4PBMnrbUb/Q94l/f/hMi1qR&#10;JVI2sOt6UJgd+ZiDgffL8ekFlFSbvV0oo4EbChzGx4f9GRdb25HMsYhqlCwG5lrLq9biZkxWOiqY&#10;22YiTra2kYMu1l1tQD30/bPm3wwYN0x18gb45AdQl1tp5j/sFB2T0FQ7R0nTNEV3j6o9feQzro1i&#10;OWA14Fm+Q8a1a8+Bvu/d/dMb2JY5uiPbhG/ktn4cqGU/er3pcvwCAAD//wMAUEsDBBQABgAIAAAA&#10;IQDF8U2i7QEAAL8DAAAOAAAAZHJzL2Uyb0RvYy54bWysU1GP0zAMfkfiP0R5Z103GKxadzrudAjp&#10;OJDu+AFemq4RbRycbO349TjpOg54Q7xEju18/vzZ2VwNXSuOmrxBW8p8NpdCW4WVsftSfn26e/VO&#10;Ch/AVtCi1aU8aS+vti9fbHpX6AU22FaaBINYX/SulE0IrsgyrxrdgZ+h05aDNVIHga+0zyqCntG7&#10;NlvM56usR6ocodLes/d2DMptwq9rrcLnuvY6iLaUzC2kk9K5i2e23UCxJ3CNUWca8A8sOjCWi16g&#10;biGAOJD5C6ozitBjHWYKuwzr2iideuBu8vkf3Tw24HTqhcXx7iKT/3+w6uH4hYSpSrlYS2Gh4xk9&#10;6SGI9ziI16uoT+98wWmPjhPDwH6ec+rVu3tU37yweNOA3etrIuwbDRXzy+PL7NnTEcdHkF3/CSuu&#10;A4eACWioqYvisRyC0XlOp8tsIhfFzuUqX7/hiOJQvnq7XCxTBSimx458+KCxE9EoJfHoEzgc732I&#10;ZKCYUmIti3embdP4W/ubgxOjJ5GPfEfmYdgNSad8PYmyw+rE7RCOW8W/gI0G6YcUPW9UKf33A5CW&#10;ov1oWZK4fpNBk7GbDLCKn5YySDGaN2Fc04Mjs28YeRTd4jXLVpvUUtR3ZHHmy1uSOj1vdFzD5/eU&#10;9evfbX8CAAD//wMAUEsDBBQABgAIAAAAIQDv5X8A4QAAAAwBAAAPAAAAZHJzL2Rvd25yZXYueG1s&#10;TI/BboMwEETvlfoP1lbqLbEhIgoUE0VVe6pUhdBDjwY7gILXFDsJ/ftuTs1tdmc0+zbfznZgFzP5&#10;3qGEaCmAGWyc7rGV8FW9LzbAfFCo1eDQSPg1HrbF40OuMu2uWJrLIbSMStBnSkIXwphx7pvOWOWX&#10;bjRI3tFNVgUap5brSV2p3A48FmLNreqRLnRqNK+daU6Hs5Ww+8byrf/5rPflseyrKhX4sT5J+fw0&#10;716ABTOH/zDc8AkdCmKq3Rm1Z4OEOElSikpYRCIlRZFVFJOoabVZJcCLnN8/UfwBAAD//wMAUEsB&#10;Ai0AFAAGAAgAAAAhALaDOJL+AAAA4QEAABMAAAAAAAAAAAAAAAAAAAAAAFtDb250ZW50X1R5cGVz&#10;XS54bWxQSwECLQAUAAYACAAAACEAOP0h/9YAAACUAQAACwAAAAAAAAAAAAAAAAAvAQAAX3JlbHMv&#10;LnJlbHNQSwECLQAUAAYACAAAACEAxfFNou0BAAC/AwAADgAAAAAAAAAAAAAAAAAuAgAAZHJzL2Uy&#10;b0RvYy54bWxQSwECLQAUAAYACAAAACEA7+V/AOEAAAAMAQAADwAAAAAAAAAAAAAAAABHBAAAZHJz&#10;L2Rvd25yZXYueG1sUEsFBgAAAAAEAAQA8wAAAFUFAAAAAA==&#10;" filled="f" stroked="f">
+            <v:shape w14:anchorId="40BBC429" id="_x0000_s1045" type="#_x0000_t202" style="position:absolute;margin-left:127.95pt;margin-top:-54.95pt;width:28.5pt;height:13.2pt;z-index:251684352;visibility:visible;mso-wrap-style:square;mso-width-percent:0;mso-height-percent:0;mso-wrap-distance-left:9pt;mso-wrap-distance-top:0;mso-wrap-distance-right:9pt;mso-wrap-distance-bottom:0;mso-position-horizontal:absolute;mso-position-horizontal-relative:text;mso-position-vertical:absolute;mso-position-vertical-relative:text;mso-width-percent:0;mso-height-percent:0;mso-width-relative:page;mso-height-relative:page;v-text-anchor:top" o:gfxdata="UEsDBBQABgAIAAAAIQC2gziS/gAAAOEBAAATAAAAW0NvbnRlbnRfVHlwZXNdLnhtbJSRQU7DMBBF&#10;90jcwfIWJU67QAgl6YK0S0CoHGBkTxKLZGx5TGhvj5O2G0SRWNoz/78nu9wcxkFMGNg6quQqL6RA&#10;0s5Y6ir5vt9lD1JwBDIwOMJKHpHlpr69KfdHjyxSmriSfYz+USnWPY7AufNIadK6MEJMx9ApD/oD&#10;OlTrorhX2lFEilmcO2RdNtjC5xDF9pCuTyYBB5bi6bQ4syoJ3g9WQ0ymaiLzg5KdCXlKLjvcW893&#10;SUOqXwnz5DrgnHtJTxOsQfEKIT7DmDSUCaxw7Rqn8787ZsmRM9e2VmPeBN4uqYvTtW7jvijg9N/y&#10;JsXecLq0q+WD6m8AAAD//wMAUEsDBBQABgAIAAAAIQA4/SH/1gAAAJQBAAALAAAAX3JlbHMvLnJl&#10;bHOkkMFqwzAMhu+DvYPRfXGawxijTi+j0GvpHsDYimMaW0Yy2fr2M4PBMnrbUb/Q94l/f/hMi1qR&#10;JVI2sOt6UJgd+ZiDgffL8ekFlFSbvV0oo4EbChzGx4f9GRdb25HMsYhqlCwG5lrLq9biZkxWOiqY&#10;22YiTra2kYMu1l1tQD30/bPm3wwYN0x18gb45AdQl1tp5j/sFB2T0FQ7R0nTNEV3j6o9feQzro1i&#10;OWA14Fm+Q8a1a8+Bvu/d/dMb2JY5uiPbhG/ktn4cqGU/er3pcvwCAAD//wMAUEsDBBQABgAIAAAA&#10;IQDF8U2i7QEAAL8DAAAOAAAAZHJzL2Uyb0RvYy54bWysU1GP0zAMfkfiP0R5Z103GKxadzrudAjp&#10;OJDu+AFemq4RbRycbO349TjpOg54Q7xEju18/vzZ2VwNXSuOmrxBW8p8NpdCW4WVsftSfn26e/VO&#10;Ch/AVtCi1aU8aS+vti9fbHpX6AU22FaaBINYX/SulE0IrsgyrxrdgZ+h05aDNVIHga+0zyqCntG7&#10;NlvM56usR6ocodLes/d2DMptwq9rrcLnuvY6iLaUzC2kk9K5i2e23UCxJ3CNUWca8A8sOjCWi16g&#10;biGAOJD5C6ozitBjHWYKuwzr2iideuBu8vkf3Tw24HTqhcXx7iKT/3+w6uH4hYSpSrlYS2Gh4xk9&#10;6SGI9ziI16uoT+98wWmPjhPDwH6ec+rVu3tU37yweNOA3etrIuwbDRXzy+PL7NnTEcdHkF3/CSuu&#10;A4eACWioqYvisRyC0XlOp8tsIhfFzuUqX7/hiOJQvnq7XCxTBSimx458+KCxE9EoJfHoEzgc732I&#10;ZKCYUmIti3embdP4W/ubgxOjJ5GPfEfmYdgNSad8PYmyw+rE7RCOW8W/gI0G6YcUPW9UKf33A5CW&#10;ov1oWZK4fpNBk7GbDLCKn5YySDGaN2Fc04Mjs28YeRTd4jXLVpvUUtR3ZHHmy1uSOj1vdFzD5/eU&#10;9evfbX8CAAD//wMAUEsDBBQABgAIAAAAIQDv5X8A4QAAAAwBAAAPAAAAZHJzL2Rvd25yZXYueG1s&#10;TI/BboMwEETvlfoP1lbqLbEhIgoUE0VVe6pUhdBDjwY7gILXFDsJ/ftuTs1tdmc0+zbfznZgFzP5&#10;3qGEaCmAGWyc7rGV8FW9LzbAfFCo1eDQSPg1HrbF40OuMu2uWJrLIbSMStBnSkIXwphx7pvOWOWX&#10;bjRI3tFNVgUap5brSV2p3A48FmLNreqRLnRqNK+daU6Hs5Ww+8byrf/5rPflseyrKhX4sT5J+fw0&#10;716ABTOH/zDc8AkdCmKq3Rm1Z4OEOElSikpYRCIlRZFVFJOoabVZJcCLnN8/UfwBAAD//wMAUEsB&#10;Ai0AFAAGAAgAAAAhALaDOJL+AAAA4QEAABMAAAAAAAAAAAAAAAAAAAAAAFtDb250ZW50X1R5cGVz&#10;XS54bWxQSwECLQAUAAYACAAAACEAOP0h/9YAAACUAQAACwAAAAAAAAAAAAAAAAAvAQAAX3JlbHMv&#10;LnJlbHNQSwECLQAUAAYACAAAACEAxfFNou0BAAC/AwAADgAAAAAAAAAAAAAAAAAuAgAAZHJzL2Uy&#10;b0RvYy54bWxQSwECLQAUAAYACAAAACEA7+V/AOEAAAAMAQAADwAAAAAAAAAAAAAAAABHBAAAZHJz&#10;L2Rvd25yZXYueG1sUEsFBgAAAAAEAAQA8wAAAFUFAAAAAA==&#10;" filled="f" stroked="f">
               <v:textbox inset="0,0,0,0">
                 <w:txbxContent>
                   <w:p>
@@ -7916,7 +6121,7 @@
       <mc:AlternateContent>
         <mc:Choice Requires="wps">
           <w:drawing>
-            <wp:anchor distT="0" distB="0" distL="114300" distR="114300" simplePos="0" relativeHeight="251682304" behindDoc="0" locked="0" layoutInCell="1" allowOverlap="1" wp14:anchorId="0E2CD4D9" wp14:editId="15A41556">
+            <wp:anchor distT="0" distB="0" distL="114300" distR="114300" simplePos="0" relativeHeight="251682304" behindDoc="0" locked="0" layoutInCell="1" allowOverlap="1" wp14:anchorId="71EFA773" wp14:editId="11F7D633">
               <wp:simplePos x="0" y="0"/>
               <wp:positionH relativeFrom="column">
                 <wp:posOffset>372428</wp:posOffset>
@@ -8007,7 +6212,7 @@
         </mc:Choice>
         <mc:Fallback>
           <w:pict>
-            <v:shape w14:anchorId="0E2CD4D9" id="_x0000_s1046" type="#_x0000_t202" style="position:absolute;margin-left:29.35pt;margin-top:-54.95pt;width:55.1pt;height:14.55pt;z-index:251682304;visibility:visible;mso-wrap-style:square;mso-width-percent:0;mso-height-percent:0;mso-wrap-distance-left:9pt;mso-wrap-distance-top:0;mso-wrap-distance-right:9pt;mso-wrap-distance-bottom:0;mso-position-horizontal:absolute;mso-position-horizontal-relative:text;mso-position-vertical:absolute;mso-position-vertical-relative:text;mso-width-percent:0;mso-height-percent:0;mso-width-relative:page;mso-height-relative:page;v-text-anchor:top" o:gfxdata="UEsDBBQABgAIAAAAIQC2gziS/gAAAOEBAAATAAAAW0NvbnRlbnRfVHlwZXNdLnhtbJSRQU7DMBBF&#10;90jcwfIWJU67QAgl6YK0S0CoHGBkTxKLZGx5TGhvj5O2G0SRWNoz/78nu9wcxkFMGNg6quQqL6RA&#10;0s5Y6ir5vt9lD1JwBDIwOMJKHpHlpr69KfdHjyxSmriSfYz+USnWPY7AufNIadK6MEJMx9ApD/oD&#10;OlTrorhX2lFEilmcO2RdNtjC5xDF9pCuTyYBB5bi6bQ4syoJ3g9WQ0ymaiLzg5KdCXlKLjvcW893&#10;SUOqXwnz5DrgnHtJTxOsQfEKIT7DmDSUCaxw7Rqn8787ZsmRM9e2VmPeBN4uqYvTtW7jvijg9N/y&#10;JsXecLq0q+WD6m8AAAD//wMAUEsDBBQABgAIAAAAIQA4/SH/1gAAAJQBAAALAAAAX3JlbHMvLnJl&#10;bHOkkMFqwzAMhu+DvYPRfXGawxijTi+j0GvpHsDYimMaW0Yy2fr2M4PBMnrbUb/Q94l/f/hMi1qR&#10;JVI2sOt6UJgd+ZiDgffL8ekFlFSbvV0oo4EbChzGx4f9GRdb25HMsYhqlCwG5lrLq9biZkxWOiqY&#10;22YiTra2kYMu1l1tQD30/bPm3wwYN0x18gb45AdQl1tp5j/sFB2T0FQ7R0nTNEV3j6o9feQzro1i&#10;OWA14Fm+Q8a1a8+Bvu/d/dMb2JY5uiPbhG/ktn4cqGU/er3pcvwCAAD//wMAUEsDBBQABgAIAAAA&#10;IQBwdMOe7QEAAL8DAAAOAAAAZHJzL2Uyb0RvYy54bWysU9tu2zAMfR+wfxD0vtjJuiYw4hRdiw4D&#10;ugvQ7gMYWY6F2aJGKbGzrx8lx2m3vRV9ESiKOjrnkFpfDV0rDpq8QVvK+SyXQluFlbG7Uv54vHu3&#10;ksIHsBW0aHUpj9rLq83bN+veFXqBDbaVJsEg1he9K2UTgiuyzKtGd+Bn6LTlwxqpg8Bb2mUVQc/o&#10;XZst8vwy65EqR6i095y9HQ/lJuHXtVbhW117HURbSuYW0kpp3cY126yh2BG4xqgTDXgBiw6M5UfP&#10;ULcQQOzJ/AfVGUXosQ4zhV2GdW2UThpYzTz/R81DA04nLWyOd2eb/OvBqq+H7yRMVcr3bI+Fjnv0&#10;qIcgPuIgLi6jP73zBZc9OC4MA+e5z0mrd/eofnph8aYBu9PXRNg3GirmN483s2dXRxwfQbb9F6z4&#10;HdgHTEBDTV00j+0QjM5EjufeRC6Kk8s8z1dLKRQfzVcXy9WH9AIU02VHPnzS2IkYlJK49QkcDvc+&#10;RDJQTCXxLYt3pm1T+1v7V4ILYyaRj3xH5mHYDsmnRRqaqGyL1ZHlEI5Txb+AgwbptxQ9T1Qp/a89&#10;kJai/WzZkjh+U0BTsJ0CsIqvljJIMYY3YRzTvSOzaxh5NN3iNdtWmyTpicWJL09JUnqa6DiGz/ep&#10;6unfbf4AAAD//wMAUEsDBBQABgAIAAAAIQCRfXmz3wAAAAsBAAAPAAAAZHJzL2Rvd25yZXYueG1s&#10;TI89T8MwEIb3SvwH65DYWrtIpEmIU1UIJiREGgZGJ74mVuNziN02/HvciW738ei954rtbAd2xskb&#10;RxLWKwEMqXXaUCfhq35bpsB8UKTV4Agl/KKHbXm3KFSu3YUqPO9Dx2II+VxJ6EMYc85926NVfuVG&#10;pLg7uMmqENup43pSlxhuB/4oRMKtMhQv9GrElx7b4/5kJey+qXo1Px/NZ3WoTF1ngt6To5QP9/Pu&#10;GVjAOfzDcNWP6lBGp8adSHs2SHhKN5GUsFyLLAN2JZI0Fk0cpSIFXhb89ofyDwAA//8DAFBLAQIt&#10;ABQABgAIAAAAIQC2gziS/gAAAOEBAAATAAAAAAAAAAAAAAAAAAAAAABbQ29udGVudF9UeXBlc10u&#10;eG1sUEsBAi0AFAAGAAgAAAAhADj9If/WAAAAlAEAAAsAAAAAAAAAAAAAAAAALwEAAF9yZWxzLy5y&#10;ZWxzUEsBAi0AFAAGAAgAAAAhAHB0w57tAQAAvwMAAA4AAAAAAAAAAAAAAAAALgIAAGRycy9lMm9E&#10;b2MueG1sUEsBAi0AFAAGAAgAAAAhAJF9ebPfAAAACwEAAA8AAAAAAAAAAAAAAAAARwQAAGRycy9k&#10;b3ducmV2LnhtbFBLBQYAAAAABAAEAPMAAABTBQAAAAA=&#10;" filled="f" stroked="f">
+            <v:shape w14:anchorId="71EFA773" id="_x0000_s1046" type="#_x0000_t202" style="position:absolute;margin-left:29.35pt;margin-top:-54.95pt;width:55.1pt;height:14.55pt;z-index:251682304;visibility:visible;mso-wrap-style:square;mso-width-percent:0;mso-height-percent:0;mso-wrap-distance-left:9pt;mso-wrap-distance-top:0;mso-wrap-distance-right:9pt;mso-wrap-distance-bottom:0;mso-position-horizontal:absolute;mso-position-horizontal-relative:text;mso-position-vertical:absolute;mso-position-vertical-relative:text;mso-width-percent:0;mso-height-percent:0;mso-width-relative:page;mso-height-relative:page;v-text-anchor:top" o:gfxdata="UEsDBBQABgAIAAAAIQC2gziS/gAAAOEBAAATAAAAW0NvbnRlbnRfVHlwZXNdLnhtbJSRQU7DMBBF&#10;90jcwfIWJU67QAgl6YK0S0CoHGBkTxKLZGx5TGhvj5O2G0SRWNoz/78nu9wcxkFMGNg6quQqL6RA&#10;0s5Y6ir5vt9lD1JwBDIwOMJKHpHlpr69KfdHjyxSmriSfYz+USnWPY7AufNIadK6MEJMx9ApD/oD&#10;OlTrorhX2lFEilmcO2RdNtjC5xDF9pCuTyYBB5bi6bQ4syoJ3g9WQ0ymaiLzg5KdCXlKLjvcW893&#10;SUOqXwnz5DrgnHtJTxOsQfEKIT7DmDSUCaxw7Rqn8787ZsmRM9e2VmPeBN4uqYvTtW7jvijg9N/y&#10;JsXecLq0q+WD6m8AAAD//wMAUEsDBBQABgAIAAAAIQA4/SH/1gAAAJQBAAALAAAAX3JlbHMvLnJl&#10;bHOkkMFqwzAMhu+DvYPRfXGawxijTi+j0GvpHsDYimMaW0Yy2fr2M4PBMnrbUb/Q94l/f/hMi1qR&#10;JVI2sOt6UJgd+ZiDgffL8ekFlFSbvV0oo4EbChzGx4f9GRdb25HMsYhqlCwG5lrLq9biZkxWOiqY&#10;22YiTra2kYMu1l1tQD30/bPm3wwYN0x18gb45AdQl1tp5j/sFB2T0FQ7R0nTNEV3j6o9feQzro1i&#10;OWA14Fm+Q8a1a8+Bvu/d/dMb2JY5uiPbhG/ktn4cqGU/er3pcvwCAAD//wMAUEsDBBQABgAIAAAA&#10;IQBwdMOe7QEAAL8DAAAOAAAAZHJzL2Uyb0RvYy54bWysU9tu2zAMfR+wfxD0vtjJuiYw4hRdiw4D&#10;ugvQ7gMYWY6F2aJGKbGzrx8lx2m3vRV9ESiKOjrnkFpfDV0rDpq8QVvK+SyXQluFlbG7Uv54vHu3&#10;ksIHsBW0aHUpj9rLq83bN+veFXqBDbaVJsEg1he9K2UTgiuyzKtGd+Bn6LTlwxqpg8Bb2mUVQc/o&#10;XZst8vwy65EqR6i095y9HQ/lJuHXtVbhW117HURbSuYW0kpp3cY126yh2BG4xqgTDXgBiw6M5UfP&#10;ULcQQOzJ/AfVGUXosQ4zhV2GdW2UThpYzTz/R81DA04nLWyOd2eb/OvBqq+H7yRMVcr3bI+Fjnv0&#10;qIcgPuIgLi6jP73zBZc9OC4MA+e5z0mrd/eofnph8aYBu9PXRNg3GirmN483s2dXRxwfQbb9F6z4&#10;HdgHTEBDTV00j+0QjM5EjufeRC6Kk8s8z1dLKRQfzVcXy9WH9AIU02VHPnzS2IkYlJK49QkcDvc+&#10;RDJQTCXxLYt3pm1T+1v7V4ILYyaRj3xH5mHYDsmnRRqaqGyL1ZHlEI5Txb+AgwbptxQ9T1Qp/a89&#10;kJai/WzZkjh+U0BTsJ0CsIqvljJIMYY3YRzTvSOzaxh5NN3iNdtWmyTpicWJL09JUnqa6DiGz/ep&#10;6unfbf4AAAD//wMAUEsDBBQABgAIAAAAIQCRfXmz3wAAAAsBAAAPAAAAZHJzL2Rvd25yZXYueG1s&#10;TI89T8MwEIb3SvwH65DYWrtIpEmIU1UIJiREGgZGJ74mVuNziN02/HvciW738ei954rtbAd2xskb&#10;RxLWKwEMqXXaUCfhq35bpsB8UKTV4Agl/KKHbXm3KFSu3YUqPO9Dx2II+VxJ6EMYc85926NVfuVG&#10;pLg7uMmqENup43pSlxhuB/4oRMKtMhQv9GrElx7b4/5kJey+qXo1Px/NZ3WoTF1ngt6To5QP9/Pu&#10;GVjAOfzDcNWP6lBGp8adSHs2SHhKN5GUsFyLLAN2JZI0Fk0cpSIFXhb89ofyDwAA//8DAFBLAQIt&#10;ABQABgAIAAAAIQC2gziS/gAAAOEBAAATAAAAAAAAAAAAAAAAAAAAAABbQ29udGVudF9UeXBlc10u&#10;eG1sUEsBAi0AFAAGAAgAAAAhADj9If/WAAAAlAEAAAsAAAAAAAAAAAAAAAAALwEAAF9yZWxzLy5y&#10;ZWxzUEsBAi0AFAAGAAgAAAAhAHB0w57tAQAAvwMAAA4AAAAAAAAAAAAAAAAALgIAAGRycy9lMm9E&#10;b2MueG1sUEsBAi0AFAAGAAgAAAAhAJF9ebPfAAAACwEAAA8AAAAAAAAAAAAAAAAARwQAAGRycy9k&#10;b3ducmV2LnhtbFBLBQYAAAAABAAEAPMAAABTBQAAAAA=&#10;" filled="f" stroked="f">
               <v:textbox inset="0,0,0,0">
                 <w:txbxContent>
                   <w:p>
@@ -8041,7 +6246,7 @@
       <mc:AlternateContent>
         <mc:Choice Requires="wps">
           <w:drawing>
-            <wp:anchor distT="0" distB="0" distL="114300" distR="114300" simplePos="0" relativeHeight="251681280" behindDoc="0" locked="0" layoutInCell="1" allowOverlap="1" wp14:anchorId="15C33D6D" wp14:editId="52D34F52">
+            <wp:anchor distT="0" distB="0" distL="114300" distR="114300" simplePos="0" relativeHeight="251681280" behindDoc="0" locked="0" layoutInCell="1" allowOverlap="1" wp14:anchorId="6BE119E6" wp14:editId="35AB6F50">
               <wp:simplePos x="0" y="0"/>
               <wp:positionH relativeFrom="margin">
                 <wp:align>left</wp:align>
@@ -8132,7 +6337,7 @@
         </mc:Choice>
         <mc:Fallback>
           <w:pict>
-            <v:shape w14:anchorId="15C33D6D" id="_x0000_s1047" type="#_x0000_t202" style="position:absolute;margin-left:0;margin-top:-55.3pt;width:27.35pt;height:13.6pt;z-index:251681280;visibility:visible;mso-wrap-style:square;mso-width-percent:0;mso-height-percent:0;mso-wrap-distance-left:9pt;mso-wrap-distance-top:0;mso-wrap-distance-right:9pt;mso-wrap-distance-bottom:0;mso-position-horizontal:left;mso-position-horizontal-relative:margin;mso-position-vertical:absolute;mso-position-vertical-relative:text;mso-width-percent:0;mso-height-percent:0;mso-width-relative:page;mso-height-relative:page;v-text-anchor:top" o:gfxdata="UEsDBBQABgAIAAAAIQC2gziS/gAAAOEBAAATAAAAW0NvbnRlbnRfVHlwZXNdLnhtbJSRQU7DMBBF&#10;90jcwfIWJU67QAgl6YK0S0CoHGBkTxKLZGx5TGhvj5O2G0SRWNoz/78nu9wcxkFMGNg6quQqL6RA&#10;0s5Y6ir5vt9lD1JwBDIwOMJKHpHlpr69KfdHjyxSmriSfYz+USnWPY7AufNIadK6MEJMx9ApD/oD&#10;OlTrorhX2lFEilmcO2RdNtjC5xDF9pCuTyYBB5bi6bQ4syoJ3g9WQ0ymaiLzg5KdCXlKLjvcW893&#10;SUOqXwnz5DrgnHtJTxOsQfEKIT7DmDSUCaxw7Rqn8787ZsmRM9e2VmPeBN4uqYvTtW7jvijg9N/y&#10;JsXecLq0q+WD6m8AAAD//wMAUEsDBBQABgAIAAAAIQA4/SH/1gAAAJQBAAALAAAAX3JlbHMvLnJl&#10;bHOkkMFqwzAMhu+DvYPRfXGawxijTi+j0GvpHsDYimMaW0Yy2fr2M4PBMnrbUb/Q94l/f/hMi1qR&#10;JVI2sOt6UJgd+ZiDgffL8ekFlFSbvV0oo4EbChzGx4f9GRdb25HMsYhqlCwG5lrLq9biZkxWOiqY&#10;22YiTra2kYMu1l1tQD30/bPm3wwYN0x18gb45AdQl1tp5j/sFB2T0FQ7R0nTNEV3j6o9feQzro1i&#10;OWA14Fm+Q8a1a8+Bvu/d/dMb2JY5uiPbhG/ktn4cqGU/er3pcvwCAAD//wMAUEsDBBQABgAIAAAA&#10;IQD/bDBW7QEAAL8DAAAOAAAAZHJzL2Uyb0RvYy54bWysU9tu2zAMfR+wfxD0vti5IN2MOEXXosOA&#10;7gK0+wBGlmNhtqhRSuzs60fJcdptb8NeBIqijs45pDbXQ9eKoyZv0JZyPsul0FZhZey+lN+e7t+8&#10;lcIHsBW0aHUpT9rL6+3rV5veFXqBDbaVJsEg1he9K2UTgiuyzKtGd+Bn6LTlwxqpg8Bb2mcVQc/o&#10;XZst8nyd9UiVI1Tae87ejYdym/DrWqvwpa69DqItJXMLaaW07uKabTdQ7AlcY9SZBvwDiw6M5Ucv&#10;UHcQQBzI/AXVGUXosQ4zhV2GdW2UThpYzTz/Q81jA04nLWyOdxeb/P+DVZ+PX0mYqpTLd1JY6LhH&#10;T3oI4j0OYrWO/vTOF1z26LgwDJznPiet3j2g+u6FxdsG7F7fEGHfaKiY3zzezF5cHXF8BNn1n7Di&#10;d+AQMAENNXXRPLZDMDr36XTpTeSiOLlcXa3XCykUH82vFqt8mV6AYrrsyIcPGjsRg1IStz6Bw/HB&#10;h0gGiqkkvmXx3rRtan9rf0twYcwk8pHvyDwMuyH5tEjSorIdVieWQzhOFf8CDhqkn1L0PFGl9D8O&#10;QFqK9qNlS+L4TQFNwW4KwCq+WsogxRjehnFMD47MvmHk0XSLN2xbbZKkZxZnvjwlSel5ouMYvtyn&#10;qud/t/0FAAD//wMAUEsDBBQABgAIAAAAIQBI6LBV3gAAAAgBAAAPAAAAZHJzL2Rvd25yZXYueG1s&#10;TI/BTsMwEETvSPyDtUjcWjtQQglxqgrBCQmRhgNHJ94mUeN1iN02/D3LCY6zs5p5k29mN4gTTqH3&#10;pCFZKhBIjbc9tRo+qpfFGkSIhqwZPKGGbwywKS4vcpNZf6YST7vYCg6hkBkNXYxjJmVoOnQmLP2I&#10;xN7eT85EllMr7WTOHO4GeaNUKp3piRs6M+JTh81hd3Qatp9UPvdfb/V7uS/7qnpQ9JoetL6+mreP&#10;ICLO8e8ZfvEZHQpmqv2RbBCDBh4SNSySRKUg2L9b3YOo+bK+XYEscvl/QPEDAAD//wMAUEsBAi0A&#10;FAAGAAgAAAAhALaDOJL+AAAA4QEAABMAAAAAAAAAAAAAAAAAAAAAAFtDb250ZW50X1R5cGVzXS54&#10;bWxQSwECLQAUAAYACAAAACEAOP0h/9YAAACUAQAACwAAAAAAAAAAAAAAAAAvAQAAX3JlbHMvLnJl&#10;bHNQSwECLQAUAAYACAAAACEA/2wwVu0BAAC/AwAADgAAAAAAAAAAAAAAAAAuAgAAZHJzL2Uyb0Rv&#10;Yy54bWxQSwECLQAUAAYACAAAACEASOiwVd4AAAAIAQAADwAAAAAAAAAAAAAAAABHBAAAZHJzL2Rv&#10;d25yZXYueG1sUEsFBgAAAAAEAAQA8wAAAFIFAAAAAA==&#10;" filled="f" stroked="f">
+            <v:shape w14:anchorId="6BE119E6" id="_x0000_s1047" type="#_x0000_t202" style="position:absolute;margin-left:0;margin-top:-55.3pt;width:27.35pt;height:13.6pt;z-index:251681280;visibility:visible;mso-wrap-style:square;mso-width-percent:0;mso-height-percent:0;mso-wrap-distance-left:9pt;mso-wrap-distance-top:0;mso-wrap-distance-right:9pt;mso-wrap-distance-bottom:0;mso-position-horizontal:left;mso-position-horizontal-relative:margin;mso-position-vertical:absolute;mso-position-vertical-relative:text;mso-width-percent:0;mso-height-percent:0;mso-width-relative:page;mso-height-relative:page;v-text-anchor:top" o:gfxdata="UEsDBBQABgAIAAAAIQC2gziS/gAAAOEBAAATAAAAW0NvbnRlbnRfVHlwZXNdLnhtbJSRQU7DMBBF&#10;90jcwfIWJU67QAgl6YK0S0CoHGBkTxKLZGx5TGhvj5O2G0SRWNoz/78nu9wcxkFMGNg6quQqL6RA&#10;0s5Y6ir5vt9lD1JwBDIwOMJKHpHlpr69KfdHjyxSmriSfYz+USnWPY7AufNIadK6MEJMx9ApD/oD&#10;OlTrorhX2lFEilmcO2RdNtjC5xDF9pCuTyYBB5bi6bQ4syoJ3g9WQ0ymaiLzg5KdCXlKLjvcW893&#10;SUOqXwnz5DrgnHtJTxOsQfEKIT7DmDSUCaxw7Rqn8787ZsmRM9e2VmPeBN4uqYvTtW7jvijg9N/y&#10;JsXecLq0q+WD6m8AAAD//wMAUEsDBBQABgAIAAAAIQA4/SH/1gAAAJQBAAALAAAAX3JlbHMvLnJl&#10;bHOkkMFqwzAMhu+DvYPRfXGawxijTi+j0GvpHsDYimMaW0Yy2fr2M4PBMnrbUb/Q94l/f/hMi1qR&#10;JVI2sOt6UJgd+ZiDgffL8ekFlFSbvV0oo4EbChzGx4f9GRdb25HMsYhqlCwG5lrLq9biZkxWOiqY&#10;22YiTra2kYMu1l1tQD30/bPm3wwYN0x18gb45AdQl1tp5j/sFB2T0FQ7R0nTNEV3j6o9feQzro1i&#10;OWA14Fm+Q8a1a8+Bvu/d/dMb2JY5uiPbhG/ktn4cqGU/er3pcvwCAAD//wMAUEsDBBQABgAIAAAA&#10;IQD/bDBW7QEAAL8DAAAOAAAAZHJzL2Uyb0RvYy54bWysU9tu2zAMfR+wfxD0vti5IN2MOEXXosOA&#10;7gK0+wBGlmNhtqhRSuzs60fJcdptb8NeBIqijs45pDbXQ9eKoyZv0JZyPsul0FZhZey+lN+e7t+8&#10;lcIHsBW0aHUpT9rL6+3rV5veFXqBDbaVJsEg1he9K2UTgiuyzKtGd+Bn6LTlwxqpg8Bb2mcVQc/o&#10;XZst8nyd9UiVI1Tae87ejYdym/DrWqvwpa69DqItJXMLaaW07uKabTdQ7AlcY9SZBvwDiw6M5Ucv&#10;UHcQQBzI/AXVGUXosQ4zhV2GdW2UThpYzTz/Q81jA04nLWyOdxeb/P+DVZ+PX0mYqpTLd1JY6LhH&#10;T3oI4j0OYrWO/vTOF1z26LgwDJznPiet3j2g+u6FxdsG7F7fEGHfaKiY3zzezF5cHXF8BNn1n7Di&#10;d+AQMAENNXXRPLZDMDr36XTpTeSiOLlcXa3XCykUH82vFqt8mV6AYrrsyIcPGjsRg1IStz6Bw/HB&#10;h0gGiqkkvmXx3rRtan9rf0twYcwk8pHvyDwMuyH5tEjSorIdVieWQzhOFf8CDhqkn1L0PFGl9D8O&#10;QFqK9qNlS+L4TQFNwW4KwCq+WsogxRjehnFMD47MvmHk0XSLN2xbbZKkZxZnvjwlSel5ouMYvtyn&#10;qud/t/0FAAD//wMAUEsDBBQABgAIAAAAIQBI6LBV3gAAAAgBAAAPAAAAZHJzL2Rvd25yZXYueG1s&#10;TI/BTsMwEETvSPyDtUjcWjtQQglxqgrBCQmRhgNHJ94mUeN1iN02/D3LCY6zs5p5k29mN4gTTqH3&#10;pCFZKhBIjbc9tRo+qpfFGkSIhqwZPKGGbwywKS4vcpNZf6YST7vYCg6hkBkNXYxjJmVoOnQmLP2I&#10;xN7eT85EllMr7WTOHO4GeaNUKp3piRs6M+JTh81hd3Qatp9UPvdfb/V7uS/7qnpQ9JoetL6+mreP&#10;ICLO8e8ZfvEZHQpmqv2RbBCDBh4SNSySRKUg2L9b3YOo+bK+XYEscvl/QPEDAAD//wMAUEsBAi0A&#10;FAAGAAgAAAAhALaDOJL+AAAA4QEAABMAAAAAAAAAAAAAAAAAAAAAAFtDb250ZW50X1R5cGVzXS54&#10;bWxQSwECLQAUAAYACAAAACEAOP0h/9YAAACUAQAACwAAAAAAAAAAAAAAAAAvAQAAX3JlbHMvLnJl&#10;bHNQSwECLQAUAAYACAAAACEA/2wwVu0BAAC/AwAADgAAAAAAAAAAAAAAAAAuAgAAZHJzL2Uyb0Rv&#10;Yy54bWxQSwECLQAUAAYACAAAACEASOiwVd4AAAAIAQAADwAAAAAAAAAAAAAAAABHBAAAZHJzL2Rv&#10;d25yZXYueG1sUEsFBgAAAAAEAAQA8wAAAFIFAAAAAA==&#10;" filled="f" stroked="f">
               <v:textbox inset="0,0,0,0">
                 <w:txbxContent>
                   <w:p>
@@ -8167,7 +6372,7 @@
       <mc:AlternateContent>
         <mc:Choice Requires="wps">
           <w:drawing>
-            <wp:anchor distT="0" distB="0" distL="114300" distR="114300" simplePos="0" relativeHeight="251664896" behindDoc="0" locked="0" layoutInCell="1" allowOverlap="1" wp14:anchorId="043132F4" wp14:editId="0F96D6C8">
+            <wp:anchor distT="0" distB="0" distL="114300" distR="114300" simplePos="0" relativeHeight="251664896" behindDoc="0" locked="0" layoutInCell="1" allowOverlap="1" wp14:anchorId="0CDA1320" wp14:editId="251C7BE8">
               <wp:simplePos x="0" y="0"/>
               <wp:positionH relativeFrom="leftMargin">
                 <wp:align>right</wp:align>
@@ -8268,7 +6473,7 @@
         </mc:Choice>
         <mc:Fallback>
           <w:pict>
-            <v:shape w14:anchorId="043132F4" id="_x0000_s1048" type="#_x0000_t202" style="position:absolute;margin-left:-23.1pt;margin-top:-54.95pt;width:28.1pt;height:13.5pt;z-index:251664896;visibility:visible;mso-wrap-style:square;mso-width-percent:0;mso-height-percent:0;mso-wrap-distance-left:9pt;mso-wrap-distance-top:0;mso-wrap-distance-right:9pt;mso-wrap-distance-bottom:0;mso-position-horizontal:right;mso-position-horizontal-relative:left-margin-area;mso-position-vertical:absolute;mso-position-vertical-relative:text;mso-width-percent:0;mso-height-percent:0;mso-width-relative:page;mso-height-relative:page;v-text-anchor:top" o:gfxdata="UEsDBBQABgAIAAAAIQC2gziS/gAAAOEBAAATAAAAW0NvbnRlbnRfVHlwZXNdLnhtbJSRQU7DMBBF&#10;90jcwfIWJU67QAgl6YK0S0CoHGBkTxKLZGx5TGhvj5O2G0SRWNoz/78nu9wcxkFMGNg6quQqL6RA&#10;0s5Y6ir5vt9lD1JwBDIwOMJKHpHlpr69KfdHjyxSmriSfYz+USnWPY7AufNIadK6MEJMx9ApD/oD&#10;OlTrorhX2lFEilmcO2RdNtjC5xDF9pCuTyYBB5bi6bQ4syoJ3g9WQ0ymaiLzg5KdCXlKLjvcW893&#10;SUOqXwnz5DrgnHtJTxOsQfEKIT7DmDSUCaxw7Rqn8787ZsmRM9e2VmPeBN4uqYvTtW7jvijg9N/y&#10;JsXecLq0q+WD6m8AAAD//wMAUEsDBBQABgAIAAAAIQA4/SH/1gAAAJQBAAALAAAAX3JlbHMvLnJl&#10;bHOkkMFqwzAMhu+DvYPRfXGawxijTi+j0GvpHsDYimMaW0Yy2fr2M4PBMnrbUb/Q94l/f/hMi1qR&#10;JVI2sOt6UJgd+ZiDgffL8ekFlFSbvV0oo4EbChzGx4f9GRdb25HMsYhqlCwG5lrLq9biZkxWOiqY&#10;22YiTra2kYMu1l1tQD30/bPm3wwYN0x18gb45AdQl1tp5j/sFB2T0FQ7R0nTNEV3j6o9feQzro1i&#10;OWA14Fm+Q8a1a8+Bvu/d/dMb2JY5uiPbhG/ktn4cqGU/er3pcvwCAAD//wMAUEsDBBQABgAIAAAA&#10;IQA8DiN47wEAAL8DAAAOAAAAZHJzL2Uyb0RvYy54bWysU9tu2zAMfR+wfxD0vjjO0qYw4hRdiw4D&#10;ugvQ7gMYWY6F2aJGKbGzrx8lx1m3vhV7ESiKOjrnkFpfD10rDpq8QVvKfDaXQluFlbG7Un5/un93&#10;JYUPYCto0epSHrWX15u3b9a9K/QCG2wrTYJBrC96V8omBFdkmVeN7sDP0GnLhzVSB4G3tMsqgp7R&#10;uzZbzOeXWY9UOUKlvefs3XgoNwm/rrUKX+va6yDaUjK3kFZK6zau2WYNxY7ANUadaMArWHRgLD96&#10;hrqDAGJP5gVUZxShxzrMFHYZ1rVROmlgNfn8HzWPDTidtLA53p1t8v8PVn05fCNhqlIul1JY6LhH&#10;T3oI4gMOYnkZ/emdL7js0XFhGDjPfU5avXtA9cMLi7cN2J2+IcK+0VAxvzzezJ5dHXF8BNn2n7Hi&#10;d2AfMAENNXXRPLZDMDr36XjuTeSiOPn+YpVfraRQfJSv8uVF6l0GxXTZkQ8fNXYiBqUkbn0Ch8OD&#10;D5EMFFNJfMvivWnb1P7W/pXgwphJ5CPfkXkYtkPyabGYTNlidWQ5hONU8S/goEH6JUXPE1VK/3MP&#10;pKVoP1m2JI7fFNAUbKcArOKrpQxSjOFtGMd078jsGkYeTbd4w7bVJkmK/o4sTnx5SpLS00THMXy+&#10;T1V//t3mNwAAAP//AwBQSwMEFAAGAAgAAAAhANQtXzveAAAACAEAAA8AAABkcnMvZG93bnJldi54&#10;bWxMj8FOwzAQRO9I/IO1SNxap5GImhCnqhCckBBpOHB04m1iNV6H2G3D37Oc4Dg7q5k35W5xo7jg&#10;HKwnBZt1AgKp88ZSr+CjeVltQYSoyejREyr4xgC76vam1IXxV6rxcoi94BAKhVYwxDgVUoZuQKfD&#10;2k9I7B397HRkOffSzPrK4W6UaZJk0mlL3DDoCZ8G7E6Hs1Ow/6T62X69te/1sbZNkyf0mp2Uur9b&#10;9o8gIi7x7xl+8RkdKmZq/ZlMEKMCHhIVrDZJnoNg/yFLQbR82aY5yKqU/wdUPwAAAP//AwBQSwEC&#10;LQAUAAYACAAAACEAtoM4kv4AAADhAQAAEwAAAAAAAAAAAAAAAAAAAAAAW0NvbnRlbnRfVHlwZXNd&#10;LnhtbFBLAQItABQABgAIAAAAIQA4/SH/1gAAAJQBAAALAAAAAAAAAAAAAAAAAC8BAABfcmVscy8u&#10;cmVsc1BLAQItABQABgAIAAAAIQA8DiN47wEAAL8DAAAOAAAAAAAAAAAAAAAAAC4CAABkcnMvZTJv&#10;RG9jLnhtbFBLAQItABQABgAIAAAAIQDULV873gAAAAgBAAAPAAAAAAAAAAAAAAAAAEkEAABkcnMv&#10;ZG93bnJldi54bWxQSwUGAAAAAAQABADzAAAAVAUAAAAA&#10;" filled="f" stroked="f">
+            <v:shape w14:anchorId="0CDA1320" id="_x0000_s1048" type="#_x0000_t202" style="position:absolute;margin-left:-23.1pt;margin-top:-54.95pt;width:28.1pt;height:13.5pt;z-index:251664896;visibility:visible;mso-wrap-style:square;mso-width-percent:0;mso-height-percent:0;mso-wrap-distance-left:9pt;mso-wrap-distance-top:0;mso-wrap-distance-right:9pt;mso-wrap-distance-bottom:0;mso-position-horizontal:right;mso-position-horizontal-relative:left-margin-area;mso-position-vertical:absolute;mso-position-vertical-relative:text;mso-width-percent:0;mso-height-percent:0;mso-width-relative:page;mso-height-relative:page;v-text-anchor:top" o:gfxdata="UEsDBBQABgAIAAAAIQC2gziS/gAAAOEBAAATAAAAW0NvbnRlbnRfVHlwZXNdLnhtbJSRQU7DMBBF&#10;90jcwfIWJU67QAgl6YK0S0CoHGBkTxKLZGx5TGhvj5O2G0SRWNoz/78nu9wcxkFMGNg6quQqL6RA&#10;0s5Y6ir5vt9lD1JwBDIwOMJKHpHlpr69KfdHjyxSmriSfYz+USnWPY7AufNIadK6MEJMx9ApD/oD&#10;OlTrorhX2lFEilmcO2RdNtjC5xDF9pCuTyYBB5bi6bQ4syoJ3g9WQ0ymaiLzg5KdCXlKLjvcW893&#10;SUOqXwnz5DrgnHtJTxOsQfEKIT7DmDSUCaxw7Rqn8787ZsmRM9e2VmPeBN4uqYvTtW7jvijg9N/y&#10;JsXecLq0q+WD6m8AAAD//wMAUEsDBBQABgAIAAAAIQA4/SH/1gAAAJQBAAALAAAAX3JlbHMvLnJl&#10;bHOkkMFqwzAMhu+DvYPRfXGawxijTi+j0GvpHsDYimMaW0Yy2fr2M4PBMnrbUb/Q94l/f/hMi1qR&#10;JVI2sOt6UJgd+ZiDgffL8ekFlFSbvV0oo4EbChzGx4f9GRdb25HMsYhqlCwG5lrLq9biZkxWOiqY&#10;22YiTra2kYMu1l1tQD30/bPm3wwYN0x18gb45AdQl1tp5j/sFB2T0FQ7R0nTNEV3j6o9feQzro1i&#10;OWA14Fm+Q8a1a8+Bvu/d/dMb2JY5uiPbhG/ktn4cqGU/er3pcvwCAAD//wMAUEsDBBQABgAIAAAA&#10;IQA8DiN47wEAAL8DAAAOAAAAZHJzL2Uyb0RvYy54bWysU9tu2zAMfR+wfxD0vjjO0qYw4hRdiw4D&#10;ugvQ7gMYWY6F2aJGKbGzrx8lx1m3vhV7ESiKOjrnkFpfD10rDpq8QVvKfDaXQluFlbG7Un5/un93&#10;JYUPYCto0epSHrWX15u3b9a9K/QCG2wrTYJBrC96V8omBFdkmVeN7sDP0GnLhzVSB4G3tMsqgp7R&#10;uzZbzOeXWY9UOUKlvefs3XgoNwm/rrUKX+va6yDaUjK3kFZK6zau2WYNxY7ANUadaMArWHRgLD96&#10;hrqDAGJP5gVUZxShxzrMFHYZ1rVROmlgNfn8HzWPDTidtLA53p1t8v8PVn05fCNhqlIul1JY6LhH&#10;T3oI4gMOYnkZ/emdL7js0XFhGDjPfU5avXtA9cMLi7cN2J2+IcK+0VAxvzzezJ5dHXF8BNn2n7Hi&#10;d2AfMAENNXXRPLZDMDr36XjuTeSiOPn+YpVfraRQfJSv8uVF6l0GxXTZkQ8fNXYiBqUkbn0Ch8OD&#10;D5EMFFNJfMvivWnb1P7W/pXgwphJ5CPfkXkYtkPyabGYTNlidWQ5hONU8S/goEH6JUXPE1VK/3MP&#10;pKVoP1m2JI7fFNAUbKcArOKrpQxSjOFtGMd078jsGkYeTbd4w7bVJkmK/o4sTnx5SpLS00THMXy+&#10;T1V//t3mNwAAAP//AwBQSwMEFAAGAAgAAAAhANQtXzveAAAACAEAAA8AAABkcnMvZG93bnJldi54&#10;bWxMj8FOwzAQRO9I/IO1SNxap5GImhCnqhCckBBpOHB04m1iNV6H2G3D37Oc4Dg7q5k35W5xo7jg&#10;HKwnBZt1AgKp88ZSr+CjeVltQYSoyejREyr4xgC76vam1IXxV6rxcoi94BAKhVYwxDgVUoZuQKfD&#10;2k9I7B397HRkOffSzPrK4W6UaZJk0mlL3DDoCZ8G7E6Hs1Ow/6T62X69te/1sbZNkyf0mp2Uur9b&#10;9o8gIi7x7xl+8RkdKmZq/ZlMEKMCHhIVrDZJnoNg/yFLQbR82aY5yKqU/wdUPwAAAP//AwBQSwEC&#10;LQAUAAYACAAAACEAtoM4kv4AAADhAQAAEwAAAAAAAAAAAAAAAAAAAAAAW0NvbnRlbnRfVHlwZXNd&#10;LnhtbFBLAQItABQABgAIAAAAIQA4/SH/1gAAAJQBAAALAAAAAAAAAAAAAAAAAC8BAABfcmVscy8u&#10;cmVsc1BLAQItABQABgAIAAAAIQA8DiN47wEAAL8DAAAOAAAAAAAAAAAAAAAAAC4CAABkcnMvZTJv&#10;RG9jLnhtbFBLAQItABQABgAIAAAAIQDULV873gAAAAgBAAAPAAAAAAAAAAAAAAAAAEkEAABkcnMv&#10;ZG93bnJldi54bWxQSwUGAAAAAAQABADzAAAAVAUAAAAA&#10;" filled="f" stroked="f">
               <v:textbox inset="0,0,0,0">
                 <w:txbxContent>
                   <w:p>
@@ -8313,7 +6518,7 @@
       <mc:AlternateContent>
         <mc:Choice Requires="wps">
           <w:drawing>
-            <wp:anchor distT="0" distB="0" distL="114300" distR="114300" simplePos="0" relativeHeight="251668992" behindDoc="0" locked="0" layoutInCell="1" allowOverlap="1" wp14:anchorId="36F5426F" wp14:editId="28BA6FE7">
+            <wp:anchor distT="0" distB="0" distL="114300" distR="114300" simplePos="0" relativeHeight="251668992" behindDoc="0" locked="0" layoutInCell="1" allowOverlap="1" wp14:anchorId="50CA3F7C" wp14:editId="79F24778">
               <wp:simplePos x="0" y="0"/>
               <wp:positionH relativeFrom="column">
                 <wp:posOffset>-341947</wp:posOffset>
@@ -8427,7 +6632,7 @@
         </mc:Choice>
         <mc:Fallback>
           <w:pict>
-            <v:shape w14:anchorId="36F5426F" id="_x0000_s1049" type="#_x0000_t202" style="position:absolute;margin-left:-26.9pt;margin-top:-40.3pt;width:55.3pt;height:13.5pt;z-index:251668992;visibility:visible;mso-wrap-style:square;mso-width-percent:0;mso-height-percent:0;mso-wrap-distance-left:9pt;mso-wrap-distance-top:0;mso-wrap-distance-right:9pt;mso-wrap-distance-bottom:0;mso-position-horizontal:absolute;mso-position-horizontal-relative:text;mso-position-vertical:absolute;mso-position-vertical-relative:text;mso-width-percent:0;mso-height-percent:0;mso-width-relative:page;mso-height-relative:page;v-text-anchor:top" o:gfxdata="UEsDBBQABgAIAAAAIQC2gziS/gAAAOEBAAATAAAAW0NvbnRlbnRfVHlwZXNdLnhtbJSRQU7DMBBF&#10;90jcwfIWJU67QAgl6YK0S0CoHGBkTxKLZGx5TGhvj5O2G0SRWNoz/78nu9wcxkFMGNg6quQqL6RA&#10;0s5Y6ir5vt9lD1JwBDIwOMJKHpHlpr69KfdHjyxSmriSfYz+USnWPY7AufNIadK6MEJMx9ApD/oD&#10;OlTrorhX2lFEilmcO2RdNtjC5xDF9pCuTyYBB5bi6bQ4syoJ3g9WQ0ymaiLzg5KdCXlKLjvcW893&#10;SUOqXwnz5DrgnHtJTxOsQfEKIT7DmDSUCaxw7Rqn8787ZsmRM9e2VmPeBN4uqYvTtW7jvijg9N/y&#10;JsXecLq0q+WD6m8AAAD//wMAUEsDBBQABgAIAAAAIQA4/SH/1gAAAJQBAAALAAAAX3JlbHMvLnJl&#10;bHOkkMFqwzAMhu+DvYPRfXGawxijTi+j0GvpHsDYimMaW0Yy2fr2M4PBMnrbUb/Q94l/f/hMi1qR&#10;JVI2sOt6UJgd+ZiDgffL8ekFlFSbvV0oo4EbChzGx4f9GRdb25HMsYhqlCwG5lrLq9biZkxWOiqY&#10;22YiTra2kYMu1l1tQD30/bPm3wwYN0x18gb45AdQl1tp5j/sFB2T0FQ7R0nTNEV3j6o9feQzro1i&#10;OWA14Fm+Q8a1a8+Bvu/d/dMb2JY5uiPbhG/ktn4cqGU/er3pcvwCAAD//wMAUEsDBBQABgAIAAAA&#10;IQA/S77W7QEAAL8DAAAOAAAAZHJzL2Uyb0RvYy54bWysU9tu2zAMfR+wfxD0vjhOtnUw4hRdiw4D&#10;ugvQ7gNoWbaF2aJGKbGzrx8lJ2m3vhV7ESiKOjrnkNpcTkMv9pq8QVvKfLGUQluFtbFtKX883L75&#10;IIUPYGvo0epSHrSXl9vXrzajK/QKO+xrTYJBrC9GV8ouBFdkmVedHsAv0GnLhw3SAIG31GY1wcjo&#10;Q5+tlsv32YhUO0KlvefszXwotwm/abQK35rG6yD6UjK3kFZKaxXXbLuBoiVwnVFHGvACFgMYy4+e&#10;oW4ggNiReQY1GEXosQkLhUOGTWOUThpYTb78R819B04nLWyOd2eb/P+DVV/330mYupTrtRQWBu7R&#10;g56C+IiTeJf8GZ0vuOzecWGYOM99Tlq9u0P10wuL1x3YVl8R4dhpqJlfHp3NnlyNHfGFjyDV+AVr&#10;fgd2ARPQ1NAQzWM7BKNznw7n3kQuipMXy9U65xPFR/lF/nbmlkFxuuzIh08aBxGDUhK3PoHD/s6H&#10;SAaKU0l8y+Kt6fvU/t7+leDCmEnkI9+ZeZiqKfm0WkdpUUyF9YHlEM5Txb+Agw7ptxQjT1Qp/a8d&#10;kJai/2zZkjh+p4BOQXUKwCq+WsogxRxeh3lMd45M2zHybLrFK7atMUnSI4sjX56SpPQ40XEMn+5T&#10;1eO/2/4BAAD//wMAUEsDBBQABgAIAAAAIQBRmcLq3gAAAAoBAAAPAAAAZHJzL2Rvd25yZXYueG1s&#10;TI9BT8MwDIXvSPyHyEjctgTQqlGaThOCExKiKweOaeO10RqnNNlW/j2GC9xsv6fn7xWb2Q/ihFN0&#10;gTTcLBUIpDZYR52G9/p5sQYRkyFrhkCo4QsjbMrLi8LkNpypwtMudYJDKOZGQ5/SmEsZ2x69icsw&#10;IrG2D5M3idepk3YyZw73g7xVKpPeOOIPvRnxscf2sDt6DdsPqp7c52vzVu0rV9f3il6yg9bXV/P2&#10;AUTCOf2Z4Qef0aFkpiYcyUYxaFis7hg98bBWGQh2rDI+NL9KBrIs5P8K5TcAAAD//wMAUEsBAi0A&#10;FAAGAAgAAAAhALaDOJL+AAAA4QEAABMAAAAAAAAAAAAAAAAAAAAAAFtDb250ZW50X1R5cGVzXS54&#10;bWxQSwECLQAUAAYACAAAACEAOP0h/9YAAACUAQAACwAAAAAAAAAAAAAAAAAvAQAAX3JlbHMvLnJl&#10;bHNQSwECLQAUAAYACAAAACEAP0u+1u0BAAC/AwAADgAAAAAAAAAAAAAAAAAuAgAAZHJzL2Uyb0Rv&#10;Yy54bWxQSwECLQAUAAYACAAAACEAUZnC6t4AAAAKAQAADwAAAAAAAAAAAAAAAABHBAAAZHJzL2Rv&#10;d25yZXYueG1sUEsFBgAAAAAEAAQA8wAAAFIFAAAAAA==&#10;" filled="f" stroked="f">
+            <v:shape w14:anchorId="50CA3F7C" id="_x0000_s1049" type="#_x0000_t202" style="position:absolute;margin-left:-26.9pt;margin-top:-40.3pt;width:55.3pt;height:13.5pt;z-index:251668992;visibility:visible;mso-wrap-style:square;mso-width-percent:0;mso-height-percent:0;mso-wrap-distance-left:9pt;mso-wrap-distance-top:0;mso-wrap-distance-right:9pt;mso-wrap-distance-bottom:0;mso-position-horizontal:absolute;mso-position-horizontal-relative:text;mso-position-vertical:absolute;mso-position-vertical-relative:text;mso-width-percent:0;mso-height-percent:0;mso-width-relative:page;mso-height-relative:page;v-text-anchor:top" o:gfxdata="UEsDBBQABgAIAAAAIQC2gziS/gAAAOEBAAATAAAAW0NvbnRlbnRfVHlwZXNdLnhtbJSRQU7DMBBF&#10;90jcwfIWJU67QAgl6YK0S0CoHGBkTxKLZGx5TGhvj5O2G0SRWNoz/78nu9wcxkFMGNg6quQqL6RA&#10;0s5Y6ir5vt9lD1JwBDIwOMJKHpHlpr69KfdHjyxSmriSfYz+USnWPY7AufNIadK6MEJMx9ApD/oD&#10;OlTrorhX2lFEilmcO2RdNtjC5xDF9pCuTyYBB5bi6bQ4syoJ3g9WQ0ymaiLzg5KdCXlKLjvcW893&#10;SUOqXwnz5DrgnHtJTxOsQfEKIT7DmDSUCaxw7Rqn8787ZsmRM9e2VmPeBN4uqYvTtW7jvijg9N/y&#10;JsXecLq0q+WD6m8AAAD//wMAUEsDBBQABgAIAAAAIQA4/SH/1gAAAJQBAAALAAAAX3JlbHMvLnJl&#10;bHOkkMFqwzAMhu+DvYPRfXGawxijTi+j0GvpHsDYimMaW0Yy2fr2M4PBMnrbUb/Q94l/f/hMi1qR&#10;JVI2sOt6UJgd+ZiDgffL8ekFlFSbvV0oo4EbChzGx4f9GRdb25HMsYhqlCwG5lrLq9biZkxWOiqY&#10;22YiTra2kYMu1l1tQD30/bPm3wwYN0x18gb45AdQl1tp5j/sFB2T0FQ7R0nTNEV3j6o9feQzro1i&#10;OWA14Fm+Q8a1a8+Bvu/d/dMb2JY5uiPbhG/ktn4cqGU/er3pcvwCAAD//wMAUEsDBBQABgAIAAAA&#10;IQA/S77W7QEAAL8DAAAOAAAAZHJzL2Uyb0RvYy54bWysU9tu2zAMfR+wfxD0vjhOtnUw4hRdiw4D&#10;ugvQ7gNoWbaF2aJGKbGzrx8lJ2m3vhV7ESiKOjrnkNpcTkMv9pq8QVvKfLGUQluFtbFtKX883L75&#10;IIUPYGvo0epSHrSXl9vXrzajK/QKO+xrTYJBrC9GV8ouBFdkmVedHsAv0GnLhw3SAIG31GY1wcjo&#10;Q5+tlsv32YhUO0KlvefszXwotwm/abQK35rG6yD6UjK3kFZKaxXXbLuBoiVwnVFHGvACFgMYy4+e&#10;oW4ggNiReQY1GEXosQkLhUOGTWOUThpYTb78R819B04nLWyOd2eb/P+DVV/330mYupTrtRQWBu7R&#10;g56C+IiTeJf8GZ0vuOzecWGYOM99Tlq9u0P10wuL1x3YVl8R4dhpqJlfHp3NnlyNHfGFjyDV+AVr&#10;fgd2ARPQ1NAQzWM7BKNznw7n3kQuipMXy9U65xPFR/lF/nbmlkFxuuzIh08aBxGDUhK3PoHD/s6H&#10;SAaKU0l8y+Kt6fvU/t7+leDCmEnkI9+ZeZiqKfm0WkdpUUyF9YHlEM5Txb+Agw7ptxQjT1Qp/a8d&#10;kJai/2zZkjh+p4BOQXUKwCq+WsogxRxeh3lMd45M2zHybLrFK7atMUnSI4sjX56SpPQ40XEMn+5T&#10;1eO/2/4BAAD//wMAUEsDBBQABgAIAAAAIQBRmcLq3gAAAAoBAAAPAAAAZHJzL2Rvd25yZXYueG1s&#10;TI9BT8MwDIXvSPyHyEjctgTQqlGaThOCExKiKweOaeO10RqnNNlW/j2GC9xsv6fn7xWb2Q/ihFN0&#10;gTTcLBUIpDZYR52G9/p5sQYRkyFrhkCo4QsjbMrLi8LkNpypwtMudYJDKOZGQ5/SmEsZ2x69icsw&#10;IrG2D5M3idepk3YyZw73g7xVKpPeOOIPvRnxscf2sDt6DdsPqp7c52vzVu0rV9f3il6yg9bXV/P2&#10;AUTCOf2Z4Qef0aFkpiYcyUYxaFis7hg98bBWGQh2rDI+NL9KBrIs5P8K5TcAAAD//wMAUEsBAi0A&#10;FAAGAAgAAAAhALaDOJL+AAAA4QEAABMAAAAAAAAAAAAAAAAAAAAAAFtDb250ZW50X1R5cGVzXS54&#10;bWxQSwECLQAUAAYACAAAACEAOP0h/9YAAACUAQAACwAAAAAAAAAAAAAAAAAvAQAAX3JlbHMvLnJl&#10;bHNQSwECLQAUAAYACAAAACEAP0u+1u0BAAC/AwAADgAAAAAAAAAAAAAAAAAuAgAAZHJzL2Uyb0Rv&#10;Yy54bWxQSwECLQAUAAYACAAAACEAUZnC6t4AAAAKAQAADwAAAAAAAAAAAAAAAABHBAAAZHJzL2Rv&#10;d25yZXYueG1sUEsFBgAAAAAEAAQA8wAAAFIFAAAAAA==&#10;" filled="f" stroked="f">
               <v:textbox inset="0,0,0,0">
                 <w:txbxContent>
                   <w:p>
@@ -8484,7 +6689,7 @@
       <mc:AlternateContent>
         <mc:Choice Requires="wps">
           <w:drawing>
-            <wp:anchor distT="4294967295" distB="4294967295" distL="114300" distR="114300" simplePos="0" relativeHeight="251644416" behindDoc="0" locked="0" layoutInCell="1" allowOverlap="1" wp14:anchorId="6B2634A2" wp14:editId="1363C211">
+            <wp:anchor distT="4294967295" distB="4294967295" distL="114300" distR="114300" simplePos="0" relativeHeight="251644416" behindDoc="0" locked="0" layoutInCell="1" allowOverlap="1" wp14:anchorId="5EACB51D" wp14:editId="22ACF061">
               <wp:simplePos x="0" y="0"/>
               <wp:positionH relativeFrom="page">
                 <wp:posOffset>720090</wp:posOffset>
@@ -8545,7 +6750,7 @@
         </mc:Choice>
         <mc:Fallback>
           <w:pict>
-            <v:line w14:anchorId="584AE5A3" id="Line 22" o:spid="_x0000_s1026" style="position:absolute;z-index:251644416;visibility:visible;mso-wrap-style:square;mso-width-percent:0;mso-height-percent:0;mso-wrap-distance-left:9pt;mso-wrap-distance-top:-3e-5mm;mso-wrap-distance-right:9pt;mso-wrap-distance-bottom:-3e-5mm;mso-position-horizontal:absolute;mso-position-horizontal-relative:page;mso-position-vertical:absolute;mso-position-vertical-relative:page;mso-width-percent:0;mso-height-percent:0;mso-width-relative:page;mso-height-relative:page" from="56.7pt,753.5pt" to="575.05pt,753.5pt" o:gfxdata="UEsDBBQABgAIAAAAIQC2gziS/gAAAOEBAAATAAAAW0NvbnRlbnRfVHlwZXNdLnhtbJSRQU7DMBBF&#10;90jcwfIWJU67QAgl6YK0S0CoHGBkTxKLZGx5TGhvj5O2G0SRWNoz/78nu9wcxkFMGNg6quQqL6RA&#10;0s5Y6ir5vt9lD1JwBDIwOMJKHpHlpr69KfdHjyxSmriSfYz+USnWPY7AufNIadK6MEJMx9ApD/oD&#10;OlTrorhX2lFEilmcO2RdNtjC5xDF9pCuTyYBB5bi6bQ4syoJ3g9WQ0ymaiLzg5KdCXlKLjvcW893&#10;SUOqXwnz5DrgnHtJTxOsQfEKIT7DmDSUCaxw7Rqn8787ZsmRM9e2VmPeBN4uqYvTtW7jvijg9N/y&#10;JsXecLq0q+WD6m8AAAD//wMAUEsDBBQABgAIAAAAIQA4/SH/1gAAAJQBAAALAAAAX3JlbHMvLnJl&#10;bHOkkMFqwzAMhu+DvYPRfXGawxijTi+j0GvpHsDYimMaW0Yy2fr2M4PBMnrbUb/Q94l/f/hMi1qR&#10;JVI2sOt6UJgd+ZiDgffL8ekFlFSbvV0oo4EbChzGx4f9GRdb25HMsYhqlCwG5lrLq9biZkxWOiqY&#10;22YiTra2kYMu1l1tQD30/bPm3wwYN0x18gb45AdQl1tp5j/sFB2T0FQ7R0nTNEV3j6o9feQzro1i&#10;OWA14Fm+Q8a1a8+Bvu/d/dMb2JY5uiPbhG/ktn4cqGU/er3pcvwCAAD//wMAUEsDBBQABgAIAAAA&#10;IQDp1MLIwgEAAGwDAAAOAAAAZHJzL2Uyb0RvYy54bWysU02P0zAQvSPxHyzfadJAV0vUdA9dlkuB&#10;Srv8gKntJBa2x7Ldpv33jN0PFrghcrDGnpk3b95Mlg9Ha9hBhajRdXw+qzlTTqDUbuj495end/ec&#10;xQROgkGnOn5SkT+s3r5ZTr5VDY5opAqMQFxsJ9/xMSXfVlUUo7IQZ+iVI2ePwUKiaxgqGWAidGuq&#10;pq7vqgmD9AGFipFeH89Ovir4fa9E+tb3USVmOk7cUjlDOXf5rFZLaIcAftTiQgP+gYUF7ajoDeoR&#10;ErB90H9BWS0CRuzTTKCtsO+1UKUH6mZe/9HN8whelV5InOhvMsX/Byu+HraBadnxhiblwNKMNtop&#10;1jRZm8nHlkLWbhtyd+Lonv0GxY/IHK5HcIMqHF9OnvLmOaP6LSVfoqcKu+kLSoqBfcIi1LEPNkOS&#10;BOxY5nG6zUMdExP0eLe4f19/WHAmrr4K2muiDzF9VmhZNjpuiHQBhsMmpkwE2mtIruPwSRtTxm0c&#10;m4jtx3pRl4yIRsvszXExDLu1CewAeWPKV9oiz+uwgHsnC9qoQH662Am0OdtU3biLGlmAs5Q7lKdt&#10;uKpEIy00L+uXd+b1vWT/+klWPwEAAP//AwBQSwMEFAAGAAgAAAAhAC7/BOfbAAAADgEAAA8AAABk&#10;cnMvZG93bnJldi54bWxMT0FOwzAQvCPxB2uRuFEn0EIIcSqoxKU3QgUc3XhJIux1FLtp8nu2B1Ru&#10;Mzuj2ZliPTkrRhxC50lBukhAINXedNQo2L2/3mQgQtRktPWECmYMsC4vLwqdG3+kNxyr2AgOoZBr&#10;BW2MfS5lqFt0Oix8j8Tatx+cjkyHRppBHzncWXmbJPfS6Y74Q6t73LRY/1QHxymrz+xlq7PdPNvq&#10;63G5+diO5JS6vpqen0BEnOLZDKf6XB1K7rT3BzJBWObp3ZKtDFbJA686WRimIPZ/N1kW8v+M8hcA&#10;AP//AwBQSwECLQAUAAYACAAAACEAtoM4kv4AAADhAQAAEwAAAAAAAAAAAAAAAAAAAAAAW0NvbnRl&#10;bnRfVHlwZXNdLnhtbFBLAQItABQABgAIAAAAIQA4/SH/1gAAAJQBAAALAAAAAAAAAAAAAAAAAC8B&#10;AABfcmVscy8ucmVsc1BLAQItABQABgAIAAAAIQDp1MLIwgEAAGwDAAAOAAAAAAAAAAAAAAAAAC4C&#10;AABkcnMvZTJvRG9jLnhtbFBLAQItABQABgAIAAAAIQAu/wTn2wAAAA4BAAAPAAAAAAAAAAAAAAAA&#10;ABwEAABkcnMvZG93bnJldi54bWxQSwUGAAAAAAQABADzAAAAJAUAAAAA&#10;" strokeweight="1.5pt">
+            <v:line w14:anchorId="6F26517A" id="Line 22" o:spid="_x0000_s1026" style="position:absolute;z-index:251644416;visibility:visible;mso-wrap-style:square;mso-width-percent:0;mso-height-percent:0;mso-wrap-distance-left:9pt;mso-wrap-distance-top:-3e-5mm;mso-wrap-distance-right:9pt;mso-wrap-distance-bottom:-3e-5mm;mso-position-horizontal:absolute;mso-position-horizontal-relative:page;mso-position-vertical:absolute;mso-position-vertical-relative:page;mso-width-percent:0;mso-height-percent:0;mso-width-relative:page;mso-height-relative:page" from="56.7pt,753.5pt" to="575.05pt,753.5pt" o:gfxdata="UEsDBBQABgAIAAAAIQC2gziS/gAAAOEBAAATAAAAW0NvbnRlbnRfVHlwZXNdLnhtbJSRQU7DMBBF&#10;90jcwfIWJU67QAgl6YK0S0CoHGBkTxKLZGx5TGhvj5O2G0SRWNoz/78nu9wcxkFMGNg6quQqL6RA&#10;0s5Y6ir5vt9lD1JwBDIwOMJKHpHlpr69KfdHjyxSmriSfYz+USnWPY7AufNIadK6MEJMx9ApD/oD&#10;OlTrorhX2lFEilmcO2RdNtjC5xDF9pCuTyYBB5bi6bQ4syoJ3g9WQ0ymaiLzg5KdCXlKLjvcW893&#10;SUOqXwnz5DrgnHtJTxOsQfEKIT7DmDSUCaxw7Rqn8787ZsmRM9e2VmPeBN4uqYvTtW7jvijg9N/y&#10;JsXecLq0q+WD6m8AAAD//wMAUEsDBBQABgAIAAAAIQA4/SH/1gAAAJQBAAALAAAAX3JlbHMvLnJl&#10;bHOkkMFqwzAMhu+DvYPRfXGawxijTi+j0GvpHsDYimMaW0Yy2fr2M4PBMnrbUb/Q94l/f/hMi1qR&#10;JVI2sOt6UJgd+ZiDgffL8ekFlFSbvV0oo4EbChzGx4f9GRdb25HMsYhqlCwG5lrLq9biZkxWOiqY&#10;22YiTra2kYMu1l1tQD30/bPm3wwYN0x18gb45AdQl1tp5j/sFB2T0FQ7R0nTNEV3j6o9feQzro1i&#10;OWA14Fm+Q8a1a8+Bvu/d/dMb2JY5uiPbhG/ktn4cqGU/er3pcvwCAAD//wMAUEsDBBQABgAIAAAA&#10;IQDp1MLIwgEAAGwDAAAOAAAAZHJzL2Uyb0RvYy54bWysU02P0zAQvSPxHyzfadJAV0vUdA9dlkuB&#10;Srv8gKntJBa2x7Ldpv33jN0PFrghcrDGnpk3b95Mlg9Ha9hBhajRdXw+qzlTTqDUbuj495end/ec&#10;xQROgkGnOn5SkT+s3r5ZTr5VDY5opAqMQFxsJ9/xMSXfVlUUo7IQZ+iVI2ePwUKiaxgqGWAidGuq&#10;pq7vqgmD9AGFipFeH89Ovir4fa9E+tb3USVmOk7cUjlDOXf5rFZLaIcAftTiQgP+gYUF7ajoDeoR&#10;ErB90H9BWS0CRuzTTKCtsO+1UKUH6mZe/9HN8whelV5InOhvMsX/Byu+HraBadnxhiblwNKMNtop&#10;1jRZm8nHlkLWbhtyd+Lonv0GxY/IHK5HcIMqHF9OnvLmOaP6LSVfoqcKu+kLSoqBfcIi1LEPNkOS&#10;BOxY5nG6zUMdExP0eLe4f19/WHAmrr4K2muiDzF9VmhZNjpuiHQBhsMmpkwE2mtIruPwSRtTxm0c&#10;m4jtx3pRl4yIRsvszXExDLu1CewAeWPKV9oiz+uwgHsnC9qoQH662Am0OdtU3biLGlmAs5Q7lKdt&#10;uKpEIy00L+uXd+b1vWT/+klWPwEAAP//AwBQSwMEFAAGAAgAAAAhAC7/BOfbAAAADgEAAA8AAABk&#10;cnMvZG93bnJldi54bWxMT0FOwzAQvCPxB2uRuFEn0EIIcSqoxKU3QgUc3XhJIux1FLtp8nu2B1Ru&#10;Mzuj2ZliPTkrRhxC50lBukhAINXedNQo2L2/3mQgQtRktPWECmYMsC4vLwqdG3+kNxyr2AgOoZBr&#10;BW2MfS5lqFt0Oix8j8Tatx+cjkyHRppBHzncWXmbJPfS6Y74Q6t73LRY/1QHxymrz+xlq7PdPNvq&#10;63G5+diO5JS6vpqen0BEnOLZDKf6XB1K7rT3BzJBWObp3ZKtDFbJA686WRimIPZ/N1kW8v+M8hcA&#10;AP//AwBQSwECLQAUAAYACAAAACEAtoM4kv4AAADhAQAAEwAAAAAAAAAAAAAAAAAAAAAAW0NvbnRl&#10;bnRfVHlwZXNdLnhtbFBLAQItABQABgAIAAAAIQA4/SH/1gAAAJQBAAALAAAAAAAAAAAAAAAAAC8B&#10;AABfcmVscy8ucmVsc1BLAQItABQABgAIAAAAIQDp1MLIwgEAAGwDAAAOAAAAAAAAAAAAAAAAAC4C&#10;AABkcnMvZTJvRG9jLnhtbFBLAQItABQABgAIAAAAIQAu/wTn2wAAAA4BAAAPAAAAAAAAAAAAAAAA&#10;ABwEAABkcnMvZG93bnJldi54bWxQSwUGAAAAAAQABADzAAAAJAUAAAAA&#10;" strokeweight="1.5pt">
               <w10:wrap anchorx="page" anchory="page"/>
             </v:line>
           </w:pict>
@@ -8559,7 +6764,7 @@
       <mc:AlternateContent>
         <mc:Choice Requires="wps">
           <w:drawing>
-            <wp:anchor distT="4294967295" distB="4294967295" distL="114300" distR="114300" simplePos="0" relativeHeight="251674112" behindDoc="0" locked="0" layoutInCell="1" allowOverlap="1" wp14:anchorId="20CE921D" wp14:editId="7518D526">
+            <wp:anchor distT="4294967295" distB="4294967295" distL="114300" distR="114300" simplePos="0" relativeHeight="251674112" behindDoc="0" locked="0" layoutInCell="1" allowOverlap="1" wp14:anchorId="5F8E80B8" wp14:editId="78ECF79F">
               <wp:simplePos x="0" y="0"/>
               <wp:positionH relativeFrom="page">
                 <wp:posOffset>5579745</wp:posOffset>
@@ -8620,7 +6825,7 @@
         </mc:Choice>
         <mc:Fallback>
           <w:pict>
-            <v:line w14:anchorId="05ECDE54" id="Line 77" o:spid="_x0000_s1026" style="position:absolute;z-index:251674112;visibility:visible;mso-wrap-style:square;mso-width-percent:0;mso-height-percent:0;mso-wrap-distance-left:9pt;mso-wrap-distance-top:-3e-5mm;mso-wrap-distance-right:9pt;mso-wrap-distance-bottom:-3e-5mm;mso-position-horizontal:absolute;mso-position-horizontal-relative:page;mso-position-vertical:absolute;mso-position-vertical-relative:page;mso-width-percent:0;mso-height-percent:0;mso-width-relative:page;mso-height-relative:page" from="439.35pt,781.85pt" to="575.05pt,781.95pt" o:gfxdata="UEsDBBQABgAIAAAAIQC2gziS/gAAAOEBAAATAAAAW0NvbnRlbnRfVHlwZXNdLnhtbJSRQU7DMBBF&#10;90jcwfIWJU67QAgl6YK0S0CoHGBkTxKLZGx5TGhvj5O2G0SRWNoz/78nu9wcxkFMGNg6quQqL6RA&#10;0s5Y6ir5vt9lD1JwBDIwOMJKHpHlpr69KfdHjyxSmriSfYz+USnWPY7AufNIadK6MEJMx9ApD/oD&#10;OlTrorhX2lFEilmcO2RdNtjC5xDF9pCuTyYBB5bi6bQ4syoJ3g9WQ0ymaiLzg5KdCXlKLjvcW893&#10;SUOqXwnz5DrgnHtJTxOsQfEKIT7DmDSUCaxw7Rqn8787ZsmRM9e2VmPeBN4uqYvTtW7jvijg9N/y&#10;JsXecLq0q+WD6m8AAAD//wMAUEsDBBQABgAIAAAAIQA4/SH/1gAAAJQBAAALAAAAX3JlbHMvLnJl&#10;bHOkkMFqwzAMhu+DvYPRfXGawxijTi+j0GvpHsDYimMaW0Yy2fr2M4PBMnrbUb/Q94l/f/hMi1qR&#10;JVI2sOt6UJgd+ZiDgffL8ekFlFSbvV0oo4EbChzGx4f9GRdb25HMsYhqlCwG5lrLq9biZkxWOiqY&#10;22YiTra2kYMu1l1tQD30/bPm3wwYN0x18gb45AdQl1tp5j/sFB2T0FQ7R0nTNEV3j6o9feQzro1i&#10;OWA14Fm+Q8a1a8+Bvu/d/dMb2JY5uiPbhG/ktn4cqGU/er3pcvwCAAD//wMAUEsDBBQABgAIAAAA&#10;IQDS2j62xgEAAG8DAAAOAAAAZHJzL2Uyb0RvYy54bWysU02P0zAQvSPxHyzfaT5WUDZquocuy6VA&#10;pV1+wNR2EgvHY9luk/57xu4HC9wQOVi2Z+bNm/ec1cM8GnZUPmi0La8WJWfKCpTa9i3//vL07iNn&#10;IYKVYNCqlp9U4A/rt29Wk2tUjQMaqTwjEBuaybV8iNE1RRHEoEYIC3TKUrBDP0Kko+8L6WEi9NEU&#10;dVl+KCb00nkUKgS6fTwH+Trjd50S8VvXBRWZaTlxi3n1ed2ntVivoOk9uEGLCw34BxYjaEtNb1CP&#10;EIEdvP4LatTCY8AuLgSOBXadFirPQNNU5R/TPA/gVJ6FxAnuJlP4f7Di63HnmZYtr5ecWRjJo622&#10;ii2XSZvJhYZSNnbn03Rits9ui+JHYBY3A9heZY4vJ0d1VaoofitJh+Cow376gpJy4BAxCzV3fkyQ&#10;JAGbsx+nmx9qjkzQZbWs7+7uyTZBsapeZrsKaK61zof4WeHI0qblhnhnbDhuQ0xcoLmmpFYWn7Qx&#10;2XFj2USQ9+X7MlcENFqmaMoLvt9vjGdHSI8mf3kyirxO83iwMqMNCuSnyz6CNuc9dTf2IkjS4Kzm&#10;HuVp569CkauZ5uUFpmfz+pyrf/0n658AAAD//wMAUEsDBBQABgAIAAAAIQDOIHPZ4AAAAA4BAAAP&#10;AAAAZHJzL2Rvd25yZXYueG1sTI/BTsMwEETvSPyDtUjcqBMgrRviVFCJS2+ECji6sUki7HUUu2ny&#10;92zFodx2d0azb4rN5CwbzRA6jxLSRQLMYO11h42E/fvrnQAWokKtrEcjYTYBNuX1VaFy7U/4ZsYq&#10;NoxCMORKQhtjn3Me6tY4FRa+N0jatx+cirQODdeDOlG4s/w+SZbcqQ7pQ6t6s21N/VMdHaVkn+Jl&#10;p8R+nm31tX7cfuxGdFLe3kzPT8CimeLFDGd8QoeSmA7+iDowK0GsxIqsJGTLB5rOljRLUmCHv9sa&#10;eFnw/zXKXwAAAP//AwBQSwECLQAUAAYACAAAACEAtoM4kv4AAADhAQAAEwAAAAAAAAAAAAAAAAAA&#10;AAAAW0NvbnRlbnRfVHlwZXNdLnhtbFBLAQItABQABgAIAAAAIQA4/SH/1gAAAJQBAAALAAAAAAAA&#10;AAAAAAAAAC8BAABfcmVscy8ucmVsc1BLAQItABQABgAIAAAAIQDS2j62xgEAAG8DAAAOAAAAAAAA&#10;AAAAAAAAAC4CAABkcnMvZTJvRG9jLnhtbFBLAQItABQABgAIAAAAIQDOIHPZ4AAAAA4BAAAPAAAA&#10;AAAAAAAAAAAAACAEAABkcnMvZG93bnJldi54bWxQSwUGAAAAAAQABADzAAAALQUAAAAA&#10;" strokeweight="1.5pt">
+            <v:line w14:anchorId="7D4E00E0" id="Line 77" o:spid="_x0000_s1026" style="position:absolute;z-index:251674112;visibility:visible;mso-wrap-style:square;mso-width-percent:0;mso-height-percent:0;mso-wrap-distance-left:9pt;mso-wrap-distance-top:-3e-5mm;mso-wrap-distance-right:9pt;mso-wrap-distance-bottom:-3e-5mm;mso-position-horizontal:absolute;mso-position-horizontal-relative:page;mso-position-vertical:absolute;mso-position-vertical-relative:page;mso-width-percent:0;mso-height-percent:0;mso-width-relative:page;mso-height-relative:page" from="439.35pt,781.85pt" to="575.05pt,781.95pt" o:gfxdata="UEsDBBQABgAIAAAAIQC2gziS/gAAAOEBAAATAAAAW0NvbnRlbnRfVHlwZXNdLnhtbJSRQU7DMBBF&#10;90jcwfIWJU67QAgl6YK0S0CoHGBkTxKLZGx5TGhvj5O2G0SRWNoz/78nu9wcxkFMGNg6quQqL6RA&#10;0s5Y6ir5vt9lD1JwBDIwOMJKHpHlpr69KfdHjyxSmriSfYz+USnWPY7AufNIadK6MEJMx9ApD/oD&#10;OlTrorhX2lFEilmcO2RdNtjC5xDF9pCuTyYBB5bi6bQ4syoJ3g9WQ0ymaiLzg5KdCXlKLjvcW893&#10;SUOqXwnz5DrgnHtJTxOsQfEKIT7DmDSUCaxw7Rqn8787ZsmRM9e2VmPeBN4uqYvTtW7jvijg9N/y&#10;JsXecLq0q+WD6m8AAAD//wMAUEsDBBQABgAIAAAAIQA4/SH/1gAAAJQBAAALAAAAX3JlbHMvLnJl&#10;bHOkkMFqwzAMhu+DvYPRfXGawxijTi+j0GvpHsDYimMaW0Yy2fr2M4PBMnrbUb/Q94l/f/hMi1qR&#10;JVI2sOt6UJgd+ZiDgffL8ekFlFSbvV0oo4EbChzGx4f9GRdb25HMsYhqlCwG5lrLq9biZkxWOiqY&#10;22YiTra2kYMu1l1tQD30/bPm3wwYN0x18gb45AdQl1tp5j/sFB2T0FQ7R0nTNEV3j6o9feQzro1i&#10;OWA14Fm+Q8a1a8+Bvu/d/dMb2JY5uiPbhG/ktn4cqGU/er3pcvwCAAD//wMAUEsDBBQABgAIAAAA&#10;IQDS2j62xgEAAG8DAAAOAAAAZHJzL2Uyb0RvYy54bWysU02P0zAQvSPxHyzfaT5WUDZquocuy6VA&#10;pV1+wNR2EgvHY9luk/57xu4HC9wQOVi2Z+bNm/ec1cM8GnZUPmi0La8WJWfKCpTa9i3//vL07iNn&#10;IYKVYNCqlp9U4A/rt29Wk2tUjQMaqTwjEBuaybV8iNE1RRHEoEYIC3TKUrBDP0Kko+8L6WEi9NEU&#10;dVl+KCb00nkUKgS6fTwH+Trjd50S8VvXBRWZaTlxi3n1ed2ntVivoOk9uEGLCw34BxYjaEtNb1CP&#10;EIEdvP4LatTCY8AuLgSOBXadFirPQNNU5R/TPA/gVJ6FxAnuJlP4f7Di63HnmZYtr5ecWRjJo622&#10;ii2XSZvJhYZSNnbn03Rits9ui+JHYBY3A9heZY4vJ0d1VaoofitJh+Cow376gpJy4BAxCzV3fkyQ&#10;JAGbsx+nmx9qjkzQZbWs7+7uyTZBsapeZrsKaK61zof4WeHI0qblhnhnbDhuQ0xcoLmmpFYWn7Qx&#10;2XFj2USQ9+X7MlcENFqmaMoLvt9vjGdHSI8mf3kyirxO83iwMqMNCuSnyz6CNuc9dTf2IkjS4Kzm&#10;HuVp569CkauZ5uUFpmfz+pyrf/0n658AAAD//wMAUEsDBBQABgAIAAAAIQDOIHPZ4AAAAA4BAAAP&#10;AAAAZHJzL2Rvd25yZXYueG1sTI/BTsMwEETvSPyDtUjcqBMgrRviVFCJS2+ECji6sUki7HUUu2ny&#10;92zFodx2d0azb4rN5CwbzRA6jxLSRQLMYO11h42E/fvrnQAWokKtrEcjYTYBNuX1VaFy7U/4ZsYq&#10;NoxCMORKQhtjn3Me6tY4FRa+N0jatx+cirQODdeDOlG4s/w+SZbcqQ7pQ6t6s21N/VMdHaVkn+Jl&#10;p8R+nm31tX7cfuxGdFLe3kzPT8CimeLFDGd8QoeSmA7+iDowK0GsxIqsJGTLB5rOljRLUmCHv9sa&#10;eFnw/zXKXwAAAP//AwBQSwECLQAUAAYACAAAACEAtoM4kv4AAADhAQAAEwAAAAAAAAAAAAAAAAAA&#10;AAAAW0NvbnRlbnRfVHlwZXNdLnhtbFBLAQItABQABgAIAAAAIQA4/SH/1gAAAJQBAAALAAAAAAAA&#10;AAAAAAAAAC8BAABfcmVscy8ucmVsc1BLAQItABQABgAIAAAAIQDS2j62xgEAAG8DAAAOAAAAAAAA&#10;AAAAAAAAAC4CAABkcnMvZTJvRG9jLnhtbFBLAQItABQABgAIAAAAIQDOIHPZ4AAAAA4BAAAPAAAA&#10;AAAAAAAAAAAAACAEAABkcnMvZG93bnJldi54bWxQSwUGAAAAAAQABADzAAAALQUAAAAA&#10;" strokeweight="1.5pt">
               <w10:wrap anchorx="page" anchory="page"/>
             </v:line>
           </w:pict>
@@ -8634,7 +6839,7 @@
       <mc:AlternateContent>
         <mc:Choice Requires="wps">
           <w:drawing>
-            <wp:anchor distT="4294967295" distB="4294967295" distL="114300" distR="114300" simplePos="0" relativeHeight="251652608" behindDoc="0" locked="0" layoutInCell="1" allowOverlap="1" wp14:anchorId="2A435FCA" wp14:editId="54B5FDE0">
+            <wp:anchor distT="4294967295" distB="4294967295" distL="114300" distR="114300" simplePos="0" relativeHeight="251652608" behindDoc="0" locked="0" layoutInCell="1" allowOverlap="1" wp14:anchorId="35E4745E" wp14:editId="1850F951">
               <wp:simplePos x="0" y="0"/>
               <wp:positionH relativeFrom="page">
                 <wp:posOffset>5578475</wp:posOffset>
@@ -8695,7 +6900,7 @@
         </mc:Choice>
         <mc:Fallback>
           <w:pict>
-            <v:line w14:anchorId="3DC24503" id="Line 28" o:spid="_x0000_s1026" style="position:absolute;z-index:251652608;visibility:visible;mso-wrap-style:square;mso-width-percent:0;mso-height-percent:0;mso-wrap-distance-left:9pt;mso-wrap-distance-top:-3e-5mm;mso-wrap-distance-right:9pt;mso-wrap-distance-bottom:-3e-5mm;mso-position-horizontal:absolute;mso-position-horizontal-relative:page;mso-position-vertical:absolute;mso-position-vertical-relative:page;mso-width-percent:0;mso-height-percent:0;mso-width-relative:page;mso-height-relative:page" from="439.25pt,767.7pt" to="575.05pt,767.75pt" o:gfxdata="UEsDBBQABgAIAAAAIQC2gziS/gAAAOEBAAATAAAAW0NvbnRlbnRfVHlwZXNdLnhtbJSRQU7DMBBF&#10;90jcwfIWJU67QAgl6YK0S0CoHGBkTxKLZGx5TGhvj5O2G0SRWNoz/78nu9wcxkFMGNg6quQqL6RA&#10;0s5Y6ir5vt9lD1JwBDIwOMJKHpHlpr69KfdHjyxSmriSfYz+USnWPY7AufNIadK6MEJMx9ApD/oD&#10;OlTrorhX2lFEilmcO2RdNtjC5xDF9pCuTyYBB5bi6bQ4syoJ3g9WQ0ymaiLzg5KdCXlKLjvcW893&#10;SUOqXwnz5DrgnHtJTxOsQfEKIT7DmDSUCaxw7Rqn8787ZsmRM9e2VmPeBN4uqYvTtW7jvijg9N/y&#10;JsXecLq0q+WD6m8AAAD//wMAUEsDBBQABgAIAAAAIQA4/SH/1gAAAJQBAAALAAAAX3JlbHMvLnJl&#10;bHOkkMFqwzAMhu+DvYPRfXGawxijTi+j0GvpHsDYimMaW0Yy2fr2M4PBMnrbUb/Q94l/f/hMi1qR&#10;JVI2sOt6UJgd+ZiDgffL8ekFlFSbvV0oo4EbChzGx4f9GRdb25HMsYhqlCwG5lrLq9biZkxWOiqY&#10;22YiTra2kYMu1l1tQD30/bPm3wwYN0x18gb45AdQl1tp5j/sFB2T0FQ7R0nTNEV3j6o9feQzro1i&#10;OWA14Fm+Q8a1a8+Bvu/d/dMb2JY5uiPbhG/ktn4cqGU/er3pcvwCAAD//wMAUEsDBBQABgAIAAAA&#10;IQAgGL4VxAEAAG4DAAAOAAAAZHJzL2Uyb0RvYy54bWysU8Fu2zAMvQ/YPwi6L3a8NWuNOD2k6y7Z&#10;FqDtBzCSbAuTRUFS4uTvRylOum63YT4IlEg+Pj7Sy/vjYNhB+aDRNnw+KzlTVqDUtmv4y/Pjh1vO&#10;QgQrwaBVDT+pwO9X798tR1erCns0UnlGIDbUo2t4H6OriyKIXg0QZuiUJWeLfoBIV98V0sNI6IMp&#10;qrJcFCN66TwKFQK9PpydfJXx21aJ+KNtg4rMNJy4xXz6fO7SWayWUHceXK/FRAP+gcUA2lLRK9QD&#10;RGB7r/+CGrTwGLCNM4FDgW2rhco9UDfz8o9unnpwKvdC4gR3lSn8P1jx/bD1TMuGVwvOLAw0o422&#10;ilW3SZvRhZpC1nbrU3fiaJ/cBsXPwCyue7CdyhyfT47y5imjeJOSLsFRhd34DSXFwD5iFurY+iFB&#10;kgTsmOdxus5DHSMT9Dj/XH1aLGhsgnyLjzcZH+pLqvMhflU4sGQ03BDtDA2HTYiJCtSXkFTJ4qM2&#10;Jg/cWDYS/F15U+aMgEbL5E1xwXe7tfHsAGln8jcVfhPmcW9lRusVyC+THUGbs03VjZ30SBKcxdyh&#10;PG39RScaaqY5LWDamt/vOfv1N1n9AgAA//8DAFBLAwQUAAYACAAAACEActEyjd8AAAAOAQAADwAA&#10;AGRycy9kb3ducmV2LnhtbEyPwU7DMAyG70i8Q2QkbiwtLBBK0wkmcdmNMrEdsya0FY1TNVnXvj2e&#10;OIyj/f/6/DlfTa5jox1C61FBukiAWay8abFWsP18v5PAQtRodOfRKphtgFVxfZXrzPgTftixjDUj&#10;CIZMK2hi7DPOQ9VYp8PC9xYp+/aD05HGoeZm0CeCu47fJ8kjd7pFutDo3q4bW/2UR0cUsZNvGy23&#10;89yV++fl+mszolPq9mZ6fQEW7RQvZTjrkzoU5HTwRzSBdQrkkxRUpUA8iCWwcyUVSQrs8LcTwIuc&#10;/3+j+AUAAP//AwBQSwECLQAUAAYACAAAACEAtoM4kv4AAADhAQAAEwAAAAAAAAAAAAAAAAAAAAAA&#10;W0NvbnRlbnRfVHlwZXNdLnhtbFBLAQItABQABgAIAAAAIQA4/SH/1gAAAJQBAAALAAAAAAAAAAAA&#10;AAAAAC8BAABfcmVscy8ucmVsc1BLAQItABQABgAIAAAAIQAgGL4VxAEAAG4DAAAOAAAAAAAAAAAA&#10;AAAAAC4CAABkcnMvZTJvRG9jLnhtbFBLAQItABQABgAIAAAAIQBy0TKN3wAAAA4BAAAPAAAAAAAA&#10;AAAAAAAAAB4EAABkcnMvZG93bnJldi54bWxQSwUGAAAAAAQABADzAAAAKgUAAAAA&#10;" strokeweight="1.5pt">
+            <v:line w14:anchorId="28FF0E16" id="Line 28" o:spid="_x0000_s1026" style="position:absolute;z-index:251652608;visibility:visible;mso-wrap-style:square;mso-width-percent:0;mso-height-percent:0;mso-wrap-distance-left:9pt;mso-wrap-distance-top:-3e-5mm;mso-wrap-distance-right:9pt;mso-wrap-distance-bottom:-3e-5mm;mso-position-horizontal:absolute;mso-position-horizontal-relative:page;mso-position-vertical:absolute;mso-position-vertical-relative:page;mso-width-percent:0;mso-height-percent:0;mso-width-relative:page;mso-height-relative:page" from="439.25pt,767.7pt" to="575.05pt,767.75pt" o:gfxdata="UEsDBBQABgAIAAAAIQC2gziS/gAAAOEBAAATAAAAW0NvbnRlbnRfVHlwZXNdLnhtbJSRQU7DMBBF&#10;90jcwfIWJU67QAgl6YK0S0CoHGBkTxKLZGx5TGhvj5O2G0SRWNoz/78nu9wcxkFMGNg6quQqL6RA&#10;0s5Y6ir5vt9lD1JwBDIwOMJKHpHlpr69KfdHjyxSmriSfYz+USnWPY7AufNIadK6MEJMx9ApD/oD&#10;OlTrorhX2lFEilmcO2RdNtjC5xDF9pCuTyYBB5bi6bQ4syoJ3g9WQ0ymaiLzg5KdCXlKLjvcW893&#10;SUOqXwnz5DrgnHtJTxOsQfEKIT7DmDSUCaxw7Rqn8787ZsmRM9e2VmPeBN4uqYvTtW7jvijg9N/y&#10;JsXecLq0q+WD6m8AAAD//wMAUEsDBBQABgAIAAAAIQA4/SH/1gAAAJQBAAALAAAAX3JlbHMvLnJl&#10;bHOkkMFqwzAMhu+DvYPRfXGawxijTi+j0GvpHsDYimMaW0Yy2fr2M4PBMnrbUb/Q94l/f/hMi1qR&#10;JVI2sOt6UJgd+ZiDgffL8ekFlFSbvV0oo4EbChzGx4f9GRdb25HMsYhqlCwG5lrLq9biZkxWOiqY&#10;22YiTra2kYMu1l1tQD30/bPm3wwYN0x18gb45AdQl1tp5j/sFB2T0FQ7R0nTNEV3j6o9feQzro1i&#10;OWA14Fm+Q8a1a8+Bvu/d/dMb2JY5uiPbhG/ktn4cqGU/er3pcvwCAAD//wMAUEsDBBQABgAIAAAA&#10;IQAgGL4VxAEAAG4DAAAOAAAAZHJzL2Uyb0RvYy54bWysU8Fu2zAMvQ/YPwi6L3a8NWuNOD2k6y7Z&#10;FqDtBzCSbAuTRUFS4uTvRylOum63YT4IlEg+Pj7Sy/vjYNhB+aDRNnw+KzlTVqDUtmv4y/Pjh1vO&#10;QgQrwaBVDT+pwO9X798tR1erCns0UnlGIDbUo2t4H6OriyKIXg0QZuiUJWeLfoBIV98V0sNI6IMp&#10;qrJcFCN66TwKFQK9PpydfJXx21aJ+KNtg4rMNJy4xXz6fO7SWayWUHceXK/FRAP+gcUA2lLRK9QD&#10;RGB7r/+CGrTwGLCNM4FDgW2rhco9UDfz8o9unnpwKvdC4gR3lSn8P1jx/bD1TMuGVwvOLAw0o422&#10;ilW3SZvRhZpC1nbrU3fiaJ/cBsXPwCyue7CdyhyfT47y5imjeJOSLsFRhd34DSXFwD5iFurY+iFB&#10;kgTsmOdxus5DHSMT9Dj/XH1aLGhsgnyLjzcZH+pLqvMhflU4sGQ03BDtDA2HTYiJCtSXkFTJ4qM2&#10;Jg/cWDYS/F15U+aMgEbL5E1xwXe7tfHsAGln8jcVfhPmcW9lRusVyC+THUGbs03VjZ30SBKcxdyh&#10;PG39RScaaqY5LWDamt/vOfv1N1n9AgAA//8DAFBLAwQUAAYACAAAACEActEyjd8AAAAOAQAADwAA&#10;AGRycy9kb3ducmV2LnhtbEyPwU7DMAyG70i8Q2QkbiwtLBBK0wkmcdmNMrEdsya0FY1TNVnXvj2e&#10;OIyj/f/6/DlfTa5jox1C61FBukiAWay8abFWsP18v5PAQtRodOfRKphtgFVxfZXrzPgTftixjDUj&#10;CIZMK2hi7DPOQ9VYp8PC9xYp+/aD05HGoeZm0CeCu47fJ8kjd7pFutDo3q4bW/2UR0cUsZNvGy23&#10;89yV++fl+mszolPq9mZ6fQEW7RQvZTjrkzoU5HTwRzSBdQrkkxRUpUA8iCWwcyUVSQrs8LcTwIuc&#10;/3+j+AUAAP//AwBQSwECLQAUAAYACAAAACEAtoM4kv4AAADhAQAAEwAAAAAAAAAAAAAAAAAAAAAA&#10;W0NvbnRlbnRfVHlwZXNdLnhtbFBLAQItABQABgAIAAAAIQA4/SH/1gAAAJQBAAALAAAAAAAAAAAA&#10;AAAAAC8BAABfcmVscy8ucmVsc1BLAQItABQABgAIAAAAIQAgGL4VxAEAAG4DAAAOAAAAAAAAAAAA&#10;AAAAAC4CAABkcnMvZTJvRG9jLnhtbFBLAQItABQABgAIAAAAIQBy0TKN3wAAAA4BAAAPAAAAAAAA&#10;AAAAAAAAAB4EAABkcnMvZG93bnJldi54bWxQSwUGAAAAAAQABADzAAAAKgUAAAAA&#10;" strokeweight="1.5pt">
               <w10:wrap anchorx="page" anchory="page"/>
             </v:line>
           </w:pict>
@@ -8709,7 +6914,7 @@
       <mc:AlternateContent>
         <mc:Choice Requires="wps">
           <w:drawing>
-            <wp:anchor distT="4294967295" distB="4294967295" distL="114300" distR="114300" simplePos="0" relativeHeight="251629056" behindDoc="0" locked="0" layoutInCell="1" allowOverlap="1" wp14:anchorId="2A9C3653" wp14:editId="64D969F1">
+            <wp:anchor distT="4294967295" distB="4294967295" distL="114300" distR="114300" simplePos="0" relativeHeight="251629056" behindDoc="0" locked="0" layoutInCell="1" allowOverlap="1" wp14:anchorId="7579509E" wp14:editId="4A16C671">
               <wp:simplePos x="0" y="0"/>
               <wp:positionH relativeFrom="page">
                 <wp:posOffset>720090</wp:posOffset>
@@ -8770,7 +6975,7 @@
         </mc:Choice>
         <mc:Fallback>
           <w:pict>
-            <v:line w14:anchorId="08D09584" id="Line 2" o:spid="_x0000_s1026" style="position:absolute;z-index:251629056;visibility:visible;mso-wrap-style:square;mso-width-percent:0;mso-height-percent:0;mso-wrap-distance-left:9pt;mso-wrap-distance-top:-3e-5mm;mso-wrap-distance-right:9pt;mso-wrap-distance-bottom:-3e-5mm;mso-position-horizontal:absolute;mso-position-horizontal-relative:page;mso-position-vertical:absolute;mso-position-vertical-relative:page;mso-width-percent:0;mso-height-percent:0;mso-width-relative:page;mso-height-relative:page" from="56.7pt,711pt" to="575.05pt,711pt" o:gfxdata="UEsDBBQABgAIAAAAIQC2gziS/gAAAOEBAAATAAAAW0NvbnRlbnRfVHlwZXNdLnhtbJSRQU7DMBBF&#10;90jcwfIWJU67QAgl6YK0S0CoHGBkTxKLZGx5TGhvj5O2G0SRWNoz/78nu9wcxkFMGNg6quQqL6RA&#10;0s5Y6ir5vt9lD1JwBDIwOMJKHpHlpr69KfdHjyxSmriSfYz+USnWPY7AufNIadK6MEJMx9ApD/oD&#10;OlTrorhX2lFEilmcO2RdNtjC5xDF9pCuTyYBB5bi6bQ4syoJ3g9WQ0ymaiLzg5KdCXlKLjvcW893&#10;SUOqXwnz5DrgnHtJTxOsQfEKIT7DmDSUCaxw7Rqn8787ZsmRM9e2VmPeBN4uqYvTtW7jvijg9N/y&#10;JsXecLq0q+WD6m8AAAD//wMAUEsDBBQABgAIAAAAIQA4/SH/1gAAAJQBAAALAAAAX3JlbHMvLnJl&#10;bHOkkMFqwzAMhu+DvYPRfXGawxijTi+j0GvpHsDYimMaW0Yy2fr2M4PBMnrbUb/Q94l/f/hMi1qR&#10;JVI2sOt6UJgd+ZiDgffL8ekFlFSbvV0oo4EbChzGx4f9GRdb25HMsYhqlCwG5lrLq9biZkxWOiqY&#10;22YiTra2kYMu1l1tQD30/bPm3wwYN0x18gb45AdQl1tp5j/sFB2T0FQ7R0nTNEV3j6o9feQzro1i&#10;OWA14Fm+Q8a1a8+Bvu/d/dMb2JY5uiPbhG/ktn4cqGU/er3pcvwCAAD//wMAUEsDBBQABgAIAAAA&#10;IQCcQbGqwQEAAGsDAAAOAAAAZHJzL2Uyb0RvYy54bWysU02P0zAQvSPxHyzfadJAV0vUdA9dlkuB&#10;Srv8gKntJBa2x7Ldpv33jN0PFrghcrDGnpk3b95Mlg9Ha9hBhajRdXw+qzlTTqDUbuj495end/ec&#10;xQROgkGnOn5SkT+s3r5ZTr5VDY5opAqMQFxsJ9/xMSXfVlUUo7IQZ+iVI2ePwUKiaxgqGWAidGuq&#10;pq7vqgmD9AGFipFeH89Ovir4fa9E+tb3USVmOk7cUjlDOXf5rFZLaIcAftTiQgP+gYUF7ajoDeoR&#10;ErB90H9BWS0CRuzTTKCtsO+1UKUH6mZe/9HN8whelV5InOhvMsX/Byu+HraBadnxpuHMgaUZbbRT&#10;rMnSTD62FLF225CbE0f37DcofkTmcD2CG1Sh+HLylDbPGdVvKfkSPRXYTV9QUgzsExadjn2wGZIU&#10;YMcyjtNtHOqYmKDHu8X9+/rDgjNx9VXQXhN9iOmzQsuy0XFDnAswHDYxZSLQXkNyHYdP2pgybePY&#10;RGw/1ou6ZEQ0WmZvjoth2K1NYAfIC1O+0hZ5XocF3DtZ0EYF8tPFTqDN2abqxl3UyAKcpdyhPG3D&#10;VSWaaKF52b68Mq/vJfvXP7L6CQAA//8DAFBLAwQUAAYACAAAACEA+TjA6t0AAAAOAQAADwAAAGRy&#10;cy9kb3ducmV2LnhtbEyPQU+DQBCF7yb+h82YeLMLSA0iS6NNvPQmbdTjlh2ByM4Sdkvh3zs9GL3N&#10;m3l5871iM9teTDj6zpGCeBWBQKqd6ahRcNi/3mUgfNBkdO8IFSzoYVNeXxU6N+5MbzhVoREcQj7X&#10;CtoQhlxKX7dotV+5AYlvX260OrAcG2lGfeZw28skih6k1R3xh1YPuG2x/q5OllPWH9nLTmeHZemr&#10;z8d0+76byCp1ezM/P4EIOIc/M1zwGR1KZjq6ExkvetbxfcpWHtIk4VYXS7yOYhDH350sC/m/RvkD&#10;AAD//wMAUEsBAi0AFAAGAAgAAAAhALaDOJL+AAAA4QEAABMAAAAAAAAAAAAAAAAAAAAAAFtDb250&#10;ZW50X1R5cGVzXS54bWxQSwECLQAUAAYACAAAACEAOP0h/9YAAACUAQAACwAAAAAAAAAAAAAAAAAv&#10;AQAAX3JlbHMvLnJlbHNQSwECLQAUAAYACAAAACEAnEGxqsEBAABrAwAADgAAAAAAAAAAAAAAAAAu&#10;AgAAZHJzL2Uyb0RvYy54bWxQSwECLQAUAAYACAAAACEA+TjA6t0AAAAOAQAADwAAAAAAAAAAAAAA&#10;AAAbBAAAZHJzL2Rvd25yZXYueG1sUEsFBgAAAAAEAAQA8wAAACUFAAAAAA==&#10;" strokeweight="1.5pt">
+            <v:line w14:anchorId="59C2F490" id="Line 2" o:spid="_x0000_s1026" style="position:absolute;z-index:251629056;visibility:visible;mso-wrap-style:square;mso-width-percent:0;mso-height-percent:0;mso-wrap-distance-left:9pt;mso-wrap-distance-top:-3e-5mm;mso-wrap-distance-right:9pt;mso-wrap-distance-bottom:-3e-5mm;mso-position-horizontal:absolute;mso-position-horizontal-relative:page;mso-position-vertical:absolute;mso-position-vertical-relative:page;mso-width-percent:0;mso-height-percent:0;mso-width-relative:page;mso-height-relative:page" from="56.7pt,711pt" to="575.05pt,711pt" o:gfxdata="UEsDBBQABgAIAAAAIQC2gziS/gAAAOEBAAATAAAAW0NvbnRlbnRfVHlwZXNdLnhtbJSRQU7DMBBF&#10;90jcwfIWJU67QAgl6YK0S0CoHGBkTxKLZGx5TGhvj5O2G0SRWNoz/78nu9wcxkFMGNg6quQqL6RA&#10;0s5Y6ir5vt9lD1JwBDIwOMJKHpHlpr69KfdHjyxSmriSfYz+USnWPY7AufNIadK6MEJMx9ApD/oD&#10;OlTrorhX2lFEilmcO2RdNtjC5xDF9pCuTyYBB5bi6bQ4syoJ3g9WQ0ymaiLzg5KdCXlKLjvcW893&#10;SUOqXwnz5DrgnHtJTxOsQfEKIT7DmDSUCaxw7Rqn8787ZsmRM9e2VmPeBN4uqYvTtW7jvijg9N/y&#10;JsXecLq0q+WD6m8AAAD//wMAUEsDBBQABgAIAAAAIQA4/SH/1gAAAJQBAAALAAAAX3JlbHMvLnJl&#10;bHOkkMFqwzAMhu+DvYPRfXGawxijTi+j0GvpHsDYimMaW0Yy2fr2M4PBMnrbUb/Q94l/f/hMi1qR&#10;JVI2sOt6UJgd+ZiDgffL8ekFlFSbvV0oo4EbChzGx4f9GRdb25HMsYhqlCwG5lrLq9biZkxWOiqY&#10;22YiTra2kYMu1l1tQD30/bPm3wwYN0x18gb45AdQl1tp5j/sFB2T0FQ7R0nTNEV3j6o9feQzro1i&#10;OWA14Fm+Q8a1a8+Bvu/d/dMb2JY5uiPbhG/ktn4cqGU/er3pcvwCAAD//wMAUEsDBBQABgAIAAAA&#10;IQCcQbGqwQEAAGsDAAAOAAAAZHJzL2Uyb0RvYy54bWysU02P0zAQvSPxHyzfadJAV0vUdA9dlkuB&#10;Srv8gKntJBa2x7Ldpv33jN0PFrghcrDGnpk3b95Mlg9Ha9hBhajRdXw+qzlTTqDUbuj495end/ec&#10;xQROgkGnOn5SkT+s3r5ZTr5VDY5opAqMQFxsJ9/xMSXfVlUUo7IQZ+iVI2ePwUKiaxgqGWAidGuq&#10;pq7vqgmD9AGFipFeH89Ovir4fa9E+tb3USVmOk7cUjlDOXf5rFZLaIcAftTiQgP+gYUF7ajoDeoR&#10;ErB90H9BWS0CRuzTTKCtsO+1UKUH6mZe/9HN8whelV5InOhvMsX/Byu+HraBadnxpuHMgaUZbbRT&#10;rMnSTD62FLF225CbE0f37DcofkTmcD2CG1Sh+HLylDbPGdVvKfkSPRXYTV9QUgzsExadjn2wGZIU&#10;YMcyjtNtHOqYmKDHu8X9+/rDgjNx9VXQXhN9iOmzQsuy0XFDnAswHDYxZSLQXkNyHYdP2pgybePY&#10;RGw/1ou6ZEQ0WmZvjoth2K1NYAfIC1O+0hZ5XocF3DtZ0EYF8tPFTqDN2abqxl3UyAKcpdyhPG3D&#10;VSWaaKF52b68Mq/vJfvXP7L6CQAA//8DAFBLAwQUAAYACAAAACEA+TjA6t0AAAAOAQAADwAAAGRy&#10;cy9kb3ducmV2LnhtbEyPQU+DQBCF7yb+h82YeLMLSA0iS6NNvPQmbdTjlh2ByM4Sdkvh3zs9GL3N&#10;m3l5871iM9teTDj6zpGCeBWBQKqd6ahRcNi/3mUgfNBkdO8IFSzoYVNeXxU6N+5MbzhVoREcQj7X&#10;CtoQhlxKX7dotV+5AYlvX260OrAcG2lGfeZw28skih6k1R3xh1YPuG2x/q5OllPWH9nLTmeHZemr&#10;z8d0+76byCp1ezM/P4EIOIc/M1zwGR1KZjq6ExkvetbxfcpWHtIk4VYXS7yOYhDH350sC/m/RvkD&#10;AAD//wMAUEsBAi0AFAAGAAgAAAAhALaDOJL+AAAA4QEAABMAAAAAAAAAAAAAAAAAAAAAAFtDb250&#10;ZW50X1R5cGVzXS54bWxQSwECLQAUAAYACAAAACEAOP0h/9YAAACUAQAACwAAAAAAAAAAAAAAAAAv&#10;AQAAX3JlbHMvLnJlbHNQSwECLQAUAAYACAAAACEAnEGxqsEBAABrAwAADgAAAAAAAAAAAAAAAAAu&#10;AgAAZHJzL2Uyb0RvYy54bWxQSwECLQAUAAYACAAAACEA+TjA6t0AAAAOAQAADwAAAAAAAAAAAAAA&#10;AAAbBAAAZHJzL2Rvd25yZXYueG1sUEsFBgAAAAAEAAQA8wAAACUFAAAAAA==&#10;" strokeweight="1.5pt">
               <w10:wrap anchorx="page" anchory="page"/>
             </v:line>
           </w:pict>
@@ -8784,7 +6989,7 @@
       <mc:AlternateContent>
         <mc:Choice Requires="wps">
           <w:drawing>
-            <wp:anchor distT="0" distB="0" distL="114300" distR="114300" simplePos="0" relativeHeight="251655680" behindDoc="0" locked="0" layoutInCell="1" allowOverlap="1" wp14:anchorId="43FF6C80" wp14:editId="03C22E27">
+            <wp:anchor distT="0" distB="0" distL="114300" distR="114300" simplePos="0" relativeHeight="251655680" behindDoc="0" locked="0" layoutInCell="1" allowOverlap="1" wp14:anchorId="66C7BF6E" wp14:editId="1807CBC2">
               <wp:simplePos x="0" y="0"/>
               <wp:positionH relativeFrom="column">
                 <wp:posOffset>4508500</wp:posOffset>
@@ -8876,7 +7081,7 @@
         </mc:Choice>
         <mc:Fallback>
           <w:pict>
-            <v:shape w14:anchorId="43FF6C80" id="Text Box 37" o:spid="_x0000_s1050" type="#_x0000_t202" style="position:absolute;margin-left:355pt;margin-top:.65pt;width:135pt;height:28.4pt;z-index:251655680;visibility:visible;mso-wrap-style:square;mso-width-percent:0;mso-height-percent:0;mso-wrap-distance-left:9pt;mso-wrap-distance-top:0;mso-wrap-distance-right:9pt;mso-wrap-distance-bottom:0;mso-position-horizontal:absolute;mso-position-horizontal-relative:text;mso-position-vertical:absolute;mso-position-vertical-relative:text;mso-width-percent:0;mso-height-percent:0;mso-width-relative:page;mso-height-relative:page;v-text-anchor:top" o:gfxdata="UEsDBBQABgAIAAAAIQC2gziS/gAAAOEBAAATAAAAW0NvbnRlbnRfVHlwZXNdLnhtbJSRQU7DMBBF&#10;90jcwfIWJU67QAgl6YK0S0CoHGBkTxKLZGx5TGhvj5O2G0SRWNoz/78nu9wcxkFMGNg6quQqL6RA&#10;0s5Y6ir5vt9lD1JwBDIwOMJKHpHlpr69KfdHjyxSmriSfYz+USnWPY7AufNIadK6MEJMx9ApD/oD&#10;OlTrorhX2lFEilmcO2RdNtjC5xDF9pCuTyYBB5bi6bQ4syoJ3g9WQ0ymaiLzg5KdCXlKLjvcW893&#10;SUOqXwnz5DrgnHtJTxOsQfEKIT7DmDSUCaxw7Rqn8787ZsmRM9e2VmPeBN4uqYvTtW7jvijg9N/y&#10;JsXecLq0q+WD6m8AAAD//wMAUEsDBBQABgAIAAAAIQA4/SH/1gAAAJQBAAALAAAAX3JlbHMvLnJl&#10;bHOkkMFqwzAMhu+DvYPRfXGawxijTi+j0GvpHsDYimMaW0Yy2fr2M4PBMnrbUb/Q94l/f/hMi1qR&#10;JVI2sOt6UJgd+ZiDgffL8ekFlFSbvV0oo4EbChzGx4f9GRdb25HMsYhqlCwG5lrLq9biZkxWOiqY&#10;22YiTra2kYMu1l1tQD30/bPm3wwYN0x18gb45AdQl1tp5j/sFB2T0FQ7R0nTNEV3j6o9feQzro1i&#10;OWA14Fm+Q8a1a8+Bvu/d/dMb2JY5uiPbhG/ktn4cqGU/er3pcvwCAAD//wMAUEsDBBQABgAIAAAA&#10;IQB0j6qf7gEAAMADAAAOAAAAZHJzL2Uyb0RvYy54bWysU9tu2zAMfR+wfxD0vthJs7Qw4hRdiw4D&#10;ugvQ7gMYWY6F2aJGKbGzrx8lx1m3vhV7ESiSOjw8pNbXQ9eKgyZv0JZyPsul0FZhZeyulN+f7t9d&#10;SeED2ApatLqUR+3l9ebtm3XvCr3ABttKk2AQ64velbIJwRVZ5lWjO/AzdNpysEbqIPCVdllF0DN6&#10;12aLPF9lPVLlCJX2nr13Y1BuEn5daxW+1rXXQbSlZG4hnZTObTyzzRqKHYFrjDrRgFew6MBYLnqG&#10;uoMAYk/mBVRnFKHHOswUdhnWtVE69cDdzPN/unlswOnUC4vj3Vkm//9g1ZfDNxKmKuVyLoWFjmf0&#10;pIcgPuAgLi6jPr3zBac9Ok4MA/t5zqlX7x5Q/fDC4m0DdqdviLBvNFTMbx5fZs+ejjg+gmz7z1hx&#10;HdgHTEBDTV0Uj+UQjM5zOp5nE7moWPJyvnyfc0hx7GKVr67S8DIopteOfPiosRPRKCXx7BM6HB58&#10;iGygmFJiMYv3pm3T/Fv7l4MToyexj4RH6mHYDkmoxXJSZYvVkfshHNeKvwEbDdIvKXpeqVL6n3sg&#10;LUX7ybImcf8mgyZjOxlgFT8tZZBiNG/DuKd7R2bXMPKousUb1q02qaUo8MjixJfXJHV6Wum4h8/v&#10;KevPx9v8BgAA//8DAFBLAwQUAAYACAAAACEAoFA1r90AAAAIAQAADwAAAGRycy9kb3ducmV2Lnht&#10;bEyPwU7DMBBE70j8g7VI3KgdECUNcaoKwQkJkYYDRyfeJlHjdYjdNvw92xM9jt5q9k2+nt0gjjiF&#10;3pOGZKFAIDXe9tRq+Kre7lIQIRqyZvCEGn4xwLq4vspNZv2JSjxuYyu4hEJmNHQxjpmUoenQmbDw&#10;IxKznZ+ciRynVtrJnLjcDfJeqaV0pif+0JkRXzps9tuD07D5pvK1//moP8td2VfVStH7cq/17c28&#10;eQYRcY7/x3DWZ3Uo2Kn2B7JBDBqeEsVbIoMHEMxX6TnXGh7TBGSRy8sBxR8AAAD//wMAUEsBAi0A&#10;FAAGAAgAAAAhALaDOJL+AAAA4QEAABMAAAAAAAAAAAAAAAAAAAAAAFtDb250ZW50X1R5cGVzXS54&#10;bWxQSwECLQAUAAYACAAAACEAOP0h/9YAAACUAQAACwAAAAAAAAAAAAAAAAAvAQAAX3JlbHMvLnJl&#10;bHNQSwECLQAUAAYACAAAACEAdI+qn+4BAADAAwAADgAAAAAAAAAAAAAAAAAuAgAAZHJzL2Uyb0Rv&#10;Yy54bWxQSwECLQAUAAYACAAAACEAoFA1r90AAAAIAQAADwAAAAAAAAAAAAAAAABIBAAAZHJzL2Rv&#10;d25yZXYueG1sUEsFBgAAAAAEAAQA8wAAAFIFAAAAAA==&#10;" filled="f" stroked="f">
+            <v:shape w14:anchorId="66C7BF6E" id="Text Box 37" o:spid="_x0000_s1050" type="#_x0000_t202" style="position:absolute;margin-left:355pt;margin-top:.65pt;width:135pt;height:28.4pt;z-index:251655680;visibility:visible;mso-wrap-style:square;mso-width-percent:0;mso-height-percent:0;mso-wrap-distance-left:9pt;mso-wrap-distance-top:0;mso-wrap-distance-right:9pt;mso-wrap-distance-bottom:0;mso-position-horizontal:absolute;mso-position-horizontal-relative:text;mso-position-vertical:absolute;mso-position-vertical-relative:text;mso-width-percent:0;mso-height-percent:0;mso-width-relative:page;mso-height-relative:page;v-text-anchor:top" o:gfxdata="UEsDBBQABgAIAAAAIQC2gziS/gAAAOEBAAATAAAAW0NvbnRlbnRfVHlwZXNdLnhtbJSRQU7DMBBF&#10;90jcwfIWJU67QAgl6YK0S0CoHGBkTxKLZGx5TGhvj5O2G0SRWNoz/78nu9wcxkFMGNg6quQqL6RA&#10;0s5Y6ir5vt9lD1JwBDIwOMJKHpHlpr69KfdHjyxSmriSfYz+USnWPY7AufNIadK6MEJMx9ApD/oD&#10;OlTrorhX2lFEilmcO2RdNtjC5xDF9pCuTyYBB5bi6bQ4syoJ3g9WQ0ymaiLzg5KdCXlKLjvcW893&#10;SUOqXwnz5DrgnHtJTxOsQfEKIT7DmDSUCaxw7Rqn8787ZsmRM9e2VmPeBN4uqYvTtW7jvijg9N/y&#10;JsXecLq0q+WD6m8AAAD//wMAUEsDBBQABgAIAAAAIQA4/SH/1gAAAJQBAAALAAAAX3JlbHMvLnJl&#10;bHOkkMFqwzAMhu+DvYPRfXGawxijTi+j0GvpHsDYimMaW0Yy2fr2M4PBMnrbUb/Q94l/f/hMi1qR&#10;JVI2sOt6UJgd+ZiDgffL8ekFlFSbvV0oo4EbChzGx4f9GRdb25HMsYhqlCwG5lrLq9biZkxWOiqY&#10;22YiTra2kYMu1l1tQD30/bPm3wwYN0x18gb45AdQl1tp5j/sFB2T0FQ7R0nTNEV3j6o9feQzro1i&#10;OWA14Fm+Q8a1a8+Bvu/d/dMb2JY5uiPbhG/ktn4cqGU/er3pcvwCAAD//wMAUEsDBBQABgAIAAAA&#10;IQB0j6qf7gEAAMADAAAOAAAAZHJzL2Uyb0RvYy54bWysU9tu2zAMfR+wfxD0vthJs7Qw4hRdiw4D&#10;ugvQ7gMYWY6F2aJGKbGzrx8lx1m3vhV7ESiSOjw8pNbXQ9eKgyZv0JZyPsul0FZhZeyulN+f7t9d&#10;SeED2ApatLqUR+3l9ebtm3XvCr3ABttKk2AQ64velbIJwRVZ5lWjO/AzdNpysEbqIPCVdllF0DN6&#10;12aLPF9lPVLlCJX2nr13Y1BuEn5daxW+1rXXQbSlZG4hnZTObTyzzRqKHYFrjDrRgFew6MBYLnqG&#10;uoMAYk/mBVRnFKHHOswUdhnWtVE69cDdzPN/unlswOnUC4vj3Vkm//9g1ZfDNxKmKuVyLoWFjmf0&#10;pIcgPuAgLi6jPr3zBac9Ok4MA/t5zqlX7x5Q/fDC4m0DdqdviLBvNFTMbx5fZs+ejjg+gmz7z1hx&#10;HdgHTEBDTV0Uj+UQjM5zOp5nE7moWPJyvnyfc0hx7GKVr67S8DIopteOfPiosRPRKCXx7BM6HB58&#10;iGygmFJiMYv3pm3T/Fv7l4MToyexj4RH6mHYDkmoxXJSZYvVkfshHNeKvwEbDdIvKXpeqVL6n3sg&#10;LUX7ybImcf8mgyZjOxlgFT8tZZBiNG/DuKd7R2bXMPKousUb1q02qaUo8MjixJfXJHV6Wum4h8/v&#10;KevPx9v8BgAA//8DAFBLAwQUAAYACAAAACEAoFA1r90AAAAIAQAADwAAAGRycy9kb3ducmV2Lnht&#10;bEyPwU7DMBBE70j8g7VI3KgdECUNcaoKwQkJkYYDRyfeJlHjdYjdNvw92xM9jt5q9k2+nt0gjjiF&#10;3pOGZKFAIDXe9tRq+Kre7lIQIRqyZvCEGn4xwLq4vspNZv2JSjxuYyu4hEJmNHQxjpmUoenQmbDw&#10;IxKznZ+ciRynVtrJnLjcDfJeqaV0pif+0JkRXzps9tuD07D5pvK1//moP8td2VfVStH7cq/17c28&#10;eQYRcY7/x3DWZ3Uo2Kn2B7JBDBqeEsVbIoMHEMxX6TnXGh7TBGSRy8sBxR8AAAD//wMAUEsBAi0A&#10;FAAGAAgAAAAhALaDOJL+AAAA4QEAABMAAAAAAAAAAAAAAAAAAAAAAFtDb250ZW50X1R5cGVzXS54&#10;bWxQSwECLQAUAAYACAAAACEAOP0h/9YAAACUAQAACwAAAAAAAAAAAAAAAAAvAQAAX3JlbHMvLnJl&#10;bHNQSwECLQAUAAYACAAAACEAdI+qn+4BAADAAwAADgAAAAAAAAAAAAAAAAAuAgAAZHJzL2Uyb0Rv&#10;Yy54bWxQSwECLQAUAAYACAAAACEAoFA1r90AAAAIAQAADwAAAAAAAAAAAAAAAABIBAAAZHJzL2Rv&#10;d25yZXYueG1sUEsFBgAAAAAEAAQA8wAAAFIFAAAAAA==&#10;" filled="f" stroked="f">
               <v:textbox inset="0,0,0,0">
                 <w:txbxContent>
                   <w:p>
@@ -8911,7 +7116,7 @@
       <mc:AlternateContent>
         <mc:Choice Requires="wps">
           <w:drawing>
-            <wp:anchor distT="0" distB="0" distL="114300" distR="114300" simplePos="0" relativeHeight="251678208" behindDoc="0" locked="0" layoutInCell="1" allowOverlap="1" wp14:anchorId="4259C216" wp14:editId="4B713B59">
+            <wp:anchor distT="0" distB="0" distL="114300" distR="114300" simplePos="0" relativeHeight="251678208" behindDoc="0" locked="0" layoutInCell="1" allowOverlap="1" wp14:anchorId="7E20A16C" wp14:editId="44DDA52B">
               <wp:simplePos x="0" y="0"/>
               <wp:positionH relativeFrom="column">
                 <wp:posOffset>5590540</wp:posOffset>
@@ -9007,7 +7212,7 @@
         </mc:Choice>
         <mc:Fallback>
           <w:pict>
-            <v:shape w14:anchorId="4259C216" id="Text Box 92" o:spid="_x0000_s1051" type="#_x0000_t202" style="position:absolute;margin-left:440.2pt;margin-top:-27.2pt;width:49.8pt;height:13.65pt;z-index:251678208;visibility:visible;mso-wrap-style:square;mso-width-percent:0;mso-height-percent:0;mso-wrap-distance-left:9pt;mso-wrap-distance-top:0;mso-wrap-distance-right:9pt;mso-wrap-distance-bottom:0;mso-position-horizontal:absolute;mso-position-horizontal-relative:text;mso-position-vertical:absolute;mso-position-vertical-relative:text;mso-width-percent:0;mso-height-percent:0;mso-width-relative:page;mso-height-relative:page;v-text-anchor:top" o:gfxdata="UEsDBBQABgAIAAAAIQC2gziS/gAAAOEBAAATAAAAW0NvbnRlbnRfVHlwZXNdLnhtbJSRQU7DMBBF&#10;90jcwfIWJU67QAgl6YK0S0CoHGBkTxKLZGx5TGhvj5O2G0SRWNoz/78nu9wcxkFMGNg6quQqL6RA&#10;0s5Y6ir5vt9lD1JwBDIwOMJKHpHlpr69KfdHjyxSmriSfYz+USnWPY7AufNIadK6MEJMx9ApD/oD&#10;OlTrorhX2lFEilmcO2RdNtjC5xDF9pCuTyYBB5bi6bQ4syoJ3g9WQ0ymaiLzg5KdCXlKLjvcW893&#10;SUOqXwnz5DrgnHtJTxOsQfEKIT7DmDSUCaxw7Rqn8787ZsmRM9e2VmPeBN4uqYvTtW7jvijg9N/y&#10;JsXecLq0q+WD6m8AAAD//wMAUEsDBBQABgAIAAAAIQA4/SH/1gAAAJQBAAALAAAAX3JlbHMvLnJl&#10;bHOkkMFqwzAMhu+DvYPRfXGawxijTi+j0GvpHsDYimMaW0Yy2fr2M4PBMnrbUb/Q94l/f/hMi1qR&#10;JVI2sOt6UJgd+ZiDgffL8ekFlFSbvV0oo4EbChzGx4f9GRdb25HMsYhqlCwG5lrLq9biZkxWOiqY&#10;22YiTra2kYMu1l1tQD30/bPm3wwYN0x18gb45AdQl1tp5j/sFB2T0FQ7R0nTNEV3j6o9feQzro1i&#10;OWA14Fm+Q8a1a8+Bvu/d/dMb2JY5uiPbhG/ktn4cqGU/er3pcvwCAAD//wMAUEsDBBQABgAIAAAA&#10;IQDJhPtR7QEAAL8DAAAOAAAAZHJzL2Uyb0RvYy54bWysU9tu1DAQfUfiHyy/s9lLu0C02aq0KkIq&#10;BanlAyaOs7FIPGbs3WT5esbOZlvgDfFiTcbjM+ecmWyuhq4VB03eoC3kYjaXQluFlbG7Qn57unvz&#10;TgofwFbQotWFPGovr7avX216l+slNthWmgSDWJ/3rpBNCC7PMq8a3YGfodOWL2ukDgJ/0i6rCHpG&#10;79psOZ+vsx6pcoRKe8/Z2/FSbhN+XWsVvtS110G0hWRuIZ2UzjKe2XYD+Y7ANUadaMA/sOjAWG56&#10;hrqFAGJP5i+ozihCj3WYKewyrGujdNLAahbzP9Q8NuB00sLmeHe2yf8/WPVw+ErCVIW8YHssdDyj&#10;Jz0E8QEH8X4Z/emdz7ns0XFhGDjPc05avbtH9d0LizcN2J2+JsK+0VAxv0V8mb14OuL4CFL2n7Hi&#10;PrAPmICGmrpoHtshGJ2JHM+ziVwUJ9er5cWabxRfLd6uVpeXqQPk02NHPnzU2IkYFJJ49AkcDvc+&#10;RDKQTyWxl8U707Zp/K39LcGFMZPIR74j8zCUQ/JpmRpHZSVWR5ZDOG4V/wUcNEg/peh5owrpf+yB&#10;tBTtJ8uWxPWbApqCcgrAKn5ayCDFGN6EcU33jsyuYeTRdIvXbFttkqRnFie+vCVJ6Wmj4xq+/E5V&#10;z//d9hcAAAD//wMAUEsDBBQABgAIAAAAIQCQQhHP4AAAAAsBAAAPAAAAZHJzL2Rvd25yZXYueG1s&#10;TI9BT8MwDIXvSPyHyEjctmTTGF1pOk0ITkiIrhw4po3XVmuc0mRb+feYE7vZfk/P38u2k+vFGcfQ&#10;edKwmCsQSLW3HTUaPsvXWQIiREPW9J5Qww8G2Oa3N5lJrb9Qged9bASHUEiNhjbGIZUy1C06E+Z+&#10;QGLt4EdnIq9jI+1oLhzuerlUai2d6Yg/tGbA5xbr4/7kNOy+qHjpvt+rj+JQdGW5UfS2Pmp9fzft&#10;nkBEnOK/Gf7wGR1yZqr8iWwQvYYkUSu2apg9rHhgxyZR3K7iy/JxATLP5HWH/BcAAP//AwBQSwEC&#10;LQAUAAYACAAAACEAtoM4kv4AAADhAQAAEwAAAAAAAAAAAAAAAAAAAAAAW0NvbnRlbnRfVHlwZXNd&#10;LnhtbFBLAQItABQABgAIAAAAIQA4/SH/1gAAAJQBAAALAAAAAAAAAAAAAAAAAC8BAABfcmVscy8u&#10;cmVsc1BLAQItABQABgAIAAAAIQDJhPtR7QEAAL8DAAAOAAAAAAAAAAAAAAAAAC4CAABkcnMvZTJv&#10;RG9jLnhtbFBLAQItABQABgAIAAAAIQCQQhHP4AAAAAsBAAAPAAAAAAAAAAAAAAAAAEcEAABkcnMv&#10;ZG93bnJldi54bWxQSwUGAAAAAAQABADzAAAAVAUAAAAA&#10;" filled="f" stroked="f">
+            <v:shape w14:anchorId="7E20A16C" id="Text Box 92" o:spid="_x0000_s1051" type="#_x0000_t202" style="position:absolute;margin-left:440.2pt;margin-top:-27.2pt;width:49.8pt;height:13.65pt;z-index:251678208;visibility:visible;mso-wrap-style:square;mso-width-percent:0;mso-height-percent:0;mso-wrap-distance-left:9pt;mso-wrap-distance-top:0;mso-wrap-distance-right:9pt;mso-wrap-distance-bottom:0;mso-position-horizontal:absolute;mso-position-horizontal-relative:text;mso-position-vertical:absolute;mso-position-vertical-relative:text;mso-width-percent:0;mso-height-percent:0;mso-width-relative:page;mso-height-relative:page;v-text-anchor:top" o:gfxdata="UEsDBBQABgAIAAAAIQC2gziS/gAAAOEBAAATAAAAW0NvbnRlbnRfVHlwZXNdLnhtbJSRQU7DMBBF&#10;90jcwfIWJU67QAgl6YK0S0CoHGBkTxKLZGx5TGhvj5O2G0SRWNoz/78nu9wcxkFMGNg6quQqL6RA&#10;0s5Y6ir5vt9lD1JwBDIwOMJKHpHlpr69KfdHjyxSmriSfYz+USnWPY7AufNIadK6MEJMx9ApD/oD&#10;OlTrorhX2lFEilmcO2RdNtjC5xDF9pCuTyYBB5bi6bQ4syoJ3g9WQ0ymaiLzg5KdCXlKLjvcW893&#10;SUOqXwnz5DrgnHtJTxOsQfEKIT7DmDSUCaxw7Rqn8787ZsmRM9e2VmPeBN4uqYvTtW7jvijg9N/y&#10;JsXecLq0q+WD6m8AAAD//wMAUEsDBBQABgAIAAAAIQA4/SH/1gAAAJQBAAALAAAAX3JlbHMvLnJl&#10;bHOkkMFqwzAMhu+DvYPRfXGawxijTi+j0GvpHsDYimMaW0Yy2fr2M4PBMnrbUb/Q94l/f/hMi1qR&#10;JVI2sOt6UJgd+ZiDgffL8ekFlFSbvV0oo4EbChzGx4f9GRdb25HMsYhqlCwG5lrLq9biZkxWOiqY&#10;22YiTra2kYMu1l1tQD30/bPm3wwYN0x18gb45AdQl1tp5j/sFB2T0FQ7R0nTNEV3j6o9feQzro1i&#10;OWA14Fm+Q8a1a8+Bvu/d/dMb2JY5uiPbhG/ktn4cqGU/er3pcvwCAAD//wMAUEsDBBQABgAIAAAA&#10;IQDJhPtR7QEAAL8DAAAOAAAAZHJzL2Uyb0RvYy54bWysU9tu1DAQfUfiHyy/s9lLu0C02aq0KkIq&#10;BanlAyaOs7FIPGbs3WT5esbOZlvgDfFiTcbjM+ecmWyuhq4VB03eoC3kYjaXQluFlbG7Qn57unvz&#10;TgofwFbQotWFPGovr7avX216l+slNthWmgSDWJ/3rpBNCC7PMq8a3YGfodOWL2ukDgJ/0i6rCHpG&#10;79psOZ+vsx6pcoRKe8/Z2/FSbhN+XWsVvtS110G0hWRuIZ2UzjKe2XYD+Y7ANUadaMA/sOjAWG56&#10;hrqFAGJP5i+ozihCj3WYKewyrGujdNLAahbzP9Q8NuB00sLmeHe2yf8/WPVw+ErCVIW8YHssdDyj&#10;Jz0E8QEH8X4Z/emdz7ns0XFhGDjPc05avbtH9d0LizcN2J2+JsK+0VAxv0V8mb14OuL4CFL2n7Hi&#10;PrAPmICGmrpoHtshGJ2JHM+ziVwUJ9er5cWabxRfLd6uVpeXqQPk02NHPnzU2IkYFJJ49AkcDvc+&#10;RDKQTyWxl8U707Zp/K39LcGFMZPIR74j8zCUQ/JpmRpHZSVWR5ZDOG4V/wUcNEg/peh5owrpf+yB&#10;tBTtJ8uWxPWbApqCcgrAKn5ayCDFGN6EcU33jsyuYeTRdIvXbFttkqRnFie+vCVJ6Wmj4xq+/E5V&#10;z//d9hcAAAD//wMAUEsDBBQABgAIAAAAIQCQQhHP4AAAAAsBAAAPAAAAZHJzL2Rvd25yZXYueG1s&#10;TI9BT8MwDIXvSPyHyEjctmTTGF1pOk0ITkiIrhw4po3XVmuc0mRb+feYE7vZfk/P38u2k+vFGcfQ&#10;edKwmCsQSLW3HTUaPsvXWQIiREPW9J5Qww8G2Oa3N5lJrb9Qged9bASHUEiNhjbGIZUy1C06E+Z+&#10;QGLt4EdnIq9jI+1oLhzuerlUai2d6Yg/tGbA5xbr4/7kNOy+qHjpvt+rj+JQdGW5UfS2Pmp9fzft&#10;nkBEnOK/Gf7wGR1yZqr8iWwQvYYkUSu2apg9rHhgxyZR3K7iy/JxATLP5HWH/BcAAP//AwBQSwEC&#10;LQAUAAYACAAAACEAtoM4kv4AAADhAQAAEwAAAAAAAAAAAAAAAAAAAAAAW0NvbnRlbnRfVHlwZXNd&#10;LnhtbFBLAQItABQABgAIAAAAIQA4/SH/1gAAAJQBAAALAAAAAAAAAAAAAAAAAC8BAABfcmVscy8u&#10;cmVsc1BLAQItABQABgAIAAAAIQDJhPtR7QEAAL8DAAAOAAAAAAAAAAAAAAAAAC4CAABkcnMvZTJv&#10;RG9jLnhtbFBLAQItABQABgAIAAAAIQCQQhHP4AAAAAsBAAAPAAAAAAAAAAAAAAAAAEcEAABkcnMv&#10;ZG93bnJldi54bWxQSwUGAAAAAAQABADzAAAAVAUAAAAA&#10;" filled="f" stroked="f">
               <v:textbox inset="0,0,0,0">
                 <w:txbxContent>
                   <w:p>
@@ -9046,7 +7251,7 @@
       <mc:AlternateContent>
         <mc:Choice Requires="wps">
           <w:drawing>
-            <wp:anchor distT="0" distB="0" distL="114300" distR="114300" simplePos="0" relativeHeight="251675136" behindDoc="0" locked="0" layoutInCell="1" allowOverlap="1" wp14:anchorId="70697DFB" wp14:editId="51FEB37A">
+            <wp:anchor distT="0" distB="0" distL="114300" distR="114300" simplePos="0" relativeHeight="251675136" behindDoc="0" locked="0" layoutInCell="1" allowOverlap="1" wp14:anchorId="0616430F" wp14:editId="1F174129">
               <wp:simplePos x="0" y="0"/>
               <wp:positionH relativeFrom="column">
                 <wp:posOffset>5049520</wp:posOffset>
@@ -9138,7 +7343,7 @@
         </mc:Choice>
         <mc:Fallback>
           <w:pict>
-            <v:shape w14:anchorId="70697DFB" id="Text Box 78" o:spid="_x0000_s1052" type="#_x0000_t202" style="position:absolute;margin-left:397.6pt;margin-top:-27.45pt;width:41.65pt;height:13.9pt;z-index:251675136;visibility:visible;mso-wrap-style:square;mso-width-percent:0;mso-height-percent:0;mso-wrap-distance-left:9pt;mso-wrap-distance-top:0;mso-wrap-distance-right:9pt;mso-wrap-distance-bottom:0;mso-position-horizontal:absolute;mso-position-horizontal-relative:text;mso-position-vertical:absolute;mso-position-vertical-relative:text;mso-width-percent:0;mso-height-percent:0;mso-width-relative:page;mso-height-relative:page;v-text-anchor:top" o:gfxdata="UEsDBBQABgAIAAAAIQC2gziS/gAAAOEBAAATAAAAW0NvbnRlbnRfVHlwZXNdLnhtbJSRQU7DMBBF&#10;90jcwfIWJU67QAgl6YK0S0CoHGBkTxKLZGx5TGhvj5O2G0SRWNoz/78nu9wcxkFMGNg6quQqL6RA&#10;0s5Y6ir5vt9lD1JwBDIwOMJKHpHlpr69KfdHjyxSmriSfYz+USnWPY7AufNIadK6MEJMx9ApD/oD&#10;OlTrorhX2lFEilmcO2RdNtjC5xDF9pCuTyYBB5bi6bQ4syoJ3g9WQ0ymaiLzg5KdCXlKLjvcW893&#10;SUOqXwnz5DrgnHtJTxOsQfEKIT7DmDSUCaxw7Rqn8787ZsmRM9e2VmPeBN4uqYvTtW7jvijg9N/y&#10;JsXecLq0q+WD6m8AAAD//wMAUEsDBBQABgAIAAAAIQA4/SH/1gAAAJQBAAALAAAAX3JlbHMvLnJl&#10;bHOkkMFqwzAMhu+DvYPRfXGawxijTi+j0GvpHsDYimMaW0Yy2fr2M4PBMnrbUb/Q94l/f/hMi1qR&#10;JVI2sOt6UJgd+ZiDgffL8ekFlFSbvV0oo4EbChzGx4f9GRdb25HMsYhqlCwG5lrLq9biZkxWOiqY&#10;22YiTra2kYMu1l1tQD30/bPm3wwYN0x18gb45AdQl1tp5j/sFB2T0FQ7R0nTNEV3j6o9feQzro1i&#10;OWA14Fm+Q8a1a8+Bvu/d/dMb2JY5uiPbhG/ktn4cqGU/er3pcvwCAAD//wMAUEsDBBQABgAIAAAA&#10;IQDSQASg7gEAAL8DAAAOAAAAZHJzL2Uyb0RvYy54bWysU9tu2zAMfR+wfxD0vjhJkTQz4hRdiw4D&#10;ugvQ7gNoWY6F2aJGKbGzrx8lx1m3vQ17ESiKOjrnkNreDF0rjpq8QVvIxWwuhbYKK2P3hfz6/PBm&#10;I4UPYCto0epCnrSXN7vXr7a9y/USG2wrTYJBrM97V8gmBJdnmVeN7sDP0GnLhzVSB4G3tM8qgp7R&#10;uzZbzufrrEeqHKHS3nP2fjyUu4Rf11qFz3XtdRBtIZlbSCultYxrtttCvidwjVFnGvAPLDowlh+9&#10;QN1DAHEg8xdUZxShxzrMFHYZ1rVROmlgNYv5H2qeGnA6aWFzvLvY5P8frPp0/ELCVIW84k5Z6LhH&#10;z3oI4h0O4noT/emdz7nsyXFhGDjPfU5avXtE9c0Li3cN2L2+JcK+0VAxv0W8mb24OuL4CFL2H7Hi&#10;d+AQMAENNXXRPLZDMDr36XTpTeSiOLlabt6uVlIoPlpcr1dXqXcZ5NNlRz6819iJGBSSuPUJHI6P&#10;PkQykE8l8S2LD6ZtU/tb+1uCC2MmkY98R+ZhKIfk03I9mVJidWI5hONU8S/goEH6IUXPE1VI//0A&#10;pKVoP1i2JI7fFNAUlFMAVvHVQgYpxvAujGN6cGT2DSOPplu8ZdtqkyRFf0cWZ748JUnpeaLjGL7c&#10;p6pf/273EwAA//8DAFBLAwQUAAYACAAAACEAzwINneEAAAALAQAADwAAAGRycy9kb3ducmV2Lnht&#10;bEyPy07DMBBF90j8gzVI7FqnEWkexKkqBCskRBoWLJ3YTazG4xC7bfh7hhUsZ+bozrnlbrEju+jZ&#10;G4cCNusImMbOKYO9gI/mZZUB80GikqNDLeBbe9hVtzelLJS7Yq0vh9AzCkFfSAFDCFPBue8GbaVf&#10;u0kj3Y5utjLQOPdczfJK4XbkcRRtuZUG6cMgJ/006O50OFsB+0+sn83XW/teH2vTNHmEr9uTEPd3&#10;y/4RWNBL+IPhV5/UoSKn1p1ReTYKSPMkJlTAKnnIgRGRpVkCrKVNnG6AVyX/36H6AQAA//8DAFBL&#10;AQItABQABgAIAAAAIQC2gziS/gAAAOEBAAATAAAAAAAAAAAAAAAAAAAAAABbQ29udGVudF9UeXBl&#10;c10ueG1sUEsBAi0AFAAGAAgAAAAhADj9If/WAAAAlAEAAAsAAAAAAAAAAAAAAAAALwEAAF9yZWxz&#10;Ly5yZWxzUEsBAi0AFAAGAAgAAAAhANJABKDuAQAAvwMAAA4AAAAAAAAAAAAAAAAALgIAAGRycy9l&#10;Mm9Eb2MueG1sUEsBAi0AFAAGAAgAAAAhAM8CDZ3hAAAACwEAAA8AAAAAAAAAAAAAAAAASAQAAGRy&#10;cy9kb3ducmV2LnhtbFBLBQYAAAAABAAEAPMAAABWBQAAAAA=&#10;" filled="f" stroked="f">
+            <v:shape w14:anchorId="0616430F" id="Text Box 78" o:spid="_x0000_s1052" type="#_x0000_t202" style="position:absolute;margin-left:397.6pt;margin-top:-27.45pt;width:41.65pt;height:13.9pt;z-index:251675136;visibility:visible;mso-wrap-style:square;mso-width-percent:0;mso-height-percent:0;mso-wrap-distance-left:9pt;mso-wrap-distance-top:0;mso-wrap-distance-right:9pt;mso-wrap-distance-bottom:0;mso-position-horizontal:absolute;mso-position-horizontal-relative:text;mso-position-vertical:absolute;mso-position-vertical-relative:text;mso-width-percent:0;mso-height-percent:0;mso-width-relative:page;mso-height-relative:page;v-text-anchor:top" o:gfxdata="UEsDBBQABgAIAAAAIQC2gziS/gAAAOEBAAATAAAAW0NvbnRlbnRfVHlwZXNdLnhtbJSRQU7DMBBF&#10;90jcwfIWJU67QAgl6YK0S0CoHGBkTxKLZGx5TGhvj5O2G0SRWNoz/78nu9wcxkFMGNg6quQqL6RA&#10;0s5Y6ir5vt9lD1JwBDIwOMJKHpHlpr69KfdHjyxSmriSfYz+USnWPY7AufNIadK6MEJMx9ApD/oD&#10;OlTrorhX2lFEilmcO2RdNtjC5xDF9pCuTyYBB5bi6bQ4syoJ3g9WQ0ymaiLzg5KdCXlKLjvcW893&#10;SUOqXwnz5DrgnHtJTxOsQfEKIT7DmDSUCaxw7Rqn8787ZsmRM9e2VmPeBN4uqYvTtW7jvijg9N/y&#10;JsXecLq0q+WD6m8AAAD//wMAUEsDBBQABgAIAAAAIQA4/SH/1gAAAJQBAAALAAAAX3JlbHMvLnJl&#10;bHOkkMFqwzAMhu+DvYPRfXGawxijTi+j0GvpHsDYimMaW0Yy2fr2M4PBMnrbUb/Q94l/f/hMi1qR&#10;JVI2sOt6UJgd+ZiDgffL8ekFlFSbvV0oo4EbChzGx4f9GRdb25HMsYhqlCwG5lrLq9biZkxWOiqY&#10;22YiTra2kYMu1l1tQD30/bPm3wwYN0x18gb45AdQl1tp5j/sFB2T0FQ7R0nTNEV3j6o9feQzro1i&#10;OWA14Fm+Q8a1a8+Bvu/d/dMb2JY5uiPbhG/ktn4cqGU/er3pcvwCAAD//wMAUEsDBBQABgAIAAAA&#10;IQDSQASg7gEAAL8DAAAOAAAAZHJzL2Uyb0RvYy54bWysU9tu2zAMfR+wfxD0vjhJkTQz4hRdiw4D&#10;ugvQ7gNoWY6F2aJGKbGzrx8lx1m3vQ17ESiKOjrnkNreDF0rjpq8QVvIxWwuhbYKK2P3hfz6/PBm&#10;I4UPYCto0epCnrSXN7vXr7a9y/USG2wrTYJBrM97V8gmBJdnmVeN7sDP0GnLhzVSB4G3tM8qgp7R&#10;uzZbzufrrEeqHKHS3nP2fjyUu4Rf11qFz3XtdRBtIZlbSCultYxrtttCvidwjVFnGvAPLDowlh+9&#10;QN1DAHEg8xdUZxShxzrMFHYZ1rVROmlgNYv5H2qeGnA6aWFzvLvY5P8frPp0/ELCVIW84k5Z6LhH&#10;z3oI4h0O4noT/emdz7nsyXFhGDjPfU5avXtE9c0Li3cN2L2+JcK+0VAxv0W8mb24OuL4CFL2H7Hi&#10;d+AQMAENNXXRPLZDMDr36XTpTeSiOLlabt6uVlIoPlpcr1dXqXcZ5NNlRz6819iJGBSSuPUJHI6P&#10;PkQykE8l8S2LD6ZtU/tb+1uCC2MmkY98R+ZhKIfk03I9mVJidWI5hONU8S/goEH6IUXPE1VI//0A&#10;pKVoP1i2JI7fFNAUlFMAVvHVQgYpxvAujGN6cGT2DSOPplu8ZdtqkyRFf0cWZ748JUnpeaLjGL7c&#10;p6pf/273EwAA//8DAFBLAwQUAAYACAAAACEAzwINneEAAAALAQAADwAAAGRycy9kb3ducmV2Lnht&#10;bEyPy07DMBBF90j8gzVI7FqnEWkexKkqBCskRBoWLJ3YTazG4xC7bfh7hhUsZ+bozrnlbrEju+jZ&#10;G4cCNusImMbOKYO9gI/mZZUB80GikqNDLeBbe9hVtzelLJS7Yq0vh9AzCkFfSAFDCFPBue8GbaVf&#10;u0kj3Y5utjLQOPdczfJK4XbkcRRtuZUG6cMgJ/006O50OFsB+0+sn83XW/teH2vTNHmEr9uTEPd3&#10;y/4RWNBL+IPhV5/UoSKn1p1ReTYKSPMkJlTAKnnIgRGRpVkCrKVNnG6AVyX/36H6AQAA//8DAFBL&#10;AQItABQABgAIAAAAIQC2gziS/gAAAOEBAAATAAAAAAAAAAAAAAAAAAAAAABbQ29udGVudF9UeXBl&#10;c10ueG1sUEsBAi0AFAAGAAgAAAAhADj9If/WAAAAlAEAAAsAAAAAAAAAAAAAAAAALwEAAF9yZWxz&#10;Ly5yZWxzUEsBAi0AFAAGAAgAAAAhANJABKDuAQAAvwMAAA4AAAAAAAAAAAAAAAAALgIAAGRycy9l&#10;Mm9Eb2MueG1sUEsBAi0AFAAGAAgAAAAhAM8CDZ3hAAAACwEAAA8AAAAAAAAAAAAAAAAASAQAAGRy&#10;cy9kb3ducmV2LnhtbFBLBQYAAAAABAAEAPMAAABWBQAAAAA=&#10;" filled="f" stroked="f">
               <v:textbox inset="0,0,0,0">
                 <w:txbxContent>
                   <w:p>
@@ -9173,7 +7378,7 @@
       <mc:AlternateContent>
         <mc:Choice Requires="wps">
           <w:drawing>
-            <wp:anchor distT="0" distB="0" distL="114300" distR="114300" simplePos="0" relativeHeight="251657728" behindDoc="0" locked="0" layoutInCell="1" allowOverlap="1" wp14:anchorId="62B5C614" wp14:editId="3338299C">
+            <wp:anchor distT="0" distB="0" distL="114300" distR="114300" simplePos="0" relativeHeight="251657728" behindDoc="0" locked="0" layoutInCell="1" allowOverlap="1" wp14:anchorId="5A2B89E6" wp14:editId="53562BBF">
               <wp:simplePos x="0" y="0"/>
               <wp:positionH relativeFrom="column">
                 <wp:posOffset>4505960</wp:posOffset>
@@ -9263,7 +7468,7 @@
         </mc:Choice>
         <mc:Fallback>
           <w:pict>
-            <v:shape w14:anchorId="62B5C614" id="Text Box 38" o:spid="_x0000_s1053" type="#_x0000_t202" style="position:absolute;margin-left:354.8pt;margin-top:-40.55pt;width:42.05pt;height:12.8pt;z-index:251657728;visibility:visible;mso-wrap-style:square;mso-width-percent:0;mso-height-percent:0;mso-wrap-distance-left:9pt;mso-wrap-distance-top:0;mso-wrap-distance-right:9pt;mso-wrap-distance-bottom:0;mso-position-horizontal:absolute;mso-position-horizontal-relative:text;mso-position-vertical:absolute;mso-position-vertical-relative:text;mso-width-percent:0;mso-height-percent:0;mso-width-relative:page;mso-height-relative:page;v-text-anchor:top" o:gfxdata="UEsDBBQABgAIAAAAIQC2gziS/gAAAOEBAAATAAAAW0NvbnRlbnRfVHlwZXNdLnhtbJSRQU7DMBBF&#10;90jcwfIWJU67QAgl6YK0S0CoHGBkTxKLZGx5TGhvj5O2G0SRWNoz/78nu9wcxkFMGNg6quQqL6RA&#10;0s5Y6ir5vt9lD1JwBDIwOMJKHpHlpr69KfdHjyxSmriSfYz+USnWPY7AufNIadK6MEJMx9ApD/oD&#10;OlTrorhX2lFEilmcO2RdNtjC5xDF9pCuTyYBB5bi6bQ4syoJ3g9WQ0ymaiLzg5KdCXlKLjvcW893&#10;SUOqXwnz5DrgnHtJTxOsQfEKIT7DmDSUCaxw7Rqn8787ZsmRM9e2VmPeBN4uqYvTtW7jvijg9N/y&#10;JsXecLq0q+WD6m8AAAD//wMAUEsDBBQABgAIAAAAIQA4/SH/1gAAAJQBAAALAAAAX3JlbHMvLnJl&#10;bHOkkMFqwzAMhu+DvYPRfXGawxijTi+j0GvpHsDYimMaW0Yy2fr2M4PBMnrbUb/Q94l/f/hMi1qR&#10;JVI2sOt6UJgd+ZiDgffL8ekFlFSbvV0oo4EbChzGx4f9GRdb25HMsYhqlCwG5lrLq9biZkxWOiqY&#10;22YiTra2kYMu1l1tQD30/bPm3wwYN0x18gb45AdQl1tp5j/sFB2T0FQ7R0nTNEV3j6o9feQzro1i&#10;OWA14Fm+Q8a1a8+Bvu/d/dMb2JY5uiPbhG/ktn4cqGU/er3pcvwCAAD//wMAUEsDBBQABgAIAAAA&#10;IQD6espW7gEAAL8DAAAOAAAAZHJzL2Uyb0RvYy54bWysU9tu2zAMfR+wfxD0vjiXJS2MOEXXosOA&#10;7gK0+wBalmNhtqhRSuzs60fJcdZtb8NeBIqijs45pLY3Q9eKoyZv0BZyMZtLoa3Cyth9Ib8+P7y5&#10;lsIHsBW0aHUhT9rLm93rV9ve5XqJDbaVJsEg1ue9K2QTgsuzzKtGd+Bn6LTlwxqpg8Bb2mcVQc/o&#10;XZst5/NN1iNVjlBp7zl7Px7KXcKva63C57r2Ooi2kMwtpJXSWsY1220h3xO4xqgzDfgHFh0Yy49e&#10;oO4hgDiQ+QuqM4rQYx1mCrsM69oonTSwmsX8DzVPDTidtLA53l1s8v8PVn06fiFhqkKurqSw0HGP&#10;nvUQxDscxOo6+tM7n3PZk+PCMHCe+5y0eveI6psXFu8asHt9S4R9o6Fifot4M3txdcTxEaTsP2LF&#10;78AhYAIaauqieWyHYHTu0+nSm8hFcXK9ejtfraVQfLTYLNeb1LsM8umyIx/ea+xEDApJ3PoEDsdH&#10;HyIZyKeS+JbFB9O2qf2t/S3BhTGTyEe+I/MwlEPyaXk1mVJidWI5hONU8S/goEH6IUXPE1VI//0A&#10;pKVoP1i2JI7fFNAUlFMAVvHVQgYpxvAujGN6cGT2DSOPplu8ZdtqkyRFf0cWZ748JUnpeaLjGL7c&#10;p6pf/273EwAA//8DAFBLAwQUAAYACAAAACEAnGJxIeEAAAALAQAADwAAAGRycy9kb3ducmV2Lnht&#10;bEyPwU6DQBCG7ya+w2ZMvLW7aICCLE1j9GRipHjwuLBTIGVnkd22+Paup3qcmS//fH+xXczIzji7&#10;wZKEaC2AIbVWD9RJ+KxfVxtgzivSarSEEn7Qwba8vSlUru2FKjzvfcdCCLlcSei9n3LOXdujUW5t&#10;J6RwO9jZKB/GueN6VpcQbkb+IETCjRoofOjVhM89tsf9yUjYfVH1Mny/Nx/VoRrqOhP0lhylvL9b&#10;dk/APC7+CsOfflCHMjg19kTasVFCKrIkoBJWmygCFog0e0yBNWETxzHwsuD/O5S/AAAA//8DAFBL&#10;AQItABQABgAIAAAAIQC2gziS/gAAAOEBAAATAAAAAAAAAAAAAAAAAAAAAABbQ29udGVudF9UeXBl&#10;c10ueG1sUEsBAi0AFAAGAAgAAAAhADj9If/WAAAAlAEAAAsAAAAAAAAAAAAAAAAALwEAAF9yZWxz&#10;Ly5yZWxzUEsBAi0AFAAGAAgAAAAhAPp6ylbuAQAAvwMAAA4AAAAAAAAAAAAAAAAALgIAAGRycy9l&#10;Mm9Eb2MueG1sUEsBAi0AFAAGAAgAAAAhAJxicSHhAAAACwEAAA8AAAAAAAAAAAAAAAAASAQAAGRy&#10;cy9kb3ducmV2LnhtbFBLBQYAAAAABAAEAPMAAABWBQAAAAA=&#10;" filled="f" stroked="f">
+            <v:shape w14:anchorId="5A2B89E6" id="Text Box 38" o:spid="_x0000_s1053" type="#_x0000_t202" style="position:absolute;margin-left:354.8pt;margin-top:-40.55pt;width:42.05pt;height:12.8pt;z-index:251657728;visibility:visible;mso-wrap-style:square;mso-width-percent:0;mso-height-percent:0;mso-wrap-distance-left:9pt;mso-wrap-distance-top:0;mso-wrap-distance-right:9pt;mso-wrap-distance-bottom:0;mso-position-horizontal:absolute;mso-position-horizontal-relative:text;mso-position-vertical:absolute;mso-position-vertical-relative:text;mso-width-percent:0;mso-height-percent:0;mso-width-relative:page;mso-height-relative:page;v-text-anchor:top" o:gfxdata="UEsDBBQABgAIAAAAIQC2gziS/gAAAOEBAAATAAAAW0NvbnRlbnRfVHlwZXNdLnhtbJSRQU7DMBBF&#10;90jcwfIWJU67QAgl6YK0S0CoHGBkTxKLZGx5TGhvj5O2G0SRWNoz/78nu9wcxkFMGNg6quQqL6RA&#10;0s5Y6ir5vt9lD1JwBDIwOMJKHpHlpr69KfdHjyxSmriSfYz+USnWPY7AufNIadK6MEJMx9ApD/oD&#10;OlTrorhX2lFEilmcO2RdNtjC5xDF9pCuTyYBB5bi6bQ4syoJ3g9WQ0ymaiLzg5KdCXlKLjvcW893&#10;SUOqXwnz5DrgnHtJTxOsQfEKIT7DmDSUCaxw7Rqn8787ZsmRM9e2VmPeBN4uqYvTtW7jvijg9N/y&#10;JsXecLq0q+WD6m8AAAD//wMAUEsDBBQABgAIAAAAIQA4/SH/1gAAAJQBAAALAAAAX3JlbHMvLnJl&#10;bHOkkMFqwzAMhu+DvYPRfXGawxijTi+j0GvpHsDYimMaW0Yy2fr2M4PBMnrbUb/Q94l/f/hMi1qR&#10;JVI2sOt6UJgd+ZiDgffL8ekFlFSbvV0oo4EbChzGx4f9GRdb25HMsYhqlCwG5lrLq9biZkxWOiqY&#10;22YiTra2kYMu1l1tQD30/bPm3wwYN0x18gb45AdQl1tp5j/sFB2T0FQ7R0nTNEV3j6o9feQzro1i&#10;OWA14Fm+Q8a1a8+Bvu/d/dMb2JY5uiPbhG/ktn4cqGU/er3pcvwCAAD//wMAUEsDBBQABgAIAAAA&#10;IQD6espW7gEAAL8DAAAOAAAAZHJzL2Uyb0RvYy54bWysU9tu2zAMfR+wfxD0vjiXJS2MOEXXosOA&#10;7gK0+wBalmNhtqhRSuzs60fJcdZtb8NeBIqijs45pLY3Q9eKoyZv0BZyMZtLoa3Cyth9Ib8+P7y5&#10;lsIHsBW0aHUhT9rLm93rV9ve5XqJDbaVJsEg1ue9K2QTgsuzzKtGd+Bn6LTlwxqpg8Bb2mcVQc/o&#10;XZst5/NN1iNVjlBp7zl7Px7KXcKva63C57r2Ooi2kMwtpJXSWsY1220h3xO4xqgzDfgHFh0Yy49e&#10;oO4hgDiQ+QuqM4rQYx1mCrsM69oonTSwmsX8DzVPDTidtLA53l1s8v8PVn06fiFhqkKurqSw0HGP&#10;nvUQxDscxOo6+tM7n3PZk+PCMHCe+5y0eveI6psXFu8asHt9S4R9o6Fifot4M3txdcTxEaTsP2LF&#10;78AhYAIaauqieWyHYHTu0+nSm8hFcXK9ejtfraVQfLTYLNeb1LsM8umyIx/ea+xEDApJ3PoEDsdH&#10;HyIZyKeS+JbFB9O2qf2t/S3BhTGTyEe+I/MwlEPyaXk1mVJidWI5hONU8S/goEH6IUXPE1VI//0A&#10;pKVoP1i2JI7fFNAUlFMAVvHVQgYpxvAujGN6cGT2DSOPplu8ZdtqkyRFf0cWZ748JUnpeaLjGL7c&#10;p6pf/273EwAA//8DAFBLAwQUAAYACAAAACEAnGJxIeEAAAALAQAADwAAAGRycy9kb3ducmV2Lnht&#10;bEyPwU6DQBCG7ya+w2ZMvLW7aICCLE1j9GRipHjwuLBTIGVnkd22+Paup3qcmS//fH+xXczIzji7&#10;wZKEaC2AIbVWD9RJ+KxfVxtgzivSarSEEn7Qwba8vSlUru2FKjzvfcdCCLlcSei9n3LOXdujUW5t&#10;J6RwO9jZKB/GueN6VpcQbkb+IETCjRoofOjVhM89tsf9yUjYfVH1Mny/Nx/VoRrqOhP0lhylvL9b&#10;dk/APC7+CsOfflCHMjg19kTasVFCKrIkoBJWmygCFog0e0yBNWETxzHwsuD/O5S/AAAA//8DAFBL&#10;AQItABQABgAIAAAAIQC2gziS/gAAAOEBAAATAAAAAAAAAAAAAAAAAAAAAABbQ29udGVudF9UeXBl&#10;c10ueG1sUEsBAi0AFAAGAAgAAAAhADj9If/WAAAAlAEAAAsAAAAAAAAAAAAAAAAALwEAAF9yZWxz&#10;Ly5yZWxzUEsBAi0AFAAGAAgAAAAhAPp6ylbuAQAAvwMAAA4AAAAAAAAAAAAAAAAALgIAAGRycy9l&#10;Mm9Eb2MueG1sUEsBAi0AFAAGAAgAAAAhAJxicSHhAAAACwEAAA8AAAAAAAAAAAAAAAAASAQAAGRy&#10;cy9kb3ducmV2LnhtbFBLBQYAAAAABAAEAPMAAABWBQAAAAA=&#10;" filled="f" stroked="f">
               <v:textbox inset="0,0,0,0">
                 <w:txbxContent>
                   <w:p>
@@ -9296,7 +7501,7 @@
       <mc:AlternateContent>
         <mc:Choice Requires="wps">
           <w:drawing>
-            <wp:anchor distT="0" distB="0" distL="114300" distR="114300" simplePos="0" relativeHeight="251679232" behindDoc="0" locked="0" layoutInCell="1" allowOverlap="1" wp14:anchorId="26B4A1EF" wp14:editId="0CA11ACB">
+            <wp:anchor distT="0" distB="0" distL="114300" distR="114300" simplePos="0" relativeHeight="251679232" behindDoc="0" locked="0" layoutInCell="1" allowOverlap="1" wp14:anchorId="2BD92D82" wp14:editId="45B39603">
               <wp:simplePos x="0" y="0"/>
               <wp:positionH relativeFrom="column">
                 <wp:posOffset>1977390</wp:posOffset>
@@ -9512,7 +7717,7 @@
         </mc:Choice>
         <mc:Fallback>
           <w:pict>
-            <v:shape w14:anchorId="26B4A1EF" id="_x0000_s1054" type="#_x0000_t202" style="position:absolute;margin-left:155.7pt;margin-top:-73.4pt;width:340.8pt;height:31.5pt;z-index:251679232;visibility:visible;mso-wrap-style:square;mso-width-percent:0;mso-height-percent:0;mso-wrap-distance-left:9pt;mso-wrap-distance-top:0;mso-wrap-distance-right:9pt;mso-wrap-distance-bottom:0;mso-position-horizontal:absolute;mso-position-horizontal-relative:text;mso-position-vertical:absolute;mso-position-vertical-relative:text;mso-width-percent:0;mso-height-percent:0;mso-width-relative:page;mso-height-relative:page;v-text-anchor:top" o:gfxdata="UEsDBBQABgAIAAAAIQC2gziS/gAAAOEBAAATAAAAW0NvbnRlbnRfVHlwZXNdLnhtbJSRQU7DMBBF&#10;90jcwfIWJU67QAgl6YK0S0CoHGBkTxKLZGx5TGhvj5O2G0SRWNoz/78nu9wcxkFMGNg6quQqL6RA&#10;0s5Y6ir5vt9lD1JwBDIwOMJKHpHlpr69KfdHjyxSmriSfYz+USnWPY7AufNIadK6MEJMx9ApD/oD&#10;OlTrorhX2lFEilmcO2RdNtjC5xDF9pCuTyYBB5bi6bQ4syoJ3g9WQ0ymaiLzg5KdCXlKLjvcW893&#10;SUOqXwnz5DrgnHtJTxOsQfEKIT7DmDSUCaxw7Rqn8787ZsmRM9e2VmPeBN4uqYvTtW7jvijg9N/y&#10;JsXecLq0q+WD6m8AAAD//wMAUEsDBBQABgAIAAAAIQA4/SH/1gAAAJQBAAALAAAAX3JlbHMvLnJl&#10;bHOkkMFqwzAMhu+DvYPRfXGawxijTi+j0GvpHsDYimMaW0Yy2fr2M4PBMnrbUb/Q94l/f/hMi1qR&#10;JVI2sOt6UJgd+ZiDgffL8ekFlFSbvV0oo4EbChzGx4f9GRdb25HMsYhqlCwG5lrLq9biZkxWOiqY&#10;22YiTra2kYMu1l1tQD30/bPm3wwYN0x18gb45AdQl1tp5j/sFB2T0FQ7R0nTNEV3j6o9feQzro1i&#10;OWA14Fm+Q8a1a8+Bvu/d/dMb2JY5uiPbhG/ktn4cqGU/er3pcvwCAAD//wMAUEsDBBQABgAIAAAA&#10;IQBbDzcM9wEAANADAAAOAAAAZHJzL2Uyb0RvYy54bWysU9tu2zAMfR+wfxD0vvgyt0uNOEXXosOA&#10;rhvQ9gNkWY6F2aJGKbGzrx8lJ1m2vg17EcSLDg8PqdX1NPRsp9BpMBXPFilnykhotNlU/OX5/t2S&#10;M+eFaUQPRlV8rxy/Xr99sxptqXLooG8UMgIxrhxtxTvvbZkkTnZqEG4BVhkKtoCD8GTiJmlQjIQ+&#10;9EmeppfJCNhYBKmcI+/dHOTriN+2SvqvbeuUZ33FiZuPJ8azDmeyXolyg8J2Wh5oiH9gMQhtqOgJ&#10;6k54wbaoX0ENWiI4aP1CwpBA22qpYg/UTZb+1c1TJ6yKvZA4zp5kcv8PVj7uviHTTcWLnDMjBprR&#10;s5o8+wgTuyqCPqN1JaU9WUr0E/lpzrFXZx9AfnfMwG0nzEbdIMLYKdEQvyy8TM6ezjgugNTjF2io&#10;jth6iEBTi0MQj+RghE5z2p9mE7hIchbv82V2SSFJsSJN04s4vESUx9cWnf+kYGDhUnGk2Ud0sXtw&#10;PrAR5TElFDNwr/s+zr83fzgoMXgi+0B4pu6neopC5cujKjU0e+oHYV4r+gZ06QB/cjbSSlXc/dgK&#10;VJz1nw1pcpUVRdjBaBQXH3Iy8DxSn0eEkQRVcc/ZfL31895uLepNR5XmKRi4IR1bHVsMgs+sDvxp&#10;bWLnhxUPe3lux6zfH3H9CwAA//8DAFBLAwQUAAYACAAAACEAXv9k3uAAAAAMAQAADwAAAGRycy9k&#10;b3ducmV2LnhtbEyPTU/DMAyG70j8h8hI3LaktExtaTohEFcQ40PiljVeW9E4VZOt5d9jTuxo+9Hr&#10;5622ixvECafQe9KQrBUIpMbbnloN729PqxxEiIasGTyhhh8MsK0vLypTWj/TK552sRUcQqE0GroY&#10;x1LK0HToTFj7EYlvBz85E3mcWmknM3O4G+SNUhvpTE/8oTMjPnTYfO+OTsPH8+HrM1Mv7aO7HWe/&#10;KEmukFpfXy33dyAiLvEfhj99Voeanfb+SDaIQUOaJBmjGlZJtuESjBRFyvX2vMrTHGRdyfMS9S8A&#10;AAD//wMAUEsBAi0AFAAGAAgAAAAhALaDOJL+AAAA4QEAABMAAAAAAAAAAAAAAAAAAAAAAFtDb250&#10;ZW50X1R5cGVzXS54bWxQSwECLQAUAAYACAAAACEAOP0h/9YAAACUAQAACwAAAAAAAAAAAAAAAAAv&#10;AQAAX3JlbHMvLnJlbHNQSwECLQAUAAYACAAAACEAWw83DPcBAADQAwAADgAAAAAAAAAAAAAAAAAu&#10;AgAAZHJzL2Uyb0RvYy54bWxQSwECLQAUAAYACAAAACEAXv9k3uAAAAAMAQAADwAAAAAAAAAAAAAA&#10;AABRBAAAZHJzL2Rvd25yZXYueG1sUEsFBgAAAAAEAAQA8wAAAF4FAAAAAA==&#10;" filled="f" stroked="f">
+            <v:shape w14:anchorId="2BD92D82" id="_x0000_s1054" type="#_x0000_t202" style="position:absolute;margin-left:155.7pt;margin-top:-73.4pt;width:340.8pt;height:31.5pt;z-index:251679232;visibility:visible;mso-wrap-style:square;mso-width-percent:0;mso-height-percent:0;mso-wrap-distance-left:9pt;mso-wrap-distance-top:0;mso-wrap-distance-right:9pt;mso-wrap-distance-bottom:0;mso-position-horizontal:absolute;mso-position-horizontal-relative:text;mso-position-vertical:absolute;mso-position-vertical-relative:text;mso-width-percent:0;mso-height-percent:0;mso-width-relative:page;mso-height-relative:page;v-text-anchor:top" o:gfxdata="UEsDBBQABgAIAAAAIQC2gziS/gAAAOEBAAATAAAAW0NvbnRlbnRfVHlwZXNdLnhtbJSRQU7DMBBF&#10;90jcwfIWJU67QAgl6YK0S0CoHGBkTxKLZGx5TGhvj5O2G0SRWNoz/78nu9wcxkFMGNg6quQqL6RA&#10;0s5Y6ir5vt9lD1JwBDIwOMJKHpHlpr69KfdHjyxSmriSfYz+USnWPY7AufNIadK6MEJMx9ApD/oD&#10;OlTrorhX2lFEilmcO2RdNtjC5xDF9pCuTyYBB5bi6bQ4syoJ3g9WQ0ymaiLzg5KdCXlKLjvcW893&#10;SUOqXwnz5DrgnHtJTxOsQfEKIT7DmDSUCaxw7Rqn8787ZsmRM9e2VmPeBN4uqYvTtW7jvijg9N/y&#10;JsXecLq0q+WD6m8AAAD//wMAUEsDBBQABgAIAAAAIQA4/SH/1gAAAJQBAAALAAAAX3JlbHMvLnJl&#10;bHOkkMFqwzAMhu+DvYPRfXGawxijTi+j0GvpHsDYimMaW0Yy2fr2M4PBMnrbUb/Q94l/f/hMi1qR&#10;JVI2sOt6UJgd+ZiDgffL8ekFlFSbvV0oo4EbChzGx4f9GRdb25HMsYhqlCwG5lrLq9biZkxWOiqY&#10;22YiTra2kYMu1l1tQD30/bPm3wwYN0x18gb45AdQl1tp5j/sFB2T0FQ7R0nTNEV3j6o9feQzro1i&#10;OWA14Fm+Q8a1a8+Bvu/d/dMb2JY5uiPbhG/ktn4cqGU/er3pcvwCAAD//wMAUEsDBBQABgAIAAAA&#10;IQBbDzcM9wEAANADAAAOAAAAZHJzL2Uyb0RvYy54bWysU9tu2zAMfR+wfxD0vvgyt0uNOEXXosOA&#10;rhvQ9gNkWY6F2aJGKbGzrx8lJ1m2vg17EcSLDg8PqdX1NPRsp9BpMBXPFilnykhotNlU/OX5/t2S&#10;M+eFaUQPRlV8rxy/Xr99sxptqXLooG8UMgIxrhxtxTvvbZkkTnZqEG4BVhkKtoCD8GTiJmlQjIQ+&#10;9EmeppfJCNhYBKmcI+/dHOTriN+2SvqvbeuUZ33FiZuPJ8azDmeyXolyg8J2Wh5oiH9gMQhtqOgJ&#10;6k54wbaoX0ENWiI4aP1CwpBA22qpYg/UTZb+1c1TJ6yKvZA4zp5kcv8PVj7uviHTTcWLnDMjBprR&#10;s5o8+wgTuyqCPqN1JaU9WUr0E/lpzrFXZx9AfnfMwG0nzEbdIMLYKdEQvyy8TM6ezjgugNTjF2io&#10;jth6iEBTi0MQj+RghE5z2p9mE7hIchbv82V2SSFJsSJN04s4vESUx9cWnf+kYGDhUnGk2Ud0sXtw&#10;PrAR5TElFDNwr/s+zr83fzgoMXgi+0B4pu6neopC5cujKjU0e+oHYV4r+gZ06QB/cjbSSlXc/dgK&#10;VJz1nw1pcpUVRdjBaBQXH3Iy8DxSn0eEkQRVcc/ZfL31895uLepNR5XmKRi4IR1bHVsMgs+sDvxp&#10;bWLnhxUPe3lux6zfH3H9CwAA//8DAFBLAwQUAAYACAAAACEAXv9k3uAAAAAMAQAADwAAAGRycy9k&#10;b3ducmV2LnhtbEyPTU/DMAyG70j8h8hI3LaktExtaTohEFcQ40PiljVeW9E4VZOt5d9jTuxo+9Hr&#10;5622ixvECafQe9KQrBUIpMbbnloN729PqxxEiIasGTyhhh8MsK0vLypTWj/TK552sRUcQqE0GroY&#10;x1LK0HToTFj7EYlvBz85E3mcWmknM3O4G+SNUhvpTE/8oTMjPnTYfO+OTsPH8+HrM1Mv7aO7HWe/&#10;KEmukFpfXy33dyAiLvEfhj99Voeanfb+SDaIQUOaJBmjGlZJtuESjBRFyvX2vMrTHGRdyfMS9S8A&#10;AAD//wMAUEsBAi0AFAAGAAgAAAAhALaDOJL+AAAA4QEAABMAAAAAAAAAAAAAAAAAAAAAAFtDb250&#10;ZW50X1R5cGVzXS54bWxQSwECLQAUAAYACAAAACEAOP0h/9YAAACUAQAACwAAAAAAAAAAAAAAAAAv&#10;AQAAX3JlbHMvLnJlbHNQSwECLQAUAAYACAAAACEAWw83DPcBAADQAwAADgAAAAAAAAAAAAAAAAAu&#10;AgAAZHJzL2Uyb0RvYy54bWxQSwECLQAUAAYACAAAACEAXv9k3uAAAAAMAQAADwAAAAAAAAAAAAAA&#10;AABRBAAAZHJzL2Rvd25yZXYueG1sUEsFBgAAAAAEAAQA8wAAAF4FAAAAAA==&#10;" filled="f" stroked="f">
               <v:textbox>
                 <w:txbxContent>
                   <w:p>
@@ -9671,7 +7876,7 @@
       <mc:AlternateContent>
         <mc:Choice Requires="wps">
           <w:drawing>
-            <wp:anchor distT="4294967295" distB="4294967295" distL="114300" distR="114300" simplePos="0" relativeHeight="251676160" behindDoc="0" locked="0" layoutInCell="1" allowOverlap="1" wp14:anchorId="0DAC30E3" wp14:editId="1B8D9E69">
+            <wp:anchor distT="4294967295" distB="4294967295" distL="114300" distR="114300" simplePos="0" relativeHeight="251676160" behindDoc="0" locked="0" layoutInCell="1" allowOverlap="1" wp14:anchorId="158EDD5D" wp14:editId="24CEFE52">
               <wp:simplePos x="0" y="0"/>
               <wp:positionH relativeFrom="page">
                 <wp:posOffset>720090</wp:posOffset>
@@ -9732,7 +7937,7 @@
         </mc:Choice>
         <mc:Fallback>
           <w:pict>
-            <v:line w14:anchorId="50EBC1A7" id="Line 82" o:spid="_x0000_s1026" style="position:absolute;z-index:251676160;visibility:visible;mso-wrap-style:square;mso-width-percent:0;mso-height-percent:0;mso-wrap-distance-left:9pt;mso-wrap-distance-top:-3e-5mm;mso-wrap-distance-right:9pt;mso-wrap-distance-bottom:-3e-5mm;mso-position-horizontal:absolute;mso-position-horizontal-relative:page;mso-position-vertical:absolute;mso-position-vertical-relative:page;mso-width-percent:0;mso-height-percent:0;mso-width-relative:page;mso-height-relative:page" from="56.7pt,781.85pt" to="240.95pt,781.85pt" o:gfxdata="UEsDBBQABgAIAAAAIQC2gziS/gAAAOEBAAATAAAAW0NvbnRlbnRfVHlwZXNdLnhtbJSRQU7DMBBF&#10;90jcwfIWJU67QAgl6YK0S0CoHGBkTxKLZGx5TGhvj5O2G0SRWNoz/78nu9wcxkFMGNg6quQqL6RA&#10;0s5Y6ir5vt9lD1JwBDIwOMJKHpHlpr69KfdHjyxSmriSfYz+USnWPY7AufNIadK6MEJMx9ApD/oD&#10;OlTrorhX2lFEilmcO2RdNtjC5xDF9pCuTyYBB5bi6bQ4syoJ3g9WQ0ymaiLzg5KdCXlKLjvcW893&#10;SUOqXwnz5DrgnHtJTxOsQfEKIT7DmDSUCaxw7Rqn8787ZsmRM9e2VmPeBN4uqYvTtW7jvijg9N/y&#10;JsXecLq0q+WD6m8AAAD//wMAUEsDBBQABgAIAAAAIQA4/SH/1gAAAJQBAAALAAAAX3JlbHMvLnJl&#10;bHOkkMFqwzAMhu+DvYPRfXGawxijTi+j0GvpHsDYimMaW0Yy2fr2M4PBMnrbUb/Q94l/f/hMi1qR&#10;JVI2sOt6UJgd+ZiDgffL8ekFlFSbvV0oo4EbChzGx4f9GRdb25HMsYhqlCwG5lrLq9biZkxWOiqY&#10;22YiTra2kYMu1l1tQD30/bPm3wwYN0x18gb45AdQl1tp5j/sFB2T0FQ7R0nTNEV3j6o9feQzro1i&#10;OWA14Fm+Q8a1a8+Bvu/d/dMb2JY5uiPbhG/ktn4cqGU/er3pcvwCAAD//wMAUEsDBBQABgAIAAAA&#10;IQAy5eASwwEAAGsDAAAOAAAAZHJzL2Uyb0RvYy54bWysU02P2yAQvVfqf0DcN04cpd1YcfaQ7faS&#10;tpF2+wMmgG20mEFAYuffdyAfu21vVX1AwMy8ee8NXj2MvWFH5YNGW/PZZMqZsgKltm3Nf7483d1z&#10;FiJYCQatqvlJBf6w/vhhNbhKldihkcozArGhGlzNuxhdVRRBdKqHMEGnLAUb9D1EOvq2kB4GQu9N&#10;UU6nn4oBvXQehQqBbh/PQb7O+E2jRPzRNEFFZmpO3GJefV73aS3WK6haD67T4kID/oFFD9pS0xvU&#10;I0RgB6//guq18BiwiROBfYFNo4XKGkjNbPqHmucOnMpayJzgbjaF/wcrvh93nmlZ83LOmYWeZrTV&#10;VrH7MnkzuFBRysbufFInRvvstiheA7O46cC2KnN8OTmqm6WK4reSdAiOOuyHbygpBw4Rs1Fj4/sE&#10;SRawMc/jdJuHGiMTdFnO58vl5wVn4horoLoWOh/iV4U9S5uaGyKdgeG4DTERgeqakvpYfNLG5HEb&#10;y4aaLxflIhcENFqmYEoLvt1vjGdHSA8mf1kVRd6neTxYmcE6BfLLZR9Bm/Oemht7MSPpPzu5R3na&#10;+atJNNHM8vL60pN5f87Vb//I+hcAAAD//wMAUEsDBBQABgAIAAAAIQDaMaDq3wAAAA0BAAAPAAAA&#10;ZHJzL2Rvd25yZXYueG1sTI/BTsNADETvSPzDykhcKrpJU0oJ2VQIyI0LBcTVTUwSkfWm2W2b8vWY&#10;Ayo3jz0av8lWo+3UngbfOjYQTyNQxKWrWq4NvL0WV0tQPiBX2DkmA0fysMrPzzJMK3fgF9qvQ60k&#10;hH2KBpoQ+lRrXzZk0U9dTyy3TzdYDCKHWlcDHiTcdnoWRQttsWX50GBPDw2VX+udNeCLd9oW35Ny&#10;En0ktaPZ9vH5CY25vBjv70AFGsPJDL/4gg65MG3cjiuvOtFxMherDNeL5AaUWObL+BbU5m+l80z/&#10;b5H/AAAA//8DAFBLAQItABQABgAIAAAAIQC2gziS/gAAAOEBAAATAAAAAAAAAAAAAAAAAAAAAABb&#10;Q29udGVudF9UeXBlc10ueG1sUEsBAi0AFAAGAAgAAAAhADj9If/WAAAAlAEAAAsAAAAAAAAAAAAA&#10;AAAALwEAAF9yZWxzLy5yZWxzUEsBAi0AFAAGAAgAAAAhADLl4BLDAQAAawMAAA4AAAAAAAAAAAAA&#10;AAAALgIAAGRycy9lMm9Eb2MueG1sUEsBAi0AFAAGAAgAAAAhANoxoOrfAAAADQEAAA8AAAAAAAAA&#10;AAAAAAAAHQQAAGRycy9kb3ducmV2LnhtbFBLBQYAAAAABAAEAPMAAAApBQAAAAA=&#10;">
+            <v:line w14:anchorId="6547FBDC" id="Line 82" o:spid="_x0000_s1026" style="position:absolute;z-index:251676160;visibility:visible;mso-wrap-style:square;mso-width-percent:0;mso-height-percent:0;mso-wrap-distance-left:9pt;mso-wrap-distance-top:-3e-5mm;mso-wrap-distance-right:9pt;mso-wrap-distance-bottom:-3e-5mm;mso-position-horizontal:absolute;mso-position-horizontal-relative:page;mso-position-vertical:absolute;mso-position-vertical-relative:page;mso-width-percent:0;mso-height-percent:0;mso-width-relative:page;mso-height-relative:page" from="56.7pt,781.85pt" to="240.95pt,781.85pt" o:gfxdata="UEsDBBQABgAIAAAAIQC2gziS/gAAAOEBAAATAAAAW0NvbnRlbnRfVHlwZXNdLnhtbJSRQU7DMBBF&#10;90jcwfIWJU67QAgl6YK0S0CoHGBkTxKLZGx5TGhvj5O2G0SRWNoz/78nu9wcxkFMGNg6quQqL6RA&#10;0s5Y6ir5vt9lD1JwBDIwOMJKHpHlpr69KfdHjyxSmriSfYz+USnWPY7AufNIadK6MEJMx9ApD/oD&#10;OlTrorhX2lFEilmcO2RdNtjC5xDF9pCuTyYBB5bi6bQ4syoJ3g9WQ0ymaiLzg5KdCXlKLjvcW893&#10;SUOqXwnz5DrgnHtJTxOsQfEKIT7DmDSUCaxw7Rqn8787ZsmRM9e2VmPeBN4uqYvTtW7jvijg9N/y&#10;JsXecLq0q+WD6m8AAAD//wMAUEsDBBQABgAIAAAAIQA4/SH/1gAAAJQBAAALAAAAX3JlbHMvLnJl&#10;bHOkkMFqwzAMhu+DvYPRfXGawxijTi+j0GvpHsDYimMaW0Yy2fr2M4PBMnrbUb/Q94l/f/hMi1qR&#10;JVI2sOt6UJgd+ZiDgffL8ekFlFSbvV0oo4EbChzGx4f9GRdb25HMsYhqlCwG5lrLq9biZkxWOiqY&#10;22YiTra2kYMu1l1tQD30/bPm3wwYN0x18gb45AdQl1tp5j/sFB2T0FQ7R0nTNEV3j6o9feQzro1i&#10;OWA14Fm+Q8a1a8+Bvu/d/dMb2JY5uiPbhG/ktn4cqGU/er3pcvwCAAD//wMAUEsDBBQABgAIAAAA&#10;IQAy5eASwwEAAGsDAAAOAAAAZHJzL2Uyb0RvYy54bWysU02P2yAQvVfqf0DcN04cpd1YcfaQ7faS&#10;tpF2+wMmgG20mEFAYuffdyAfu21vVX1AwMy8ee8NXj2MvWFH5YNGW/PZZMqZsgKltm3Nf7483d1z&#10;FiJYCQatqvlJBf6w/vhhNbhKldihkcozArGhGlzNuxhdVRRBdKqHMEGnLAUb9D1EOvq2kB4GQu9N&#10;UU6nn4oBvXQehQqBbh/PQb7O+E2jRPzRNEFFZmpO3GJefV73aS3WK6haD67T4kID/oFFD9pS0xvU&#10;I0RgB6//guq18BiwiROBfYFNo4XKGkjNbPqHmucOnMpayJzgbjaF/wcrvh93nmlZ83LOmYWeZrTV&#10;VrH7MnkzuFBRysbufFInRvvstiheA7O46cC2KnN8OTmqm6WK4reSdAiOOuyHbygpBw4Rs1Fj4/sE&#10;SRawMc/jdJuHGiMTdFnO58vl5wVn4horoLoWOh/iV4U9S5uaGyKdgeG4DTERgeqakvpYfNLG5HEb&#10;y4aaLxflIhcENFqmYEoLvt1vjGdHSA8mf1kVRd6neTxYmcE6BfLLZR9Bm/Oemht7MSPpPzu5R3na&#10;+atJNNHM8vL60pN5f87Vb//I+hcAAAD//wMAUEsDBBQABgAIAAAAIQDaMaDq3wAAAA0BAAAPAAAA&#10;ZHJzL2Rvd25yZXYueG1sTI/BTsNADETvSPzDykhcKrpJU0oJ2VQIyI0LBcTVTUwSkfWm2W2b8vWY&#10;Ayo3jz0av8lWo+3UngbfOjYQTyNQxKWrWq4NvL0WV0tQPiBX2DkmA0fysMrPzzJMK3fgF9qvQ60k&#10;hH2KBpoQ+lRrXzZk0U9dTyy3TzdYDCKHWlcDHiTcdnoWRQttsWX50GBPDw2VX+udNeCLd9oW35Ny&#10;En0ktaPZ9vH5CY25vBjv70AFGsPJDL/4gg65MG3cjiuvOtFxMherDNeL5AaUWObL+BbU5m+l80z/&#10;b5H/AAAA//8DAFBLAQItABQABgAIAAAAIQC2gziS/gAAAOEBAAATAAAAAAAAAAAAAAAAAAAAAABb&#10;Q29udGVudF9UeXBlc10ueG1sUEsBAi0AFAAGAAgAAAAhADj9If/WAAAAlAEAAAsAAAAAAAAAAAAA&#10;AAAALwEAAF9yZWxzLy5yZWxzUEsBAi0AFAAGAAgAAAAhADLl4BLDAQAAawMAAA4AAAAAAAAAAAAA&#10;AAAALgIAAGRycy9lMm9Eb2MueG1sUEsBAi0AFAAGAAgAAAAhANoxoOrfAAAADQEAAA8AAAAAAAAA&#10;AAAAAAAAHQQAAGRycy9kb3ducmV2LnhtbFBLBQYAAAAABAAEAPMAAAApBQAAAAA=&#10;">
               <w10:wrap anchorx="page" anchory="page"/>
             </v:line>
           </w:pict>
@@ -9746,7 +7951,7 @@
       <mc:AlternateContent>
         <mc:Choice Requires="wps">
           <w:drawing>
-            <wp:anchor distT="0" distB="0" distL="114300" distR="114300" simplePos="0" relativeHeight="251653632" behindDoc="0" locked="0" layoutInCell="1" allowOverlap="1" wp14:anchorId="1919F604" wp14:editId="2302F29F">
+            <wp:anchor distT="0" distB="0" distL="114300" distR="114300" simplePos="0" relativeHeight="251653632" behindDoc="0" locked="0" layoutInCell="1" allowOverlap="1" wp14:anchorId="33FF58D8" wp14:editId="66003421">
               <wp:simplePos x="0" y="0"/>
               <wp:positionH relativeFrom="column">
                 <wp:posOffset>2101215</wp:posOffset>
@@ -9827,7 +8032,7 @@
         </mc:Choice>
         <mc:Fallback>
           <w:pict>
-            <v:shape w14:anchorId="1919F604" id="Text Box 34" o:spid="_x0000_s1055" type="#_x0000_t202" style="position:absolute;margin-left:165.45pt;margin-top:-85.1pt;width:321.65pt;height:11.5pt;z-index:251653632;visibility:visible;mso-wrap-style:square;mso-width-percent:0;mso-height-percent:0;mso-wrap-distance-left:9pt;mso-wrap-distance-top:0;mso-wrap-distance-right:9pt;mso-wrap-distance-bottom:0;mso-position-horizontal:absolute;mso-position-horizontal-relative:text;mso-position-vertical:absolute;mso-position-vertical-relative:text;mso-width-percent:0;mso-height-percent:0;mso-width-relative:page;mso-height-relative:page;v-text-anchor:top" o:gfxdata="UEsDBBQABgAIAAAAIQC2gziS/gAAAOEBAAATAAAAW0NvbnRlbnRfVHlwZXNdLnhtbJSRQU7DMBBF&#10;90jcwfIWJU67QAgl6YK0S0CoHGBkTxKLZGx5TGhvj5O2G0SRWNoz/78nu9wcxkFMGNg6quQqL6RA&#10;0s5Y6ir5vt9lD1JwBDIwOMJKHpHlpr69KfdHjyxSmriSfYz+USnWPY7AufNIadK6MEJMx9ApD/oD&#10;OlTrorhX2lFEilmcO2RdNtjC5xDF9pCuTyYBB5bi6bQ4syoJ3g9WQ0ymaiLzg5KdCXlKLjvcW893&#10;SUOqXwnz5DrgnHtJTxOsQfEKIT7DmDSUCaxw7Rqn8787ZsmRM9e2VmPeBN4uqYvTtW7jvijg9N/y&#10;JsXecLq0q+WD6m8AAAD//wMAUEsDBBQABgAIAAAAIQA4/SH/1gAAAJQBAAALAAAAX3JlbHMvLnJl&#10;bHOkkMFqwzAMhu+DvYPRfXGawxijTi+j0GvpHsDYimMaW0Yy2fr2M4PBMnrbUb/Q94l/f/hMi1qR&#10;JVI2sOt6UJgd+ZiDgffL8ekFlFSbvV0oo4EbChzGx4f9GRdb25HMsYhqlCwG5lrLq9biZkxWOiqY&#10;22YiTra2kYMu1l1tQD30/bPm3wwYN0x18gb45AdQl1tp5j/sFB2T0FQ7R0nTNEV3j6o9feQzro1i&#10;OWA14Fm+Q8a1a8+Bvu/d/dMb2JY5uiPbhG/ktn4cqGU/er3pcvwCAAD//wMAUEsDBBQABgAIAAAA&#10;IQAug7YJ7QEAAMADAAAOAAAAZHJzL2Uyb0RvYy54bWysU9tu2zAMfR+wfxD0vtjJkqI14hRdiwwD&#10;ugvQ7gMYWY6F2aJGKbGzrx8lx1m3vQ17ESiKOjrnkFrfDl0rjpq8QVvK+SyXQluFlbH7Un593r65&#10;lsIHsBW0aHUpT9rL283rV+veFXqBDbaVJsEg1he9K2UTgiuyzKtGd+Bn6LTlwxqpg8Bb2mcVQc/o&#10;XZst8vwq65EqR6i095x9GA/lJuHXtVbhc117HURbSuYW0kpp3cU126yh2BO4xqgzDfgHFh0Yy49e&#10;oB4ggDiQ+QuqM4rQYx1mCrsM69oonTSwmnn+h5qnBpxOWtgc7y42+f8Hqz4dv5AwVSkXbI+Fjnv0&#10;rIcg3uEg3i6jP73zBZc9OS4MA+e5z0mrd4+ovnlh8b4Bu9d3RNg3GirmN483sxdXRxwfQXb9R6z4&#10;HTgETEBDTV00j+0QjM5ETpfeRC6Kk8v8enmzWkmh+Gy+vMpXqXkZFNNtRz6819iJGJSSuPcJHY6P&#10;PkQ2UEwl8TGLW9O2qf+t/S3BhTGT2EfCI/Uw7IbRqJvJlR1WJ9ZDOI4VfwMOGqQfUvQ8UqX03w9A&#10;Wor2g2VP4vxNAU3BbgrAKr5ayiDFGN6HcU4Pjsy+YeTJ9Tv2bWuSpGjwyOLMl8ckKT2PdJzDl/tU&#10;9evjbX4CAAD//wMAUEsDBBQABgAIAAAAIQCpXuZI4AAAAA0BAAAPAAAAZHJzL2Rvd25yZXYueG1s&#10;TI89T8MwEIZ3JP6DdUgsqLWdVg0JcSqEYGGjsLC58ZFE2OcodpPQX487wXYfj957rtovzrIJx9B7&#10;UiDXAhhS401PrYKP95fVPbAQNRltPaGCHwywr6+vKl0aP9MbTofYshRCodQKuhiHkvPQdOh0WPsB&#10;Ke2+/Oh0TO3YcjPqOYU7yzMhdtzpntKFTg/41GHzfTg5Bbvlebh7LTCbz42d6PMsZUSp1O3N8vgA&#10;LOIS/2C46Cd1qJPT0Z/IBGYVbDaiSKiClcxFBiwhRb5NxfEy2uYZ8Lri/7+ofwEAAP//AwBQSwEC&#10;LQAUAAYACAAAACEAtoM4kv4AAADhAQAAEwAAAAAAAAAAAAAAAAAAAAAAW0NvbnRlbnRfVHlwZXNd&#10;LnhtbFBLAQItABQABgAIAAAAIQA4/SH/1gAAAJQBAAALAAAAAAAAAAAAAAAAAC8BAABfcmVscy8u&#10;cmVsc1BLAQItABQABgAIAAAAIQAug7YJ7QEAAMADAAAOAAAAAAAAAAAAAAAAAC4CAABkcnMvZTJv&#10;RG9jLnhtbFBLAQItABQABgAIAAAAIQCpXuZI4AAAAA0BAAAPAAAAAAAAAAAAAAAAAEcEAABkcnMv&#10;ZG93bnJldi54bWxQSwUGAAAAAAQABADzAAAAVAUAAAAA&#10;" filled="f" stroked="f">
+            <v:shape w14:anchorId="33FF58D8" id="Text Box 34" o:spid="_x0000_s1055" type="#_x0000_t202" style="position:absolute;margin-left:165.45pt;margin-top:-85.1pt;width:321.65pt;height:11.5pt;z-index:251653632;visibility:visible;mso-wrap-style:square;mso-width-percent:0;mso-height-percent:0;mso-wrap-distance-left:9pt;mso-wrap-distance-top:0;mso-wrap-distance-right:9pt;mso-wrap-distance-bottom:0;mso-position-horizontal:absolute;mso-position-horizontal-relative:text;mso-position-vertical:absolute;mso-position-vertical-relative:text;mso-width-percent:0;mso-height-percent:0;mso-width-relative:page;mso-height-relative:page;v-text-anchor:top" o:gfxdata="UEsDBBQABgAIAAAAIQC2gziS/gAAAOEBAAATAAAAW0NvbnRlbnRfVHlwZXNdLnhtbJSRQU7DMBBF&#10;90jcwfIWJU67QAgl6YK0S0CoHGBkTxKLZGx5TGhvj5O2G0SRWNoz/78nu9wcxkFMGNg6quQqL6RA&#10;0s5Y6ir5vt9lD1JwBDIwOMJKHpHlpr69KfdHjyxSmriSfYz+USnWPY7AufNIadK6MEJMx9ApD/oD&#10;OlTrorhX2lFEilmcO2RdNtjC5xDF9pCuTyYBB5bi6bQ4syoJ3g9WQ0ymaiLzg5KdCXlKLjvcW893&#10;SUOqXwnz5DrgnHtJTxOsQfEKIT7DmDSUCaxw7Rqn8787ZsmRM9e2VmPeBN4uqYvTtW7jvijg9N/y&#10;JsXecLq0q+WD6m8AAAD//wMAUEsDBBQABgAIAAAAIQA4/SH/1gAAAJQBAAALAAAAX3JlbHMvLnJl&#10;bHOkkMFqwzAMhu+DvYPRfXGawxijTi+j0GvpHsDYimMaW0Yy2fr2M4PBMnrbUb/Q94l/f/hMi1qR&#10;JVI2sOt6UJgd+ZiDgffL8ekFlFSbvV0oo4EbChzGx4f9GRdb25HMsYhqlCwG5lrLq9biZkxWOiqY&#10;22YiTra2kYMu1l1tQD30/bPm3wwYN0x18gb45AdQl1tp5j/sFB2T0FQ7R0nTNEV3j6o9feQzro1i&#10;OWA14Fm+Q8a1a8+Bvu/d/dMb2JY5uiPbhG/ktn4cqGU/er3pcvwCAAD//wMAUEsDBBQABgAIAAAA&#10;IQAug7YJ7QEAAMADAAAOAAAAZHJzL2Uyb0RvYy54bWysU9tu2zAMfR+wfxD0vtjJkqI14hRdiwwD&#10;ugvQ7gMYWY6F2aJGKbGzrx8lx1m3vQ17ESiKOjrnkFrfDl0rjpq8QVvK+SyXQluFlbH7Un593r65&#10;lsIHsBW0aHUpT9rL283rV+veFXqBDbaVJsEg1he9K2UTgiuyzKtGd+Bn6LTlwxqpg8Bb2mcVQc/o&#10;XZst8vwq65EqR6i095x9GA/lJuHXtVbhc117HURbSuYW0kpp3cU126yh2BO4xqgzDfgHFh0Yy49e&#10;oB4ggDiQ+QuqM4rQYx1mCrsM69oonTSwmnn+h5qnBpxOWtgc7y42+f8Hqz4dv5AwVSkXbI+Fjnv0&#10;rIcg3uEg3i6jP73zBZc9OS4MA+e5z0mrd4+ovnlh8b4Bu9d3RNg3GirmN483sxdXRxwfQXb9R6z4&#10;HTgETEBDTV00j+0QjM5ETpfeRC6Kk8v8enmzWkmh+Gy+vMpXqXkZFNNtRz6819iJGJSSuPcJHY6P&#10;PkQ2UEwl8TGLW9O2qf+t/S3BhTGT2EfCI/Uw7IbRqJvJlR1WJ9ZDOI4VfwMOGqQfUvQ8UqX03w9A&#10;Wor2g2VP4vxNAU3BbgrAKr5ayiDFGN6HcU4Pjsy+YeTJ9Tv2bWuSpGjwyOLMl8ckKT2PdJzDl/tU&#10;9evjbX4CAAD//wMAUEsDBBQABgAIAAAAIQCpXuZI4AAAAA0BAAAPAAAAZHJzL2Rvd25yZXYueG1s&#10;TI89T8MwEIZ3JP6DdUgsqLWdVg0JcSqEYGGjsLC58ZFE2OcodpPQX487wXYfj957rtovzrIJx9B7&#10;UiDXAhhS401PrYKP95fVPbAQNRltPaGCHwywr6+vKl0aP9MbTofYshRCodQKuhiHkvPQdOh0WPsB&#10;Ke2+/Oh0TO3YcjPqOYU7yzMhdtzpntKFTg/41GHzfTg5Bbvlebh7LTCbz42d6PMsZUSp1O3N8vgA&#10;LOIS/2C46Cd1qJPT0Z/IBGYVbDaiSKiClcxFBiwhRb5NxfEy2uYZ8Lri/7+ofwEAAP//AwBQSwEC&#10;LQAUAAYACAAAACEAtoM4kv4AAADhAQAAEwAAAAAAAAAAAAAAAAAAAAAAW0NvbnRlbnRfVHlwZXNd&#10;LnhtbFBLAQItABQABgAIAAAAIQA4/SH/1gAAAJQBAAALAAAAAAAAAAAAAAAAAC8BAABfcmVscy8u&#10;cmVsc1BLAQItABQABgAIAAAAIQAug7YJ7QEAAMADAAAOAAAAAAAAAAAAAAAAAC4CAABkcnMvZTJv&#10;RG9jLnhtbFBLAQItABQABgAIAAAAIQCpXuZI4AAAAA0BAAAPAAAAAAAAAAAAAAAAAEcEAABkcnMv&#10;ZG93bnJldi54bWxQSwUGAAAAAAQABADzAAAAVAUAAAAA&#10;" filled="f" stroked="f">
               <v:textbox style="mso-fit-shape-to-text:t" inset="0,0,0,0">
                 <w:txbxContent>
                   <w:p>
@@ -9851,7 +8056,7 @@
       <mc:AlternateContent>
         <mc:Choice Requires="wps">
           <w:drawing>
-            <wp:anchor distT="0" distB="0" distL="114299" distR="114299" simplePos="0" relativeHeight="251650560" behindDoc="0" locked="0" layoutInCell="1" allowOverlap="1" wp14:anchorId="51C90415" wp14:editId="43227462">
+            <wp:anchor distT="0" distB="0" distL="114299" distR="114299" simplePos="0" relativeHeight="251650560" behindDoc="0" locked="0" layoutInCell="1" allowOverlap="1" wp14:anchorId="30DCB1C7" wp14:editId="1D9CE654">
               <wp:simplePos x="0" y="0"/>
               <wp:positionH relativeFrom="page">
                 <wp:posOffset>6658609</wp:posOffset>
@@ -9912,7 +8117,7 @@
         </mc:Choice>
         <mc:Fallback>
           <w:pict>
-            <v:line w14:anchorId="387CE8F2" id="Line 26" o:spid="_x0000_s1026" style="position:absolute;z-index:251650560;visibility:visible;mso-wrap-style:square;mso-width-percent:0;mso-height-percent:0;mso-wrap-distance-left:3.17497mm;mso-wrap-distance-top:0;mso-wrap-distance-right:3.17497mm;mso-wrap-distance-bottom:0;mso-position-horizontal:absolute;mso-position-horizontal-relative:page;mso-position-vertical:absolute;mso-position-vertical-relative:page;mso-width-percent:0;mso-height-percent:0;mso-width-relative:page;mso-height-relative:page" from="524.3pt,753.55pt" to="524.3pt,781.9pt" o:gfxdata="UEsDBBQABgAIAAAAIQC2gziS/gAAAOEBAAATAAAAW0NvbnRlbnRfVHlwZXNdLnhtbJSRQU7DMBBF&#10;90jcwfIWJU67QAgl6YK0S0CoHGBkTxKLZGx5TGhvj5O2G0SRWNoz/78nu9wcxkFMGNg6quQqL6RA&#10;0s5Y6ir5vt9lD1JwBDIwOMJKHpHlpr69KfdHjyxSmriSfYz+USnWPY7AufNIadK6MEJMx9ApD/oD&#10;OlTrorhX2lFEilmcO2RdNtjC5xDF9pCuTyYBB5bi6bQ4syoJ3g9WQ0ymaiLzg5KdCXlKLjvcW893&#10;SUOqXwnz5DrgnHtJTxOsQfEKIT7DmDSUCaxw7Rqn8787ZsmRM9e2VmPeBN4uqYvTtW7jvijg9N/y&#10;JsXecLq0q+WD6m8AAAD//wMAUEsDBBQABgAIAAAAIQA4/SH/1gAAAJQBAAALAAAAX3JlbHMvLnJl&#10;bHOkkMFqwzAMhu+DvYPRfXGawxijTi+j0GvpHsDYimMaW0Yy2fr2M4PBMnrbUb/Q94l/f/hMi1qR&#10;JVI2sOt6UJgd+ZiDgffL8ekFlFSbvV0oo4EbChzGx4f9GRdb25HMsYhqlCwG5lrLq9biZkxWOiqY&#10;22YiTra2kYMu1l1tQD30/bPm3wwYN0x18gb45AdQl1tp5j/sFB2T0FQ7R0nTNEV3j6o9feQzro1i&#10;OWA14Fm+Q8a1a8+Bvu/d/dMb2JY5uiPbhG/ktn4cqGU/er3pcvwCAAD//wMAUEsDBBQABgAIAAAA&#10;IQA7A1UEvgEAAGsDAAAOAAAAZHJzL2Uyb0RvYy54bWysU8GO0zAQvSPxD5bvNGlhK4ia7qHLcilQ&#10;aZcPmNpOYmF7LNtt2r9n7KZlF26IHCyPPfPmzXvO6v5kDTuqEDW6ls9nNWfKCZTa9S3/8fz47iNn&#10;MYGTYNCplp9V5Pfrt29Wo2/UAgc0UgVGIC42o2/5kJJvqiqKQVmIM/TK0WWHwUKiMPSVDDASujXV&#10;oq6X1YhB+oBCxUinD5dLvi74XadE+t51USVmWk7cUllDWfd5rdYraPoAftBiogH/wMKCdtT0BvUA&#10;Cdgh6L+grBYBI3ZpJtBW2HVaqDIDTTOv/5jmaQCvyiwkTvQ3meL/gxXfjrvAtCTvyCkHljzaaqfY&#10;Ypm1GX1sKGXjdiFPJ07uyW9R/IzM4WYA16vC8fnsqW6eK6pXJTmInjrsx68oKQcOCYtQpy7YDEkS&#10;sFPx43zzQ50SE5dDQafvl3X94a6AQ3Ot8yGmLwoty5uWG+JccOG4jSnzgOaakts4fNTGFLeNYyOR&#10;/VTf1aUiotEy3+a8GPr9xgR2hPxgyjc1fpUW8OBkQRsUyM/TPoE2lz11N24SI89/UXKP8rwLV5HI&#10;0UJzen35ybyMS/Xvf2T9CwAA//8DAFBLAwQUAAYACAAAACEA/B6hit8AAAAPAQAADwAAAGRycy9k&#10;b3ducmV2LnhtbEyPwU7DMBBE70j8g7VI3KhTaIMb4lRQiUtvhAp6dGOTRNjrKHbT5O/ZiAPcdmZH&#10;s2/z7egsG0wfWo8SlosEmMHK6xZrCYf31zsBLESFWlmPRsJkAmyL66tcZdpf8M0MZawZlWDIlIQm&#10;xi7jPFSNcSosfGeQdl++dyqS7Guue3Whcmf5fZKk3KkW6UKjOrNrTPVdnh21rD/Fy16JwzTZ8rhZ&#10;7T72Azopb2/G5ydg0YzxLwwzPqFDQUwnf0YdmCWdrERKWZrWyeMS2Jz59U6zlz4I4EXO//9R/AAA&#10;AP//AwBQSwECLQAUAAYACAAAACEAtoM4kv4AAADhAQAAEwAAAAAAAAAAAAAAAAAAAAAAW0NvbnRl&#10;bnRfVHlwZXNdLnhtbFBLAQItABQABgAIAAAAIQA4/SH/1gAAAJQBAAALAAAAAAAAAAAAAAAAAC8B&#10;AABfcmVscy8ucmVsc1BLAQItABQABgAIAAAAIQA7A1UEvgEAAGsDAAAOAAAAAAAAAAAAAAAAAC4C&#10;AABkcnMvZTJvRG9jLnhtbFBLAQItABQABgAIAAAAIQD8HqGK3wAAAA8BAAAPAAAAAAAAAAAAAAAA&#10;ABgEAABkcnMvZG93bnJldi54bWxQSwUGAAAAAAQABADzAAAAJAUAAAAA&#10;" strokeweight="1.5pt">
+            <v:line w14:anchorId="108354D6" id="Line 26" o:spid="_x0000_s1026" style="position:absolute;z-index:251650560;visibility:visible;mso-wrap-style:square;mso-width-percent:0;mso-height-percent:0;mso-wrap-distance-left:3.17497mm;mso-wrap-distance-top:0;mso-wrap-distance-right:3.17497mm;mso-wrap-distance-bottom:0;mso-position-horizontal:absolute;mso-position-horizontal-relative:page;mso-position-vertical:absolute;mso-position-vertical-relative:page;mso-width-percent:0;mso-height-percent:0;mso-width-relative:page;mso-height-relative:page" from="524.3pt,753.55pt" to="524.3pt,781.9pt" o:gfxdata="UEsDBBQABgAIAAAAIQC2gziS/gAAAOEBAAATAAAAW0NvbnRlbnRfVHlwZXNdLnhtbJSRQU7DMBBF&#10;90jcwfIWJU67QAgl6YK0S0CoHGBkTxKLZGx5TGhvj5O2G0SRWNoz/78nu9wcxkFMGNg6quQqL6RA&#10;0s5Y6ir5vt9lD1JwBDIwOMJKHpHlpr69KfdHjyxSmriSfYz+USnWPY7AufNIadK6MEJMx9ApD/oD&#10;OlTrorhX2lFEilmcO2RdNtjC5xDF9pCuTyYBB5bi6bQ4syoJ3g9WQ0ymaiLzg5KdCXlKLjvcW893&#10;SUOqXwnz5DrgnHtJTxOsQfEKIT7DmDSUCaxw7Rqn8787ZsmRM9e2VmPeBN4uqYvTtW7jvijg9N/y&#10;JsXecLq0q+WD6m8AAAD//wMAUEsDBBQABgAIAAAAIQA4/SH/1gAAAJQBAAALAAAAX3JlbHMvLnJl&#10;bHOkkMFqwzAMhu+DvYPRfXGawxijTi+j0GvpHsDYimMaW0Yy2fr2M4PBMnrbUb/Q94l/f/hMi1qR&#10;JVI2sOt6UJgd+ZiDgffL8ekFlFSbvV0oo4EbChzGx4f9GRdb25HMsYhqlCwG5lrLq9biZkxWOiqY&#10;22YiTra2kYMu1l1tQD30/bPm3wwYN0x18gb45AdQl1tp5j/sFB2T0FQ7R0nTNEV3j6o9feQzro1i&#10;OWA14Fm+Q8a1a8+Bvu/d/dMb2JY5uiPbhG/ktn4cqGU/er3pcvwCAAD//wMAUEsDBBQABgAIAAAA&#10;IQA7A1UEvgEAAGsDAAAOAAAAZHJzL2Uyb0RvYy54bWysU8GO0zAQvSPxD5bvNGlhK4ia7qHLcilQ&#10;aZcPmNpOYmF7LNtt2r9n7KZlF26IHCyPPfPmzXvO6v5kDTuqEDW6ls9nNWfKCZTa9S3/8fz47iNn&#10;MYGTYNCplp9V5Pfrt29Wo2/UAgc0UgVGIC42o2/5kJJvqiqKQVmIM/TK0WWHwUKiMPSVDDASujXV&#10;oq6X1YhB+oBCxUinD5dLvi74XadE+t51USVmWk7cUllDWfd5rdYraPoAftBiogH/wMKCdtT0BvUA&#10;Cdgh6L+grBYBI3ZpJtBW2HVaqDIDTTOv/5jmaQCvyiwkTvQ3meL/gxXfjrvAtCTvyCkHljzaaqfY&#10;Ypm1GX1sKGXjdiFPJ07uyW9R/IzM4WYA16vC8fnsqW6eK6pXJTmInjrsx68oKQcOCYtQpy7YDEkS&#10;sFPx43zzQ50SE5dDQafvl3X94a6AQ3Ot8yGmLwoty5uWG+JccOG4jSnzgOaakts4fNTGFLeNYyOR&#10;/VTf1aUiotEy3+a8GPr9xgR2hPxgyjc1fpUW8OBkQRsUyM/TPoE2lz11N24SI89/UXKP8rwLV5HI&#10;0UJzen35ybyMS/Xvf2T9CwAA//8DAFBLAwQUAAYACAAAACEA/B6hit8AAAAPAQAADwAAAGRycy9k&#10;b3ducmV2LnhtbEyPwU7DMBBE70j8g7VI3KhTaIMb4lRQiUtvhAp6dGOTRNjrKHbT5O/ZiAPcdmZH&#10;s2/z7egsG0wfWo8SlosEmMHK6xZrCYf31zsBLESFWlmPRsJkAmyL66tcZdpf8M0MZawZlWDIlIQm&#10;xi7jPFSNcSosfGeQdl++dyqS7Guue3Whcmf5fZKk3KkW6UKjOrNrTPVdnh21rD/Fy16JwzTZ8rhZ&#10;7T72Azopb2/G5ydg0YzxLwwzPqFDQUwnf0YdmCWdrERKWZrWyeMS2Jz59U6zlz4I4EXO//9R/AAA&#10;AP//AwBQSwECLQAUAAYACAAAACEAtoM4kv4AAADhAQAAEwAAAAAAAAAAAAAAAAAAAAAAW0NvbnRl&#10;bnRfVHlwZXNdLnhtbFBLAQItABQABgAIAAAAIQA4/SH/1gAAAJQBAAALAAAAAAAAAAAAAAAAAC8B&#10;AABfcmVscy8ucmVsc1BLAQItABQABgAIAAAAIQA7A1UEvgEAAGsDAAAOAAAAAAAAAAAAAAAAAC4C&#10;AABkcnMvZTJvRG9jLnhtbFBLAQItABQABgAIAAAAIQD8HqGK3wAAAA8BAAAPAAAAAAAAAAAAAAAA&#10;ABgEAABkcnMvZG93bnJldi54bWxQSwUGAAAAAAQABADzAAAAJAUAAAAA&#10;" strokeweight="1.5pt">
               <w10:wrap anchorx="page" anchory="page"/>
             </v:line>
           </w:pict>
@@ -9926,7 +8131,7 @@
       <mc:AlternateContent>
         <mc:Choice Requires="wps">
           <w:drawing>
-            <wp:anchor distT="0" distB="0" distL="114299" distR="114299" simplePos="0" relativeHeight="251648512" behindDoc="0" locked="0" layoutInCell="1" allowOverlap="1" wp14:anchorId="6A2918EB" wp14:editId="1BD7BD67">
+            <wp:anchor distT="0" distB="0" distL="114299" distR="114299" simplePos="0" relativeHeight="251648512" behindDoc="0" locked="0" layoutInCell="1" allowOverlap="1" wp14:anchorId="273CDF7C" wp14:editId="65567003">
               <wp:simplePos x="0" y="0"/>
               <wp:positionH relativeFrom="page">
                 <wp:posOffset>6120129</wp:posOffset>
@@ -9987,7 +8192,7 @@
         </mc:Choice>
         <mc:Fallback>
           <w:pict>
-            <v:line w14:anchorId="66E4BFA5" id="Line 25" o:spid="_x0000_s1026" style="position:absolute;z-index:251648512;visibility:visible;mso-wrap-style:square;mso-width-percent:0;mso-height-percent:0;mso-wrap-distance-left:3.17497mm;mso-wrap-distance-top:0;mso-wrap-distance-right:3.17497mm;mso-wrap-distance-bottom:0;mso-position-horizontal:absolute;mso-position-horizontal-relative:page;mso-position-vertical:absolute;mso-position-vertical-relative:page;mso-width-percent:0;mso-height-percent:0;mso-width-relative:page;mso-height-relative:page" from="481.9pt,753.5pt" to="481.9pt,781.85pt" o:gfxdata="UEsDBBQABgAIAAAAIQC2gziS/gAAAOEBAAATAAAAW0NvbnRlbnRfVHlwZXNdLnhtbJSRQU7DMBBF&#10;90jcwfIWJU67QAgl6YK0S0CoHGBkTxKLZGx5TGhvj5O2G0SRWNoz/78nu9wcxkFMGNg6quQqL6RA&#10;0s5Y6ir5vt9lD1JwBDIwOMJKHpHlpr69KfdHjyxSmriSfYz+USnWPY7AufNIadK6MEJMx9ApD/oD&#10;OlTrorhX2lFEilmcO2RdNtjC5xDF9pCuTyYBB5bi6bQ4syoJ3g9WQ0ymaiLzg5KdCXlKLjvcW893&#10;SUOqXwnz5DrgnHtJTxOsQfEKIT7DmDSUCaxw7Rqn8787ZsmRM9e2VmPeBN4uqYvTtW7jvijg9N/y&#10;JsXecLq0q+WD6m8AAAD//wMAUEsDBBQABgAIAAAAIQA4/SH/1gAAAJQBAAALAAAAX3JlbHMvLnJl&#10;bHOkkMFqwzAMhu+DvYPRfXGawxijTi+j0GvpHsDYimMaW0Yy2fr2M4PBMnrbUb/Q94l/f/hMi1qR&#10;JVI2sOt6UJgd+ZiDgffL8ekFlFSbvV0oo4EbChzGx4f9GRdb25HMsYhqlCwG5lrLq9biZkxWOiqY&#10;22YiTra2kYMu1l1tQD30/bPm3wwYN0x18gb45AdQl1tp5j/sFB2T0FQ7R0nTNEV3j6o9feQzro1i&#10;OWA14Fm+Q8a1a8+Bvu/d/dMb2JY5uiPbhG/ktn4cqGU/er3pcvwCAAD//wMAUEsDBBQABgAIAAAA&#10;IQClcc7GwQEAAGsDAAAOAAAAZHJzL2Uyb0RvYy54bWysU02P2yAQvVfqf0DcGztpd9u14uwh2+0l&#10;bSPt7g+YALZRgUFAYuffdyAf3ba3qj4gYGbevPcGL+8na9hBhajRtXw+qzlTTqDUrm/5y/Pju0+c&#10;xQROgkGnWn5Ukd+v3r5Zjr5RCxzQSBUYgbjYjL7lQ0q+qaooBmUhztArR8EOg4VEx9BXMsBI6NZU&#10;i7q+rUYM0gcUKka6fTgF+argd50S6XvXRZWYaTlxS2UNZd3ltVotoekD+EGLMw34BxYWtKOmV6gH&#10;SMD2Qf8FZbUIGLFLM4G2wq7TQhUNpGZe/6HmaQCvihYyJ/qrTfH/wYpvh21gWtLsPnLmwNKMNtop&#10;trjJ3ow+NpSydtuQ1YnJPfkNih+ROVwP4HpVOD4fPdXNc0X1W0k+RE8dduNXlJQD+4TFqKkLNkOS&#10;BWwq8zhe56GmxMTpUtDt+9u6/lDoVNBc6nyI6YtCy/Km5YY4F1w4bGLKPKC5pOQ2Dh+1MWXaxrGR&#10;yN7VN3WpiGi0zNGcF0O/W5vADpAfTPmKKoq8Tgu4d7KgDQrk5/M+gTanPXU37mxG1n9ycofyuA0X&#10;k2iiheb59eUn8/pcqn/9I6ufAAAA//8DAFBLAwQUAAYACAAAACEAbGTDwt4AAAANAQAADwAAAGRy&#10;cy9kb3ducmV2LnhtbEyPwU7DMBBE70j8g7VI3KgDpWka4lRQiUtvhAp6dONtEhGvo9hNk79nKw7l&#10;uDOj2TfZerStGLD3jSMFj7MIBFLpTEOVgt3n+0MCwgdNRreOUMGEHtb57U2mU+PO9IFDESrBJeRT&#10;raAOoUul9GWNVvuZ65DYO7re6sBnX0nT6zOX21Y+RVEsrW6IP9S6w02N5U9xstyy+E7etjrZTVNb&#10;7FfPm6/tQFap+7vx9QVEwDFcw3DBZ3TImengTmS8aBWs4jmjBzYW0ZJXceRPOlykeL4EmWfy/4r8&#10;FwAA//8DAFBLAQItABQABgAIAAAAIQC2gziS/gAAAOEBAAATAAAAAAAAAAAAAAAAAAAAAABbQ29u&#10;dGVudF9UeXBlc10ueG1sUEsBAi0AFAAGAAgAAAAhADj9If/WAAAAlAEAAAsAAAAAAAAAAAAAAAAA&#10;LwEAAF9yZWxzLy5yZWxzUEsBAi0AFAAGAAgAAAAhAKVxzsbBAQAAawMAAA4AAAAAAAAAAAAAAAAA&#10;LgIAAGRycy9lMm9Eb2MueG1sUEsBAi0AFAAGAAgAAAAhAGxkw8LeAAAADQEAAA8AAAAAAAAAAAAA&#10;AAAAGwQAAGRycy9kb3ducmV2LnhtbFBLBQYAAAAABAAEAPMAAAAmBQAAAAA=&#10;" strokeweight="1.5pt">
+            <v:line w14:anchorId="38D38847" id="Line 25" o:spid="_x0000_s1026" style="position:absolute;z-index:251648512;visibility:visible;mso-wrap-style:square;mso-width-percent:0;mso-height-percent:0;mso-wrap-distance-left:3.17497mm;mso-wrap-distance-top:0;mso-wrap-distance-right:3.17497mm;mso-wrap-distance-bottom:0;mso-position-horizontal:absolute;mso-position-horizontal-relative:page;mso-position-vertical:absolute;mso-position-vertical-relative:page;mso-width-percent:0;mso-height-percent:0;mso-width-relative:page;mso-height-relative:page" from="481.9pt,753.5pt" to="481.9pt,781.85pt" o:gfxdata="UEsDBBQABgAIAAAAIQC2gziS/gAAAOEBAAATAAAAW0NvbnRlbnRfVHlwZXNdLnhtbJSRQU7DMBBF&#10;90jcwfIWJU67QAgl6YK0S0CoHGBkTxKLZGx5TGhvj5O2G0SRWNoz/78nu9wcxkFMGNg6quQqL6RA&#10;0s5Y6ir5vt9lD1JwBDIwOMJKHpHlpr69KfdHjyxSmriSfYz+USnWPY7AufNIadK6MEJMx9ApD/oD&#10;OlTrorhX2lFEilmcO2RdNtjC5xDF9pCuTyYBB5bi6bQ4syoJ3g9WQ0ymaiLzg5KdCXlKLjvcW893&#10;SUOqXwnz5DrgnHtJTxOsQfEKIT7DmDSUCaxw7Rqn8787ZsmRM9e2VmPeBN4uqYvTtW7jvijg9N/y&#10;JsXecLq0q+WD6m8AAAD//wMAUEsDBBQABgAIAAAAIQA4/SH/1gAAAJQBAAALAAAAX3JlbHMvLnJl&#10;bHOkkMFqwzAMhu+DvYPRfXGawxijTi+j0GvpHsDYimMaW0Yy2fr2M4PBMnrbUb/Q94l/f/hMi1qR&#10;JVI2sOt6UJgd+ZiDgffL8ekFlFSbvV0oo4EbChzGx4f9GRdb25HMsYhqlCwG5lrLq9biZkxWOiqY&#10;22YiTra2kYMu1l1tQD30/bPm3wwYN0x18gb45AdQl1tp5j/sFB2T0FQ7R0nTNEV3j6o9feQzro1i&#10;OWA14Fm+Q8a1a8+Bvu/d/dMb2JY5uiPbhG/ktn4cqGU/er3pcvwCAAD//wMAUEsDBBQABgAIAAAA&#10;IQClcc7GwQEAAGsDAAAOAAAAZHJzL2Uyb0RvYy54bWysU02P2yAQvVfqf0DcGztpd9u14uwh2+0l&#10;bSPt7g+YALZRgUFAYuffdyAf3ba3qj4gYGbevPcGL+8na9hBhajRtXw+qzlTTqDUrm/5y/Pju0+c&#10;xQROgkGnWn5Ukd+v3r5Zjr5RCxzQSBUYgbjYjL7lQ0q+qaooBmUhztArR8EOg4VEx9BXMsBI6NZU&#10;i7q+rUYM0gcUKka6fTgF+argd50S6XvXRZWYaTlxS2UNZd3ltVotoekD+EGLMw34BxYWtKOmV6gH&#10;SMD2Qf8FZbUIGLFLM4G2wq7TQhUNpGZe/6HmaQCvihYyJ/qrTfH/wYpvh21gWtLsPnLmwNKMNtop&#10;trjJ3ow+NpSydtuQ1YnJPfkNih+ROVwP4HpVOD4fPdXNc0X1W0k+RE8dduNXlJQD+4TFqKkLNkOS&#10;BWwq8zhe56GmxMTpUtDt+9u6/lDoVNBc6nyI6YtCy/Km5YY4F1w4bGLKPKC5pOQ2Dh+1MWXaxrGR&#10;yN7VN3WpiGi0zNGcF0O/W5vADpAfTPmKKoq8Tgu4d7KgDQrk5/M+gTanPXU37mxG1n9ycofyuA0X&#10;k2iiheb59eUn8/pcqn/9I6ufAAAA//8DAFBLAwQUAAYACAAAACEAbGTDwt4AAAANAQAADwAAAGRy&#10;cy9kb3ducmV2LnhtbEyPwU7DMBBE70j8g7VI3KgDpWka4lRQiUtvhAp6dONtEhGvo9hNk79nKw7l&#10;uDOj2TfZerStGLD3jSMFj7MIBFLpTEOVgt3n+0MCwgdNRreOUMGEHtb57U2mU+PO9IFDESrBJeRT&#10;raAOoUul9GWNVvuZ65DYO7re6sBnX0nT6zOX21Y+RVEsrW6IP9S6w02N5U9xstyy+E7etjrZTVNb&#10;7FfPm6/tQFap+7vx9QVEwDFcw3DBZ3TImengTmS8aBWs4jmjBzYW0ZJXceRPOlykeL4EmWfy/4r8&#10;FwAA//8DAFBLAQItABQABgAIAAAAIQC2gziS/gAAAOEBAAATAAAAAAAAAAAAAAAAAAAAAABbQ29u&#10;dGVudF9UeXBlc10ueG1sUEsBAi0AFAAGAAgAAAAhADj9If/WAAAAlAEAAAsAAAAAAAAAAAAAAAAA&#10;LwEAAF9yZWxzLy5yZWxzUEsBAi0AFAAGAAgAAAAhAKVxzsbBAQAAawMAAA4AAAAAAAAAAAAAAAAA&#10;LgIAAGRycy9lMm9Eb2MueG1sUEsBAi0AFAAGAAgAAAAhAGxkw8LeAAAADQEAAA8AAAAAAAAAAAAA&#10;AAAAGwQAAGRycy9kb3ducmV2LnhtbFBLBQYAAAAABAAEAPMAAAAmBQAAAAA=&#10;" strokeweight="1.5pt">
               <w10:wrap anchorx="page" anchory="page"/>
             </v:line>
           </w:pict>
@@ -10001,7 +8206,7 @@
       <mc:AlternateContent>
         <mc:Choice Requires="wps">
           <w:drawing>
-            <wp:anchor distT="0" distB="0" distL="114299" distR="114299" simplePos="0" relativeHeight="251646464" behindDoc="0" locked="0" layoutInCell="1" allowOverlap="1" wp14:anchorId="3BF7F5A5" wp14:editId="3E89DE2D">
+            <wp:anchor distT="0" distB="0" distL="114299" distR="114299" simplePos="0" relativeHeight="251646464" behindDoc="0" locked="0" layoutInCell="1" allowOverlap="1" wp14:anchorId="4014065F" wp14:editId="5B4537D6">
               <wp:simplePos x="0" y="0"/>
               <wp:positionH relativeFrom="page">
                 <wp:posOffset>5579744</wp:posOffset>
@@ -10062,7 +8267,7 @@
         </mc:Choice>
         <mc:Fallback>
           <w:pict>
-            <v:line w14:anchorId="02498B77" id="Line 24" o:spid="_x0000_s1026" style="position:absolute;z-index:251646464;visibility:visible;mso-wrap-style:square;mso-width-percent:0;mso-height-percent:0;mso-wrap-distance-left:3.17497mm;mso-wrap-distance-top:0;mso-wrap-distance-right:3.17497mm;mso-wrap-distance-bottom:0;mso-position-horizontal:absolute;mso-position-horizontal-relative:page;mso-position-vertical:absolute;mso-position-vertical-relative:page;mso-width-percent:0;mso-height-percent:0;mso-width-relative:page;mso-height-relative:page" from="439.35pt,753.5pt" to="439.35pt,824.35pt" o:gfxdata="UEsDBBQABgAIAAAAIQC2gziS/gAAAOEBAAATAAAAW0NvbnRlbnRfVHlwZXNdLnhtbJSRQU7DMBBF&#10;90jcwfIWJU67QAgl6YK0S0CoHGBkTxKLZGx5TGhvj5O2G0SRWNoz/78nu9wcxkFMGNg6quQqL6RA&#10;0s5Y6ir5vt9lD1JwBDIwOMJKHpHlpr69KfdHjyxSmriSfYz+USnWPY7AufNIadK6MEJMx9ApD/oD&#10;OlTrorhX2lFEilmcO2RdNtjC5xDF9pCuTyYBB5bi6bQ4syoJ3g9WQ0ymaiLzg5KdCXlKLjvcW893&#10;SUOqXwnz5DrgnHtJTxOsQfEKIT7DmDSUCaxw7Rqn8787ZsmRM9e2VmPeBN4uqYvTtW7jvijg9N/y&#10;JsXecLq0q+WD6m8AAAD//wMAUEsDBBQABgAIAAAAIQA4/SH/1gAAAJQBAAALAAAAX3JlbHMvLnJl&#10;bHOkkMFqwzAMhu+DvYPRfXGawxijTi+j0GvpHsDYimMaW0Yy2fr2M4PBMnrbUb/Q94l/f/hMi1qR&#10;JVI2sOt6UJgd+ZiDgffL8ekFlFSbvV0oo4EbChzGx4f9GRdb25HMsYhqlCwG5lrLq9biZkxWOiqY&#10;22YiTra2kYMu1l1tQD30/bPm3wwYN0x18gb45AdQl1tp5j/sFB2T0FQ7R0nTNEV3j6o9feQzro1i&#10;OWA14Fm+Q8a1a8+Bvu/d/dMb2JY5uiPbhG/ktn4cqGU/er3pcvwCAAD//wMAUEsDBBQABgAIAAAA&#10;IQAyGx21wAEAAGsDAAAOAAAAZHJzL2Uyb0RvYy54bWysU8Fu2zAMvQ/YPwi6L3aCtWuMOD2k6y7Z&#10;FqDdBzCSbAuVRUFSYufvRylOum63oT4Iokg+Pj7Sq/uxN+yofNBoaz6flZwpK1Bq29b81/PjpzvO&#10;QgQrwaBVNT+pwO/XHz+sBlepBXZopPKMQGyoBlfzLkZXFUUQneohzNApS84GfQ+RTN8W0sNA6L0p&#10;FmV5WwzopfMoVAj0+nB28nXGbxol4s+mCSoyU3PiFvPp87lPZ7FeQdV6cJ0WEw34DxY9aEtFr1AP&#10;EIEdvP4HqtfCY8AmzgT2BTaNFir3QN3My7+6eerAqdwLiRPcVabwfrDix3HnmZY0u1vOLPQ0o622&#10;ii0+J20GFyoK2didT92J0T65LYqXwCxuOrCtyhyfT47y5imjeJOSjOCown74jpJi4BAxCzU2vk+Q&#10;JAEb8zxO13moMTJxfhT0erdcflneZHCoLnnOh/hNYc/SpeaGOGdcOG5DTDyguoSkMhYftTF52say&#10;gcguy5syZwQ0WiZvigu+3W+MZ0dIC5O/qfCbMI8HKzNap0B+ne4RtDnfqbqxkxip/7OSe5Snnb+I&#10;RBPNNKftSyvzp52zX/+R9W8AAAD//wMAUEsDBBQABgAIAAAAIQDpX8fR3QAAAA0BAAAPAAAAZHJz&#10;L2Rvd25yZXYueG1sTI/BTsMwEETvSPyDtUjcqANqGzfEqaASl94IFfToxksSEa+j2E2Tv2cRBzju&#10;zGj2Tb6dXCdGHELrScP9IgGBVHnbUq3h8PZyp0CEaMiazhNqmDHAtri+yk1m/YVecSxjLbiEQmY0&#10;NDH2mZShatCZsPA9EnuffnAm8jnU0g7mwuWukw9JspbOtMQfGtPjrsHqqzw7bll9qOe9UYd57srj&#10;Zrl734/ktL69mZ4eQUSc4l8YfvAZHQpmOvkz2SA6DSpVKUfZWCUpr+LIr3Riab1kUxa5/L+i+AYA&#10;AP//AwBQSwECLQAUAAYACAAAACEAtoM4kv4AAADhAQAAEwAAAAAAAAAAAAAAAAAAAAAAW0NvbnRl&#10;bnRfVHlwZXNdLnhtbFBLAQItABQABgAIAAAAIQA4/SH/1gAAAJQBAAALAAAAAAAAAAAAAAAAAC8B&#10;AABfcmVscy8ucmVsc1BLAQItABQABgAIAAAAIQAyGx21wAEAAGsDAAAOAAAAAAAAAAAAAAAAAC4C&#10;AABkcnMvZTJvRG9jLnhtbFBLAQItABQABgAIAAAAIQDpX8fR3QAAAA0BAAAPAAAAAAAAAAAAAAAA&#10;ABoEAABkcnMvZG93bnJldi54bWxQSwUGAAAAAAQABADzAAAAJAUAAAAA&#10;" strokeweight="1.5pt">
+            <v:line w14:anchorId="188D4052" id="Line 24" o:spid="_x0000_s1026" style="position:absolute;z-index:251646464;visibility:visible;mso-wrap-style:square;mso-width-percent:0;mso-height-percent:0;mso-wrap-distance-left:3.17497mm;mso-wrap-distance-top:0;mso-wrap-distance-right:3.17497mm;mso-wrap-distance-bottom:0;mso-position-horizontal:absolute;mso-position-horizontal-relative:page;mso-position-vertical:absolute;mso-position-vertical-relative:page;mso-width-percent:0;mso-height-percent:0;mso-width-relative:page;mso-height-relative:page" from="439.35pt,753.5pt" to="439.35pt,824.35pt" o:gfxdata="UEsDBBQABgAIAAAAIQC2gziS/gAAAOEBAAATAAAAW0NvbnRlbnRfVHlwZXNdLnhtbJSRQU7DMBBF&#10;90jcwfIWJU67QAgl6YK0S0CoHGBkTxKLZGx5TGhvj5O2G0SRWNoz/78nu9wcxkFMGNg6quQqL6RA&#10;0s5Y6ir5vt9lD1JwBDIwOMJKHpHlpr69KfdHjyxSmriSfYz+USnWPY7AufNIadK6MEJMx9ApD/oD&#10;OlTrorhX2lFEilmcO2RdNtjC5xDF9pCuTyYBB5bi6bQ4syoJ3g9WQ0ymaiLzg5KdCXlKLjvcW893&#10;SUOqXwnz5DrgnHtJTxOsQfEKIT7DmDSUCaxw7Rqn8787ZsmRM9e2VmPeBN4uqYvTtW7jvijg9N/y&#10;JsXecLq0q+WD6m8AAAD//wMAUEsDBBQABgAIAAAAIQA4/SH/1gAAAJQBAAALAAAAX3JlbHMvLnJl&#10;bHOkkMFqwzAMhu+DvYPRfXGawxijTi+j0GvpHsDYimMaW0Yy2fr2M4PBMnrbUb/Q94l/f/hMi1qR&#10;JVI2sOt6UJgd+ZiDgffL8ekFlFSbvV0oo4EbChzGx4f9GRdb25HMsYhqlCwG5lrLq9biZkxWOiqY&#10;22YiTra2kYMu1l1tQD30/bPm3wwYN0x18gb45AdQl1tp5j/sFB2T0FQ7R0nTNEV3j6o9feQzro1i&#10;OWA14Fm+Q8a1a8+Bvu/d/dMb2JY5uiPbhG/ktn4cqGU/er3pcvwCAAD//wMAUEsDBBQABgAIAAAA&#10;IQAyGx21wAEAAGsDAAAOAAAAZHJzL2Uyb0RvYy54bWysU8Fu2zAMvQ/YPwi6L3aCtWuMOD2k6y7Z&#10;FqDdBzCSbAuVRUFSYufvRylOum63oT4Iokg+Pj7Sq/uxN+yofNBoaz6flZwpK1Bq29b81/PjpzvO&#10;QgQrwaBVNT+pwO/XHz+sBlepBXZopPKMQGyoBlfzLkZXFUUQneohzNApS84GfQ+RTN8W0sNA6L0p&#10;FmV5WwzopfMoVAj0+nB28nXGbxol4s+mCSoyU3PiFvPp87lPZ7FeQdV6cJ0WEw34DxY9aEtFr1AP&#10;EIEdvP4HqtfCY8AmzgT2BTaNFir3QN3My7+6eerAqdwLiRPcVabwfrDix3HnmZY0u1vOLPQ0o622&#10;ii0+J20GFyoK2didT92J0T65LYqXwCxuOrCtyhyfT47y5imjeJOSjOCown74jpJi4BAxCzU2vk+Q&#10;JAEb8zxO13moMTJxfhT0erdcflneZHCoLnnOh/hNYc/SpeaGOGdcOG5DTDyguoSkMhYftTF52say&#10;gcguy5syZwQ0WiZvigu+3W+MZ0dIC5O/qfCbMI8HKzNap0B+ne4RtDnfqbqxkxip/7OSe5Snnb+I&#10;RBPNNKftSyvzp52zX/+R9W8AAAD//wMAUEsDBBQABgAIAAAAIQDpX8fR3QAAAA0BAAAPAAAAZHJz&#10;L2Rvd25yZXYueG1sTI/BTsMwEETvSPyDtUjcqANqGzfEqaASl94IFfToxksSEa+j2E2Tv2cRBzju&#10;zGj2Tb6dXCdGHELrScP9IgGBVHnbUq3h8PZyp0CEaMiazhNqmDHAtri+yk1m/YVecSxjLbiEQmY0&#10;NDH2mZShatCZsPA9EnuffnAm8jnU0g7mwuWukw9JspbOtMQfGtPjrsHqqzw7bll9qOe9UYd57srj&#10;Zrl734/ktL69mZ4eQUSc4l8YfvAZHQpmOvkz2SA6DSpVKUfZWCUpr+LIr3Riab1kUxa5/L+i+AYA&#10;AP//AwBQSwECLQAUAAYACAAAACEAtoM4kv4AAADhAQAAEwAAAAAAAAAAAAAAAAAAAAAAW0NvbnRl&#10;bnRfVHlwZXNdLnhtbFBLAQItABQABgAIAAAAIQA4/SH/1gAAAJQBAAALAAAAAAAAAAAAAAAAAC8B&#10;AABfcmVscy8ucmVsc1BLAQItABQABgAIAAAAIQAyGx21wAEAAGsDAAAOAAAAAAAAAAAAAAAAAC4C&#10;AABkcnMvZTJvRG9jLnhtbFBLAQItABQABgAIAAAAIQDpX8fR3QAAAA0BAAAPAAAAAAAAAAAAAAAA&#10;ABoEAABkcnMvZG93bnJldi54bWxQSwUGAAAAAAQABADzAAAAJAUAAAAA&#10;" strokeweight="1.5pt">
               <w10:wrap anchorx="page" anchory="page"/>
             </v:line>
           </w:pict>
@@ -10076,7 +8281,7 @@
       <mc:AlternateContent>
         <mc:Choice Requires="wps">
           <w:drawing>
-            <wp:anchor distT="0" distB="0" distL="114299" distR="114299" simplePos="0" relativeHeight="251643392" behindDoc="0" locked="0" layoutInCell="1" allowOverlap="1" wp14:anchorId="7BD79277" wp14:editId="4A1D424F">
+            <wp:anchor distT="0" distB="0" distL="114299" distR="114299" simplePos="0" relativeHeight="251643392" behindDoc="0" locked="0" layoutInCell="1" allowOverlap="1" wp14:anchorId="097BF7F8" wp14:editId="73E495CB">
               <wp:simplePos x="0" y="0"/>
               <wp:positionH relativeFrom="page">
                 <wp:posOffset>2700654</wp:posOffset>
@@ -10137,7 +8342,7 @@
         </mc:Choice>
         <mc:Fallback>
           <w:pict>
-            <v:line w14:anchorId="0F4C654A" id="Line 21" o:spid="_x0000_s1026" style="position:absolute;z-index:251643392;visibility:visible;mso-wrap-style:square;mso-width-percent:0;mso-height-percent:0;mso-wrap-distance-left:3.17497mm;mso-wrap-distance-top:0;mso-wrap-distance-right:3.17497mm;mso-wrap-distance-bottom:0;mso-position-horizontal:absolute;mso-position-horizontal-relative:page;mso-position-vertical:absolute;mso-position-vertical-relative:page;mso-width-percent:0;mso-height-percent:0;mso-width-relative:page;mso-height-relative:page" from="212.65pt,711pt" to="212.65pt,824.4pt" o:gfxdata="UEsDBBQABgAIAAAAIQC2gziS/gAAAOEBAAATAAAAW0NvbnRlbnRfVHlwZXNdLnhtbJSRQU7DMBBF&#10;90jcwfIWJU67QAgl6YK0S0CoHGBkTxKLZGx5TGhvj5O2G0SRWNoz/78nu9wcxkFMGNg6quQqL6RA&#10;0s5Y6ir5vt9lD1JwBDIwOMJKHpHlpr69KfdHjyxSmriSfYz+USnWPY7AufNIadK6MEJMx9ApD/oD&#10;OlTrorhX2lFEilmcO2RdNtjC5xDF9pCuTyYBB5bi6bQ4syoJ3g9WQ0ymaiLzg5KdCXlKLjvcW893&#10;SUOqXwnz5DrgnHtJTxOsQfEKIT7DmDSUCaxw7Rqn8787ZsmRM9e2VmPeBN4uqYvTtW7jvijg9N/y&#10;JsXecLq0q+WD6m8AAAD//wMAUEsDBBQABgAIAAAAIQA4/SH/1gAAAJQBAAALAAAAX3JlbHMvLnJl&#10;bHOkkMFqwzAMhu+DvYPRfXGawxijTi+j0GvpHsDYimMaW0Yy2fr2M4PBMnrbUb/Q94l/f/hMi1qR&#10;JVI2sOt6UJgd+ZiDgffL8ekFlFSbvV0oo4EbChzGx4f9GRdb25HMsYhqlCwG5lrLq9biZkxWOiqY&#10;22YiTra2kYMu1l1tQD30/bPm3wwYN0x18gb45AdQl1tp5j/sFB2T0FQ7R0nTNEV3j6o9feQzro1i&#10;OWA14Fm+Q8a1a8+Bvu/d/dMb2JY5uiPbhG/ktn4cqGU/er3pcvwCAAD//wMAUEsDBBQABgAIAAAA&#10;IQDDjm/wwQEAAGwDAAAOAAAAZHJzL2Uyb0RvYy54bWysU02P2yAQvVfqf0DcG9tRWm2tOHvIdntJ&#10;20i7/QETwDFaYBCQ2Pn3HchHu+2tWh8QM7x5zLyHl/eTNeyoQtToOt7Mas6UEyi123f85/PjhzvO&#10;YgInwaBTHT+pyO9X798tR9+qOQ5opAqMSFxsR9/xISXfVlUUg7IQZ+iVo8Meg4VEYdhXMsBI7NZU&#10;87r+VI0YpA8oVIyUfTgf8lXh73sl0o++jyox03HqLZU1lHWX12q1hHYfwA9aXNqA/+jCgnZ06Y3q&#10;ARKwQ9D/UFktAkbs00ygrbDvtVBlBpqmqf+a5mkAr8osJE70N5ni29GK78dtYFqSdwvOHFjyaKOd&#10;YvMmazP62BJk7bYhTycm9+Q3KF4ic7gewO1V6fH55KmuVFSvSnIQPd2wG7+hJAwcEhahpj7YTEkS&#10;sKn4cbr5oabExDkpKNssFnVzV7yqoL0W+hDTV4WW5U3HDTVdiOG4iYlaJ+gVku9x+KiNKXYbx0Zi&#10;/Vx/rEtFRKNlPs24GPa7tQnsCPnFlC8LQWyvYAEPTha2QYH8ctkn0Oa8J7xxVHYV4CzlDuVpGzJd&#10;zpOlhfjy/PKb+TMuqN8/yeoXAAAA//8DAFBLAwQUAAYACAAAACEAAVzAXd4AAAANAQAADwAAAGRy&#10;cy9kb3ducmV2LnhtbEyPwU7DMBBE70j8g7VI3KhDSCsT4lRQiUtvhAo4uvGSRMTrKHbT5O9ZxAGO&#10;OzOafVNsZ9eLCcfQedJwu0pAINXedtRoOLw+3ygQIRqypveEGhYMsC0vLwqTW3+mF5yq2AguoZAb&#10;DW2MQy5lqFt0Jqz8gMTepx+diXyOjbSjOXO562WaJBvpTEf8oTUD7lqsv6qT45b1u3raG3VYlr76&#10;uM92b/uJnNbXV/PjA4iIc/wLww8+o0PJTEd/IhtEryFL13ccZSNLU17FkV/pyNImUwpkWcj/K8pv&#10;AAAA//8DAFBLAQItABQABgAIAAAAIQC2gziS/gAAAOEBAAATAAAAAAAAAAAAAAAAAAAAAABbQ29u&#10;dGVudF9UeXBlc10ueG1sUEsBAi0AFAAGAAgAAAAhADj9If/WAAAAlAEAAAsAAAAAAAAAAAAAAAAA&#10;LwEAAF9yZWxzLy5yZWxzUEsBAi0AFAAGAAgAAAAhAMOOb/DBAQAAbAMAAA4AAAAAAAAAAAAAAAAA&#10;LgIAAGRycy9lMm9Eb2MueG1sUEsBAi0AFAAGAAgAAAAhAAFcwF3eAAAADQEAAA8AAAAAAAAAAAAA&#10;AAAAGwQAAGRycy9kb3ducmV2LnhtbFBLBQYAAAAABAAEAPMAAAAmBQAAAAA=&#10;" strokeweight="1.5pt">
+            <v:line w14:anchorId="44023595" id="Line 21" o:spid="_x0000_s1026" style="position:absolute;z-index:251643392;visibility:visible;mso-wrap-style:square;mso-width-percent:0;mso-height-percent:0;mso-wrap-distance-left:3.17497mm;mso-wrap-distance-top:0;mso-wrap-distance-right:3.17497mm;mso-wrap-distance-bottom:0;mso-position-horizontal:absolute;mso-position-horizontal-relative:page;mso-position-vertical:absolute;mso-position-vertical-relative:page;mso-width-percent:0;mso-height-percent:0;mso-width-relative:page;mso-height-relative:page" from="212.65pt,711pt" to="212.65pt,824.4pt" o:gfxdata="UEsDBBQABgAIAAAAIQC2gziS/gAAAOEBAAATAAAAW0NvbnRlbnRfVHlwZXNdLnhtbJSRQU7DMBBF&#10;90jcwfIWJU67QAgl6YK0S0CoHGBkTxKLZGx5TGhvj5O2G0SRWNoz/78nu9wcxkFMGNg6quQqL6RA&#10;0s5Y6ir5vt9lD1JwBDIwOMJKHpHlpr69KfdHjyxSmriSfYz+USnWPY7AufNIadK6MEJMx9ApD/oD&#10;OlTrorhX2lFEilmcO2RdNtjC5xDF9pCuTyYBB5bi6bQ4syoJ3g9WQ0ymaiLzg5KdCXlKLjvcW893&#10;SUOqXwnz5DrgnHtJTxOsQfEKIT7DmDSUCaxw7Rqn8787ZsmRM9e2VmPeBN4uqYvTtW7jvijg9N/y&#10;JsXecLq0q+WD6m8AAAD//wMAUEsDBBQABgAIAAAAIQA4/SH/1gAAAJQBAAALAAAAX3JlbHMvLnJl&#10;bHOkkMFqwzAMhu+DvYPRfXGawxijTi+j0GvpHsDYimMaW0Yy2fr2M4PBMnrbUb/Q94l/f/hMi1qR&#10;JVI2sOt6UJgd+ZiDgffL8ekFlFSbvV0oo4EbChzGx4f9GRdb25HMsYhqlCwG5lrLq9biZkxWOiqY&#10;22YiTra2kYMu1l1tQD30/bPm3wwYN0x18gb45AdQl1tp5j/sFB2T0FQ7R0nTNEV3j6o9feQzro1i&#10;OWA14Fm+Q8a1a8+Bvu/d/dMb2JY5uiPbhG/ktn4cqGU/er3pcvwCAAD//wMAUEsDBBQABgAIAAAA&#10;IQDDjm/wwQEAAGwDAAAOAAAAZHJzL2Uyb0RvYy54bWysU02P2yAQvVfqf0DcG9tRWm2tOHvIdntJ&#10;20i7/QETwDFaYBCQ2Pn3HchHu+2tWh8QM7x5zLyHl/eTNeyoQtToOt7Mas6UEyi123f85/PjhzvO&#10;YgInwaBTHT+pyO9X798tR9+qOQ5opAqMSFxsR9/xISXfVlUUg7IQZ+iVo8Meg4VEYdhXMsBI7NZU&#10;87r+VI0YpA8oVIyUfTgf8lXh73sl0o++jyox03HqLZU1lHWX12q1hHYfwA9aXNqA/+jCgnZ06Y3q&#10;ARKwQ9D/UFktAkbs00ygrbDvtVBlBpqmqf+a5mkAr8osJE70N5ni29GK78dtYFqSdwvOHFjyaKOd&#10;YvMmazP62BJk7bYhTycm9+Q3KF4ic7gewO1V6fH55KmuVFSvSnIQPd2wG7+hJAwcEhahpj7YTEkS&#10;sKn4cbr5oabExDkpKNssFnVzV7yqoL0W+hDTV4WW5U3HDTVdiOG4iYlaJ+gVku9x+KiNKXYbx0Zi&#10;/Vx/rEtFRKNlPs24GPa7tQnsCPnFlC8LQWyvYAEPTha2QYH8ctkn0Oa8J7xxVHYV4CzlDuVpGzJd&#10;zpOlhfjy/PKb+TMuqN8/yeoXAAAA//8DAFBLAwQUAAYACAAAACEAAVzAXd4AAAANAQAADwAAAGRy&#10;cy9kb3ducmV2LnhtbEyPwU7DMBBE70j8g7VI3KhDSCsT4lRQiUtvhAo4uvGSRMTrKHbT5O9ZxAGO&#10;OzOafVNsZ9eLCcfQedJwu0pAINXedtRoOLw+3ygQIRqypveEGhYMsC0vLwqTW3+mF5yq2AguoZAb&#10;DW2MQy5lqFt0Jqz8gMTepx+diXyOjbSjOXO562WaJBvpTEf8oTUD7lqsv6qT45b1u3raG3VYlr76&#10;uM92b/uJnNbXV/PjA4iIc/wLww8+o0PJTEd/IhtEryFL13ccZSNLU17FkV/pyNImUwpkWcj/K8pv&#10;AAAA//8DAFBLAQItABQABgAIAAAAIQC2gziS/gAAAOEBAAATAAAAAAAAAAAAAAAAAAAAAABbQ29u&#10;dGVudF9UeXBlc10ueG1sUEsBAi0AFAAGAAgAAAAhADj9If/WAAAAlAEAAAsAAAAAAAAAAAAAAAAA&#10;LwEAAF9yZWxzLy5yZWxzUEsBAi0AFAAGAAgAAAAhAMOOb/DBAQAAbAMAAA4AAAAAAAAAAAAAAAAA&#10;LgIAAGRycy9lMm9Eb2MueG1sUEsBAi0AFAAGAAgAAAAhAAFcwF3eAAAADQEAAA8AAAAAAAAAAAAA&#10;AAAAGwQAAGRycy9kb3ducmV2LnhtbFBLBQYAAAAABAAEAPMAAAAmBQAAAAA=&#10;" strokeweight="1.5pt">
               <w10:wrap anchorx="page" anchory="page"/>
             </v:line>
           </w:pict>
@@ -10151,7 +8356,7 @@
       <mc:AlternateContent>
         <mc:Choice Requires="wps">
           <w:drawing>
-            <wp:anchor distT="0" distB="0" distL="114299" distR="114299" simplePos="0" relativeHeight="251641344" behindDoc="0" locked="0" layoutInCell="1" allowOverlap="1" wp14:anchorId="56AD5D17" wp14:editId="5F85A1FF">
+            <wp:anchor distT="0" distB="0" distL="114299" distR="114299" simplePos="0" relativeHeight="251641344" behindDoc="0" locked="0" layoutInCell="1" allowOverlap="1" wp14:anchorId="23538F7F" wp14:editId="57B4D3A0">
               <wp:simplePos x="0" y="0"/>
               <wp:positionH relativeFrom="page">
                 <wp:posOffset>2159634</wp:posOffset>
@@ -10212,7 +8417,7 @@
         </mc:Choice>
         <mc:Fallback>
           <w:pict>
-            <v:line w14:anchorId="3AEA5EB5" id="Line 20" o:spid="_x0000_s1026" style="position:absolute;z-index:251641344;visibility:visible;mso-wrap-style:square;mso-width-percent:0;mso-height-percent:0;mso-wrap-distance-left:3.17497mm;mso-wrap-distance-top:0;mso-wrap-distance-right:3.17497mm;mso-wrap-distance-bottom:0;mso-position-horizontal:absolute;mso-position-horizontal-relative:page;mso-position-vertical:absolute;mso-position-vertical-relative:page;mso-width-percent:0;mso-height-percent:0;mso-width-relative:page;mso-height-relative:page" from="170.05pt,711pt" to="170.05pt,824.4pt" o:gfxdata="UEsDBBQABgAIAAAAIQC2gziS/gAAAOEBAAATAAAAW0NvbnRlbnRfVHlwZXNdLnhtbJSRQU7DMBBF&#10;90jcwfIWJU67QAgl6YK0S0CoHGBkTxKLZGx5TGhvj5O2G0SRWNoz/78nu9wcxkFMGNg6quQqL6RA&#10;0s5Y6ir5vt9lD1JwBDIwOMJKHpHlpr69KfdHjyxSmriSfYz+USnWPY7AufNIadK6MEJMx9ApD/oD&#10;OlTrorhX2lFEilmcO2RdNtjC5xDF9pCuTyYBB5bi6bQ4syoJ3g9WQ0ymaiLzg5KdCXlKLjvcW893&#10;SUOqXwnz5DrgnHtJTxOsQfEKIT7DmDSUCaxw7Rqn8787ZsmRM9e2VmPeBN4uqYvTtW7jvijg9N/y&#10;JsXecLq0q+WD6m8AAAD//wMAUEsDBBQABgAIAAAAIQA4/SH/1gAAAJQBAAALAAAAX3JlbHMvLnJl&#10;bHOkkMFqwzAMhu+DvYPRfXGawxijTi+j0GvpHsDYimMaW0Yy2fr2M4PBMnrbUb/Q94l/f/hMi1qR&#10;JVI2sOt6UJgd+ZiDgffL8ekFlFSbvV0oo4EbChzGx4f9GRdb25HMsYhqlCwG5lrLq9biZkxWOiqY&#10;22YiTra2kYMu1l1tQD30/bPm3wwYN0x18gb45AdQl1tp5j/sFB2T0FQ7R0nTNEV3j6o9feQzro1i&#10;OWA14Fm+Q8a1a8+Bvu/d/dMb2JY5uiPbhG/ktn4cqGU/er3pcvwCAAD//wMAUEsDBBQABgAIAAAA&#10;IQBDhXPdwgEAAGwDAAAOAAAAZHJzL2Uyb0RvYy54bWysU01v2zAMvQ/YfxB0X2xn3dAZcXpI112y&#10;LUC7H8BIsi1UEgVJiZN/P0r5aLfdhvogiCL5+PhIL+4O1rC9ClGj63gzqzlTTqDUbuj4r6eHD7ec&#10;xQROgkGnOn5Ukd8t379bTL5VcxzRSBUYgbjYTr7jY0q+raooRmUhztArR84eg4VEZhgqGWAidGuq&#10;eV1/riYM0gcUKkZ6vT85+bLg970S6WffR5WY6ThxS+UM5dzms1ouoB0C+FGLMw34DxYWtKOiV6h7&#10;SMB2Qf8DZbUIGLFPM4G2wr7XQpUeqJum/qubxxG8Kr2QONFfZYpvByt+7DeBaUmz+8iZA0szWmun&#10;2LxoM/nYUsjKbULuThzco1+jeI7M4WoEN6jC8enoKa/JalZ/pGQjeqqwnb6jpBjYJSxCHfpgMyRJ&#10;wA5lHsfrPNQhMXF6FPTa3NzUzW3hU0F7SfQhpm8KLcuXjhsiXYBhv44pE4H2EpLrOHzQxpRxG8cm&#10;Qv1Sf6pLRkSjZfbmuBiG7coEtoe8MeUrbZHndVjAnZMFbVQgv57vCbQ53am6cWc1sgB5IWO7RXnc&#10;hItKNNJC87x+eWde2yX75SdZ/gYAAP//AwBQSwMEFAAGAAgAAAAhAKgpTtneAAAADQEAAA8AAABk&#10;cnMvZG93bnJldi54bWxMj8FOwzAQRO9I/IO1SNyo0xAqE+JUUIlLb4QKOLrxkkTE6yh20+TvWcQB&#10;jjszmn1TbGfXiwnH0HnSsF4lIJBqbztqNBxen28UiBANWdN7Qg0LBtiWlxeFya0/0wtOVWwEl1DI&#10;jYY2xiGXMtQtOhNWfkBi79OPzkQ+x0ba0Zy53PUyTZKNdKYj/tCaAXct1l/VyXHL3bt62ht1WJa+&#10;+rjPdm/7iZzW11fz4wOIiHP8C8MPPqNDyUxHfyIbRK/hNkvWHGUjS1NexZFf6cjSJlMKZFnI/yvK&#10;bwAAAP//AwBQSwECLQAUAAYACAAAACEAtoM4kv4AAADhAQAAEwAAAAAAAAAAAAAAAAAAAAAAW0Nv&#10;bnRlbnRfVHlwZXNdLnhtbFBLAQItABQABgAIAAAAIQA4/SH/1gAAAJQBAAALAAAAAAAAAAAAAAAA&#10;AC8BAABfcmVscy8ucmVsc1BLAQItABQABgAIAAAAIQBDhXPdwgEAAGwDAAAOAAAAAAAAAAAAAAAA&#10;AC4CAABkcnMvZTJvRG9jLnhtbFBLAQItABQABgAIAAAAIQCoKU7Z3gAAAA0BAAAPAAAAAAAAAAAA&#10;AAAAABwEAABkcnMvZG93bnJldi54bWxQSwUGAAAAAAQABADzAAAAJwUAAAAA&#10;" strokeweight="1.5pt">
+            <v:line w14:anchorId="0BB51D90" id="Line 20" o:spid="_x0000_s1026" style="position:absolute;z-index:251641344;visibility:visible;mso-wrap-style:square;mso-width-percent:0;mso-height-percent:0;mso-wrap-distance-left:3.17497mm;mso-wrap-distance-top:0;mso-wrap-distance-right:3.17497mm;mso-wrap-distance-bottom:0;mso-position-horizontal:absolute;mso-position-horizontal-relative:page;mso-position-vertical:absolute;mso-position-vertical-relative:page;mso-width-percent:0;mso-height-percent:0;mso-width-relative:page;mso-height-relative:page" from="170.05pt,711pt" to="170.05pt,824.4pt" o:gfxdata="UEsDBBQABgAIAAAAIQC2gziS/gAAAOEBAAATAAAAW0NvbnRlbnRfVHlwZXNdLnhtbJSRQU7DMBBF&#10;90jcwfIWJU67QAgl6YK0S0CoHGBkTxKLZGx5TGhvj5O2G0SRWNoz/78nu9wcxkFMGNg6quQqL6RA&#10;0s5Y6ir5vt9lD1JwBDIwOMJKHpHlpr69KfdHjyxSmriSfYz+USnWPY7AufNIadK6MEJMx9ApD/oD&#10;OlTrorhX2lFEilmcO2RdNtjC5xDF9pCuTyYBB5bi6bQ4syoJ3g9WQ0ymaiLzg5KdCXlKLjvcW893&#10;SUOqXwnz5DrgnHtJTxOsQfEKIT7DmDSUCaxw7Rqn8787ZsmRM9e2VmPeBN4uqYvTtW7jvijg9N/y&#10;JsXecLq0q+WD6m8AAAD//wMAUEsDBBQABgAIAAAAIQA4/SH/1gAAAJQBAAALAAAAX3JlbHMvLnJl&#10;bHOkkMFqwzAMhu+DvYPRfXGawxijTi+j0GvpHsDYimMaW0Yy2fr2M4PBMnrbUb/Q94l/f/hMi1qR&#10;JVI2sOt6UJgd+ZiDgffL8ekFlFSbvV0oo4EbChzGx4f9GRdb25HMsYhqlCwG5lrLq9biZkxWOiqY&#10;22YiTra2kYMu1l1tQD30/bPm3wwYN0x18gb45AdQl1tp5j/sFB2T0FQ7R0nTNEV3j6o9feQzro1i&#10;OWA14Fm+Q8a1a8+Bvu/d/dMb2JY5uiPbhG/ktn4cqGU/er3pcvwCAAD//wMAUEsDBBQABgAIAAAA&#10;IQBDhXPdwgEAAGwDAAAOAAAAZHJzL2Uyb0RvYy54bWysU01v2zAMvQ/YfxB0X2xn3dAZcXpI112y&#10;LUC7H8BIsi1UEgVJiZN/P0r5aLfdhvogiCL5+PhIL+4O1rC9ClGj63gzqzlTTqDUbuj4r6eHD7ec&#10;xQROgkGnOn5Ukd8t379bTL5VcxzRSBUYgbjYTr7jY0q+raooRmUhztArR84eg4VEZhgqGWAidGuq&#10;eV1/riYM0gcUKkZ6vT85+bLg970S6WffR5WY6ThxS+UM5dzms1ouoB0C+FGLMw34DxYWtKOiV6h7&#10;SMB2Qf8DZbUIGLFPM4G2wr7XQpUeqJum/qubxxG8Kr2QONFfZYpvByt+7DeBaUmz+8iZA0szWmun&#10;2LxoM/nYUsjKbULuThzco1+jeI7M4WoEN6jC8enoKa/JalZ/pGQjeqqwnb6jpBjYJSxCHfpgMyRJ&#10;wA5lHsfrPNQhMXF6FPTa3NzUzW3hU0F7SfQhpm8KLcuXjhsiXYBhv44pE4H2EpLrOHzQxpRxG8cm&#10;Qv1Sf6pLRkSjZfbmuBiG7coEtoe8MeUrbZHndVjAnZMFbVQgv57vCbQ53am6cWc1sgB5IWO7RXnc&#10;hItKNNJC87x+eWde2yX75SdZ/gYAAP//AwBQSwMEFAAGAAgAAAAhAKgpTtneAAAADQEAAA8AAABk&#10;cnMvZG93bnJldi54bWxMj8FOwzAQRO9I/IO1SNyo0xAqE+JUUIlLb4QKOLrxkkTE6yh20+TvWcQB&#10;jjszmn1TbGfXiwnH0HnSsF4lIJBqbztqNBxen28UiBANWdN7Qg0LBtiWlxeFya0/0wtOVWwEl1DI&#10;jYY2xiGXMtQtOhNWfkBi79OPzkQ+x0ba0Zy53PUyTZKNdKYj/tCaAXct1l/VyXHL3bt62ht1WJa+&#10;+rjPdm/7iZzW11fz4wOIiHP8C8MPPqNDyUxHfyIbRK/hNkvWHGUjS1NexZFf6cjSJlMKZFnI/yvK&#10;bwAAAP//AwBQSwECLQAUAAYACAAAACEAtoM4kv4AAADhAQAAEwAAAAAAAAAAAAAAAAAAAAAAW0Nv&#10;bnRlbnRfVHlwZXNdLnhtbFBLAQItABQABgAIAAAAIQA4/SH/1gAAAJQBAAALAAAAAAAAAAAAAAAA&#10;AC8BAABfcmVscy8ucmVsc1BLAQItABQABgAIAAAAIQBDhXPdwgEAAGwDAAAOAAAAAAAAAAAAAAAA&#10;AC4CAABkcnMvZTJvRG9jLnhtbFBLAQItABQABgAIAAAAIQCoKU7Z3gAAAA0BAAAPAAAAAAAAAAAA&#10;AAAAABwEAABkcnMvZG93bnJldi54bWxQSwUGAAAAAAQABADzAAAAJwUAAAAA&#10;" strokeweight="1.5pt">
               <w10:wrap anchorx="page" anchory="page"/>
             </v:line>
           </w:pict>
@@ -10226,7 +8431,7 @@
       <mc:AlternateContent>
         <mc:Choice Requires="wps">
           <w:drawing>
-            <wp:anchor distT="0" distB="0" distL="114299" distR="114299" simplePos="0" relativeHeight="251639296" behindDoc="0" locked="0" layoutInCell="1" allowOverlap="1" wp14:anchorId="4E619F0B" wp14:editId="24A4908D">
+            <wp:anchor distT="0" distB="0" distL="114299" distR="114299" simplePos="0" relativeHeight="251639296" behindDoc="0" locked="0" layoutInCell="1" allowOverlap="1" wp14:anchorId="4F278ED2" wp14:editId="3B9EE522">
               <wp:simplePos x="0" y="0"/>
               <wp:positionH relativeFrom="page">
                 <wp:posOffset>1440179</wp:posOffset>
@@ -10287,7 +8492,7 @@
         </mc:Choice>
         <mc:Fallback>
           <w:pict>
-            <v:line w14:anchorId="53D9D7E3" id="Line 19" o:spid="_x0000_s1026" style="position:absolute;z-index:251639296;visibility:visible;mso-wrap-style:square;mso-width-percent:0;mso-height-percent:0;mso-wrap-distance-left:3.17497mm;mso-wrap-distance-top:0;mso-wrap-distance-right:3.17497mm;mso-wrap-distance-bottom:0;mso-position-horizontal:absolute;mso-position-horizontal-relative:page;mso-position-vertical:absolute;mso-position-vertical-relative:page;mso-width-percent:0;mso-height-percent:0;mso-width-relative:page;mso-height-relative:page" from="113.4pt,711pt" to="113.4pt,824.4pt" o:gfxdata="UEsDBBQABgAIAAAAIQC2gziS/gAAAOEBAAATAAAAW0NvbnRlbnRfVHlwZXNdLnhtbJSRQU7DMBBF&#10;90jcwfIWJU67QAgl6YK0S0CoHGBkTxKLZGx5TGhvj5O2G0SRWNoz/78nu9wcxkFMGNg6quQqL6RA&#10;0s5Y6ir5vt9lD1JwBDIwOMJKHpHlpr69KfdHjyxSmriSfYz+USnWPY7AufNIadK6MEJMx9ApD/oD&#10;OlTrorhX2lFEilmcO2RdNtjC5xDF9pCuTyYBB5bi6bQ4syoJ3g9WQ0ymaiLzg5KdCXlKLjvcW893&#10;SUOqXwnz5DrgnHtJTxOsQfEKIT7DmDSUCaxw7Rqn8787ZsmRM9e2VmPeBN4uqYvTtW7jvijg9N/y&#10;JsXecLq0q+WD6m8AAAD//wMAUEsDBBQABgAIAAAAIQA4/SH/1gAAAJQBAAALAAAAX3JlbHMvLnJl&#10;bHOkkMFqwzAMhu+DvYPRfXGawxijTi+j0GvpHsDYimMaW0Yy2fr2M4PBMnrbUb/Q94l/f/hMi1qR&#10;JVI2sOt6UJgd+ZiDgffL8ekFlFSbvV0oo4EbChzGx4f9GRdb25HMsYhqlCwG5lrLq9biZkxWOiqY&#10;22YiTra2kYMu1l1tQD30/bPm3wwYN0x18gb45AdQl1tp5j/sFB2T0FQ7R0nTNEV3j6o9feQzro1i&#10;OWA14Fm+Q8a1a8+Bvu/d/dMb2JY5uiPbhG/ktn4cqGU/er3pcvwCAAD//wMAUEsDBBQABgAIAAAA&#10;IQBrUUk9wQEAAGwDAAAOAAAAZHJzL2Uyb0RvYy54bWysU02P2yAQvVfqf0DcG9urbbVrxdlDtttL&#10;2kba7Q+YALZRgUFAYuffdyAfu21vVX1AwMy8efMeXj7M1rCDClGj63izqDlTTqDUbuj4j5enD3ec&#10;xQROgkGnOn5UkT+s3r9bTr5VNziikSowAnGxnXzHx5R8W1VRjMpCXKBXjoI9BguJjmGoZICJ0K2p&#10;bur6UzVhkD6gUDHS7eMpyFcFv++VSN/7PqrETMeJWyprKOsur9VqCe0QwI9anGnAP7CwoB01vUI9&#10;QgK2D/ovKKtFwIh9Wgi0Ffa9FqrMQNM09R/TPI/gVZmFxIn+KlP8f7Di22EbmJbkXcOZA0sebbRT&#10;rLnP2kw+tpSydtuQpxOze/YbFD8jc7gewQ2qcHw5eqprckX1W0k+RE8ddtNXlJQD+4RFqLkPNkOS&#10;BGwufhyvfqg5MXG6FHTb3N7WzV3xqoL2UuhDTF8UWpY3HTdEugDDYRNTJgLtJSX3cfikjSl2G8cm&#10;Qr2vP9alIqLRMkdzXgzDbm0CO0B+MeUrY1HkbVrAvZMFbVQgP5/3CbQ57am7cWc1sgAnKXcoj9tw&#10;UYksLTTPzy+/mbfnUv36k6x+AQAA//8DAFBLAwQUAAYACAAAACEA8MFasN0AAAANAQAADwAAAGRy&#10;cy9kb3ducmV2LnhtbEyPwU7DMBBE70j8g7VI3KiDFSIT4lRQiUtvhAo4urFJIux1FLtp8vcs4gDH&#10;nRnNvqm2i3dstlMcAiq43WTALLbBDNgpOLw+30hgMWk02gW0ClYbYVtfXlS6NOGML3ZuUseoBGOp&#10;FfQpjSXnse2t13ETRovkfYbJ60Tn1HEz6TOVe8dFlhXc6wHpQ69Hu+tt+9WcPLXcvcunvZaHdXXN&#10;x32+e9vP6JW6vloeH4Alu6S/MPzgEzrUxHQMJzSROQVCFISeyMiFoFUU+ZWOJBW5lMDriv9fUX8D&#10;AAD//wMAUEsBAi0AFAAGAAgAAAAhALaDOJL+AAAA4QEAABMAAAAAAAAAAAAAAAAAAAAAAFtDb250&#10;ZW50X1R5cGVzXS54bWxQSwECLQAUAAYACAAAACEAOP0h/9YAAACUAQAACwAAAAAAAAAAAAAAAAAv&#10;AQAAX3JlbHMvLnJlbHNQSwECLQAUAAYACAAAACEAa1FJPcEBAABsAwAADgAAAAAAAAAAAAAAAAAu&#10;AgAAZHJzL2Uyb0RvYy54bWxQSwECLQAUAAYACAAAACEA8MFasN0AAAANAQAADwAAAAAAAAAAAAAA&#10;AAAbBAAAZHJzL2Rvd25yZXYueG1sUEsFBgAAAAAEAAQA8wAAACUFAAAAAA==&#10;" strokeweight="1.5pt">
+            <v:line w14:anchorId="6F5930AC" id="Line 19" o:spid="_x0000_s1026" style="position:absolute;z-index:251639296;visibility:visible;mso-wrap-style:square;mso-width-percent:0;mso-height-percent:0;mso-wrap-distance-left:3.17497mm;mso-wrap-distance-top:0;mso-wrap-distance-right:3.17497mm;mso-wrap-distance-bottom:0;mso-position-horizontal:absolute;mso-position-horizontal-relative:page;mso-position-vertical:absolute;mso-position-vertical-relative:page;mso-width-percent:0;mso-height-percent:0;mso-width-relative:page;mso-height-relative:page" from="113.4pt,711pt" to="113.4pt,824.4pt" o:gfxdata="UEsDBBQABgAIAAAAIQC2gziS/gAAAOEBAAATAAAAW0NvbnRlbnRfVHlwZXNdLnhtbJSRQU7DMBBF&#10;90jcwfIWJU67QAgl6YK0S0CoHGBkTxKLZGx5TGhvj5O2G0SRWNoz/78nu9wcxkFMGNg6quQqL6RA&#10;0s5Y6ir5vt9lD1JwBDIwOMJKHpHlpr69KfdHjyxSmriSfYz+USnWPY7AufNIadK6MEJMx9ApD/oD&#10;OlTrorhX2lFEilmcO2RdNtjC5xDF9pCuTyYBB5bi6bQ4syoJ3g9WQ0ymaiLzg5KdCXlKLjvcW893&#10;SUOqXwnz5DrgnHtJTxOsQfEKIT7DmDSUCaxw7Rqn8787ZsmRM9e2VmPeBN4uqYvTtW7jvijg9N/y&#10;JsXecLq0q+WD6m8AAAD//wMAUEsDBBQABgAIAAAAIQA4/SH/1gAAAJQBAAALAAAAX3JlbHMvLnJl&#10;bHOkkMFqwzAMhu+DvYPRfXGawxijTi+j0GvpHsDYimMaW0Yy2fr2M4PBMnrbUb/Q94l/f/hMi1qR&#10;JVI2sOt6UJgd+ZiDgffL8ekFlFSbvV0oo4EbChzGx4f9GRdb25HMsYhqlCwG5lrLq9biZkxWOiqY&#10;22YiTra2kYMu1l1tQD30/bPm3wwYN0x18gb45AdQl1tp5j/sFB2T0FQ7R0nTNEV3j6o9feQzro1i&#10;OWA14Fm+Q8a1a8+Bvu/d/dMb2JY5uiPbhG/ktn4cqGU/er3pcvwCAAD//wMAUEsDBBQABgAIAAAA&#10;IQBrUUk9wQEAAGwDAAAOAAAAZHJzL2Uyb0RvYy54bWysU02P2yAQvVfqf0DcG9urbbVrxdlDtttL&#10;2kba7Q+YALZRgUFAYuffdyAfu21vVX1AwMy8efMeXj7M1rCDClGj63izqDlTTqDUbuj4j5enD3ec&#10;xQROgkGnOn5UkT+s3r9bTr5VNziikSowAnGxnXzHx5R8W1VRjMpCXKBXjoI9BguJjmGoZICJ0K2p&#10;bur6UzVhkD6gUDHS7eMpyFcFv++VSN/7PqrETMeJWyprKOsur9VqCe0QwI9anGnAP7CwoB01vUI9&#10;QgK2D/ovKKtFwIh9Wgi0Ffa9FqrMQNM09R/TPI/gVZmFxIn+KlP8f7Di22EbmJbkXcOZA0sebbRT&#10;rLnP2kw+tpSydtuQpxOze/YbFD8jc7gewQ2qcHw5eqprckX1W0k+RE8ddtNXlJQD+4RFqLkPNkOS&#10;BGwufhyvfqg5MXG6FHTb3N7WzV3xqoL2UuhDTF8UWpY3HTdEugDDYRNTJgLtJSX3cfikjSl2G8cm&#10;Qr2vP9alIqLRMkdzXgzDbm0CO0B+MeUrY1HkbVrAvZMFbVQgP5/3CbQ57am7cWc1sgAnKXcoj9tw&#10;UYksLTTPzy+/mbfnUv36k6x+AQAA//8DAFBLAwQUAAYACAAAACEA8MFasN0AAAANAQAADwAAAGRy&#10;cy9kb3ducmV2LnhtbEyPwU7DMBBE70j8g7VI3KiDFSIT4lRQiUtvhAo4urFJIux1FLtp8vcs4gDH&#10;nRnNvqm2i3dstlMcAiq43WTALLbBDNgpOLw+30hgMWk02gW0ClYbYVtfXlS6NOGML3ZuUseoBGOp&#10;FfQpjSXnse2t13ETRovkfYbJ60Tn1HEz6TOVe8dFlhXc6wHpQ69Hu+tt+9WcPLXcvcunvZaHdXXN&#10;x32+e9vP6JW6vloeH4Alu6S/MPzgEzrUxHQMJzSROQVCFISeyMiFoFUU+ZWOJBW5lMDriv9fUX8D&#10;AAD//wMAUEsBAi0AFAAGAAgAAAAhALaDOJL+AAAA4QEAABMAAAAAAAAAAAAAAAAAAAAAAFtDb250&#10;ZW50X1R5cGVzXS54bWxQSwECLQAUAAYACAAAACEAOP0h/9YAAACUAQAACwAAAAAAAAAAAAAAAAAv&#10;AQAAX3JlbHMvLnJlbHNQSwECLQAUAAYACAAAACEAa1FJPcEBAABsAwAADgAAAAAAAAAAAAAAAAAu&#10;AgAAZHJzL2Uyb0RvYy54bWxQSwECLQAUAAYACAAAACEA8MFasN0AAAANAQAADwAAAAAAAAAAAAAA&#10;AAAbBAAAZHJzL2Rvd25yZXYueG1sUEsFBgAAAAAEAAQA8wAAACUFAAAAAA==&#10;" strokeweight="1.5pt">
               <w10:wrap anchorx="page" anchory="page"/>
             </v:line>
           </w:pict>
@@ -10301,7 +8506,7 @@
       <mc:AlternateContent>
         <mc:Choice Requires="wps">
           <w:drawing>
-            <wp:anchor distT="0" distB="0" distL="114299" distR="114299" simplePos="0" relativeHeight="251637248" behindDoc="0" locked="0" layoutInCell="1" allowOverlap="1" wp14:anchorId="57F453A4" wp14:editId="584A2DB0">
+            <wp:anchor distT="0" distB="0" distL="114299" distR="114299" simplePos="0" relativeHeight="251637248" behindDoc="0" locked="0" layoutInCell="1" allowOverlap="1" wp14:anchorId="59C910D5" wp14:editId="1197A029">
               <wp:simplePos x="0" y="0"/>
               <wp:positionH relativeFrom="page">
                 <wp:posOffset>1080134</wp:posOffset>
@@ -10362,7 +8567,7 @@
         </mc:Choice>
         <mc:Fallback>
           <w:pict>
-            <v:line w14:anchorId="26C0FE37" id="Line 18" o:spid="_x0000_s1026" style="position:absolute;z-index:251637248;visibility:visible;mso-wrap-style:square;mso-width-percent:0;mso-height-percent:0;mso-wrap-distance-left:3.17497mm;mso-wrap-distance-top:0;mso-wrap-distance-right:3.17497mm;mso-wrap-distance-bottom:0;mso-position-horizontal:absolute;mso-position-horizontal-relative:page;mso-position-vertical:absolute;mso-position-vertical-relative:page;mso-width-percent:0;mso-height-percent:0;mso-width-relative:page;mso-height-relative:page" from="85.05pt,711pt" to="85.05pt,753.5pt" o:gfxdata="UEsDBBQABgAIAAAAIQC2gziS/gAAAOEBAAATAAAAW0NvbnRlbnRfVHlwZXNdLnhtbJSRQU7DMBBF&#10;90jcwfIWJU67QAgl6YK0S0CoHGBkTxKLZGx5TGhvj5O2G0SRWNoz/78nu9wcxkFMGNg6quQqL6RA&#10;0s5Y6ir5vt9lD1JwBDIwOMJKHpHlpr69KfdHjyxSmriSfYz+USnWPY7AufNIadK6MEJMx9ApD/oD&#10;OlTrorhX2lFEilmcO2RdNtjC5xDF9pCuTyYBB5bi6bQ4syoJ3g9WQ0ymaiLzg5KdCXlKLjvcW893&#10;SUOqXwnz5DrgnHtJTxOsQfEKIT7DmDSUCaxw7Rqn8787ZsmRM9e2VmPeBN4uqYvTtW7jvijg9N/y&#10;JsXecLq0q+WD6m8AAAD//wMAUEsDBBQABgAIAAAAIQA4/SH/1gAAAJQBAAALAAAAX3JlbHMvLnJl&#10;bHOkkMFqwzAMhu+DvYPRfXGawxijTi+j0GvpHsDYimMaW0Yy2fr2M4PBMnrbUb/Q94l/f/hMi1qR&#10;JVI2sOt6UJgd+ZiDgffL8ekFlFSbvV0oo4EbChzGx4f9GRdb25HMsYhqlCwG5lrLq9biZkxWOiqY&#10;22YiTra2kYMu1l1tQD30/bPm3wwYN0x18gb45AdQl1tp5j/sFB2T0FQ7R0nTNEV3j6o9feQzro1i&#10;OWA14Fm+Q8a1a8+Bvu/d/dMb2JY5uiPbhG/ktn4cqGU/er3pcvwCAAD//wMAUEsDBBQABgAIAAAA&#10;IQDxqjVbvgEAAGsDAAAOAAAAZHJzL2Uyb0RvYy54bWysU01v2zAMvQ/ofxB0b+x06NYacXpI112y&#10;LUC7H8BIsi1MEgVJiZ1/P0r5aNfdhvlAiCL5+PgoLx4ma9hehajRtXw+qzlTTqDUrm/5z5en6zvO&#10;YgInwaBTLT+oyB+WVx8Wo2/UDQ5opAqMQFxsRt/yISXfVFUUg7IQZ+iVo2CHwUIiN/SVDDASujXV&#10;TV1/qkYM0gcUKka6fTwG+bLgd50S6UfXRZWYaTlxS8WGYrfZVssFNH0AP2hxogH/wMKCdtT0AvUI&#10;Cdgu6L+grBYBI3ZpJtBW2HVaqDIDTTOv303zPIBXZRYSJ/qLTPH/wYrv+01gWtLuSB4Hlna01k6x&#10;+V3WZvSxoZSV24Q8nZjcs1+j+BWZw9UArleF48vBU908V1R/lGQneuqwHb+hpBzYJSxCTV2wGZIk&#10;YFPZx+GyDzUlJo6Xgm5vP95/vi2rqqA51/kQ01eFluVDyw1xLriwX8eUeUBzTsltHD5pY8q2jWMj&#10;kb2vCTOHIhotc7Q4od+uTGB7yA+mfGWqd2kBd04WtEGB/HI6J9DmeKbuxp3EyPMfldyiPGzCWSTa&#10;aKF5en35ybz1S/XrP7L8DQAA//8DAFBLAwQUAAYACAAAACEApBQytN0AAAANAQAADwAAAGRycy9k&#10;b3ducmV2LnhtbExPQU7DMBC8I/EHa5G4UbtRS0OIU0ElLr0RKuDoxksSEa+j2E2T37PlAreZndHs&#10;TL6dXCdGHELrScNyoUAgVd62VGs4vL3cpSBCNGRN5wk1zBhgW1xf5Saz/kyvOJaxFhxCITMamhj7&#10;TMpQNehMWPgeibUvPzgTmQ61tIM5c7jrZKLUvXSmJf7QmB53DVbf5clxyvojfd6b9DDPXfn5sNq9&#10;70dyWt/eTE+PICJO8c8Ml/pcHQrudPQnskF0zDdqyVYGqyThVRfL7+nIYK02CmSRy/8rih8AAAD/&#10;/wMAUEsBAi0AFAAGAAgAAAAhALaDOJL+AAAA4QEAABMAAAAAAAAAAAAAAAAAAAAAAFtDb250ZW50&#10;X1R5cGVzXS54bWxQSwECLQAUAAYACAAAACEAOP0h/9YAAACUAQAACwAAAAAAAAAAAAAAAAAvAQAA&#10;X3JlbHMvLnJlbHNQSwECLQAUAAYACAAAACEA8ao1W74BAABrAwAADgAAAAAAAAAAAAAAAAAuAgAA&#10;ZHJzL2Uyb0RvYy54bWxQSwECLQAUAAYACAAAACEApBQytN0AAAANAQAADwAAAAAAAAAAAAAAAAAY&#10;BAAAZHJzL2Rvd25yZXYueG1sUEsFBgAAAAAEAAQA8wAAACIFAAAAAA==&#10;" strokeweight="1.5pt">
+            <v:line w14:anchorId="559A79AF" id="Line 18" o:spid="_x0000_s1026" style="position:absolute;z-index:251637248;visibility:visible;mso-wrap-style:square;mso-width-percent:0;mso-height-percent:0;mso-wrap-distance-left:3.17497mm;mso-wrap-distance-top:0;mso-wrap-distance-right:3.17497mm;mso-wrap-distance-bottom:0;mso-position-horizontal:absolute;mso-position-horizontal-relative:page;mso-position-vertical:absolute;mso-position-vertical-relative:page;mso-width-percent:0;mso-height-percent:0;mso-width-relative:page;mso-height-relative:page" from="85.05pt,711pt" to="85.05pt,753.5pt" o:gfxdata="UEsDBBQABgAIAAAAIQC2gziS/gAAAOEBAAATAAAAW0NvbnRlbnRfVHlwZXNdLnhtbJSRQU7DMBBF&#10;90jcwfIWJU67QAgl6YK0S0CoHGBkTxKLZGx5TGhvj5O2G0SRWNoz/78nu9wcxkFMGNg6quQqL6RA&#10;0s5Y6ir5vt9lD1JwBDIwOMJKHpHlpr69KfdHjyxSmriSfYz+USnWPY7AufNIadK6MEJMx9ApD/oD&#10;OlTrorhX2lFEilmcO2RdNtjC5xDF9pCuTyYBB5bi6bQ4syoJ3g9WQ0ymaiLzg5KdCXlKLjvcW893&#10;SUOqXwnz5DrgnHtJTxOsQfEKIT7DmDSUCaxw7Rqn8787ZsmRM9e2VmPeBN4uqYvTtW7jvijg9N/y&#10;JsXecLq0q+WD6m8AAAD//wMAUEsDBBQABgAIAAAAIQA4/SH/1gAAAJQBAAALAAAAX3JlbHMvLnJl&#10;bHOkkMFqwzAMhu+DvYPRfXGawxijTi+j0GvpHsDYimMaW0Yy2fr2M4PBMnrbUb/Q94l/f/hMi1qR&#10;JVI2sOt6UJgd+ZiDgffL8ekFlFSbvV0oo4EbChzGx4f9GRdb25HMsYhqlCwG5lrLq9biZkxWOiqY&#10;22YiTra2kYMu1l1tQD30/bPm3wwYN0x18gb45AdQl1tp5j/sFB2T0FQ7R0nTNEV3j6o9feQzro1i&#10;OWA14Fm+Q8a1a8+Bvu/d/dMb2JY5uiPbhG/ktn4cqGU/er3pcvwCAAD//wMAUEsDBBQABgAIAAAA&#10;IQDxqjVbvgEAAGsDAAAOAAAAZHJzL2Uyb0RvYy54bWysU01v2zAMvQ/ofxB0b+x06NYacXpI112y&#10;LUC7H8BIsi1MEgVJiZ1/P0r5aNfdhvlAiCL5+PgoLx4ma9hehajRtXw+qzlTTqDUrm/5z5en6zvO&#10;YgInwaBTLT+oyB+WVx8Wo2/UDQ5opAqMQFxsRt/yISXfVFUUg7IQZ+iVo2CHwUIiN/SVDDASujXV&#10;TV1/qkYM0gcUKka6fTwG+bLgd50S6UfXRZWYaTlxS8WGYrfZVssFNH0AP2hxogH/wMKCdtT0AvUI&#10;Cdgu6L+grBYBI3ZpJtBW2HVaqDIDTTOv303zPIBXZRYSJ/qLTPH/wYrv+01gWtLuSB4Hlna01k6x&#10;+V3WZvSxoZSV24Q8nZjcs1+j+BWZw9UArleF48vBU908V1R/lGQneuqwHb+hpBzYJSxCTV2wGZIk&#10;YFPZx+GyDzUlJo6Xgm5vP95/vi2rqqA51/kQ01eFluVDyw1xLriwX8eUeUBzTsltHD5pY8q2jWMj&#10;kb2vCTOHIhotc7Q4od+uTGB7yA+mfGWqd2kBd04WtEGB/HI6J9DmeKbuxp3EyPMfldyiPGzCWSTa&#10;aKF5en35ybz1S/XrP7L8DQAA//8DAFBLAwQUAAYACAAAACEApBQytN0AAAANAQAADwAAAGRycy9k&#10;b3ducmV2LnhtbExPQU7DMBC8I/EHa5G4UbtRS0OIU0ElLr0RKuDoxksSEa+j2E2T37PlAreZndHs&#10;TL6dXCdGHELrScNyoUAgVd62VGs4vL3cpSBCNGRN5wk1zBhgW1xf5Saz/kyvOJaxFhxCITMamhj7&#10;TMpQNehMWPgeibUvPzgTmQ61tIM5c7jrZKLUvXSmJf7QmB53DVbf5clxyvojfd6b9DDPXfn5sNq9&#10;70dyWt/eTE+PICJO8c8Ml/pcHQrudPQnskF0zDdqyVYGqyThVRfL7+nIYK02CmSRy/8rih8AAAD/&#10;/wMAUEsBAi0AFAAGAAgAAAAhALaDOJL+AAAA4QEAABMAAAAAAAAAAAAAAAAAAAAAAFtDb250ZW50&#10;X1R5cGVzXS54bWxQSwECLQAUAAYACAAAACEAOP0h/9YAAACUAQAACwAAAAAAAAAAAAAAAAAvAQAA&#10;X3JlbHMvLnJlbHNQSwECLQAUAAYACAAAACEA8ao1W74BAABrAwAADgAAAAAAAAAAAAAAAAAuAgAA&#10;ZHJzL2Uyb0RvYy54bWxQSwECLQAUAAYACAAAACEApBQytN0AAAANAQAADwAAAAAAAAAAAAAAAAAY&#10;BAAAZHJzL2Rvd25yZXYueG1sUEsFBgAAAAAEAAQA8wAAACIFAAAAAA==&#10;" strokeweight="1.5pt">
               <w10:wrap anchorx="page" anchory="page"/>
             </v:line>
           </w:pict>
@@ -10376,7 +8581,7 @@
       <mc:AlternateContent>
         <mc:Choice Requires="wps">
           <w:drawing>
-            <wp:anchor distT="4294967295" distB="4294967295" distL="114300" distR="114300" simplePos="0" relativeHeight="251635200" behindDoc="0" locked="0" layoutInCell="1" allowOverlap="1" wp14:anchorId="64ABEB45" wp14:editId="30C7A92E">
+            <wp:anchor distT="4294967295" distB="4294967295" distL="114300" distR="114300" simplePos="0" relativeHeight="251635200" behindDoc="0" locked="0" layoutInCell="1" allowOverlap="1" wp14:anchorId="00E80423" wp14:editId="5FF371E1">
               <wp:simplePos x="0" y="0"/>
               <wp:positionH relativeFrom="page">
                 <wp:posOffset>720725</wp:posOffset>
@@ -10437,7 +8642,7 @@
         </mc:Choice>
         <mc:Fallback>
           <w:pict>
-            <v:line w14:anchorId="19EE92D3" id="Line 17" o:spid="_x0000_s1026" style="position:absolute;z-index:251635200;visibility:visible;mso-wrap-style:square;mso-width-percent:0;mso-height-percent:0;mso-wrap-distance-left:9pt;mso-wrap-distance-top:-3e-5mm;mso-wrap-distance-right:9pt;mso-wrap-distance-bottom:-3e-5mm;mso-position-horizontal:absolute;mso-position-horizontal-relative:page;mso-position-vertical:absolute;mso-position-vertical-relative:page;mso-width-percent:0;mso-height-percent:0;mso-width-relative:page;mso-height-relative:page" from="56.75pt,725.15pt" to="241pt,725.15pt" o:gfxdata="UEsDBBQABgAIAAAAIQC2gziS/gAAAOEBAAATAAAAW0NvbnRlbnRfVHlwZXNdLnhtbJSRQU7DMBBF&#10;90jcwfIWJU67QAgl6YK0S0CoHGBkTxKLZGx5TGhvj5O2G0SRWNoz/78nu9wcxkFMGNg6quQqL6RA&#10;0s5Y6ir5vt9lD1JwBDIwOMJKHpHlpr69KfdHjyxSmriSfYz+USnWPY7AufNIadK6MEJMx9ApD/oD&#10;OlTrorhX2lFEilmcO2RdNtjC5xDF9pCuTyYBB5bi6bQ4syoJ3g9WQ0ymaiLzg5KdCXlKLjvcW893&#10;SUOqXwnz5DrgnHtJTxOsQfEKIT7DmDSUCaxw7Rqn8787ZsmRM9e2VmPeBN4uqYvTtW7jvijg9N/y&#10;JsXecLq0q+WD6m8AAAD//wMAUEsDBBQABgAIAAAAIQA4/SH/1gAAAJQBAAALAAAAX3JlbHMvLnJl&#10;bHOkkMFqwzAMhu+DvYPRfXGawxijTi+j0GvpHsDYimMaW0Yy2fr2M4PBMnrbUb/Q94l/f/hMi1qR&#10;JVI2sOt6UJgd+ZiDgffL8ekFlFSbvV0oo4EbChzGx4f9GRdb25HMsYhqlCwG5lrLq9biZkxWOiqY&#10;22YiTra2kYMu1l1tQD30/bPm3wwYN0x18gb45AdQl1tp5j/sFB2T0FQ7R0nTNEV3j6o9feQzro1i&#10;OWA14Fm+Q8a1a8+Bvu/d/dMb2JY5uiPbhG/ktn4cqGU/er3pcvwCAAD//wMAUEsDBBQABgAIAAAA&#10;IQDwxbACwQEAAGoDAAAOAAAAZHJzL2Uyb0RvYy54bWysU02P2yAQvVfqf0DcGydZpdtYcfaQ7faS&#10;tpF2+wMmgG1UYBCQ2Pn3HcjHbttbVR8QMDNv3nuDVw+jNeyoQtToGj6bTDlTTqDUrmv4j5enD584&#10;iwmcBINONfykIn9Yv3+3Gnyt5tijkSowAnGxHnzD+5R8XVVR9MpCnKBXjoItBguJjqGrZICB0K2p&#10;5tPpx2rAIH1AoWKk28dzkK8Lftsqkb63bVSJmYYTt1TWUNZ9Xqv1CuougO+1uNCAf2BhQTtqeoN6&#10;hATsEPRfUFaLgBHbNBFoK2xbLVTRQGpm0z/UPPfgVdFC5kR/syn+P1jx7bgLTMuGLzlzYGlEW+0U&#10;m91nawYfa8rYuF3I4sTonv0Wxc/IHG56cJ0qFF9OnupmuaL6rSQfoqcG++ErSsqBQ8Li09gGmyHJ&#10;ATaWcZxu41BjYoIu53d3y+X9gjNxjVVQXwt9iOmLQsvypuGGSBdgOG5jykSgvqbkPg6ftDFl2sax&#10;geQu5otSENFomYM5LYZuvzGBHSG/l/IVVRR5mxbw4GQB6xXIz5d9Am3Oe2pu3MWMrP/s5B7laReu&#10;JtFAC8vL48sv5u25VL/+IutfAAAA//8DAFBLAwQUAAYACAAAACEACoMcPt4AAAANAQAADwAAAGRy&#10;cy9kb3ducmV2LnhtbEyPQU/DMAyF70j8h8hIXCaWrt3QVJpOCOiNCwPE1WtMW9E4XZNthV+POSC4&#10;+dlPz98rNpPr1ZHG0Hk2sJgnoIhrbztuDLw8V1drUCEiW+w9k4FPCrApz88KzK0/8RMdt7FREsIh&#10;RwNtjEOudahbchjmfiCW27sfHUaRY6PtiCcJd71Ok+RaO+xYPrQ40F1L9cf24AyE6pX21desniVv&#10;WeMp3d8/PqAxlxfT7Q2oSFP8M8MPvqBDKUw7f2AbVC96ka3EKsNylWSgxLJcp1Jv97vSZaH/tyi/&#10;AQAA//8DAFBLAQItABQABgAIAAAAIQC2gziS/gAAAOEBAAATAAAAAAAAAAAAAAAAAAAAAABbQ29u&#10;dGVudF9UeXBlc10ueG1sUEsBAi0AFAAGAAgAAAAhADj9If/WAAAAlAEAAAsAAAAAAAAAAAAAAAAA&#10;LwEAAF9yZWxzLy5yZWxzUEsBAi0AFAAGAAgAAAAhAPDFsALBAQAAagMAAA4AAAAAAAAAAAAAAAAA&#10;LgIAAGRycy9lMm9Eb2MueG1sUEsBAi0AFAAGAAgAAAAhAAqDHD7eAAAADQEAAA8AAAAAAAAAAAAA&#10;AAAAGwQAAGRycy9kb3ducmV2LnhtbFBLBQYAAAAABAAEAPMAAAAmBQAAAAA=&#10;">
+            <v:line w14:anchorId="223A47D0" id="Line 17" o:spid="_x0000_s1026" style="position:absolute;z-index:251635200;visibility:visible;mso-wrap-style:square;mso-width-percent:0;mso-height-percent:0;mso-wrap-distance-left:9pt;mso-wrap-distance-top:-3e-5mm;mso-wrap-distance-right:9pt;mso-wrap-distance-bottom:-3e-5mm;mso-position-horizontal:absolute;mso-position-horizontal-relative:page;mso-position-vertical:absolute;mso-position-vertical-relative:page;mso-width-percent:0;mso-height-percent:0;mso-width-relative:page;mso-height-relative:page" from="56.75pt,725.15pt" to="241pt,725.15pt" o:gfxdata="UEsDBBQABgAIAAAAIQC2gziS/gAAAOEBAAATAAAAW0NvbnRlbnRfVHlwZXNdLnhtbJSRQU7DMBBF&#10;90jcwfIWJU67QAgl6YK0S0CoHGBkTxKLZGx5TGhvj5O2G0SRWNoz/78nu9wcxkFMGNg6quQqL6RA&#10;0s5Y6ir5vt9lD1JwBDIwOMJKHpHlpr69KfdHjyxSmriSfYz+USnWPY7AufNIadK6MEJMx9ApD/oD&#10;OlTrorhX2lFEilmcO2RdNtjC5xDF9pCuTyYBB5bi6bQ4syoJ3g9WQ0ymaiLzg5KdCXlKLjvcW893&#10;SUOqXwnz5DrgnHtJTxOsQfEKIT7DmDSUCaxw7Rqn8787ZsmRM9e2VmPeBN4uqYvTtW7jvijg9N/y&#10;JsXecLq0q+WD6m8AAAD//wMAUEsDBBQABgAIAAAAIQA4/SH/1gAAAJQBAAALAAAAX3JlbHMvLnJl&#10;bHOkkMFqwzAMhu+DvYPRfXGawxijTi+j0GvpHsDYimMaW0Yy2fr2M4PBMnrbUb/Q94l/f/hMi1qR&#10;JVI2sOt6UJgd+ZiDgffL8ekFlFSbvV0oo4EbChzGx4f9GRdb25HMsYhqlCwG5lrLq9biZkxWOiqY&#10;22YiTra2kYMu1l1tQD30/bPm3wwYN0x18gb45AdQl1tp5j/sFB2T0FQ7R0nTNEV3j6o9feQzro1i&#10;OWA14Fm+Q8a1a8+Bvu/d/dMb2JY5uiPbhG/ktn4cqGU/er3pcvwCAAD//wMAUEsDBBQABgAIAAAA&#10;IQDwxbACwQEAAGoDAAAOAAAAZHJzL2Uyb0RvYy54bWysU02P2yAQvVfqf0DcGydZpdtYcfaQ7faS&#10;tpF2+wMmgG1UYBCQ2Pn3HcjHbttbVR8QMDNv3nuDVw+jNeyoQtToGj6bTDlTTqDUrmv4j5enD584&#10;iwmcBINONfykIn9Yv3+3Gnyt5tijkSowAnGxHnzD+5R8XVVR9MpCnKBXjoItBguJjqGrZICB0K2p&#10;5tPpx2rAIH1AoWKk28dzkK8Lftsqkb63bVSJmYYTt1TWUNZ9Xqv1CuougO+1uNCAf2BhQTtqeoN6&#10;hATsEPRfUFaLgBHbNBFoK2xbLVTRQGpm0z/UPPfgVdFC5kR/syn+P1jx7bgLTMuGLzlzYGlEW+0U&#10;m91nawYfa8rYuF3I4sTonv0Wxc/IHG56cJ0qFF9OnupmuaL6rSQfoqcG++ErSsqBQ8Li09gGmyHJ&#10;ATaWcZxu41BjYoIu53d3y+X9gjNxjVVQXwt9iOmLQsvypuGGSBdgOG5jykSgvqbkPg6ftDFl2sax&#10;geQu5otSENFomYM5LYZuvzGBHSG/l/IVVRR5mxbw4GQB6xXIz5d9Am3Oe2pu3MWMrP/s5B7laReu&#10;JtFAC8vL48sv5u25VL/+IutfAAAA//8DAFBLAwQUAAYACAAAACEACoMcPt4AAAANAQAADwAAAGRy&#10;cy9kb3ducmV2LnhtbEyPQU/DMAyF70j8h8hIXCaWrt3QVJpOCOiNCwPE1WtMW9E4XZNthV+POSC4&#10;+dlPz98rNpPr1ZHG0Hk2sJgnoIhrbztuDLw8V1drUCEiW+w9k4FPCrApz88KzK0/8RMdt7FREsIh&#10;RwNtjEOudahbchjmfiCW27sfHUaRY6PtiCcJd71Ok+RaO+xYPrQ40F1L9cf24AyE6pX21desniVv&#10;WeMp3d8/PqAxlxfT7Q2oSFP8M8MPvqBDKUw7f2AbVC96ka3EKsNylWSgxLJcp1Jv97vSZaH/tyi/&#10;AQAA//8DAFBLAQItABQABgAIAAAAIQC2gziS/gAAAOEBAAATAAAAAAAAAAAAAAAAAAAAAABbQ29u&#10;dGVudF9UeXBlc10ueG1sUEsBAi0AFAAGAAgAAAAhADj9If/WAAAAlAEAAAsAAAAAAAAAAAAAAAAA&#10;LwEAAF9yZWxzLy5yZWxzUEsBAi0AFAAGAAgAAAAhAPDFsALBAQAAagMAAA4AAAAAAAAAAAAAAAAA&#10;LgIAAGRycy9lMm9Eb2MueG1sUEsBAi0AFAAGAAgAAAAhAAqDHD7eAAAADQEAAA8AAAAAAAAAAAAA&#10;AAAAGwQAAGRycy9kb3ducmV2LnhtbFBLBQYAAAAABAAEAPMAAAAmBQAAAAA=&#10;">
               <w10:wrap anchorx="page" anchory="page"/>
             </v:line>
           </w:pict>
@@ -10451,7 +8656,7 @@
       <mc:AlternateContent>
         <mc:Choice Requires="wps">
           <w:drawing>
-            <wp:anchor distT="4294967295" distB="4294967295" distL="114300" distR="114300" simplePos="0" relativeHeight="251634176" behindDoc="0" locked="0" layoutInCell="1" allowOverlap="1" wp14:anchorId="35DC67E7" wp14:editId="76B2274B">
+            <wp:anchor distT="4294967295" distB="4294967295" distL="114300" distR="114300" simplePos="0" relativeHeight="251634176" behindDoc="0" locked="0" layoutInCell="1" allowOverlap="1" wp14:anchorId="1964A34D" wp14:editId="44D988C1">
               <wp:simplePos x="0" y="0"/>
               <wp:positionH relativeFrom="page">
                 <wp:posOffset>720090</wp:posOffset>
@@ -10512,7 +8717,7 @@
         </mc:Choice>
         <mc:Fallback>
           <w:pict>
-            <v:line w14:anchorId="6D47E12E" id="Line 16" o:spid="_x0000_s1026" style="position:absolute;z-index:251634176;visibility:visible;mso-wrap-style:square;mso-width-percent:0;mso-height-percent:0;mso-wrap-distance-left:9pt;mso-wrap-distance-top:-3e-5mm;mso-wrap-distance-right:9pt;mso-wrap-distance-bottom:-3e-5mm;mso-position-horizontal:absolute;mso-position-horizontal-relative:page;mso-position-vertical:absolute;mso-position-vertical-relative:page;mso-width-percent:0;mso-height-percent:0;mso-width-relative:page;mso-height-relative:page" from="56.7pt,739.35pt" to="240.95pt,739.35pt" o:gfxdata="UEsDBBQABgAIAAAAIQC2gziS/gAAAOEBAAATAAAAW0NvbnRlbnRfVHlwZXNdLnhtbJSRQU7DMBBF&#10;90jcwfIWJU67QAgl6YK0S0CoHGBkTxKLZGx5TGhvj5O2G0SRWNoz/78nu9wcxkFMGNg6quQqL6RA&#10;0s5Y6ir5vt9lD1JwBDIwOMJKHpHlpr69KfdHjyxSmriSfYz+USnWPY7AufNIadK6MEJMx9ApD/oD&#10;OlTrorhX2lFEilmcO2RdNtjC5xDF9pCuTyYBB5bi6bQ4syoJ3g9WQ0ymaiLzg5KdCXlKLjvcW893&#10;SUOqXwnz5DrgnHtJTxOsQfEKIT7DmDSUCaxw7Rqn8787ZsmRM9e2VmPeBN4uqYvTtW7jvijg9N/y&#10;JsXecLq0q+WD6m8AAAD//wMAUEsDBBQABgAIAAAAIQA4/SH/1gAAAJQBAAALAAAAX3JlbHMvLnJl&#10;bHOkkMFqwzAMhu+DvYPRfXGawxijTi+j0GvpHsDYimMaW0Yy2fr2M4PBMnrbUb/Q94l/f/hMi1qR&#10;JVI2sOt6UJgd+ZiDgffL8ekFlFSbvV0oo4EbChzGx4f9GRdb25HMsYhqlCwG5lrLq9biZkxWOiqY&#10;22YiTra2kYMu1l1tQD30/bPm3wwYN0x18gb45AdQl1tp5j/sFB2T0FQ7R0nTNEV3j6o9feQzro1i&#10;OWA14Fm+Q8a1a8+Bvu/d/dMb2JY5uiPbhG/ktn4cqGU/er3pcvwCAAD//wMAUEsDBBQABgAIAAAA&#10;IQCs+TDTwgEAAGsDAAAOAAAAZHJzL2Uyb0RvYy54bWysU01v2zAMvQ/YfxB0b+ykaLcYcXpI112y&#10;LUC7H8BIsi1UEgVJiZN/P0r5aLfdhvkgUCL5+PhILx4O1rC9ClGja/l0UnOmnECpXd/yny9PN585&#10;iwmcBINOtfyoIn9YfvywGH2jZjigkSowAnGxGX3Lh5R8U1VRDMpCnKBXjpwdBguJrqGvZICR0K2p&#10;ZnV9X40YpA8oVIz0+nhy8mXB7zol0o+uiyox03LilsoZyrnNZ7VcQNMH8IMWZxrwDywsaEdFr1CP&#10;kIDtgv4LymoRMGKXJgJthV2nhSo9UDfT+o9ungfwqvRC4kR/lSn+P1jxfb8JTMuW06AcWBrRWjvF&#10;pvdZmtHHhiJWbhNyc+Lgnv0axWtkDlcDuF4Vii9HT3nTnFH9lpIv0VOB7fgNJcXALmHR6dAFmyFJ&#10;AXYo4zhex6EOiQl6nN3ezuef7jgTF18FzSXRh5i+KrQsGy03RLoAw34dUyYCzSUk13H4pI0p0zaO&#10;jcR2Xt/VJSOi0TJ7c1wM/XZlAttDXpjylbbI8z4s4M7JgjYokF/OdgJtTjZVN+6sRhbgJOUW5XET&#10;LirRRAvN8/bllXl/L9lv/8jyFwAAAP//AwBQSwMEFAAGAAgAAAAhANL0x3PeAAAADQEAAA8AAABk&#10;cnMvZG93bnJldi54bWxMj8FOwzAQRO9I/IO1SNyoEwjUDXEqqMSlN0IFPbqxm0TY6yh20+TvWQ6o&#10;3HZ2R7NvivXkLBvNEDqPEtJFAsxg7XWHjYTdx9udABaiQq2sRyNhNgHW5fVVoXLtz/huxio2jEIw&#10;5EpCG2Ofcx7q1jgVFr43SLejH5yKJIeG60GdKdxZfp8kT9ypDulDq3qzaU39XZ0cpTx+idetErt5&#10;ttV+lW0+tyM6KW9vppdnYNFM8WKGX3xCh5KYDv6EOjBLOn3IyEpDthRLYGTJRLoCdvhb8bLg/1uU&#10;PwAAAP//AwBQSwECLQAUAAYACAAAACEAtoM4kv4AAADhAQAAEwAAAAAAAAAAAAAAAAAAAAAAW0Nv&#10;bnRlbnRfVHlwZXNdLnhtbFBLAQItABQABgAIAAAAIQA4/SH/1gAAAJQBAAALAAAAAAAAAAAAAAAA&#10;AC8BAABfcmVscy8ucmVsc1BLAQItABQABgAIAAAAIQCs+TDTwgEAAGsDAAAOAAAAAAAAAAAAAAAA&#10;AC4CAABkcnMvZTJvRG9jLnhtbFBLAQItABQABgAIAAAAIQDS9Mdz3gAAAA0BAAAPAAAAAAAAAAAA&#10;AAAAABwEAABkcnMvZG93bnJldi54bWxQSwUGAAAAAAQABADzAAAAJwUAAAAA&#10;" strokeweight="1.5pt">
+            <v:line w14:anchorId="16C2D5A7" id="Line 16" o:spid="_x0000_s1026" style="position:absolute;z-index:251634176;visibility:visible;mso-wrap-style:square;mso-width-percent:0;mso-height-percent:0;mso-wrap-distance-left:9pt;mso-wrap-distance-top:-3e-5mm;mso-wrap-distance-right:9pt;mso-wrap-distance-bottom:-3e-5mm;mso-position-horizontal:absolute;mso-position-horizontal-relative:page;mso-position-vertical:absolute;mso-position-vertical-relative:page;mso-width-percent:0;mso-height-percent:0;mso-width-relative:page;mso-height-relative:page" from="56.7pt,739.35pt" to="240.95pt,739.35pt" o:gfxdata="UEsDBBQABgAIAAAAIQC2gziS/gAAAOEBAAATAAAAW0NvbnRlbnRfVHlwZXNdLnhtbJSRQU7DMBBF&#10;90jcwfIWJU67QAgl6YK0S0CoHGBkTxKLZGx5TGhvj5O2G0SRWNoz/78nu9wcxkFMGNg6quQqL6RA&#10;0s5Y6ir5vt9lD1JwBDIwOMJKHpHlpr69KfdHjyxSmriSfYz+USnWPY7AufNIadK6MEJMx9ApD/oD&#10;OlTrorhX2lFEilmcO2RdNtjC5xDF9pCuTyYBB5bi6bQ4syoJ3g9WQ0ymaiLzg5KdCXlKLjvcW893&#10;SUOqXwnz5DrgnHtJTxOsQfEKIT7DmDSUCaxw7Rqn8787ZsmRM9e2VmPeBN4uqYvTtW7jvijg9N/y&#10;JsXecLq0q+WD6m8AAAD//wMAUEsDBBQABgAIAAAAIQA4/SH/1gAAAJQBAAALAAAAX3JlbHMvLnJl&#10;bHOkkMFqwzAMhu+DvYPRfXGawxijTi+j0GvpHsDYimMaW0Yy2fr2M4PBMnrbUb/Q94l/f/hMi1qR&#10;JVI2sOt6UJgd+ZiDgffL8ekFlFSbvV0oo4EbChzGx4f9GRdb25HMsYhqlCwG5lrLq9biZkxWOiqY&#10;22YiTra2kYMu1l1tQD30/bPm3wwYN0x18gb45AdQl1tp5j/sFB2T0FQ7R0nTNEV3j6o9feQzro1i&#10;OWA14Fm+Q8a1a8+Bvu/d/dMb2JY5uiPbhG/ktn4cqGU/er3pcvwCAAD//wMAUEsDBBQABgAIAAAA&#10;IQCs+TDTwgEAAGsDAAAOAAAAZHJzL2Uyb0RvYy54bWysU01v2zAMvQ/YfxB0b+ykaLcYcXpI112y&#10;LUC7H8BIsi1UEgVJiZN/P0r5aLfdhvkgUCL5+PhILx4O1rC9ClGja/l0UnOmnECpXd/yny9PN585&#10;iwmcBINOtfyoIn9YfvywGH2jZjigkSowAnGxGX3Lh5R8U1VRDMpCnKBXjpwdBguJrqGvZICR0K2p&#10;ZnV9X40YpA8oVIz0+nhy8mXB7zol0o+uiyox03LilsoZyrnNZ7VcQNMH8IMWZxrwDywsaEdFr1CP&#10;kIDtgv4LymoRMGKXJgJthV2nhSo9UDfT+o9ungfwqvRC4kR/lSn+P1jxfb8JTMuW06AcWBrRWjvF&#10;pvdZmtHHhiJWbhNyc+Lgnv0axWtkDlcDuF4Vii9HT3nTnFH9lpIv0VOB7fgNJcXALmHR6dAFmyFJ&#10;AXYo4zhex6EOiQl6nN3ezuef7jgTF18FzSXRh5i+KrQsGy03RLoAw34dUyYCzSUk13H4pI0p0zaO&#10;jcR2Xt/VJSOi0TJ7c1wM/XZlAttDXpjylbbI8z4s4M7JgjYokF/OdgJtTjZVN+6sRhbgJOUW5XET&#10;LirRRAvN8/bllXl/L9lv/8jyFwAAAP//AwBQSwMEFAAGAAgAAAAhANL0x3PeAAAADQEAAA8AAABk&#10;cnMvZG93bnJldi54bWxMj8FOwzAQRO9I/IO1SNyoEwjUDXEqqMSlN0IFPbqxm0TY6yh20+TvWQ6o&#10;3HZ2R7NvivXkLBvNEDqPEtJFAsxg7XWHjYTdx9udABaiQq2sRyNhNgHW5fVVoXLtz/huxio2jEIw&#10;5EpCG2Ofcx7q1jgVFr43SLejH5yKJIeG60GdKdxZfp8kT9ypDulDq3qzaU39XZ0cpTx+idetErt5&#10;ttV+lW0+tyM6KW9vppdnYNFM8WKGX3xCh5KYDv6EOjBLOn3IyEpDthRLYGTJRLoCdvhb8bLg/1uU&#10;PwAAAP//AwBQSwECLQAUAAYACAAAACEAtoM4kv4AAADhAQAAEwAAAAAAAAAAAAAAAAAAAAAAW0Nv&#10;bnRlbnRfVHlwZXNdLnhtbFBLAQItABQABgAIAAAAIQA4/SH/1gAAAJQBAAALAAAAAAAAAAAAAAAA&#10;AC8BAABfcmVscy8ucmVsc1BLAQItABQABgAIAAAAIQCs+TDTwgEAAGsDAAAOAAAAAAAAAAAAAAAA&#10;AC4CAABkcnMvZTJvRG9jLnhtbFBLAQItABQABgAIAAAAIQDS9Mdz3gAAAA0BAAAPAAAAAAAAAAAA&#10;AAAAABwEAABkcnMvZG93bnJldi54bWxQSwUGAAAAAAQABADzAAAAJwUAAAAA&#10;" strokeweight="1.5pt">
               <w10:wrap anchorx="page" anchory="page"/>
             </v:line>
           </w:pict>
@@ -10526,7 +8731,7 @@
       <mc:AlternateContent>
         <mc:Choice Requires="wps">
           <w:drawing>
-            <wp:anchor distT="4294967295" distB="4294967295" distL="114300" distR="114300" simplePos="0" relativeHeight="251633152" behindDoc="0" locked="0" layoutInCell="1" allowOverlap="1" wp14:anchorId="61E7E11F" wp14:editId="2B9A636E">
+            <wp:anchor distT="4294967295" distB="4294967295" distL="114300" distR="114300" simplePos="0" relativeHeight="251633152" behindDoc="0" locked="0" layoutInCell="1" allowOverlap="1" wp14:anchorId="68602E66" wp14:editId="4CE0FA89">
               <wp:simplePos x="0" y="0"/>
               <wp:positionH relativeFrom="page">
                 <wp:posOffset>720725</wp:posOffset>
@@ -10587,7 +8792,7 @@
         </mc:Choice>
         <mc:Fallback>
           <w:pict>
-            <v:line w14:anchorId="4D9D4AE0" id="Line 14" o:spid="_x0000_s1026" style="position:absolute;z-index:251633152;visibility:visible;mso-wrap-style:square;mso-width-percent:0;mso-height-percent:0;mso-wrap-distance-left:9pt;mso-wrap-distance-top:-3e-5mm;mso-wrap-distance-right:9pt;mso-wrap-distance-bottom:-3e-5mm;mso-position-horizontal:absolute;mso-position-horizontal-relative:page;mso-position-vertical:absolute;mso-position-vertical-relative:page;mso-width-percent:0;mso-height-percent:0;mso-width-relative:page;mso-height-relative:page" from="56.75pt,767.7pt" to="241pt,767.7pt" o:gfxdata="UEsDBBQABgAIAAAAIQC2gziS/gAAAOEBAAATAAAAW0NvbnRlbnRfVHlwZXNdLnhtbJSRQU7DMBBF&#10;90jcwfIWJU67QAgl6YK0S0CoHGBkTxKLZGx5TGhvj5O2G0SRWNoz/78nu9wcxkFMGNg6quQqL6RA&#10;0s5Y6ir5vt9lD1JwBDIwOMJKHpHlpr69KfdHjyxSmriSfYz+USnWPY7AufNIadK6MEJMx9ApD/oD&#10;OlTrorhX2lFEilmcO2RdNtjC5xDF9pCuTyYBB5bi6bQ4syoJ3g9WQ0ymaiLzg5KdCXlKLjvcW893&#10;SUOqXwnz5DrgnHtJTxOsQfEKIT7DmDSUCaxw7Rqn8787ZsmRM9e2VmPeBN4uqYvTtW7jvijg9N/y&#10;JsXecLq0q+WD6m8AAAD//wMAUEsDBBQABgAIAAAAIQA4/SH/1gAAAJQBAAALAAAAX3JlbHMvLnJl&#10;bHOkkMFqwzAMhu+DvYPRfXGawxijTi+j0GvpHsDYimMaW0Yy2fr2M4PBMnrbUb/Q94l/f/hMi1qR&#10;JVI2sOt6UJgd+ZiDgffL8ekFlFSbvV0oo4EbChzGx4f9GRdb25HMsYhqlCwG5lrLq9biZkxWOiqY&#10;22YiTra2kYMu1l1tQD30/bPm3wwYN0x18gb45AdQl1tp5j/sFB2T0FQ7R0nTNEV3j6o9feQzro1i&#10;OWA14Fm+Q8a1a8+Bvu/d/dMb2JY5uiPbhG/ktn4cqGU/er3pcvwCAAD//wMAUEsDBBQABgAIAAAA&#10;IQBLWPW0wgEAAGoDAAAOAAAAZHJzL2Uyb0RvYy54bWysU02P2yAQvVfqf0DcGyfZpttYcfaQ7faS&#10;tpF2+wMmgG1UYBCQ2Pn3HchHt+2tqg8ImJk3773Bq4fRGnZUIWp0DZ9NppwpJ1Bq1zX8+8vTu4+c&#10;xQROgkGnGn5SkT+s375ZDb5Wc+zRSBUYgbhYD77hfUq+rqooemUhTtArR8EWg4VEx9BVMsBA6NZU&#10;8+n0QzVgkD6gUDHS7eM5yNcFv22VSN/aNqrETMOJWyprKOs+r9V6BXUXwPdaXGjAP7CwoB01vUE9&#10;QgJ2CPovKKtFwIhtmgi0FbatFqpoIDWz6R9qnnvwqmghc6K/2RT/H6z4etwFpmXD7zlzYGlEW+0U&#10;m73P1gw+1pSxcbuQxYnRPfstih+ROdz04DpVKL6cPNXNckX1W0k+RE8N9sMXlJQDh4TFp7ENNkOS&#10;A2ws4zjdxqHGxARdzu/ulsv7BWfiGqugvhb6ENNnhZblTcMNkS7AcNzGlIlAfU3JfRw+aWPKtI1j&#10;Q8OXi/miFEQ0WuZgTouh229MYEfI76V8RRVFXqcFPDhZwHoF8tNln0Cb856aG3cxI+s/O7lHedqF&#10;q0k00MLy8vjyi3l9LtW/fpH1TwAAAP//AwBQSwMEFAAGAAgAAAAhAImWV7reAAAADQEAAA8AAABk&#10;cnMvZG93bnJldi54bWxMj0FPg0AQhe8m/ofNmHhp2qVQTIMsjVG5ebFqep3CCER2lrLbFv31jgej&#10;t3kzL2++l28m26sTjb5zbGC5iEARV67uuDHw+lLO16B8QK6xd0wGPsnDpri8yDGr3Zmf6bQNjZIQ&#10;9hkaaEMYMq191ZJFv3ADsdze3WgxiBwbXY94lnDb6ziKbrTFjuVDiwPdt1R9bI/WgC/f6FB+zapZ&#10;tEsaR/Hh4ekRjbm+mu5uQQWawp8ZfvAFHQph2rsj1171opdJKlYZ0iRdgRLLah1Lvf3vShe5/t+i&#10;+AYAAP//AwBQSwECLQAUAAYACAAAACEAtoM4kv4AAADhAQAAEwAAAAAAAAAAAAAAAAAAAAAAW0Nv&#10;bnRlbnRfVHlwZXNdLnhtbFBLAQItABQABgAIAAAAIQA4/SH/1gAAAJQBAAALAAAAAAAAAAAAAAAA&#10;AC8BAABfcmVscy8ucmVsc1BLAQItABQABgAIAAAAIQBLWPW0wgEAAGoDAAAOAAAAAAAAAAAAAAAA&#10;AC4CAABkcnMvZTJvRG9jLnhtbFBLAQItABQABgAIAAAAIQCJlle63gAAAA0BAAAPAAAAAAAAAAAA&#10;AAAAABwEAABkcnMvZG93bnJldi54bWxQSwUGAAAAAAQABADzAAAAJwUAAAAA&#10;">
+            <v:line w14:anchorId="24F4E2FE" id="Line 14" o:spid="_x0000_s1026" style="position:absolute;z-index:251633152;visibility:visible;mso-wrap-style:square;mso-width-percent:0;mso-height-percent:0;mso-wrap-distance-left:9pt;mso-wrap-distance-top:-3e-5mm;mso-wrap-distance-right:9pt;mso-wrap-distance-bottom:-3e-5mm;mso-position-horizontal:absolute;mso-position-horizontal-relative:page;mso-position-vertical:absolute;mso-position-vertical-relative:page;mso-width-percent:0;mso-height-percent:0;mso-width-relative:page;mso-height-relative:page" from="56.75pt,767.7pt" to="241pt,767.7pt" o:gfxdata="UEsDBBQABgAIAAAAIQC2gziS/gAAAOEBAAATAAAAW0NvbnRlbnRfVHlwZXNdLnhtbJSRQU7DMBBF&#10;90jcwfIWJU67QAgl6YK0S0CoHGBkTxKLZGx5TGhvj5O2G0SRWNoz/78nu9wcxkFMGNg6quQqL6RA&#10;0s5Y6ir5vt9lD1JwBDIwOMJKHpHlpr69KfdHjyxSmriSfYz+USnWPY7AufNIadK6MEJMx9ApD/oD&#10;OlTrorhX2lFEilmcO2RdNtjC5xDF9pCuTyYBB5bi6bQ4syoJ3g9WQ0ymaiLzg5KdCXlKLjvcW893&#10;SUOqXwnz5DrgnHtJTxOsQfEKIT7DmDSUCaxw7Rqn8787ZsmRM9e2VmPeBN4uqYvTtW7jvijg9N/y&#10;JsXecLq0q+WD6m8AAAD//wMAUEsDBBQABgAIAAAAIQA4/SH/1gAAAJQBAAALAAAAX3JlbHMvLnJl&#10;bHOkkMFqwzAMhu+DvYPRfXGawxijTi+j0GvpHsDYimMaW0Yy2fr2M4PBMnrbUb/Q94l/f/hMi1qR&#10;JVI2sOt6UJgd+ZiDgffL8ekFlFSbvV0oo4EbChzGx4f9GRdb25HMsYhqlCwG5lrLq9biZkxWOiqY&#10;22YiTra2kYMu1l1tQD30/bPm3wwYN0x18gb45AdQl1tp5j/sFB2T0FQ7R0nTNEV3j6o9feQzro1i&#10;OWA14Fm+Q8a1a8+Bvu/d/dMb2JY5uiPbhG/ktn4cqGU/er3pcvwCAAD//wMAUEsDBBQABgAIAAAA&#10;IQBLWPW0wgEAAGoDAAAOAAAAZHJzL2Uyb0RvYy54bWysU02P2yAQvVfqf0DcGyfZpttYcfaQ7faS&#10;tpF2+wMmgG1UYBCQ2Pn3HchHt+2tqg8ImJk3773Bq4fRGnZUIWp0DZ9NppwpJ1Bq1zX8+8vTu4+c&#10;xQROgkGnGn5SkT+s375ZDb5Wc+zRSBUYgbhYD77hfUq+rqooemUhTtArR8EWg4VEx9BVMsBA6NZU&#10;8+n0QzVgkD6gUDHS7eM5yNcFv22VSN/aNqrETMOJWyprKOs+r9V6BXUXwPdaXGjAP7CwoB01vUE9&#10;QgJ2CPovKKtFwIhtmgi0FbatFqpoIDWz6R9qnnvwqmghc6K/2RT/H6z4etwFpmXD7zlzYGlEW+0U&#10;m73P1gw+1pSxcbuQxYnRPfstih+ROdz04DpVKL6cPNXNckX1W0k+RE8N9sMXlJQDh4TFp7ENNkOS&#10;A2ws4zjdxqHGxARdzu/ulsv7BWfiGqugvhb6ENNnhZblTcMNkS7AcNzGlIlAfU3JfRw+aWPKtI1j&#10;Q8OXi/miFEQ0WuZgTouh229MYEfI76V8RRVFXqcFPDhZwHoF8tNln0Cb856aG3cxI+s/O7lHedqF&#10;q0k00MLy8vjyi3l9LtW/fpH1TwAAAP//AwBQSwMEFAAGAAgAAAAhAImWV7reAAAADQEAAA8AAABk&#10;cnMvZG93bnJldi54bWxMj0FPg0AQhe8m/ofNmHhp2qVQTIMsjVG5ebFqep3CCER2lrLbFv31jgej&#10;t3kzL2++l28m26sTjb5zbGC5iEARV67uuDHw+lLO16B8QK6xd0wGPsnDpri8yDGr3Zmf6bQNjZIQ&#10;9hkaaEMYMq191ZJFv3ADsdze3WgxiBwbXY94lnDb6ziKbrTFjuVDiwPdt1R9bI/WgC/f6FB+zapZ&#10;tEsaR/Hh4ekRjbm+mu5uQQWawp8ZfvAFHQph2rsj1171opdJKlYZ0iRdgRLLah1Lvf3vShe5/t+i&#10;+AYAAP//AwBQSwECLQAUAAYACAAAACEAtoM4kv4AAADhAQAAEwAAAAAAAAAAAAAAAAAAAAAAW0Nv&#10;bnRlbnRfVHlwZXNdLnhtbFBLAQItABQABgAIAAAAIQA4/SH/1gAAAJQBAAALAAAAAAAAAAAAAAAA&#10;AC8BAABfcmVscy8ucmVsc1BLAQItABQABgAIAAAAIQBLWPW0wgEAAGoDAAAOAAAAAAAAAAAAAAAA&#10;AC4CAABkcnMvZTJvRG9jLnhtbFBLAQItABQABgAIAAAAIQCJlle63gAAAA0BAAAPAAAAAAAAAAAA&#10;AAAAABwEAABkcnMvZG93bnJldi54bWxQSwUGAAAAAAQABADzAAAAJwUAAAAA&#10;">
               <w10:wrap anchorx="page" anchory="page"/>
             </v:line>
           </w:pict>
@@ -10601,7 +8806,7 @@
       <mc:AlternateContent>
         <mc:Choice Requires="wps">
           <w:drawing>
-            <wp:anchor distT="4294967295" distB="4294967295" distL="114300" distR="114300" simplePos="0" relativeHeight="251632128" behindDoc="0" locked="0" layoutInCell="1" allowOverlap="1" wp14:anchorId="7B1604B9" wp14:editId="5CE53E1D">
+            <wp:anchor distT="4294967295" distB="4294967295" distL="114300" distR="114300" simplePos="0" relativeHeight="251632128" behindDoc="0" locked="0" layoutInCell="1" allowOverlap="1" wp14:anchorId="6DF840CB" wp14:editId="67DAA295">
               <wp:simplePos x="0" y="0"/>
               <wp:positionH relativeFrom="page">
                 <wp:posOffset>720725</wp:posOffset>
@@ -10662,7 +8867,7 @@
         </mc:Choice>
         <mc:Fallback>
           <w:pict>
-            <v:line w14:anchorId="20E9F7A8" id="Line 12" o:spid="_x0000_s1026" style="position:absolute;z-index:251632128;visibility:visible;mso-wrap-style:square;mso-width-percent:0;mso-height-percent:0;mso-wrap-distance-left:9pt;mso-wrap-distance-top:-3e-5mm;mso-wrap-distance-right:9pt;mso-wrap-distance-bottom:-3e-5mm;mso-position-horizontal:absolute;mso-position-horizontal-relative:page;mso-position-vertical:absolute;mso-position-vertical-relative:page;mso-width-percent:0;mso-height-percent:0;mso-width-relative:page;mso-height-relative:page" from="56.75pt,796.05pt" to="241pt,796.05pt" o:gfxdata="UEsDBBQABgAIAAAAIQC2gziS/gAAAOEBAAATAAAAW0NvbnRlbnRfVHlwZXNdLnhtbJSRQU7DMBBF&#10;90jcwfIWJU67QAgl6YK0S0CoHGBkTxKLZGx5TGhvj5O2G0SRWNoz/78nu9wcxkFMGNg6quQqL6RA&#10;0s5Y6ir5vt9lD1JwBDIwOMJKHpHlpr69KfdHjyxSmriSfYz+USnWPY7AufNIadK6MEJMx9ApD/oD&#10;OlTrorhX2lFEilmcO2RdNtjC5xDF9pCuTyYBB5bi6bQ4syoJ3g9WQ0ymaiLzg5KdCXlKLjvcW893&#10;SUOqXwnz5DrgnHtJTxOsQfEKIT7DmDSUCaxw7Rqn8787ZsmRM9e2VmPeBN4uqYvTtW7jvijg9N/y&#10;JsXecLq0q+WD6m8AAAD//wMAUEsDBBQABgAIAAAAIQA4/SH/1gAAAJQBAAALAAAAX3JlbHMvLnJl&#10;bHOkkMFqwzAMhu+DvYPRfXGawxijTi+j0GvpHsDYimMaW0Yy2fr2M4PBMnrbUb/Q94l/f/hMi1qR&#10;JVI2sOt6UJgd+ZiDgffL8ekFlFSbvV0oo4EbChzGx4f9GRdb25HMsYhqlCwG5lrLq9biZkxWOiqY&#10;22YiTra2kYMu1l1tQD30/bPm3wwYN0x18gb45AdQl1tp5j/sFB2T0FQ7R0nTNEV3j6o9feQzro1i&#10;OWA14Fm+Q8a1a8+Bvu/d/dMb2JY5uiPbhG/ktn4cqGU/er3pcvwCAAD//wMAUEsDBBQABgAIAAAA&#10;IQByruRPwQEAAGoDAAAOAAAAZHJzL2Uyb0RvYy54bWysU02P2yAQvVfqf0DcGydZZdtYcfaQ7faS&#10;tpF2+wMmgG1UYBCQ2Pn3HcjHbttbVR8QMDNv3nuDVw+jNeyoQtToGj6bTDlTTqDUrmv4j5enD584&#10;iwmcBINONfykIn9Yv3+3Gnyt5tijkSowAnGxHnzD+5R8XVVR9MpCnKBXjoItBguJjqGrZICB0K2p&#10;5tPpfTVgkD6gUDHS7eM5yNcFv22VSN/bNqrETMOJWyprKOs+r9V6BXUXwPdaXGjAP7CwoB01vUE9&#10;QgJ2CPovKKtFwIhtmgi0FbatFqpoIDWz6R9qnnvwqmghc6K/2RT/H6z4dtwFpmXD7zlzYGlEW+0U&#10;m82zNYOPNWVs3C5kcWJ0z36L4mdkDjc9uE4Vii8nT3WzXFH9VpIP0VOD/fAVJeXAIWHxaWyDzZDk&#10;ABvLOE63cagxMUGX87u75fLjgjNxjVVQXwt9iOmLQsvypuGGSBdgOG5jykSgvqbkPg6ftDFl2sax&#10;oeHLxXxRCiIaLXMwp8XQ7TcmsCPk91K+oooib9MCHpwsYL0C+fmyT6DNeU/NjbuYkfWfndyjPO3C&#10;1SQaaGF5eXz5xbw9l+rXX2T9CwAA//8DAFBLAwQUAAYACAAAACEALCLSv94AAAANAQAADwAAAGRy&#10;cy9kb3ducmV2LnhtbEyPQU/DMAyF70j8h8hIXCaWtmNolKYTAnrjwgBx9RrTVjRO12Rb4ddjDghu&#10;fvbT8/eK9eR6daAxdJ4NpPMEFHHtbceNgZfn6mIFKkRki71nMvBJAdbl6UmBufVHfqLDJjZKQjjk&#10;aKCNcci1DnVLDsPcD8Rye/ejwyhybLQd8SjhrtdZklxphx3LhxYHumup/tjsnYFQvdKu+prVs+Rt&#10;0XjKdvePD2jM+dl0ewMq0hT/zPCDL+hQCtPW79kG1YtOF0uxyrC8zlJQYrlcZVJv+7vSZaH/tyi/&#10;AQAA//8DAFBLAQItABQABgAIAAAAIQC2gziS/gAAAOEBAAATAAAAAAAAAAAAAAAAAAAAAABbQ29u&#10;dGVudF9UeXBlc10ueG1sUEsBAi0AFAAGAAgAAAAhADj9If/WAAAAlAEAAAsAAAAAAAAAAAAAAAAA&#10;LwEAAF9yZWxzLy5yZWxzUEsBAi0AFAAGAAgAAAAhAHKu5E/BAQAAagMAAA4AAAAAAAAAAAAAAAAA&#10;LgIAAGRycy9lMm9Eb2MueG1sUEsBAi0AFAAGAAgAAAAhACwi0r/eAAAADQEAAA8AAAAAAAAAAAAA&#10;AAAAGwQAAGRycy9kb3ducmV2LnhtbFBLBQYAAAAABAAEAPMAAAAmBQAAAAA=&#10;">
+            <v:line w14:anchorId="1960F4D3" id="Line 12" o:spid="_x0000_s1026" style="position:absolute;z-index:251632128;visibility:visible;mso-wrap-style:square;mso-width-percent:0;mso-height-percent:0;mso-wrap-distance-left:9pt;mso-wrap-distance-top:-3e-5mm;mso-wrap-distance-right:9pt;mso-wrap-distance-bottom:-3e-5mm;mso-position-horizontal:absolute;mso-position-horizontal-relative:page;mso-position-vertical:absolute;mso-position-vertical-relative:page;mso-width-percent:0;mso-height-percent:0;mso-width-relative:page;mso-height-relative:page" from="56.75pt,796.05pt" to="241pt,796.05pt" o:gfxdata="UEsDBBQABgAIAAAAIQC2gziS/gAAAOEBAAATAAAAW0NvbnRlbnRfVHlwZXNdLnhtbJSRQU7DMBBF&#10;90jcwfIWJU67QAgl6YK0S0CoHGBkTxKLZGx5TGhvj5O2G0SRWNoz/78nu9wcxkFMGNg6quQqL6RA&#10;0s5Y6ir5vt9lD1JwBDIwOMJKHpHlpr69KfdHjyxSmriSfYz+USnWPY7AufNIadK6MEJMx9ApD/oD&#10;OlTrorhX2lFEilmcO2RdNtjC5xDF9pCuTyYBB5bi6bQ4syoJ3g9WQ0ymaiLzg5KdCXlKLjvcW893&#10;SUOqXwnz5DrgnHtJTxOsQfEKIT7DmDSUCaxw7Rqn8787ZsmRM9e2VmPeBN4uqYvTtW7jvijg9N/y&#10;JsXecLq0q+WD6m8AAAD//wMAUEsDBBQABgAIAAAAIQA4/SH/1gAAAJQBAAALAAAAX3JlbHMvLnJl&#10;bHOkkMFqwzAMhu+DvYPRfXGawxijTi+j0GvpHsDYimMaW0Yy2fr2M4PBMnrbUb/Q94l/f/hMi1qR&#10;JVI2sOt6UJgd+ZiDgffL8ekFlFSbvV0oo4EbChzGx4f9GRdb25HMsYhqlCwG5lrLq9biZkxWOiqY&#10;22YiTra2kYMu1l1tQD30/bPm3wwYN0x18gb45AdQl1tp5j/sFB2T0FQ7R0nTNEV3j6o9feQzro1i&#10;OWA14Fm+Q8a1a8+Bvu/d/dMb2JY5uiPbhG/ktn4cqGU/er3pcvwCAAD//wMAUEsDBBQABgAIAAAA&#10;IQByruRPwQEAAGoDAAAOAAAAZHJzL2Uyb0RvYy54bWysU02P2yAQvVfqf0DcGydZZdtYcfaQ7faS&#10;tpF2+wMmgG1UYBCQ2Pn3HcjHbttbVR8QMDNv3nuDVw+jNeyoQtToGj6bTDlTTqDUrmv4j5enD584&#10;iwmcBINONfykIn9Yv3+3Gnyt5tijkSowAnGxHnzD+5R8XVVR9MpCnKBXjoItBguJjqGrZICB0K2p&#10;5tPpfTVgkD6gUDHS7eM5yNcFv22VSN/bNqrETMOJWyprKOs+r9V6BXUXwPdaXGjAP7CwoB01vUE9&#10;QgJ2CPovKKtFwIhtmgi0FbatFqpoIDWz6R9qnnvwqmghc6K/2RT/H6z4dtwFpmXD7zlzYGlEW+0U&#10;m82zNYOPNWVs3C5kcWJ0z36L4mdkDjc9uE4Vii8nT3WzXFH9VpIP0VOD/fAVJeXAIWHxaWyDzZDk&#10;ABvLOE63cagxMUGX87u75fLjgjNxjVVQXwt9iOmLQsvypuGGSBdgOG5jykSgvqbkPg6ftDFl2sax&#10;oeHLxXxRCiIaLXMwp8XQ7TcmsCPk91K+oooib9MCHpwsYL0C+fmyT6DNeU/NjbuYkfWfndyjPO3C&#10;1SQaaGF5eXz5xbw9l+rXX2T9CwAA//8DAFBLAwQUAAYACAAAACEALCLSv94AAAANAQAADwAAAGRy&#10;cy9kb3ducmV2LnhtbEyPQU/DMAyF70j8h8hIXCaWtmNolKYTAnrjwgBx9RrTVjRO12Rb4ddjDghu&#10;fvbT8/eK9eR6daAxdJ4NpPMEFHHtbceNgZfn6mIFKkRki71nMvBJAdbl6UmBufVHfqLDJjZKQjjk&#10;aKCNcci1DnVLDsPcD8Rye/ejwyhybLQd8SjhrtdZklxphx3LhxYHumup/tjsnYFQvdKu+prVs+Rt&#10;0XjKdvePD2jM+dl0ewMq0hT/zPCDL+hQCtPW79kG1YtOF0uxyrC8zlJQYrlcZVJv+7vSZaH/tyi/&#10;AQAA//8DAFBLAQItABQABgAIAAAAIQC2gziS/gAAAOEBAAATAAAAAAAAAAAAAAAAAAAAAABbQ29u&#10;dGVudF9UeXBlc10ueG1sUEsBAi0AFAAGAAgAAAAhADj9If/WAAAAlAEAAAsAAAAAAAAAAAAAAAAA&#10;LwEAAF9yZWxzLy5yZWxzUEsBAi0AFAAGAAgAAAAhAHKu5E/BAQAAagMAAA4AAAAAAAAAAAAAAAAA&#10;LgIAAGRycy9lMm9Eb2MueG1sUEsBAi0AFAAGAAgAAAAhACwi0r/eAAAADQEAAA8AAAAAAAAAAAAA&#10;AAAAGwQAAGRycy9kb3ducmV2LnhtbFBLBQYAAAAABAAEAPMAAAAmBQAAAAA=&#10;">
               <w10:wrap anchorx="page" anchory="page"/>
             </v:line>
           </w:pict>
@@ -10676,7 +8881,7 @@
       <mc:AlternateContent>
         <mc:Choice Requires="wps">
           <w:drawing>
-            <wp:anchor distT="4294967295" distB="4294967295" distL="114300" distR="114300" simplePos="0" relativeHeight="251631104" behindDoc="0" locked="0" layoutInCell="1" allowOverlap="1" wp14:anchorId="642257C2" wp14:editId="618CBF7E">
+            <wp:anchor distT="4294967295" distB="4294967295" distL="114300" distR="114300" simplePos="0" relativeHeight="251631104" behindDoc="0" locked="0" layoutInCell="1" allowOverlap="1" wp14:anchorId="499C0B44" wp14:editId="02690114">
               <wp:simplePos x="0" y="0"/>
               <wp:positionH relativeFrom="page">
                 <wp:posOffset>720725</wp:posOffset>
@@ -10737,7 +8942,7 @@
         </mc:Choice>
         <mc:Fallback>
           <w:pict>
-            <v:line w14:anchorId="1EC218B2" id="Line 11" o:spid="_x0000_s1026" style="position:absolute;z-index:251631104;visibility:visible;mso-wrap-style:square;mso-width-percent:0;mso-height-percent:0;mso-wrap-distance-left:9pt;mso-wrap-distance-top:-3e-5mm;mso-wrap-distance-right:9pt;mso-wrap-distance-bottom:-3e-5mm;mso-position-horizontal:absolute;mso-position-horizontal-relative:page;mso-position-vertical:absolute;mso-position-vertical-relative:page;mso-width-percent:0;mso-height-percent:0;mso-width-relative:page;mso-height-relative:page" from="56.75pt,810.2pt" to="241pt,810.2pt" o:gfxdata="UEsDBBQABgAIAAAAIQC2gziS/gAAAOEBAAATAAAAW0NvbnRlbnRfVHlwZXNdLnhtbJSRQU7DMBBF&#10;90jcwfIWJU67QAgl6YK0S0CoHGBkTxKLZGx5TGhvj5O2G0SRWNoz/78nu9wcxkFMGNg6quQqL6RA&#10;0s5Y6ir5vt9lD1JwBDIwOMJKHpHlpr69KfdHjyxSmriSfYz+USnWPY7AufNIadK6MEJMx9ApD/oD&#10;OlTrorhX2lFEilmcO2RdNtjC5xDF9pCuTyYBB5bi6bQ4syoJ3g9WQ0ymaiLzg5KdCXlKLjvcW893&#10;SUOqXwnz5DrgnHtJTxOsQfEKIT7DmDSUCaxw7Rqn8787ZsmRM9e2VmPeBN4uqYvTtW7jvijg9N/y&#10;JsXecLq0q+WD6m8AAAD//wMAUEsDBBQABgAIAAAAIQA4/SH/1gAAAJQBAAALAAAAX3JlbHMvLnJl&#10;bHOkkMFqwzAMhu+DvYPRfXGawxijTi+j0GvpHsDYimMaW0Yy2fr2M4PBMnrbUb/Q94l/f/hMi1qR&#10;JVI2sOt6UJgd+ZiDgffL8ekFlFSbvV0oo4EbChzGx4f9GRdb25HMsYhqlCwG5lrLq9biZkxWOiqY&#10;22YiTra2kYMu1l1tQD30/bPm3wwYN0x18gb45AdQl1tp5j/sFB2T0FQ7R0nTNEV3j6o9feQzro1i&#10;OWA14Fm+Q8a1a8+Bvu/d/dMb2JY5uiPbhG/ktn4cqGU/er3pcvwCAAD//wMAUEsDBBQABgAIAAAA&#10;IQCTE2CVwQEAAGoDAAAOAAAAZHJzL2Uyb0RvYy54bWysU02P2yAQvVfqf0DcGydZpW2sOHvIdntJ&#10;20i7/QETwDYqMAhI7Pz7DuSj3fa2Wh8Qw7x5vHmDV/ejNeyoQtToGj6bTDlTTqDUrmv4z+fHD585&#10;iwmcBINONfykIr9fv3+3Gnyt5tijkSowInGxHnzD+5R8XVVR9MpCnKBXjpItBguJwtBVMsBA7NZU&#10;8+n0YzVgkD6gUDHS6cM5ydeFv22VSD/aNqrETMNJWyprKOs+r9V6BXUXwPdaXGTAK1RY0I4uvVE9&#10;QAJ2CPo/KqtFwIhtmgi0FbatFqr0QN3Mpv9089SDV6UXMif6m03x7WjF9+MuMC0bvuDMgaURbbVT&#10;bDbL1gw+1oTYuF3IzYnRPfktil+ROdz04DpVJD6fPNWViupFSQ6ipwv2wzeUhIFDwuLT2AabKckB&#10;NpZxnG7jUGNigg7nd3fL5SfSJa65CuproQ8xfVVoWd403JDoQgzHbUwknaBXSL7H4aM2pkzbODY0&#10;fLmYL0pBRKNlTmZYDN1+YwI7Qn4v5cs+ENkLWMCDk4WsVyC/XPYJtDnvCW8clV37Pzu5R3nahUyX&#10;z2mghfjy+PKL+TsuqD+/yPo3AAAA//8DAFBLAwQUAAYACAAAACEA4W6u1N4AAAANAQAADwAAAGRy&#10;cy9kb3ducmV2LnhtbEyPQU/DMAyF70j8h8hIXKYtXTemqTSdENAbFwYTV68xbUXjdE22FX495oDg&#10;5mc/PX8v34yuUycaQuvZwHyWgCKuvG25NvD6Uk7XoEJEtth5JgOfFGBTXF7kmFl/5mc6bWOtJIRD&#10;hgaaGPtM61A15DDMfE8st3c/OIwih1rbAc8S7jqdJslKO2xZPjTY031D1cf26AyEckeH8mtSTZK3&#10;Re0pPTw8PaIx11fj3S2oSGP8M8MPvqBDIUx7f2QbVCd6vrgRqwyrNFmCEstynUq9/e9KF7n+36L4&#10;BgAA//8DAFBLAQItABQABgAIAAAAIQC2gziS/gAAAOEBAAATAAAAAAAAAAAAAAAAAAAAAABbQ29u&#10;dGVudF9UeXBlc10ueG1sUEsBAi0AFAAGAAgAAAAhADj9If/WAAAAlAEAAAsAAAAAAAAAAAAAAAAA&#10;LwEAAF9yZWxzLy5yZWxzUEsBAi0AFAAGAAgAAAAhAJMTYJXBAQAAagMAAA4AAAAAAAAAAAAAAAAA&#10;LgIAAGRycy9lMm9Eb2MueG1sUEsBAi0AFAAGAAgAAAAhAOFurtTeAAAADQEAAA8AAAAAAAAAAAAA&#10;AAAAGwQAAGRycy9kb3ducmV2LnhtbFBLBQYAAAAABAAEAPMAAAAmBQAAAAA=&#10;">
+            <v:line w14:anchorId="6DFA76E8" id="Line 11" o:spid="_x0000_s1026" style="position:absolute;z-index:251631104;visibility:visible;mso-wrap-style:square;mso-width-percent:0;mso-height-percent:0;mso-wrap-distance-left:9pt;mso-wrap-distance-top:-3e-5mm;mso-wrap-distance-right:9pt;mso-wrap-distance-bottom:-3e-5mm;mso-position-horizontal:absolute;mso-position-horizontal-relative:page;mso-position-vertical:absolute;mso-position-vertical-relative:page;mso-width-percent:0;mso-height-percent:0;mso-width-relative:page;mso-height-relative:page" from="56.75pt,810.2pt" to="241pt,810.2pt" o:gfxdata="UEsDBBQABgAIAAAAIQC2gziS/gAAAOEBAAATAAAAW0NvbnRlbnRfVHlwZXNdLnhtbJSRQU7DMBBF&#10;90jcwfIWJU67QAgl6YK0S0CoHGBkTxKLZGx5TGhvj5O2G0SRWNoz/78nu9wcxkFMGNg6quQqL6RA&#10;0s5Y6ir5vt9lD1JwBDIwOMJKHpHlpr69KfdHjyxSmriSfYz+USnWPY7AufNIadK6MEJMx9ApD/oD&#10;OlTrorhX2lFEilmcO2RdNtjC5xDF9pCuTyYBB5bi6bQ4syoJ3g9WQ0ymaiLzg5KdCXlKLjvcW893&#10;SUOqXwnz5DrgnHtJTxOsQfEKIT7DmDSUCaxw7Rqn8787ZsmRM9e2VmPeBN4uqYvTtW7jvijg9N/y&#10;JsXecLq0q+WD6m8AAAD//wMAUEsDBBQABgAIAAAAIQA4/SH/1gAAAJQBAAALAAAAX3JlbHMvLnJl&#10;bHOkkMFqwzAMhu+DvYPRfXGawxijTi+j0GvpHsDYimMaW0Yy2fr2M4PBMnrbUb/Q94l/f/hMi1qR&#10;JVI2sOt6UJgd+ZiDgffL8ekFlFSbvV0oo4EbChzGx4f9GRdb25HMsYhqlCwG5lrLq9biZkxWOiqY&#10;22YiTra2kYMu1l1tQD30/bPm3wwYN0x18gb45AdQl1tp5j/sFB2T0FQ7R0nTNEV3j6o9feQzro1i&#10;OWA14Fm+Q8a1a8+Bvu/d/dMb2JY5uiPbhG/ktn4cqGU/er3pcvwCAAD//wMAUEsDBBQABgAIAAAA&#10;IQCTE2CVwQEAAGoDAAAOAAAAZHJzL2Uyb0RvYy54bWysU02P2yAQvVfqf0DcGydZpW2sOHvIdntJ&#10;20i7/QETwDYqMAhI7Pz7DuSj3fa2Wh8Qw7x5vHmDV/ejNeyoQtToGj6bTDlTTqDUrmv4z+fHD585&#10;iwmcBINONfykIr9fv3+3Gnyt5tijkSowInGxHnzD+5R8XVVR9MpCnKBXjpItBguJwtBVMsBA7NZU&#10;8+n0YzVgkD6gUDHS6cM5ydeFv22VSD/aNqrETMNJWyprKOs+r9V6BXUXwPdaXGTAK1RY0I4uvVE9&#10;QAJ2CPo/KqtFwIhtmgi0FbatFqr0QN3Mpv9089SDV6UXMif6m03x7WjF9+MuMC0bvuDMgaURbbVT&#10;bDbL1gw+1oTYuF3IzYnRPfktil+ROdz04DpVJD6fPNWViupFSQ6ipwv2wzeUhIFDwuLT2AabKckB&#10;NpZxnG7jUGNigg7nd3fL5SfSJa65CuproQ8xfVVoWd403JDoQgzHbUwknaBXSL7H4aM2pkzbODY0&#10;fLmYL0pBRKNlTmZYDN1+YwI7Qn4v5cs+ENkLWMCDk4WsVyC/XPYJtDnvCW8clV37Pzu5R3nahUyX&#10;z2mghfjy+PKL+TsuqD+/yPo3AAAA//8DAFBLAwQUAAYACAAAACEA4W6u1N4AAAANAQAADwAAAGRy&#10;cy9kb3ducmV2LnhtbEyPQU/DMAyF70j8h8hIXKYtXTemqTSdENAbFwYTV68xbUXjdE22FX495oDg&#10;5mc/PX8v34yuUycaQuvZwHyWgCKuvG25NvD6Uk7XoEJEtth5JgOfFGBTXF7kmFl/5mc6bWOtJIRD&#10;hgaaGPtM61A15DDMfE8st3c/OIwih1rbAc8S7jqdJslKO2xZPjTY031D1cf26AyEckeH8mtSTZK3&#10;Re0pPTw8PaIx11fj3S2oSGP8M8MPvqBDIUx7f2QbVCd6vrgRqwyrNFmCEstynUq9/e9KF7n+36L4&#10;BgAA//8DAFBLAQItABQABgAIAAAAIQC2gziS/gAAAOEBAAATAAAAAAAAAAAAAAAAAAAAAABbQ29u&#10;dGVudF9UeXBlc10ueG1sUEsBAi0AFAAGAAgAAAAhADj9If/WAAAAlAEAAAsAAAAAAAAAAAAAAAAA&#10;LwEAAF9yZWxzLy5yZWxzUEsBAi0AFAAGAAgAAAAhAJMTYJXBAQAAagMAAA4AAAAAAAAAAAAAAAAA&#10;LgIAAGRycy9lMm9Eb2MueG1sUEsBAi0AFAAGAAgAAAAhAOFurtTeAAAADQEAAA8AAAAAAAAAAAAA&#10;AAAAGwQAAGRycy9kb3ducmV2LnhtbFBLBQYAAAAABAAEAPMAAAAmBQAAAAA=&#10;">
               <w10:wrap anchorx="page" anchory="page"/>
             </v:line>
           </w:pict>
@@ -10751,7 +8956,7 @@
       <mc:AlternateContent>
         <mc:Choice Requires="wps">
           <w:drawing>
-            <wp:anchor distT="0" distB="0" distL="114299" distR="114299" simplePos="0" relativeHeight="251630080" behindDoc="0" locked="0" layoutInCell="1" allowOverlap="1" wp14:anchorId="14E61C17" wp14:editId="4AA87FE6">
+            <wp:anchor distT="0" distB="0" distL="114299" distR="114299" simplePos="0" relativeHeight="251630080" behindDoc="0" locked="0" layoutInCell="1" allowOverlap="1" wp14:anchorId="115B19C9" wp14:editId="6EF8EC5E">
               <wp:simplePos x="0" y="0"/>
               <wp:positionH relativeFrom="page">
                 <wp:posOffset>3060699</wp:posOffset>
@@ -10812,7 +9017,7 @@
         </mc:Choice>
         <mc:Fallback>
           <w:pict>
-            <v:line w14:anchorId="3E698559" id="Line 3" o:spid="_x0000_s1026" style="position:absolute;z-index:251630080;visibility:visible;mso-wrap-style:square;mso-width-percent:0;mso-height-percent:0;mso-wrap-distance-left:3.17497mm;mso-wrap-distance-top:0;mso-wrap-distance-right:3.17497mm;mso-wrap-distance-bottom:0;mso-position-horizontal:absolute;mso-position-horizontal-relative:page;mso-position-vertical:absolute;mso-position-vertical-relative:page;mso-width-percent:0;mso-height-percent:0;mso-width-relative:page;mso-height-relative:page" from="241pt,711pt" to="241pt,824.4pt" o:gfxdata="UEsDBBQABgAIAAAAIQC2gziS/gAAAOEBAAATAAAAW0NvbnRlbnRfVHlwZXNdLnhtbJSRQU7DMBBF&#10;90jcwfIWJU67QAgl6YK0S0CoHGBkTxKLZGx5TGhvj5O2G0SRWNoz/78nu9wcxkFMGNg6quQqL6RA&#10;0s5Y6ir5vt9lD1JwBDIwOMJKHpHlpr69KfdHjyxSmriSfYz+USnWPY7AufNIadK6MEJMx9ApD/oD&#10;OlTrorhX2lFEilmcO2RdNtjC5xDF9pCuTyYBB5bi6bQ4syoJ3g9WQ0ymaiLzg5KdCXlKLjvcW893&#10;SUOqXwnz5DrgnHtJTxOsQfEKIT7DmDSUCaxw7Rqn8787ZsmRM9e2VmPeBN4uqYvTtW7jvijg9N/y&#10;JsXecLq0q+WD6m8AAAD//wMAUEsDBBQABgAIAAAAIQA4/SH/1gAAAJQBAAALAAAAX3JlbHMvLnJl&#10;bHOkkMFqwzAMhu+DvYPRfXGawxijTi+j0GvpHsDYimMaW0Yy2fr2M4PBMnrbUb/Q94l/f/hMi1qR&#10;JVI2sOt6UJgd+ZiDgffL8ekFlFSbvV0oo4EbChzGx4f9GRdb25HMsYhqlCwG5lrLq9biZkxWOiqY&#10;22YiTra2kYMu1l1tQD30/bPm3wwYN0x18gb45AdQl1tp5j/sFB2T0FQ7R0nTNEV3j6o9feQzro1i&#10;OWA14Fm+Q8a1a8+Bvu/d/dMb2JY5uiPbhG/ktn4cqGU/er3pcvwCAAD//wMAUEsDBBQABgAIAAAA&#10;IQCpdcwawAEAAGoDAAAOAAAAZHJzL2Uyb0RvYy54bWysU8tu2zAQvBfoPxC815JSt0gFyzk4TS9u&#10;ayDpB6xJSiJCcgmStuy/75J+JG1vRXQguK/h7OxqcXewhu1ViBpdx5tZzZlyAqV2Q8d/PT18uOUs&#10;JnASDDrV8aOK/G75/t1i8q26wRGNVIERiIvt5Ds+puTbqopiVBbiDL1yFOwxWEhkhqGSASZCt6a6&#10;qevP1YRB+oBCxUje+1OQLwt+3yuRfvZ9VImZjhO3VM5Qzm0+q+UC2iGAH7U404D/YGFBO3r0CnUP&#10;Cdgu6H+grBYBI/ZpJtBW2PdaqNIDddPUf3XzOIJXpRcSJ/qrTPHtYMWP/SYwLTs+58yBpRGttVPs&#10;Y1Zm8rGlhJXbhNybOLhHv0bxHJnD1QhuUIXh09FTWZMrqj9KshE94W+n7ygpB3YJi0yHPtgMSQKw&#10;Q5nG8ToNdUhMnJyCvM18Xje3ZVIVtJdCH2L6ptCyfOm4Ic4FGPbrmDIRaC8p+R2HD9qYMmzj2ESo&#10;X+pPdamIaLTM0ZwXw7BdmcD2kPelfKUtirxOC7hzsqCNCuTX8z2BNqc7vW7cWY0swEnKLcrjJlxU&#10;ooEWmuflyxvz2i7VL7/I8jcAAAD//wMAUEsDBBQABgAIAAAAIQBNEh9S3AAAAA0BAAAPAAAAZHJz&#10;L2Rvd25yZXYueG1sTE/LTsMwELwj8Q/WInGjDlGoTIhTQSUuvREq4LiNTRIRr6PYTZO/ZysO9Lbz&#10;0OxMsZldLyY7hs6ThvtVAsJS7U1HjYb9++udAhEiksHek9Ww2ACb8vqqwNz4E73ZqYqN4BAKOWpo&#10;YxxyKUPdWodh5QdLrH370WFkODbSjHjicNfLNEnW0mFH/KHFwW5bW/9UR8cpD5/qZYdqvyx99fWY&#10;bT92Ezmtb2/m5ycQ0c7x3wzn+lwdSu508EcyQfQaMpXylshClp4vtvxRB6bWmVIgy0Jerih/AQAA&#10;//8DAFBLAQItABQABgAIAAAAIQC2gziS/gAAAOEBAAATAAAAAAAAAAAAAAAAAAAAAABbQ29udGVu&#10;dF9UeXBlc10ueG1sUEsBAi0AFAAGAAgAAAAhADj9If/WAAAAlAEAAAsAAAAAAAAAAAAAAAAALwEA&#10;AF9yZWxzLy5yZWxzUEsBAi0AFAAGAAgAAAAhAKl1zBrAAQAAagMAAA4AAAAAAAAAAAAAAAAALgIA&#10;AGRycy9lMm9Eb2MueG1sUEsBAi0AFAAGAAgAAAAhAE0SH1LcAAAADQEAAA8AAAAAAAAAAAAAAAAA&#10;GgQAAGRycy9kb3ducmV2LnhtbFBLBQYAAAAABAAEAPMAAAAjBQAAAAA=&#10;" strokeweight="1.5pt">
+            <v:line w14:anchorId="068700DD" id="Line 3" o:spid="_x0000_s1026" style="position:absolute;z-index:251630080;visibility:visible;mso-wrap-style:square;mso-width-percent:0;mso-height-percent:0;mso-wrap-distance-left:3.17497mm;mso-wrap-distance-top:0;mso-wrap-distance-right:3.17497mm;mso-wrap-distance-bottom:0;mso-position-horizontal:absolute;mso-position-horizontal-relative:page;mso-position-vertical:absolute;mso-position-vertical-relative:page;mso-width-percent:0;mso-height-percent:0;mso-width-relative:page;mso-height-relative:page" from="241pt,711pt" to="241pt,824.4pt" o:gfxdata="UEsDBBQABgAIAAAAIQC2gziS/gAAAOEBAAATAAAAW0NvbnRlbnRfVHlwZXNdLnhtbJSRQU7DMBBF&#10;90jcwfIWJU67QAgl6YK0S0CoHGBkTxKLZGx5TGhvj5O2G0SRWNoz/78nu9wcxkFMGNg6quQqL6RA&#10;0s5Y6ir5vt9lD1JwBDIwOMJKHpHlpr69KfdHjyxSmriSfYz+USnWPY7AufNIadK6MEJMx9ApD/oD&#10;OlTrorhX2lFEilmcO2RdNtjC5xDF9pCuTyYBB5bi6bQ4syoJ3g9WQ0ymaiLzg5KdCXlKLjvcW893&#10;SUOqXwnz5DrgnHtJTxOsQfEKIT7DmDSUCaxw7Rqn8787ZsmRM9e2VmPeBN4uqYvTtW7jvijg9N/y&#10;JsXecLq0q+WD6m8AAAD//wMAUEsDBBQABgAIAAAAIQA4/SH/1gAAAJQBAAALAAAAX3JlbHMvLnJl&#10;bHOkkMFqwzAMhu+DvYPRfXGawxijTi+j0GvpHsDYimMaW0Yy2fr2M4PBMnrbUb/Q94l/f/hMi1qR&#10;JVI2sOt6UJgd+ZiDgffL8ekFlFSbvV0oo4EbChzGx4f9GRdb25HMsYhqlCwG5lrLq9biZkxWOiqY&#10;22YiTra2kYMu1l1tQD30/bPm3wwYN0x18gb45AdQl1tp5j/sFB2T0FQ7R0nTNEV3j6o9feQzro1i&#10;OWA14Fm+Q8a1a8+Bvu/d/dMb2JY5uiPbhG/ktn4cqGU/er3pcvwCAAD//wMAUEsDBBQABgAIAAAA&#10;IQCpdcwawAEAAGoDAAAOAAAAZHJzL2Uyb0RvYy54bWysU8tu2zAQvBfoPxC815JSt0gFyzk4TS9u&#10;ayDpB6xJSiJCcgmStuy/75J+JG1vRXQguK/h7OxqcXewhu1ViBpdx5tZzZlyAqV2Q8d/PT18uOUs&#10;JnASDDrV8aOK/G75/t1i8q26wRGNVIERiIvt5Ds+puTbqopiVBbiDL1yFOwxWEhkhqGSASZCt6a6&#10;qevP1YRB+oBCxUje+1OQLwt+3yuRfvZ9VImZjhO3VM5Qzm0+q+UC2iGAH7U404D/YGFBO3r0CnUP&#10;Cdgu6H+grBYBI/ZpJtBW2PdaqNIDddPUf3XzOIJXpRcSJ/qrTPHtYMWP/SYwLTs+58yBpRGttVPs&#10;Y1Zm8rGlhJXbhNybOLhHv0bxHJnD1QhuUIXh09FTWZMrqj9KshE94W+n7ygpB3YJi0yHPtgMSQKw&#10;Q5nG8ToNdUhMnJyCvM18Xje3ZVIVtJdCH2L6ptCyfOm4Ic4FGPbrmDIRaC8p+R2HD9qYMmzj2ESo&#10;X+pPdamIaLTM0ZwXw7BdmcD2kPelfKUtirxOC7hzsqCNCuTX8z2BNqc7vW7cWY0swEnKLcrjJlxU&#10;ooEWmuflyxvz2i7VL7/I8jcAAAD//wMAUEsDBBQABgAIAAAAIQBNEh9S3AAAAA0BAAAPAAAAZHJz&#10;L2Rvd25yZXYueG1sTE/LTsMwELwj8Q/WInGjDlGoTIhTQSUuvREq4LiNTRIRr6PYTZO/ZysO9Lbz&#10;0OxMsZldLyY7hs6ThvtVAsJS7U1HjYb9++udAhEiksHek9Ww2ACb8vqqwNz4E73ZqYqN4BAKOWpo&#10;YxxyKUPdWodh5QdLrH370WFkODbSjHjicNfLNEnW0mFH/KHFwW5bW/9UR8cpD5/qZYdqvyx99fWY&#10;bT92Ezmtb2/m5ycQ0c7x3wzn+lwdSu508EcyQfQaMpXylshClp4vtvxRB6bWmVIgy0Jerih/AQAA&#10;//8DAFBLAQItABQABgAIAAAAIQC2gziS/gAAAOEBAAATAAAAAAAAAAAAAAAAAAAAAABbQ29udGVu&#10;dF9UeXBlc10ueG1sUEsBAi0AFAAGAAgAAAAhADj9If/WAAAAlAEAAAsAAAAAAAAAAAAAAAAALwEA&#10;AF9yZWxzLy5yZWxzUEsBAi0AFAAGAAgAAAAhAKl1zBrAAQAAagMAAA4AAAAAAAAAAAAAAAAALgIA&#10;AGRycy9lMm9Eb2MueG1sUEsBAi0AFAAGAAgAAAAhAE0SH1LcAAAADQEAAA8AAAAAAAAAAAAAAAAA&#10;GgQAAGRycy9kb3ducmV2LnhtbFBLBQYAAAAABAAEAPMAAAAjBQAAAAA=&#10;" strokeweight="1.5pt">
               <w10:wrap anchorx="page" anchory="page"/>
             </v:line>
           </w:pict>
@@ -10918,7 +9123,7 @@
       <mc:AlternateContent>
         <mc:Choice Requires="wps">
           <w:drawing>
-            <wp:anchor distT="0" distB="0" distL="114300" distR="114300" simplePos="0" relativeHeight="251628032" behindDoc="0" locked="0" layoutInCell="0" allowOverlap="1" wp14:anchorId="139C0197" wp14:editId="09D7DB53">
+            <wp:anchor distT="0" distB="0" distL="114300" distR="114300" simplePos="0" relativeHeight="251628032" behindDoc="0" locked="0" layoutInCell="0" allowOverlap="1" wp14:anchorId="3E8432F0" wp14:editId="70A30849">
               <wp:simplePos x="0" y="0"/>
               <wp:positionH relativeFrom="page">
                 <wp:posOffset>720090</wp:posOffset>
@@ -10976,7 +9181,7 @@
         </mc:Choice>
         <mc:Fallback>
           <w:pict>
-            <v:rect w14:anchorId="0661691E" id="Rectangle 55" o:spid="_x0000_s1026" style="position:absolute;margin-left:56.7pt;margin-top:15.95pt;width:520.65pt;height:807.85pt;z-index:251628032;visibility:visible;mso-wrap-style:square;mso-width-percent:0;mso-height-percent:0;mso-wrap-distance-left:9pt;mso-wrap-distance-top:0;mso-wrap-distance-right:9pt;mso-wrap-distance-bottom:0;mso-position-horizontal:absolute;mso-position-horizontal-relative:page;mso-position-vertical:absolute;mso-position-vertical-relative:page;mso-width-percent:0;mso-height-percent:0;mso-width-relative:page;mso-height-relative:page;v-text-anchor:top" o:gfxdata="UEsDBBQABgAIAAAAIQC2gziS/gAAAOEBAAATAAAAW0NvbnRlbnRfVHlwZXNdLnhtbJSRQU7DMBBF&#10;90jcwfIWJU67QAgl6YK0S0CoHGBkTxKLZGx5TGhvj5O2G0SRWNoz/78nu9wcxkFMGNg6quQqL6RA&#10;0s5Y6ir5vt9lD1JwBDIwOMJKHpHlpr69KfdHjyxSmriSfYz+USnWPY7AufNIadK6MEJMx9ApD/oD&#10;OlTrorhX2lFEilmcO2RdNtjC5xDF9pCuTyYBB5bi6bQ4syoJ3g9WQ0ymaiLzg5KdCXlKLjvcW893&#10;SUOqXwnz5DrgnHtJTxOsQfEKIT7DmDSUCaxw7Rqn8787ZsmRM9e2VmPeBN4uqYvTtW7jvijg9N/y&#10;JsXecLq0q+WD6m8AAAD//wMAUEsDBBQABgAIAAAAIQA4/SH/1gAAAJQBAAALAAAAX3JlbHMvLnJl&#10;bHOkkMFqwzAMhu+DvYPRfXGawxijTi+j0GvpHsDYimMaW0Yy2fr2M4PBMnrbUb/Q94l/f/hMi1qR&#10;JVI2sOt6UJgd+ZiDgffL8ekFlFSbvV0oo4EbChzGx4f9GRdb25HMsYhqlCwG5lrLq9biZkxWOiqY&#10;22YiTra2kYMu1l1tQD30/bPm3wwYN0x18gb45AdQl1tp5j/sFB2T0FQ7R0nTNEV3j6o9feQzro1i&#10;OWA14Fm+Q8a1a8+Bvu/d/dMb2JY5uiPbhG/ktn4cqGU/er3pcvwCAAD//wMAUEsDBBQABgAIAAAA&#10;IQCP7tj0JAIAAEEEAAAOAAAAZHJzL2Uyb0RvYy54bWysU9tuEzEQfUfiHyy/k70oWZpVNlWVEoRU&#10;aEXhAxyvd9fCN8ZONuXrGXvTkAJPCD9YHs/4+MyZmdX1UStyEOClNQ0tZjklwnDbStM39OuX7Zsr&#10;SnxgpmXKGtHQJ+Hp9fr1q9XoalHawapWAEEQ4+vRNXQIwdVZ5vkgNPMz64RBZ2dBs4Am9FkLbER0&#10;rbIyz6tstNA6sFx4j7e3k5OuE37XCR7uu86LQFRDkVtIO6R9F/dsvWJ1D8wNkp9osH9goZk0+OkZ&#10;6pYFRvYg/4DSkoP1tgszbnVmu05ykXLAbIr8t2weB+ZEygXF8e4sk/9/sPzT4QGIbBtaVZQYprFG&#10;n1E1ZnolyGIRBRqdrzHu0T1ATNG7O8u/eWLsZsAwcQNgx0GwFmkVMT578SAaHp+S3fjRtgjP9sEm&#10;rY4d6AiIKpBjKsnTuSTiGAjHy6oqyhJpEI6+Ii8Xy2qZSGWsfn7vwIf3wmoSDw0FpJ/w2eHOh8iH&#10;1c8hib9Vst1KpZIB/W6jgBwYNsg2rZQCpnkZpgwZ8f9lvsgT9Aunv8TI0/obhpYBW11J3dCrcxCr&#10;o3LvTJsaMTCppjNyVuYkZVRvqsLOtk+oJNipj3Hu8DBY+EHJiD3cUP99z0BQoj4YrMaymM9j0ydj&#10;vnhbogGXnt2lhxmOUA0NlEzHTZgGZe9A9gP+VKTcjb3BCnYySRurO7E6kcU+TYqfZioOwqWdon5N&#10;/vonAAAA//8DAFBLAwQUAAYACAAAACEANiLfZeMAAAAMAQAADwAAAGRycy9kb3ducmV2LnhtbEyP&#10;wU7DMAyG70i8Q2QkLoilpaWD0nRCG1x2mMSYBEevMW1Fk1RNunU8Pd4Jbv7lT78/F4vJdOJAg2+d&#10;VRDPIhBkK6dbWyvYvb/ePoDwAa3GzllScCIPi/LyosBcu6N9o8M21IJLrM9RQRNCn0vpq4YM+pnr&#10;yfLuyw0GA8ehlnrAI5ebTt5FUSYNtpYvNNjTsqHqezsaBf3HEs3LRob1cEp+PsfdZrWKbpS6vpqe&#10;n0AEmsIfDGd9VoeSnfZutNqLjnOcpIwqSOJHEGcgvk/nIPY8Zek8A1kW8v8T5S8AAAD//wMAUEsB&#10;Ai0AFAAGAAgAAAAhALaDOJL+AAAA4QEAABMAAAAAAAAAAAAAAAAAAAAAAFtDb250ZW50X1R5cGVz&#10;XS54bWxQSwECLQAUAAYACAAAACEAOP0h/9YAAACUAQAACwAAAAAAAAAAAAAAAAAvAQAAX3JlbHMv&#10;LnJlbHNQSwECLQAUAAYACAAAACEAj+7Y9CQCAABBBAAADgAAAAAAAAAAAAAAAAAuAgAAZHJzL2Uy&#10;b0RvYy54bWxQSwECLQAUAAYACAAAACEANiLfZeMAAAAMAQAADwAAAAAAAAAAAAAAAAB+BAAAZHJz&#10;L2Rvd25yZXYueG1sUEsFBgAAAAAEAAQA8wAAAI4FAAAAAA==&#10;" o:allowincell="f" strokeweight="1.5pt">
+            <v:rect w14:anchorId="66A4A043" id="Rectangle 55" o:spid="_x0000_s1026" style="position:absolute;margin-left:56.7pt;margin-top:15.95pt;width:520.65pt;height:807.85pt;z-index:251628032;visibility:visible;mso-wrap-style:square;mso-width-percent:0;mso-height-percent:0;mso-wrap-distance-left:9pt;mso-wrap-distance-top:0;mso-wrap-distance-right:9pt;mso-wrap-distance-bottom:0;mso-position-horizontal:absolute;mso-position-horizontal-relative:page;mso-position-vertical:absolute;mso-position-vertical-relative:page;mso-width-percent:0;mso-height-percent:0;mso-width-relative:page;mso-height-relative:page;v-text-anchor:top" o:gfxdata="UEsDBBQABgAIAAAAIQC2gziS/gAAAOEBAAATAAAAW0NvbnRlbnRfVHlwZXNdLnhtbJSRQU7DMBBF&#10;90jcwfIWJU67QAgl6YK0S0CoHGBkTxKLZGx5TGhvj5O2G0SRWNoz/78nu9wcxkFMGNg6quQqL6RA&#10;0s5Y6ir5vt9lD1JwBDIwOMJKHpHlpr69KfdHjyxSmriSfYz+USnWPY7AufNIadK6MEJMx9ApD/oD&#10;OlTrorhX2lFEilmcO2RdNtjC5xDF9pCuTyYBB5bi6bQ4syoJ3g9WQ0ymaiLzg5KdCXlKLjvcW893&#10;SUOqXwnz5DrgnHtJTxOsQfEKIT7DmDSUCaxw7Rqn8787ZsmRM9e2VmPeBN4uqYvTtW7jvijg9N/y&#10;JsXecLq0q+WD6m8AAAD//wMAUEsDBBQABgAIAAAAIQA4/SH/1gAAAJQBAAALAAAAX3JlbHMvLnJl&#10;bHOkkMFqwzAMhu+DvYPRfXGawxijTi+j0GvpHsDYimMaW0Yy2fr2M4PBMnrbUb/Q94l/f/hMi1qR&#10;JVI2sOt6UJgd+ZiDgffL8ekFlFSbvV0oo4EbChzGx4f9GRdb25HMsYhqlCwG5lrLq9biZkxWOiqY&#10;22YiTra2kYMu1l1tQD30/bPm3wwYN0x18gb45AdQl1tp5j/sFB2T0FQ7R0nTNEV3j6o9feQzro1i&#10;OWA14Fm+Q8a1a8+Bvu/d/dMb2JY5uiPbhG/ktn4cqGU/er3pcvwCAAD//wMAUEsDBBQABgAIAAAA&#10;IQCP7tj0JAIAAEEEAAAOAAAAZHJzL2Uyb0RvYy54bWysU9tuEzEQfUfiHyy/k70oWZpVNlWVEoRU&#10;aEXhAxyvd9fCN8ZONuXrGXvTkAJPCD9YHs/4+MyZmdX1UStyEOClNQ0tZjklwnDbStM39OuX7Zsr&#10;SnxgpmXKGtHQJ+Hp9fr1q9XoalHawapWAEEQ4+vRNXQIwdVZ5vkgNPMz64RBZ2dBs4Am9FkLbER0&#10;rbIyz6tstNA6sFx4j7e3k5OuE37XCR7uu86LQFRDkVtIO6R9F/dsvWJ1D8wNkp9osH9goZk0+OkZ&#10;6pYFRvYg/4DSkoP1tgszbnVmu05ykXLAbIr8t2weB+ZEygXF8e4sk/9/sPzT4QGIbBtaVZQYprFG&#10;n1E1ZnolyGIRBRqdrzHu0T1ATNG7O8u/eWLsZsAwcQNgx0GwFmkVMT578SAaHp+S3fjRtgjP9sEm&#10;rY4d6AiIKpBjKsnTuSTiGAjHy6oqyhJpEI6+Ii8Xy2qZSGWsfn7vwIf3wmoSDw0FpJ/w2eHOh8iH&#10;1c8hib9Vst1KpZIB/W6jgBwYNsg2rZQCpnkZpgwZ8f9lvsgT9Aunv8TI0/obhpYBW11J3dCrcxCr&#10;o3LvTJsaMTCppjNyVuYkZVRvqsLOtk+oJNipj3Hu8DBY+EHJiD3cUP99z0BQoj4YrMaymM9j0ydj&#10;vnhbogGXnt2lhxmOUA0NlEzHTZgGZe9A9gP+VKTcjb3BCnYySRurO7E6kcU+TYqfZioOwqWdon5N&#10;/vonAAAA//8DAFBLAwQUAAYACAAAACEANiLfZeMAAAAMAQAADwAAAGRycy9kb3ducmV2LnhtbEyP&#10;wU7DMAyG70i8Q2QkLoilpaWD0nRCG1x2mMSYBEevMW1Fk1RNunU8Pd4Jbv7lT78/F4vJdOJAg2+d&#10;VRDPIhBkK6dbWyvYvb/ePoDwAa3GzllScCIPi/LyosBcu6N9o8M21IJLrM9RQRNCn0vpq4YM+pnr&#10;yfLuyw0GA8ehlnrAI5ebTt5FUSYNtpYvNNjTsqHqezsaBf3HEs3LRob1cEp+PsfdZrWKbpS6vpqe&#10;n0AEmsIfDGd9VoeSnfZutNqLjnOcpIwqSOJHEGcgvk/nIPY8Zek8A1kW8v8T5S8AAAD//wMAUEsB&#10;Ai0AFAAGAAgAAAAhALaDOJL+AAAA4QEAABMAAAAAAAAAAAAAAAAAAAAAAFtDb250ZW50X1R5cGVz&#10;XS54bWxQSwECLQAUAAYACAAAACEAOP0h/9YAAACUAQAACwAAAAAAAAAAAAAAAAAvAQAAX3JlbHMv&#10;LnJlbHNQSwECLQAUAAYACAAAACEAj+7Y9CQCAABBBAAADgAAAAAAAAAAAAAAAAAuAgAAZHJzL2Uy&#10;b0RvYy54bWxQSwECLQAUAAYACAAAACEANiLfZeMAAAAMAQAADwAAAAAAAAAAAAAAAAB+BAAAZHJz&#10;L2Rvd25yZXYueG1sUEsFBgAAAAAEAAQA8wAAAI4FAAAAAA==&#10;" o:allowincell="f" strokeweight="1.5pt">
               <w10:wrap anchorx="page" anchory="page"/>
             </v:rect>
           </w:pict>
@@ -11000,7 +9205,7 @@
       <mc:AlternateContent>
         <mc:Choice Requires="wps">
           <w:drawing>
-            <wp:anchor distT="0" distB="0" distL="114300" distR="114300" simplePos="0" relativeHeight="251627008" behindDoc="0" locked="0" layoutInCell="1" allowOverlap="1" wp14:anchorId="65CC8AEA" wp14:editId="4D04E41E">
+            <wp:anchor distT="0" distB="0" distL="114300" distR="114300" simplePos="0" relativeHeight="251627008" behindDoc="0" locked="0" layoutInCell="1" allowOverlap="1" wp14:anchorId="057E0D7B" wp14:editId="4FD7E653">
               <wp:simplePos x="0" y="0"/>
               <wp:positionH relativeFrom="page">
                 <wp:posOffset>720725</wp:posOffset>
@@ -11058,7 +9263,7 @@
         </mc:Choice>
         <mc:Fallback>
           <w:pict>
-            <v:rect w14:anchorId="31FE2CBD" id="Rectangle 1" o:spid="_x0000_s1026" style="position:absolute;margin-left:56.75pt;margin-top:16.45pt;width:518.3pt;height:807.85pt;z-index:251627008;visibility:visible;mso-wrap-style:square;mso-width-percent:0;mso-height-percent:0;mso-wrap-distance-left:9pt;mso-wrap-distance-top:0;mso-wrap-distance-right:9pt;mso-wrap-distance-bottom:0;mso-position-horizontal:absolute;mso-position-horizontal-relative:page;mso-position-vertical:absolute;mso-position-vertical-relative:page;mso-width-percent:0;mso-height-percent:0;mso-width-relative:page;mso-height-relative:page;v-text-anchor:top" o:gfxdata="UEsDBBQABgAIAAAAIQC2gziS/gAAAOEBAAATAAAAW0NvbnRlbnRfVHlwZXNdLnhtbJSRQU7DMBBF&#10;90jcwfIWJU67QAgl6YK0S0CoHGBkTxKLZGx5TGhvj5O2G0SRWNoz/78nu9wcxkFMGNg6quQqL6RA&#10;0s5Y6ir5vt9lD1JwBDIwOMJKHpHlpr69KfdHjyxSmriSfYz+USnWPY7AufNIadK6MEJMx9ApD/oD&#10;OlTrorhX2lFEilmcO2RdNtjC5xDF9pCuTyYBB5bi6bQ4syoJ3g9WQ0ymaiLzg5KdCXlKLjvcW893&#10;SUOqXwnz5DrgnHtJTxOsQfEKIT7DmDSUCaxw7Rqn8787ZsmRM9e2VmPeBN4uqYvTtW7jvijg9N/y&#10;JsXecLq0q+WD6m8AAAD//wMAUEsDBBQABgAIAAAAIQA4/SH/1gAAAJQBAAALAAAAX3JlbHMvLnJl&#10;bHOkkMFqwzAMhu+DvYPRfXGawxijTi+j0GvpHsDYimMaW0Yy2fr2M4PBMnrbUb/Q94l/f/hMi1qR&#10;JVI2sOt6UJgd+ZiDgffL8ekFlFSbvV0oo4EbChzGx4f9GRdb25HMsYhqlCwG5lrLq9biZkxWOiqY&#10;22YiTra2kYMu1l1tQD30/bPm3wwYN0x18gb45AdQl1tp5j/sFB2T0FQ7R0nTNEV3j6o9feQzro1i&#10;OWA14Fm+Q8a1a8+Bvu/d/dMb2JY5uiPbhG/ktn4cqGU/er3pcvwCAAD//wMAUEsDBBQABgAIAAAA&#10;IQDA1vXZIQIAAEAEAAAOAAAAZHJzL2Uyb0RvYy54bWysU8GO0zAQvSPxD5bvNEnVlG3UdLXqUoS0&#10;sCsWPsB1nMTC8Zix27R8PROnLV3ghPDB8njGz2/ezCxvD51he4Vegy15Nkk5U1ZCpW1T8q9fNm9u&#10;OPNB2EoYsKrkR+X57er1q2XvCjWFFkylkBGI9UXvSt6G4Iok8bJVnfATcMqSswbsRCATm6RC0RN6&#10;Z5Jpms6THrByCFJ5T7f3o5OvIn5dKxke69qrwEzJiVuIO8Z9O+zJaimKBoVrtTzREP/AohPa0qcX&#10;qHsRBNuh/gOq0xLBQx0mEroE6lpLFXOgbLL0t2yeW+FUzIXE8e4ik/9/sPLT/gmZrko+yzmzoqMa&#10;fSbVhG2MYtmgT+98QWHP7gmHDL17APnNMwvrlqLUHSL0rRIVsYrxyYsHg+HpKdv2H6EidLELEKU6&#10;1NgNgCQCO8SKHC8VUYfAJF3O85vpLKPCSfJl6TRfzBf5QCoRxfm9Qx/eK+jYcCg5EvuIL/YPPoyh&#10;55DIH4yuNtqYaGCzXRtke0H9sYnrhO6vw4xlPf2/SPM0Qr9w+muMNK6/YXQ6UKcb3ZX85hIkikG5&#10;d7aKfRiENuOZ0jOWsjyrN1ZhC9WRlEQY25jGjg4t4A/OemrhkvvvO4GKM/PBUjUW2Ww29Hw0Zvnb&#10;KRl47dlee4SVBFXywNl4XIdxTnYOddPST1nM3cIdVbDWUdqB38jqRJbaNBbnNFLDHFzbMerX4K9+&#10;AgAA//8DAFBLAwQUAAYACAAAACEAQ7VnOuMAAAAMAQAADwAAAGRycy9kb3ducmV2LnhtbEyPwU7D&#10;MAyG70i8Q2QkLoglXVk1StMJbXDZYRJjEhyzxrQVTVIl6dbx9PNO7OZf/vT7c7EYTccO6EPrrIRk&#10;IoChrZxubS1h9/n+OAcWorJadc6ihBMGWJS3N4XKtTvaDzxsY82oxIZcSWhi7HPOQ9WgUWHierS0&#10;+3HeqEjR11x7daRy0/GpEBk3qrV0oVE9LhusfreDkdB/LZV52/C49qf073vYbVYr8SDl/d34+gIs&#10;4hj/YbjokzqU5LR3g9WBdZSTdEaohHT6DOwCJDORANvTlD3NM+Blwa+fKM8AAAD//wMAUEsBAi0A&#10;FAAGAAgAAAAhALaDOJL+AAAA4QEAABMAAAAAAAAAAAAAAAAAAAAAAFtDb250ZW50X1R5cGVzXS54&#10;bWxQSwECLQAUAAYACAAAACEAOP0h/9YAAACUAQAACwAAAAAAAAAAAAAAAAAvAQAAX3JlbHMvLnJl&#10;bHNQSwECLQAUAAYACAAAACEAwNb12SECAABABAAADgAAAAAAAAAAAAAAAAAuAgAAZHJzL2Uyb0Rv&#10;Yy54bWxQSwECLQAUAAYACAAAACEAQ7VnOuMAAAAMAQAADwAAAAAAAAAAAAAAAAB7BAAAZHJzL2Rv&#10;d25yZXYueG1sUEsFBgAAAAAEAAQA8wAAAIsFAAAAAA==&#10;" strokeweight="1.5pt">
+            <v:rect w14:anchorId="37D6D782" id="Rectangle 1" o:spid="_x0000_s1026" style="position:absolute;margin-left:56.75pt;margin-top:16.45pt;width:518.3pt;height:807.85pt;z-index:251627008;visibility:visible;mso-wrap-style:square;mso-width-percent:0;mso-height-percent:0;mso-wrap-distance-left:9pt;mso-wrap-distance-top:0;mso-wrap-distance-right:9pt;mso-wrap-distance-bottom:0;mso-position-horizontal:absolute;mso-position-horizontal-relative:page;mso-position-vertical:absolute;mso-position-vertical-relative:page;mso-width-percent:0;mso-height-percent:0;mso-width-relative:page;mso-height-relative:page;v-text-anchor:top" o:gfxdata="UEsDBBQABgAIAAAAIQC2gziS/gAAAOEBAAATAAAAW0NvbnRlbnRfVHlwZXNdLnhtbJSRQU7DMBBF&#10;90jcwfIWJU67QAgl6YK0S0CoHGBkTxKLZGx5TGhvj5O2G0SRWNoz/78nu9wcxkFMGNg6quQqL6RA&#10;0s5Y6ir5vt9lD1JwBDIwOMJKHpHlpr69KfdHjyxSmriSfYz+USnWPY7AufNIadK6MEJMx9ApD/oD&#10;OlTrorhX2lFEilmcO2RdNtjC5xDF9pCuTyYBB5bi6bQ4syoJ3g9WQ0ymaiLzg5KdCXlKLjvcW893&#10;SUOqXwnz5DrgnHtJTxOsQfEKIT7DmDSUCaxw7Rqn8787ZsmRM9e2VmPeBN4uqYvTtW7jvijg9N/y&#10;JsXecLq0q+WD6m8AAAD//wMAUEsDBBQABgAIAAAAIQA4/SH/1gAAAJQBAAALAAAAX3JlbHMvLnJl&#10;bHOkkMFqwzAMhu+DvYPRfXGawxijTi+j0GvpHsDYimMaW0Yy2fr2M4PBMnrbUb/Q94l/f/hMi1qR&#10;JVI2sOt6UJgd+ZiDgffL8ekFlFSbvV0oo4EbChzGx4f9GRdb25HMsYhqlCwG5lrLq9biZkxWOiqY&#10;22YiTra2kYMu1l1tQD30/bPm3wwYN0x18gb45AdQl1tp5j/sFB2T0FQ7R0nTNEV3j6o9feQzro1i&#10;OWA14Fm+Q8a1a8+Bvu/d/dMb2JY5uiPbhG/ktn4cqGU/er3pcvwCAAD//wMAUEsDBBQABgAIAAAA&#10;IQDA1vXZIQIAAEAEAAAOAAAAZHJzL2Uyb0RvYy54bWysU8GO0zAQvSPxD5bvNEnVlG3UdLXqUoS0&#10;sCsWPsB1nMTC8Zix27R8PROnLV3ghPDB8njGz2/ezCxvD51he4Vegy15Nkk5U1ZCpW1T8q9fNm9u&#10;OPNB2EoYsKrkR+X57er1q2XvCjWFFkylkBGI9UXvSt6G4Iok8bJVnfATcMqSswbsRCATm6RC0RN6&#10;Z5Jpms6THrByCFJ5T7f3o5OvIn5dKxke69qrwEzJiVuIO8Z9O+zJaimKBoVrtTzREP/AohPa0qcX&#10;qHsRBNuh/gOq0xLBQx0mEroE6lpLFXOgbLL0t2yeW+FUzIXE8e4ik/9/sPLT/gmZrko+yzmzoqMa&#10;fSbVhG2MYtmgT+98QWHP7gmHDL17APnNMwvrlqLUHSL0rRIVsYrxyYsHg+HpKdv2H6EidLELEKU6&#10;1NgNgCQCO8SKHC8VUYfAJF3O85vpLKPCSfJl6TRfzBf5QCoRxfm9Qx/eK+jYcCg5EvuIL/YPPoyh&#10;55DIH4yuNtqYaGCzXRtke0H9sYnrhO6vw4xlPf2/SPM0Qr9w+muMNK6/YXQ6UKcb3ZX85hIkikG5&#10;d7aKfRiENuOZ0jOWsjyrN1ZhC9WRlEQY25jGjg4t4A/OemrhkvvvO4GKM/PBUjUW2Ww29Hw0Zvnb&#10;KRl47dlee4SVBFXywNl4XIdxTnYOddPST1nM3cIdVbDWUdqB38jqRJbaNBbnNFLDHFzbMerX4K9+&#10;AgAA//8DAFBLAwQUAAYACAAAACEAQ7VnOuMAAAAMAQAADwAAAGRycy9kb3ducmV2LnhtbEyPwU7D&#10;MAyG70i8Q2QkLoglXVk1StMJbXDZYRJjEhyzxrQVTVIl6dbx9PNO7OZf/vT7c7EYTccO6EPrrIRk&#10;IoChrZxubS1h9/n+OAcWorJadc6ihBMGWJS3N4XKtTvaDzxsY82oxIZcSWhi7HPOQ9WgUWHierS0&#10;+3HeqEjR11x7daRy0/GpEBk3qrV0oVE9LhusfreDkdB/LZV52/C49qf073vYbVYr8SDl/d34+gIs&#10;4hj/YbjokzqU5LR3g9WBdZSTdEaohHT6DOwCJDORANvTlD3NM+Blwa+fKM8AAAD//wMAUEsBAi0A&#10;FAAGAAgAAAAhALaDOJL+AAAA4QEAABMAAAAAAAAAAAAAAAAAAAAAAFtDb250ZW50X1R5cGVzXS54&#10;bWxQSwECLQAUAAYACAAAACEAOP0h/9YAAACUAQAACwAAAAAAAAAAAAAAAAAvAQAAX3JlbHMvLnJl&#10;bHNQSwECLQAUAAYACAAAACEAwNb12SECAABABAAADgAAAAAAAAAAAAAAAAAuAgAAZHJzL2Uyb0Rv&#10;Yy54bWxQSwECLQAUAAYACAAAACEAQ7VnOuMAAAAMAQAADwAAAAAAAAAAAAAAAAB7BAAAZHJzL2Rv&#10;d25yZXYueG1sUEsFBgAAAAAEAAQA8wAAAIsFAAAAAA==&#10;" strokeweight="1.5pt">
               <w10:wrap anchorx="page" anchory="page"/>
             </v:rect>
           </w:pict>
@@ -11072,6 +9277,119 @@
 <file path=word/numbering.xml><?xml version="1.0" encoding="utf-8"?>
 <w:numbering xmlns:wpc="http://schemas.microsoft.com/office/word/2010/wordprocessingCanvas" xmlns:cx="http://schemas.microsoft.com/office/drawing/2014/chartex" xmlns:cx1="http://schemas.microsoft.com/office/drawing/2015/9/8/chartex" xmlns:cx2="http://schemas.microsoft.com/office/drawing/2015/10/21/chartex" xmlns:cx3="http://schemas.microsoft.com/office/drawing/2016/5/9/chartex" xmlns:cx4="http://schemas.microsoft.com/office/drawing/2016/5/10/chartex" xmlns:cx5="http://schemas.microsoft.com/office/drawing/2016/5/11/chartex" xmlns:cx6="http://schemas.microsoft.com/office/drawing/2016/5/12/chartex" xmlns:cx7="http://schemas.microsoft.com/office/drawing/2016/5/13/chartex" xmlns:cx8="http://schemas.microsoft.com/office/drawing/2016/5/14/chartex" xmlns:mc="http://schemas.openxmlformats.org/markup-compatibility/2006" xmlns:aink="http://schemas.microsoft.com/office/drawing/2016/ink" xmlns:am3d="http://schemas.microsoft.com/office/drawing/2017/model3d" xmlns:o="urn:schemas-microsoft-com:office:office" xmlns:r="http://schemas.openxmlformats.org/officeDocument/2006/relationships" xmlns:m="http://schemas.openxmlformats.org/officeDocument/2006/math" xmlns:v="urn:schemas-microsoft-com:vml" xmlns:wp14="http://schemas.microsoft.com/office/word/2010/wordprocessingDrawing" xmlns:wp="http://schemas.openxmlformats.org/drawingml/2006/wordprocessingDrawing" xmlns:w10="urn:schemas-microsoft-com:office:word" xmlns:w="http://schemas.openxmlformats.org/wordprocessingml/2006/main" xmlns:w14="http://schemas.microsoft.com/office/word/2010/wordml" xmlns:w15="http://schemas.microsoft.com/office/word/2012/wordml" xmlns:w16cex="http://schemas.microsoft.com/office/word/2018/wordml/cex" xmlns:w16cid="http://schemas.microsoft.com/office/word/2016/wordml/cid" xmlns:w16="http://schemas.microsoft.com/office/word/2018/wordml" xmlns:w16sdtdh="http://schemas.microsoft.com/office/word/2020/wordml/sdtdatahash" xmlns:w16se="http://schemas.microsoft.com/office/word/2015/wordml/symex" xmlns:wpg="http://schemas.microsoft.com/office/word/2010/wordprocessingGroup" xmlns:wpi="http://schemas.microsoft.com/office/word/2010/wordprocessingInk" xmlns:wne="http://schemas.microsoft.com/office/word/2006/wordml" xmlns:wps="http://schemas.microsoft.com/office/word/2010/wordprocessingShape" mc:Ignorable="w14 w15 w16se w16cid w16 w16cex w16sdtdh wp14">
   <w:abstractNum w:abstractNumId="0" w15:restartNumberingAfterBreak="0">
+    <w:nsid w:val="07004D8C"/>
+    <w:multiLevelType w:val="multilevel"/>
+    <w:tmpl w:val="5C64E4BE"/>
+    <w:lvl w:ilvl="0">
+      <w:start w:val="1"/>
+      <w:numFmt w:val="decimal"/>
+      <w:lvlText w:val="%1."/>
+      <w:lvlJc w:val="left"/>
+      <w:pPr>
+        <w:tabs>
+          <w:tab w:val="num" w:pos="720"/>
+        </w:tabs>
+        <w:ind w:left="720" w:hanging="360"/>
+      </w:pPr>
+    </w:lvl>
+    <w:lvl w:ilvl="1" w:tentative="1">
+      <w:start w:val="1"/>
+      <w:numFmt w:val="decimal"/>
+      <w:lvlText w:val="%2."/>
+      <w:lvlJc w:val="left"/>
+      <w:pPr>
+        <w:tabs>
+          <w:tab w:val="num" w:pos="1440"/>
+        </w:tabs>
+        <w:ind w:left="1440" w:hanging="360"/>
+      </w:pPr>
+    </w:lvl>
+    <w:lvl w:ilvl="2" w:tentative="1">
+      <w:start w:val="1"/>
+      <w:numFmt w:val="decimal"/>
+      <w:lvlText w:val="%3."/>
+      <w:lvlJc w:val="left"/>
+      <w:pPr>
+        <w:tabs>
+          <w:tab w:val="num" w:pos="2160"/>
+        </w:tabs>
+        <w:ind w:left="2160" w:hanging="360"/>
+      </w:pPr>
+    </w:lvl>
+    <w:lvl w:ilvl="3" w:tentative="1">
+      <w:start w:val="1"/>
+      <w:numFmt w:val="decimal"/>
+      <w:lvlText w:val="%4."/>
+      <w:lvlJc w:val="left"/>
+      <w:pPr>
+        <w:tabs>
+          <w:tab w:val="num" w:pos="2880"/>
+        </w:tabs>
+        <w:ind w:left="2880" w:hanging="360"/>
+      </w:pPr>
+    </w:lvl>
+    <w:lvl w:ilvl="4" w:tentative="1">
+      <w:start w:val="1"/>
+      <w:numFmt w:val="decimal"/>
+      <w:lvlText w:val="%5."/>
+      <w:lvlJc w:val="left"/>
+      <w:pPr>
+        <w:tabs>
+          <w:tab w:val="num" w:pos="3600"/>
+        </w:tabs>
+        <w:ind w:left="3600" w:hanging="360"/>
+      </w:pPr>
+    </w:lvl>
+    <w:lvl w:ilvl="5" w:tentative="1">
+      <w:start w:val="1"/>
+      <w:numFmt w:val="decimal"/>
+      <w:lvlText w:val="%6."/>
+      <w:lvlJc w:val="left"/>
+      <w:pPr>
+        <w:tabs>
+          <w:tab w:val="num" w:pos="4320"/>
+        </w:tabs>
+        <w:ind w:left="4320" w:hanging="360"/>
+      </w:pPr>
+    </w:lvl>
+    <w:lvl w:ilvl="6" w:tentative="1">
+      <w:start w:val="1"/>
+      <w:numFmt w:val="decimal"/>
+      <w:lvlText w:val="%7."/>
+      <w:lvlJc w:val="left"/>
+      <w:pPr>
+        <w:tabs>
+          <w:tab w:val="num" w:pos="5040"/>
+        </w:tabs>
+        <w:ind w:left="5040" w:hanging="360"/>
+      </w:pPr>
+    </w:lvl>
+    <w:lvl w:ilvl="7" w:tentative="1">
+      <w:start w:val="1"/>
+      <w:numFmt w:val="decimal"/>
+      <w:lvlText w:val="%8."/>
+      <w:lvlJc w:val="left"/>
+      <w:pPr>
+        <w:tabs>
+          <w:tab w:val="num" w:pos="5760"/>
+        </w:tabs>
+        <w:ind w:left="5760" w:hanging="360"/>
+      </w:pPr>
+    </w:lvl>
+    <w:lvl w:ilvl="8" w:tentative="1">
+      <w:start w:val="1"/>
+      <w:numFmt w:val="decimal"/>
+      <w:lvlText w:val="%9."/>
+      <w:lvlJc w:val="left"/>
+      <w:pPr>
+        <w:tabs>
+          <w:tab w:val="num" w:pos="6480"/>
+        </w:tabs>
+        <w:ind w:left="6480" w:hanging="360"/>
+      </w:pPr>
+    </w:lvl>
+  </w:abstractNum>
+  <w:abstractNum w:abstractNumId="1" w15:restartNumberingAfterBreak="0">
     <w:nsid w:val="15EE0153"/>
     <w:multiLevelType w:val="hybridMultilevel"/>
     <w:tmpl w:val="1B785294"/>
@@ -11184,7 +9502,7 @@
       </w:rPr>
     </w:lvl>
   </w:abstractNum>
-  <w:abstractNum w:abstractNumId="1" w15:restartNumberingAfterBreak="0">
+  <w:abstractNum w:abstractNumId="2" w15:restartNumberingAfterBreak="0">
     <w:nsid w:val="263F6CE2"/>
     <w:multiLevelType w:val="hybridMultilevel"/>
     <w:tmpl w:val="BC3E14EA"/>
@@ -11297,7 +9615,7 @@
       </w:rPr>
     </w:lvl>
   </w:abstractNum>
-  <w:abstractNum w:abstractNumId="2" w15:restartNumberingAfterBreak="0">
+  <w:abstractNum w:abstractNumId="3" w15:restartNumberingAfterBreak="0">
     <w:nsid w:val="2FC972EC"/>
     <w:multiLevelType w:val="multilevel"/>
     <w:tmpl w:val="24B82FA0"/>
@@ -11446,7 +9764,7 @@
       </w:rPr>
     </w:lvl>
   </w:abstractNum>
-  <w:abstractNum w:abstractNumId="3" w15:restartNumberingAfterBreak="0">
+  <w:abstractNum w:abstractNumId="4" w15:restartNumberingAfterBreak="0">
     <w:nsid w:val="615F4B3F"/>
     <w:multiLevelType w:val="multilevel"/>
     <w:tmpl w:val="FA02C9F4"/>
@@ -11595,7 +9913,7 @@
       </w:rPr>
     </w:lvl>
   </w:abstractNum>
-  <w:abstractNum w:abstractNumId="4" w15:restartNumberingAfterBreak="0">
+  <w:abstractNum w:abstractNumId="5" w15:restartNumberingAfterBreak="0">
     <w:nsid w:val="64CB7A72"/>
     <w:multiLevelType w:val="hybridMultilevel"/>
     <w:tmpl w:val="97FAE1B4"/>
@@ -11709,19 +10027,22 @@
     </w:lvl>
   </w:abstractNum>
   <w:num w:numId="1">
+    <w:abstractNumId w:val="3"/>
+  </w:num>
+  <w:num w:numId="2">
     <w:abstractNumId w:val="2"/>
   </w:num>
-  <w:num w:numId="2">
+  <w:num w:numId="3">
+    <w:abstractNumId w:val="4"/>
+  </w:num>
+  <w:num w:numId="4">
     <w:abstractNumId w:val="1"/>
   </w:num>
-  <w:num w:numId="3">
-    <w:abstractNumId w:val="3"/>
+  <w:num w:numId="5">
+    <w:abstractNumId w:val="5"/>
   </w:num>
-  <w:num w:numId="4">
+  <w:num w:numId="6">
     <w:abstractNumId w:val="0"/>
-  </w:num>
-  <w:num w:numId="5">
-    <w:abstractNumId w:val="4"/>
   </w:num>
   <w:numIdMacAtCleanup w:val="2"/>
 </w:numbering>
@@ -13452,6 +11773,11 @@
       <w:lang w:val="ru-BY" w:eastAsia="ru-BY"/>
     </w:rPr>
   </w:style>
+  <w:style w:type="character" w:customStyle="1" w:styleId="qwen-markdown-text">
+    <w:name w:val="qwen-markdown-text"/>
+    <w:basedOn w:val="a0"/>
+    <w:rsid w:val="00FB3769"/>
+  </w:style>
 </w:styles>
 </file>
 
